--- a/文件/競賽的相關東西/萬潤2025創新創意競賽(大專組)報名簡章word檔.docx
+++ b/文件/競賽的相關東西/萬潤2025創新創意競賽(大專組)報名簡章word檔.docx
@@ -138,7 +138,7 @@
     </w:p>
     <w:p>
       <w:pPr>
-        <w:pStyle w:val="17"/>
+        <w:pStyle w:val="19"/>
         <w:numPr>
           <w:ilvl w:val="0"/>
           <w:numId w:val="2"/>
@@ -160,7 +160,7 @@
     </w:p>
     <w:p>
       <w:pPr>
-        <w:pStyle w:val="17"/>
+        <w:pStyle w:val="19"/>
         <w:numPr>
           <w:ilvl w:val="0"/>
           <w:numId w:val="2"/>
@@ -653,7 +653,7 @@
     </w:p>
     <w:p>
       <w:pPr>
-        <w:pStyle w:val="17"/>
+        <w:pStyle w:val="19"/>
         <w:suppressAutoHyphens/>
         <w:spacing w:line="400" w:lineRule="exact"/>
         <w:ind w:left="1418" w:hanging="284"/>
@@ -672,7 +672,7 @@
     </w:p>
     <w:p>
       <w:pPr>
-        <w:pStyle w:val="17"/>
+        <w:pStyle w:val="19"/>
         <w:suppressAutoHyphens/>
         <w:spacing w:line="400" w:lineRule="exact"/>
         <w:ind w:left="1418" w:hanging="284"/>
@@ -691,7 +691,7 @@
     </w:p>
     <w:p>
       <w:pPr>
-        <w:pStyle w:val="17"/>
+        <w:pStyle w:val="19"/>
         <w:suppressAutoHyphens/>
         <w:spacing w:line="400" w:lineRule="exact"/>
         <w:ind w:left="1418" w:hanging="284"/>
@@ -710,7 +710,7 @@
     </w:p>
     <w:p>
       <w:pPr>
-        <w:pStyle w:val="17"/>
+        <w:pStyle w:val="19"/>
         <w:suppressAutoHyphens/>
         <w:spacing w:line="400" w:lineRule="exact"/>
         <w:ind w:left="1418" w:hanging="284"/>
@@ -759,7 +759,7 @@
     </w:p>
     <w:p>
       <w:pPr>
-        <w:pStyle w:val="17"/>
+        <w:pStyle w:val="19"/>
         <w:numPr>
           <w:ilvl w:val="0"/>
           <w:numId w:val="7"/>
@@ -805,7 +805,7 @@
     </w:p>
     <w:p>
       <w:pPr>
-        <w:pStyle w:val="17"/>
+        <w:pStyle w:val="19"/>
         <w:numPr>
           <w:ilvl w:val="0"/>
           <w:numId w:val="7"/>
@@ -884,7 +884,7 @@
     </w:p>
     <w:p>
       <w:pPr>
-        <w:pStyle w:val="17"/>
+        <w:pStyle w:val="19"/>
         <w:numPr>
           <w:ilvl w:val="0"/>
           <w:numId w:val="7"/>
@@ -907,7 +907,7 @@
     </w:p>
     <w:p>
       <w:pPr>
-        <w:pStyle w:val="17"/>
+        <w:pStyle w:val="19"/>
         <w:numPr>
           <w:ilvl w:val="0"/>
           <w:numId w:val="7"/>
@@ -938,7 +938,7 @@
     </w:p>
     <w:p>
       <w:pPr>
-        <w:pStyle w:val="17"/>
+        <w:pStyle w:val="19"/>
         <w:numPr>
           <w:ilvl w:val="0"/>
           <w:numId w:val="7"/>
@@ -968,7 +968,7 @@
     </w:p>
     <w:p>
       <w:pPr>
-        <w:pStyle w:val="17"/>
+        <w:pStyle w:val="19"/>
         <w:numPr>
           <w:ilvl w:val="0"/>
           <w:numId w:val="1"/>
@@ -1044,7 +1044,7 @@
     </w:p>
     <w:p>
       <w:pPr>
-        <w:pStyle w:val="17"/>
+        <w:pStyle w:val="19"/>
         <w:numPr>
           <w:ilvl w:val="0"/>
           <w:numId w:val="1"/>
@@ -1067,7 +1067,7 @@
     </w:p>
     <w:tbl>
       <w:tblPr>
-        <w:tblStyle w:val="12"/>
+        <w:tblStyle w:val="14"/>
         <w:tblW w:w="7933" w:type="dxa"/>
         <w:jc w:val="center"/>
         <w:tblInd w:w="0" w:type="dxa"/>
@@ -1640,7 +1640,7 @@
     </w:tbl>
     <w:p>
       <w:pPr>
-        <w:pStyle w:val="17"/>
+        <w:pStyle w:val="19"/>
         <w:numPr>
           <w:ilvl w:val="0"/>
           <w:numId w:val="1"/>
@@ -1921,7 +1921,7 @@
     </w:p>
     <w:p>
       <w:pPr>
-        <w:pStyle w:val="17"/>
+        <w:pStyle w:val="19"/>
         <w:numPr>
           <w:ilvl w:val="0"/>
           <w:numId w:val="1"/>
@@ -1945,7 +1945,7 @@
     </w:p>
     <w:p>
       <w:pPr>
-        <w:pStyle w:val="17"/>
+        <w:pStyle w:val="19"/>
         <w:numPr>
           <w:ilvl w:val="0"/>
           <w:numId w:val="9"/>
@@ -1967,7 +1967,7 @@
     </w:p>
     <w:p>
       <w:pPr>
-        <w:pStyle w:val="17"/>
+        <w:pStyle w:val="19"/>
         <w:numPr>
           <w:ilvl w:val="0"/>
           <w:numId w:val="9"/>
@@ -1989,7 +1989,7 @@
     </w:p>
     <w:p>
       <w:pPr>
-        <w:pStyle w:val="17"/>
+        <w:pStyle w:val="19"/>
         <w:numPr>
           <w:ilvl w:val="0"/>
           <w:numId w:val="9"/>
@@ -2025,7 +2025,7 @@
     </w:p>
     <w:p>
       <w:pPr>
-        <w:pStyle w:val="17"/>
+        <w:pStyle w:val="19"/>
         <w:numPr>
           <w:ilvl w:val="0"/>
           <w:numId w:val="9"/>
@@ -2047,7 +2047,7 @@
     </w:p>
     <w:p>
       <w:pPr>
-        <w:pStyle w:val="17"/>
+        <w:pStyle w:val="19"/>
         <w:numPr>
           <w:ilvl w:val="0"/>
           <w:numId w:val="9"/>
@@ -2083,7 +2083,7 @@
     </w:p>
     <w:p>
       <w:pPr>
-        <w:pStyle w:val="17"/>
+        <w:pStyle w:val="19"/>
         <w:numPr>
           <w:ilvl w:val="0"/>
           <w:numId w:val="9"/>
@@ -2105,7 +2105,7 @@
     </w:p>
     <w:p>
       <w:pPr>
-        <w:pStyle w:val="17"/>
+        <w:pStyle w:val="19"/>
         <w:numPr>
           <w:ilvl w:val="0"/>
           <w:numId w:val="10"/>
@@ -2136,7 +2136,7 @@
     </w:p>
     <w:p>
       <w:pPr>
-        <w:pStyle w:val="17"/>
+        <w:pStyle w:val="19"/>
         <w:numPr>
           <w:ilvl w:val="0"/>
           <w:numId w:val="10"/>
@@ -2166,7 +2166,7 @@
     </w:p>
     <w:p>
       <w:pPr>
-        <w:pStyle w:val="17"/>
+        <w:pStyle w:val="19"/>
         <w:numPr>
           <w:ilvl w:val="0"/>
           <w:numId w:val="10"/>
@@ -2202,7 +2202,7 @@
     </w:p>
     <w:p>
       <w:pPr>
-        <w:pStyle w:val="17"/>
+        <w:pStyle w:val="19"/>
         <w:numPr>
           <w:ilvl w:val="0"/>
           <w:numId w:val="10"/>
@@ -2210,7 +2210,7 @@
         <w:spacing w:line="400" w:lineRule="exact"/>
         <w:ind w:left="1244" w:leftChars="400" w:hanging="284"/>
         <w:rPr>
-          <w:rStyle w:val="10"/>
+          <w:rStyle w:val="12"/>
           <w:rFonts w:ascii="Times New Roman" w:hAnsi="Times New Roman" w:eastAsia="標楷體" w:cs="Times New Roman"/>
           <w:color w:val="auto"/>
           <w:kern w:val="0"/>
@@ -2227,7 +2227,7 @@
       </w:r>
       <w:r>
         <w:rPr>
-          <w:rStyle w:val="10"/>
+          <w:rStyle w:val="12"/>
           <w:rFonts w:ascii="Times New Roman" w:hAnsi="Times New Roman" w:eastAsia="標楷體" w:cs="Times New Roman"/>
           <w:color w:val="1155CC"/>
           <w:kern w:val="0"/>
@@ -2239,7 +2239,7 @@
     </w:p>
     <w:p>
       <w:pPr>
-        <w:pStyle w:val="17"/>
+        <w:pStyle w:val="19"/>
         <w:numPr>
           <w:ilvl w:val="0"/>
           <w:numId w:val="10"/>
@@ -2247,7 +2247,7 @@
         <w:spacing w:line="400" w:lineRule="exact"/>
         <w:ind w:left="1244" w:leftChars="400" w:hanging="284"/>
         <w:rPr>
-          <w:rStyle w:val="10"/>
+          <w:rStyle w:val="12"/>
           <w:rFonts w:ascii="Times New Roman" w:hAnsi="Times New Roman" w:eastAsia="標楷體" w:cs="Times New Roman"/>
           <w:color w:val="auto"/>
           <w:kern w:val="0"/>
@@ -2265,7 +2265,7 @@
       </w:r>
       <w:r>
         <w:rPr>
-          <w:rStyle w:val="10"/>
+          <w:rStyle w:val="12"/>
           <w:rFonts w:ascii="Times New Roman" w:hAnsi="Times New Roman" w:eastAsia="標楷體" w:cs="Times New Roman"/>
           <w:color w:val="auto"/>
           <w:kern w:val="0"/>
@@ -2286,7 +2286,7 @@
       </w:r>
       <w:r>
         <w:rPr>
-          <w:rStyle w:val="10"/>
+          <w:rStyle w:val="12"/>
           <w:rFonts w:ascii="Times New Roman" w:hAnsi="Times New Roman" w:eastAsia="標楷體" w:cs="Times New Roman"/>
           <w:color w:val="auto"/>
           <w:kern w:val="0"/>
@@ -2423,7 +2423,7 @@
     </w:p>
     <w:tbl>
       <w:tblPr>
-        <w:tblStyle w:val="12"/>
+        <w:tblStyle w:val="14"/>
         <w:tblW w:w="10050" w:type="dxa"/>
         <w:tblInd w:w="0" w:type="dxa"/>
         <w:tblLayout w:type="fixed"/>
@@ -4922,8 +4922,6 @@
               </w:rPr>
               <w:t>國立臺北商業大學 National Taipei University of Business</w:t>
             </w:r>
-            <w:bookmarkStart w:id="8" w:name="_GoBack"/>
-            <w:bookmarkEnd w:id="8"/>
           </w:p>
           <w:p>
             <w:pPr>
@@ -5158,7 +5156,7 @@
     </w:p>
     <w:tbl>
       <w:tblPr>
-        <w:tblStyle w:val="12"/>
+        <w:tblStyle w:val="14"/>
         <w:tblW w:w="10060" w:type="dxa"/>
         <w:jc w:val="center"/>
         <w:tblInd w:w="0" w:type="dxa"/>
@@ -5884,7 +5882,7 @@
     </w:p>
     <w:tbl>
       <w:tblPr>
-        <w:tblStyle w:val="12"/>
+        <w:tblStyle w:val="14"/>
         <w:tblW w:w="10201" w:type="dxa"/>
         <w:tblInd w:w="0" w:type="dxa"/>
         <w:tblLayout w:type="fixed"/>
@@ -5960,9 +5958,24 @@
           <w:p>
             <w:pPr>
               <w:rPr>
-                <w:rFonts w:eastAsia="標楷體"/>
-              </w:rPr>
-            </w:pPr>
+                <w:rFonts w:hint="eastAsia" w:eastAsia="標楷體"/>
+                <w:kern w:val="0"/>
+              </w:rPr>
+            </w:pPr>
+          </w:p>
+          <w:p>
+            <w:pPr>
+              <w:rPr>
+                <w:rFonts w:eastAsia="標楷體"/>
+              </w:rPr>
+            </w:pPr>
+            <w:r>
+              <w:rPr>
+                <w:rFonts w:hint="eastAsia" w:eastAsia="標楷體"/>
+                <w:kern w:val="0"/>
+              </w:rPr>
+              <w:t>怪怪走開護您安全</w:t>
+            </w:r>
           </w:p>
           <w:p>
             <w:pPr>
@@ -6467,7 +6480,7 @@
     </w:p>
     <w:tbl>
       <w:tblPr>
-        <w:tblStyle w:val="12"/>
+        <w:tblStyle w:val="14"/>
         <w:tblW w:w="10191" w:type="dxa"/>
         <w:tblInd w:w="0" w:type="dxa"/>
         <w:tblBorders>
@@ -6554,10 +6567,19 @@
             <w:pPr>
               <w:jc w:val="center"/>
               <w:rPr>
-                <w:rFonts w:eastAsia="標楷體"/>
+                <w:rFonts w:hint="eastAsia" w:eastAsia="標楷體"/>
                 <w:b/>
-              </w:rPr>
-            </w:pPr>
+                <w:lang w:val="en-US" w:eastAsia="zh-TW"/>
+              </w:rPr>
+            </w:pPr>
+            <w:r>
+              <w:rPr>
+                <w:rFonts w:hint="eastAsia" w:eastAsia="標楷體"/>
+                <w:b/>
+                <w:lang w:val="en-US" w:eastAsia="zh-TW"/>
+              </w:rPr>
+              <w:t>怪怪走開護您安全</w:t>
+            </w:r>
           </w:p>
         </w:tc>
         <w:tc>
@@ -6649,52 +6671,6 @@
           </w:tcPr>
           <w:p>
             <w:pPr>
-              <w:ind w:left="120" w:hanging="120"/>
-              <w:rPr>
-                <w:rFonts w:eastAsia="標楷體"/>
-                <w:b/>
-                <w:color w:val="FF0000"/>
-              </w:rPr>
-            </w:pPr>
-            <w:r>
-              <w:rPr>
-                <w:rFonts w:eastAsia="標楷體"/>
-                <w:b/>
-                <w:color w:val="FF0000"/>
-              </w:rPr>
-              <w:t>構想書填寫說明：</w:t>
-            </w:r>
-          </w:p>
-          <w:p>
-            <w:pPr>
-              <w:ind w:left="120" w:hanging="120"/>
-              <w:rPr>
-                <w:rFonts w:eastAsia="標楷體"/>
-              </w:rPr>
-            </w:pPr>
-            <w:r>
-              <w:rPr>
-                <w:rFonts w:eastAsia="標楷體"/>
-              </w:rPr>
-              <w:t>本表請以中文字型-標楷體，英文字型：Times New Roman，大小：12填寫。</w:t>
-            </w:r>
-          </w:p>
-          <w:p>
-            <w:pPr>
-              <w:ind w:left="120" w:hanging="120"/>
-              <w:rPr>
-                <w:rFonts w:eastAsia="標楷體"/>
-              </w:rPr>
-            </w:pPr>
-            <w:r>
-              <w:rPr>
-                <w:rFonts w:eastAsia="標楷體"/>
-              </w:rPr>
-              <w:t>作品特色說明內容，如下列：</w:t>
-            </w:r>
-          </w:p>
-          <w:p>
-            <w:pPr>
               <w:numPr>
                 <w:ilvl w:val="0"/>
                 <w:numId w:val="11"/>
@@ -6713,19 +6689,1073 @@
           <w:p>
             <w:pPr>
               <w:numPr>
+                <w:numId w:val="0"/>
+              </w:numPr>
+              <w:autoSpaceDN w:val="0"/>
+              <w:spacing w:after="160" w:line="278" w:lineRule="auto"/>
+              <w:textAlignment w:val="baseline"/>
+              <w:rPr>
+                <w:rFonts w:eastAsia="標楷體"/>
+              </w:rPr>
+            </w:pPr>
+            <w:r>
+              <w:rPr>
+                <w:rFonts w:hint="eastAsia" w:ascii="標楷體" w:hAnsi="標楷體" w:eastAsia="標楷體" w:cs="標楷體"/>
+                <w:spacing w:val="-4"/>
+                <w:sz w:val="24"/>
+                <w:szCs w:val="24"/>
+                <w:lang w:val="en-US" w:eastAsia="zh-TW"/>
+              </w:rPr>
+              <w:t xml:space="preserve"> </w:t>
+            </w:r>
+            <w:r>
+              <w:rPr>
+                <w:rFonts w:hint="eastAsia" w:ascii="標楷體" w:hAnsi="標楷體" w:eastAsia="標楷體" w:cs="標楷體"/>
+                <w:b/>
+                <w:bCs/>
+                <w:spacing w:val="-4"/>
+                <w:sz w:val="24"/>
+                <w:szCs w:val="24"/>
+                <w:lang w:val="en-US" w:eastAsia="zh-TW"/>
+              </w:rPr>
+              <w:t>創作動機</w:t>
+            </w:r>
+          </w:p>
+          <w:p>
+            <w:pPr>
+              <w:pStyle w:val="5"/>
+              <w:spacing w:before="353"/>
+              <w:ind w:left="141" w:firstLine="579"/>
+              <w:rPr>
+                <w:rFonts w:hint="eastAsia" w:ascii="標楷體" w:hAnsi="標楷體" w:eastAsia="標楷體" w:cs="標楷體"/>
+                <w:spacing w:val="-4"/>
+                <w:sz w:val="24"/>
+                <w:szCs w:val="24"/>
+              </w:rPr>
+            </w:pPr>
+            <w:r>
+              <w:rPr>
+                <w:rFonts w:hint="eastAsia" w:ascii="標楷體" w:hAnsi="標楷體" w:eastAsia="標楷體" w:cs="標楷體"/>
+                <w:spacing w:val="-4"/>
+                <w:sz w:val="24"/>
+                <w:szCs w:val="24"/>
+              </w:rPr>
+              <w:t>本專案的發想源於組員的親身經歷。組員中有人曾遭遇騷擾事件，雖然沒有受到實質傷害，但精神上的衝擊極大，導致長時間的不</w:t>
+            </w:r>
+            <w:bookmarkStart w:id="10" w:name="_GoBack"/>
+            <w:bookmarkEnd w:id="10"/>
+            <w:r>
+              <w:rPr>
+                <w:rFonts w:hint="eastAsia" w:ascii="標楷體" w:hAnsi="標楷體" w:eastAsia="標楷體" w:cs="標楷體"/>
+                <w:spacing w:val="-4"/>
+                <w:sz w:val="24"/>
+                <w:szCs w:val="24"/>
+              </w:rPr>
+              <w:t>安與焦慮。事發後，選擇向周圍人訴說並在線上報案，警方雖然後續有來電關心，並提供遇到類似情況時的應對建議，但這樣的處理方式仍無法完全消除恐懼與不安。</w:t>
+            </w:r>
+          </w:p>
+          <w:p>
+            <w:pPr>
+              <w:pStyle w:val="5"/>
+              <w:spacing w:before="353"/>
+              <w:ind w:left="141"/>
+              <w:rPr>
+                <w:rFonts w:hint="eastAsia" w:ascii="標楷體" w:hAnsi="標楷體" w:eastAsia="標楷體" w:cs="標楷體"/>
+                <w:b/>
+                <w:bCs/>
+                <w:spacing w:val="-4"/>
+                <w:sz w:val="24"/>
+                <w:szCs w:val="24"/>
+              </w:rPr>
+            </w:pPr>
+            <w:r>
+              <w:rPr>
+                <w:rFonts w:hint="eastAsia" w:ascii="標楷體" w:hAnsi="標楷體" w:eastAsia="標楷體" w:cs="標楷體"/>
+                <w:spacing w:val="-4"/>
+                <w:sz w:val="24"/>
+                <w:szCs w:val="24"/>
+              </w:rPr>
+              <w:t>當時，我們就思考：</w:t>
+            </w:r>
+            <w:r>
+              <w:rPr>
+                <w:rFonts w:hint="eastAsia" w:ascii="標楷體" w:hAnsi="標楷體" w:eastAsia="標楷體" w:cs="標楷體"/>
+                <w:b/>
+                <w:bCs/>
+                <w:spacing w:val="-4"/>
+                <w:sz w:val="24"/>
+                <w:szCs w:val="24"/>
+              </w:rPr>
+              <w:t>如果有一個系統能提前告知哪些地點曾出現可疑人物或騷擾案件，我們就能繞道而行或提高警覺，進一步降低風險。</w:t>
+            </w:r>
+          </w:p>
+          <w:p>
+            <w:pPr>
+              <w:pStyle w:val="5"/>
+              <w:spacing w:before="353"/>
+              <w:ind w:left="141"/>
+              <w:rPr>
+                <w:rFonts w:hint="eastAsia" w:ascii="標楷體" w:hAnsi="標楷體" w:eastAsia="標楷體" w:cs="標楷體"/>
+                <w:spacing w:val="-4"/>
+                <w:sz w:val="24"/>
+                <w:szCs w:val="24"/>
+              </w:rPr>
+            </w:pPr>
+            <w:r>
+              <w:rPr>
+                <w:rFonts w:hint="eastAsia" w:ascii="標楷體" w:hAnsi="標楷體" w:eastAsia="標楷體" w:cs="標楷體"/>
+                <w:spacing w:val="-4"/>
+                <w:sz w:val="24"/>
+                <w:szCs w:val="24"/>
+              </w:rPr>
+              <w:t>為了了解現有的安全措施，我們曾向 萬華分局 詢問，發現目前警局內部確實有針對騷擾案件的「斑點圖」，但僅有士林地區仍在使用，其他區域則因商家抗議而逐漸取消。許多商家擔心，這類資訊可能影響生意，導致顧客流失。</w:t>
+            </w:r>
+          </w:p>
+          <w:p>
+            <w:pPr>
+              <w:pStyle w:val="5"/>
+              <w:spacing w:before="353"/>
+              <w:ind w:left="141"/>
+              <w:rPr>
+                <w:rFonts w:hint="eastAsia" w:ascii="標楷體" w:hAnsi="標楷體" w:eastAsia="標楷體" w:cs="標楷體"/>
+                <w:spacing w:val="-4"/>
+                <w:sz w:val="24"/>
+                <w:szCs w:val="24"/>
+              </w:rPr>
+            </w:pPr>
+            <w:r>
+              <w:rPr>
+                <w:rFonts w:hint="eastAsia" w:ascii="標楷體" w:hAnsi="標楷體" w:eastAsia="標楷體" w:cs="標楷體"/>
+                <w:spacing w:val="-4"/>
+                <w:sz w:val="24"/>
+                <w:szCs w:val="24"/>
+              </w:rPr>
+              <w:t xml:space="preserve">為了解決這個問題，我們的系統將提供 </w:t>
+            </w:r>
+            <w:r>
+              <w:rPr>
+                <w:rFonts w:hint="eastAsia" w:ascii="標楷體" w:hAnsi="標楷體" w:eastAsia="標楷體" w:cs="標楷體"/>
+                <w:b/>
+                <w:bCs/>
+                <w:spacing w:val="-4"/>
+                <w:sz w:val="24"/>
+                <w:szCs w:val="24"/>
+              </w:rPr>
+              <w:t>商家認證機制</w:t>
+            </w:r>
+            <w:r>
+              <w:rPr>
+                <w:rFonts w:hint="eastAsia" w:ascii="標楷體" w:hAnsi="標楷體" w:eastAsia="標楷體" w:cs="標楷體"/>
+                <w:spacing w:val="-4"/>
+                <w:sz w:val="24"/>
+                <w:szCs w:val="24"/>
+              </w:rPr>
+              <w:t>，讓商家可以參與安全維護，同時獲得免費的廣告曝光。例如，當店家成為「安全合作店家」，不僅能在地圖上標示，還能在系統內獲得免費宣傳，吸引更多重視安全的顧客,可以在遇到危險時尋求商家協助。這樣一來，商家不再是被動接受資訊，而是成為安全防護的一部分，進一步強化社區的安全網絡。</w:t>
+            </w:r>
+          </w:p>
+          <w:p>
+            <w:pPr>
+              <w:pStyle w:val="5"/>
+              <w:spacing w:before="353"/>
+              <w:ind w:left="141"/>
+              <w:rPr>
+                <w:rFonts w:hint="eastAsia" w:ascii="標楷體" w:hAnsi="標楷體" w:eastAsia="標楷體" w:cs="標楷體"/>
+                <w:spacing w:val="-4"/>
+                <w:sz w:val="24"/>
+                <w:szCs w:val="24"/>
+              </w:rPr>
+            </w:pPr>
+            <w:r>
+              <w:rPr>
+                <w:rFonts w:hint="eastAsia" w:ascii="標楷體" w:hAnsi="標楷體" w:eastAsia="標楷體" w:cs="標楷體"/>
+                <w:sz w:val="24"/>
+                <w:szCs w:val="24"/>
+              </w:rPr>
+              <w:t>因此，我們希望透過本系統，建立一個開放且即時的安全資訊平台，讓使用者能夠分享自身經歷，匿名回報可疑活動或騷擾事件，使他人能夠提前獲得警示，降低潛在風險。同時，使用者可透過地圖查閱特定區域內發生的相關事件，即時掌握安全資訊，並根據風險程度調整行動計畫。除了基本的安全資訊分享與求助功能，系統還設立匿名聊天室，讓使用者能夠自由交流經驗、互相提醒。使用者可透過聊天室分享防範經驗、提供建議，甚至共同監測可疑活動，形成自發性的安全網路。我們期望打造一個資訊透明且即時互助的安全網路，讓使用者不僅能獲取安全資訊，還能提供自身經驗，進而提升個人與社區的安全性，共同強化社區防護，最終創造更安心的生活環境</w:t>
+            </w:r>
+            <w:r>
+              <w:rPr>
+                <w:rFonts w:hint="eastAsia" w:ascii="標楷體" w:hAnsi="標楷體" w:eastAsia="標楷體" w:cs="標楷體"/>
+                <w:spacing w:val="-4"/>
+                <w:sz w:val="24"/>
+                <w:szCs w:val="24"/>
+              </w:rPr>
+              <w:t>。</w:t>
+            </w:r>
+          </w:p>
+          <w:p>
+            <w:pPr>
+              <w:numPr>
                 <w:ilvl w:val="0"/>
-                <w:numId w:val="11"/>
+                <w:numId w:val="0"/>
               </w:numPr>
-              <w:rPr>
-                <w:rFonts w:eastAsia="標楷體"/>
-              </w:rPr>
-            </w:pPr>
-            <w:r>
-              <w:rPr>
-                <w:rFonts w:eastAsia="標楷體"/>
-              </w:rPr>
-              <w:t>目前相關創作或產品介紹</w:t>
-            </w:r>
+              <w:autoSpaceDN w:val="0"/>
+              <w:spacing w:after="160" w:line="278" w:lineRule="auto"/>
+              <w:textAlignment w:val="baseline"/>
+              <w:rPr>
+                <w:rFonts w:hint="eastAsia" w:ascii="標楷體" w:hAnsi="標楷體" w:eastAsia="標楷體" w:cs="標楷體"/>
+                <w:sz w:val="24"/>
+                <w:szCs w:val="24"/>
+              </w:rPr>
+            </w:pPr>
+            <w:bookmarkStart w:id="8" w:name="_Toc199152776"/>
+            <w:bookmarkStart w:id="9" w:name="_Toc199159331"/>
+            <w:r>
+              <w:rPr>
+                <w:rFonts w:hint="eastAsia" w:ascii="標楷體" w:hAnsi="標楷體" w:eastAsia="標楷體" w:cs="標楷體"/>
+                <w:b/>
+                <w:bCs/>
+                <w:spacing w:val="-4"/>
+                <w:sz w:val="24"/>
+                <w:szCs w:val="24"/>
+                <w:lang w:val="en-US" w:eastAsia="zh-TW"/>
+              </w:rPr>
+              <w:t xml:space="preserve"> </w:t>
+            </w:r>
+            <w:r>
+              <w:rPr>
+                <w:rFonts w:hint="eastAsia" w:ascii="標楷體" w:hAnsi="標楷體" w:eastAsia="標楷體" w:cs="標楷體"/>
+                <w:b/>
+                <w:bCs/>
+                <w:spacing w:val="-4"/>
+                <w:sz w:val="24"/>
+                <w:szCs w:val="24"/>
+                <w:lang w:eastAsia="zh-TW"/>
+              </w:rPr>
+              <w:t>創作</w:t>
+            </w:r>
+            <w:r>
+              <w:rPr>
+                <w:rFonts w:hint="eastAsia" w:ascii="標楷體" w:hAnsi="標楷體" w:eastAsia="標楷體" w:cs="標楷體"/>
+                <w:b/>
+                <w:bCs/>
+                <w:spacing w:val="-4"/>
+                <w:sz w:val="24"/>
+                <w:szCs w:val="24"/>
+              </w:rPr>
+              <w:t>目的</w:t>
+            </w:r>
+            <w:bookmarkEnd w:id="8"/>
+            <w:bookmarkEnd w:id="9"/>
+          </w:p>
+          <w:p>
+            <w:pPr>
+              <w:pStyle w:val="5"/>
+              <w:spacing w:before="353"/>
+              <w:ind w:left="141"/>
+              <w:rPr>
+                <w:rFonts w:hint="eastAsia" w:ascii="標楷體" w:hAnsi="標楷體" w:eastAsia="標楷體" w:cs="標楷體"/>
+                <w:b/>
+                <w:bCs/>
+                <w:spacing w:val="-4"/>
+                <w:sz w:val="24"/>
+                <w:szCs w:val="24"/>
+              </w:rPr>
+            </w:pPr>
+            <w:r>
+              <w:rPr>
+                <w:rFonts w:hint="eastAsia" w:ascii="標楷體" w:hAnsi="標楷體" w:eastAsia="標楷體" w:cs="標楷體"/>
+                <w:b/>
+                <w:bCs/>
+                <w:spacing w:val="-4"/>
+                <w:sz w:val="24"/>
+                <w:szCs w:val="24"/>
+              </w:rPr>
+              <w:t>1.提升公眾安全意識與防範能力</w:t>
+            </w:r>
+          </w:p>
+          <w:p>
+            <w:pPr>
+              <w:pStyle w:val="5"/>
+              <w:numPr>
+                <w:ilvl w:val="0"/>
+                <w:numId w:val="12"/>
+              </w:numPr>
+              <w:spacing w:before="353"/>
+              <w:rPr>
+                <w:rFonts w:hint="eastAsia" w:ascii="標楷體" w:hAnsi="標楷體" w:eastAsia="標楷體" w:cs="標楷體"/>
+                <w:spacing w:val="-4"/>
+                <w:sz w:val="24"/>
+                <w:szCs w:val="24"/>
+              </w:rPr>
+            </w:pPr>
+            <w:r>
+              <w:rPr>
+                <w:rFonts w:hint="eastAsia" w:ascii="標楷體" w:hAnsi="標楷體" w:eastAsia="標楷體" w:cs="標楷體"/>
+                <w:spacing w:val="-4"/>
+                <w:sz w:val="24"/>
+                <w:szCs w:val="24"/>
+              </w:rPr>
+              <w:t>使用者可回報騷擾事件並查看高風險地區，提升自身警覺與防範能力。</w:t>
+            </w:r>
+          </w:p>
+          <w:p>
+            <w:pPr>
+              <w:pStyle w:val="5"/>
+              <w:numPr>
+                <w:ilvl w:val="0"/>
+                <w:numId w:val="12"/>
+              </w:numPr>
+              <w:spacing w:before="353"/>
+              <w:rPr>
+                <w:rFonts w:hint="eastAsia" w:ascii="標楷體" w:hAnsi="標楷體" w:eastAsia="標楷體" w:cs="標楷體"/>
+                <w:spacing w:val="-4"/>
+                <w:sz w:val="24"/>
+                <w:szCs w:val="24"/>
+              </w:rPr>
+            </w:pPr>
+            <w:r>
+              <w:rPr>
+                <w:rFonts w:hint="eastAsia" w:ascii="標楷體" w:hAnsi="標楷體" w:eastAsia="標楷體" w:cs="標楷體"/>
+                <w:spacing w:val="-4"/>
+                <w:sz w:val="24"/>
+                <w:szCs w:val="24"/>
+              </w:rPr>
+              <w:t>建立高風險區域警示系統，根據回報數據即時更新並發送警示通知，降低危險暴露。</w:t>
+            </w:r>
+          </w:p>
+          <w:p>
+            <w:pPr>
+              <w:pStyle w:val="5"/>
+              <w:numPr>
+                <w:ilvl w:val="0"/>
+                <w:numId w:val="12"/>
+              </w:numPr>
+              <w:spacing w:before="353"/>
+              <w:rPr>
+                <w:rFonts w:hint="eastAsia" w:ascii="標楷體" w:hAnsi="標楷體" w:eastAsia="標楷體" w:cs="標楷體"/>
+                <w:spacing w:val="-4"/>
+                <w:sz w:val="24"/>
+                <w:szCs w:val="24"/>
+              </w:rPr>
+            </w:pPr>
+            <w:r>
+              <w:rPr>
+                <w:rFonts w:hint="eastAsia" w:ascii="標楷體" w:hAnsi="標楷體" w:eastAsia="標楷體" w:cs="標楷體"/>
+                <w:spacing w:val="-4"/>
+                <w:sz w:val="24"/>
+                <w:szCs w:val="24"/>
+              </w:rPr>
+              <w:t>地圖化展示常發生騷擾的地點，協助使用者避開高風險區域。</w:t>
+            </w:r>
+          </w:p>
+          <w:p>
+            <w:pPr>
+              <w:pStyle w:val="5"/>
+              <w:spacing w:before="353"/>
+              <w:ind w:left="141"/>
+              <w:rPr>
+                <w:rFonts w:hint="eastAsia" w:ascii="標楷體" w:hAnsi="標楷體" w:eastAsia="標楷體" w:cs="標楷體"/>
+                <w:b/>
+                <w:bCs/>
+                <w:spacing w:val="-4"/>
+                <w:sz w:val="24"/>
+                <w:szCs w:val="24"/>
+              </w:rPr>
+            </w:pPr>
+            <w:r>
+              <w:rPr>
+                <w:rFonts w:hint="eastAsia" w:ascii="標楷體" w:hAnsi="標楷體" w:eastAsia="標楷體" w:cs="標楷體"/>
+                <w:b/>
+                <w:bCs/>
+                <w:spacing w:val="-4"/>
+                <w:sz w:val="24"/>
+                <w:szCs w:val="24"/>
+              </w:rPr>
+              <w:t>2.即時應對與多元求助方式</w:t>
+            </w:r>
+          </w:p>
+          <w:p>
+            <w:pPr>
+              <w:pStyle w:val="5"/>
+              <w:numPr>
+                <w:ilvl w:val="0"/>
+                <w:numId w:val="12"/>
+              </w:numPr>
+              <w:spacing w:before="353"/>
+              <w:rPr>
+                <w:rFonts w:hint="eastAsia" w:ascii="標楷體" w:hAnsi="標楷體" w:eastAsia="標楷體" w:cs="標楷體"/>
+                <w:spacing w:val="-4"/>
+                <w:sz w:val="24"/>
+                <w:szCs w:val="24"/>
+              </w:rPr>
+            </w:pPr>
+            <w:r>
+              <w:rPr>
+                <w:rFonts w:hint="eastAsia" w:ascii="標楷體" w:hAnsi="標楷體" w:eastAsia="標楷體" w:cs="標楷體"/>
+                <w:spacing w:val="-4"/>
+                <w:sz w:val="24"/>
+                <w:szCs w:val="24"/>
+              </w:rPr>
+              <w:t>提供自動撥號、簡訊通知等快捷鍵功能，讓使用者能在緊急情況下迅速聯繫校安、親友或合作商家。</w:t>
+            </w:r>
+          </w:p>
+          <w:p>
+            <w:pPr>
+              <w:pStyle w:val="5"/>
+              <w:numPr>
+                <w:ilvl w:val="0"/>
+                <w:numId w:val="12"/>
+              </w:numPr>
+              <w:spacing w:before="353"/>
+              <w:rPr>
+                <w:rFonts w:hint="eastAsia" w:ascii="標楷體" w:hAnsi="標楷體" w:eastAsia="標楷體" w:cs="標楷體"/>
+                <w:spacing w:val="-4"/>
+                <w:sz w:val="24"/>
+                <w:szCs w:val="24"/>
+              </w:rPr>
+            </w:pPr>
+            <w:r>
+              <w:rPr>
+                <w:rFonts w:hint="eastAsia" w:ascii="標楷體" w:hAnsi="標楷體" w:eastAsia="標楷體" w:cs="標楷體"/>
+                <w:spacing w:val="-4"/>
+                <w:sz w:val="24"/>
+                <w:szCs w:val="24"/>
+              </w:rPr>
+              <w:t>強化應變效率，提高求助成功率。</w:t>
+            </w:r>
+          </w:p>
+          <w:p>
+            <w:pPr>
+              <w:pStyle w:val="5"/>
+              <w:spacing w:before="353"/>
+              <w:ind w:left="141"/>
+              <w:rPr>
+                <w:rFonts w:hint="eastAsia" w:ascii="標楷體" w:hAnsi="標楷體" w:eastAsia="標楷體" w:cs="標楷體"/>
+                <w:b/>
+                <w:bCs/>
+                <w:spacing w:val="-4"/>
+                <w:sz w:val="24"/>
+                <w:szCs w:val="24"/>
+              </w:rPr>
+            </w:pPr>
+            <w:r>
+              <w:rPr>
+                <w:rFonts w:hint="eastAsia" w:ascii="標楷體" w:hAnsi="標楷體" w:eastAsia="標楷體" w:cs="標楷體"/>
+                <w:b/>
+                <w:bCs/>
+                <w:spacing w:val="-4"/>
+                <w:sz w:val="24"/>
+                <w:szCs w:val="24"/>
+              </w:rPr>
+              <w:t>3.建構全國性的騷擾事件地圖</w:t>
+            </w:r>
+          </w:p>
+          <w:p>
+            <w:pPr>
+              <w:pStyle w:val="5"/>
+              <w:numPr>
+                <w:ilvl w:val="0"/>
+                <w:numId w:val="13"/>
+              </w:numPr>
+              <w:spacing w:before="353"/>
+              <w:rPr>
+                <w:rFonts w:hint="eastAsia" w:ascii="標楷體" w:hAnsi="標楷體" w:eastAsia="標楷體" w:cs="標楷體"/>
+                <w:spacing w:val="-4"/>
+                <w:sz w:val="24"/>
+                <w:szCs w:val="24"/>
+              </w:rPr>
+            </w:pPr>
+            <w:r>
+              <w:rPr>
+                <w:rFonts w:hint="eastAsia" w:ascii="標楷體" w:hAnsi="標楷體" w:eastAsia="標楷體" w:cs="標楷體"/>
+                <w:spacing w:val="-4"/>
+                <w:sz w:val="24"/>
+                <w:szCs w:val="24"/>
+              </w:rPr>
+              <w:t>整合回報資料，於地圖上標示騷擾熱點，提供視覺化的地理風險分布。</w:t>
+            </w:r>
+          </w:p>
+          <w:p>
+            <w:pPr>
+              <w:pStyle w:val="5"/>
+              <w:numPr>
+                <w:ilvl w:val="0"/>
+                <w:numId w:val="13"/>
+              </w:numPr>
+              <w:spacing w:before="353"/>
+              <w:rPr>
+                <w:rFonts w:hint="eastAsia" w:ascii="標楷體" w:hAnsi="標楷體" w:eastAsia="標楷體" w:cs="標楷體"/>
+                <w:spacing w:val="-4"/>
+                <w:sz w:val="24"/>
+                <w:szCs w:val="24"/>
+              </w:rPr>
+            </w:pPr>
+            <w:r>
+              <w:rPr>
+                <w:rFonts w:hint="eastAsia" w:ascii="標楷體" w:hAnsi="標楷體" w:eastAsia="標楷體" w:cs="標楷體"/>
+                <w:spacing w:val="-4"/>
+                <w:sz w:val="24"/>
+                <w:szCs w:val="24"/>
+              </w:rPr>
+              <w:t>系統可根據位置推播風險提示，幫助使用者提早避開危險區域。</w:t>
+            </w:r>
+          </w:p>
+          <w:p>
+            <w:pPr>
+              <w:pStyle w:val="5"/>
+              <w:spacing w:before="353"/>
+              <w:ind w:left="141"/>
+              <w:rPr>
+                <w:rFonts w:hint="eastAsia" w:ascii="標楷體" w:hAnsi="標楷體" w:eastAsia="標楷體" w:cs="標楷體"/>
+                <w:b/>
+                <w:bCs/>
+                <w:spacing w:val="-4"/>
+                <w:sz w:val="24"/>
+                <w:szCs w:val="24"/>
+              </w:rPr>
+            </w:pPr>
+            <w:r>
+              <w:rPr>
+                <w:rFonts w:hint="eastAsia" w:ascii="標楷體" w:hAnsi="標楷體" w:eastAsia="標楷體" w:cs="標楷體"/>
+                <w:b/>
+                <w:bCs/>
+                <w:spacing w:val="-4"/>
+                <w:sz w:val="24"/>
+                <w:szCs w:val="24"/>
+              </w:rPr>
+              <w:t>4.數據蒐集與風險分析預警</w:t>
+            </w:r>
+          </w:p>
+          <w:p>
+            <w:pPr>
+              <w:pStyle w:val="5"/>
+              <w:numPr>
+                <w:ilvl w:val="0"/>
+                <w:numId w:val="14"/>
+              </w:numPr>
+              <w:spacing w:before="353"/>
+              <w:rPr>
+                <w:rFonts w:hint="eastAsia" w:ascii="標楷體" w:hAnsi="標楷體" w:eastAsia="標楷體" w:cs="標楷體"/>
+                <w:spacing w:val="-4"/>
+                <w:sz w:val="24"/>
+                <w:szCs w:val="24"/>
+              </w:rPr>
+            </w:pPr>
+            <w:r>
+              <w:rPr>
+                <w:rFonts w:hint="eastAsia" w:ascii="標楷體" w:hAnsi="標楷體" w:eastAsia="標楷體" w:cs="標楷體"/>
+                <w:spacing w:val="-4"/>
+                <w:sz w:val="24"/>
+                <w:szCs w:val="24"/>
+              </w:rPr>
+              <w:t>蒐集騷擾事件的時間、地點、類型等資料，建立風險預警模型。</w:t>
+            </w:r>
+          </w:p>
+          <w:p>
+            <w:pPr>
+              <w:pStyle w:val="5"/>
+              <w:numPr>
+                <w:ilvl w:val="0"/>
+                <w:numId w:val="14"/>
+              </w:numPr>
+              <w:spacing w:before="353"/>
+              <w:rPr>
+                <w:rFonts w:hint="eastAsia" w:ascii="標楷體" w:hAnsi="標楷體" w:eastAsia="標楷體" w:cs="標楷體"/>
+                <w:spacing w:val="-4"/>
+                <w:sz w:val="24"/>
+                <w:szCs w:val="24"/>
+              </w:rPr>
+            </w:pPr>
+            <w:r>
+              <w:rPr>
+                <w:rFonts w:hint="eastAsia" w:ascii="標楷體" w:hAnsi="標楷體" w:eastAsia="標楷體" w:cs="標楷體"/>
+                <w:spacing w:val="-4"/>
+                <w:sz w:val="24"/>
+                <w:szCs w:val="24"/>
+              </w:rPr>
+              <w:t>建立開放透明的資料平台，讓大眾查閱趨勢，促進政府與社會關注並採取防治措施。</w:t>
+            </w:r>
+          </w:p>
+          <w:p>
+            <w:pPr>
+              <w:pStyle w:val="5"/>
+              <w:spacing w:before="353"/>
+              <w:ind w:left="141"/>
+              <w:rPr>
+                <w:rFonts w:hint="eastAsia" w:ascii="標楷體" w:hAnsi="標楷體" w:eastAsia="標楷體" w:cs="標楷體"/>
+                <w:b/>
+                <w:bCs/>
+                <w:spacing w:val="-4"/>
+                <w:sz w:val="24"/>
+                <w:szCs w:val="24"/>
+              </w:rPr>
+            </w:pPr>
+            <w:r>
+              <w:rPr>
+                <w:rFonts w:hint="eastAsia" w:ascii="標楷體" w:hAnsi="標楷體" w:eastAsia="標楷體" w:cs="標楷體"/>
+                <w:b/>
+                <w:bCs/>
+                <w:spacing w:val="-4"/>
+                <w:sz w:val="24"/>
+                <w:szCs w:val="24"/>
+              </w:rPr>
+              <w:t>5.打造友善互助的防騷擾社群</w:t>
+            </w:r>
+          </w:p>
+          <w:p>
+            <w:pPr>
+              <w:pStyle w:val="5"/>
+              <w:numPr>
+                <w:ilvl w:val="0"/>
+                <w:numId w:val="15"/>
+              </w:numPr>
+              <w:spacing w:before="353"/>
+              <w:rPr>
+                <w:rFonts w:hint="eastAsia" w:ascii="標楷體" w:hAnsi="標楷體" w:eastAsia="標楷體" w:cs="標楷體"/>
+                <w:spacing w:val="-4"/>
+                <w:sz w:val="24"/>
+                <w:szCs w:val="24"/>
+              </w:rPr>
+            </w:pPr>
+            <w:r>
+              <w:rPr>
+                <w:rFonts w:hint="eastAsia" w:ascii="標楷體" w:hAnsi="標楷體" w:eastAsia="標楷體" w:cs="標楷體"/>
+                <w:spacing w:val="-4"/>
+                <w:sz w:val="24"/>
+                <w:szCs w:val="24"/>
+              </w:rPr>
+              <w:t>提供匿名聊天室功能，鼓勵經驗分享與互相支持，減少受害者無助感。</w:t>
+            </w:r>
+          </w:p>
+          <w:p>
+            <w:pPr>
+              <w:pStyle w:val="5"/>
+              <w:numPr>
+                <w:ilvl w:val="0"/>
+                <w:numId w:val="15"/>
+              </w:numPr>
+              <w:spacing w:before="353"/>
+              <w:rPr>
+                <w:rFonts w:hint="eastAsia" w:ascii="標楷體" w:hAnsi="標楷體" w:eastAsia="標楷體" w:cs="標楷體"/>
+                <w:spacing w:val="-4"/>
+                <w:sz w:val="24"/>
+                <w:szCs w:val="24"/>
+              </w:rPr>
+            </w:pPr>
+            <w:r>
+              <w:rPr>
+                <w:rFonts w:hint="eastAsia" w:ascii="標楷體" w:hAnsi="標楷體" w:eastAsia="標楷體" w:cs="標楷體"/>
+                <w:spacing w:val="-4"/>
+                <w:sz w:val="24"/>
+                <w:szCs w:val="24"/>
+              </w:rPr>
+              <w:t>促進社群互助與風險提醒，形成自發性的社會防護網。</w:t>
+            </w:r>
+          </w:p>
+          <w:p>
+            <w:pPr>
+              <w:pStyle w:val="5"/>
+              <w:numPr>
+                <w:ilvl w:val="0"/>
+                <w:numId w:val="15"/>
+              </w:numPr>
+              <w:spacing w:before="353"/>
+              <w:rPr>
+                <w:rFonts w:hint="eastAsia" w:ascii="標楷體" w:hAnsi="標楷體" w:eastAsia="標楷體" w:cs="標楷體"/>
+                <w:spacing w:val="-4"/>
+                <w:sz w:val="24"/>
+                <w:szCs w:val="24"/>
+              </w:rPr>
+            </w:pPr>
+            <w:r>
+              <w:rPr>
+                <w:rFonts w:hint="eastAsia" w:ascii="標楷體" w:hAnsi="標楷體" w:eastAsia="標楷體" w:cs="標楷體"/>
+                <w:spacing w:val="-4"/>
+                <w:sz w:val="24"/>
+                <w:szCs w:val="24"/>
+              </w:rPr>
+              <w:t>強化公開透明的回報與數據記錄，對潛在騷擾者形成威嚇作用。</w:t>
+            </w:r>
+          </w:p>
+          <w:p>
+            <w:pPr>
+              <w:pStyle w:val="5"/>
+              <w:spacing w:before="353"/>
+              <w:ind w:left="141"/>
+              <w:rPr>
+                <w:rFonts w:hint="eastAsia" w:ascii="標楷體" w:hAnsi="標楷體" w:eastAsia="標楷體" w:cs="標楷體"/>
+                <w:b/>
+                <w:bCs/>
+                <w:spacing w:val="-4"/>
+                <w:sz w:val="24"/>
+                <w:szCs w:val="24"/>
+              </w:rPr>
+            </w:pPr>
+            <w:r>
+              <w:rPr>
+                <w:rFonts w:hint="eastAsia" w:ascii="標楷體" w:hAnsi="標楷體" w:eastAsia="標楷體" w:cs="標楷體"/>
+                <w:b/>
+                <w:bCs/>
+                <w:spacing w:val="-4"/>
+                <w:sz w:val="24"/>
+                <w:szCs w:val="24"/>
+              </w:rPr>
+              <w:t>6.確保系統隱私與資訊安全</w:t>
+            </w:r>
+          </w:p>
+          <w:p>
+            <w:pPr>
+              <w:pStyle w:val="5"/>
+              <w:numPr>
+                <w:ilvl w:val="0"/>
+                <w:numId w:val="16"/>
+              </w:numPr>
+              <w:spacing w:before="353"/>
+              <w:rPr>
+                <w:rFonts w:hint="eastAsia" w:ascii="標楷體" w:hAnsi="標楷體" w:eastAsia="標楷體" w:cs="標楷體"/>
+                <w:spacing w:val="-4"/>
+                <w:sz w:val="24"/>
+                <w:szCs w:val="24"/>
+              </w:rPr>
+            </w:pPr>
+            <w:r>
+              <w:rPr>
+                <w:rFonts w:hint="eastAsia" w:ascii="標楷體" w:hAnsi="標楷體" w:eastAsia="標楷體" w:cs="標楷體"/>
+                <w:spacing w:val="-4"/>
+                <w:sz w:val="24"/>
+                <w:szCs w:val="24"/>
+              </w:rPr>
+              <w:t>嚴格保護使用者身份與回報資訊，避免資料濫用或二次傷害。</w:t>
+            </w:r>
+          </w:p>
+          <w:p>
+            <w:pPr>
+              <w:pStyle w:val="5"/>
+              <w:numPr>
+                <w:ilvl w:val="0"/>
+                <w:numId w:val="16"/>
+              </w:numPr>
+              <w:spacing w:before="353"/>
+              <w:rPr>
+                <w:rFonts w:hint="eastAsia" w:ascii="標楷體" w:hAnsi="標楷體" w:eastAsia="標楷體" w:cs="標楷體"/>
+                <w:spacing w:val="-4"/>
+                <w:sz w:val="24"/>
+                <w:szCs w:val="24"/>
+              </w:rPr>
+            </w:pPr>
+            <w:r>
+              <w:rPr>
+                <w:rFonts w:hint="eastAsia" w:ascii="標楷體" w:hAnsi="標楷體" w:eastAsia="標楷體" w:cs="標楷體"/>
+                <w:spacing w:val="-4"/>
+                <w:sz w:val="24"/>
+                <w:szCs w:val="24"/>
+              </w:rPr>
+              <w:t>強化隱私設計與安全機制，確保系統穩定與個資安全。</w:t>
+            </w:r>
+          </w:p>
+          <w:p>
+            <w:pPr>
+              <w:pStyle w:val="5"/>
+              <w:spacing w:before="353"/>
+              <w:ind w:left="141"/>
+              <w:rPr>
+                <w:rFonts w:hint="eastAsia" w:ascii="標楷體" w:hAnsi="標楷體" w:eastAsia="標楷體" w:cs="標楷體"/>
+                <w:b/>
+                <w:bCs/>
+                <w:spacing w:val="-4"/>
+                <w:sz w:val="24"/>
+                <w:szCs w:val="24"/>
+              </w:rPr>
+            </w:pPr>
+            <w:r>
+              <w:rPr>
+                <w:rFonts w:hint="eastAsia" w:ascii="標楷體" w:hAnsi="標楷體" w:eastAsia="標楷體" w:cs="標楷體"/>
+                <w:b/>
+                <w:bCs/>
+                <w:spacing w:val="-4"/>
+                <w:sz w:val="24"/>
+                <w:szCs w:val="24"/>
+              </w:rPr>
+              <w:t>7.建立有效的表單審核與資訊過濾機制</w:t>
+            </w:r>
+          </w:p>
+          <w:p>
+            <w:pPr>
+              <w:pStyle w:val="5"/>
+              <w:numPr>
+                <w:ilvl w:val="0"/>
+                <w:numId w:val="17"/>
+              </w:numPr>
+              <w:spacing w:before="353"/>
+              <w:rPr>
+                <w:rFonts w:hint="eastAsia" w:ascii="標楷體" w:hAnsi="標楷體" w:eastAsia="標楷體" w:cs="標楷體"/>
+                <w:spacing w:val="-4"/>
+                <w:sz w:val="24"/>
+                <w:szCs w:val="24"/>
+              </w:rPr>
+            </w:pPr>
+            <w:r>
+              <w:rPr>
+                <w:rFonts w:hint="eastAsia" w:ascii="標楷體" w:hAnsi="標楷體" w:eastAsia="標楷體" w:cs="標楷體"/>
+                <w:spacing w:val="-4"/>
+                <w:sz w:val="24"/>
+                <w:szCs w:val="24"/>
+              </w:rPr>
+              <w:t>分配管理員負責回報資料的審核與分類，確保資訊即時處理。</w:t>
+            </w:r>
+          </w:p>
+          <w:p>
+            <w:pPr>
+              <w:pStyle w:val="5"/>
+              <w:numPr>
+                <w:ilvl w:val="0"/>
+                <w:numId w:val="17"/>
+              </w:numPr>
+              <w:spacing w:before="353"/>
+              <w:rPr>
+                <w:rFonts w:hint="eastAsia" w:ascii="標楷體" w:hAnsi="標楷體" w:eastAsia="標楷體" w:cs="標楷體"/>
+                <w:spacing w:val="-4"/>
+                <w:sz w:val="24"/>
+                <w:szCs w:val="24"/>
+              </w:rPr>
+            </w:pPr>
+            <w:r>
+              <w:rPr>
+                <w:rFonts w:hint="eastAsia" w:ascii="標楷體" w:hAnsi="標楷體" w:eastAsia="標楷體" w:cs="標楷體"/>
+                <w:spacing w:val="-4"/>
+                <w:sz w:val="24"/>
+                <w:szCs w:val="24"/>
+              </w:rPr>
+              <w:t>引入數據比對與使用者信用制度，降低誤報與惡意回報的影響。</w:t>
+            </w:r>
+          </w:p>
+          <w:p>
+            <w:pPr>
+              <w:pStyle w:val="5"/>
+              <w:spacing w:before="353"/>
+              <w:ind w:left="141"/>
+              <w:rPr>
+                <w:rFonts w:hint="eastAsia" w:ascii="標楷體" w:hAnsi="標楷體" w:eastAsia="標楷體" w:cs="標楷體"/>
+                <w:b/>
+                <w:bCs/>
+                <w:spacing w:val="-4"/>
+                <w:sz w:val="24"/>
+                <w:szCs w:val="24"/>
+              </w:rPr>
+            </w:pPr>
+            <w:r>
+              <w:rPr>
+                <w:rFonts w:hint="eastAsia" w:ascii="標楷體" w:hAnsi="標楷體" w:eastAsia="標楷體" w:cs="標楷體"/>
+                <w:b/>
+                <w:bCs/>
+                <w:spacing w:val="-4"/>
+                <w:sz w:val="24"/>
+                <w:szCs w:val="24"/>
+              </w:rPr>
+              <w:t>8.設計完善的後台管理與權限制度</w:t>
+            </w:r>
+          </w:p>
+          <w:p>
+            <w:pPr>
+              <w:pStyle w:val="5"/>
+              <w:numPr>
+                <w:ilvl w:val="0"/>
+                <w:numId w:val="18"/>
+              </w:numPr>
+              <w:spacing w:before="353"/>
+              <w:rPr>
+                <w:rFonts w:hint="eastAsia" w:ascii="標楷體" w:hAnsi="標楷體" w:eastAsia="標楷體" w:cs="標楷體"/>
+                <w:spacing w:val="-4"/>
+                <w:sz w:val="24"/>
+                <w:szCs w:val="24"/>
+              </w:rPr>
+            </w:pPr>
+            <w:r>
+              <w:rPr>
+                <w:rFonts w:hint="eastAsia" w:ascii="標楷體" w:hAnsi="標楷體" w:eastAsia="標楷體" w:cs="標楷體"/>
+                <w:spacing w:val="-4"/>
+                <w:sz w:val="24"/>
+                <w:szCs w:val="24"/>
+              </w:rPr>
+              <w:t>採分級權限制度，清楚區分一般使用者與管理員功能範圍。</w:t>
+            </w:r>
+          </w:p>
+          <w:p>
+            <w:pPr>
+              <w:pStyle w:val="5"/>
+              <w:numPr>
+                <w:ilvl w:val="0"/>
+                <w:numId w:val="18"/>
+              </w:numPr>
+              <w:spacing w:before="353"/>
+              <w:rPr>
+                <w:rFonts w:hint="eastAsia" w:ascii="標楷體" w:hAnsi="標楷體" w:eastAsia="標楷體" w:cs="標楷體"/>
+                <w:spacing w:val="-4"/>
+                <w:sz w:val="24"/>
+                <w:szCs w:val="24"/>
+              </w:rPr>
+            </w:pPr>
+            <w:r>
+              <w:rPr>
+                <w:rFonts w:hint="eastAsia" w:ascii="標楷體" w:hAnsi="標楷體" w:eastAsia="標楷體" w:cs="標楷體"/>
+                <w:spacing w:val="-4"/>
+                <w:sz w:val="24"/>
+                <w:szCs w:val="24"/>
+              </w:rPr>
+              <w:t>結合登入與驗證機制，保障系統運作效率與資料安全。</w:t>
+            </w:r>
+          </w:p>
+          <w:p>
+            <w:pPr>
+              <w:pStyle w:val="5"/>
+              <w:spacing w:before="353"/>
+              <w:ind w:left="141"/>
+              <w:rPr>
+                <w:rFonts w:hint="eastAsia" w:ascii="標楷體" w:hAnsi="標楷體" w:eastAsia="標楷體" w:cs="標楷體"/>
+                <w:b/>
+                <w:bCs/>
+                <w:spacing w:val="-4"/>
+                <w:sz w:val="24"/>
+                <w:szCs w:val="24"/>
+              </w:rPr>
+            </w:pPr>
+            <w:r>
+              <w:rPr>
+                <w:rFonts w:hint="eastAsia" w:ascii="標楷體" w:hAnsi="標楷體" w:eastAsia="標楷體" w:cs="標楷體"/>
+                <w:b/>
+                <w:bCs/>
+                <w:spacing w:val="-4"/>
+                <w:sz w:val="24"/>
+                <w:szCs w:val="24"/>
+              </w:rPr>
+              <w:t>9.促進資訊透明與社會參與</w:t>
+            </w:r>
+          </w:p>
+          <w:p>
+            <w:pPr>
+              <w:pStyle w:val="5"/>
+              <w:numPr>
+                <w:ilvl w:val="0"/>
+                <w:numId w:val="19"/>
+              </w:numPr>
+              <w:spacing w:before="353"/>
+              <w:rPr>
+                <w:rFonts w:hint="eastAsia" w:ascii="標楷體" w:hAnsi="標楷體" w:eastAsia="標楷體" w:cs="標楷體"/>
+                <w:spacing w:val="-4"/>
+                <w:sz w:val="24"/>
+                <w:szCs w:val="24"/>
+              </w:rPr>
+            </w:pPr>
+            <w:r>
+              <w:rPr>
+                <w:rFonts w:hint="eastAsia" w:ascii="標楷體" w:hAnsi="標楷體" w:eastAsia="標楷體" w:cs="標楷體"/>
+                <w:spacing w:val="-4"/>
+                <w:sz w:val="24"/>
+                <w:szCs w:val="24"/>
+              </w:rPr>
+              <w:t>透過騷擾事件趨勢圖與地圖標記，提高社會對安全議題的重視。</w:t>
+            </w:r>
+          </w:p>
+          <w:p>
+            <w:pPr>
+              <w:pStyle w:val="5"/>
+              <w:numPr>
+                <w:ilvl w:val="0"/>
+                <w:numId w:val="19"/>
+              </w:numPr>
+              <w:spacing w:before="353"/>
+              <w:rPr>
+                <w:rFonts w:hint="eastAsia" w:ascii="標楷體" w:hAnsi="標楷體" w:eastAsia="標楷體" w:cs="標楷體"/>
+                <w:spacing w:val="-4"/>
+                <w:sz w:val="24"/>
+                <w:szCs w:val="24"/>
+              </w:rPr>
+            </w:pPr>
+            <w:r>
+              <w:rPr>
+                <w:rFonts w:hint="eastAsia" w:ascii="標楷體" w:hAnsi="標楷體" w:eastAsia="標楷體" w:cs="標楷體"/>
+                <w:spacing w:val="-4"/>
+                <w:sz w:val="24"/>
+                <w:szCs w:val="24"/>
+              </w:rPr>
+              <w:t>鼓勵社會大眾主動回報與關注，共同監督並建構更安全的生活環境。</w:t>
+            </w:r>
+          </w:p>
+          <w:p>
+            <w:pPr>
+              <w:pStyle w:val="5"/>
+              <w:spacing w:before="353"/>
+              <w:ind w:left="141"/>
+              <w:rPr>
+                <w:rFonts w:hint="eastAsia" w:ascii="標楷體" w:hAnsi="標楷體" w:eastAsia="標楷體" w:cs="標楷體"/>
+                <w:b/>
+                <w:bCs/>
+                <w:spacing w:val="-4"/>
+                <w:sz w:val="24"/>
+                <w:szCs w:val="24"/>
+              </w:rPr>
+            </w:pPr>
+            <w:r>
+              <w:rPr>
+                <w:rFonts w:hint="eastAsia" w:ascii="標楷體" w:hAnsi="標楷體" w:eastAsia="標楷體" w:cs="標楷體"/>
+                <w:b/>
+                <w:bCs/>
+                <w:spacing w:val="-4"/>
+                <w:sz w:val="24"/>
+                <w:szCs w:val="24"/>
+              </w:rPr>
+              <w:t>10.提升整體系統效率與可持續運作性</w:t>
+            </w:r>
+          </w:p>
+          <w:p>
+            <w:pPr>
+              <w:pStyle w:val="5"/>
+              <w:numPr>
+                <w:ilvl w:val="0"/>
+                <w:numId w:val="20"/>
+              </w:numPr>
+              <w:spacing w:before="353"/>
+              <w:rPr>
+                <w:rFonts w:hint="eastAsia" w:ascii="標楷體" w:hAnsi="標楷體" w:eastAsia="標楷體" w:cs="標楷體"/>
+                <w:spacing w:val="-4"/>
+                <w:sz w:val="24"/>
+                <w:szCs w:val="24"/>
+              </w:rPr>
+            </w:pPr>
+            <w:r>
+              <w:rPr>
+                <w:rFonts w:hint="eastAsia" w:ascii="標楷體" w:hAnsi="標楷體" w:eastAsia="標楷體" w:cs="標楷體"/>
+                <w:spacing w:val="-4"/>
+                <w:sz w:val="24"/>
+                <w:szCs w:val="24"/>
+              </w:rPr>
+              <w:t>增加管理人員數量與後台支援工具，提升資料處理與使用者回饋反應速度。</w:t>
+            </w:r>
+          </w:p>
+          <w:p>
+            <w:pPr>
+              <w:pStyle w:val="5"/>
+              <w:numPr>
+                <w:ilvl w:val="0"/>
+                <w:numId w:val="20"/>
+              </w:numPr>
+              <w:spacing w:before="353"/>
+              <w:rPr>
+                <w:rFonts w:eastAsia="標楷體"/>
+              </w:rPr>
+            </w:pPr>
+            <w:r>
+              <w:rPr>
+                <w:rFonts w:hint="eastAsia" w:ascii="標楷體" w:hAnsi="標楷體" w:eastAsia="標楷體" w:cs="標楷體"/>
+                <w:spacing w:val="-4"/>
+                <w:sz w:val="24"/>
+                <w:szCs w:val="24"/>
+              </w:rPr>
+              <w:t>持續優化系統架構，確保長期穩定運行與使用體驗品質。</w:t>
+            </w:r>
+          </w:p>
+          <w:p>
+            <w:pPr>
+              <w:pStyle w:val="5"/>
+              <w:numPr>
+                <w:numId w:val="0"/>
+              </w:numPr>
+              <w:spacing w:before="353"/>
+              <w:rPr>
+                <w:rFonts w:eastAsia="標楷體"/>
+              </w:rPr>
+            </w:pPr>
           </w:p>
           <w:p>
             <w:pPr>
@@ -6741,8 +7771,53 @@
               <w:rPr>
                 <w:rFonts w:eastAsia="標楷體"/>
               </w:rPr>
-              <w:t>創新實作方法</w:t>
-            </w:r>
+              <w:t>目前相關創作或產品介紹</w:t>
+            </w:r>
+          </w:p>
+          <w:p>
+            <w:pPr>
+              <w:pStyle w:val="26"/>
+              <w:spacing w:before="120" w:beforeLines="50" w:line="360" w:lineRule="auto"/>
+              <w:ind w:left="240" w:hanging="240" w:hangingChars="100"/>
+              <w:rPr>
+                <w:rFonts w:hint="eastAsia" w:ascii="標楷體" w:hAnsi="標楷體" w:eastAsia="標楷體" w:cs="標楷體"/>
+                <w:color w:val="auto"/>
+                <w:sz w:val="24"/>
+                <w:szCs w:val="24"/>
+              </w:rPr>
+            </w:pPr>
+            <w:r>
+              <w:rPr>
+                <w:rFonts w:hint="eastAsia" w:ascii="標楷體" w:hAnsi="標楷體" w:eastAsia="標楷體" w:cs="標楷體"/>
+                <w:color w:val="auto"/>
+                <w:sz w:val="24"/>
+                <w:szCs w:val="24"/>
+                <w:lang w:val="en-US" w:eastAsia="zh-TW"/>
+              </w:rPr>
+              <w:t xml:space="preserve">  </w:t>
+            </w:r>
+            <w:r>
+              <w:rPr>
+                <w:rFonts w:hint="eastAsia" w:ascii="標楷體" w:hAnsi="標楷體" w:eastAsia="標楷體" w:cs="標楷體"/>
+                <w:color w:val="auto"/>
+                <w:sz w:val="24"/>
+                <w:szCs w:val="24"/>
+              </w:rPr>
+              <w:t>提供民眾以地區為單位檢視事件地圖、回報異常事件及在交流區和聊天室分享「怪異事件」。查詢附近能提供協助的合作店家或公共空間(如便利商店、警察局、加油站等)，讓使用者在遇到潛在危險時，能迅速尋求幫助。</w:t>
+            </w:r>
+          </w:p>
+          <w:p>
+            <w:pPr>
+              <w:pStyle w:val="26"/>
+              <w:spacing w:before="120" w:beforeLines="50" w:line="360" w:lineRule="auto"/>
+              <w:ind w:left="240" w:hanging="240" w:hangingChars="100"/>
+              <w:rPr>
+                <w:rFonts w:hint="eastAsia" w:ascii="標楷體" w:hAnsi="標楷體" w:eastAsia="標楷體" w:cs="標楷體"/>
+                <w:color w:val="auto"/>
+                <w:sz w:val="24"/>
+                <w:szCs w:val="24"/>
+              </w:rPr>
+            </w:pPr>
           </w:p>
           <w:p>
             <w:pPr>
@@ -6758,8 +7833,326 @@
               <w:rPr>
                 <w:rFonts w:eastAsia="標楷體"/>
               </w:rPr>
-              <w:t>作品特色說明</w:t>
-            </w:r>
+              <w:t>創新實作方法</w:t>
+            </w:r>
+          </w:p>
+          <w:p>
+            <w:pPr>
+              <w:pStyle w:val="26"/>
+              <w:numPr>
+                <w:ilvl w:val="1"/>
+                <w:numId w:val="21"/>
+              </w:numPr>
+              <w:spacing w:before="120" w:beforeLines="50" w:line="360" w:lineRule="auto"/>
+              <w:ind w:left="426"/>
+              <w:rPr>
+                <w:rFonts w:hint="eastAsia" w:ascii="標楷體" w:hAnsi="標楷體" w:eastAsia="標楷體" w:cs="標楷體"/>
+                <w:color w:val="auto"/>
+                <w:sz w:val="24"/>
+                <w:szCs w:val="24"/>
+              </w:rPr>
+            </w:pPr>
+            <w:r>
+              <w:rPr>
+                <w:rFonts w:hint="eastAsia" w:ascii="標楷體" w:hAnsi="標楷體" w:eastAsia="標楷體" w:cs="標楷體"/>
+                <w:color w:val="auto"/>
+                <w:sz w:val="24"/>
+                <w:szCs w:val="24"/>
+              </w:rPr>
+              <w:t>理論基礎</w:t>
+            </w:r>
+          </w:p>
+          <w:p>
+            <w:pPr>
+              <w:pStyle w:val="26"/>
+              <w:spacing w:before="120" w:beforeLines="50" w:line="360" w:lineRule="auto"/>
+              <w:rPr>
+                <w:rFonts w:hint="eastAsia" w:ascii="標楷體" w:hAnsi="標楷體" w:eastAsia="標楷體" w:cs="標楷體"/>
+                <w:sz w:val="24"/>
+                <w:szCs w:val="24"/>
+              </w:rPr>
+            </w:pPr>
+            <w:r>
+              <w:rPr>
+                <w:rFonts w:hint="eastAsia" w:ascii="標楷體" w:hAnsi="標楷體" w:eastAsia="標楷體" w:cs="標楷體"/>
+                <w:color w:val="auto"/>
+                <w:sz w:val="24"/>
+                <w:szCs w:val="24"/>
+              </w:rPr>
+              <w:t xml:space="preserve">  </w:t>
+            </w:r>
+            <w:r>
+              <w:rPr>
+                <w:rFonts w:hint="eastAsia" w:ascii="標楷體" w:hAnsi="標楷體" w:eastAsia="標楷體" w:cs="標楷體"/>
+                <w:color w:val="auto"/>
+                <w:sz w:val="24"/>
+                <w:szCs w:val="24"/>
+                <w:lang w:val="en-US" w:eastAsia="zh-TW"/>
+              </w:rPr>
+              <w:t xml:space="preserve"> </w:t>
+            </w:r>
+            <w:r>
+              <w:rPr>
+                <w:rFonts w:hint="eastAsia" w:ascii="標楷體" w:hAnsi="標楷體" w:eastAsia="標楷體" w:cs="標楷體"/>
+                <w:b/>
+                <w:bCs/>
+                <w:sz w:val="24"/>
+                <w:szCs w:val="24"/>
+              </w:rPr>
+              <w:t>犯罪預防理論</w:t>
+            </w:r>
+            <w:r>
+              <w:rPr>
+                <w:rFonts w:hint="eastAsia" w:ascii="標楷體" w:hAnsi="標楷體" w:eastAsia="標楷體" w:cs="標楷體"/>
+                <w:sz w:val="24"/>
+                <w:szCs w:val="24"/>
+              </w:rPr>
+              <w:t>：透過資訊透明與社區參與，降低犯罪發生率。</w:t>
+            </w:r>
+          </w:p>
+          <w:p>
+            <w:pPr>
+              <w:pStyle w:val="26"/>
+              <w:spacing w:before="120" w:beforeLines="50" w:line="360" w:lineRule="auto"/>
+              <w:rPr>
+                <w:rFonts w:hint="eastAsia" w:ascii="標楷體" w:hAnsi="標楷體" w:eastAsia="標楷體" w:cs="標楷體"/>
+                <w:sz w:val="24"/>
+                <w:szCs w:val="24"/>
+              </w:rPr>
+            </w:pPr>
+            <w:r>
+              <w:rPr>
+                <w:rFonts w:hint="eastAsia" w:ascii="標楷體" w:hAnsi="標楷體" w:eastAsia="標楷體" w:cs="標楷體"/>
+                <w:sz w:val="24"/>
+                <w:szCs w:val="24"/>
+              </w:rPr>
+              <w:t xml:space="preserve">  </w:t>
+            </w:r>
+            <w:r>
+              <w:rPr>
+                <w:rFonts w:hint="eastAsia" w:ascii="標楷體" w:hAnsi="標楷體" w:eastAsia="標楷體" w:cs="標楷體"/>
+                <w:sz w:val="24"/>
+                <w:szCs w:val="24"/>
+                <w:lang w:val="en-US" w:eastAsia="zh-TW"/>
+              </w:rPr>
+              <w:t xml:space="preserve"> </w:t>
+            </w:r>
+            <w:r>
+              <w:rPr>
+                <w:rFonts w:hint="eastAsia" w:ascii="標楷體" w:hAnsi="標楷體" w:eastAsia="標楷體" w:cs="標楷體"/>
+                <w:b/>
+                <w:bCs/>
+                <w:sz w:val="24"/>
+                <w:szCs w:val="24"/>
+              </w:rPr>
+              <w:t>群眾外包</w:t>
+            </w:r>
+            <w:r>
+              <w:rPr>
+                <w:rFonts w:hint="eastAsia" w:ascii="標楷體" w:hAnsi="標楷體" w:eastAsia="標楷體" w:cs="標楷體"/>
+                <w:sz w:val="24"/>
+                <w:szCs w:val="24"/>
+              </w:rPr>
+              <w:t>：依賴使用者社群的即時回報，補足官方資訊的不足。</w:t>
+            </w:r>
+          </w:p>
+          <w:p>
+            <w:pPr>
+              <w:pStyle w:val="26"/>
+              <w:spacing w:before="120" w:beforeLines="50" w:line="360" w:lineRule="auto"/>
+              <w:rPr>
+                <w:rFonts w:hint="eastAsia" w:ascii="標楷體" w:hAnsi="標楷體" w:eastAsia="標楷體" w:cs="標楷體"/>
+                <w:sz w:val="24"/>
+                <w:szCs w:val="24"/>
+              </w:rPr>
+            </w:pPr>
+            <w:r>
+              <w:rPr>
+                <w:rFonts w:hint="eastAsia" w:ascii="標楷體" w:hAnsi="標楷體" w:eastAsia="標楷體" w:cs="標楷體"/>
+                <w:sz w:val="24"/>
+                <w:szCs w:val="24"/>
+              </w:rPr>
+              <w:t xml:space="preserve">  </w:t>
+            </w:r>
+            <w:r>
+              <w:rPr>
+                <w:rFonts w:hint="eastAsia" w:ascii="標楷體" w:hAnsi="標楷體" w:eastAsia="標楷體" w:cs="標楷體"/>
+                <w:sz w:val="24"/>
+                <w:szCs w:val="24"/>
+                <w:lang w:val="en-US" w:eastAsia="zh-TW"/>
+              </w:rPr>
+              <w:t xml:space="preserve"> </w:t>
+            </w:r>
+            <w:r>
+              <w:rPr>
+                <w:rFonts w:hint="eastAsia" w:ascii="標楷體" w:hAnsi="標楷體" w:eastAsia="標楷體" w:cs="標楷體"/>
+                <w:b/>
+                <w:bCs/>
+                <w:sz w:val="24"/>
+                <w:szCs w:val="24"/>
+              </w:rPr>
+              <w:t>情境犯罪預防</w:t>
+            </w:r>
+            <w:r>
+              <w:rPr>
+                <w:rFonts w:hint="eastAsia" w:ascii="標楷體" w:hAnsi="標楷體" w:eastAsia="標楷體" w:cs="標楷體"/>
+                <w:sz w:val="24"/>
+                <w:szCs w:val="24"/>
+              </w:rPr>
+              <w:t>：提供快速求助地點，降低潛在犯罪成功率。</w:t>
+            </w:r>
+          </w:p>
+          <w:p>
+            <w:pPr>
+              <w:pStyle w:val="26"/>
+              <w:numPr>
+                <w:ilvl w:val="1"/>
+                <w:numId w:val="21"/>
+              </w:numPr>
+              <w:spacing w:before="120" w:beforeLines="50" w:line="360" w:lineRule="auto"/>
+              <w:ind w:left="426"/>
+              <w:rPr>
+                <w:rFonts w:hint="eastAsia" w:ascii="標楷體" w:hAnsi="標楷體" w:eastAsia="標楷體" w:cs="標楷體"/>
+                <w:color w:val="auto"/>
+                <w:sz w:val="24"/>
+                <w:szCs w:val="24"/>
+              </w:rPr>
+            </w:pPr>
+            <w:r>
+              <w:rPr>
+                <w:rFonts w:hint="eastAsia" w:ascii="標楷體" w:hAnsi="標楷體" w:eastAsia="標楷體" w:cs="標楷體"/>
+                <w:color w:val="auto"/>
+                <w:sz w:val="24"/>
+                <w:szCs w:val="24"/>
+              </w:rPr>
+              <w:t>設計創新說明</w:t>
+            </w:r>
+          </w:p>
+          <w:p>
+            <w:pPr>
+              <w:pStyle w:val="26"/>
+              <w:spacing w:before="120" w:beforeLines="50" w:line="360" w:lineRule="auto"/>
+              <w:ind w:left="480"/>
+              <w:rPr>
+                <w:rFonts w:hint="eastAsia" w:ascii="標楷體" w:hAnsi="標楷體" w:eastAsia="標楷體" w:cs="標楷體"/>
+                <w:sz w:val="24"/>
+                <w:szCs w:val="24"/>
+              </w:rPr>
+            </w:pPr>
+            <w:r>
+              <w:rPr>
+                <w:rFonts w:hint="eastAsia" w:ascii="標楷體" w:hAnsi="標楷體" w:eastAsia="標楷體" w:cs="標楷體"/>
+                <w:b/>
+                <w:bCs/>
+                <w:sz w:val="24"/>
+                <w:szCs w:val="24"/>
+              </w:rPr>
+              <w:t>異常事件回報</w:t>
+            </w:r>
+            <w:r>
+              <w:rPr>
+                <w:rFonts w:hint="eastAsia" w:ascii="標楷體" w:hAnsi="標楷體" w:eastAsia="標楷體" w:cs="標楷體"/>
+                <w:sz w:val="24"/>
+                <w:szCs w:val="24"/>
+              </w:rPr>
+              <w:t>： 使用者可將自己遇到的怪事,像是不構成社會安全但仍需注意的事件通過回報,經審核來提醒社會大眾</w:t>
+            </w:r>
+          </w:p>
+          <w:p>
+            <w:pPr>
+              <w:pStyle w:val="26"/>
+              <w:spacing w:before="120" w:beforeLines="50" w:line="360" w:lineRule="auto"/>
+              <w:ind w:left="480"/>
+              <w:rPr>
+                <w:rFonts w:hint="eastAsia" w:ascii="標楷體" w:hAnsi="標楷體" w:eastAsia="標楷體" w:cs="標楷體"/>
+                <w:sz w:val="24"/>
+                <w:szCs w:val="24"/>
+              </w:rPr>
+            </w:pPr>
+            <w:r>
+              <w:rPr>
+                <w:rFonts w:hint="eastAsia" w:ascii="標楷體" w:hAnsi="標楷體" w:eastAsia="標楷體" w:cs="標楷體"/>
+                <w:b/>
+                <w:bCs/>
+                <w:sz w:val="24"/>
+                <w:szCs w:val="24"/>
+              </w:rPr>
+              <w:t>事件熱區分析</w:t>
+            </w:r>
+            <w:r>
+              <w:rPr>
+                <w:rFonts w:hint="eastAsia" w:ascii="標楷體" w:hAnsi="標楷體" w:eastAsia="標楷體" w:cs="標楷體"/>
+                <w:sz w:val="24"/>
+                <w:szCs w:val="24"/>
+              </w:rPr>
+              <w:t>：使用者不僅能看到危險地點，還會隨著時間與移動距離偵測附近是否有很多一個月內發生事件(500公尺內&gt;=5),來提醒使用者注意自身安全。</w:t>
+            </w:r>
+          </w:p>
+          <w:p>
+            <w:pPr>
+              <w:pStyle w:val="26"/>
+              <w:numPr>
+                <w:ilvl w:val="1"/>
+                <w:numId w:val="21"/>
+              </w:numPr>
+              <w:spacing w:before="120" w:beforeLines="50" w:line="360" w:lineRule="auto"/>
+              <w:ind w:left="426"/>
+              <w:rPr>
+                <w:rFonts w:hint="eastAsia" w:ascii="標楷體" w:hAnsi="標楷體" w:eastAsia="標楷體" w:cs="標楷體"/>
+                <w:color w:val="auto"/>
+                <w:sz w:val="24"/>
+                <w:szCs w:val="24"/>
+              </w:rPr>
+            </w:pPr>
+            <w:r>
+              <w:rPr>
+                <w:rFonts w:hint="eastAsia" w:ascii="標楷體" w:hAnsi="標楷體" w:eastAsia="標楷體" w:cs="標楷體"/>
+                <w:color w:val="auto"/>
+                <w:sz w:val="24"/>
+                <w:szCs w:val="24"/>
+              </w:rPr>
+              <w:t>特殊功能描述</w:t>
+            </w:r>
+          </w:p>
+          <w:p>
+            <w:pPr>
+              <w:numPr>
+                <w:numId w:val="0"/>
+              </w:numPr>
+              <w:ind w:leftChars="0" w:firstLine="480" w:firstLineChars="200"/>
+              <w:rPr>
+                <w:rFonts w:hint="eastAsia" w:ascii="標楷體" w:hAnsi="標楷體" w:eastAsia="標楷體" w:cs="標楷體"/>
+                <w:b/>
+                <w:bCs/>
+                <w:sz w:val="24"/>
+                <w:szCs w:val="24"/>
+              </w:rPr>
+            </w:pPr>
+            <w:r>
+              <w:rPr>
+                <w:rFonts w:hint="eastAsia" w:ascii="標楷體" w:hAnsi="標楷體" w:eastAsia="標楷體" w:cs="標楷體"/>
+                <w:b/>
+                <w:bCs/>
+                <w:sz w:val="24"/>
+                <w:szCs w:val="24"/>
+              </w:rPr>
+              <w:t>異常事件回報圖片人臉偵測+馬賽克</w:t>
+            </w:r>
+          </w:p>
+          <w:p>
+            <w:pPr>
+              <w:numPr>
+                <w:numId w:val="0"/>
+              </w:numPr>
+              <w:ind w:leftChars="0"/>
+              <w:rPr>
+                <w:rFonts w:hint="eastAsia" w:ascii="標楷體" w:hAnsi="標楷體" w:eastAsia="標楷體" w:cs="標楷體"/>
+                <w:b/>
+                <w:bCs/>
+                <w:sz w:val="24"/>
+                <w:szCs w:val="24"/>
+              </w:rPr>
+            </w:pPr>
           </w:p>
           <w:p>
             <w:pPr>
@@ -6769,13 +8162,95 @@
               </w:numPr>
               <w:rPr>
                 <w:rFonts w:eastAsia="標楷體"/>
-              </w:rPr>
-            </w:pPr>
-            <w:r>
-              <w:rPr>
-                <w:rFonts w:eastAsia="標楷體"/>
-              </w:rPr>
-              <w:t>結論與建議</w:t>
+                <w:sz w:val="24"/>
+                <w:szCs w:val="24"/>
+              </w:rPr>
+            </w:pPr>
+            <w:r>
+              <w:rPr>
+                <w:rFonts w:eastAsia="標楷體"/>
+              </w:rPr>
+              <w:t>作品特色說明</w:t>
+            </w:r>
+          </w:p>
+          <w:p>
+            <w:pPr>
+              <w:numPr>
+                <w:numId w:val="0"/>
+              </w:numPr>
+              <w:ind w:left="240" w:leftChars="100" w:firstLine="0" w:firstLineChars="0"/>
+              <w:rPr>
+                <w:rFonts w:eastAsia="標楷體"/>
+                <w:sz w:val="24"/>
+                <w:szCs w:val="24"/>
+              </w:rPr>
+            </w:pPr>
+            <w:r>
+              <w:rPr>
+                <w:rFonts w:hint="eastAsia" w:ascii="標楷體" w:hAnsi="標楷體" w:eastAsia="標楷體" w:cs="標楷體"/>
+                <w:color w:val="auto"/>
+                <w:sz w:val="24"/>
+                <w:szCs w:val="24"/>
+              </w:rPr>
+              <w:t>目前市場上雖有警政報案 App，但多數僅專注於案件回報與即時報警求助，缺乏</w:t>
+            </w:r>
+            <w:r>
+              <w:rPr>
+                <w:rFonts w:hint="eastAsia" w:ascii="標楷體" w:hAnsi="標楷體" w:eastAsia="標楷體" w:cs="標楷體"/>
+                <w:b/>
+                <w:bCs/>
+                <w:color w:val="auto"/>
+                <w:sz w:val="24"/>
+                <w:szCs w:val="24"/>
+              </w:rPr>
+              <w:t>社群化的怪異事件資訊共享</w:t>
+            </w:r>
+            <w:r>
+              <w:rPr>
+                <w:rFonts w:hint="eastAsia" w:ascii="標楷體" w:hAnsi="標楷體" w:eastAsia="標楷體" w:cs="標楷體"/>
+                <w:color w:val="auto"/>
+                <w:sz w:val="24"/>
+                <w:szCs w:val="24"/>
+              </w:rPr>
+              <w:t>與</w:t>
+            </w:r>
+            <w:r>
+              <w:rPr>
+                <w:rFonts w:hint="eastAsia" w:ascii="標楷體" w:hAnsi="標楷體" w:eastAsia="標楷體" w:cs="標楷體"/>
+                <w:b/>
+                <w:bCs/>
+                <w:color w:val="auto"/>
+                <w:sz w:val="24"/>
+                <w:szCs w:val="24"/>
+              </w:rPr>
+              <w:t>安全避難地點導引</w:t>
+            </w:r>
+            <w:r>
+              <w:rPr>
+                <w:rFonts w:hint="eastAsia" w:ascii="標楷體" w:hAnsi="標楷體" w:eastAsia="標楷體" w:cs="標楷體"/>
+                <w:color w:val="auto"/>
+                <w:sz w:val="24"/>
+                <w:szCs w:val="24"/>
+              </w:rPr>
+              <w:t>功能。本系統結合群眾通報、互相在聊天室/交流區分享”奇聞軼事”、事件集中區視覺化、安全店家、定位等特色，讓使用者不僅能通報，也能迅速找到附近可提供協助的地點，實現「預防 + 應對」的雙重安全保障。</w:t>
+            </w:r>
+            <w:r>
+              <w:rPr>
+                <w:rFonts w:hint="eastAsia" w:ascii="標楷體" w:hAnsi="標楷體" w:eastAsia="標楷體" w:cs="標楷體"/>
+                <w:color w:val="auto"/>
+                <w:sz w:val="24"/>
+                <w:szCs w:val="24"/>
+              </w:rPr>
+              <w:br w:type="textWrapping"/>
+            </w:r>
+            <w:r>
+              <w:rPr>
+                <w:rFonts w:hint="eastAsia" w:ascii="標楷體" w:hAnsi="標楷體" w:eastAsia="標楷體" w:cs="標楷體"/>
+                <w:color w:val="auto"/>
+                <w:sz w:val="24"/>
+                <w:szCs w:val="24"/>
+              </w:rPr>
+              <w:t>本系統將事件回報結合地圖，透過互動式 UX 設計，使資訊更即時、更直觀，提升實際使用價值。</w:t>
             </w:r>
           </w:p>
           <w:p>
@@ -6785,21 +8260,70 @@
                 <w:numId w:val="11"/>
               </w:numPr>
               <w:rPr>
-                <w:rFonts w:eastAsia="標楷體"/>
-              </w:rPr>
-            </w:pPr>
-            <w:r>
-              <w:rPr>
-                <w:rFonts w:eastAsia="標楷體"/>
-              </w:rPr>
-              <w:t>參考文獻(參考格式如下)</w:t>
-            </w:r>
+                <w:rFonts w:hint="eastAsia" w:eastAsia="標楷體"/>
+                <w:lang w:val="en-US" w:eastAsia="zh-TW"/>
+              </w:rPr>
+            </w:pPr>
+            <w:r>
+              <w:rPr>
+                <w:rFonts w:eastAsia="標楷體"/>
+              </w:rPr>
+              <w:t>結論與建議</w:t>
+            </w:r>
+          </w:p>
+          <w:p>
+            <w:pPr>
+              <w:numPr>
+                <w:numId w:val="0"/>
+              </w:numPr>
+              <w:ind w:leftChars="0"/>
+              <w:rPr>
+                <w:rFonts w:hint="eastAsia" w:eastAsia="標楷體"/>
+                <w:lang w:val="en-US" w:eastAsia="zh-TW"/>
+              </w:rPr>
+            </w:pPr>
+            <w:r>
+              <w:rPr>
+                <w:rFonts w:hint="eastAsia" w:eastAsia="標楷體"/>
+                <w:lang w:eastAsia="zh-TW"/>
+              </w:rPr>
+              <w:t>　</w:t>
+            </w:r>
+          </w:p>
+          <w:p>
+            <w:pPr>
+              <w:numPr>
+                <w:numId w:val="0"/>
+              </w:numPr>
+              <w:ind w:leftChars="0"/>
+              <w:rPr>
+                <w:rFonts w:hint="eastAsia" w:eastAsia="標楷體"/>
+                <w:lang w:val="en-US" w:eastAsia="zh-TW"/>
+              </w:rPr>
+            </w:pPr>
           </w:p>
           <w:p>
             <w:pPr>
               <w:numPr>
                 <w:ilvl w:val="0"/>
-                <w:numId w:val="12"/>
+                <w:numId w:val="11"/>
+              </w:numPr>
+              <w:rPr>
+                <w:rFonts w:eastAsia="標楷體"/>
+              </w:rPr>
+            </w:pPr>
+            <w:r>
+              <w:rPr>
+                <w:rFonts w:eastAsia="標楷體"/>
+              </w:rPr>
+              <w:t>參考文獻(參考格式如下)</w:t>
+            </w:r>
+          </w:p>
+          <w:p>
+            <w:pPr>
+              <w:numPr>
+                <w:ilvl w:val="0"/>
+                <w:numId w:val="22"/>
               </w:numPr>
               <w:tabs>
                 <w:tab w:val="left" w:pos="-146"/>
@@ -6820,7 +8344,7 @@
             <w:pPr>
               <w:numPr>
                 <w:ilvl w:val="0"/>
-                <w:numId w:val="12"/>
+                <w:numId w:val="22"/>
               </w:numPr>
               <w:tabs>
                 <w:tab w:val="left" w:pos="-146"/>
@@ -6841,7 +8365,7 @@
             <w:pPr>
               <w:numPr>
                 <w:ilvl w:val="0"/>
-                <w:numId w:val="12"/>
+                <w:numId w:val="22"/>
               </w:numPr>
               <w:tabs>
                 <w:tab w:val="left" w:pos="-146"/>
@@ -7005,7 +8529,7 @@
           </w:p>
           <w:tbl>
             <w:tblPr>
-              <w:tblStyle w:val="12"/>
+              <w:tblStyle w:val="14"/>
               <w:tblW w:w="5940" w:type="dxa"/>
               <w:tblInd w:w="2322" w:type="dxa"/>
               <w:tblLayout w:type="fixed"/>
@@ -7243,7 +8767,7 @@
     </w:p>
     <w:tbl>
       <w:tblPr>
-        <w:tblStyle w:val="12"/>
+        <w:tblStyle w:val="14"/>
         <w:tblW w:w="9445" w:type="dxa"/>
         <w:jc w:val="center"/>
         <w:tblInd w:w="0" w:type="dxa"/>
@@ -7347,10 +8871,10 @@
           </w:p>
           <w:p>
             <w:pPr>
-              <w:pStyle w:val="17"/>
+              <w:pStyle w:val="19"/>
               <w:numPr>
                 <w:ilvl w:val="0"/>
-                <w:numId w:val="13"/>
+                <w:numId w:val="23"/>
               </w:numPr>
               <w:spacing w:line="500" w:lineRule="exact"/>
               <w:ind w:left="482" w:hanging="482"/>
@@ -7368,10 +8892,10 @@
           </w:p>
           <w:p>
             <w:pPr>
-              <w:pStyle w:val="17"/>
+              <w:pStyle w:val="19"/>
               <w:numPr>
                 <w:ilvl w:val="0"/>
-                <w:numId w:val="13"/>
+                <w:numId w:val="23"/>
               </w:numPr>
               <w:spacing w:line="500" w:lineRule="exact"/>
               <w:ind w:left="482" w:hanging="482"/>
@@ -7389,10 +8913,10 @@
           </w:p>
           <w:p>
             <w:pPr>
-              <w:pStyle w:val="17"/>
+              <w:pStyle w:val="19"/>
               <w:numPr>
                 <w:ilvl w:val="0"/>
-                <w:numId w:val="13"/>
+                <w:numId w:val="23"/>
               </w:numPr>
               <w:spacing w:line="500" w:lineRule="exact"/>
               <w:ind w:left="482" w:hanging="482"/>
@@ -7782,7 +9306,7 @@
 <w:ftr xmlns:wpc="http://schemas.microsoft.com/office/word/2010/wordprocessingCanvas" xmlns:mc="http://schemas.openxmlformats.org/markup-compatibility/2006" xmlns:o="urn:schemas-microsoft-com:office:office" xmlns:r="http://schemas.openxmlformats.org/officeDocument/2006/relationships" xmlns:m="http://schemas.openxmlformats.org/officeDocument/2006/math" xmlns:v="urn:schemas-microsoft-com:vml" xmlns:wp14="http://schemas.microsoft.com/office/word/2010/wordprocessingDrawing" xmlns:wp="http://schemas.openxmlformats.org/drawingml/2006/wordprocessingDrawing" xmlns:w10="urn:schemas-microsoft-com:office:word" xmlns:w="http://schemas.openxmlformats.org/wordprocessingml/2006/main" xmlns:w14="http://schemas.microsoft.com/office/word/2010/wordml" xmlns:w15="http://schemas.microsoft.com/office/word/2012/wordml" xmlns:wpg="http://schemas.microsoft.com/office/word/2010/wordprocessingGroup" xmlns:wpi="http://schemas.microsoft.com/office/word/2010/wordprocessingInk" xmlns:wne="http://schemas.microsoft.com/office/word/2006/wordml" xmlns:wps="http://schemas.microsoft.com/office/word/2010/wordprocessingShape" xmlns:wpsCustomData="http://www.wps.cn/officeDocument/2013/wpsCustomData" mc:Ignorable="w14 w15 wp14">
   <w:p>
     <w:pPr>
-      <w:pStyle w:val="5"/>
+      <w:pStyle w:val="7"/>
       <w:jc w:val="center"/>
       <w:rPr>
         <w:rFonts w:ascii="標楷體" w:hAnsi="標楷體" w:eastAsia="標楷體"/>
@@ -7870,7 +9394,7 @@
 <w:hdr xmlns:wpc="http://schemas.microsoft.com/office/word/2010/wordprocessingCanvas" xmlns:mc="http://schemas.openxmlformats.org/markup-compatibility/2006" xmlns:o="urn:schemas-microsoft-com:office:office" xmlns:r="http://schemas.openxmlformats.org/officeDocument/2006/relationships" xmlns:m="http://schemas.openxmlformats.org/officeDocument/2006/math" xmlns:v="urn:schemas-microsoft-com:vml" xmlns:wp14="http://schemas.microsoft.com/office/word/2010/wordprocessingDrawing" xmlns:wp="http://schemas.openxmlformats.org/drawingml/2006/wordprocessingDrawing" xmlns:w10="urn:schemas-microsoft-com:office:word" xmlns:w="http://schemas.openxmlformats.org/wordprocessingml/2006/main" xmlns:w14="http://schemas.microsoft.com/office/word/2010/wordml" xmlns:w15="http://schemas.microsoft.com/office/word/2012/wordml" xmlns:wpg="http://schemas.microsoft.com/office/word/2010/wordprocessingGroup" xmlns:wpi="http://schemas.microsoft.com/office/word/2010/wordprocessingInk" xmlns:wne="http://schemas.microsoft.com/office/word/2006/wordml" xmlns:wps="http://schemas.microsoft.com/office/word/2010/wordprocessingShape" xmlns:wpsCustomData="http://www.wps.cn/officeDocument/2013/wpsCustomData" mc:Ignorable="w14 w15 wp14">
   <w:p>
     <w:pPr>
-      <w:pStyle w:val="2"/>
+      <w:pStyle w:val="3"/>
       <w:rPr>
         <w:rFonts w:eastAsia="標楷體"/>
       </w:rPr>
@@ -7889,7 +9413,7 @@
 <w:hdr xmlns:wpc="http://schemas.microsoft.com/office/word/2010/wordprocessingCanvas" xmlns:mc="http://schemas.openxmlformats.org/markup-compatibility/2006" xmlns:o="urn:schemas-microsoft-com:office:office" xmlns:r="http://schemas.openxmlformats.org/officeDocument/2006/relationships" xmlns:m="http://schemas.openxmlformats.org/officeDocument/2006/math" xmlns:v="urn:schemas-microsoft-com:vml" xmlns:wp14="http://schemas.microsoft.com/office/word/2010/wordprocessingDrawing" xmlns:wp="http://schemas.openxmlformats.org/drawingml/2006/wordprocessingDrawing" xmlns:w10="urn:schemas-microsoft-com:office:word" xmlns:w="http://schemas.openxmlformats.org/wordprocessingml/2006/main" xmlns:w14="http://schemas.microsoft.com/office/word/2010/wordml" xmlns:w15="http://schemas.microsoft.com/office/word/2012/wordml" xmlns:wpg="http://schemas.microsoft.com/office/word/2010/wordprocessingGroup" xmlns:wpi="http://schemas.microsoft.com/office/word/2010/wordprocessingInk" xmlns:wne="http://schemas.microsoft.com/office/word/2006/wordml" xmlns:wps="http://schemas.microsoft.com/office/word/2010/wordprocessingShape" xmlns:wpsCustomData="http://www.wps.cn/officeDocument/2013/wpsCustomData" mc:Ignorable="w14 w15 wp14">
   <w:p>
     <w:pPr>
-      <w:pStyle w:val="2"/>
+      <w:pStyle w:val="3"/>
       <w:rPr>
         <w:rFonts w:ascii="標楷體" w:hAnsi="標楷體" w:eastAsia="標楷體"/>
       </w:rPr>
@@ -7919,6 +9443,345 @@
 <file path=word/numbering.xml><?xml version="1.0" encoding="utf-8"?>
 <w:numbering xmlns:wpc="http://schemas.microsoft.com/office/word/2010/wordprocessingCanvas" xmlns:mc="http://schemas.openxmlformats.org/markup-compatibility/2006" xmlns:o="urn:schemas-microsoft-com:office:office" xmlns:r="http://schemas.openxmlformats.org/officeDocument/2006/relationships" xmlns:m="http://schemas.openxmlformats.org/officeDocument/2006/math" xmlns:v="urn:schemas-microsoft-com:vml" xmlns:wp14="http://schemas.microsoft.com/office/word/2010/wordprocessingDrawing" xmlns:wp="http://schemas.openxmlformats.org/drawingml/2006/wordprocessingDrawing" xmlns:w10="urn:schemas-microsoft-com:office:word" xmlns:w="http://schemas.openxmlformats.org/wordprocessingml/2006/main" xmlns:w14="http://schemas.microsoft.com/office/word/2010/wordml" xmlns:wpg="http://schemas.microsoft.com/office/word/2010/wordprocessingGroup" xmlns:wpi="http://schemas.microsoft.com/office/word/2010/wordprocessingInk" xmlns:wne="http://schemas.microsoft.com/office/word/2006/wordml" xmlns:wps="http://schemas.microsoft.com/office/word/2010/wordprocessingShape" mc:Ignorable="w14 wp14">
   <w:abstractNum w:abstractNumId="0">
+    <w:nsid w:val="00D346D1"/>
+    <w:multiLevelType w:val="multilevel"/>
+    <w:tmpl w:val="00D346D1"/>
+    <w:lvl w:ilvl="0" w:tentative="0">
+      <w:start w:val="1"/>
+      <w:numFmt w:val="bullet"/>
+      <w:lvlText w:val=""/>
+      <w:lvlJc w:val="left"/>
+      <w:pPr>
+        <w:ind w:left="621" w:hanging="480"/>
+      </w:pPr>
+      <w:rPr>
+        <w:rFonts w:hint="default" w:ascii="Wingdings" w:hAnsi="Wingdings"/>
+      </w:rPr>
+    </w:lvl>
+    <w:lvl w:ilvl="1" w:tentative="0">
+      <w:start w:val="1"/>
+      <w:numFmt w:val="bullet"/>
+      <w:lvlText w:val=""/>
+      <w:lvlJc w:val="left"/>
+      <w:pPr>
+        <w:ind w:left="1101" w:hanging="480"/>
+      </w:pPr>
+      <w:rPr>
+        <w:rFonts w:hint="default" w:ascii="Wingdings" w:hAnsi="Wingdings"/>
+      </w:rPr>
+    </w:lvl>
+    <w:lvl w:ilvl="2" w:tentative="0">
+      <w:start w:val="1"/>
+      <w:numFmt w:val="bullet"/>
+      <w:lvlText w:val=""/>
+      <w:lvlJc w:val="left"/>
+      <w:pPr>
+        <w:ind w:left="1581" w:hanging="480"/>
+      </w:pPr>
+      <w:rPr>
+        <w:rFonts w:hint="default" w:ascii="Wingdings" w:hAnsi="Wingdings"/>
+      </w:rPr>
+    </w:lvl>
+    <w:lvl w:ilvl="3" w:tentative="0">
+      <w:start w:val="1"/>
+      <w:numFmt w:val="bullet"/>
+      <w:lvlText w:val=""/>
+      <w:lvlJc w:val="left"/>
+      <w:pPr>
+        <w:ind w:left="2061" w:hanging="480"/>
+      </w:pPr>
+      <w:rPr>
+        <w:rFonts w:hint="default" w:ascii="Wingdings" w:hAnsi="Wingdings"/>
+      </w:rPr>
+    </w:lvl>
+    <w:lvl w:ilvl="4" w:tentative="0">
+      <w:start w:val="1"/>
+      <w:numFmt w:val="bullet"/>
+      <w:lvlText w:val=""/>
+      <w:lvlJc w:val="left"/>
+      <w:pPr>
+        <w:ind w:left="2541" w:hanging="480"/>
+      </w:pPr>
+      <w:rPr>
+        <w:rFonts w:hint="default" w:ascii="Wingdings" w:hAnsi="Wingdings"/>
+      </w:rPr>
+    </w:lvl>
+    <w:lvl w:ilvl="5" w:tentative="0">
+      <w:start w:val="1"/>
+      <w:numFmt w:val="bullet"/>
+      <w:lvlText w:val=""/>
+      <w:lvlJc w:val="left"/>
+      <w:pPr>
+        <w:ind w:left="3021" w:hanging="480"/>
+      </w:pPr>
+      <w:rPr>
+        <w:rFonts w:hint="default" w:ascii="Wingdings" w:hAnsi="Wingdings"/>
+      </w:rPr>
+    </w:lvl>
+    <w:lvl w:ilvl="6" w:tentative="0">
+      <w:start w:val="1"/>
+      <w:numFmt w:val="bullet"/>
+      <w:lvlText w:val=""/>
+      <w:lvlJc w:val="left"/>
+      <w:pPr>
+        <w:ind w:left="3501" w:hanging="480"/>
+      </w:pPr>
+      <w:rPr>
+        <w:rFonts w:hint="default" w:ascii="Wingdings" w:hAnsi="Wingdings"/>
+      </w:rPr>
+    </w:lvl>
+    <w:lvl w:ilvl="7" w:tentative="0">
+      <w:start w:val="1"/>
+      <w:numFmt w:val="bullet"/>
+      <w:lvlText w:val=""/>
+      <w:lvlJc w:val="left"/>
+      <w:pPr>
+        <w:ind w:left="3981" w:hanging="480"/>
+      </w:pPr>
+      <w:rPr>
+        <w:rFonts w:hint="default" w:ascii="Wingdings" w:hAnsi="Wingdings"/>
+      </w:rPr>
+    </w:lvl>
+    <w:lvl w:ilvl="8" w:tentative="0">
+      <w:start w:val="1"/>
+      <w:numFmt w:val="bullet"/>
+      <w:lvlText w:val=""/>
+      <w:lvlJc w:val="left"/>
+      <w:pPr>
+        <w:ind w:left="4461" w:hanging="480"/>
+      </w:pPr>
+      <w:rPr>
+        <w:rFonts w:hint="default" w:ascii="Wingdings" w:hAnsi="Wingdings"/>
+      </w:rPr>
+    </w:lvl>
+  </w:abstractNum>
+  <w:abstractNum w:abstractNumId="1">
+    <w:nsid w:val="0E741E57"/>
+    <w:multiLevelType w:val="multilevel"/>
+    <w:tmpl w:val="0E741E57"/>
+    <w:lvl w:ilvl="0" w:tentative="0">
+      <w:start w:val="1"/>
+      <w:numFmt w:val="bullet"/>
+      <w:lvlText w:val=""/>
+      <w:lvlJc w:val="left"/>
+      <w:pPr>
+        <w:ind w:left="621" w:hanging="480"/>
+      </w:pPr>
+      <w:rPr>
+        <w:rFonts w:hint="default" w:ascii="Wingdings" w:hAnsi="Wingdings"/>
+      </w:rPr>
+    </w:lvl>
+    <w:lvl w:ilvl="1" w:tentative="0">
+      <w:start w:val="1"/>
+      <w:numFmt w:val="bullet"/>
+      <w:lvlText w:val=""/>
+      <w:lvlJc w:val="left"/>
+      <w:pPr>
+        <w:ind w:left="1101" w:hanging="480"/>
+      </w:pPr>
+      <w:rPr>
+        <w:rFonts w:hint="default" w:ascii="Wingdings" w:hAnsi="Wingdings"/>
+      </w:rPr>
+    </w:lvl>
+    <w:lvl w:ilvl="2" w:tentative="0">
+      <w:start w:val="1"/>
+      <w:numFmt w:val="bullet"/>
+      <w:lvlText w:val=""/>
+      <w:lvlJc w:val="left"/>
+      <w:pPr>
+        <w:ind w:left="1581" w:hanging="480"/>
+      </w:pPr>
+      <w:rPr>
+        <w:rFonts w:hint="default" w:ascii="Wingdings" w:hAnsi="Wingdings"/>
+      </w:rPr>
+    </w:lvl>
+    <w:lvl w:ilvl="3" w:tentative="0">
+      <w:start w:val="1"/>
+      <w:numFmt w:val="bullet"/>
+      <w:lvlText w:val=""/>
+      <w:lvlJc w:val="left"/>
+      <w:pPr>
+        <w:ind w:left="2061" w:hanging="480"/>
+      </w:pPr>
+      <w:rPr>
+        <w:rFonts w:hint="default" w:ascii="Wingdings" w:hAnsi="Wingdings"/>
+      </w:rPr>
+    </w:lvl>
+    <w:lvl w:ilvl="4" w:tentative="0">
+      <w:start w:val="1"/>
+      <w:numFmt w:val="bullet"/>
+      <w:lvlText w:val=""/>
+      <w:lvlJc w:val="left"/>
+      <w:pPr>
+        <w:ind w:left="2541" w:hanging="480"/>
+      </w:pPr>
+      <w:rPr>
+        <w:rFonts w:hint="default" w:ascii="Wingdings" w:hAnsi="Wingdings"/>
+      </w:rPr>
+    </w:lvl>
+    <w:lvl w:ilvl="5" w:tentative="0">
+      <w:start w:val="1"/>
+      <w:numFmt w:val="bullet"/>
+      <w:lvlText w:val=""/>
+      <w:lvlJc w:val="left"/>
+      <w:pPr>
+        <w:ind w:left="3021" w:hanging="480"/>
+      </w:pPr>
+      <w:rPr>
+        <w:rFonts w:hint="default" w:ascii="Wingdings" w:hAnsi="Wingdings"/>
+      </w:rPr>
+    </w:lvl>
+    <w:lvl w:ilvl="6" w:tentative="0">
+      <w:start w:val="1"/>
+      <w:numFmt w:val="bullet"/>
+      <w:lvlText w:val=""/>
+      <w:lvlJc w:val="left"/>
+      <w:pPr>
+        <w:ind w:left="3501" w:hanging="480"/>
+      </w:pPr>
+      <w:rPr>
+        <w:rFonts w:hint="default" w:ascii="Wingdings" w:hAnsi="Wingdings"/>
+      </w:rPr>
+    </w:lvl>
+    <w:lvl w:ilvl="7" w:tentative="0">
+      <w:start w:val="1"/>
+      <w:numFmt w:val="bullet"/>
+      <w:lvlText w:val=""/>
+      <w:lvlJc w:val="left"/>
+      <w:pPr>
+        <w:ind w:left="3981" w:hanging="480"/>
+      </w:pPr>
+      <w:rPr>
+        <w:rFonts w:hint="default" w:ascii="Wingdings" w:hAnsi="Wingdings"/>
+      </w:rPr>
+    </w:lvl>
+    <w:lvl w:ilvl="8" w:tentative="0">
+      <w:start w:val="1"/>
+      <w:numFmt w:val="bullet"/>
+      <w:lvlText w:val=""/>
+      <w:lvlJc w:val="left"/>
+      <w:pPr>
+        <w:ind w:left="4461" w:hanging="480"/>
+      </w:pPr>
+      <w:rPr>
+        <w:rFonts w:hint="default" w:ascii="Wingdings" w:hAnsi="Wingdings"/>
+      </w:rPr>
+    </w:lvl>
+  </w:abstractNum>
+  <w:abstractNum w:abstractNumId="2">
+    <w:nsid w:val="10F65B86"/>
+    <w:multiLevelType w:val="multilevel"/>
+    <w:tmpl w:val="10F65B86"/>
+    <w:lvl w:ilvl="0" w:tentative="0">
+      <w:start w:val="1"/>
+      <w:numFmt w:val="taiwaneseCountingThousand"/>
+      <w:lvlText w:val="%1、"/>
+      <w:lvlJc w:val="left"/>
+      <w:pPr>
+        <w:ind w:left="480" w:hanging="480"/>
+      </w:pPr>
+      <w:rPr>
+        <w:rFonts w:hint="default" w:cs="Times New Roman"/>
+      </w:rPr>
+    </w:lvl>
+    <w:lvl w:ilvl="1" w:tentative="0">
+      <w:start w:val="1"/>
+      <w:numFmt w:val="decimal"/>
+      <w:lvlText w:val="%2."/>
+      <w:lvlJc w:val="left"/>
+      <w:pPr>
+        <w:ind w:left="840" w:hanging="360"/>
+      </w:pPr>
+      <w:rPr>
+        <w:rFonts w:hint="default" w:cs="Times New Roman"/>
+      </w:rPr>
+    </w:lvl>
+    <w:lvl w:ilvl="2" w:tentative="0">
+      <w:start w:val="1"/>
+      <w:numFmt w:val="lowerRoman"/>
+      <w:lvlText w:val="%3."/>
+      <w:lvlJc w:val="right"/>
+      <w:pPr>
+        <w:ind w:left="1440" w:hanging="480"/>
+      </w:pPr>
+      <w:rPr>
+        <w:rFonts w:cs="Times New Roman"/>
+      </w:rPr>
+    </w:lvl>
+    <w:lvl w:ilvl="3" w:tentative="0">
+      <w:start w:val="1"/>
+      <w:numFmt w:val="decimal"/>
+      <w:lvlText w:val="%4."/>
+      <w:lvlJc w:val="left"/>
+      <w:pPr>
+        <w:ind w:left="1920" w:hanging="480"/>
+      </w:pPr>
+      <w:rPr>
+        <w:rFonts w:cs="Times New Roman"/>
+      </w:rPr>
+    </w:lvl>
+    <w:lvl w:ilvl="4" w:tentative="0">
+      <w:start w:val="1"/>
+      <w:numFmt w:val="ideographTraditional"/>
+      <w:lvlText w:val="%5、"/>
+      <w:lvlJc w:val="left"/>
+      <w:pPr>
+        <w:ind w:left="2400" w:hanging="480"/>
+      </w:pPr>
+      <w:rPr>
+        <w:rFonts w:cs="Times New Roman"/>
+      </w:rPr>
+    </w:lvl>
+    <w:lvl w:ilvl="5" w:tentative="0">
+      <w:start w:val="1"/>
+      <w:numFmt w:val="lowerRoman"/>
+      <w:lvlText w:val="%6."/>
+      <w:lvlJc w:val="right"/>
+      <w:pPr>
+        <w:ind w:left="2880" w:hanging="480"/>
+      </w:pPr>
+      <w:rPr>
+        <w:rFonts w:cs="Times New Roman"/>
+      </w:rPr>
+    </w:lvl>
+    <w:lvl w:ilvl="6" w:tentative="0">
+      <w:start w:val="1"/>
+      <w:numFmt w:val="decimal"/>
+      <w:lvlText w:val="%7."/>
+      <w:lvlJc w:val="left"/>
+      <w:pPr>
+        <w:ind w:left="3360" w:hanging="480"/>
+      </w:pPr>
+      <w:rPr>
+        <w:rFonts w:cs="Times New Roman"/>
+      </w:rPr>
+    </w:lvl>
+    <w:lvl w:ilvl="7" w:tentative="0">
+      <w:start w:val="1"/>
+      <w:numFmt w:val="ideographTraditional"/>
+      <w:lvlText w:val="%8、"/>
+      <w:lvlJc w:val="left"/>
+      <w:pPr>
+        <w:ind w:left="3840" w:hanging="480"/>
+      </w:pPr>
+      <w:rPr>
+        <w:rFonts w:cs="Times New Roman"/>
+      </w:rPr>
+    </w:lvl>
+    <w:lvl w:ilvl="8" w:tentative="0">
+      <w:start w:val="1"/>
+      <w:numFmt w:val="lowerRoman"/>
+      <w:lvlText w:val="%9."/>
+      <w:lvlJc w:val="right"/>
+      <w:pPr>
+        <w:ind w:left="4320" w:hanging="480"/>
+      </w:pPr>
+      <w:rPr>
+        <w:rFonts w:cs="Times New Roman"/>
+      </w:rPr>
+    </w:lvl>
+  </w:abstractNum>
+  <w:abstractNum w:abstractNumId="3">
     <w:nsid w:val="12A87C29"/>
     <w:multiLevelType w:val="multilevel"/>
     <w:tmpl w:val="12A87C29"/>
@@ -8008,7 +9871,120 @@
       </w:pPr>
     </w:lvl>
   </w:abstractNum>
-  <w:abstractNum w:abstractNumId="1">
+  <w:abstractNum w:abstractNumId="4">
+    <w:nsid w:val="14B16E8C"/>
+    <w:multiLevelType w:val="multilevel"/>
+    <w:tmpl w:val="14B16E8C"/>
+    <w:lvl w:ilvl="0" w:tentative="0">
+      <w:start w:val="1"/>
+      <w:numFmt w:val="bullet"/>
+      <w:lvlText w:val=""/>
+      <w:lvlJc w:val="left"/>
+      <w:pPr>
+        <w:ind w:left="621" w:hanging="480"/>
+      </w:pPr>
+      <w:rPr>
+        <w:rFonts w:hint="default" w:ascii="Wingdings" w:hAnsi="Wingdings"/>
+      </w:rPr>
+    </w:lvl>
+    <w:lvl w:ilvl="1" w:tentative="0">
+      <w:start w:val="1"/>
+      <w:numFmt w:val="bullet"/>
+      <w:lvlText w:val=""/>
+      <w:lvlJc w:val="left"/>
+      <w:pPr>
+        <w:ind w:left="1101" w:hanging="480"/>
+      </w:pPr>
+      <w:rPr>
+        <w:rFonts w:hint="default" w:ascii="Wingdings" w:hAnsi="Wingdings"/>
+      </w:rPr>
+    </w:lvl>
+    <w:lvl w:ilvl="2" w:tentative="0">
+      <w:start w:val="1"/>
+      <w:numFmt w:val="bullet"/>
+      <w:lvlText w:val=""/>
+      <w:lvlJc w:val="left"/>
+      <w:pPr>
+        <w:ind w:left="1581" w:hanging="480"/>
+      </w:pPr>
+      <w:rPr>
+        <w:rFonts w:hint="default" w:ascii="Wingdings" w:hAnsi="Wingdings"/>
+      </w:rPr>
+    </w:lvl>
+    <w:lvl w:ilvl="3" w:tentative="0">
+      <w:start w:val="1"/>
+      <w:numFmt w:val="bullet"/>
+      <w:lvlText w:val=""/>
+      <w:lvlJc w:val="left"/>
+      <w:pPr>
+        <w:ind w:left="2061" w:hanging="480"/>
+      </w:pPr>
+      <w:rPr>
+        <w:rFonts w:hint="default" w:ascii="Wingdings" w:hAnsi="Wingdings"/>
+      </w:rPr>
+    </w:lvl>
+    <w:lvl w:ilvl="4" w:tentative="0">
+      <w:start w:val="1"/>
+      <w:numFmt w:val="bullet"/>
+      <w:lvlText w:val=""/>
+      <w:lvlJc w:val="left"/>
+      <w:pPr>
+        <w:ind w:left="2541" w:hanging="480"/>
+      </w:pPr>
+      <w:rPr>
+        <w:rFonts w:hint="default" w:ascii="Wingdings" w:hAnsi="Wingdings"/>
+      </w:rPr>
+    </w:lvl>
+    <w:lvl w:ilvl="5" w:tentative="0">
+      <w:start w:val="1"/>
+      <w:numFmt w:val="bullet"/>
+      <w:lvlText w:val=""/>
+      <w:lvlJc w:val="left"/>
+      <w:pPr>
+        <w:ind w:left="3021" w:hanging="480"/>
+      </w:pPr>
+      <w:rPr>
+        <w:rFonts w:hint="default" w:ascii="Wingdings" w:hAnsi="Wingdings"/>
+      </w:rPr>
+    </w:lvl>
+    <w:lvl w:ilvl="6" w:tentative="0">
+      <w:start w:val="1"/>
+      <w:numFmt w:val="bullet"/>
+      <w:lvlText w:val=""/>
+      <w:lvlJc w:val="left"/>
+      <w:pPr>
+        <w:ind w:left="3501" w:hanging="480"/>
+      </w:pPr>
+      <w:rPr>
+        <w:rFonts w:hint="default" w:ascii="Wingdings" w:hAnsi="Wingdings"/>
+      </w:rPr>
+    </w:lvl>
+    <w:lvl w:ilvl="7" w:tentative="0">
+      <w:start w:val="1"/>
+      <w:numFmt w:val="bullet"/>
+      <w:lvlText w:val=""/>
+      <w:lvlJc w:val="left"/>
+      <w:pPr>
+        <w:ind w:left="3981" w:hanging="480"/>
+      </w:pPr>
+      <w:rPr>
+        <w:rFonts w:hint="default" w:ascii="Wingdings" w:hAnsi="Wingdings"/>
+      </w:rPr>
+    </w:lvl>
+    <w:lvl w:ilvl="8" w:tentative="0">
+      <w:start w:val="1"/>
+      <w:numFmt w:val="bullet"/>
+      <w:lvlText w:val=""/>
+      <w:lvlJc w:val="left"/>
+      <w:pPr>
+        <w:ind w:left="4461" w:hanging="480"/>
+      </w:pPr>
+      <w:rPr>
+        <w:rFonts w:hint="default" w:ascii="Wingdings" w:hAnsi="Wingdings"/>
+      </w:rPr>
+    </w:lvl>
+  </w:abstractNum>
+  <w:abstractNum w:abstractNumId="5">
     <w:nsid w:val="17E96B22"/>
     <w:multiLevelType w:val="multilevel"/>
     <w:tmpl w:val="17E96B22"/>
@@ -8094,7 +10070,7 @@
       </w:pPr>
     </w:lvl>
   </w:abstractNum>
-  <w:abstractNum w:abstractNumId="2">
+  <w:abstractNum w:abstractNumId="6">
     <w:nsid w:val="24FB6F9B"/>
     <w:multiLevelType w:val="multilevel"/>
     <w:tmpl w:val="24FB6F9B"/>
@@ -8180,7 +10156,7 @@
       </w:pPr>
     </w:lvl>
   </w:abstractNum>
-  <w:abstractNum w:abstractNumId="3">
+  <w:abstractNum w:abstractNumId="7">
     <w:nsid w:val="2816210E"/>
     <w:multiLevelType w:val="multilevel"/>
     <w:tmpl w:val="2816210E"/>
@@ -8266,7 +10242,7 @@
       </w:pPr>
     </w:lvl>
   </w:abstractNum>
-  <w:abstractNum w:abstractNumId="4">
+  <w:abstractNum w:abstractNumId="8">
     <w:nsid w:val="35E54C38"/>
     <w:multiLevelType w:val="multilevel"/>
     <w:tmpl w:val="35E54C38"/>
@@ -8352,7 +10328,7 @@
       </w:pPr>
     </w:lvl>
   </w:abstractNum>
-  <w:abstractNum w:abstractNumId="5">
+  <w:abstractNum w:abstractNumId="9">
     <w:nsid w:val="37974A81"/>
     <w:multiLevelType w:val="multilevel"/>
     <w:tmpl w:val="37974A81"/>
@@ -8438,7 +10414,7 @@
       </w:pPr>
     </w:lvl>
   </w:abstractNum>
-  <w:abstractNum w:abstractNumId="6">
+  <w:abstractNum w:abstractNumId="10">
     <w:nsid w:val="3A330050"/>
     <w:multiLevelType w:val="multilevel"/>
     <w:tmpl w:val="3A330050"/>
@@ -8527,7 +10503,120 @@
       </w:pPr>
     </w:lvl>
   </w:abstractNum>
-  <w:abstractNum w:abstractNumId="7">
+  <w:abstractNum w:abstractNumId="11">
+    <w:nsid w:val="3D2E417C"/>
+    <w:multiLevelType w:val="multilevel"/>
+    <w:tmpl w:val="3D2E417C"/>
+    <w:lvl w:ilvl="0" w:tentative="0">
+      <w:start w:val="1"/>
+      <w:numFmt w:val="bullet"/>
+      <w:lvlText w:val=""/>
+      <w:lvlJc w:val="left"/>
+      <w:pPr>
+        <w:ind w:left="621" w:hanging="480"/>
+      </w:pPr>
+      <w:rPr>
+        <w:rFonts w:hint="default" w:ascii="Wingdings" w:hAnsi="Wingdings"/>
+      </w:rPr>
+    </w:lvl>
+    <w:lvl w:ilvl="1" w:tentative="0">
+      <w:start w:val="1"/>
+      <w:numFmt w:val="bullet"/>
+      <w:lvlText w:val=""/>
+      <w:lvlJc w:val="left"/>
+      <w:pPr>
+        <w:ind w:left="1101" w:hanging="480"/>
+      </w:pPr>
+      <w:rPr>
+        <w:rFonts w:hint="default" w:ascii="Wingdings" w:hAnsi="Wingdings"/>
+      </w:rPr>
+    </w:lvl>
+    <w:lvl w:ilvl="2" w:tentative="0">
+      <w:start w:val="1"/>
+      <w:numFmt w:val="bullet"/>
+      <w:lvlText w:val=""/>
+      <w:lvlJc w:val="left"/>
+      <w:pPr>
+        <w:ind w:left="1581" w:hanging="480"/>
+      </w:pPr>
+      <w:rPr>
+        <w:rFonts w:hint="default" w:ascii="Wingdings" w:hAnsi="Wingdings"/>
+      </w:rPr>
+    </w:lvl>
+    <w:lvl w:ilvl="3" w:tentative="0">
+      <w:start w:val="1"/>
+      <w:numFmt w:val="bullet"/>
+      <w:lvlText w:val=""/>
+      <w:lvlJc w:val="left"/>
+      <w:pPr>
+        <w:ind w:left="2061" w:hanging="480"/>
+      </w:pPr>
+      <w:rPr>
+        <w:rFonts w:hint="default" w:ascii="Wingdings" w:hAnsi="Wingdings"/>
+      </w:rPr>
+    </w:lvl>
+    <w:lvl w:ilvl="4" w:tentative="0">
+      <w:start w:val="1"/>
+      <w:numFmt w:val="bullet"/>
+      <w:lvlText w:val=""/>
+      <w:lvlJc w:val="left"/>
+      <w:pPr>
+        <w:ind w:left="2541" w:hanging="480"/>
+      </w:pPr>
+      <w:rPr>
+        <w:rFonts w:hint="default" w:ascii="Wingdings" w:hAnsi="Wingdings"/>
+      </w:rPr>
+    </w:lvl>
+    <w:lvl w:ilvl="5" w:tentative="0">
+      <w:start w:val="1"/>
+      <w:numFmt w:val="bullet"/>
+      <w:lvlText w:val=""/>
+      <w:lvlJc w:val="left"/>
+      <w:pPr>
+        <w:ind w:left="3021" w:hanging="480"/>
+      </w:pPr>
+      <w:rPr>
+        <w:rFonts w:hint="default" w:ascii="Wingdings" w:hAnsi="Wingdings"/>
+      </w:rPr>
+    </w:lvl>
+    <w:lvl w:ilvl="6" w:tentative="0">
+      <w:start w:val="1"/>
+      <w:numFmt w:val="bullet"/>
+      <w:lvlText w:val=""/>
+      <w:lvlJc w:val="left"/>
+      <w:pPr>
+        <w:ind w:left="3501" w:hanging="480"/>
+      </w:pPr>
+      <w:rPr>
+        <w:rFonts w:hint="default" w:ascii="Wingdings" w:hAnsi="Wingdings"/>
+      </w:rPr>
+    </w:lvl>
+    <w:lvl w:ilvl="7" w:tentative="0">
+      <w:start w:val="1"/>
+      <w:numFmt w:val="bullet"/>
+      <w:lvlText w:val=""/>
+      <w:lvlJc w:val="left"/>
+      <w:pPr>
+        <w:ind w:left="3981" w:hanging="480"/>
+      </w:pPr>
+      <w:rPr>
+        <w:rFonts w:hint="default" w:ascii="Wingdings" w:hAnsi="Wingdings"/>
+      </w:rPr>
+    </w:lvl>
+    <w:lvl w:ilvl="8" w:tentative="0">
+      <w:start w:val="1"/>
+      <w:numFmt w:val="bullet"/>
+      <w:lvlText w:val=""/>
+      <w:lvlJc w:val="left"/>
+      <w:pPr>
+        <w:ind w:left="4461" w:hanging="480"/>
+      </w:pPr>
+      <w:rPr>
+        <w:rFonts w:hint="default" w:ascii="Wingdings" w:hAnsi="Wingdings"/>
+      </w:rPr>
+    </w:lvl>
+  </w:abstractNum>
+  <w:abstractNum w:abstractNumId="12">
     <w:nsid w:val="42EE55FB"/>
     <w:multiLevelType w:val="multilevel"/>
     <w:tmpl w:val="42EE55FB"/>
@@ -8617,7 +10706,7 @@
       </w:pPr>
     </w:lvl>
   </w:abstractNum>
-  <w:abstractNum w:abstractNumId="8">
+  <w:abstractNum w:abstractNumId="13">
     <w:nsid w:val="4491292C"/>
     <w:multiLevelType w:val="multilevel"/>
     <w:tmpl w:val="4491292C"/>
@@ -8706,7 +10795,7 @@
       </w:pPr>
     </w:lvl>
   </w:abstractNum>
-  <w:abstractNum w:abstractNumId="9">
+  <w:abstractNum w:abstractNumId="14">
     <w:nsid w:val="4BB520E3"/>
     <w:multiLevelType w:val="multilevel"/>
     <w:tmpl w:val="4BB520E3"/>
@@ -8792,7 +10881,7 @@
       </w:pPr>
     </w:lvl>
   </w:abstractNum>
-  <w:abstractNum w:abstractNumId="10">
+  <w:abstractNum w:abstractNumId="15">
     <w:nsid w:val="517B2CBB"/>
     <w:multiLevelType w:val="multilevel"/>
     <w:tmpl w:val="517B2CBB"/>
@@ -8881,7 +10970,120 @@
       </w:pPr>
     </w:lvl>
   </w:abstractNum>
-  <w:abstractNum w:abstractNumId="11">
+  <w:abstractNum w:abstractNumId="16">
+    <w:nsid w:val="51CA7431"/>
+    <w:multiLevelType w:val="multilevel"/>
+    <w:tmpl w:val="51CA7431"/>
+    <w:lvl w:ilvl="0" w:tentative="0">
+      <w:start w:val="1"/>
+      <w:numFmt w:val="bullet"/>
+      <w:lvlText w:val=""/>
+      <w:lvlJc w:val="left"/>
+      <w:pPr>
+        <w:ind w:left="621" w:hanging="480"/>
+      </w:pPr>
+      <w:rPr>
+        <w:rFonts w:hint="default" w:ascii="Wingdings" w:hAnsi="Wingdings"/>
+      </w:rPr>
+    </w:lvl>
+    <w:lvl w:ilvl="1" w:tentative="0">
+      <w:start w:val="1"/>
+      <w:numFmt w:val="bullet"/>
+      <w:lvlText w:val=""/>
+      <w:lvlJc w:val="left"/>
+      <w:pPr>
+        <w:ind w:left="1101" w:hanging="480"/>
+      </w:pPr>
+      <w:rPr>
+        <w:rFonts w:hint="default" w:ascii="Wingdings" w:hAnsi="Wingdings"/>
+      </w:rPr>
+    </w:lvl>
+    <w:lvl w:ilvl="2" w:tentative="0">
+      <w:start w:val="1"/>
+      <w:numFmt w:val="bullet"/>
+      <w:lvlText w:val=""/>
+      <w:lvlJc w:val="left"/>
+      <w:pPr>
+        <w:ind w:left="1581" w:hanging="480"/>
+      </w:pPr>
+      <w:rPr>
+        <w:rFonts w:hint="default" w:ascii="Wingdings" w:hAnsi="Wingdings"/>
+      </w:rPr>
+    </w:lvl>
+    <w:lvl w:ilvl="3" w:tentative="0">
+      <w:start w:val="1"/>
+      <w:numFmt w:val="bullet"/>
+      <w:lvlText w:val=""/>
+      <w:lvlJc w:val="left"/>
+      <w:pPr>
+        <w:ind w:left="2061" w:hanging="480"/>
+      </w:pPr>
+      <w:rPr>
+        <w:rFonts w:hint="default" w:ascii="Wingdings" w:hAnsi="Wingdings"/>
+      </w:rPr>
+    </w:lvl>
+    <w:lvl w:ilvl="4" w:tentative="0">
+      <w:start w:val="1"/>
+      <w:numFmt w:val="bullet"/>
+      <w:lvlText w:val=""/>
+      <w:lvlJc w:val="left"/>
+      <w:pPr>
+        <w:ind w:left="2541" w:hanging="480"/>
+      </w:pPr>
+      <w:rPr>
+        <w:rFonts w:hint="default" w:ascii="Wingdings" w:hAnsi="Wingdings"/>
+      </w:rPr>
+    </w:lvl>
+    <w:lvl w:ilvl="5" w:tentative="0">
+      <w:start w:val="1"/>
+      <w:numFmt w:val="bullet"/>
+      <w:lvlText w:val=""/>
+      <w:lvlJc w:val="left"/>
+      <w:pPr>
+        <w:ind w:left="3021" w:hanging="480"/>
+      </w:pPr>
+      <w:rPr>
+        <w:rFonts w:hint="default" w:ascii="Wingdings" w:hAnsi="Wingdings"/>
+      </w:rPr>
+    </w:lvl>
+    <w:lvl w:ilvl="6" w:tentative="0">
+      <w:start w:val="1"/>
+      <w:numFmt w:val="bullet"/>
+      <w:lvlText w:val=""/>
+      <w:lvlJc w:val="left"/>
+      <w:pPr>
+        <w:ind w:left="3501" w:hanging="480"/>
+      </w:pPr>
+      <w:rPr>
+        <w:rFonts w:hint="default" w:ascii="Wingdings" w:hAnsi="Wingdings"/>
+      </w:rPr>
+    </w:lvl>
+    <w:lvl w:ilvl="7" w:tentative="0">
+      <w:start w:val="1"/>
+      <w:numFmt w:val="bullet"/>
+      <w:lvlText w:val=""/>
+      <w:lvlJc w:val="left"/>
+      <w:pPr>
+        <w:ind w:left="3981" w:hanging="480"/>
+      </w:pPr>
+      <w:rPr>
+        <w:rFonts w:hint="default" w:ascii="Wingdings" w:hAnsi="Wingdings"/>
+      </w:rPr>
+    </w:lvl>
+    <w:lvl w:ilvl="8" w:tentative="0">
+      <w:start w:val="1"/>
+      <w:numFmt w:val="bullet"/>
+      <w:lvlText w:val=""/>
+      <w:lvlJc w:val="left"/>
+      <w:pPr>
+        <w:ind w:left="4461" w:hanging="480"/>
+      </w:pPr>
+      <w:rPr>
+        <w:rFonts w:hint="default" w:ascii="Wingdings" w:hAnsi="Wingdings"/>
+      </w:rPr>
+    </w:lvl>
+  </w:abstractNum>
+  <w:abstractNum w:abstractNumId="17">
     <w:nsid w:val="53064D54"/>
     <w:multiLevelType w:val="multilevel"/>
     <w:tmpl w:val="53064D54"/>
@@ -8967,7 +11169,233 @@
       </w:pPr>
     </w:lvl>
   </w:abstractNum>
-  <w:abstractNum w:abstractNumId="12">
+  <w:abstractNum w:abstractNumId="18">
+    <w:nsid w:val="53540E45"/>
+    <w:multiLevelType w:val="multilevel"/>
+    <w:tmpl w:val="53540E45"/>
+    <w:lvl w:ilvl="0" w:tentative="0">
+      <w:start w:val="1"/>
+      <w:numFmt w:val="bullet"/>
+      <w:lvlText w:val=""/>
+      <w:lvlJc w:val="left"/>
+      <w:pPr>
+        <w:ind w:left="621" w:hanging="480"/>
+      </w:pPr>
+      <w:rPr>
+        <w:rFonts w:hint="default" w:ascii="Wingdings" w:hAnsi="Wingdings"/>
+      </w:rPr>
+    </w:lvl>
+    <w:lvl w:ilvl="1" w:tentative="0">
+      <w:start w:val="1"/>
+      <w:numFmt w:val="bullet"/>
+      <w:lvlText w:val=""/>
+      <w:lvlJc w:val="left"/>
+      <w:pPr>
+        <w:ind w:left="1101" w:hanging="480"/>
+      </w:pPr>
+      <w:rPr>
+        <w:rFonts w:hint="default" w:ascii="Wingdings" w:hAnsi="Wingdings"/>
+      </w:rPr>
+    </w:lvl>
+    <w:lvl w:ilvl="2" w:tentative="0">
+      <w:start w:val="1"/>
+      <w:numFmt w:val="bullet"/>
+      <w:lvlText w:val=""/>
+      <w:lvlJc w:val="left"/>
+      <w:pPr>
+        <w:ind w:left="1581" w:hanging="480"/>
+      </w:pPr>
+      <w:rPr>
+        <w:rFonts w:hint="default" w:ascii="Wingdings" w:hAnsi="Wingdings"/>
+      </w:rPr>
+    </w:lvl>
+    <w:lvl w:ilvl="3" w:tentative="0">
+      <w:start w:val="1"/>
+      <w:numFmt w:val="bullet"/>
+      <w:lvlText w:val=""/>
+      <w:lvlJc w:val="left"/>
+      <w:pPr>
+        <w:ind w:left="2061" w:hanging="480"/>
+      </w:pPr>
+      <w:rPr>
+        <w:rFonts w:hint="default" w:ascii="Wingdings" w:hAnsi="Wingdings"/>
+      </w:rPr>
+    </w:lvl>
+    <w:lvl w:ilvl="4" w:tentative="0">
+      <w:start w:val="1"/>
+      <w:numFmt w:val="bullet"/>
+      <w:lvlText w:val=""/>
+      <w:lvlJc w:val="left"/>
+      <w:pPr>
+        <w:ind w:left="2541" w:hanging="480"/>
+      </w:pPr>
+      <w:rPr>
+        <w:rFonts w:hint="default" w:ascii="Wingdings" w:hAnsi="Wingdings"/>
+      </w:rPr>
+    </w:lvl>
+    <w:lvl w:ilvl="5" w:tentative="0">
+      <w:start w:val="1"/>
+      <w:numFmt w:val="bullet"/>
+      <w:lvlText w:val=""/>
+      <w:lvlJc w:val="left"/>
+      <w:pPr>
+        <w:ind w:left="3021" w:hanging="480"/>
+      </w:pPr>
+      <w:rPr>
+        <w:rFonts w:hint="default" w:ascii="Wingdings" w:hAnsi="Wingdings"/>
+      </w:rPr>
+    </w:lvl>
+    <w:lvl w:ilvl="6" w:tentative="0">
+      <w:start w:val="1"/>
+      <w:numFmt w:val="bullet"/>
+      <w:lvlText w:val=""/>
+      <w:lvlJc w:val="left"/>
+      <w:pPr>
+        <w:ind w:left="3501" w:hanging="480"/>
+      </w:pPr>
+      <w:rPr>
+        <w:rFonts w:hint="default" w:ascii="Wingdings" w:hAnsi="Wingdings"/>
+      </w:rPr>
+    </w:lvl>
+    <w:lvl w:ilvl="7" w:tentative="0">
+      <w:start w:val="1"/>
+      <w:numFmt w:val="bullet"/>
+      <w:lvlText w:val=""/>
+      <w:lvlJc w:val="left"/>
+      <w:pPr>
+        <w:ind w:left="3981" w:hanging="480"/>
+      </w:pPr>
+      <w:rPr>
+        <w:rFonts w:hint="default" w:ascii="Wingdings" w:hAnsi="Wingdings"/>
+      </w:rPr>
+    </w:lvl>
+    <w:lvl w:ilvl="8" w:tentative="0">
+      <w:start w:val="1"/>
+      <w:numFmt w:val="bullet"/>
+      <w:lvlText w:val=""/>
+      <w:lvlJc w:val="left"/>
+      <w:pPr>
+        <w:ind w:left="4461" w:hanging="480"/>
+      </w:pPr>
+      <w:rPr>
+        <w:rFonts w:hint="default" w:ascii="Wingdings" w:hAnsi="Wingdings"/>
+      </w:rPr>
+    </w:lvl>
+  </w:abstractNum>
+  <w:abstractNum w:abstractNumId="19">
+    <w:nsid w:val="5974749F"/>
+    <w:multiLevelType w:val="multilevel"/>
+    <w:tmpl w:val="5974749F"/>
+    <w:lvl w:ilvl="0" w:tentative="0">
+      <w:start w:val="1"/>
+      <w:numFmt w:val="bullet"/>
+      <w:lvlText w:val=""/>
+      <w:lvlJc w:val="left"/>
+      <w:pPr>
+        <w:ind w:left="621" w:hanging="480"/>
+      </w:pPr>
+      <w:rPr>
+        <w:rFonts w:hint="default" w:ascii="Wingdings" w:hAnsi="Wingdings"/>
+      </w:rPr>
+    </w:lvl>
+    <w:lvl w:ilvl="1" w:tentative="0">
+      <w:start w:val="1"/>
+      <w:numFmt w:val="bullet"/>
+      <w:lvlText w:val=""/>
+      <w:lvlJc w:val="left"/>
+      <w:pPr>
+        <w:ind w:left="1101" w:hanging="480"/>
+      </w:pPr>
+      <w:rPr>
+        <w:rFonts w:hint="default" w:ascii="Wingdings" w:hAnsi="Wingdings"/>
+      </w:rPr>
+    </w:lvl>
+    <w:lvl w:ilvl="2" w:tentative="0">
+      <w:start w:val="1"/>
+      <w:numFmt w:val="bullet"/>
+      <w:lvlText w:val=""/>
+      <w:lvlJc w:val="left"/>
+      <w:pPr>
+        <w:ind w:left="1581" w:hanging="480"/>
+      </w:pPr>
+      <w:rPr>
+        <w:rFonts w:hint="default" w:ascii="Wingdings" w:hAnsi="Wingdings"/>
+      </w:rPr>
+    </w:lvl>
+    <w:lvl w:ilvl="3" w:tentative="0">
+      <w:start w:val="1"/>
+      <w:numFmt w:val="bullet"/>
+      <w:lvlText w:val=""/>
+      <w:lvlJc w:val="left"/>
+      <w:pPr>
+        <w:ind w:left="2061" w:hanging="480"/>
+      </w:pPr>
+      <w:rPr>
+        <w:rFonts w:hint="default" w:ascii="Wingdings" w:hAnsi="Wingdings"/>
+      </w:rPr>
+    </w:lvl>
+    <w:lvl w:ilvl="4" w:tentative="0">
+      <w:start w:val="1"/>
+      <w:numFmt w:val="bullet"/>
+      <w:lvlText w:val=""/>
+      <w:lvlJc w:val="left"/>
+      <w:pPr>
+        <w:ind w:left="2541" w:hanging="480"/>
+      </w:pPr>
+      <w:rPr>
+        <w:rFonts w:hint="default" w:ascii="Wingdings" w:hAnsi="Wingdings"/>
+      </w:rPr>
+    </w:lvl>
+    <w:lvl w:ilvl="5" w:tentative="0">
+      <w:start w:val="1"/>
+      <w:numFmt w:val="bullet"/>
+      <w:lvlText w:val=""/>
+      <w:lvlJc w:val="left"/>
+      <w:pPr>
+        <w:ind w:left="3021" w:hanging="480"/>
+      </w:pPr>
+      <w:rPr>
+        <w:rFonts w:hint="default" w:ascii="Wingdings" w:hAnsi="Wingdings"/>
+      </w:rPr>
+    </w:lvl>
+    <w:lvl w:ilvl="6" w:tentative="0">
+      <w:start w:val="1"/>
+      <w:numFmt w:val="bullet"/>
+      <w:lvlText w:val=""/>
+      <w:lvlJc w:val="left"/>
+      <w:pPr>
+        <w:ind w:left="3501" w:hanging="480"/>
+      </w:pPr>
+      <w:rPr>
+        <w:rFonts w:hint="default" w:ascii="Wingdings" w:hAnsi="Wingdings"/>
+      </w:rPr>
+    </w:lvl>
+    <w:lvl w:ilvl="7" w:tentative="0">
+      <w:start w:val="1"/>
+      <w:numFmt w:val="bullet"/>
+      <w:lvlText w:val=""/>
+      <w:lvlJc w:val="left"/>
+      <w:pPr>
+        <w:ind w:left="3981" w:hanging="480"/>
+      </w:pPr>
+      <w:rPr>
+        <w:rFonts w:hint="default" w:ascii="Wingdings" w:hAnsi="Wingdings"/>
+      </w:rPr>
+    </w:lvl>
+    <w:lvl w:ilvl="8" w:tentative="0">
+      <w:start w:val="1"/>
+      <w:numFmt w:val="bullet"/>
+      <w:lvlText w:val=""/>
+      <w:lvlJc w:val="left"/>
+      <w:pPr>
+        <w:ind w:left="4461" w:hanging="480"/>
+      </w:pPr>
+      <w:rPr>
+        <w:rFonts w:hint="default" w:ascii="Wingdings" w:hAnsi="Wingdings"/>
+      </w:rPr>
+    </w:lvl>
+  </w:abstractNum>
+  <w:abstractNum w:abstractNumId="20">
     <w:nsid w:val="5C963AD1"/>
     <w:multiLevelType w:val="multilevel"/>
     <w:tmpl w:val="5C963AD1"/>
@@ -9053,35 +11481,261 @@
       </w:pPr>
     </w:lvl>
   </w:abstractNum>
+  <w:abstractNum w:abstractNumId="21">
+    <w:nsid w:val="5ED84B5D"/>
+    <w:multiLevelType w:val="multilevel"/>
+    <w:tmpl w:val="5ED84B5D"/>
+    <w:lvl w:ilvl="0" w:tentative="0">
+      <w:start w:val="1"/>
+      <w:numFmt w:val="bullet"/>
+      <w:lvlText w:val=""/>
+      <w:lvlJc w:val="left"/>
+      <w:pPr>
+        <w:ind w:left="621" w:hanging="480"/>
+      </w:pPr>
+      <w:rPr>
+        <w:rFonts w:hint="default" w:ascii="Wingdings" w:hAnsi="Wingdings"/>
+      </w:rPr>
+    </w:lvl>
+    <w:lvl w:ilvl="1" w:tentative="0">
+      <w:start w:val="1"/>
+      <w:numFmt w:val="bullet"/>
+      <w:lvlText w:val=""/>
+      <w:lvlJc w:val="left"/>
+      <w:pPr>
+        <w:ind w:left="1101" w:hanging="480"/>
+      </w:pPr>
+      <w:rPr>
+        <w:rFonts w:hint="default" w:ascii="Wingdings" w:hAnsi="Wingdings"/>
+      </w:rPr>
+    </w:lvl>
+    <w:lvl w:ilvl="2" w:tentative="0">
+      <w:start w:val="1"/>
+      <w:numFmt w:val="bullet"/>
+      <w:lvlText w:val=""/>
+      <w:lvlJc w:val="left"/>
+      <w:pPr>
+        <w:ind w:left="1581" w:hanging="480"/>
+      </w:pPr>
+      <w:rPr>
+        <w:rFonts w:hint="default" w:ascii="Wingdings" w:hAnsi="Wingdings"/>
+      </w:rPr>
+    </w:lvl>
+    <w:lvl w:ilvl="3" w:tentative="0">
+      <w:start w:val="1"/>
+      <w:numFmt w:val="bullet"/>
+      <w:lvlText w:val=""/>
+      <w:lvlJc w:val="left"/>
+      <w:pPr>
+        <w:ind w:left="2061" w:hanging="480"/>
+      </w:pPr>
+      <w:rPr>
+        <w:rFonts w:hint="default" w:ascii="Wingdings" w:hAnsi="Wingdings"/>
+      </w:rPr>
+    </w:lvl>
+    <w:lvl w:ilvl="4" w:tentative="0">
+      <w:start w:val="1"/>
+      <w:numFmt w:val="bullet"/>
+      <w:lvlText w:val=""/>
+      <w:lvlJc w:val="left"/>
+      <w:pPr>
+        <w:ind w:left="2541" w:hanging="480"/>
+      </w:pPr>
+      <w:rPr>
+        <w:rFonts w:hint="default" w:ascii="Wingdings" w:hAnsi="Wingdings"/>
+      </w:rPr>
+    </w:lvl>
+    <w:lvl w:ilvl="5" w:tentative="0">
+      <w:start w:val="1"/>
+      <w:numFmt w:val="bullet"/>
+      <w:lvlText w:val=""/>
+      <w:lvlJc w:val="left"/>
+      <w:pPr>
+        <w:ind w:left="3021" w:hanging="480"/>
+      </w:pPr>
+      <w:rPr>
+        <w:rFonts w:hint="default" w:ascii="Wingdings" w:hAnsi="Wingdings"/>
+      </w:rPr>
+    </w:lvl>
+    <w:lvl w:ilvl="6" w:tentative="0">
+      <w:start w:val="1"/>
+      <w:numFmt w:val="bullet"/>
+      <w:lvlText w:val=""/>
+      <w:lvlJc w:val="left"/>
+      <w:pPr>
+        <w:ind w:left="3501" w:hanging="480"/>
+      </w:pPr>
+      <w:rPr>
+        <w:rFonts w:hint="default" w:ascii="Wingdings" w:hAnsi="Wingdings"/>
+      </w:rPr>
+    </w:lvl>
+    <w:lvl w:ilvl="7" w:tentative="0">
+      <w:start w:val="1"/>
+      <w:numFmt w:val="bullet"/>
+      <w:lvlText w:val=""/>
+      <w:lvlJc w:val="left"/>
+      <w:pPr>
+        <w:ind w:left="3981" w:hanging="480"/>
+      </w:pPr>
+      <w:rPr>
+        <w:rFonts w:hint="default" w:ascii="Wingdings" w:hAnsi="Wingdings"/>
+      </w:rPr>
+    </w:lvl>
+    <w:lvl w:ilvl="8" w:tentative="0">
+      <w:start w:val="1"/>
+      <w:numFmt w:val="bullet"/>
+      <w:lvlText w:val=""/>
+      <w:lvlJc w:val="left"/>
+      <w:pPr>
+        <w:ind w:left="4461" w:hanging="480"/>
+      </w:pPr>
+      <w:rPr>
+        <w:rFonts w:hint="default" w:ascii="Wingdings" w:hAnsi="Wingdings"/>
+      </w:rPr>
+    </w:lvl>
+  </w:abstractNum>
+  <w:abstractNum w:abstractNumId="22">
+    <w:nsid w:val="761F62C5"/>
+    <w:multiLevelType w:val="multilevel"/>
+    <w:tmpl w:val="761F62C5"/>
+    <w:lvl w:ilvl="0" w:tentative="0">
+      <w:start w:val="1"/>
+      <w:numFmt w:val="bullet"/>
+      <w:lvlText w:val=""/>
+      <w:lvlJc w:val="left"/>
+      <w:pPr>
+        <w:ind w:left="621" w:hanging="480"/>
+      </w:pPr>
+      <w:rPr>
+        <w:rFonts w:hint="default" w:ascii="Wingdings" w:hAnsi="Wingdings"/>
+      </w:rPr>
+    </w:lvl>
+    <w:lvl w:ilvl="1" w:tentative="0">
+      <w:start w:val="1"/>
+      <w:numFmt w:val="bullet"/>
+      <w:lvlText w:val=""/>
+      <w:lvlJc w:val="left"/>
+      <w:pPr>
+        <w:ind w:left="1101" w:hanging="480"/>
+      </w:pPr>
+      <w:rPr>
+        <w:rFonts w:hint="default" w:ascii="Wingdings" w:hAnsi="Wingdings"/>
+      </w:rPr>
+    </w:lvl>
+    <w:lvl w:ilvl="2" w:tentative="0">
+      <w:start w:val="1"/>
+      <w:numFmt w:val="bullet"/>
+      <w:lvlText w:val=""/>
+      <w:lvlJc w:val="left"/>
+      <w:pPr>
+        <w:ind w:left="1581" w:hanging="480"/>
+      </w:pPr>
+      <w:rPr>
+        <w:rFonts w:hint="default" w:ascii="Wingdings" w:hAnsi="Wingdings"/>
+      </w:rPr>
+    </w:lvl>
+    <w:lvl w:ilvl="3" w:tentative="0">
+      <w:start w:val="1"/>
+      <w:numFmt w:val="bullet"/>
+      <w:lvlText w:val=""/>
+      <w:lvlJc w:val="left"/>
+      <w:pPr>
+        <w:ind w:left="2061" w:hanging="480"/>
+      </w:pPr>
+      <w:rPr>
+        <w:rFonts w:hint="default" w:ascii="Wingdings" w:hAnsi="Wingdings"/>
+      </w:rPr>
+    </w:lvl>
+    <w:lvl w:ilvl="4" w:tentative="0">
+      <w:start w:val="1"/>
+      <w:numFmt w:val="bullet"/>
+      <w:lvlText w:val=""/>
+      <w:lvlJc w:val="left"/>
+      <w:pPr>
+        <w:ind w:left="2541" w:hanging="480"/>
+      </w:pPr>
+      <w:rPr>
+        <w:rFonts w:hint="default" w:ascii="Wingdings" w:hAnsi="Wingdings"/>
+      </w:rPr>
+    </w:lvl>
+    <w:lvl w:ilvl="5" w:tentative="0">
+      <w:start w:val="1"/>
+      <w:numFmt w:val="bullet"/>
+      <w:lvlText w:val=""/>
+      <w:lvlJc w:val="left"/>
+      <w:pPr>
+        <w:ind w:left="3021" w:hanging="480"/>
+      </w:pPr>
+      <w:rPr>
+        <w:rFonts w:hint="default" w:ascii="Wingdings" w:hAnsi="Wingdings"/>
+      </w:rPr>
+    </w:lvl>
+    <w:lvl w:ilvl="6" w:tentative="0">
+      <w:start w:val="1"/>
+      <w:numFmt w:val="bullet"/>
+      <w:lvlText w:val=""/>
+      <w:lvlJc w:val="left"/>
+      <w:pPr>
+        <w:ind w:left="3501" w:hanging="480"/>
+      </w:pPr>
+      <w:rPr>
+        <w:rFonts w:hint="default" w:ascii="Wingdings" w:hAnsi="Wingdings"/>
+      </w:rPr>
+    </w:lvl>
+    <w:lvl w:ilvl="7" w:tentative="0">
+      <w:start w:val="1"/>
+      <w:numFmt w:val="bullet"/>
+      <w:lvlText w:val=""/>
+      <w:lvlJc w:val="left"/>
+      <w:pPr>
+        <w:ind w:left="3981" w:hanging="480"/>
+      </w:pPr>
+      <w:rPr>
+        <w:rFonts w:hint="default" w:ascii="Wingdings" w:hAnsi="Wingdings"/>
+      </w:rPr>
+    </w:lvl>
+    <w:lvl w:ilvl="8" w:tentative="0">
+      <w:start w:val="1"/>
+      <w:numFmt w:val="bullet"/>
+      <w:lvlText w:val=""/>
+      <w:lvlJc w:val="left"/>
+      <w:pPr>
+        <w:ind w:left="4461" w:hanging="480"/>
+      </w:pPr>
+      <w:rPr>
+        <w:rFonts w:hint="default" w:ascii="Wingdings" w:hAnsi="Wingdings"/>
+      </w:rPr>
+    </w:lvl>
+  </w:abstractNum>
   <w:num w:numId="1">
+    <w:abstractNumId w:val="12"/>
+  </w:num>
+  <w:num w:numId="2">
+    <w:abstractNumId w:val="17"/>
+  </w:num>
+  <w:num w:numId="3">
+    <w:abstractNumId w:val="10"/>
+  </w:num>
+  <w:num w:numId="4">
+    <w:abstractNumId w:val="15"/>
+  </w:num>
+  <w:num w:numId="5">
+    <w:abstractNumId w:val="13"/>
+  </w:num>
+  <w:num w:numId="6">
+    <w:abstractNumId w:val="8"/>
+  </w:num>
+  <w:num w:numId="7">
+    <w:abstractNumId w:val="20"/>
+  </w:num>
+  <w:num w:numId="8">
     <w:abstractNumId w:val="7"/>
   </w:num>
-  <w:num w:numId="2">
-    <w:abstractNumId w:val="11"/>
-  </w:num>
-  <w:num w:numId="3">
-    <w:abstractNumId w:val="6"/>
-  </w:num>
-  <w:num w:numId="4">
-    <w:abstractNumId w:val="10"/>
-  </w:num>
-  <w:num w:numId="5">
-    <w:abstractNumId w:val="8"/>
-  </w:num>
-  <w:num w:numId="6">
-    <w:abstractNumId w:val="4"/>
-  </w:num>
-  <w:num w:numId="7">
-    <w:abstractNumId w:val="12"/>
-  </w:num>
-  <w:num w:numId="8">
+  <w:num w:numId="9">
     <w:abstractNumId w:val="3"/>
   </w:num>
-  <w:num w:numId="9">
-    <w:abstractNumId w:val="0"/>
-  </w:num>
   <w:num w:numId="10">
-    <w:abstractNumId w:val="9"/>
+    <w:abstractNumId w:val="14"/>
     <w:lvlOverride w:ilvl="0">
       <w:startOverride w:val="1"/>
     </w:lvlOverride>
@@ -9111,13 +11765,43 @@
     </w:lvlOverride>
   </w:num>
   <w:num w:numId="11">
-    <w:abstractNumId w:val="5"/>
+    <w:abstractNumId w:val="9"/>
   </w:num>
   <w:num w:numId="12">
+    <w:abstractNumId w:val="22"/>
+  </w:num>
+  <w:num w:numId="13">
+    <w:abstractNumId w:val="0"/>
+  </w:num>
+  <w:num w:numId="14">
+    <w:abstractNumId w:val="19"/>
+  </w:num>
+  <w:num w:numId="15">
+    <w:abstractNumId w:val="18"/>
+  </w:num>
+  <w:num w:numId="16">
+    <w:abstractNumId w:val="16"/>
+  </w:num>
+  <w:num w:numId="17">
+    <w:abstractNumId w:val="21"/>
+  </w:num>
+  <w:num w:numId="18">
+    <w:abstractNumId w:val="4"/>
+  </w:num>
+  <w:num w:numId="19">
+    <w:abstractNumId w:val="11"/>
+  </w:num>
+  <w:num w:numId="20">
+    <w:abstractNumId w:val="1"/>
+  </w:num>
+  <w:num w:numId="21">
     <w:abstractNumId w:val="2"/>
   </w:num>
-  <w:num w:numId="13">
-    <w:abstractNumId w:val="1"/>
+  <w:num w:numId="22">
+    <w:abstractNumId w:val="6"/>
+  </w:num>
+  <w:num w:numId="23">
+    <w:abstractNumId w:val="5"/>
   </w:num>
 </w:numbering>
 </file>
@@ -9197,7 +11881,7 @@
     <w:lsdException w:qFormat="1" w:unhideWhenUsed="0" w:uiPriority="10" w:semiHidden="0" w:name="Title"/>
     <w:lsdException w:uiPriority="99" w:name="Closing"/>
     <w:lsdException w:uiPriority="99" w:name="Signature"/>
-    <w:lsdException w:uiPriority="1" w:name="Default Paragraph Font"/>
+    <w:lsdException w:uiPriority="1" w:semiHidden="0" w:name="Default Paragraph Font"/>
     <w:lsdException w:uiPriority="99" w:name="Body Text"/>
     <w:lsdException w:uiPriority="99" w:name="Body Text Indent"/>
     <w:lsdException w:uiPriority="99" w:name="List Continue"/>
@@ -9217,8 +11901,8 @@
     <w:lsdException w:uiPriority="99" w:name="Body Text Indent 2"/>
     <w:lsdException w:uiPriority="99" w:name="Body Text Indent 3"/>
     <w:lsdException w:uiPriority="99" w:name="Block Text"/>
-    <w:lsdException w:unhideWhenUsed="0" w:uiPriority="0" w:semiHidden="0" w:name="Hyperlink"/>
-    <w:lsdException w:unhideWhenUsed="0" w:uiPriority="0" w:semiHidden="0" w:name="FollowedHyperlink"/>
+    <w:lsdException w:qFormat="1" w:unhideWhenUsed="0" w:uiPriority="0" w:semiHidden="0" w:name="Hyperlink"/>
+    <w:lsdException w:qFormat="1" w:unhideWhenUsed="0" w:uiPriority="0" w:semiHidden="0" w:name="FollowedHyperlink"/>
     <w:lsdException w:qFormat="1" w:unhideWhenUsed="0" w:uiPriority="22" w:semiHidden="0" w:name="Strong"/>
     <w:lsdException w:qFormat="1" w:unhideWhenUsed="0" w:uiPriority="20" w:semiHidden="0" w:name="Emphasis"/>
     <w:lsdException w:uiPriority="99" w:name="Document Map"/>
@@ -9235,8 +11919,8 @@
     <w:lsdException w:uiPriority="99" w:name="HTML Sample"/>
     <w:lsdException w:uiPriority="99" w:name="HTML Typewriter"/>
     <w:lsdException w:uiPriority="99" w:name="HTML Variable"/>
-    <w:lsdException w:uiPriority="99" w:name="Normal Table"/>
-    <w:lsdException w:uiPriority="99" w:semiHidden="0" w:name="annotation subject"/>
+    <w:lsdException w:uiPriority="99" w:semiHidden="0" w:name="Normal Table"/>
+    <w:lsdException w:qFormat="1" w:uiPriority="99" w:semiHidden="0" w:name="annotation subject"/>
     <w:lsdException w:uiPriority="99" w:name="Table Simple 1"/>
     <w:lsdException w:uiPriority="99" w:name="Table Simple 2"/>
     <w:lsdException w:uiPriority="99" w:name="Table Simple 3"/>
@@ -9398,12 +12082,29 @@
       <w:lang w:val="en-US" w:eastAsia="zh-TW" w:bidi="ar-SA"/>
     </w:rPr>
   </w:style>
-  <w:style w:type="character" w:default="1" w:styleId="8">
+  <w:style w:type="paragraph" w:styleId="2">
+    <w:name w:val="heading 2"/>
+    <w:basedOn w:val="1"/>
+    <w:next w:val="1"/>
+    <w:unhideWhenUsed/>
+    <w:qFormat/>
+    <w:uiPriority w:val="9"/>
+    <w:pPr>
+      <w:spacing w:before="47"/>
+      <w:ind w:left="1048" w:hanging="907"/>
+      <w:outlineLvl w:val="1"/>
+    </w:pPr>
+    <w:rPr>
+      <w:sz w:val="32"/>
+      <w:szCs w:val="32"/>
+    </w:rPr>
+  </w:style>
+  <w:style w:type="character" w:default="1" w:styleId="10">
     <w:name w:val="Default Paragraph Font"/>
     <w:unhideWhenUsed/>
     <w:uiPriority w:val="1"/>
   </w:style>
-  <w:style w:type="table" w:default="1" w:styleId="12">
+  <w:style w:type="table" w:default="1" w:styleId="14">
     <w:name w:val="Normal Table"/>
     <w:unhideWhenUsed/>
     <w:uiPriority w:val="99"/>
@@ -9417,7 +12118,7 @@
       </w:tblCellMar>
     </w:tblPr>
   </w:style>
-  <w:style w:type="paragraph" w:styleId="2">
+  <w:style w:type="paragraph" w:styleId="3">
     <w:name w:val="header"/>
     <w:basedOn w:val="1"/>
     <w:uiPriority w:val="0"/>
@@ -9433,17 +12134,27 @@
       <w:szCs w:val="20"/>
     </w:rPr>
   </w:style>
-  <w:style w:type="paragraph" w:styleId="3">
+  <w:style w:type="paragraph" w:styleId="4">
     <w:name w:val="annotation text"/>
     <w:basedOn w:val="1"/>
-    <w:link w:val="19"/>
+    <w:link w:val="21"/>
     <w:qFormat/>
     <w:uiPriority w:val="0"/>
   </w:style>
-  <w:style w:type="paragraph" w:styleId="4">
+  <w:style w:type="paragraph" w:styleId="5">
+    <w:name w:val="Body Text"/>
+    <w:basedOn w:val="1"/>
+    <w:unhideWhenUsed/>
+    <w:uiPriority w:val="99"/>
+    <w:rPr>
+      <w:sz w:val="28"/>
+      <w:szCs w:val="28"/>
+    </w:rPr>
+  </w:style>
+  <w:style w:type="paragraph" w:styleId="6">
     <w:name w:val="Plain Text"/>
     <w:basedOn w:val="1"/>
-    <w:link w:val="18"/>
+    <w:link w:val="20"/>
     <w:unhideWhenUsed/>
     <w:qFormat/>
     <w:uiPriority w:val="99"/>
@@ -9458,7 +12169,7 @@
       <w:szCs w:val="22"/>
     </w:rPr>
   </w:style>
-  <w:style w:type="paragraph" w:styleId="5">
+  <w:style w:type="paragraph" w:styleId="7">
     <w:name w:val="footer"/>
     <w:basedOn w:val="1"/>
     <w:qFormat/>
@@ -9475,19 +12186,20 @@
       <w:szCs w:val="20"/>
     </w:rPr>
   </w:style>
-  <w:style w:type="paragraph" w:styleId="6">
+  <w:style w:type="paragraph" w:styleId="8">
     <w:name w:val="annotation subject"/>
-    <w:basedOn w:val="3"/>
-    <w:next w:val="3"/>
-    <w:link w:val="20"/>
+    <w:basedOn w:val="4"/>
+    <w:next w:val="4"/>
+    <w:link w:val="22"/>
     <w:unhideWhenUsed/>
+    <w:qFormat/>
     <w:uiPriority w:val="99"/>
     <w:rPr>
       <w:b/>
       <w:bCs/>
     </w:rPr>
   </w:style>
-  <w:style w:type="paragraph" w:styleId="7">
+  <w:style w:type="paragraph" w:styleId="9">
     <w:name w:val="Balloon Text"/>
     <w:basedOn w:val="1"/>
     <w:qFormat/>
@@ -9498,7 +12210,7 @@
       <w:szCs w:val="18"/>
     </w:rPr>
   </w:style>
-  <w:style w:type="character" w:styleId="9">
+  <w:style w:type="character" w:styleId="11">
     <w:name w:val="annotation reference"/>
     <w:qFormat/>
     <w:uiPriority w:val="0"/>
@@ -9507,8 +12219,9 @@
       <w:szCs w:val="18"/>
     </w:rPr>
   </w:style>
-  <w:style w:type="character" w:styleId="10">
+  <w:style w:type="character" w:styleId="12">
     <w:name w:val="Hyperlink"/>
+    <w:qFormat/>
     <w:uiPriority w:val="0"/>
     <w:rPr>
       <w:rFonts w:ascii="Arial" w:hAnsi="Arial" w:cs="Arial"/>
@@ -9518,31 +12231,34 @@
       <w:u w:val="none"/>
     </w:rPr>
   </w:style>
-  <w:style w:type="character" w:styleId="11">
+  <w:style w:type="character" w:styleId="13">
     <w:name w:val="FollowedHyperlink"/>
+    <w:qFormat/>
     <w:uiPriority w:val="0"/>
     <w:rPr>
       <w:color w:val="800080"/>
       <w:u w:val="single"/>
     </w:rPr>
   </w:style>
-  <w:style w:type="character" w:customStyle="1" w:styleId="13">
+  <w:style w:type="character" w:customStyle="1" w:styleId="15">
     <w:name w:val="頁首 字元"/>
+    <w:qFormat/>
     <w:uiPriority w:val="0"/>
     <w:rPr>
       <w:rFonts w:ascii="Times New Roman" w:hAnsi="Times New Roman"/>
       <w:kern w:val="3"/>
     </w:rPr>
   </w:style>
-  <w:style w:type="character" w:customStyle="1" w:styleId="14">
+  <w:style w:type="character" w:customStyle="1" w:styleId="16">
     <w:name w:val="頁尾 字元"/>
+    <w:qFormat/>
     <w:uiPriority w:val="0"/>
     <w:rPr>
       <w:rFonts w:ascii="Times New Roman" w:hAnsi="Times New Roman"/>
       <w:kern w:val="3"/>
     </w:rPr>
   </w:style>
-  <w:style w:type="character" w:customStyle="1" w:styleId="15">
+  <w:style w:type="character" w:customStyle="1" w:styleId="17">
     <w:name w:val="註解方塊文字 字元"/>
     <w:qFormat/>
     <w:uiPriority w:val="0"/>
@@ -9553,7 +12269,7 @@
       <w:szCs w:val="18"/>
     </w:rPr>
   </w:style>
-  <w:style w:type="character" w:customStyle="1" w:styleId="16">
+  <w:style w:type="character" w:customStyle="1" w:styleId="18">
     <w:name w:val="註解文字 字元"/>
     <w:qFormat/>
     <w:uiPriority w:val="0"/>
@@ -9564,7 +12280,7 @@
       <w:szCs w:val="24"/>
     </w:rPr>
   </w:style>
-  <w:style w:type="paragraph" w:customStyle="1" w:styleId="17">
+  <w:style w:type="paragraph" w:customStyle="1" w:styleId="19">
     <w:name w:val="清單段落1"/>
     <w:basedOn w:val="1"/>
     <w:qFormat/>
@@ -9577,10 +12293,10 @@
       <w:szCs w:val="22"/>
     </w:rPr>
   </w:style>
-  <w:style w:type="character" w:customStyle="1" w:styleId="18">
+  <w:style w:type="character" w:customStyle="1" w:styleId="20">
     <w:name w:val="純文字 字元"/>
-    <w:basedOn w:val="8"/>
-    <w:link w:val="4"/>
+    <w:basedOn w:val="10"/>
+    <w:link w:val="6"/>
     <w:qFormat/>
     <w:uiPriority w:val="99"/>
     <w:rPr>
@@ -9590,10 +12306,11 @@
       <w:szCs w:val="22"/>
     </w:rPr>
   </w:style>
-  <w:style w:type="character" w:customStyle="1" w:styleId="19">
+  <w:style w:type="character" w:customStyle="1" w:styleId="21">
     <w:name w:val="註解文字 字元1"/>
-    <w:basedOn w:val="8"/>
-    <w:link w:val="3"/>
+    <w:basedOn w:val="10"/>
+    <w:link w:val="4"/>
+    <w:qFormat/>
     <w:uiPriority w:val="0"/>
     <w:rPr>
       <w:rFonts w:ascii="Times New Roman" w:hAnsi="Times New Roman"/>
@@ -9602,10 +12319,10 @@
       <w:szCs w:val="24"/>
     </w:rPr>
   </w:style>
-  <w:style w:type="character" w:customStyle="1" w:styleId="20">
+  <w:style w:type="character" w:customStyle="1" w:styleId="22">
     <w:name w:val="註解主旨 字元"/>
-    <w:basedOn w:val="19"/>
-    <w:link w:val="6"/>
+    <w:basedOn w:val="21"/>
+    <w:link w:val="8"/>
     <w:semiHidden/>
     <w:qFormat/>
     <w:uiPriority w:val="99"/>
@@ -9618,9 +12335,9 @@
       <w:szCs w:val="24"/>
     </w:rPr>
   </w:style>
-  <w:style w:type="character" w:customStyle="1" w:styleId="21">
+  <w:style w:type="character" w:customStyle="1" w:styleId="23">
     <w:name w:val="未解析的提及項目1"/>
-    <w:basedOn w:val="8"/>
+    <w:basedOn w:val="10"/>
     <w:unhideWhenUsed/>
     <w:qFormat/>
     <w:uiPriority w:val="99"/>
@@ -9629,7 +12346,7 @@
       <w:shd w:val="clear" w:color="auto" w:fill="E1DFDD"/>
     </w:rPr>
   </w:style>
-  <w:style w:type="paragraph" w:customStyle="1" w:styleId="22">
+  <w:style w:type="paragraph" w:customStyle="1" w:styleId="24">
     <w:name w:val="無間距1"/>
     <w:qFormat/>
     <w:uiPriority w:val="1"/>
@@ -9646,14 +12363,32 @@
       <w:lang w:val="en-US" w:eastAsia="zh-TW" w:bidi="ar-SA"/>
     </w:rPr>
   </w:style>
-  <w:style w:type="character" w:customStyle="1" w:styleId="23">
+  <w:style w:type="character" w:customStyle="1" w:styleId="25">
     <w:name w:val="未解析的提及1"/>
-    <w:basedOn w:val="8"/>
+    <w:basedOn w:val="10"/>
     <w:unhideWhenUsed/>
     <w:uiPriority w:val="99"/>
     <w:rPr>
       <w:color w:val="605E5C"/>
       <w:shd w:val="clear" w:color="auto" w:fill="E1DFDD"/>
+    </w:rPr>
+  </w:style>
+  <w:style w:type="paragraph" w:customStyle="1" w:styleId="26">
+    <w:name w:val="Default"/>
+    <w:qFormat/>
+    <w:uiPriority w:val="0"/>
+    <w:pPr>
+      <w:widowControl w:val="0"/>
+      <w:autoSpaceDE w:val="0"/>
+      <w:autoSpaceDN w:val="0"/>
+      <w:adjustRightInd w:val="0"/>
+    </w:pPr>
+    <w:rPr>
+      <w:rFonts w:ascii="Times New Roman" w:hAnsi="Times New Roman" w:eastAsia="新細明體" w:cs="Times New Roman"/>
+      <w:color w:val="000000"/>
+      <w:sz w:val="24"/>
+      <w:szCs w:val="24"/>
+      <w:lang w:val="en-US" w:eastAsia="zh-TW" w:bidi="ar-SA"/>
     </w:rPr>
   </w:style>
 </w:styles>

--- a/文件/競賽的相關東西/萬潤2025創新創意競賽(大專組)報名簡章word檔.docx
+++ b/文件/競賽的相關東西/萬潤2025創新創意競賽(大專組)報名簡章word檔.docx
@@ -138,7 +138,7 @@
     </w:p>
     <w:p>
       <w:pPr>
-        <w:pStyle w:val="19"/>
+        <w:pStyle w:val="21"/>
         <w:numPr>
           <w:ilvl w:val="0"/>
           <w:numId w:val="2"/>
@@ -160,7 +160,7 @@
     </w:p>
     <w:p>
       <w:pPr>
-        <w:pStyle w:val="19"/>
+        <w:pStyle w:val="21"/>
         <w:numPr>
           <w:ilvl w:val="0"/>
           <w:numId w:val="2"/>
@@ -653,7 +653,7 @@
     </w:p>
     <w:p>
       <w:pPr>
-        <w:pStyle w:val="19"/>
+        <w:pStyle w:val="21"/>
         <w:suppressAutoHyphens/>
         <w:spacing w:line="400" w:lineRule="exact"/>
         <w:ind w:left="1418" w:hanging="284"/>
@@ -672,7 +672,7 @@
     </w:p>
     <w:p>
       <w:pPr>
-        <w:pStyle w:val="19"/>
+        <w:pStyle w:val="21"/>
         <w:suppressAutoHyphens/>
         <w:spacing w:line="400" w:lineRule="exact"/>
         <w:ind w:left="1418" w:hanging="284"/>
@@ -691,7 +691,7 @@
     </w:p>
     <w:p>
       <w:pPr>
-        <w:pStyle w:val="19"/>
+        <w:pStyle w:val="21"/>
         <w:suppressAutoHyphens/>
         <w:spacing w:line="400" w:lineRule="exact"/>
         <w:ind w:left="1418" w:hanging="284"/>
@@ -710,7 +710,7 @@
     </w:p>
     <w:p>
       <w:pPr>
-        <w:pStyle w:val="19"/>
+        <w:pStyle w:val="21"/>
         <w:suppressAutoHyphens/>
         <w:spacing w:line="400" w:lineRule="exact"/>
         <w:ind w:left="1418" w:hanging="284"/>
@@ -759,7 +759,7 @@
     </w:p>
     <w:p>
       <w:pPr>
-        <w:pStyle w:val="19"/>
+        <w:pStyle w:val="21"/>
         <w:numPr>
           <w:ilvl w:val="0"/>
           <w:numId w:val="7"/>
@@ -805,7 +805,7 @@
     </w:p>
     <w:p>
       <w:pPr>
-        <w:pStyle w:val="19"/>
+        <w:pStyle w:val="21"/>
         <w:numPr>
           <w:ilvl w:val="0"/>
           <w:numId w:val="7"/>
@@ -884,7 +884,7 @@
     </w:p>
     <w:p>
       <w:pPr>
-        <w:pStyle w:val="19"/>
+        <w:pStyle w:val="21"/>
         <w:numPr>
           <w:ilvl w:val="0"/>
           <w:numId w:val="7"/>
@@ -907,7 +907,7 @@
     </w:p>
     <w:p>
       <w:pPr>
-        <w:pStyle w:val="19"/>
+        <w:pStyle w:val="21"/>
         <w:numPr>
           <w:ilvl w:val="0"/>
           <w:numId w:val="7"/>
@@ -938,7 +938,7 @@
     </w:p>
     <w:p>
       <w:pPr>
-        <w:pStyle w:val="19"/>
+        <w:pStyle w:val="21"/>
         <w:numPr>
           <w:ilvl w:val="0"/>
           <w:numId w:val="7"/>
@@ -968,7 +968,7 @@
     </w:p>
     <w:p>
       <w:pPr>
-        <w:pStyle w:val="19"/>
+        <w:pStyle w:val="21"/>
         <w:numPr>
           <w:ilvl w:val="0"/>
           <w:numId w:val="1"/>
@@ -1044,7 +1044,7 @@
     </w:p>
     <w:p>
       <w:pPr>
-        <w:pStyle w:val="19"/>
+        <w:pStyle w:val="21"/>
         <w:numPr>
           <w:ilvl w:val="0"/>
           <w:numId w:val="1"/>
@@ -1067,7 +1067,7 @@
     </w:p>
     <w:tbl>
       <w:tblPr>
-        <w:tblStyle w:val="14"/>
+        <w:tblStyle w:val="16"/>
         <w:tblW w:w="7933" w:type="dxa"/>
         <w:jc w:val="center"/>
         <w:tblInd w:w="0" w:type="dxa"/>
@@ -1640,7 +1640,7 @@
     </w:tbl>
     <w:p>
       <w:pPr>
-        <w:pStyle w:val="19"/>
+        <w:pStyle w:val="21"/>
         <w:numPr>
           <w:ilvl w:val="0"/>
           <w:numId w:val="1"/>
@@ -1921,7 +1921,7 @@
     </w:p>
     <w:p>
       <w:pPr>
-        <w:pStyle w:val="19"/>
+        <w:pStyle w:val="21"/>
         <w:numPr>
           <w:ilvl w:val="0"/>
           <w:numId w:val="1"/>
@@ -1945,7 +1945,7 @@
     </w:p>
     <w:p>
       <w:pPr>
-        <w:pStyle w:val="19"/>
+        <w:pStyle w:val="21"/>
         <w:numPr>
           <w:ilvl w:val="0"/>
           <w:numId w:val="9"/>
@@ -1967,7 +1967,7 @@
     </w:p>
     <w:p>
       <w:pPr>
-        <w:pStyle w:val="19"/>
+        <w:pStyle w:val="21"/>
         <w:numPr>
           <w:ilvl w:val="0"/>
           <w:numId w:val="9"/>
@@ -1989,7 +1989,7 @@
     </w:p>
     <w:p>
       <w:pPr>
-        <w:pStyle w:val="19"/>
+        <w:pStyle w:val="21"/>
         <w:numPr>
           <w:ilvl w:val="0"/>
           <w:numId w:val="9"/>
@@ -2025,7 +2025,7 @@
     </w:p>
     <w:p>
       <w:pPr>
-        <w:pStyle w:val="19"/>
+        <w:pStyle w:val="21"/>
         <w:numPr>
           <w:ilvl w:val="0"/>
           <w:numId w:val="9"/>
@@ -2047,7 +2047,7 @@
     </w:p>
     <w:p>
       <w:pPr>
-        <w:pStyle w:val="19"/>
+        <w:pStyle w:val="21"/>
         <w:numPr>
           <w:ilvl w:val="0"/>
           <w:numId w:val="9"/>
@@ -2083,7 +2083,7 @@
     </w:p>
     <w:p>
       <w:pPr>
-        <w:pStyle w:val="19"/>
+        <w:pStyle w:val="21"/>
         <w:numPr>
           <w:ilvl w:val="0"/>
           <w:numId w:val="9"/>
@@ -2105,7 +2105,7 @@
     </w:p>
     <w:p>
       <w:pPr>
-        <w:pStyle w:val="19"/>
+        <w:pStyle w:val="21"/>
         <w:numPr>
           <w:ilvl w:val="0"/>
           <w:numId w:val="10"/>
@@ -2136,7 +2136,7 @@
     </w:p>
     <w:p>
       <w:pPr>
-        <w:pStyle w:val="19"/>
+        <w:pStyle w:val="21"/>
         <w:numPr>
           <w:ilvl w:val="0"/>
           <w:numId w:val="10"/>
@@ -2166,7 +2166,7 @@
     </w:p>
     <w:p>
       <w:pPr>
-        <w:pStyle w:val="19"/>
+        <w:pStyle w:val="21"/>
         <w:numPr>
           <w:ilvl w:val="0"/>
           <w:numId w:val="10"/>
@@ -2202,7 +2202,7 @@
     </w:p>
     <w:p>
       <w:pPr>
-        <w:pStyle w:val="19"/>
+        <w:pStyle w:val="21"/>
         <w:numPr>
           <w:ilvl w:val="0"/>
           <w:numId w:val="10"/>
@@ -2210,7 +2210,7 @@
         <w:spacing w:line="400" w:lineRule="exact"/>
         <w:ind w:left="1244" w:leftChars="400" w:hanging="284"/>
         <w:rPr>
-          <w:rStyle w:val="12"/>
+          <w:rStyle w:val="13"/>
           <w:rFonts w:ascii="Times New Roman" w:hAnsi="Times New Roman" w:eastAsia="標楷體" w:cs="Times New Roman"/>
           <w:color w:val="auto"/>
           <w:kern w:val="0"/>
@@ -2227,7 +2227,7 @@
       </w:r>
       <w:r>
         <w:rPr>
-          <w:rStyle w:val="12"/>
+          <w:rStyle w:val="13"/>
           <w:rFonts w:ascii="Times New Roman" w:hAnsi="Times New Roman" w:eastAsia="標楷體" w:cs="Times New Roman"/>
           <w:color w:val="1155CC"/>
           <w:kern w:val="0"/>
@@ -2239,7 +2239,7 @@
     </w:p>
     <w:p>
       <w:pPr>
-        <w:pStyle w:val="19"/>
+        <w:pStyle w:val="21"/>
         <w:numPr>
           <w:ilvl w:val="0"/>
           <w:numId w:val="10"/>
@@ -2247,7 +2247,7 @@
         <w:spacing w:line="400" w:lineRule="exact"/>
         <w:ind w:left="1244" w:leftChars="400" w:hanging="284"/>
         <w:rPr>
-          <w:rStyle w:val="12"/>
+          <w:rStyle w:val="13"/>
           <w:rFonts w:ascii="Times New Roman" w:hAnsi="Times New Roman" w:eastAsia="標楷體" w:cs="Times New Roman"/>
           <w:color w:val="auto"/>
           <w:kern w:val="0"/>
@@ -2265,7 +2265,7 @@
       </w:r>
       <w:r>
         <w:rPr>
-          <w:rStyle w:val="12"/>
+          <w:rStyle w:val="13"/>
           <w:rFonts w:ascii="Times New Roman" w:hAnsi="Times New Roman" w:eastAsia="標楷體" w:cs="Times New Roman"/>
           <w:color w:val="auto"/>
           <w:kern w:val="0"/>
@@ -2286,7 +2286,7 @@
       </w:r>
       <w:r>
         <w:rPr>
-          <w:rStyle w:val="12"/>
+          <w:rStyle w:val="13"/>
           <w:rFonts w:ascii="Times New Roman" w:hAnsi="Times New Roman" w:eastAsia="標楷體" w:cs="Times New Roman"/>
           <w:color w:val="auto"/>
           <w:kern w:val="0"/>
@@ -2423,7 +2423,7 @@
     </w:p>
     <w:tbl>
       <w:tblPr>
-        <w:tblStyle w:val="14"/>
+        <w:tblStyle w:val="16"/>
         <w:tblW w:w="10050" w:type="dxa"/>
         <w:tblInd w:w="0" w:type="dxa"/>
         <w:tblLayout w:type="fixed"/>
@@ -5156,7 +5156,7 @@
     </w:p>
     <w:tbl>
       <w:tblPr>
-        <w:tblStyle w:val="14"/>
+        <w:tblStyle w:val="16"/>
         <w:tblW w:w="10060" w:type="dxa"/>
         <w:jc w:val="center"/>
         <w:tblInd w:w="0" w:type="dxa"/>
@@ -5882,7 +5882,7 @@
     </w:p>
     <w:tbl>
       <w:tblPr>
-        <w:tblStyle w:val="14"/>
+        <w:tblStyle w:val="16"/>
         <w:tblW w:w="10201" w:type="dxa"/>
         <w:tblInd w:w="0" w:type="dxa"/>
         <w:tblLayout w:type="fixed"/>
@@ -6480,7 +6480,7 @@
     </w:p>
     <w:tbl>
       <w:tblPr>
-        <w:tblStyle w:val="14"/>
+        <w:tblStyle w:val="16"/>
         <w:tblW w:w="10191" w:type="dxa"/>
         <w:tblInd w:w="0" w:type="dxa"/>
         <w:tblBorders>
@@ -6689,6 +6689,7 @@
           <w:p>
             <w:pPr>
               <w:numPr>
+                <w:ilvl w:val="0"/>
                 <w:numId w:val="0"/>
               </w:numPr>
               <w:autoSpaceDN w:val="0"/>
@@ -6740,18 +6741,7 @@
                 <w:sz w:val="24"/>
                 <w:szCs w:val="24"/>
               </w:rPr>
-              <w:t>本專案的發想源於組員的親身經歷。組員中有人曾遭遇騷擾事件，雖然沒有受到實質傷害，但精神上的衝擊極大，導致長時間的不</w:t>
-            </w:r>
-            <w:bookmarkStart w:id="10" w:name="_GoBack"/>
-            <w:bookmarkEnd w:id="10"/>
-            <w:r>
-              <w:rPr>
-                <w:rFonts w:hint="eastAsia" w:ascii="標楷體" w:hAnsi="標楷體" w:eastAsia="標楷體" w:cs="標楷體"/>
-                <w:spacing w:val="-4"/>
-                <w:sz w:val="24"/>
-                <w:szCs w:val="24"/>
-              </w:rPr>
-              <w:t>安與焦慮。事發後，選擇向周圍人訴說並在線上報案，警方雖然後續有來電關心，並提供遇到類似情況時的應對建議，但這樣的處理方式仍無法完全消除恐懼與不安。</w:t>
+              <w:t>本專案的發想源於組員的親身經歷。組員中有人曾遭遇騷擾事件，雖然沒有受到實質傷害，但精神上的衝擊極大，導致長時間的不安與焦慮。事發後，選擇向周圍人訴說並在線上報案，警方雖然後續有來電關心，並提供遇到類似情況時的應對建議，但這樣的處理方式仍無法完全消除恐懼與不安。</w:t>
             </w:r>
           </w:p>
           <w:p>
@@ -7749,6 +7739,7 @@
             <w:pPr>
               <w:pStyle w:val="5"/>
               <w:numPr>
+                <w:ilvl w:val="0"/>
                 <w:numId w:val="0"/>
               </w:numPr>
               <w:spacing w:before="353"/>
@@ -7776,7 +7767,7 @@
           </w:p>
           <w:p>
             <w:pPr>
-              <w:pStyle w:val="26"/>
+              <w:pStyle w:val="28"/>
               <w:spacing w:before="120" w:beforeLines="50" w:line="360" w:lineRule="auto"/>
               <w:ind w:left="240" w:hanging="240" w:hangingChars="100"/>
               <w:rPr>
@@ -7808,7 +7799,7 @@
           </w:p>
           <w:p>
             <w:pPr>
-              <w:pStyle w:val="26"/>
+              <w:pStyle w:val="28"/>
               <w:spacing w:before="120" w:beforeLines="50" w:line="360" w:lineRule="auto"/>
               <w:ind w:left="240" w:hanging="240" w:hangingChars="100"/>
               <w:rPr>
@@ -7838,288 +7829,67 @@
           </w:p>
           <w:p>
             <w:pPr>
-              <w:pStyle w:val="26"/>
-              <w:numPr>
-                <w:ilvl w:val="1"/>
-                <w:numId w:val="21"/>
-              </w:numPr>
-              <w:spacing w:before="120" w:beforeLines="50" w:line="360" w:lineRule="auto"/>
-              <w:ind w:left="426"/>
-              <w:rPr>
-                <w:rFonts w:hint="eastAsia" w:ascii="標楷體" w:hAnsi="標楷體" w:eastAsia="標楷體" w:cs="標楷體"/>
-                <w:color w:val="auto"/>
-                <w:sz w:val="24"/>
-                <w:szCs w:val="24"/>
-              </w:rPr>
-            </w:pPr>
-            <w:r>
-              <w:rPr>
-                <w:rFonts w:hint="eastAsia" w:ascii="標楷體" w:hAnsi="標楷體" w:eastAsia="標楷體" w:cs="標楷體"/>
-                <w:color w:val="auto"/>
-                <w:sz w:val="24"/>
-                <w:szCs w:val="24"/>
-              </w:rPr>
-              <w:t>理論基礎</w:t>
-            </w:r>
-          </w:p>
-          <w:p>
-            <w:pPr>
-              <w:pStyle w:val="26"/>
-              <w:spacing w:before="120" w:beforeLines="50" w:line="360" w:lineRule="auto"/>
-              <w:rPr>
-                <w:rFonts w:hint="eastAsia" w:ascii="標楷體" w:hAnsi="標楷體" w:eastAsia="標楷體" w:cs="標楷體"/>
-                <w:sz w:val="24"/>
-                <w:szCs w:val="24"/>
-              </w:rPr>
-            </w:pPr>
-            <w:r>
-              <w:rPr>
-                <w:rFonts w:hint="eastAsia" w:ascii="標楷體" w:hAnsi="標楷體" w:eastAsia="標楷體" w:cs="標楷體"/>
-                <w:color w:val="auto"/>
-                <w:sz w:val="24"/>
-                <w:szCs w:val="24"/>
-              </w:rPr>
-              <w:t xml:space="preserve">  </w:t>
-            </w:r>
-            <w:r>
-              <w:rPr>
-                <w:rFonts w:hint="eastAsia" w:ascii="標楷體" w:hAnsi="標楷體" w:eastAsia="標楷體" w:cs="標楷體"/>
-                <w:color w:val="auto"/>
-                <w:sz w:val="24"/>
-                <w:szCs w:val="24"/>
-                <w:lang w:val="en-US" w:eastAsia="zh-TW"/>
-              </w:rPr>
-              <w:t xml:space="preserve"> </w:t>
-            </w:r>
-            <w:r>
-              <w:rPr>
-                <w:rFonts w:hint="eastAsia" w:ascii="標楷體" w:hAnsi="標楷體" w:eastAsia="標楷體" w:cs="標楷體"/>
-                <w:b/>
-                <w:bCs/>
-                <w:sz w:val="24"/>
-                <w:szCs w:val="24"/>
-              </w:rPr>
-              <w:t>犯罪預防理論</w:t>
-            </w:r>
-            <w:r>
-              <w:rPr>
-                <w:rFonts w:hint="eastAsia" w:ascii="標楷體" w:hAnsi="標楷體" w:eastAsia="標楷體" w:cs="標楷體"/>
-                <w:sz w:val="24"/>
-                <w:szCs w:val="24"/>
-              </w:rPr>
-              <w:t>：透過資訊透明與社區參與，降低犯罪發生率。</w:t>
-            </w:r>
-          </w:p>
-          <w:p>
-            <w:pPr>
-              <w:pStyle w:val="26"/>
-              <w:spacing w:before="120" w:beforeLines="50" w:line="360" w:lineRule="auto"/>
-              <w:rPr>
-                <w:rFonts w:hint="eastAsia" w:ascii="標楷體" w:hAnsi="標楷體" w:eastAsia="標楷體" w:cs="標楷體"/>
-                <w:sz w:val="24"/>
-                <w:szCs w:val="24"/>
-              </w:rPr>
-            </w:pPr>
-            <w:r>
-              <w:rPr>
-                <w:rFonts w:hint="eastAsia" w:ascii="標楷體" w:hAnsi="標楷體" w:eastAsia="標楷體" w:cs="標楷體"/>
-                <w:sz w:val="24"/>
-                <w:szCs w:val="24"/>
-              </w:rPr>
-              <w:t xml:space="preserve">  </w:t>
-            </w:r>
-            <w:r>
-              <w:rPr>
-                <w:rFonts w:hint="eastAsia" w:ascii="標楷體" w:hAnsi="標楷體" w:eastAsia="標楷體" w:cs="標楷體"/>
-                <w:sz w:val="24"/>
-                <w:szCs w:val="24"/>
-                <w:lang w:val="en-US" w:eastAsia="zh-TW"/>
-              </w:rPr>
-              <w:t xml:space="preserve"> </w:t>
-            </w:r>
-            <w:r>
-              <w:rPr>
-                <w:rFonts w:hint="eastAsia" w:ascii="標楷體" w:hAnsi="標楷體" w:eastAsia="標楷體" w:cs="標楷體"/>
-                <w:b/>
-                <w:bCs/>
-                <w:sz w:val="24"/>
-                <w:szCs w:val="24"/>
-              </w:rPr>
-              <w:t>群眾外包</w:t>
-            </w:r>
-            <w:r>
-              <w:rPr>
-                <w:rFonts w:hint="eastAsia" w:ascii="標楷體" w:hAnsi="標楷體" w:eastAsia="標楷體" w:cs="標楷體"/>
-                <w:sz w:val="24"/>
-                <w:szCs w:val="24"/>
-              </w:rPr>
-              <w:t>：依賴使用者社群的即時回報，補足官方資訊的不足。</w:t>
-            </w:r>
-          </w:p>
-          <w:p>
-            <w:pPr>
-              <w:pStyle w:val="26"/>
-              <w:spacing w:before="120" w:beforeLines="50" w:line="360" w:lineRule="auto"/>
-              <w:rPr>
-                <w:rFonts w:hint="eastAsia" w:ascii="標楷體" w:hAnsi="標楷體" w:eastAsia="標楷體" w:cs="標楷體"/>
-                <w:sz w:val="24"/>
-                <w:szCs w:val="24"/>
-              </w:rPr>
-            </w:pPr>
-            <w:r>
-              <w:rPr>
-                <w:rFonts w:hint="eastAsia" w:ascii="標楷體" w:hAnsi="標楷體" w:eastAsia="標楷體" w:cs="標楷體"/>
-                <w:sz w:val="24"/>
-                <w:szCs w:val="24"/>
-              </w:rPr>
-              <w:t xml:space="preserve">  </w:t>
-            </w:r>
-            <w:r>
-              <w:rPr>
-                <w:rFonts w:hint="eastAsia" w:ascii="標楷體" w:hAnsi="標楷體" w:eastAsia="標楷體" w:cs="標楷體"/>
-                <w:sz w:val="24"/>
-                <w:szCs w:val="24"/>
-                <w:lang w:val="en-US" w:eastAsia="zh-TW"/>
-              </w:rPr>
-              <w:t xml:space="preserve"> </w:t>
-            </w:r>
-            <w:r>
-              <w:rPr>
-                <w:rFonts w:hint="eastAsia" w:ascii="標楷體" w:hAnsi="標楷體" w:eastAsia="標楷體" w:cs="標楷體"/>
-                <w:b/>
-                <w:bCs/>
-                <w:sz w:val="24"/>
-                <w:szCs w:val="24"/>
-              </w:rPr>
-              <w:t>情境犯罪預防</w:t>
-            </w:r>
-            <w:r>
-              <w:rPr>
-                <w:rFonts w:hint="eastAsia" w:ascii="標楷體" w:hAnsi="標楷體" w:eastAsia="標楷體" w:cs="標楷體"/>
-                <w:sz w:val="24"/>
-                <w:szCs w:val="24"/>
-              </w:rPr>
-              <w:t>：提供快速求助地點，降低潛在犯罪成功率。</w:t>
-            </w:r>
-          </w:p>
-          <w:p>
-            <w:pPr>
-              <w:pStyle w:val="26"/>
-              <w:numPr>
-                <w:ilvl w:val="1"/>
-                <w:numId w:val="21"/>
-              </w:numPr>
-              <w:spacing w:before="120" w:beforeLines="50" w:line="360" w:lineRule="auto"/>
-              <w:ind w:left="426"/>
-              <w:rPr>
-                <w:rFonts w:hint="eastAsia" w:ascii="標楷體" w:hAnsi="標楷體" w:eastAsia="標楷體" w:cs="標楷體"/>
-                <w:color w:val="auto"/>
-                <w:sz w:val="24"/>
-                <w:szCs w:val="24"/>
-              </w:rPr>
-            </w:pPr>
-            <w:r>
-              <w:rPr>
-                <w:rFonts w:hint="eastAsia" w:ascii="標楷體" w:hAnsi="標楷體" w:eastAsia="標楷體" w:cs="標楷體"/>
-                <w:color w:val="auto"/>
-                <w:sz w:val="24"/>
-                <w:szCs w:val="24"/>
-              </w:rPr>
-              <w:t>設計創新說明</w:t>
-            </w:r>
-          </w:p>
-          <w:p>
-            <w:pPr>
-              <w:pStyle w:val="26"/>
-              <w:spacing w:before="120" w:beforeLines="50" w:line="360" w:lineRule="auto"/>
-              <w:ind w:left="480"/>
-              <w:rPr>
-                <w:rFonts w:hint="eastAsia" w:ascii="標楷體" w:hAnsi="標楷體" w:eastAsia="標楷體" w:cs="標楷體"/>
-                <w:sz w:val="24"/>
-                <w:szCs w:val="24"/>
-              </w:rPr>
-            </w:pPr>
-            <w:r>
-              <w:rPr>
-                <w:rFonts w:hint="eastAsia" w:ascii="標楷體" w:hAnsi="標楷體" w:eastAsia="標楷體" w:cs="標楷體"/>
-                <w:b/>
-                <w:bCs/>
-                <w:sz w:val="24"/>
-                <w:szCs w:val="24"/>
-              </w:rPr>
-              <w:t>異常事件回報</w:t>
-            </w:r>
-            <w:r>
-              <w:rPr>
-                <w:rFonts w:hint="eastAsia" w:ascii="標楷體" w:hAnsi="標楷體" w:eastAsia="標楷體" w:cs="標楷體"/>
-                <w:sz w:val="24"/>
-                <w:szCs w:val="24"/>
-              </w:rPr>
-              <w:t>： 使用者可將自己遇到的怪事,像是不構成社會安全但仍需注意的事件通過回報,經審核來提醒社會大眾</w:t>
-            </w:r>
-          </w:p>
-          <w:p>
-            <w:pPr>
-              <w:pStyle w:val="26"/>
-              <w:spacing w:before="120" w:beforeLines="50" w:line="360" w:lineRule="auto"/>
-              <w:ind w:left="480"/>
-              <w:rPr>
-                <w:rFonts w:hint="eastAsia" w:ascii="標楷體" w:hAnsi="標楷體" w:eastAsia="標楷體" w:cs="標楷體"/>
-                <w:sz w:val="24"/>
-                <w:szCs w:val="24"/>
-              </w:rPr>
-            </w:pPr>
-            <w:r>
-              <w:rPr>
-                <w:rFonts w:hint="eastAsia" w:ascii="標楷體" w:hAnsi="標楷體" w:eastAsia="標楷體" w:cs="標楷體"/>
-                <w:b/>
-                <w:bCs/>
-                <w:sz w:val="24"/>
-                <w:szCs w:val="24"/>
-              </w:rPr>
-              <w:t>事件熱區分析</w:t>
-            </w:r>
-            <w:r>
-              <w:rPr>
-                <w:rFonts w:hint="eastAsia" w:ascii="標楷體" w:hAnsi="標楷體" w:eastAsia="標楷體" w:cs="標楷體"/>
-                <w:sz w:val="24"/>
-                <w:szCs w:val="24"/>
-              </w:rPr>
-              <w:t>：使用者不僅能看到危險地點，還會隨著時間與移動距離偵測附近是否有很多一個月內發生事件(500公尺內&gt;=5),來提醒使用者注意自身安全。</w:t>
-            </w:r>
-          </w:p>
-          <w:p>
-            <w:pPr>
-              <w:pStyle w:val="26"/>
-              <w:numPr>
-                <w:ilvl w:val="1"/>
-                <w:numId w:val="21"/>
-              </w:numPr>
-              <w:spacing w:before="120" w:beforeLines="50" w:line="360" w:lineRule="auto"/>
-              <w:ind w:left="426"/>
-              <w:rPr>
-                <w:rFonts w:hint="eastAsia" w:ascii="標楷體" w:hAnsi="標楷體" w:eastAsia="標楷體" w:cs="標楷體"/>
-                <w:color w:val="auto"/>
-                <w:sz w:val="24"/>
-                <w:szCs w:val="24"/>
-              </w:rPr>
-            </w:pPr>
-            <w:r>
-              <w:rPr>
-                <w:rFonts w:hint="eastAsia" w:ascii="標楷體" w:hAnsi="標楷體" w:eastAsia="標楷體" w:cs="標楷體"/>
-                <w:color w:val="auto"/>
-                <w:sz w:val="24"/>
-                <w:szCs w:val="24"/>
-              </w:rPr>
-              <w:t>特殊功能描述</w:t>
-            </w:r>
-          </w:p>
-          <w:p>
-            <w:pPr>
+              <w:pStyle w:val="28"/>
               <w:numPr>
                 <w:numId w:val="0"/>
               </w:numPr>
-              <w:ind w:leftChars="0" w:firstLine="480" w:firstLineChars="200"/>
+              <w:spacing w:before="120" w:beforeLines="50" w:line="360" w:lineRule="auto"/>
+              <w:ind w:left="66" w:leftChars="0"/>
+              <w:rPr>
+                <w:rFonts w:hint="eastAsia" w:ascii="標楷體" w:hAnsi="標楷體" w:eastAsia="標楷體" w:cs="標楷體"/>
+                <w:color w:val="auto"/>
+                <w:sz w:val="24"/>
+                <w:szCs w:val="24"/>
+              </w:rPr>
+            </w:pPr>
+            <w:r>
+              <w:rPr>
+                <w:rFonts w:ascii="SimSun" w:hAnsi="SimSun" w:eastAsia="SimSun" w:cs="SimSun"/>
+                <w:sz w:val="24"/>
+                <w:szCs w:val="24"/>
+              </w:rPr>
+              <w:t>(1)</w:t>
+            </w:r>
+            <w:r>
+              <w:rPr>
+                <w:rFonts w:hint="eastAsia" w:ascii="標楷體" w:hAnsi="標楷體" w:eastAsia="標楷體" w:cs="標楷體"/>
+                <w:color w:val="auto"/>
+                <w:sz w:val="24"/>
+                <w:szCs w:val="24"/>
+              </w:rPr>
+              <w:t>理論基礎</w:t>
+            </w:r>
+          </w:p>
+          <w:p>
+            <w:pPr>
+              <w:pStyle w:val="28"/>
+              <w:spacing w:before="120" w:beforeLines="50" w:line="360" w:lineRule="auto"/>
+              <w:rPr>
+                <w:rFonts w:hint="eastAsia" w:ascii="標楷體" w:hAnsi="標楷體" w:eastAsia="標楷體" w:cs="標楷體"/>
+                <w:sz w:val="24"/>
+                <w:szCs w:val="24"/>
+              </w:rPr>
+            </w:pPr>
+            <w:r>
+              <w:rPr>
+                <w:rFonts w:hint="eastAsia" w:ascii="標楷體" w:hAnsi="標楷體" w:eastAsia="標楷體" w:cs="標楷體"/>
+                <w:color w:val="auto"/>
+                <w:sz w:val="24"/>
+                <w:szCs w:val="24"/>
+              </w:rPr>
+              <w:t xml:space="preserve">  </w:t>
+            </w:r>
+            <w:r>
+              <w:rPr>
+                <w:rFonts w:hint="eastAsia" w:ascii="標楷體" w:hAnsi="標楷體" w:eastAsia="標楷體" w:cs="標楷體"/>
+                <w:color w:val="auto"/>
+                <w:sz w:val="24"/>
+                <w:szCs w:val="24"/>
+                <w:lang w:val="en-US" w:eastAsia="zh-TW"/>
+              </w:rPr>
+              <w:t xml:space="preserve"> </w:t>
+            </w:r>
+            <w:r>
               <w:rPr>
                 <w:rFonts w:hint="eastAsia" w:ascii="標楷體" w:hAnsi="標楷體" w:eastAsia="標楷體" w:cs="標楷體"/>
                 <w:b/>
@@ -8127,7 +7897,44 @@
                 <w:sz w:val="24"/>
                 <w:szCs w:val="24"/>
               </w:rPr>
-            </w:pPr>
+              <w:t>犯罪預防理論</w:t>
+            </w:r>
+            <w:r>
+              <w:rPr>
+                <w:rFonts w:hint="eastAsia" w:ascii="標楷體" w:hAnsi="標楷體" w:eastAsia="標楷體" w:cs="標楷體"/>
+                <w:sz w:val="24"/>
+                <w:szCs w:val="24"/>
+              </w:rPr>
+              <w:t>：透過資訊透明與社區參與，降低犯罪發生率。</w:t>
+            </w:r>
+          </w:p>
+          <w:p>
+            <w:pPr>
+              <w:pStyle w:val="28"/>
+              <w:spacing w:before="120" w:beforeLines="50" w:line="360" w:lineRule="auto"/>
+              <w:rPr>
+                <w:rFonts w:hint="eastAsia" w:ascii="標楷體" w:hAnsi="標楷體" w:eastAsia="標楷體" w:cs="標楷體"/>
+                <w:sz w:val="24"/>
+                <w:szCs w:val="24"/>
+              </w:rPr>
+            </w:pPr>
+            <w:r>
+              <w:rPr>
+                <w:rFonts w:hint="eastAsia" w:ascii="標楷體" w:hAnsi="標楷體" w:eastAsia="標楷體" w:cs="標楷體"/>
+                <w:sz w:val="24"/>
+                <w:szCs w:val="24"/>
+              </w:rPr>
+              <w:t xml:space="preserve">  </w:t>
+            </w:r>
+            <w:r>
+              <w:rPr>
+                <w:rFonts w:hint="eastAsia" w:ascii="標楷體" w:hAnsi="標楷體" w:eastAsia="標楷體" w:cs="標楷體"/>
+                <w:sz w:val="24"/>
+                <w:szCs w:val="24"/>
+                <w:lang w:val="en-US" w:eastAsia="zh-TW"/>
+              </w:rPr>
+              <w:t xml:space="preserve"> </w:t>
+            </w:r>
             <w:r>
               <w:rPr>
                 <w:rFonts w:hint="eastAsia" w:ascii="標楷體" w:hAnsi="標楷體" w:eastAsia="標楷體" w:cs="標楷體"/>
@@ -8136,12 +7943,236 @@
                 <w:sz w:val="24"/>
                 <w:szCs w:val="24"/>
               </w:rPr>
+              <w:t>群眾外包</w:t>
+            </w:r>
+            <w:r>
+              <w:rPr>
+                <w:rFonts w:hint="eastAsia" w:ascii="標楷體" w:hAnsi="標楷體" w:eastAsia="標楷體" w:cs="標楷體"/>
+                <w:sz w:val="24"/>
+                <w:szCs w:val="24"/>
+              </w:rPr>
+              <w:t>：依賴使用者社群的即時回報，補足官方資訊的不足。</w:t>
+            </w:r>
+          </w:p>
+          <w:p>
+            <w:pPr>
+              <w:pStyle w:val="28"/>
+              <w:spacing w:before="120" w:beforeLines="50" w:line="360" w:lineRule="auto"/>
+              <w:rPr>
+                <w:rFonts w:hint="eastAsia" w:ascii="標楷體" w:hAnsi="標楷體" w:eastAsia="標楷體" w:cs="標楷體"/>
+                <w:sz w:val="24"/>
+                <w:szCs w:val="24"/>
+              </w:rPr>
+            </w:pPr>
+            <w:r>
+              <w:rPr>
+                <w:rFonts w:hint="eastAsia" w:ascii="標楷體" w:hAnsi="標楷體" w:eastAsia="標楷體" w:cs="標楷體"/>
+                <w:sz w:val="24"/>
+                <w:szCs w:val="24"/>
+              </w:rPr>
+              <w:t xml:space="preserve">  </w:t>
+            </w:r>
+            <w:r>
+              <w:rPr>
+                <w:rFonts w:hint="eastAsia" w:ascii="標楷體" w:hAnsi="標楷體" w:eastAsia="標楷體" w:cs="標楷體"/>
+                <w:sz w:val="24"/>
+                <w:szCs w:val="24"/>
+                <w:lang w:val="en-US" w:eastAsia="zh-TW"/>
+              </w:rPr>
+              <w:t xml:space="preserve"> </w:t>
+            </w:r>
+            <w:r>
+              <w:rPr>
+                <w:rFonts w:hint="eastAsia" w:ascii="標楷體" w:hAnsi="標楷體" w:eastAsia="標楷體" w:cs="標楷體"/>
+                <w:b/>
+                <w:bCs/>
+                <w:sz w:val="24"/>
+                <w:szCs w:val="24"/>
+              </w:rPr>
+              <w:t>情境犯罪預防</w:t>
+            </w:r>
+            <w:r>
+              <w:rPr>
+                <w:rFonts w:hint="eastAsia" w:ascii="標楷體" w:hAnsi="標楷體" w:eastAsia="標楷體" w:cs="標楷體"/>
+                <w:sz w:val="24"/>
+                <w:szCs w:val="24"/>
+              </w:rPr>
+              <w:t>：提供快速求助地點，降低潛在犯罪成功率。</w:t>
+            </w:r>
+          </w:p>
+          <w:p>
+            <w:pPr>
+              <w:pStyle w:val="28"/>
+              <w:numPr>
+                <w:numId w:val="0"/>
+              </w:numPr>
+              <w:spacing w:before="120" w:beforeLines="50" w:line="360" w:lineRule="auto"/>
+              <w:ind w:left="66" w:leftChars="0"/>
+              <w:rPr>
+                <w:rFonts w:hint="eastAsia" w:ascii="標楷體" w:hAnsi="標楷體" w:eastAsia="標楷體" w:cs="標楷體"/>
+                <w:color w:val="auto"/>
+                <w:sz w:val="24"/>
+                <w:szCs w:val="24"/>
+              </w:rPr>
+            </w:pPr>
+            <w:r>
+              <w:rPr>
+                <w:rFonts w:ascii="SimSun" w:hAnsi="SimSun" w:eastAsia="SimSun" w:cs="SimSun"/>
+                <w:sz w:val="24"/>
+                <w:szCs w:val="24"/>
+              </w:rPr>
+              <w:t>(2)</w:t>
+            </w:r>
+            <w:r>
+              <w:rPr>
+                <w:rFonts w:hint="eastAsia" w:ascii="標楷體" w:hAnsi="標楷體" w:eastAsia="標楷體" w:cs="標楷體"/>
+                <w:color w:val="auto"/>
+                <w:sz w:val="24"/>
+                <w:szCs w:val="24"/>
+              </w:rPr>
+              <w:t>設計創新說明</w:t>
+            </w:r>
+          </w:p>
+          <w:p>
+            <w:pPr>
+              <w:pStyle w:val="28"/>
+              <w:spacing w:before="120" w:beforeLines="50" w:line="360" w:lineRule="auto"/>
+              <w:ind w:left="480"/>
+              <w:rPr>
+                <w:rFonts w:hint="eastAsia" w:ascii="標楷體" w:hAnsi="標楷體" w:eastAsia="標楷體" w:cs="標楷體"/>
+                <w:sz w:val="24"/>
+                <w:szCs w:val="24"/>
+              </w:rPr>
+            </w:pPr>
+            <w:r>
+              <w:rPr>
+                <w:rFonts w:hint="eastAsia" w:ascii="標楷體" w:hAnsi="標楷體" w:eastAsia="標楷體" w:cs="標楷體"/>
+                <w:b/>
+                <w:bCs/>
+                <w:sz w:val="24"/>
+                <w:szCs w:val="24"/>
+              </w:rPr>
+              <w:t>異常事件回報</w:t>
+            </w:r>
+            <w:r>
+              <w:rPr>
+                <w:rFonts w:hint="eastAsia" w:ascii="標楷體" w:hAnsi="標楷體" w:eastAsia="標楷體" w:cs="標楷體"/>
+                <w:sz w:val="24"/>
+                <w:szCs w:val="24"/>
+              </w:rPr>
+              <w:t>： 使用者可將自己遇到的怪事,像是不構成社會安全但仍需注意的事件通過回報,經審核來提醒社會大眾</w:t>
+            </w:r>
+          </w:p>
+          <w:p>
+            <w:pPr>
+              <w:pStyle w:val="28"/>
+              <w:spacing w:before="120" w:beforeLines="50" w:line="360" w:lineRule="auto"/>
+              <w:ind w:left="480"/>
+              <w:rPr>
+                <w:rFonts w:hint="eastAsia" w:ascii="標楷體" w:hAnsi="標楷體" w:eastAsia="標楷體" w:cs="標楷體"/>
+                <w:sz w:val="24"/>
+                <w:szCs w:val="24"/>
+              </w:rPr>
+            </w:pPr>
+            <w:r>
+              <w:rPr>
+                <w:rFonts w:hint="eastAsia" w:ascii="標楷體" w:hAnsi="標楷體" w:eastAsia="標楷體" w:cs="標楷體"/>
+                <w:b/>
+                <w:bCs/>
+                <w:sz w:val="24"/>
+                <w:szCs w:val="24"/>
+              </w:rPr>
+              <w:t>事件熱區分析</w:t>
+            </w:r>
+            <w:r>
+              <w:rPr>
+                <w:rFonts w:hint="eastAsia" w:ascii="標楷體" w:hAnsi="標楷體" w:eastAsia="標楷體" w:cs="標楷體"/>
+                <w:sz w:val="24"/>
+                <w:szCs w:val="24"/>
+              </w:rPr>
+              <w:t>：使用者不僅能看到危險地點，還會隨著時間與移動距離偵測附近是否有很多一個月內發生事件(500公尺內&gt;=5),來提醒使用者注意自身安全。</w:t>
+            </w:r>
+          </w:p>
+          <w:p>
+            <w:pPr>
+              <w:pStyle w:val="28"/>
+              <w:numPr>
+                <w:numId w:val="0"/>
+              </w:numPr>
+              <w:spacing w:before="120" w:beforeLines="50" w:line="360" w:lineRule="auto"/>
+              <w:ind w:left="66" w:leftChars="0"/>
+              <w:rPr>
+                <w:rFonts w:hint="eastAsia" w:ascii="標楷體" w:hAnsi="標楷體" w:eastAsia="標楷體" w:cs="標楷體"/>
+                <w:color w:val="auto"/>
+                <w:sz w:val="24"/>
+                <w:szCs w:val="24"/>
+              </w:rPr>
+            </w:pPr>
+            <w:r>
+              <w:rPr>
+                <w:rFonts w:ascii="SimSun" w:hAnsi="SimSun" w:eastAsia="SimSun" w:cs="SimSun"/>
+                <w:sz w:val="24"/>
+                <w:szCs w:val="24"/>
+              </w:rPr>
+              <w:t>(</w:t>
+            </w:r>
+            <w:r>
+              <w:rPr>
+                <w:rFonts w:hint="eastAsia" w:ascii="SimSun" w:hAnsi="SimSun" w:cs="SimSun"/>
+                <w:sz w:val="24"/>
+                <w:szCs w:val="24"/>
+                <w:lang w:val="en-US" w:eastAsia="zh-TW"/>
+              </w:rPr>
+              <w:t>3</w:t>
+            </w:r>
+            <w:r>
+              <w:rPr>
+                <w:rFonts w:ascii="SimSun" w:hAnsi="SimSun" w:eastAsia="SimSun" w:cs="SimSun"/>
+                <w:sz w:val="24"/>
+                <w:szCs w:val="24"/>
+              </w:rPr>
+              <w:t>)</w:t>
+            </w:r>
+            <w:r>
+              <w:rPr>
+                <w:rFonts w:hint="eastAsia" w:ascii="標楷體" w:hAnsi="標楷體" w:eastAsia="標楷體" w:cs="標楷體"/>
+                <w:color w:val="auto"/>
+                <w:sz w:val="24"/>
+                <w:szCs w:val="24"/>
+              </w:rPr>
+              <w:t>特殊功能描述</w:t>
+            </w:r>
+          </w:p>
+          <w:p>
+            <w:pPr>
+              <w:numPr>
+                <w:ilvl w:val="0"/>
+                <w:numId w:val="0"/>
+              </w:numPr>
+              <w:ind w:leftChars="0" w:firstLine="480" w:firstLineChars="200"/>
+              <w:rPr>
+                <w:rFonts w:hint="eastAsia" w:ascii="標楷體" w:hAnsi="標楷體" w:eastAsia="標楷體" w:cs="標楷體"/>
+                <w:b/>
+                <w:bCs/>
+                <w:sz w:val="24"/>
+                <w:szCs w:val="24"/>
+              </w:rPr>
+            </w:pPr>
+            <w:r>
+              <w:rPr>
+                <w:rFonts w:hint="eastAsia" w:ascii="標楷體" w:hAnsi="標楷體" w:eastAsia="標楷體" w:cs="標楷體"/>
+                <w:b/>
+                <w:bCs/>
+                <w:sz w:val="24"/>
+                <w:szCs w:val="24"/>
+              </w:rPr>
               <w:t>異常事件回報圖片人臉偵測+馬賽克</w:t>
             </w:r>
           </w:p>
           <w:p>
             <w:pPr>
               <w:numPr>
+                <w:ilvl w:val="0"/>
                 <w:numId w:val="0"/>
               </w:numPr>
               <w:ind w:leftChars="0"/>
@@ -8175,83 +8206,459 @@
           </w:p>
           <w:p>
             <w:pPr>
+              <w:pStyle w:val="5"/>
+              <w:numPr>
+                <w:ilvl w:val="0"/>
+                <w:numId w:val="15"/>
+              </w:numPr>
+              <w:spacing w:before="353"/>
+              <w:rPr>
+                <w:rFonts w:hint="eastAsia" w:ascii="標楷體" w:hAnsi="標楷體" w:eastAsia="標楷體" w:cs="標楷體"/>
+                <w:spacing w:val="-4"/>
+                <w:sz w:val="24"/>
+                <w:szCs w:val="24"/>
+              </w:rPr>
+            </w:pPr>
+            <w:r>
+              <w:rPr>
+                <w:rFonts w:hint="eastAsia" w:ascii="標楷體" w:hAnsi="標楷體" w:eastAsia="標楷體" w:cs="標楷體"/>
+                <w:spacing w:val="-4"/>
+                <w:sz w:val="24"/>
+                <w:szCs w:val="24"/>
+              </w:rPr>
+              <w:t>與傳統報案</w:t>
+            </w:r>
+            <w:r>
+              <w:rPr>
+                <w:rFonts w:hint="eastAsia" w:ascii="標楷體" w:hAnsi="標楷體" w:eastAsia="標楷體" w:cs="標楷體"/>
+                <w:spacing w:val="-4"/>
+                <w:sz w:val="24"/>
+                <w:szCs w:val="24"/>
+                <w:lang w:val="en-US" w:eastAsia="zh-TW"/>
+              </w:rPr>
+              <w:t xml:space="preserve"> </w:t>
+            </w:r>
+            <w:r>
+              <w:rPr>
+                <w:rFonts w:hint="eastAsia" w:ascii="標楷體" w:hAnsi="標楷體" w:eastAsia="標楷體" w:cs="標楷體"/>
+                <w:spacing w:val="-4"/>
+                <w:sz w:val="24"/>
+                <w:szCs w:val="24"/>
+              </w:rPr>
+              <w:t>App</w:t>
+            </w:r>
+            <w:r>
+              <w:rPr>
+                <w:rFonts w:hint="eastAsia" w:ascii="標楷體" w:hAnsi="標楷體" w:eastAsia="標楷體" w:cs="標楷體"/>
+                <w:spacing w:val="-4"/>
+                <w:sz w:val="24"/>
+                <w:szCs w:val="24"/>
+                <w:lang w:val="en-US" w:eastAsia="zh-TW"/>
+              </w:rPr>
+              <w:t xml:space="preserve"> </w:t>
+            </w:r>
+            <w:r>
+              <w:rPr>
+                <w:rFonts w:hint="eastAsia" w:ascii="標楷體" w:hAnsi="標楷體" w:eastAsia="標楷體" w:cs="標楷體"/>
+                <w:spacing w:val="-4"/>
+                <w:sz w:val="24"/>
+                <w:szCs w:val="24"/>
+              </w:rPr>
+              <w:t>不同，本系統整合</w:t>
+            </w:r>
+            <w:r>
+              <w:rPr>
+                <w:rFonts w:hint="eastAsia" w:ascii="標楷體" w:hAnsi="標楷體" w:eastAsia="標楷體" w:cs="標楷體"/>
+                <w:spacing w:val="-4"/>
+                <w:sz w:val="24"/>
+                <w:szCs w:val="24"/>
+                <w:lang w:val="en-US" w:eastAsia="zh-TW"/>
+              </w:rPr>
+              <w:t xml:space="preserve"> </w:t>
+            </w:r>
+            <w:r>
+              <w:rPr>
+                <w:rFonts w:hint="eastAsia" w:ascii="標楷體" w:hAnsi="標楷體" w:eastAsia="標楷體" w:cs="標楷體"/>
+                <w:b/>
+                <w:bCs/>
+                <w:spacing w:val="-4"/>
+                <w:sz w:val="24"/>
+                <w:szCs w:val="24"/>
+              </w:rPr>
+              <w:t>群眾通報</w:t>
+            </w:r>
+            <w:r>
+              <w:rPr>
+                <w:rFonts w:hint="eastAsia" w:ascii="標楷體" w:hAnsi="標楷體" w:eastAsia="標楷體" w:cs="標楷體"/>
+                <w:b/>
+                <w:bCs/>
+                <w:spacing w:val="-4"/>
+                <w:sz w:val="24"/>
+                <w:szCs w:val="24"/>
+                <w:lang w:val="en-US" w:eastAsia="zh-TW"/>
+              </w:rPr>
+              <w:t xml:space="preserve"> </w:t>
+            </w:r>
+            <w:r>
+              <w:rPr>
+                <w:rFonts w:hint="eastAsia" w:ascii="標楷體" w:hAnsi="標楷體" w:eastAsia="標楷體" w:cs="標楷體"/>
+                <w:b/>
+                <w:bCs/>
+                <w:spacing w:val="-4"/>
+                <w:sz w:val="24"/>
+                <w:szCs w:val="24"/>
+              </w:rPr>
+              <w:t>+</w:t>
+            </w:r>
+            <w:r>
+              <w:rPr>
+                <w:rFonts w:hint="eastAsia" w:ascii="標楷體" w:hAnsi="標楷體" w:eastAsia="標楷體" w:cs="標楷體"/>
+                <w:b/>
+                <w:bCs/>
+                <w:spacing w:val="-4"/>
+                <w:sz w:val="24"/>
+                <w:szCs w:val="24"/>
+                <w:lang w:val="en-US" w:eastAsia="zh-TW"/>
+              </w:rPr>
+              <w:t xml:space="preserve"> </w:t>
+            </w:r>
+            <w:r>
+              <w:rPr>
+                <w:rFonts w:hint="eastAsia" w:ascii="標楷體" w:hAnsi="標楷體" w:eastAsia="標楷體" w:cs="標楷體"/>
+                <w:b/>
+                <w:bCs/>
+                <w:spacing w:val="-4"/>
+                <w:sz w:val="24"/>
+                <w:szCs w:val="24"/>
+              </w:rPr>
+              <w:t>社群互動</w:t>
+            </w:r>
+            <w:r>
+              <w:rPr>
+                <w:rFonts w:hint="eastAsia" w:ascii="標楷體" w:hAnsi="標楷體" w:eastAsia="標楷體" w:cs="標楷體"/>
+                <w:b/>
+                <w:bCs/>
+                <w:spacing w:val="-4"/>
+                <w:sz w:val="24"/>
+                <w:szCs w:val="24"/>
+                <w:lang w:val="en-US" w:eastAsia="zh-TW"/>
+              </w:rPr>
+              <w:t xml:space="preserve"> </w:t>
+            </w:r>
+            <w:r>
+              <w:rPr>
+                <w:rFonts w:hint="eastAsia" w:ascii="標楷體" w:hAnsi="標楷體" w:eastAsia="標楷體" w:cs="標楷體"/>
+                <w:b/>
+                <w:bCs/>
+                <w:spacing w:val="-4"/>
+                <w:sz w:val="24"/>
+                <w:szCs w:val="24"/>
+              </w:rPr>
+              <w:t>+</w:t>
+            </w:r>
+            <w:r>
+              <w:rPr>
+                <w:rFonts w:hint="eastAsia" w:ascii="標楷體" w:hAnsi="標楷體" w:eastAsia="標楷體" w:cs="標楷體"/>
+                <w:b/>
+                <w:bCs/>
+                <w:spacing w:val="-4"/>
+                <w:sz w:val="24"/>
+                <w:szCs w:val="24"/>
+                <w:lang w:val="en-US" w:eastAsia="zh-TW"/>
+              </w:rPr>
+              <w:t xml:space="preserve"> </w:t>
+            </w:r>
+            <w:r>
+              <w:rPr>
+                <w:rFonts w:hint="eastAsia" w:ascii="標楷體" w:hAnsi="標楷體" w:eastAsia="標楷體" w:cs="標楷體"/>
+                <w:b/>
+                <w:bCs/>
+                <w:spacing w:val="-4"/>
+                <w:sz w:val="24"/>
+                <w:szCs w:val="24"/>
+              </w:rPr>
+              <w:t>安全避難點</w:t>
+            </w:r>
+            <w:r>
+              <w:rPr>
+                <w:rFonts w:hint="eastAsia" w:ascii="標楷體" w:hAnsi="標楷體" w:eastAsia="標楷體" w:cs="標楷體"/>
+                <w:spacing w:val="-4"/>
+                <w:sz w:val="24"/>
+                <w:szCs w:val="24"/>
+              </w:rPr>
+              <w:t>。</w:t>
+            </w:r>
+          </w:p>
+          <w:p>
+            <w:pPr>
+              <w:pStyle w:val="5"/>
+              <w:numPr>
+                <w:ilvl w:val="0"/>
+                <w:numId w:val="15"/>
+              </w:numPr>
+              <w:spacing w:before="353"/>
+              <w:rPr>
+                <w:rFonts w:hint="eastAsia" w:ascii="標楷體" w:hAnsi="標楷體" w:eastAsia="標楷體" w:cs="標楷體"/>
+                <w:spacing w:val="-4"/>
+                <w:sz w:val="24"/>
+                <w:szCs w:val="24"/>
+              </w:rPr>
+            </w:pPr>
+            <w:r>
+              <w:rPr>
+                <w:rFonts w:hint="eastAsia" w:ascii="標楷體" w:hAnsi="標楷體" w:eastAsia="標楷體" w:cs="標楷體"/>
+                <w:spacing w:val="-4"/>
+                <w:sz w:val="24"/>
+                <w:szCs w:val="24"/>
+              </w:rPr>
+              <w:t>提供</w:t>
+            </w:r>
+            <w:r>
+              <w:rPr>
+                <w:rFonts w:hint="eastAsia" w:ascii="標楷體" w:hAnsi="標楷體" w:eastAsia="標楷體" w:cs="標楷體"/>
+                <w:spacing w:val="-4"/>
+                <w:sz w:val="24"/>
+                <w:szCs w:val="24"/>
+                <w:lang w:val="en-US" w:eastAsia="zh-TW"/>
+              </w:rPr>
+              <w:t xml:space="preserve"> </w:t>
+            </w:r>
+            <w:r>
+              <w:rPr>
+                <w:rFonts w:hint="eastAsia" w:ascii="標楷體" w:hAnsi="標楷體" w:eastAsia="標楷體" w:cs="標楷體"/>
+                <w:b/>
+                <w:bCs/>
+                <w:spacing w:val="-4"/>
+                <w:sz w:val="24"/>
+                <w:szCs w:val="24"/>
+              </w:rPr>
+              <w:t>聊天室/交流區</w:t>
+            </w:r>
+            <w:r>
+              <w:rPr>
+                <w:rFonts w:hint="eastAsia" w:ascii="標楷體" w:hAnsi="標楷體" w:eastAsia="標楷體" w:cs="標楷體"/>
+                <w:spacing w:val="-4"/>
+                <w:sz w:val="24"/>
+                <w:szCs w:val="24"/>
+              </w:rPr>
+              <w:t>，使用者能自由分享「奇聞軼事」或風險提醒。</w:t>
+            </w:r>
+          </w:p>
+          <w:p>
+            <w:pPr>
+              <w:pStyle w:val="5"/>
+              <w:numPr>
+                <w:ilvl w:val="0"/>
+                <w:numId w:val="15"/>
+              </w:numPr>
+              <w:spacing w:before="353"/>
+              <w:rPr>
+                <w:rFonts w:hint="eastAsia" w:ascii="標楷體" w:hAnsi="標楷體" w:eastAsia="標楷體" w:cs="標楷體"/>
+                <w:spacing w:val="-4"/>
+                <w:sz w:val="24"/>
+                <w:szCs w:val="24"/>
+              </w:rPr>
+            </w:pPr>
+            <w:r>
+              <w:rPr>
+                <w:rFonts w:hint="eastAsia" w:ascii="標楷體" w:hAnsi="標楷體" w:eastAsia="標楷體" w:cs="標楷體"/>
+                <w:spacing w:val="-4"/>
+                <w:sz w:val="24"/>
+                <w:szCs w:val="24"/>
+              </w:rPr>
+              <w:t>透過</w:t>
+            </w:r>
+            <w:r>
+              <w:rPr>
+                <w:rFonts w:hint="eastAsia" w:ascii="標楷體" w:hAnsi="標楷體" w:eastAsia="標楷體" w:cs="標楷體"/>
+                <w:spacing w:val="-4"/>
+                <w:sz w:val="24"/>
+                <w:szCs w:val="24"/>
+                <w:lang w:val="en-US" w:eastAsia="zh-TW"/>
+              </w:rPr>
+              <w:t xml:space="preserve"> </w:t>
+            </w:r>
+            <w:r>
+              <w:rPr>
+                <w:rFonts w:hint="eastAsia" w:ascii="標楷體" w:hAnsi="標楷體" w:eastAsia="標楷體" w:cs="標楷體"/>
+                <w:b/>
+                <w:bCs/>
+                <w:spacing w:val="-4"/>
+                <w:sz w:val="24"/>
+                <w:szCs w:val="24"/>
+              </w:rPr>
+              <w:t>互動式 UX 設計</w:t>
+            </w:r>
+            <w:r>
+              <w:rPr>
+                <w:rFonts w:hint="eastAsia" w:ascii="標楷體" w:hAnsi="標楷體" w:eastAsia="標楷體" w:cs="標楷體"/>
+                <w:spacing w:val="-4"/>
+                <w:sz w:val="24"/>
+                <w:szCs w:val="24"/>
+              </w:rPr>
+              <w:t>，事件回報與地圖整合，資訊直觀易懂。</w:t>
+            </w:r>
+          </w:p>
+          <w:p>
+            <w:pPr>
+              <w:pStyle w:val="5"/>
+              <w:numPr>
+                <w:ilvl w:val="0"/>
+                <w:numId w:val="15"/>
+              </w:numPr>
+              <w:spacing w:before="353"/>
+              <w:rPr>
+                <w:rFonts w:hint="eastAsia" w:ascii="標楷體" w:hAnsi="標楷體" w:eastAsia="標楷體" w:cs="標楷體"/>
+                <w:spacing w:val="-4"/>
+                <w:sz w:val="24"/>
+                <w:szCs w:val="24"/>
+              </w:rPr>
+            </w:pPr>
+            <w:r>
+              <w:rPr>
+                <w:rFonts w:hint="eastAsia" w:ascii="標楷體" w:hAnsi="標楷體" w:eastAsia="標楷體" w:cs="標楷體"/>
+                <w:spacing w:val="-4"/>
+                <w:sz w:val="24"/>
+                <w:szCs w:val="24"/>
+              </w:rPr>
+              <w:t>結合</w:t>
+            </w:r>
+            <w:r>
+              <w:rPr>
+                <w:rFonts w:hint="eastAsia" w:ascii="標楷體" w:hAnsi="標楷體" w:eastAsia="標楷體" w:cs="標楷體"/>
+                <w:spacing w:val="-4"/>
+                <w:sz w:val="24"/>
+                <w:szCs w:val="24"/>
+                <w:lang w:val="en-US" w:eastAsia="zh-TW"/>
+              </w:rPr>
+              <w:t xml:space="preserve"> </w:t>
+            </w:r>
+            <w:r>
+              <w:rPr>
+                <w:rFonts w:hint="eastAsia" w:ascii="標楷體" w:hAnsi="標楷體" w:eastAsia="標楷體" w:cs="標楷體"/>
+                <w:b/>
+                <w:bCs/>
+                <w:spacing w:val="-4"/>
+                <w:sz w:val="24"/>
+                <w:szCs w:val="24"/>
+              </w:rPr>
+              <w:t>定位服務</w:t>
+            </w:r>
+            <w:r>
+              <w:rPr>
+                <w:rFonts w:hint="eastAsia" w:ascii="標楷體" w:hAnsi="標楷體" w:eastAsia="標楷體" w:cs="標楷體"/>
+                <w:spacing w:val="-4"/>
+                <w:sz w:val="24"/>
+                <w:szCs w:val="24"/>
+              </w:rPr>
+              <w:t>，使用者能迅速找到可協助的合作商家或公共空間（便利商店、警局等）。</w:t>
+            </w:r>
+          </w:p>
+          <w:p>
+            <w:pPr>
+              <w:pStyle w:val="5"/>
+              <w:numPr>
+                <w:ilvl w:val="0"/>
+                <w:numId w:val="15"/>
+              </w:numPr>
+              <w:spacing w:before="353"/>
+              <w:rPr>
+                <w:rFonts w:hint="eastAsia" w:ascii="標楷體" w:hAnsi="標楷體" w:eastAsia="標楷體" w:cs="標楷體"/>
+                <w:spacing w:val="-4"/>
+                <w:sz w:val="24"/>
+                <w:szCs w:val="24"/>
+              </w:rPr>
+            </w:pPr>
+            <w:r>
+              <w:rPr>
+                <w:rFonts w:hint="eastAsia" w:ascii="標楷體" w:hAnsi="標楷體" w:eastAsia="標楷體" w:cs="標楷體"/>
+                <w:spacing w:val="-4"/>
+                <w:sz w:val="24"/>
+                <w:szCs w:val="24"/>
+              </w:rPr>
+              <w:t>強調</w:t>
+            </w:r>
+            <w:r>
+              <w:rPr>
+                <w:rFonts w:hint="eastAsia" w:ascii="標楷體" w:hAnsi="標楷體" w:eastAsia="標楷體" w:cs="標楷體"/>
+                <w:b/>
+                <w:bCs/>
+                <w:spacing w:val="-4"/>
+                <w:sz w:val="24"/>
+                <w:szCs w:val="24"/>
+              </w:rPr>
+              <w:t>「預防</w:t>
+            </w:r>
+            <w:r>
+              <w:rPr>
+                <w:rFonts w:hint="eastAsia" w:ascii="標楷體" w:hAnsi="標楷體" w:eastAsia="標楷體" w:cs="標楷體"/>
+                <w:b/>
+                <w:bCs/>
+                <w:spacing w:val="-4"/>
+                <w:sz w:val="24"/>
+                <w:szCs w:val="24"/>
+                <w:lang w:val="en-US" w:eastAsia="zh-TW"/>
+              </w:rPr>
+              <w:t xml:space="preserve"> </w:t>
+            </w:r>
+            <w:r>
+              <w:rPr>
+                <w:rFonts w:hint="eastAsia" w:ascii="標楷體" w:hAnsi="標楷體" w:eastAsia="標楷體" w:cs="標楷體"/>
+                <w:b/>
+                <w:bCs/>
+                <w:spacing w:val="-4"/>
+                <w:sz w:val="24"/>
+                <w:szCs w:val="24"/>
+              </w:rPr>
+              <w:t>+</w:t>
+            </w:r>
+            <w:r>
+              <w:rPr>
+                <w:rFonts w:hint="eastAsia" w:ascii="標楷體" w:hAnsi="標楷體" w:eastAsia="標楷體" w:cs="標楷體"/>
+                <w:b/>
+                <w:bCs/>
+                <w:spacing w:val="-4"/>
+                <w:sz w:val="24"/>
+                <w:szCs w:val="24"/>
+                <w:lang w:val="en-US" w:eastAsia="zh-TW"/>
+              </w:rPr>
+              <w:t xml:space="preserve"> </w:t>
+            </w:r>
+            <w:r>
+              <w:rPr>
+                <w:rFonts w:hint="eastAsia" w:ascii="標楷體" w:hAnsi="標楷體" w:eastAsia="標楷體" w:cs="標楷體"/>
+                <w:b/>
+                <w:bCs/>
+                <w:spacing w:val="-4"/>
+                <w:sz w:val="24"/>
+                <w:szCs w:val="24"/>
+              </w:rPr>
+              <w:t>應對」</w:t>
+            </w:r>
+            <w:r>
+              <w:rPr>
+                <w:rFonts w:hint="eastAsia" w:ascii="標楷體" w:hAnsi="標楷體" w:eastAsia="標楷體" w:cs="標楷體"/>
+                <w:spacing w:val="-4"/>
+                <w:sz w:val="24"/>
+                <w:szCs w:val="24"/>
+              </w:rPr>
+              <w:t>雙重安全保障。</w:t>
+            </w:r>
+          </w:p>
+          <w:p>
+            <w:pPr>
+              <w:pStyle w:val="5"/>
               <w:numPr>
                 <w:numId w:val="0"/>
               </w:numPr>
-              <w:ind w:left="240" w:leftChars="100" w:firstLine="0" w:firstLineChars="0"/>
-              <w:rPr>
-                <w:rFonts w:eastAsia="標楷體"/>
-                <w:sz w:val="24"/>
-                <w:szCs w:val="24"/>
-              </w:rPr>
-            </w:pPr>
-            <w:r>
-              <w:rPr>
-                <w:rFonts w:hint="eastAsia" w:ascii="標楷體" w:hAnsi="標楷體" w:eastAsia="標楷體" w:cs="標楷體"/>
-                <w:color w:val="auto"/>
-                <w:sz w:val="24"/>
-                <w:szCs w:val="24"/>
-              </w:rPr>
-              <w:t>目前市場上雖有警政報案 App，但多數僅專注於案件回報與即時報警求助，缺乏</w:t>
-            </w:r>
-            <w:r>
-              <w:rPr>
-                <w:rFonts w:hint="eastAsia" w:ascii="標楷體" w:hAnsi="標楷體" w:eastAsia="標楷體" w:cs="標楷體"/>
-                <w:b/>
-                <w:bCs/>
-                <w:color w:val="auto"/>
-                <w:sz w:val="24"/>
-                <w:szCs w:val="24"/>
-              </w:rPr>
-              <w:t>社群化的怪異事件資訊共享</w:t>
-            </w:r>
-            <w:r>
-              <w:rPr>
-                <w:rFonts w:hint="eastAsia" w:ascii="標楷體" w:hAnsi="標楷體" w:eastAsia="標楷體" w:cs="標楷體"/>
-                <w:color w:val="auto"/>
-                <w:sz w:val="24"/>
-                <w:szCs w:val="24"/>
-              </w:rPr>
-              <w:t>與</w:t>
-            </w:r>
-            <w:r>
-              <w:rPr>
-                <w:rFonts w:hint="eastAsia" w:ascii="標楷體" w:hAnsi="標楷體" w:eastAsia="標楷體" w:cs="標楷體"/>
-                <w:b/>
-                <w:bCs/>
-                <w:color w:val="auto"/>
-                <w:sz w:val="24"/>
-                <w:szCs w:val="24"/>
-              </w:rPr>
-              <w:t>安全避難地點導引</w:t>
-            </w:r>
-            <w:r>
-              <w:rPr>
-                <w:rFonts w:hint="eastAsia" w:ascii="標楷體" w:hAnsi="標楷體" w:eastAsia="標楷體" w:cs="標楷體"/>
-                <w:color w:val="auto"/>
-                <w:sz w:val="24"/>
-                <w:szCs w:val="24"/>
-              </w:rPr>
-              <w:t>功能。本系統結合群眾通報、互相在聊天室/交流區分享”奇聞軼事”、事件集中區視覺化、安全店家、定位等特色，讓使用者不僅能通報，也能迅速找到附近可提供協助的地點，實現「預防 + 應對」的雙重安全保障。</w:t>
-            </w:r>
-            <w:r>
-              <w:rPr>
-                <w:rFonts w:hint="eastAsia" w:ascii="標楷體" w:hAnsi="標楷體" w:eastAsia="標楷體" w:cs="標楷體"/>
-                <w:color w:val="auto"/>
-                <w:sz w:val="24"/>
-                <w:szCs w:val="24"/>
-              </w:rPr>
-              <w:br w:type="textWrapping"/>
-            </w:r>
-            <w:r>
-              <w:rPr>
-                <w:rFonts w:hint="eastAsia" w:ascii="標楷體" w:hAnsi="標楷體" w:eastAsia="標楷體" w:cs="標楷體"/>
-                <w:color w:val="auto"/>
-                <w:sz w:val="24"/>
-                <w:szCs w:val="24"/>
-              </w:rPr>
-              <w:t>本系統將事件回報結合地圖，透過互動式 UX 設計，使資訊更即時、更直觀，提升實際使用價值。</w:t>
-            </w:r>
+              <w:spacing w:before="353"/>
+              <w:rPr>
+                <w:rFonts w:hint="eastAsia" w:ascii="標楷體" w:hAnsi="標楷體" w:eastAsia="標楷體" w:cs="標楷體"/>
+                <w:spacing w:val="-4"/>
+                <w:sz w:val="24"/>
+                <w:szCs w:val="24"/>
+              </w:rPr>
+            </w:pPr>
           </w:p>
           <w:p>
             <w:pPr>
@@ -8273,31 +8680,159 @@
           </w:p>
           <w:p>
             <w:pPr>
+              <w:pStyle w:val="5"/>
               <w:numPr>
                 <w:numId w:val="0"/>
               </w:numPr>
-              <w:ind w:leftChars="0"/>
-              <w:rPr>
-                <w:rFonts w:hint="eastAsia" w:eastAsia="標楷體"/>
-                <w:lang w:val="en-US" w:eastAsia="zh-TW"/>
-              </w:rPr>
-            </w:pPr>
-            <w:r>
-              <w:rPr>
-                <w:rFonts w:hint="eastAsia" w:eastAsia="標楷體"/>
-                <w:lang w:eastAsia="zh-TW"/>
-              </w:rPr>
-              <w:t>　</w:t>
-            </w:r>
-          </w:p>
-          <w:p>
-            <w:pPr>
+              <w:spacing w:before="353"/>
+              <w:ind w:left="141" w:leftChars="0"/>
+              <w:rPr>
+                <w:rFonts w:hint="eastAsia" w:ascii="標楷體" w:hAnsi="標楷體" w:eastAsia="標楷體" w:cs="標楷體"/>
+                <w:spacing w:val="-4"/>
+                <w:sz w:val="24"/>
+                <w:szCs w:val="24"/>
+              </w:rPr>
+            </w:pPr>
+            <w:r>
+              <w:rPr>
+                <w:rFonts w:hint="eastAsia" w:ascii="標楷體" w:hAnsi="標楷體" w:eastAsia="標楷體" w:cs="標楷體"/>
+                <w:spacing w:val="-4"/>
+                <w:sz w:val="24"/>
+                <w:szCs w:val="24"/>
+              </w:rPr>
+              <w:t>本專案以「社群互助、資訊透明、安全避難」為核心，彌補現有報案系統的不足。</w:t>
+            </w:r>
+            <w:r>
+              <w:rPr>
+                <w:rFonts w:hint="eastAsia" w:ascii="標楷體" w:hAnsi="標楷體" w:eastAsia="標楷體" w:cs="標楷體"/>
+                <w:spacing w:val="-4"/>
+                <w:sz w:val="24"/>
+                <w:szCs w:val="24"/>
+              </w:rPr>
+              <w:br w:type="textWrapping"/>
+            </w:r>
+            <w:r>
+              <w:rPr>
+                <w:rFonts w:hint="eastAsia" w:ascii="標楷體" w:hAnsi="標楷體" w:eastAsia="標楷體" w:cs="標楷體"/>
+                <w:spacing w:val="-4"/>
+                <w:sz w:val="24"/>
+                <w:szCs w:val="24"/>
+              </w:rPr>
+              <w:t>未來可逐步：</w:t>
+            </w:r>
+          </w:p>
+          <w:p>
+            <w:pPr>
+              <w:pStyle w:val="5"/>
+              <w:numPr>
+                <w:ilvl w:val="0"/>
+                <w:numId w:val="15"/>
+              </w:numPr>
+              <w:spacing w:before="353"/>
+              <w:rPr>
+                <w:rFonts w:hint="eastAsia" w:ascii="標楷體" w:hAnsi="標楷體" w:eastAsia="標楷體" w:cs="標楷體"/>
+                <w:spacing w:val="-4"/>
+                <w:sz w:val="24"/>
+                <w:szCs w:val="24"/>
+              </w:rPr>
+            </w:pPr>
+            <w:r>
+              <w:rPr>
+                <w:rFonts w:hint="eastAsia" w:ascii="標楷體" w:hAnsi="標楷體" w:eastAsia="標楷體" w:cs="標楷體"/>
+                <w:spacing w:val="-4"/>
+                <w:sz w:val="24"/>
+                <w:szCs w:val="24"/>
+              </w:rPr>
+              <w:t>與地方政府合作，擴充資料來源。</w:t>
+            </w:r>
+          </w:p>
+          <w:p>
+            <w:pPr>
+              <w:pStyle w:val="5"/>
+              <w:numPr>
+                <w:ilvl w:val="0"/>
+                <w:numId w:val="15"/>
+              </w:numPr>
+              <w:spacing w:before="353"/>
+              <w:rPr>
+                <w:rFonts w:hint="eastAsia" w:ascii="標楷體" w:hAnsi="標楷體" w:eastAsia="標楷體" w:cs="標楷體"/>
+                <w:spacing w:val="-4"/>
+                <w:sz w:val="24"/>
+                <w:szCs w:val="24"/>
+              </w:rPr>
+            </w:pPr>
+            <w:r>
+              <w:rPr>
+                <w:rFonts w:hint="eastAsia" w:ascii="標楷體" w:hAnsi="標楷體" w:eastAsia="標楷體" w:cs="標楷體"/>
+                <w:spacing w:val="-4"/>
+                <w:sz w:val="24"/>
+                <w:szCs w:val="24"/>
+              </w:rPr>
+              <w:t>與更多商家建立合作認證機制。</w:t>
+            </w:r>
+          </w:p>
+          <w:p>
+            <w:pPr>
+              <w:pStyle w:val="5"/>
+              <w:numPr>
+                <w:ilvl w:val="0"/>
+                <w:numId w:val="15"/>
+              </w:numPr>
+              <w:spacing w:before="353"/>
+              <w:rPr>
+                <w:rFonts w:hint="eastAsia" w:ascii="標楷體" w:hAnsi="標楷體" w:eastAsia="標楷體" w:cs="標楷體"/>
+                <w:spacing w:val="-4"/>
+                <w:sz w:val="24"/>
+                <w:szCs w:val="24"/>
+              </w:rPr>
+            </w:pPr>
+            <w:r>
+              <w:rPr>
+                <w:rFonts w:hint="eastAsia" w:ascii="標楷體" w:hAnsi="標楷體" w:eastAsia="標楷體" w:cs="標楷體"/>
+                <w:spacing w:val="-4"/>
+                <w:sz w:val="24"/>
+                <w:szCs w:val="24"/>
+              </w:rPr>
+              <w:t>結合 AI 風險預測模型，提供更精準的安全警示。</w:t>
+            </w:r>
+          </w:p>
+          <w:p>
+            <w:pPr>
+              <w:pStyle w:val="5"/>
               <w:numPr>
                 <w:numId w:val="0"/>
               </w:numPr>
-              <w:ind w:leftChars="0"/>
-              <w:rPr>
-                <w:rFonts w:hint="eastAsia" w:eastAsia="標楷體"/>
+              <w:spacing w:before="353"/>
+              <w:ind w:left="141" w:leftChars="0"/>
+              <w:rPr>
+                <w:rFonts w:hint="eastAsia" w:ascii="標楷體" w:hAnsi="標楷體" w:eastAsia="標楷體" w:cs="標楷體"/>
+                <w:spacing w:val="-4"/>
+                <w:sz w:val="24"/>
+                <w:szCs w:val="24"/>
+              </w:rPr>
+            </w:pPr>
+            <w:r>
+              <w:rPr>
+                <w:rFonts w:hint="eastAsia" w:ascii="標楷體" w:hAnsi="標楷體" w:eastAsia="標楷體" w:cs="標楷體"/>
+                <w:spacing w:val="-4"/>
+                <w:sz w:val="24"/>
+                <w:szCs w:val="24"/>
+              </w:rPr>
+              <w:t>最終期望能推動全國性安全網絡，讓大眾在日常生活中感受到 更高的安全感與社會支持。</w:t>
+            </w:r>
+          </w:p>
+          <w:p>
+            <w:pPr>
+              <w:pStyle w:val="5"/>
+              <w:numPr>
+                <w:numId w:val="0"/>
+              </w:numPr>
+              <w:spacing w:before="353"/>
+              <w:rPr>
+                <w:rFonts w:hint="eastAsia" w:ascii="標楷體" w:hAnsi="標楷體" w:eastAsia="標楷體" w:cs="標楷體"/>
+                <w:spacing w:val="-4"/>
+                <w:sz w:val="24"/>
+                <w:szCs w:val="24"/>
                 <w:lang w:val="en-US" w:eastAsia="zh-TW"/>
               </w:rPr>
             </w:pPr>
@@ -8318,12 +8853,14 @@
               </w:rPr>
               <w:t>參考文獻(參考格式如下)</w:t>
             </w:r>
+            <w:bookmarkStart w:id="10" w:name="_GoBack"/>
+            <w:bookmarkEnd w:id="10"/>
           </w:p>
           <w:p>
             <w:pPr>
               <w:numPr>
                 <w:ilvl w:val="0"/>
-                <w:numId w:val="22"/>
+                <w:numId w:val="21"/>
               </w:numPr>
               <w:tabs>
                 <w:tab w:val="left" w:pos="-146"/>
@@ -8344,7 +8881,7 @@
             <w:pPr>
               <w:numPr>
                 <w:ilvl w:val="0"/>
-                <w:numId w:val="22"/>
+                <w:numId w:val="21"/>
               </w:numPr>
               <w:tabs>
                 <w:tab w:val="left" w:pos="-146"/>
@@ -8365,7 +8902,7 @@
             <w:pPr>
               <w:numPr>
                 <w:ilvl w:val="0"/>
-                <w:numId w:val="22"/>
+                <w:numId w:val="21"/>
               </w:numPr>
               <w:tabs>
                 <w:tab w:val="left" w:pos="-146"/>
@@ -8386,287 +8923,6 @@
             <w:pPr>
               <w:rPr>
                 <w:rFonts w:eastAsia="標楷體"/>
-              </w:rPr>
-            </w:pPr>
-            <w:r>
-              <w:rPr>
-                <w:rFonts w:eastAsia="標楷體"/>
-              </w:rPr>
-              <w:t>**備註：構想書內容如有圖表，請參照以下格式。</w:t>
-            </w:r>
-          </w:p>
-          <w:p>
-            <w:pPr>
-              <w:rPr>
-                <w:rFonts w:eastAsia="標楷體"/>
-              </w:rPr>
-            </w:pPr>
-            <w:r>
-              <w:rPr>
-                <w:rFonts w:eastAsia="標楷體"/>
-              </w:rPr>
-              <mc:AlternateContent>
-                <mc:Choice Requires="wps">
-                  <w:drawing>
-                    <wp:anchor distT="0" distB="0" distL="114300" distR="114300" simplePos="0" relativeHeight="251657216" behindDoc="0" locked="0" layoutInCell="1" allowOverlap="1">
-                      <wp:simplePos x="0" y="0"/>
-                      <wp:positionH relativeFrom="column">
-                        <wp:posOffset>2633345</wp:posOffset>
-                      </wp:positionH>
-                      <wp:positionV relativeFrom="paragraph">
-                        <wp:posOffset>100330</wp:posOffset>
-                      </wp:positionV>
-                      <wp:extent cx="1485900" cy="457200"/>
-                      <wp:effectExtent l="0" t="0" r="0" b="0"/>
-                      <wp:wrapNone/>
-                      <wp:docPr id="1" name="Rectangle 2"/>
-                      <wp:cNvGraphicFramePr/>
-                      <a:graphic xmlns:a="http://schemas.openxmlformats.org/drawingml/2006/main">
-                        <a:graphicData uri="http://schemas.microsoft.com/office/word/2010/wordprocessingShape">
-                          <wps:wsp>
-                            <wps:cNvSpPr/>
-                            <wps:spPr>
-                              <a:xfrm>
-                                <a:off x="0" y="0"/>
-                                <a:ext cx="1485900" cy="457200"/>
-                              </a:xfrm>
-                              <a:prstGeom prst="rect">
-                                <a:avLst/>
-                              </a:prstGeom>
-                              <a:solidFill>
-                                <a:srgbClr val="FFFFFF"/>
-                              </a:solidFill>
-                              <a:ln w="9528">
-                                <a:solidFill>
-                                  <a:srgbClr val="000000"/>
-                                </a:solidFill>
-                                <a:prstDash val="solid"/>
-                                <a:miter/>
-                              </a:ln>
-                            </wps:spPr>
-                            <wps:bodyPr lIns="0" tIns="0" rIns="0" bIns="0"/>
-                          </wps:wsp>
-                        </a:graphicData>
-                      </a:graphic>
-                    </wp:anchor>
-                  </w:drawing>
-                </mc:Choice>
-                <mc:Fallback>
-                  <w:pict>
-                    <v:rect id="Rectangle 2" o:spid="_x0000_s1026" o:spt="1" style="position:absolute;left:0pt;margin-left:207.35pt;margin-top:7.9pt;height:36pt;width:117pt;z-index:251657216;mso-width-relative:page;mso-height-relative:page;" fillcolor="#FFFFFF" filled="t" stroked="t" coordsize="21600,21600" o:gfxdata="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">
-                      <v:fill on="t" focussize="0,0"/>
-                      <v:stroke weight="0.750236220472441pt" color="#000000" joinstyle="miter"/>
-                      <v:imagedata o:title=""/>
-                      <o:lock v:ext="edit" aspectratio="f"/>
-                      <v:textbox inset="0mm,0mm,0mm,0mm"/>
-                    </v:rect>
-                  </w:pict>
-                </mc:Fallback>
-              </mc:AlternateContent>
-            </w:r>
-            <w:r>
-              <w:rPr>
-                <w:rFonts w:eastAsia="標楷體"/>
-              </w:rPr>
-              <w:t>A.圖格式說明：</w:t>
-            </w:r>
-          </w:p>
-          <w:p>
-            <w:pPr>
-              <w:rPr>
-                <w:rFonts w:eastAsia="標楷體"/>
-              </w:rPr>
-            </w:pPr>
-          </w:p>
-          <w:p>
-            <w:pPr>
-              <w:jc w:val="center"/>
-              <w:rPr>
-                <w:rFonts w:eastAsia="標楷體"/>
-              </w:rPr>
-            </w:pPr>
-          </w:p>
-          <w:p>
-            <w:pPr>
-              <w:jc w:val="center"/>
-              <w:rPr>
-                <w:rFonts w:eastAsia="標楷體"/>
-              </w:rPr>
-            </w:pPr>
-            <w:r>
-              <w:rPr>
-                <w:rFonts w:eastAsia="標楷體"/>
-              </w:rPr>
-              <w:t>圖1.OOOOOO(置中)</w:t>
-            </w:r>
-          </w:p>
-          <w:p>
-            <w:pPr>
-              <w:rPr>
-                <w:rFonts w:eastAsia="標楷體"/>
-              </w:rPr>
-            </w:pPr>
-            <w:r>
-              <w:rPr>
-                <w:rFonts w:eastAsia="標楷體"/>
-              </w:rPr>
-              <w:t>B.表格式說明：</w:t>
-            </w:r>
-          </w:p>
-          <w:p>
-            <w:pPr>
-              <w:jc w:val="center"/>
-              <w:rPr>
-                <w:rFonts w:eastAsia="標楷體"/>
-              </w:rPr>
-            </w:pPr>
-            <w:r>
-              <w:rPr>
-                <w:rFonts w:eastAsia="標楷體"/>
-              </w:rPr>
-              <w:t>表1.OOOOOO(置中)</w:t>
-            </w:r>
-          </w:p>
-          <w:tbl>
-            <w:tblPr>
-              <w:tblStyle w:val="14"/>
-              <w:tblW w:w="5940" w:type="dxa"/>
-              <w:tblInd w:w="2322" w:type="dxa"/>
-              <w:tblLayout w:type="fixed"/>
-              <w:tblCellMar>
-                <w:top w:w="0" w:type="dxa"/>
-                <w:left w:w="10" w:type="dxa"/>
-                <w:bottom w:w="0" w:type="dxa"/>
-                <w:right w:w="10" w:type="dxa"/>
-              </w:tblCellMar>
-            </w:tblPr>
-            <w:tblGrid>
-              <w:gridCol w:w="2970"/>
-              <w:gridCol w:w="2970"/>
-            </w:tblGrid>
-            <w:tr>
-              <w:tblPrEx>
-                <w:tblLayout w:type="fixed"/>
-                <w:tblCellMar>
-                  <w:top w:w="0" w:type="dxa"/>
-                  <w:left w:w="10" w:type="dxa"/>
-                  <w:bottom w:w="0" w:type="dxa"/>
-                  <w:right w:w="10" w:type="dxa"/>
-                </w:tblCellMar>
-              </w:tblPrEx>
-              <w:tc>
-                <w:tcPr>
-                  <w:tcW w:w="2970" w:type="dxa"/>
-                  <w:tcBorders>
-                    <w:top w:val="single" w:color="000000" w:sz="4" w:space="0"/>
-                    <w:left w:val="single" w:color="000000" w:sz="4" w:space="0"/>
-                    <w:bottom w:val="single" w:color="000000" w:sz="4" w:space="0"/>
-                    <w:right w:val="single" w:color="000000" w:sz="4" w:space="0"/>
-                  </w:tcBorders>
-                  <w:tcMar>
-                    <w:top w:w="0" w:type="dxa"/>
-                    <w:left w:w="108" w:type="dxa"/>
-                    <w:bottom w:w="0" w:type="dxa"/>
-                    <w:right w:w="108" w:type="dxa"/>
-                  </w:tcMar>
-                </w:tcPr>
-                <w:p>
-                  <w:pPr>
-                    <w:rPr>
-                      <w:rFonts w:eastAsia="標楷體"/>
-                    </w:rPr>
-                  </w:pPr>
-                </w:p>
-              </w:tc>
-              <w:tc>
-                <w:tcPr>
-                  <w:tcW w:w="2970" w:type="dxa"/>
-                  <w:tcBorders>
-                    <w:top w:val="single" w:color="000000" w:sz="4" w:space="0"/>
-                    <w:left w:val="single" w:color="000000" w:sz="4" w:space="0"/>
-                    <w:bottom w:val="single" w:color="000000" w:sz="4" w:space="0"/>
-                    <w:right w:val="single" w:color="000000" w:sz="4" w:space="0"/>
-                  </w:tcBorders>
-                  <w:tcMar>
-                    <w:top w:w="0" w:type="dxa"/>
-                    <w:left w:w="108" w:type="dxa"/>
-                    <w:bottom w:w="0" w:type="dxa"/>
-                    <w:right w:w="108" w:type="dxa"/>
-                  </w:tcMar>
-                </w:tcPr>
-                <w:p>
-                  <w:pPr>
-                    <w:rPr>
-                      <w:rFonts w:eastAsia="標楷體"/>
-                    </w:rPr>
-                  </w:pPr>
-                </w:p>
-              </w:tc>
-            </w:tr>
-            <w:tr>
-              <w:tblPrEx>
-                <w:tblLayout w:type="fixed"/>
-                <w:tblCellMar>
-                  <w:top w:w="0" w:type="dxa"/>
-                  <w:left w:w="10" w:type="dxa"/>
-                  <w:bottom w:w="0" w:type="dxa"/>
-                  <w:right w:w="10" w:type="dxa"/>
-                </w:tblCellMar>
-              </w:tblPrEx>
-              <w:tc>
-                <w:tcPr>
-                  <w:tcW w:w="2970" w:type="dxa"/>
-                  <w:tcBorders>
-                    <w:top w:val="single" w:color="000000" w:sz="4" w:space="0"/>
-                    <w:left w:val="single" w:color="000000" w:sz="4" w:space="0"/>
-                    <w:bottom w:val="single" w:color="000000" w:sz="4" w:space="0"/>
-                    <w:right w:val="single" w:color="000000" w:sz="4" w:space="0"/>
-                  </w:tcBorders>
-                  <w:tcMar>
-                    <w:top w:w="0" w:type="dxa"/>
-                    <w:left w:w="108" w:type="dxa"/>
-                    <w:bottom w:w="0" w:type="dxa"/>
-                    <w:right w:w="108" w:type="dxa"/>
-                  </w:tcMar>
-                </w:tcPr>
-                <w:p>
-                  <w:pPr>
-                    <w:rPr>
-                      <w:rFonts w:eastAsia="標楷體"/>
-                    </w:rPr>
-                  </w:pPr>
-                </w:p>
-              </w:tc>
-              <w:tc>
-                <w:tcPr>
-                  <w:tcW w:w="2970" w:type="dxa"/>
-                  <w:tcBorders>
-                    <w:top w:val="single" w:color="000000" w:sz="4" w:space="0"/>
-                    <w:left w:val="single" w:color="000000" w:sz="4" w:space="0"/>
-                    <w:bottom w:val="single" w:color="000000" w:sz="4" w:space="0"/>
-                    <w:right w:val="single" w:color="000000" w:sz="4" w:space="0"/>
-                  </w:tcBorders>
-                  <w:tcMar>
-                    <w:top w:w="0" w:type="dxa"/>
-                    <w:left w:w="108" w:type="dxa"/>
-                    <w:bottom w:w="0" w:type="dxa"/>
-                    <w:right w:w="108" w:type="dxa"/>
-                  </w:tcMar>
-                </w:tcPr>
-                <w:p>
-                  <w:pPr>
-                    <w:rPr>
-                      <w:rFonts w:eastAsia="標楷體"/>
-                    </w:rPr>
-                  </w:pPr>
-                </w:p>
-              </w:tc>
-            </w:tr>
-          </w:tbl>
-          <w:p>
-            <w:pPr>
-              <w:rPr>
-                <w:rFonts w:eastAsia="標楷體"/>
                 <w:b/>
               </w:rPr>
             </w:pPr>
@@ -8767,7 +9023,7 @@
     </w:p>
     <w:tbl>
       <w:tblPr>
-        <w:tblStyle w:val="14"/>
+        <w:tblStyle w:val="16"/>
         <w:tblW w:w="9445" w:type="dxa"/>
         <w:jc w:val="center"/>
         <w:tblInd w:w="0" w:type="dxa"/>
@@ -8871,10 +9127,10 @@
           </w:p>
           <w:p>
             <w:pPr>
-              <w:pStyle w:val="19"/>
+              <w:pStyle w:val="21"/>
               <w:numPr>
                 <w:ilvl w:val="0"/>
-                <w:numId w:val="23"/>
+                <w:numId w:val="22"/>
               </w:numPr>
               <w:spacing w:line="500" w:lineRule="exact"/>
               <w:ind w:left="482" w:hanging="482"/>
@@ -8892,10 +9148,10 @@
           </w:p>
           <w:p>
             <w:pPr>
-              <w:pStyle w:val="19"/>
+              <w:pStyle w:val="21"/>
               <w:numPr>
                 <w:ilvl w:val="0"/>
-                <w:numId w:val="23"/>
+                <w:numId w:val="22"/>
               </w:numPr>
               <w:spacing w:line="500" w:lineRule="exact"/>
               <w:ind w:left="482" w:hanging="482"/>
@@ -8913,10 +9169,10 @@
           </w:p>
           <w:p>
             <w:pPr>
-              <w:pStyle w:val="19"/>
+              <w:pStyle w:val="21"/>
               <w:numPr>
                 <w:ilvl w:val="0"/>
-                <w:numId w:val="23"/>
+                <w:numId w:val="22"/>
               </w:numPr>
               <w:spacing w:line="500" w:lineRule="exact"/>
               <w:ind w:left="482" w:hanging="482"/>
@@ -9669,119 +9925,6 @@
     </w:lvl>
   </w:abstractNum>
   <w:abstractNum w:abstractNumId="2">
-    <w:nsid w:val="10F65B86"/>
-    <w:multiLevelType w:val="multilevel"/>
-    <w:tmpl w:val="10F65B86"/>
-    <w:lvl w:ilvl="0" w:tentative="0">
-      <w:start w:val="1"/>
-      <w:numFmt w:val="taiwaneseCountingThousand"/>
-      <w:lvlText w:val="%1、"/>
-      <w:lvlJc w:val="left"/>
-      <w:pPr>
-        <w:ind w:left="480" w:hanging="480"/>
-      </w:pPr>
-      <w:rPr>
-        <w:rFonts w:hint="default" w:cs="Times New Roman"/>
-      </w:rPr>
-    </w:lvl>
-    <w:lvl w:ilvl="1" w:tentative="0">
-      <w:start w:val="1"/>
-      <w:numFmt w:val="decimal"/>
-      <w:lvlText w:val="%2."/>
-      <w:lvlJc w:val="left"/>
-      <w:pPr>
-        <w:ind w:left="840" w:hanging="360"/>
-      </w:pPr>
-      <w:rPr>
-        <w:rFonts w:hint="default" w:cs="Times New Roman"/>
-      </w:rPr>
-    </w:lvl>
-    <w:lvl w:ilvl="2" w:tentative="0">
-      <w:start w:val="1"/>
-      <w:numFmt w:val="lowerRoman"/>
-      <w:lvlText w:val="%3."/>
-      <w:lvlJc w:val="right"/>
-      <w:pPr>
-        <w:ind w:left="1440" w:hanging="480"/>
-      </w:pPr>
-      <w:rPr>
-        <w:rFonts w:cs="Times New Roman"/>
-      </w:rPr>
-    </w:lvl>
-    <w:lvl w:ilvl="3" w:tentative="0">
-      <w:start w:val="1"/>
-      <w:numFmt w:val="decimal"/>
-      <w:lvlText w:val="%4."/>
-      <w:lvlJc w:val="left"/>
-      <w:pPr>
-        <w:ind w:left="1920" w:hanging="480"/>
-      </w:pPr>
-      <w:rPr>
-        <w:rFonts w:cs="Times New Roman"/>
-      </w:rPr>
-    </w:lvl>
-    <w:lvl w:ilvl="4" w:tentative="0">
-      <w:start w:val="1"/>
-      <w:numFmt w:val="ideographTraditional"/>
-      <w:lvlText w:val="%5、"/>
-      <w:lvlJc w:val="left"/>
-      <w:pPr>
-        <w:ind w:left="2400" w:hanging="480"/>
-      </w:pPr>
-      <w:rPr>
-        <w:rFonts w:cs="Times New Roman"/>
-      </w:rPr>
-    </w:lvl>
-    <w:lvl w:ilvl="5" w:tentative="0">
-      <w:start w:val="1"/>
-      <w:numFmt w:val="lowerRoman"/>
-      <w:lvlText w:val="%6."/>
-      <w:lvlJc w:val="right"/>
-      <w:pPr>
-        <w:ind w:left="2880" w:hanging="480"/>
-      </w:pPr>
-      <w:rPr>
-        <w:rFonts w:cs="Times New Roman"/>
-      </w:rPr>
-    </w:lvl>
-    <w:lvl w:ilvl="6" w:tentative="0">
-      <w:start w:val="1"/>
-      <w:numFmt w:val="decimal"/>
-      <w:lvlText w:val="%7."/>
-      <w:lvlJc w:val="left"/>
-      <w:pPr>
-        <w:ind w:left="3360" w:hanging="480"/>
-      </w:pPr>
-      <w:rPr>
-        <w:rFonts w:cs="Times New Roman"/>
-      </w:rPr>
-    </w:lvl>
-    <w:lvl w:ilvl="7" w:tentative="0">
-      <w:start w:val="1"/>
-      <w:numFmt w:val="ideographTraditional"/>
-      <w:lvlText w:val="%8、"/>
-      <w:lvlJc w:val="left"/>
-      <w:pPr>
-        <w:ind w:left="3840" w:hanging="480"/>
-      </w:pPr>
-      <w:rPr>
-        <w:rFonts w:cs="Times New Roman"/>
-      </w:rPr>
-    </w:lvl>
-    <w:lvl w:ilvl="8" w:tentative="0">
-      <w:start w:val="1"/>
-      <w:numFmt w:val="lowerRoman"/>
-      <w:lvlText w:val="%9."/>
-      <w:lvlJc w:val="right"/>
-      <w:pPr>
-        <w:ind w:left="4320" w:hanging="480"/>
-      </w:pPr>
-      <w:rPr>
-        <w:rFonts w:cs="Times New Roman"/>
-      </w:rPr>
-    </w:lvl>
-  </w:abstractNum>
-  <w:abstractNum w:abstractNumId="3">
     <w:nsid w:val="12A87C29"/>
     <w:multiLevelType w:val="multilevel"/>
     <w:tmpl w:val="12A87C29"/>
@@ -9871,7 +10014,7 @@
       </w:pPr>
     </w:lvl>
   </w:abstractNum>
-  <w:abstractNum w:abstractNumId="4">
+  <w:abstractNum w:abstractNumId="3">
     <w:nsid w:val="14B16E8C"/>
     <w:multiLevelType w:val="multilevel"/>
     <w:tmpl w:val="14B16E8C"/>
@@ -9984,7 +10127,7 @@
       </w:rPr>
     </w:lvl>
   </w:abstractNum>
-  <w:abstractNum w:abstractNumId="5">
+  <w:abstractNum w:abstractNumId="4">
     <w:nsid w:val="17E96B22"/>
     <w:multiLevelType w:val="multilevel"/>
     <w:tmpl w:val="17E96B22"/>
@@ -10070,7 +10213,7 @@
       </w:pPr>
     </w:lvl>
   </w:abstractNum>
-  <w:abstractNum w:abstractNumId="6">
+  <w:abstractNum w:abstractNumId="5">
     <w:nsid w:val="24FB6F9B"/>
     <w:multiLevelType w:val="multilevel"/>
     <w:tmpl w:val="24FB6F9B"/>
@@ -10156,7 +10299,7 @@
       </w:pPr>
     </w:lvl>
   </w:abstractNum>
-  <w:abstractNum w:abstractNumId="7">
+  <w:abstractNum w:abstractNumId="6">
     <w:nsid w:val="2816210E"/>
     <w:multiLevelType w:val="multilevel"/>
     <w:tmpl w:val="2816210E"/>
@@ -10242,7 +10385,7 @@
       </w:pPr>
     </w:lvl>
   </w:abstractNum>
-  <w:abstractNum w:abstractNumId="8">
+  <w:abstractNum w:abstractNumId="7">
     <w:nsid w:val="35E54C38"/>
     <w:multiLevelType w:val="multilevel"/>
     <w:tmpl w:val="35E54C38"/>
@@ -10328,7 +10471,7 @@
       </w:pPr>
     </w:lvl>
   </w:abstractNum>
-  <w:abstractNum w:abstractNumId="9">
+  <w:abstractNum w:abstractNumId="8">
     <w:nsid w:val="37974A81"/>
     <w:multiLevelType w:val="multilevel"/>
     <w:tmpl w:val="37974A81"/>
@@ -10414,7 +10557,7 @@
       </w:pPr>
     </w:lvl>
   </w:abstractNum>
-  <w:abstractNum w:abstractNumId="10">
+  <w:abstractNum w:abstractNumId="9">
     <w:nsid w:val="3A330050"/>
     <w:multiLevelType w:val="multilevel"/>
     <w:tmpl w:val="3A330050"/>
@@ -10503,7 +10646,7 @@
       </w:pPr>
     </w:lvl>
   </w:abstractNum>
-  <w:abstractNum w:abstractNumId="11">
+  <w:abstractNum w:abstractNumId="10">
     <w:nsid w:val="3D2E417C"/>
     <w:multiLevelType w:val="multilevel"/>
     <w:tmpl w:val="3D2E417C"/>
@@ -10616,7 +10759,7 @@
       </w:rPr>
     </w:lvl>
   </w:abstractNum>
-  <w:abstractNum w:abstractNumId="12">
+  <w:abstractNum w:abstractNumId="11">
     <w:nsid w:val="42EE55FB"/>
     <w:multiLevelType w:val="multilevel"/>
     <w:tmpl w:val="42EE55FB"/>
@@ -10706,7 +10849,7 @@
       </w:pPr>
     </w:lvl>
   </w:abstractNum>
-  <w:abstractNum w:abstractNumId="13">
+  <w:abstractNum w:abstractNumId="12">
     <w:nsid w:val="4491292C"/>
     <w:multiLevelType w:val="multilevel"/>
     <w:tmpl w:val="4491292C"/>
@@ -10795,7 +10938,7 @@
       </w:pPr>
     </w:lvl>
   </w:abstractNum>
-  <w:abstractNum w:abstractNumId="14">
+  <w:abstractNum w:abstractNumId="13">
     <w:nsid w:val="4BB520E3"/>
     <w:multiLevelType w:val="multilevel"/>
     <w:tmpl w:val="4BB520E3"/>
@@ -10881,7 +11024,7 @@
       </w:pPr>
     </w:lvl>
   </w:abstractNum>
-  <w:abstractNum w:abstractNumId="15">
+  <w:abstractNum w:abstractNumId="14">
     <w:nsid w:val="517B2CBB"/>
     <w:multiLevelType w:val="multilevel"/>
     <w:tmpl w:val="517B2CBB"/>
@@ -10970,7 +11113,7 @@
       </w:pPr>
     </w:lvl>
   </w:abstractNum>
-  <w:abstractNum w:abstractNumId="16">
+  <w:abstractNum w:abstractNumId="15">
     <w:nsid w:val="51CA7431"/>
     <w:multiLevelType w:val="multilevel"/>
     <w:tmpl w:val="51CA7431"/>
@@ -11083,7 +11226,7 @@
       </w:rPr>
     </w:lvl>
   </w:abstractNum>
-  <w:abstractNum w:abstractNumId="17">
+  <w:abstractNum w:abstractNumId="16">
     <w:nsid w:val="53064D54"/>
     <w:multiLevelType w:val="multilevel"/>
     <w:tmpl w:val="53064D54"/>
@@ -11169,7 +11312,7 @@
       </w:pPr>
     </w:lvl>
   </w:abstractNum>
-  <w:abstractNum w:abstractNumId="18">
+  <w:abstractNum w:abstractNumId="17">
     <w:nsid w:val="53540E45"/>
     <w:multiLevelType w:val="multilevel"/>
     <w:tmpl w:val="53540E45"/>
@@ -11282,7 +11425,7 @@
       </w:rPr>
     </w:lvl>
   </w:abstractNum>
-  <w:abstractNum w:abstractNumId="19">
+  <w:abstractNum w:abstractNumId="18">
     <w:nsid w:val="5974749F"/>
     <w:multiLevelType w:val="multilevel"/>
     <w:tmpl w:val="5974749F"/>
@@ -11395,7 +11538,7 @@
       </w:rPr>
     </w:lvl>
   </w:abstractNum>
-  <w:abstractNum w:abstractNumId="20">
+  <w:abstractNum w:abstractNumId="19">
     <w:nsid w:val="5C963AD1"/>
     <w:multiLevelType w:val="multilevel"/>
     <w:tmpl w:val="5C963AD1"/>
@@ -11481,7 +11624,7 @@
       </w:pPr>
     </w:lvl>
   </w:abstractNum>
-  <w:abstractNum w:abstractNumId="21">
+  <w:abstractNum w:abstractNumId="20">
     <w:nsid w:val="5ED84B5D"/>
     <w:multiLevelType w:val="multilevel"/>
     <w:tmpl w:val="5ED84B5D"/>
@@ -11594,7 +11737,7 @@
       </w:rPr>
     </w:lvl>
   </w:abstractNum>
-  <w:abstractNum w:abstractNumId="22">
+  <w:abstractNum w:abstractNumId="21">
     <w:nsid w:val="761F62C5"/>
     <w:multiLevelType w:val="multilevel"/>
     <w:tmpl w:val="761F62C5"/>
@@ -11708,34 +11851,34 @@
     </w:lvl>
   </w:abstractNum>
   <w:num w:numId="1">
+    <w:abstractNumId w:val="11"/>
+  </w:num>
+  <w:num w:numId="2">
+    <w:abstractNumId w:val="16"/>
+  </w:num>
+  <w:num w:numId="3">
+    <w:abstractNumId w:val="9"/>
+  </w:num>
+  <w:num w:numId="4">
+    <w:abstractNumId w:val="14"/>
+  </w:num>
+  <w:num w:numId="5">
     <w:abstractNumId w:val="12"/>
   </w:num>
-  <w:num w:numId="2">
-    <w:abstractNumId w:val="17"/>
-  </w:num>
-  <w:num w:numId="3">
-    <w:abstractNumId w:val="10"/>
-  </w:num>
-  <w:num w:numId="4">
-    <w:abstractNumId w:val="15"/>
-  </w:num>
-  <w:num w:numId="5">
-    <w:abstractNumId w:val="13"/>
-  </w:num>
   <w:num w:numId="6">
-    <w:abstractNumId w:val="8"/>
+    <w:abstractNumId w:val="7"/>
   </w:num>
   <w:num w:numId="7">
-    <w:abstractNumId w:val="20"/>
+    <w:abstractNumId w:val="19"/>
   </w:num>
   <w:num w:numId="8">
-    <w:abstractNumId w:val="7"/>
+    <w:abstractNumId w:val="6"/>
   </w:num>
   <w:num w:numId="9">
-    <w:abstractNumId w:val="3"/>
+    <w:abstractNumId w:val="2"/>
   </w:num>
   <w:num w:numId="10">
-    <w:abstractNumId w:val="14"/>
+    <w:abstractNumId w:val="13"/>
     <w:lvlOverride w:ilvl="0">
       <w:startOverride w:val="1"/>
     </w:lvlOverride>
@@ -11765,43 +11908,40 @@
     </w:lvlOverride>
   </w:num>
   <w:num w:numId="11">
-    <w:abstractNumId w:val="9"/>
+    <w:abstractNumId w:val="8"/>
   </w:num>
   <w:num w:numId="12">
-    <w:abstractNumId w:val="22"/>
+    <w:abstractNumId w:val="21"/>
   </w:num>
   <w:num w:numId="13">
     <w:abstractNumId w:val="0"/>
   </w:num>
   <w:num w:numId="14">
-    <w:abstractNumId w:val="19"/>
+    <w:abstractNumId w:val="18"/>
   </w:num>
   <w:num w:numId="15">
-    <w:abstractNumId w:val="18"/>
+    <w:abstractNumId w:val="17"/>
   </w:num>
   <w:num w:numId="16">
-    <w:abstractNumId w:val="16"/>
+    <w:abstractNumId w:val="15"/>
   </w:num>
   <w:num w:numId="17">
-    <w:abstractNumId w:val="21"/>
+    <w:abstractNumId w:val="20"/>
   </w:num>
   <w:num w:numId="18">
-    <w:abstractNumId w:val="4"/>
+    <w:abstractNumId w:val="3"/>
   </w:num>
   <w:num w:numId="19">
-    <w:abstractNumId w:val="11"/>
+    <w:abstractNumId w:val="10"/>
   </w:num>
   <w:num w:numId="20">
     <w:abstractNumId w:val="1"/>
   </w:num>
   <w:num w:numId="21">
-    <w:abstractNumId w:val="2"/>
+    <w:abstractNumId w:val="5"/>
   </w:num>
   <w:num w:numId="22">
-    <w:abstractNumId w:val="6"/>
-  </w:num>
-  <w:num w:numId="23">
-    <w:abstractNumId w:val="5"/>
+    <w:abstractNumId w:val="4"/>
   </w:num>
 </w:numbering>
 </file>
@@ -11818,7 +11958,7 @@
   <w:latentStyles w:count="260" w:defQFormat="0" w:defUnhideWhenUsed="1" w:defSemiHidden="1" w:defUIPriority="99" w:defLockedState="0">
     <w:lsdException w:qFormat="1" w:unhideWhenUsed="0" w:uiPriority="0" w:semiHidden="0" w:name="Normal"/>
     <w:lsdException w:qFormat="1" w:unhideWhenUsed="0" w:uiPriority="9" w:semiHidden="0" w:name="heading 1"/>
-    <w:lsdException w:qFormat="1" w:uiPriority="9" w:name="heading 2"/>
+    <w:lsdException w:qFormat="1" w:uiPriority="9" w:semiHidden="0" w:name="heading 2"/>
     <w:lsdException w:qFormat="1" w:uiPriority="9" w:name="heading 3"/>
     <w:lsdException w:qFormat="1" w:uiPriority="9" w:name="heading 4"/>
     <w:lsdException w:qFormat="1" w:uiPriority="9" w:name="heading 5"/>
@@ -11882,7 +12022,7 @@
     <w:lsdException w:uiPriority="99" w:name="Closing"/>
     <w:lsdException w:uiPriority="99" w:name="Signature"/>
     <w:lsdException w:uiPriority="1" w:semiHidden="0" w:name="Default Paragraph Font"/>
-    <w:lsdException w:uiPriority="99" w:name="Body Text"/>
+    <w:lsdException w:uiPriority="99" w:semiHidden="0" w:name="Body Text"/>
     <w:lsdException w:uiPriority="99" w:name="Body Text Indent"/>
     <w:lsdException w:uiPriority="99" w:name="List Continue"/>
     <w:lsdException w:uiPriority="99" w:name="List Continue 2"/>
@@ -12099,12 +12239,12 @@
       <w:szCs w:val="32"/>
     </w:rPr>
   </w:style>
-  <w:style w:type="character" w:default="1" w:styleId="10">
+  <w:style w:type="character" w:default="1" w:styleId="11">
     <w:name w:val="Default Paragraph Font"/>
     <w:unhideWhenUsed/>
     <w:uiPriority w:val="1"/>
   </w:style>
-  <w:style w:type="table" w:default="1" w:styleId="14">
+  <w:style w:type="table" w:default="1" w:styleId="16">
     <w:name w:val="Normal Table"/>
     <w:unhideWhenUsed/>
     <w:uiPriority w:val="99"/>
@@ -12137,7 +12277,7 @@
   <w:style w:type="paragraph" w:styleId="4">
     <w:name w:val="annotation text"/>
     <w:basedOn w:val="1"/>
-    <w:link w:val="21"/>
+    <w:link w:val="23"/>
     <w:qFormat/>
     <w:uiPriority w:val="0"/>
   </w:style>
@@ -12154,7 +12294,7 @@
   <w:style w:type="paragraph" w:styleId="6">
     <w:name w:val="Plain Text"/>
     <w:basedOn w:val="1"/>
-    <w:link w:val="20"/>
+    <w:link w:val="22"/>
     <w:unhideWhenUsed/>
     <w:qFormat/>
     <w:uiPriority w:val="99"/>
@@ -12190,7 +12330,7 @@
     <w:name w:val="annotation subject"/>
     <w:basedOn w:val="4"/>
     <w:next w:val="4"/>
-    <w:link w:val="22"/>
+    <w:link w:val="24"/>
     <w:unhideWhenUsed/>
     <w:qFormat/>
     <w:uiPriority w:val="99"/>
@@ -12200,6 +12340,20 @@
     </w:rPr>
   </w:style>
   <w:style w:type="paragraph" w:styleId="9">
+    <w:name w:val="Normal (Web)"/>
+    <w:unhideWhenUsed/>
+    <w:uiPriority w:val="99"/>
+    <w:pPr>
+      <w:spacing w:before="0" w:beforeAutospacing="1" w:after="0" w:afterAutospacing="1"/>
+      <w:ind w:left="0" w:right="0"/>
+      <w:jc w:val="left"/>
+    </w:pPr>
+    <w:rPr>
+      <w:kern w:val="0"/>
+      <w:lang w:val="en-US" w:eastAsia="zh-CN" w:bidi="ar"/>
+    </w:rPr>
+  </w:style>
+  <w:style w:type="paragraph" w:styleId="10">
     <w:name w:val="Balloon Text"/>
     <w:basedOn w:val="1"/>
     <w:qFormat/>
@@ -12210,7 +12364,7 @@
       <w:szCs w:val="18"/>
     </w:rPr>
   </w:style>
-  <w:style w:type="character" w:styleId="11">
+  <w:style w:type="character" w:styleId="12">
     <w:name w:val="annotation reference"/>
     <w:qFormat/>
     <w:uiPriority w:val="0"/>
@@ -12219,7 +12373,7 @@
       <w:szCs w:val="18"/>
     </w:rPr>
   </w:style>
-  <w:style w:type="character" w:styleId="12">
+  <w:style w:type="character" w:styleId="13">
     <w:name w:val="Hyperlink"/>
     <w:qFormat/>
     <w:uiPriority w:val="0"/>
@@ -12231,7 +12385,15 @@
       <w:u w:val="none"/>
     </w:rPr>
   </w:style>
-  <w:style w:type="character" w:styleId="13">
+  <w:style w:type="character" w:styleId="14">
+    <w:name w:val="Strong"/>
+    <w:qFormat/>
+    <w:uiPriority w:val="22"/>
+    <w:rPr>
+      <w:b/>
+    </w:rPr>
+  </w:style>
+  <w:style w:type="character" w:styleId="15">
     <w:name w:val="FollowedHyperlink"/>
     <w:qFormat/>
     <w:uiPriority w:val="0"/>
@@ -12240,7 +12402,7 @@
       <w:u w:val="single"/>
     </w:rPr>
   </w:style>
-  <w:style w:type="character" w:customStyle="1" w:styleId="15">
+  <w:style w:type="character" w:customStyle="1" w:styleId="17">
     <w:name w:val="頁首 字元"/>
     <w:qFormat/>
     <w:uiPriority w:val="0"/>
@@ -12249,7 +12411,7 @@
       <w:kern w:val="3"/>
     </w:rPr>
   </w:style>
-  <w:style w:type="character" w:customStyle="1" w:styleId="16">
+  <w:style w:type="character" w:customStyle="1" w:styleId="18">
     <w:name w:val="頁尾 字元"/>
     <w:qFormat/>
     <w:uiPriority w:val="0"/>
@@ -12258,7 +12420,7 @@
       <w:kern w:val="3"/>
     </w:rPr>
   </w:style>
-  <w:style w:type="character" w:customStyle="1" w:styleId="17">
+  <w:style w:type="character" w:customStyle="1" w:styleId="19">
     <w:name w:val="註解方塊文字 字元"/>
     <w:qFormat/>
     <w:uiPriority w:val="0"/>
@@ -12269,7 +12431,7 @@
       <w:szCs w:val="18"/>
     </w:rPr>
   </w:style>
-  <w:style w:type="character" w:customStyle="1" w:styleId="18">
+  <w:style w:type="character" w:customStyle="1" w:styleId="20">
     <w:name w:val="註解文字 字元"/>
     <w:qFormat/>
     <w:uiPriority w:val="0"/>
@@ -12280,7 +12442,7 @@
       <w:szCs w:val="24"/>
     </w:rPr>
   </w:style>
-  <w:style w:type="paragraph" w:customStyle="1" w:styleId="19">
+  <w:style w:type="paragraph" w:customStyle="1" w:styleId="21">
     <w:name w:val="清單段落1"/>
     <w:basedOn w:val="1"/>
     <w:qFormat/>
@@ -12293,9 +12455,9 @@
       <w:szCs w:val="22"/>
     </w:rPr>
   </w:style>
-  <w:style w:type="character" w:customStyle="1" w:styleId="20">
+  <w:style w:type="character" w:customStyle="1" w:styleId="22">
     <w:name w:val="純文字 字元"/>
-    <w:basedOn w:val="10"/>
+    <w:basedOn w:val="11"/>
     <w:link w:val="6"/>
     <w:qFormat/>
     <w:uiPriority w:val="99"/>
@@ -12306,9 +12468,9 @@
       <w:szCs w:val="22"/>
     </w:rPr>
   </w:style>
-  <w:style w:type="character" w:customStyle="1" w:styleId="21">
+  <w:style w:type="character" w:customStyle="1" w:styleId="23">
     <w:name w:val="註解文字 字元1"/>
-    <w:basedOn w:val="10"/>
+    <w:basedOn w:val="11"/>
     <w:link w:val="4"/>
     <w:qFormat/>
     <w:uiPriority w:val="0"/>
@@ -12319,9 +12481,9 @@
       <w:szCs w:val="24"/>
     </w:rPr>
   </w:style>
-  <w:style w:type="character" w:customStyle="1" w:styleId="22">
+  <w:style w:type="character" w:customStyle="1" w:styleId="24">
     <w:name w:val="註解主旨 字元"/>
-    <w:basedOn w:val="21"/>
+    <w:basedOn w:val="23"/>
     <w:link w:val="8"/>
     <w:semiHidden/>
     <w:qFormat/>
@@ -12335,9 +12497,9 @@
       <w:szCs w:val="24"/>
     </w:rPr>
   </w:style>
-  <w:style w:type="character" w:customStyle="1" w:styleId="23">
+  <w:style w:type="character" w:customStyle="1" w:styleId="25">
     <w:name w:val="未解析的提及項目1"/>
-    <w:basedOn w:val="10"/>
+    <w:basedOn w:val="11"/>
     <w:unhideWhenUsed/>
     <w:qFormat/>
     <w:uiPriority w:val="99"/>
@@ -12346,7 +12508,7 @@
       <w:shd w:val="clear" w:color="auto" w:fill="E1DFDD"/>
     </w:rPr>
   </w:style>
-  <w:style w:type="paragraph" w:customStyle="1" w:styleId="24">
+  <w:style w:type="paragraph" w:customStyle="1" w:styleId="26">
     <w:name w:val="無間距1"/>
     <w:qFormat/>
     <w:uiPriority w:val="1"/>
@@ -12363,9 +12525,9 @@
       <w:lang w:val="en-US" w:eastAsia="zh-TW" w:bidi="ar-SA"/>
     </w:rPr>
   </w:style>
-  <w:style w:type="character" w:customStyle="1" w:styleId="25">
+  <w:style w:type="character" w:customStyle="1" w:styleId="27">
     <w:name w:val="未解析的提及1"/>
-    <w:basedOn w:val="10"/>
+    <w:basedOn w:val="11"/>
     <w:unhideWhenUsed/>
     <w:uiPriority w:val="99"/>
     <w:rPr>
@@ -12373,7 +12535,7 @@
       <w:shd w:val="clear" w:color="auto" w:fill="E1DFDD"/>
     </w:rPr>
   </w:style>
-  <w:style w:type="paragraph" w:customStyle="1" w:styleId="26">
+  <w:style w:type="paragraph" w:customStyle="1" w:styleId="28">
     <w:name w:val="Default"/>
     <w:qFormat/>
     <w:uiPriority w:val="0"/>
@@ -12684,9 +12846,6 @@
     <customSectPr/>
     <customSectPr/>
   </customSectProps>
-  <customShpExts>
-    <customShpInfo spid="_x0000_s1026" textRotate="1"/>
-  </customShpExts>
 </s:customData>
 </file>
 

--- a/文件/競賽的相關東西/萬潤2025創新創意競賽(大專組)報名簡章word檔.docx
+++ b/文件/競賽的相關東西/萬潤2025創新創意競賽(大專組)報名簡章word檔.docx
@@ -6481,8 +6481,8 @@
     <w:tbl>
       <w:tblPr>
         <w:tblStyle w:val="16"/>
-        <w:tblW w:w="10191" w:type="dxa"/>
-        <w:tblInd w:w="0" w:type="dxa"/>
+        <w:tblW w:w="10204" w:type="dxa"/>
+        <w:tblInd w:w="-13" w:type="dxa"/>
         <w:tblBorders>
           <w:top w:val="single" w:color="000000" w:sz="12" w:space="0"/>
           <w:left w:val="single" w:color="000000" w:sz="12" w:space="0"/>
@@ -6500,7 +6500,7 @@
         </w:tblCellMar>
       </w:tblPr>
       <w:tblGrid>
-        <w:gridCol w:w="1828"/>
+        <w:gridCol w:w="1841"/>
         <w:gridCol w:w="3000"/>
         <w:gridCol w:w="1448"/>
         <w:gridCol w:w="3915"/>
@@ -6528,7 +6528,7 @@
         </w:trPr>
         <w:tc>
           <w:tcPr>
-            <w:tcW w:w="1828" w:type="dxa"/>
+            <w:tcW w:w="1841" w:type="dxa"/>
             <w:tcMar>
               <w:top w:w="0" w:type="dxa"/>
               <w:left w:w="28" w:type="dxa"/>
@@ -6659,7 +6659,7 @@
         </w:trPr>
         <w:tc>
           <w:tcPr>
-            <w:tcW w:w="10191" w:type="dxa"/>
+            <w:tcW w:w="10204" w:type="dxa"/>
             <w:gridSpan w:val="4"/>
             <w:tcMar>
               <w:top w:w="0" w:type="dxa"/>
@@ -7831,6 +7831,7 @@
             <w:pPr>
               <w:pStyle w:val="28"/>
               <w:numPr>
+                <w:ilvl w:val="0"/>
                 <w:numId w:val="0"/>
               </w:numPr>
               <w:spacing w:before="120" w:beforeLines="50" w:line="360" w:lineRule="auto"/>
@@ -8004,6 +8005,7 @@
             <w:pPr>
               <w:pStyle w:val="28"/>
               <w:numPr>
+                <w:ilvl w:val="0"/>
                 <w:numId w:val="0"/>
               </w:numPr>
               <w:spacing w:before="120" w:beforeLines="50" w:line="360" w:lineRule="auto"/>
@@ -8097,6 +8099,7 @@
             <w:pPr>
               <w:pStyle w:val="28"/>
               <w:numPr>
+                <w:ilvl w:val="0"/>
                 <w:numId w:val="0"/>
               </w:numPr>
               <w:spacing w:before="120" w:beforeLines="50" w:line="360" w:lineRule="auto"/>
@@ -8649,6 +8652,7 @@
             <w:pPr>
               <w:pStyle w:val="5"/>
               <w:numPr>
+                <w:ilvl w:val="0"/>
                 <w:numId w:val="0"/>
               </w:numPr>
               <w:spacing w:before="353"/>
@@ -8682,6 +8686,7 @@
             <w:pPr>
               <w:pStyle w:val="5"/>
               <w:numPr>
+                <w:ilvl w:val="0"/>
                 <w:numId w:val="0"/>
               </w:numPr>
               <w:spacing w:before="353"/>
@@ -8800,6 +8805,7 @@
             <w:pPr>
               <w:pStyle w:val="5"/>
               <w:numPr>
+                <w:ilvl w:val="0"/>
                 <w:numId w:val="0"/>
               </w:numPr>
               <w:spacing w:before="353"/>
@@ -8825,6 +8831,7 @@
             <w:pPr>
               <w:pStyle w:val="5"/>
               <w:numPr>
+                <w:ilvl w:val="0"/>
                 <w:numId w:val="0"/>
               </w:numPr>
               <w:spacing w:before="353"/>
@@ -8853,8 +8860,6 @@
               </w:rPr>
               <w:t>參考文獻(參考格式如下)</w:t>
             </w:r>
-            <w:bookmarkStart w:id="10" w:name="_GoBack"/>
-            <w:bookmarkEnd w:id="10"/>
           </w:p>
           <w:p>
             <w:pPr>
@@ -8873,8 +8878,52 @@
             <w:r>
               <w:rPr>
                 <w:rFonts w:eastAsia="標楷體"/>
-              </w:rPr>
-              <w:t>作者一,作者二,”書名”,出版者名稱,出版年代(1980)。</w:t>
+                <w:b/>
+                <w:bCs/>
+              </w:rPr>
+              <w:t>新北市政府警察局婦幼警察隊</w:t>
+            </w:r>
+            <w:r>
+              <w:rPr>
+                <w:rFonts w:eastAsia="標楷體"/>
+              </w:rPr>
+              <w:t xml:space="preserve">，「兒童防身術」，婦幼小教室，發布日期：113-06-22，網站：新北市政府警察局婦幼警察隊 </w:t>
+            </w:r>
+            <w:r>
+              <w:rPr>
+                <w:rFonts w:eastAsia="標楷體"/>
+              </w:rPr>
+              <w:fldChar w:fldCharType="begin"/>
+            </w:r>
+            <w:r>
+              <w:rPr>
+                <w:rFonts w:eastAsia="標楷體"/>
+              </w:rPr>
+              <w:instrText xml:space="preserve"> HYPERLINK "https://www.wpb.police.ntpc.gov.tw/cp-3284-116967-30.html?utm_source=chatgpt.com" \t "_blank" </w:instrText>
+            </w:r>
+            <w:r>
+              <w:rPr>
+                <w:rFonts w:eastAsia="標楷體"/>
+              </w:rPr>
+              <w:fldChar w:fldCharType="separate"/>
+            </w:r>
+            <w:r>
+              <w:rPr>
+                <w:rFonts w:eastAsia="標楷體"/>
+              </w:rPr>
+              <w:t>wpb.police.ntpc.gov.tw</w:t>
+            </w:r>
+            <w:r>
+              <w:rPr>
+                <w:rFonts w:eastAsia="標楷體"/>
+              </w:rPr>
+              <w:fldChar w:fldCharType="end"/>
+            </w:r>
+            <w:r>
+              <w:rPr>
+                <w:rFonts w:eastAsia="標楷體"/>
+              </w:rPr>
+              <w:t>。</w:t>
             </w:r>
           </w:p>
           <w:p>
@@ -8894,8 +8943,52 @@
             <w:r>
               <w:rPr>
                 <w:rFonts w:eastAsia="標楷體"/>
-              </w:rPr>
-              <w:t>作者一,作者二,”文章名稱” ,”書名”,出版社名稱,第O頁至第O頁, 出版年代(1980)。</w:t>
+                <w:b/>
+                <w:bCs/>
+              </w:rPr>
+              <w:t>Uho 編輯部</w:t>
+            </w:r>
+            <w:r>
+              <w:rPr>
+                <w:rFonts w:eastAsia="標楷體"/>
+              </w:rPr>
+              <w:t xml:space="preserve">，「牢記防身術四要點 靠人前先靠自己」，優活健康網，2019-09-15（2022-03-15 更新），專欄文章 </w:t>
+            </w:r>
+            <w:r>
+              <w:rPr>
+                <w:rFonts w:eastAsia="標楷體"/>
+              </w:rPr>
+              <w:fldChar w:fldCharType="begin"/>
+            </w:r>
+            <w:r>
+              <w:rPr>
+                <w:rFonts w:eastAsia="標楷體"/>
+              </w:rPr>
+              <w:instrText xml:space="preserve"> HYPERLINK "https://www.uho.com.tw/article-50049.html?utm_source=chatgpt.com" \t "_blank" </w:instrText>
+            </w:r>
+            <w:r>
+              <w:rPr>
+                <w:rFonts w:eastAsia="標楷體"/>
+              </w:rPr>
+              <w:fldChar w:fldCharType="separate"/>
+            </w:r>
+            <w:r>
+              <w:rPr>
+                <w:rFonts w:eastAsia="標楷體"/>
+              </w:rPr>
+              <w:t>優活健康網</w:t>
+            </w:r>
+            <w:r>
+              <w:rPr>
+                <w:rFonts w:eastAsia="標楷體"/>
+              </w:rPr>
+              <w:fldChar w:fldCharType="end"/>
+            </w:r>
+            <w:r>
+              <w:rPr>
+                <w:rFonts w:eastAsia="標楷體"/>
+              </w:rPr>
+              <w:t>。</w:t>
             </w:r>
           </w:p>
           <w:p>
@@ -8915,9 +9008,171 @@
             <w:r>
               <w:rPr>
                 <w:rFonts w:eastAsia="標楷體"/>
-              </w:rPr>
-              <w:t>作者一,作者二,”專利名稱” ,專利號碼,(國名)中華民國新型或發明專利,年代。</w:t>
-            </w:r>
+                <w:b/>
+                <w:bCs/>
+              </w:rPr>
+              <w:t>野牛網站 (Darius)</w:t>
+            </w:r>
+            <w:r>
+              <w:rPr>
+                <w:rFonts w:eastAsia="標楷體"/>
+              </w:rPr>
+              <w:t xml:space="preserve">，「上班族必備的21種合法防身武器推薦」，野牛網站，2025-02-10，網站文章 </w:t>
+            </w:r>
+            <w:r>
+              <w:rPr>
+                <w:rFonts w:eastAsia="標楷體"/>
+              </w:rPr>
+              <w:fldChar w:fldCharType="begin"/>
+            </w:r>
+            <w:r>
+              <w:rPr>
+                <w:rFonts w:eastAsia="標楷體"/>
+              </w:rPr>
+              <w:instrText xml:space="preserve"> HYPERLINK "https://bisonpolice.com/self-defense-weapon/?utm_source=chatgpt.com" \t "_blank" </w:instrText>
+            </w:r>
+            <w:r>
+              <w:rPr>
+                <w:rFonts w:eastAsia="標楷體"/>
+              </w:rPr>
+              <w:fldChar w:fldCharType="separate"/>
+            </w:r>
+            <w:r>
+              <w:rPr>
+                <w:rFonts w:eastAsia="標楷體"/>
+              </w:rPr>
+              <w:t>野牛 – 聊聊交通、治安</w:t>
+            </w:r>
+            <w:r>
+              <w:rPr>
+                <w:rFonts w:eastAsia="標楷體"/>
+              </w:rPr>
+              <w:fldChar w:fldCharType="end"/>
+            </w:r>
+            <w:r>
+              <w:rPr>
+                <w:rFonts w:eastAsia="標楷體"/>
+              </w:rPr>
+              <w:t>。</w:t>
+            </w:r>
+          </w:p>
+          <w:p>
+            <w:pPr>
+              <w:numPr>
+                <w:ilvl w:val="0"/>
+                <w:numId w:val="21"/>
+              </w:numPr>
+              <w:tabs>
+                <w:tab w:val="left" w:pos="-146"/>
+              </w:tabs>
+              <w:ind w:firstLine="0"/>
+              <w:rPr>
+                <w:rFonts w:eastAsia="標楷體"/>
+              </w:rPr>
+            </w:pPr>
+            <w:r>
+              <w:rPr>
+                <w:rFonts w:eastAsia="標楷體"/>
+                <w:b/>
+                <w:bCs/>
+              </w:rPr>
+              <w:t>屏東縣政府警察局</w:t>
+            </w:r>
+            <w:r>
+              <w:rPr>
+                <w:rFonts w:eastAsia="標楷體"/>
+              </w:rPr>
+              <w:t>，「婦幼警察隊 (Women and C</w:t>
+            </w:r>
+            <w:bookmarkStart w:id="10" w:name="_GoBack"/>
+            <w:bookmarkEnd w:id="10"/>
+            <w:r>
+              <w:rPr>
+                <w:rFonts w:eastAsia="標楷體"/>
+              </w:rPr>
+              <w:t xml:space="preserve">hildren Protection)」，屏東縣政府網站 – 查詢與服務頁面，網站頁面 </w:t>
+            </w:r>
+            <w:r>
+              <w:rPr>
+                <w:rFonts w:eastAsia="標楷體"/>
+              </w:rPr>
+              <w:fldChar w:fldCharType="begin"/>
+            </w:r>
+            <w:r>
+              <w:rPr>
+                <w:rFonts w:eastAsia="標楷體"/>
+              </w:rPr>
+              <w:instrText xml:space="preserve"> HYPERLINK "https://www.pthg.gov.tw/PCPB_en/cp.aspx?n=090DA3CDAD4CED2D&amp;s=798B0C1EB153F594&amp;utm_source=chatgpt.com" \t "_blank" </w:instrText>
+            </w:r>
+            <w:r>
+              <w:rPr>
+                <w:rFonts w:eastAsia="標楷體"/>
+              </w:rPr>
+              <w:fldChar w:fldCharType="separate"/>
+            </w:r>
+            <w:r>
+              <w:rPr>
+                <w:rFonts w:eastAsia="標楷體"/>
+              </w:rPr>
+              <w:t>平潭海運局</w:t>
+            </w:r>
+            <w:r>
+              <w:rPr>
+                <w:rFonts w:eastAsia="標楷體"/>
+              </w:rPr>
+              <w:fldChar w:fldCharType="end"/>
+            </w:r>
+            <w:r>
+              <w:rPr>
+                <w:rFonts w:eastAsia="標楷體"/>
+              </w:rPr>
+              <w:t>。</w:t>
+            </w:r>
+          </w:p>
+          <w:p>
+            <w:pPr>
+              <w:numPr>
+                <w:ilvl w:val="0"/>
+                <w:numId w:val="21"/>
+              </w:numPr>
+              <w:tabs>
+                <w:tab w:val="left" w:pos="-146"/>
+              </w:tabs>
+              <w:ind w:firstLine="0"/>
+              <w:rPr>
+                <w:rFonts w:eastAsia="標楷體"/>
+              </w:rPr>
+            </w:pPr>
+            <w:r>
+              <w:rPr>
+                <w:rFonts w:eastAsia="標楷體"/>
+                <w:b/>
+                <w:bCs/>
+              </w:rPr>
+              <w:t>臺北市政府警察局交通警察大隊</w:t>
+            </w:r>
+            <w:r>
+              <w:rPr>
+                <w:rFonts w:eastAsia="標楷體"/>
+              </w:rPr>
+              <w:t>，「非緊急線上報案」，民眾自行車實名自主登錄系統 — 線上報案頁面，無日期，網站頁面。</w:t>
+            </w:r>
+          </w:p>
+          <w:p>
+            <w:pPr>
+              <w:numPr>
+                <w:numId w:val="0"/>
+              </w:numPr>
+              <w:tabs>
+                <w:tab w:val="left" w:pos="-146"/>
+              </w:tabs>
+              <w:autoSpaceDN w:val="0"/>
+              <w:spacing w:after="160" w:line="278" w:lineRule="auto"/>
+              <w:textAlignment w:val="baseline"/>
+              <w:rPr>
+                <w:rFonts w:eastAsia="標楷體"/>
+              </w:rPr>
+            </w:pPr>
           </w:p>
           <w:p>
             <w:pPr>
@@ -12048,7 +12303,7 @@
     <w:lsdException w:uiPriority="99" w:name="Document Map"/>
     <w:lsdException w:qFormat="1" w:uiPriority="99" w:semiHidden="0" w:name="Plain Text"/>
     <w:lsdException w:uiPriority="99" w:name="E-mail Signature"/>
-    <w:lsdException w:uiPriority="99" w:name="Normal (Web)"/>
+    <w:lsdException w:uiPriority="99" w:semiHidden="0" w:name="Normal (Web)"/>
     <w:lsdException w:uiPriority="99" w:name="HTML Acronym"/>
     <w:lsdException w:uiPriority="99" w:name="HTML Address"/>
     <w:lsdException w:uiPriority="99" w:name="HTML Cite"/>
@@ -12349,6 +12604,7 @@
       <w:jc w:val="left"/>
     </w:pPr>
     <w:rPr>
+      <w:rFonts w:ascii="Times New Roman" w:hAnsi="Times New Roman" w:eastAsia="SimSun" w:cs="Times New Roman"/>
       <w:kern w:val="0"/>
       <w:lang w:val="en-US" w:eastAsia="zh-CN" w:bidi="ar"/>
     </w:rPr>

--- a/文件/競賽的相關東西/萬潤2025創新創意競賽(大專組)報名簡章word檔.docx
+++ b/文件/競賽的相關東西/萬潤2025創新創意競賽(大專組)報名簡章word檔.docx
@@ -6109,6 +6109,8 @@
                 <w:rFonts w:eastAsia="標楷體"/>
               </w:rPr>
             </w:pPr>
+            <w:bookmarkStart w:id="10" w:name="_GoBack"/>
+            <w:bookmarkEnd w:id="10"/>
           </w:p>
           <w:p>
             <w:pPr>
@@ -6150,6 +6152,9 @@
             <w:right w:w="10" w:type="dxa"/>
           </w:tblCellMar>
         </w:tblPrEx>
+        <w:trPr>
+          <w:trHeight w:val="561" w:hRule="atLeast"/>
+        </w:trPr>
         <w:tc>
           <w:tcPr>
             <w:tcW w:w="1872" w:type="dxa"/>
@@ -6200,69 +6205,65 @@
           </w:tcPr>
           <w:p>
             <w:pPr>
-              <w:rPr>
-                <w:rFonts w:eastAsia="標楷體"/>
-              </w:rPr>
-            </w:pPr>
-          </w:p>
-          <w:p>
-            <w:pPr>
-              <w:rPr>
-                <w:rFonts w:eastAsia="標楷體"/>
-              </w:rPr>
-            </w:pPr>
-          </w:p>
-          <w:p>
-            <w:pPr>
-              <w:rPr>
-                <w:rFonts w:eastAsia="標楷體"/>
-              </w:rPr>
-            </w:pPr>
-          </w:p>
-          <w:p>
-            <w:pPr>
-              <w:rPr>
-                <w:rFonts w:eastAsia="標楷體"/>
-              </w:rPr>
-            </w:pPr>
-          </w:p>
-          <w:p>
-            <w:pPr>
-              <w:rPr>
-                <w:rFonts w:eastAsia="標楷體"/>
-              </w:rPr>
-            </w:pPr>
-          </w:p>
-          <w:p>
-            <w:pPr>
-              <w:rPr>
-                <w:rFonts w:eastAsia="標楷體"/>
-              </w:rPr>
-            </w:pPr>
-          </w:p>
-          <w:p>
-            <w:pPr>
-              <w:rPr>
-                <w:rFonts w:eastAsia="標楷體"/>
-              </w:rPr>
-            </w:pPr>
-          </w:p>
-          <w:p>
-            <w:pPr>
-              <w:rPr>
-                <w:rFonts w:eastAsia="標楷體"/>
-              </w:rPr>
-            </w:pPr>
-          </w:p>
-          <w:p>
-            <w:pPr>
-              <w:rPr>
-                <w:rFonts w:eastAsia="標楷體"/>
-              </w:rPr>
-            </w:pPr>
-          </w:p>
-          <w:p>
-            <w:pPr>
+              <w:jc w:val="left"/>
+              <w:rPr>
+                <w:rFonts w:eastAsia="標楷體"/>
+              </w:rPr>
+            </w:pPr>
+          </w:p>
+          <w:p>
+            <w:pPr>
+              <w:jc w:val="left"/>
+              <w:rPr>
+                <w:rFonts w:eastAsia="標楷體"/>
+              </w:rPr>
+            </w:pPr>
+            <w:r>
+              <w:rPr>
+                <w:rFonts w:eastAsia="標楷體"/>
+              </w:rPr>
+              <w:t>本團隊成員因共同關注「個人安全與防騷擾」議題而聚集。</w:t>
+            </w:r>
+            <w:r>
+              <w:rPr>
+                <w:rFonts w:eastAsia="標楷體"/>
+              </w:rPr>
+              <w:br w:type="textWrapping"/>
+            </w:r>
+            <w:r>
+              <w:rPr>
+                <w:rFonts w:eastAsia="標楷體"/>
+              </w:rPr>
+              <w:t>有成員曾遭遇騷擾事件，親身經歷讓我們更了解受害者的無助感與社會現有資源的不足。</w:t>
+            </w:r>
+            <w:r>
+              <w:rPr>
+                <w:rFonts w:eastAsia="標楷體"/>
+              </w:rPr>
+              <w:br w:type="textWrapping"/>
+            </w:r>
+            <w:r>
+              <w:rPr>
+                <w:rFonts w:eastAsia="標楷體"/>
+              </w:rPr>
+              <w:t>彼此分享經驗後，發現都希望能藉由科技改善安全防護，因此決定結合各自的專長（程式設計、資料分析、UI/UX 規劃、社會議題研究），共同開發一套能真正幫助使用者的系統。</w:t>
+            </w:r>
+            <w:r>
+              <w:rPr>
+                <w:rFonts w:eastAsia="標楷體"/>
+              </w:rPr>
+              <w:br w:type="textWrapping"/>
+            </w:r>
+            <w:r>
+              <w:rPr>
+                <w:rFonts w:eastAsia="標楷體"/>
+              </w:rPr>
+              <w:t>此專案也讓團隊成員有機會在合作中培養默契，提升專業能力，並共同實踐「用科技改善生活」的初衷。</w:t>
+            </w:r>
+          </w:p>
+          <w:p>
+            <w:pPr>
+              <w:jc w:val="left"/>
               <w:rPr>
                 <w:rFonts w:eastAsia="標楷體"/>
               </w:rPr>
@@ -6280,6 +6281,9 @@
             <w:right w:w="10" w:type="dxa"/>
           </w:tblCellMar>
         </w:tblPrEx>
+        <w:trPr>
+          <w:trHeight w:val="2150" w:hRule="atLeast"/>
+        </w:trPr>
         <w:tc>
           <w:tcPr>
             <w:tcW w:w="1872" w:type="dxa"/>
@@ -6299,6 +6303,14 @@
           </w:tcPr>
           <w:p>
             <w:pPr>
+              <w:jc w:val="both"/>
+              <w:rPr>
+                <w:rFonts w:eastAsia="標楷體"/>
+              </w:rPr>
+            </w:pPr>
+          </w:p>
+          <w:p>
+            <w:pPr>
               <w:jc w:val="center"/>
               <w:rPr>
                 <w:rFonts w:eastAsia="標楷體"/>
@@ -6337,62 +6349,102 @@
           </w:p>
           <w:p>
             <w:pPr>
-              <w:rPr>
-                <w:rFonts w:eastAsia="標楷體"/>
-              </w:rPr>
-            </w:pPr>
-          </w:p>
-          <w:p>
-            <w:pPr>
-              <w:rPr>
-                <w:rFonts w:eastAsia="標楷體"/>
-              </w:rPr>
-            </w:pPr>
-          </w:p>
-          <w:p>
-            <w:pPr>
-              <w:rPr>
-                <w:rFonts w:eastAsia="標楷體"/>
-              </w:rPr>
-            </w:pPr>
-          </w:p>
-          <w:p>
-            <w:pPr>
-              <w:rPr>
-                <w:rFonts w:eastAsia="標楷體"/>
-              </w:rPr>
-            </w:pPr>
-          </w:p>
-          <w:p>
-            <w:pPr>
-              <w:rPr>
-                <w:rFonts w:eastAsia="標楷體"/>
-              </w:rPr>
-            </w:pPr>
-          </w:p>
-          <w:p>
-            <w:pPr>
-              <w:rPr>
-                <w:rFonts w:eastAsia="標楷體"/>
-              </w:rPr>
-            </w:pPr>
-          </w:p>
-          <w:p>
-            <w:pPr>
-              <w:rPr>
-                <w:rFonts w:eastAsia="標楷體"/>
-              </w:rPr>
-            </w:pPr>
-          </w:p>
-          <w:p>
-            <w:pPr>
-              <w:rPr>
-                <w:rFonts w:eastAsia="標楷體"/>
-              </w:rPr>
-            </w:pPr>
-          </w:p>
-          <w:p>
-            <w:pPr>
+              <w:jc w:val="left"/>
+              <w:rPr>
+                <w:rFonts w:eastAsia="標楷體"/>
+              </w:rPr>
+            </w:pPr>
+            <w:r>
+              <w:rPr>
+                <w:rFonts w:eastAsia="標楷體"/>
+                <w:b/>
+                <w:bCs/>
+              </w:rPr>
+              <w:t>提升個人安全感與社會防護能力：</w:t>
+            </w:r>
+            <w:r>
+              <w:rPr>
+                <w:rFonts w:eastAsia="標楷體"/>
+              </w:rPr>
+              <w:t>透過即時回報、快速求助與「地圖」功能，讓使用者能避開高風險地點並找到安全據點。</w:t>
+            </w:r>
+            <w:r>
+              <w:rPr>
+                <w:rFonts w:eastAsia="標楷體"/>
+              </w:rPr>
+              <w:br w:type="textWrapping"/>
+            </w:r>
+            <w:r>
+              <w:rPr>
+                <w:rFonts w:eastAsia="標楷體"/>
+                <w:b/>
+                <w:bCs/>
+              </w:rPr>
+              <w:t>促進健康的社交互動</w:t>
+            </w:r>
+            <w:r>
+              <w:rPr>
+                <w:rFonts w:eastAsia="標楷體"/>
+              </w:rPr>
+              <w:t>：藉由聊天室</w:t>
+            </w:r>
+            <w:r>
+              <w:rPr>
+                <w:rFonts w:hint="eastAsia" w:eastAsia="標楷體"/>
+                <w:lang w:eastAsia="zh-TW"/>
+              </w:rPr>
+              <w:t>以及交流區</w:t>
+            </w:r>
+            <w:r>
+              <w:rPr>
+                <w:rFonts w:eastAsia="標楷體"/>
+              </w:rPr>
+              <w:t>，讓使用者能自在分享經驗與提醒彼此，形成正向的安全交流環境。</w:t>
+            </w:r>
+            <w:r>
+              <w:rPr>
+                <w:rFonts w:eastAsia="標楷體"/>
+              </w:rPr>
+              <w:br w:type="textWrapping"/>
+            </w:r>
+            <w:r>
+              <w:rPr>
+                <w:rFonts w:eastAsia="標楷體"/>
+                <w:b/>
+                <w:bCs/>
+              </w:rPr>
+              <w:t>鼓勵社會參與安全維護</w:t>
+            </w:r>
+            <w:r>
+              <w:rPr>
+                <w:rFonts w:eastAsia="標楷體"/>
+              </w:rPr>
+              <w:t>：結合使用者與商家的回報機制，確保資訊透明可靠，建立信任感。</w:t>
+            </w:r>
+            <w:r>
+              <w:rPr>
+                <w:rFonts w:eastAsia="標楷體"/>
+              </w:rPr>
+              <w:br w:type="textWrapping"/>
+            </w:r>
+            <w:r>
+              <w:rPr>
+                <w:rFonts w:eastAsia="標楷體"/>
+                <w:b/>
+                <w:bCs/>
+              </w:rPr>
+              <w:t>擴大影響力</w:t>
+            </w:r>
+            <w:r>
+              <w:rPr>
+                <w:rFonts w:eastAsia="標楷體"/>
+              </w:rPr>
+              <w:t>：期待與商家、學校及地方政府合作，共同推動公共安全措施，形成更強大的社會防護網。</w:t>
+            </w:r>
+          </w:p>
+          <w:p>
+            <w:pPr>
+              <w:jc w:val="left"/>
               <w:rPr>
                 <w:rFonts w:eastAsia="標楷體"/>
               </w:rPr>
@@ -9082,15 +9134,7 @@
               <w:rPr>
                 <w:rFonts w:eastAsia="標楷體"/>
               </w:rPr>
-              <w:t>，「婦幼警察隊 (Women and C</w:t>
-            </w:r>
-            <w:bookmarkStart w:id="10" w:name="_GoBack"/>
-            <w:bookmarkEnd w:id="10"/>
-            <w:r>
-              <w:rPr>
-                <w:rFonts w:eastAsia="標楷體"/>
-              </w:rPr>
-              <w:t xml:space="preserve">hildren Protection)」，屏東縣政府網站 – 查詢與服務頁面，網站頁面 </w:t>
+              <w:t xml:space="preserve">，「婦幼警察隊 (Women and Children Protection)」，屏東縣政府網站 – 查詢與服務頁面，網站頁面 </w:t>
             </w:r>
             <w:r>
               <w:rPr>
@@ -9161,6 +9205,7 @@
           <w:p>
             <w:pPr>
               <w:numPr>
+                <w:ilvl w:val="0"/>
                 <w:numId w:val="0"/>
               </w:numPr>
               <w:tabs>
@@ -12242,7 +12287,7 @@
     <w:lsdException w:uiPriority="99" w:name="Normal Indent"/>
     <w:lsdException w:uiPriority="99" w:name="footnote text"/>
     <w:lsdException w:qFormat="1" w:unhideWhenUsed="0" w:uiPriority="0" w:semiHidden="0" w:name="annotation text"/>
-    <w:lsdException w:unhideWhenUsed="0" w:uiPriority="0" w:semiHidden="0" w:name="header"/>
+    <w:lsdException w:qFormat="1" w:unhideWhenUsed="0" w:uiPriority="0" w:semiHidden="0" w:name="header"/>
     <w:lsdException w:qFormat="1" w:unhideWhenUsed="0" w:uiPriority="0" w:semiHidden="0" w:name="footer"/>
     <w:lsdException w:uiPriority="99" w:name="index heading"/>
     <w:lsdException w:qFormat="1" w:uiPriority="35" w:name="caption"/>
@@ -12303,7 +12348,7 @@
     <w:lsdException w:uiPriority="99" w:name="Document Map"/>
     <w:lsdException w:qFormat="1" w:uiPriority="99" w:semiHidden="0" w:name="Plain Text"/>
     <w:lsdException w:uiPriority="99" w:name="E-mail Signature"/>
-    <w:lsdException w:uiPriority="99" w:semiHidden="0" w:name="Normal (Web)"/>
+    <w:lsdException w:qFormat="1" w:uiPriority="99" w:semiHidden="0" w:name="Normal (Web)"/>
     <w:lsdException w:uiPriority="99" w:name="HTML Acronym"/>
     <w:lsdException w:uiPriority="99" w:name="HTML Address"/>
     <w:lsdException w:uiPriority="99" w:name="HTML Cite"/>
@@ -12314,7 +12359,7 @@
     <w:lsdException w:uiPriority="99" w:name="HTML Sample"/>
     <w:lsdException w:uiPriority="99" w:name="HTML Typewriter"/>
     <w:lsdException w:uiPriority="99" w:name="HTML Variable"/>
-    <w:lsdException w:uiPriority="99" w:semiHidden="0" w:name="Normal Table"/>
+    <w:lsdException w:qFormat="1" w:uiPriority="99" w:semiHidden="0" w:name="Normal Table"/>
     <w:lsdException w:qFormat="1" w:uiPriority="99" w:semiHidden="0" w:name="annotation subject"/>
     <w:lsdException w:uiPriority="99" w:name="Table Simple 1"/>
     <w:lsdException w:uiPriority="99" w:name="Table Simple 2"/>
@@ -12502,6 +12547,7 @@
   <w:style w:type="table" w:default="1" w:styleId="16">
     <w:name w:val="Normal Table"/>
     <w:unhideWhenUsed/>
+    <w:qFormat/>
     <w:uiPriority w:val="99"/>
     <w:tblPr>
       <w:tblLayout w:type="fixed"/>
@@ -12516,6 +12562,7 @@
   <w:style w:type="paragraph" w:styleId="3">
     <w:name w:val="header"/>
     <w:basedOn w:val="1"/>
+    <w:qFormat/>
     <w:uiPriority w:val="0"/>
     <w:pPr>
       <w:tabs>
@@ -12597,6 +12644,7 @@
   <w:style w:type="paragraph" w:styleId="9">
     <w:name w:val="Normal (Web)"/>
     <w:unhideWhenUsed/>
+    <w:qFormat/>
     <w:uiPriority w:val="99"/>
     <w:pPr>
       <w:spacing w:before="0" w:beforeAutospacing="1" w:after="0" w:afterAutospacing="1"/>

--- a/文件/競賽的相關東西/萬潤2025創新創意競賽(大專組)報名簡章word檔.docx
+++ b/文件/競賽的相關東西/萬潤2025創新創意競賽(大專組)報名簡章word檔.docx
@@ -2,2318 +2,6 @@
 <file path=word/document.xml><?xml version="1.0" encoding="utf-8"?>
 <w:document xmlns:wpc="http://schemas.microsoft.com/office/word/2010/wordprocessingCanvas" xmlns:mc="http://schemas.openxmlformats.org/markup-compatibility/2006" xmlns:o="urn:schemas-microsoft-com:office:office" xmlns:r="http://schemas.openxmlformats.org/officeDocument/2006/relationships" xmlns:m="http://schemas.openxmlformats.org/officeDocument/2006/math" xmlns:v="urn:schemas-microsoft-com:vml" xmlns:wp14="http://schemas.microsoft.com/office/word/2010/wordprocessingDrawing" xmlns:wp="http://schemas.openxmlformats.org/drawingml/2006/wordprocessingDrawing" xmlns:w="http://schemas.openxmlformats.org/wordprocessingml/2006/main" xmlns:w14="http://schemas.microsoft.com/office/word/2010/wordml" xmlns:w10="urn:schemas-microsoft-com:office:word" xmlns:w15="http://schemas.microsoft.com/office/word/2012/wordml" xmlns:wpg="http://schemas.microsoft.com/office/word/2010/wordprocessingGroup" xmlns:wpi="http://schemas.microsoft.com/office/word/2010/wordprocessingInk" xmlns:wne="http://schemas.microsoft.com/office/word/2006/wordml" xmlns:wps="http://schemas.microsoft.com/office/word/2010/wordprocessingShape" xmlns:wpsCustomData="http://www.wps.cn/officeDocument/2013/wpsCustomData" mc:Ignorable="w14 w15 wp14">
   <w:body>
-    <w:p>
-      <w:pPr>
-        <w:spacing w:line="400" w:lineRule="exact"/>
-        <w:jc w:val="center"/>
-        <w:rPr>
-          <w:rFonts w:eastAsia="標楷體"/>
-          <w:kern w:val="0"/>
-        </w:rPr>
-      </w:pPr>
-      <w:r>
-        <w:rPr>
-          <w:rFonts w:eastAsia="標楷體"/>
-          <w:b/>
-          <w:kern w:val="0"/>
-          <w:szCs w:val="40"/>
-        </w:rPr>
-        <w:t>萬潤 2025 創新創意競賽(大專組)</w:t>
-      </w:r>
-    </w:p>
-    <w:p>
-      <w:pPr>
-        <w:spacing w:before="199" w:beforeLines="50" w:after="199" w:afterLines="50" w:line="400" w:lineRule="exact"/>
-        <w:jc w:val="center"/>
-        <w:rPr>
-          <w:rFonts w:eastAsia="標楷體"/>
-          <w:kern w:val="0"/>
-        </w:rPr>
-      </w:pPr>
-      <w:r>
-        <w:rPr>
-          <w:rFonts w:eastAsia="標楷體"/>
-          <w:b/>
-          <w:kern w:val="0"/>
-          <w:szCs w:val="36"/>
-        </w:rPr>
-        <w:t>報 名 簡 章</w:t>
-      </w:r>
-    </w:p>
-    <w:p>
-      <w:pPr>
-        <w:numPr>
-          <w:ilvl w:val="0"/>
-          <w:numId w:val="1"/>
-        </w:numPr>
-        <w:spacing w:line="400" w:lineRule="exact"/>
-        <w:ind w:left="482" w:hanging="482"/>
-        <w:rPr>
-          <w:rFonts w:eastAsia="標楷體"/>
-          <w:kern w:val="0"/>
-        </w:rPr>
-      </w:pPr>
-      <w:r>
-        <w:rPr>
-          <w:rFonts w:eastAsia="標楷體"/>
-          <w:b/>
-          <w:kern w:val="0"/>
-        </w:rPr>
-        <w:t>活動目的：</w:t>
-      </w:r>
-    </w:p>
-    <w:p>
-      <w:pPr>
-        <w:spacing w:line="400" w:lineRule="exact"/>
-        <w:ind w:left="480" w:firstLine="480"/>
-        <w:rPr>
-          <w:rFonts w:eastAsia="標楷體"/>
-          <w:kern w:val="0"/>
-        </w:rPr>
-      </w:pPr>
-      <w:r>
-        <w:rPr>
-          <w:rFonts w:eastAsia="標楷體"/>
-          <w:kern w:val="0"/>
-        </w:rPr>
-        <w:t>為提升學生專業及創新能力，激發創造潛能，開發電機資訊、工程應用等相關創意應用，透過競賽辦理，經由各式創意發想製作成品參與競賽，提升學生創新創意及專利申請興趣，進而提升國際競爭力。</w:t>
-      </w:r>
-    </w:p>
-    <w:p>
-      <w:pPr>
-        <w:numPr>
-          <w:ilvl w:val="0"/>
-          <w:numId w:val="1"/>
-        </w:numPr>
-        <w:spacing w:line="400" w:lineRule="exact"/>
-        <w:ind w:left="482" w:hanging="482"/>
-        <w:rPr>
-          <w:rFonts w:eastAsia="標楷體"/>
-          <w:b/>
-          <w:kern w:val="0"/>
-        </w:rPr>
-      </w:pPr>
-      <w:r>
-        <w:rPr>
-          <w:rFonts w:eastAsia="標楷體"/>
-          <w:b/>
-          <w:kern w:val="0"/>
-        </w:rPr>
-        <w:t>競賽主題：</w:t>
-      </w:r>
-    </w:p>
-    <w:p>
-      <w:pPr>
-        <w:spacing w:line="400" w:lineRule="exact"/>
-        <w:ind w:left="480" w:firstLine="480"/>
-        <w:rPr>
-          <w:rFonts w:eastAsia="標楷體"/>
-          <w:kern w:val="0"/>
-        </w:rPr>
-      </w:pPr>
-      <w:r>
-        <w:rPr>
-          <w:rFonts w:eastAsia="標楷體"/>
-          <w:kern w:val="0"/>
-        </w:rPr>
-        <w:t>透過創意發想，主題沒有設限，設計者可以藉由不同概念提出創新創意作品，希望以競賽的方式，激發出更多創意，提出有申請專利潛力作品。</w:t>
-      </w:r>
-    </w:p>
-    <w:p>
-      <w:pPr>
-        <w:spacing w:line="400" w:lineRule="exact"/>
-        <w:ind w:left="480" w:firstLine="480"/>
-        <w:rPr>
-          <w:rFonts w:eastAsia="標楷體"/>
-          <w:kern w:val="0"/>
-        </w:rPr>
-      </w:pPr>
-      <w:r>
-        <w:rPr>
-          <w:rFonts w:eastAsia="標楷體"/>
-          <w:kern w:val="0"/>
-        </w:rPr>
-        <w:t>報名作品分二大類別評比：</w:t>
-      </w:r>
-    </w:p>
-    <w:p>
-      <w:pPr>
-        <w:pStyle w:val="21"/>
-        <w:numPr>
-          <w:ilvl w:val="0"/>
-          <w:numId w:val="2"/>
-        </w:numPr>
-        <w:spacing w:line="400" w:lineRule="exact"/>
-        <w:ind w:left="1242" w:hanging="284"/>
-        <w:rPr>
-          <w:rFonts w:ascii="Times New Roman" w:hAnsi="Times New Roman" w:eastAsia="標楷體"/>
-          <w:kern w:val="0"/>
-        </w:rPr>
-      </w:pPr>
-      <w:r>
-        <w:rPr>
-          <w:rFonts w:ascii="Times New Roman" w:hAnsi="Times New Roman" w:eastAsia="標楷體"/>
-          <w:kern w:val="0"/>
-        </w:rPr>
-        <w:t>電機資訊類(含電機、電子、資訊、機器人類…等)</w:t>
-      </w:r>
-    </w:p>
-    <w:p>
-      <w:pPr>
-        <w:pStyle w:val="21"/>
-        <w:numPr>
-          <w:ilvl w:val="0"/>
-          <w:numId w:val="2"/>
-        </w:numPr>
-        <w:spacing w:line="400" w:lineRule="exact"/>
-        <w:ind w:left="1242" w:hanging="284"/>
-        <w:rPr>
-          <w:rFonts w:ascii="Times New Roman" w:hAnsi="Times New Roman" w:eastAsia="標楷體"/>
-          <w:kern w:val="0"/>
-        </w:rPr>
-      </w:pPr>
-      <w:r>
-        <w:rPr>
-          <w:rFonts w:ascii="Times New Roman" w:hAnsi="Times New Roman" w:eastAsia="標楷體"/>
-          <w:kern w:val="0"/>
-        </w:rPr>
-        <w:t>工程應用類(含機械、環工、醫護、人文設計、其他類…等)</w:t>
-      </w:r>
-    </w:p>
-    <w:p>
-      <w:pPr>
-        <w:numPr>
-          <w:ilvl w:val="0"/>
-          <w:numId w:val="1"/>
-        </w:numPr>
-        <w:spacing w:line="400" w:lineRule="exact"/>
-        <w:ind w:left="482" w:hanging="482"/>
-        <w:rPr>
-          <w:rFonts w:eastAsia="標楷體"/>
-          <w:b/>
-          <w:kern w:val="0"/>
-        </w:rPr>
-      </w:pPr>
-      <w:r>
-        <w:rPr>
-          <w:rFonts w:eastAsia="標楷體"/>
-          <w:b/>
-          <w:kern w:val="0"/>
-        </w:rPr>
-        <w:t>活動對象：</w:t>
-      </w:r>
-    </w:p>
-    <w:p>
-      <w:pPr>
-        <w:numPr>
-          <w:ilvl w:val="0"/>
-          <w:numId w:val="3"/>
-        </w:numPr>
-        <w:spacing w:line="400" w:lineRule="exact"/>
-        <w:ind w:left="709" w:hanging="234"/>
-        <w:rPr>
-          <w:rFonts w:eastAsia="標楷體"/>
-          <w:kern w:val="0"/>
-        </w:rPr>
-      </w:pPr>
-      <w:r>
-        <w:rPr>
-          <w:rFonts w:eastAsia="標楷體"/>
-          <w:kern w:val="0"/>
-        </w:rPr>
-        <w:t>以全球大專院校及高中職學生為對象，分為大專組、高中職組，可自由組隊參加比賽。</w:t>
-      </w:r>
-    </w:p>
-    <w:p>
-      <w:pPr>
-        <w:numPr>
-          <w:ilvl w:val="0"/>
-          <w:numId w:val="3"/>
-        </w:numPr>
-        <w:spacing w:line="400" w:lineRule="exact"/>
-        <w:ind w:left="709" w:hanging="234"/>
-        <w:rPr>
-          <w:rFonts w:eastAsia="標楷體"/>
-          <w:kern w:val="0"/>
-        </w:rPr>
-      </w:pPr>
-      <w:r>
-        <w:rPr>
-          <w:rFonts w:eastAsia="標楷體"/>
-          <w:kern w:val="0"/>
-        </w:rPr>
-        <w:t>每隊人數至多5人，可跨校、院、系組隊。</w:t>
-      </w:r>
-    </w:p>
-    <w:p>
-      <w:pPr>
-        <w:numPr>
-          <w:ilvl w:val="0"/>
-          <w:numId w:val="1"/>
-        </w:numPr>
-        <w:spacing w:line="400" w:lineRule="exact"/>
-        <w:ind w:left="482" w:hanging="482"/>
-        <w:rPr>
-          <w:rFonts w:eastAsia="標楷體"/>
-          <w:b/>
-          <w:kern w:val="0"/>
-        </w:rPr>
-      </w:pPr>
-      <w:r>
-        <w:rPr>
-          <w:rFonts w:eastAsia="標楷體"/>
-          <w:b/>
-          <w:kern w:val="0"/>
-        </w:rPr>
-        <w:t>活動時間/地點：</w:t>
-      </w:r>
-    </w:p>
-    <w:p>
-      <w:pPr>
-        <w:numPr>
-          <w:ilvl w:val="0"/>
-          <w:numId w:val="4"/>
-        </w:numPr>
-        <w:spacing w:line="400" w:lineRule="exact"/>
-        <w:ind w:left="709" w:hanging="234"/>
-        <w:rPr>
-          <w:rFonts w:eastAsia="標楷體"/>
-          <w:kern w:val="0"/>
-        </w:rPr>
-      </w:pPr>
-      <w:r>
-        <w:rPr>
-          <w:rFonts w:eastAsia="標楷體"/>
-          <w:kern w:val="0"/>
-        </w:rPr>
-        <w:t>報名截止日期：114年08月31日(日)</w:t>
-      </w:r>
-    </w:p>
-    <w:p>
-      <w:pPr>
-        <w:numPr>
-          <w:ilvl w:val="0"/>
-          <w:numId w:val="4"/>
-        </w:numPr>
-        <w:spacing w:line="400" w:lineRule="exact"/>
-        <w:ind w:left="709" w:hanging="234"/>
-        <w:rPr>
-          <w:rFonts w:eastAsia="標楷體"/>
-          <w:kern w:val="0"/>
-        </w:rPr>
-      </w:pPr>
-      <w:r>
-        <w:rPr>
-          <w:rFonts w:eastAsia="標楷體"/>
-          <w:kern w:val="0"/>
-        </w:rPr>
-        <w:t>初賽期間：114年09月01日(一)~09月12日(五)</w:t>
-      </w:r>
-    </w:p>
-    <w:p>
-      <w:pPr>
-        <w:numPr>
-          <w:ilvl w:val="0"/>
-          <w:numId w:val="4"/>
-        </w:numPr>
-        <w:spacing w:line="400" w:lineRule="exact"/>
-        <w:ind w:left="709" w:hanging="234"/>
-        <w:rPr>
-          <w:rFonts w:eastAsia="標楷體"/>
-          <w:kern w:val="0"/>
-        </w:rPr>
-      </w:pPr>
-      <w:r>
-        <w:rPr>
-          <w:rFonts w:eastAsia="標楷體"/>
-          <w:kern w:val="0"/>
-        </w:rPr>
-        <w:t>決賽入圍名單公佈：114年09月17日(三)，於網站公</w:t>
-      </w:r>
-      <w:r>
-        <w:rPr>
-          <w:rFonts w:eastAsia="標楷體"/>
-          <w:color w:val="000000" w:themeColor="text1"/>
-          <w:kern w:val="0"/>
-          <w14:textFill>
-            <w14:solidFill>
-              <w14:schemeClr w14:val="tx1"/>
-            </w14:solidFill>
-          </w14:textFill>
-        </w:rPr>
-        <w:t>佈。</w:t>
-      </w:r>
-    </w:p>
-    <w:p>
-      <w:pPr>
-        <w:numPr>
-          <w:ilvl w:val="0"/>
-          <w:numId w:val="4"/>
-        </w:numPr>
-        <w:spacing w:line="400" w:lineRule="exact"/>
-        <w:ind w:left="709" w:hanging="234"/>
-        <w:rPr>
-          <w:rFonts w:eastAsia="標楷體"/>
-          <w:kern w:val="0"/>
-        </w:rPr>
-      </w:pPr>
-      <w:bookmarkStart w:id="0" w:name="_Hlk66094520"/>
-      <w:r>
-        <w:rPr>
-          <w:rFonts w:eastAsia="標楷體"/>
-          <w:kern w:val="0"/>
-        </w:rPr>
-        <w:t>決賽參加回覆函：114年09月24日(三)前上網填寫是否參加決賽。</w:t>
-      </w:r>
-    </w:p>
-    <w:bookmarkEnd w:id="0"/>
-    <w:p>
-      <w:pPr>
-        <w:numPr>
-          <w:ilvl w:val="0"/>
-          <w:numId w:val="4"/>
-        </w:numPr>
-        <w:spacing w:line="400" w:lineRule="exact"/>
-        <w:ind w:left="709" w:hanging="234"/>
-        <w:rPr>
-          <w:rFonts w:eastAsia="標楷體"/>
-          <w:kern w:val="0"/>
-        </w:rPr>
-      </w:pPr>
-      <w:r>
-        <w:rPr>
-          <w:rFonts w:eastAsia="標楷體"/>
-          <w:kern w:val="0"/>
-        </w:rPr>
-        <w:t>決賽日期：114年10月23日(四)崑山科技大學 體育館</w:t>
-      </w:r>
-    </w:p>
-    <w:p>
-      <w:pPr>
-        <w:numPr>
-          <w:ilvl w:val="0"/>
-          <w:numId w:val="4"/>
-        </w:numPr>
-        <w:spacing w:line="400" w:lineRule="exact"/>
-        <w:ind w:left="709" w:hanging="234"/>
-        <w:rPr>
-          <w:rFonts w:eastAsia="標楷體"/>
-          <w:kern w:val="0"/>
-        </w:rPr>
-      </w:pPr>
-      <w:r>
-        <w:rPr>
-          <w:rFonts w:eastAsia="標楷體"/>
-          <w:kern w:val="0"/>
-        </w:rPr>
-        <w:t>頒獎典禮：114年10月23日(四)崑山科技大學 國際會議廳</w:t>
-      </w:r>
-    </w:p>
-    <w:p>
-      <w:pPr>
-        <w:numPr>
-          <w:ilvl w:val="0"/>
-          <w:numId w:val="1"/>
-        </w:numPr>
-        <w:spacing w:line="400" w:lineRule="exact"/>
-        <w:ind w:left="482" w:hanging="482"/>
-        <w:rPr>
-          <w:rFonts w:eastAsia="標楷體"/>
-          <w:b/>
-          <w:kern w:val="0"/>
-        </w:rPr>
-      </w:pPr>
-      <w:r>
-        <w:rPr>
-          <w:rFonts w:eastAsia="標楷體"/>
-          <w:b/>
-          <w:kern w:val="0"/>
-        </w:rPr>
-        <w:t>報名方式：</w:t>
-      </w:r>
-    </w:p>
-    <w:p>
-      <w:pPr>
-        <w:numPr>
-          <w:ilvl w:val="0"/>
-          <w:numId w:val="5"/>
-        </w:numPr>
-        <w:spacing w:line="400" w:lineRule="exact"/>
-        <w:ind w:left="964" w:hanging="482"/>
-        <w:rPr>
-          <w:rFonts w:eastAsia="標楷體"/>
-          <w:kern w:val="0"/>
-        </w:rPr>
-      </w:pPr>
-      <w:r>
-        <w:rPr>
-          <w:rFonts w:eastAsia="標楷體"/>
-          <w:kern w:val="0"/>
-          <w:u w:val="single"/>
-        </w:rPr>
-        <w:t>初賽</w:t>
-      </w:r>
-      <w:r>
-        <w:rPr>
-          <w:rFonts w:eastAsia="標楷體"/>
-          <w:kern w:val="0"/>
-        </w:rPr>
-        <w:t>：</w:t>
-      </w:r>
-    </w:p>
-    <w:p>
-      <w:pPr>
-        <w:numPr>
-          <w:ilvl w:val="0"/>
-          <w:numId w:val="6"/>
-        </w:numPr>
-        <w:spacing w:line="400" w:lineRule="exact"/>
-        <w:rPr>
-          <w:rFonts w:eastAsia="標楷體"/>
-          <w:kern w:val="0"/>
-        </w:rPr>
-      </w:pPr>
-      <w:r>
-        <w:rPr>
-          <w:rFonts w:eastAsia="標楷體"/>
-          <w:kern w:val="0"/>
-        </w:rPr>
-        <w:t>採網路線上報名並郵寄紙本報名表、教師推薦函、作品構想書、個人資料蒐集聲明</w:t>
-      </w:r>
-      <w:r>
-        <w:rPr>
-          <w:rFonts w:eastAsia="標楷體"/>
-          <w:color w:val="000000" w:themeColor="text1"/>
-          <w:kern w:val="0"/>
-          <w14:textFill>
-            <w14:solidFill>
-              <w14:schemeClr w14:val="tx1"/>
-            </w14:solidFill>
-          </w14:textFill>
-        </w:rPr>
-        <w:t>暨</w:t>
-      </w:r>
-      <w:r>
-        <w:rPr>
-          <w:rFonts w:eastAsia="標楷體"/>
-          <w:kern w:val="0"/>
-        </w:rPr>
-        <w:t>同意書等相關資料，線上報名成功後請郵寄報名表紙本資料(請勿裝訂、膠裝)，以承辦單位收到齊全報名資料才算完成初賽報名，報名資料請於</w:t>
-      </w:r>
-      <w:r>
-        <w:rPr>
-          <w:rFonts w:eastAsia="標楷體"/>
-          <w:b/>
-          <w:color w:val="FF0000"/>
-          <w:kern w:val="0"/>
-          <w:u w:val="single"/>
-        </w:rPr>
-        <w:t>114年08月31日(日)前</w:t>
-      </w:r>
-      <w:r>
-        <w:rPr>
-          <w:rFonts w:eastAsia="標楷體"/>
-          <w:kern w:val="0"/>
-        </w:rPr>
-        <w:t xml:space="preserve">郵寄至 </w:t>
-      </w:r>
-      <w:bookmarkStart w:id="1" w:name="_Hlk196386691"/>
-      <w:r>
-        <w:rPr>
-          <w:rFonts w:eastAsia="標楷體"/>
-          <w:b/>
-          <w:kern w:val="0"/>
-        </w:rPr>
-        <w:t xml:space="preserve">710-303台南市永康區崑大路195號  </w:t>
-      </w:r>
-      <w:bookmarkStart w:id="2" w:name="_Hlk196384539"/>
-      <w:r>
-        <w:rPr>
-          <w:rFonts w:eastAsia="標楷體"/>
-          <w:b/>
-          <w:kern w:val="0"/>
-        </w:rPr>
-        <w:t>崑山科技大學</w:t>
-      </w:r>
-      <w:r>
-        <w:rPr>
-          <w:rFonts w:hint="eastAsia" w:eastAsia="標楷體"/>
-          <w:b/>
-          <w:kern w:val="0"/>
-        </w:rPr>
-        <w:t xml:space="preserve"> 機械工程系辦公室收</w:t>
-      </w:r>
-      <w:r>
-        <w:rPr>
-          <w:rFonts w:eastAsia="標楷體"/>
-          <w:b/>
-          <w:color w:val="0070C0"/>
-          <w:kern w:val="0"/>
-        </w:rPr>
-        <w:t>(請註明萬潤競賽</w:t>
-      </w:r>
-      <w:r>
-        <w:rPr>
-          <w:rFonts w:hint="eastAsia" w:eastAsia="標楷體"/>
-          <w:b/>
-          <w:color w:val="0070C0"/>
-          <w:kern w:val="0"/>
-        </w:rPr>
-        <w:t>-報名組別</w:t>
-      </w:r>
-      <w:r>
-        <w:rPr>
-          <w:rFonts w:eastAsia="標楷體"/>
-          <w:b/>
-          <w:color w:val="0070C0"/>
-          <w:kern w:val="0"/>
-        </w:rPr>
-        <w:t>)</w:t>
-      </w:r>
-      <w:bookmarkEnd w:id="2"/>
-      <w:bookmarkStart w:id="3" w:name="_Hlk196384559"/>
-      <w:r>
-        <w:rPr>
-          <w:rFonts w:eastAsia="標楷體"/>
-          <w:kern w:val="0"/>
-        </w:rPr>
-        <w:t>(以郵戳日期為憑)</w:t>
-      </w:r>
-      <w:bookmarkEnd w:id="3"/>
-      <w:r>
-        <w:rPr>
-          <w:rFonts w:eastAsia="標楷體"/>
-          <w:kern w:val="0"/>
-        </w:rPr>
-        <w:t>。</w:t>
-      </w:r>
-      <w:bookmarkEnd w:id="1"/>
-    </w:p>
-    <w:p>
-      <w:pPr>
-        <w:numPr>
-          <w:ilvl w:val="0"/>
-          <w:numId w:val="6"/>
-        </w:numPr>
-        <w:spacing w:line="400" w:lineRule="exact"/>
-        <w:ind w:left="1135" w:hanging="284"/>
-        <w:rPr>
-          <w:rFonts w:eastAsia="標楷體"/>
-          <w:kern w:val="0"/>
-        </w:rPr>
-      </w:pPr>
-      <w:r>
-        <w:rPr>
-          <w:rFonts w:eastAsia="標楷體"/>
-          <w:kern w:val="0"/>
-        </w:rPr>
-        <w:t>初賽以書面資料審查為主，請務必列印出報名表、教師推薦函、作品構想書、個人資料蒐集聲明</w:t>
-      </w:r>
-      <w:r>
-        <w:rPr>
-          <w:rFonts w:eastAsia="標楷體"/>
-          <w:color w:val="000000" w:themeColor="text1"/>
-          <w:kern w:val="0"/>
-          <w14:textFill>
-            <w14:solidFill>
-              <w14:schemeClr w14:val="tx1"/>
-            </w14:solidFill>
-          </w14:textFill>
-        </w:rPr>
-        <w:t>暨</w:t>
-      </w:r>
-      <w:r>
-        <w:rPr>
-          <w:rFonts w:eastAsia="標楷體"/>
-          <w:kern w:val="0"/>
-        </w:rPr>
-        <w:t>同意書等相關資料，基本資料、姓名、聯絡資訊、電子郵件、作品名稱等請確實填寫正確，公告入圍通知與製作證書等以報名表紙本為核對依據，如有誤植請來信告知協助修正。</w:t>
-      </w:r>
-    </w:p>
-    <w:p>
-      <w:pPr>
-        <w:numPr>
-          <w:ilvl w:val="0"/>
-          <w:numId w:val="6"/>
-        </w:numPr>
-        <w:spacing w:line="400" w:lineRule="exact"/>
-        <w:ind w:left="993" w:hanging="142"/>
-        <w:rPr>
-          <w:rFonts w:eastAsia="標楷體"/>
-          <w:kern w:val="0"/>
-        </w:rPr>
-      </w:pPr>
-      <w:r>
-        <w:rPr>
-          <w:rFonts w:eastAsia="標楷體"/>
-          <w:kern w:val="0"/>
-        </w:rPr>
-        <w:t>繳交文件如以下附件，以書面資料審查：</w:t>
-      </w:r>
-    </w:p>
-    <w:p>
-      <w:pPr>
-        <w:pStyle w:val="21"/>
-        <w:suppressAutoHyphens/>
-        <w:spacing w:line="400" w:lineRule="exact"/>
-        <w:ind w:left="1418" w:hanging="284"/>
-        <w:rPr>
-          <w:rFonts w:ascii="Times New Roman" w:hAnsi="Times New Roman" w:eastAsia="標楷體"/>
-          <w:kern w:val="0"/>
-        </w:rPr>
-      </w:pPr>
-      <w:r>
-        <w:rPr>
-          <w:rFonts w:ascii="Times New Roman" w:hAnsi="Times New Roman" w:eastAsia="標楷體"/>
-          <w:kern w:val="0"/>
-        </w:rPr>
-        <w:t>(1)附件一：報名表：表一基本資料及表二教師推薦書(需含推薦人簽名或蓋章)。</w:t>
-      </w:r>
-    </w:p>
-    <w:p>
-      <w:pPr>
-        <w:pStyle w:val="21"/>
-        <w:suppressAutoHyphens/>
-        <w:spacing w:line="400" w:lineRule="exact"/>
-        <w:ind w:left="1418" w:hanging="284"/>
-        <w:rPr>
-          <w:rFonts w:ascii="Times New Roman" w:hAnsi="Times New Roman" w:eastAsia="標楷體"/>
-          <w:kern w:val="0"/>
-        </w:rPr>
-      </w:pPr>
-      <w:r>
-        <w:rPr>
-          <w:rFonts w:ascii="Times New Roman" w:hAnsi="Times New Roman" w:eastAsia="標楷體"/>
-          <w:kern w:val="0"/>
-        </w:rPr>
-        <w:t>(2)附件二：跨校、院、系組隊成員說明(非跨校、院、系隊伍無須填寫)。</w:t>
-      </w:r>
-    </w:p>
-    <w:p>
-      <w:pPr>
-        <w:pStyle w:val="21"/>
-        <w:suppressAutoHyphens/>
-        <w:spacing w:line="400" w:lineRule="exact"/>
-        <w:ind w:left="1418" w:hanging="284"/>
-        <w:rPr>
-          <w:rFonts w:ascii="Times New Roman" w:hAnsi="Times New Roman" w:eastAsia="標楷體"/>
-          <w:kern w:val="0"/>
-        </w:rPr>
-      </w:pPr>
-      <w:r>
-        <w:rPr>
-          <w:rFonts w:ascii="Times New Roman" w:hAnsi="Times New Roman" w:eastAsia="標楷體"/>
-          <w:kern w:val="0"/>
-        </w:rPr>
-        <w:t>(3)附件三：作品構想書，填寫格式請依照附件三說明，請勿超過15頁。</w:t>
-      </w:r>
-    </w:p>
-    <w:p>
-      <w:pPr>
-        <w:pStyle w:val="21"/>
-        <w:suppressAutoHyphens/>
-        <w:spacing w:line="400" w:lineRule="exact"/>
-        <w:ind w:left="1418" w:hanging="284"/>
-        <w:rPr>
-          <w:rFonts w:ascii="Times New Roman" w:hAnsi="Times New Roman" w:eastAsia="標楷體"/>
-          <w:kern w:val="0"/>
-        </w:rPr>
-      </w:pPr>
-      <w:r>
-        <w:rPr>
-          <w:rFonts w:ascii="Times New Roman" w:hAnsi="Times New Roman" w:eastAsia="標楷體"/>
-          <w:kern w:val="0"/>
-        </w:rPr>
-        <w:t>(4)附件四：個人資料蒐集聲明暨同意書簽名。</w:t>
-      </w:r>
-    </w:p>
-    <w:p>
-      <w:pPr>
-        <w:numPr>
-          <w:ilvl w:val="0"/>
-          <w:numId w:val="5"/>
-        </w:numPr>
-        <w:spacing w:line="400" w:lineRule="exact"/>
-        <w:ind w:left="964" w:hanging="482"/>
-        <w:rPr>
-          <w:rFonts w:eastAsia="標楷體"/>
-          <w:kern w:val="0"/>
-          <w:u w:val="single"/>
-        </w:rPr>
-      </w:pPr>
-      <w:r>
-        <w:rPr>
-          <w:rFonts w:eastAsia="標楷體"/>
-          <w:kern w:val="0"/>
-          <w:u w:val="single"/>
-        </w:rPr>
-        <w:t>決賽</w:t>
-      </w:r>
-      <w:r>
-        <w:rPr>
-          <w:rFonts w:eastAsia="標楷體"/>
-          <w:kern w:val="0"/>
-        </w:rPr>
-        <w:t>：</w:t>
-      </w:r>
-    </w:p>
-    <w:p>
-      <w:pPr>
-        <w:pStyle w:val="21"/>
-        <w:numPr>
-          <w:ilvl w:val="0"/>
-          <w:numId w:val="7"/>
-        </w:numPr>
-        <w:spacing w:line="400" w:lineRule="exact"/>
-        <w:ind w:left="1244" w:leftChars="400" w:hanging="284"/>
-        <w:rPr>
-          <w:rFonts w:ascii="Times New Roman" w:hAnsi="Times New Roman" w:eastAsia="標楷體"/>
-          <w:kern w:val="0"/>
-          <w:szCs w:val="24"/>
-        </w:rPr>
-      </w:pPr>
-      <w:r>
-        <w:rPr>
-          <w:rFonts w:ascii="Times New Roman" w:hAnsi="Times New Roman" w:eastAsia="標楷體"/>
-          <w:kern w:val="0"/>
-          <w:szCs w:val="24"/>
-        </w:rPr>
-        <w:t>於114年9月17日(三)競賽網頁公</w:t>
-      </w:r>
-      <w:r>
-        <w:rPr>
-          <w:rFonts w:ascii="Times New Roman" w:hAnsi="Times New Roman" w:eastAsia="標楷體"/>
-          <w:color w:val="000000" w:themeColor="text1"/>
-          <w:kern w:val="0"/>
-          <w:szCs w:val="24"/>
-          <w14:textFill>
-            <w14:solidFill>
-              <w14:schemeClr w14:val="tx1"/>
-            </w14:solidFill>
-          </w14:textFill>
-        </w:rPr>
-        <w:t>佈</w:t>
-      </w:r>
-      <w:r>
-        <w:rPr>
-          <w:rFonts w:ascii="Times New Roman" w:hAnsi="Times New Roman" w:eastAsia="標楷體"/>
-          <w:kern w:val="0"/>
-          <w:szCs w:val="24"/>
-        </w:rPr>
-        <w:t>入圍決賽名單。</w:t>
-      </w:r>
-    </w:p>
-    <w:p>
-      <w:pPr>
-        <w:pStyle w:val="21"/>
-        <w:numPr>
-          <w:ilvl w:val="0"/>
-          <w:numId w:val="7"/>
-        </w:numPr>
-        <w:spacing w:line="400" w:lineRule="exact"/>
-        <w:ind w:left="1244" w:leftChars="400" w:hanging="284"/>
-        <w:rPr>
-          <w:rFonts w:ascii="Times New Roman" w:hAnsi="Times New Roman" w:eastAsia="標楷體"/>
-          <w:kern w:val="0"/>
-          <w:szCs w:val="24"/>
-        </w:rPr>
-      </w:pPr>
-      <w:r>
-        <w:rPr>
-          <w:rFonts w:ascii="Times New Roman" w:hAnsi="Times New Roman" w:eastAsia="標楷體"/>
-          <w:kern w:val="0"/>
-          <w:szCs w:val="24"/>
-        </w:rPr>
-        <w:t>入圍</w:t>
-      </w:r>
-      <w:r>
-        <w:rPr>
-          <w:rFonts w:ascii="Times New Roman" w:hAnsi="Times New Roman" w:eastAsia="標楷體"/>
-          <w:kern w:val="0"/>
-        </w:rPr>
-        <w:t>決賽隊伍，請於</w:t>
-      </w:r>
-      <w:r>
-        <w:rPr>
-          <w:rFonts w:ascii="Times New Roman" w:hAnsi="Times New Roman" w:eastAsia="標楷體"/>
-          <w:b/>
-          <w:color w:val="FF0000"/>
-          <w:kern w:val="0"/>
-          <w:u w:val="single"/>
-        </w:rPr>
-        <w:t>114年09月24日(三)前</w:t>
-      </w:r>
-      <w:r>
-        <w:rPr>
-          <w:rFonts w:ascii="Times New Roman" w:hAnsi="Times New Roman" w:eastAsia="標楷體"/>
-          <w:kern w:val="0"/>
-        </w:rPr>
-        <w:t>上網填寫「</w:t>
-      </w:r>
-      <w:r>
-        <w:rPr>
-          <w:rFonts w:ascii="Times New Roman" w:hAnsi="Times New Roman" w:eastAsia="標楷體"/>
-          <w:b/>
-          <w:kern w:val="0"/>
-        </w:rPr>
-        <w:t>決賽參加回覆函</w:t>
-      </w:r>
-      <w:r>
-        <w:rPr>
-          <w:rFonts w:ascii="Times New Roman" w:hAnsi="Times New Roman" w:eastAsia="標楷體"/>
-          <w:kern w:val="0"/>
-        </w:rPr>
-        <w:t>」(詳見競賽網頁公告)</w:t>
-      </w:r>
-      <w:bookmarkStart w:id="4" w:name="_Hlk66094999"/>
-      <w:r>
-        <w:rPr>
-          <w:rFonts w:ascii="Times New Roman" w:hAnsi="Times New Roman" w:eastAsia="標楷體"/>
-          <w:kern w:val="0"/>
-        </w:rPr>
-        <w:t>回覆告知是否參加決賽作品實地審查</w:t>
-      </w:r>
-      <w:bookmarkEnd w:id="4"/>
-      <w:r>
-        <w:rPr>
-          <w:rFonts w:ascii="Times New Roman" w:hAnsi="Times New Roman" w:eastAsia="標楷體"/>
-          <w:kern w:val="0"/>
-        </w:rPr>
-        <w:t>。</w:t>
-      </w:r>
-    </w:p>
-    <w:p>
-      <w:pPr>
-        <w:pStyle w:val="21"/>
-        <w:numPr>
-          <w:ilvl w:val="0"/>
-          <w:numId w:val="7"/>
-        </w:numPr>
-        <w:spacing w:line="400" w:lineRule="exact"/>
-        <w:ind w:left="1244" w:leftChars="400" w:hanging="284"/>
-        <w:rPr>
-          <w:rFonts w:ascii="Times New Roman" w:hAnsi="Times New Roman" w:eastAsia="標楷體"/>
-          <w:kern w:val="0"/>
-          <w:szCs w:val="24"/>
-        </w:rPr>
-      </w:pPr>
-      <w:r>
-        <w:rPr>
-          <w:rFonts w:ascii="Times New Roman" w:hAnsi="Times New Roman" w:eastAsia="標楷體"/>
-          <w:kern w:val="0"/>
-        </w:rPr>
-        <w:t>入圍並參加決賽之隊伍，將頒予入圍證書，以資鼓勵。</w:t>
-      </w:r>
-    </w:p>
-    <w:p>
-      <w:pPr>
-        <w:pStyle w:val="21"/>
-        <w:numPr>
-          <w:ilvl w:val="0"/>
-          <w:numId w:val="7"/>
-        </w:numPr>
-        <w:spacing w:line="400" w:lineRule="exact"/>
-        <w:ind w:left="1244" w:leftChars="400" w:hanging="284"/>
-        <w:rPr>
-          <w:rFonts w:ascii="Times New Roman" w:hAnsi="Times New Roman" w:eastAsia="標楷體"/>
-          <w:kern w:val="0"/>
-          <w:szCs w:val="24"/>
-        </w:rPr>
-      </w:pPr>
-      <w:r>
-        <w:rPr>
-          <w:rFonts w:ascii="Times New Roman" w:hAnsi="Times New Roman" w:eastAsia="標楷體"/>
-          <w:kern w:val="0"/>
-          <w:szCs w:val="24"/>
-        </w:rPr>
-        <w:t>決賽實地</w:t>
-      </w:r>
-      <w:r>
-        <w:rPr>
-          <w:rFonts w:ascii="Times New Roman" w:hAnsi="Times New Roman" w:eastAsia="標楷體"/>
-          <w:kern w:val="0"/>
-        </w:rPr>
-        <w:t>作品審查，呈現方式不限：如模型、圖形、文件、實作成品、海報…等展示方式。</w:t>
-      </w:r>
-    </w:p>
-    <w:p>
-      <w:pPr>
-        <w:pStyle w:val="21"/>
-        <w:numPr>
-          <w:ilvl w:val="0"/>
-          <w:numId w:val="7"/>
-        </w:numPr>
-        <w:spacing w:line="400" w:lineRule="exact"/>
-        <w:ind w:left="1244" w:leftChars="400" w:hanging="284"/>
-        <w:rPr>
-          <w:rFonts w:ascii="Times New Roman" w:hAnsi="Times New Roman" w:eastAsia="標楷體"/>
-          <w:kern w:val="0"/>
-        </w:rPr>
-      </w:pPr>
-      <w:r>
-        <w:rPr>
-          <w:rFonts w:ascii="Times New Roman" w:hAnsi="Times New Roman" w:eastAsia="標楷體"/>
-          <w:kern w:val="0"/>
-          <w:szCs w:val="24"/>
-        </w:rPr>
-        <w:t>決賽</w:t>
-      </w:r>
-      <w:r>
-        <w:rPr>
-          <w:rFonts w:ascii="Times New Roman" w:hAnsi="Times New Roman" w:eastAsia="標楷體"/>
-          <w:kern w:val="0"/>
-        </w:rPr>
-        <w:t>議程，請見競賽網頁最新公告。</w:t>
-      </w:r>
-    </w:p>
-    <w:p>
-      <w:pPr>
-        <w:pStyle w:val="21"/>
-        <w:numPr>
-          <w:ilvl w:val="0"/>
-          <w:numId w:val="1"/>
-        </w:numPr>
-        <w:spacing w:line="400" w:lineRule="exact"/>
-        <w:ind w:left="0" w:firstLine="0"/>
-        <w:rPr>
-          <w:rFonts w:ascii="Times New Roman" w:hAnsi="Times New Roman" w:eastAsia="標楷體"/>
-          <w:b/>
-          <w:kern w:val="0"/>
-        </w:rPr>
-      </w:pPr>
-      <w:r>
-        <w:rPr>
-          <w:rFonts w:ascii="Times New Roman" w:hAnsi="Times New Roman" w:eastAsia="標楷體"/>
-          <w:b/>
-          <w:kern w:val="0"/>
-        </w:rPr>
-        <w:t>競賽方式：</w:t>
-      </w:r>
-    </w:p>
-    <w:p>
-      <w:pPr>
-        <w:suppressAutoHyphens/>
-        <w:ind w:left="480" w:leftChars="200" w:firstLine="480" w:firstLineChars="200"/>
-        <w:rPr>
-          <w:rFonts w:eastAsia="標楷體"/>
-          <w:b/>
-          <w:kern w:val="0"/>
-        </w:rPr>
-      </w:pPr>
-      <w:r>
-        <w:rPr>
-          <w:rFonts w:eastAsia="標楷體"/>
-          <w:color w:val="000000"/>
-          <w:kern w:val="0"/>
-          <w:szCs w:val="28"/>
-        </w:rPr>
-        <w:t>競賽執行分為初賽和決賽，</w:t>
-      </w:r>
-      <w:r>
-        <w:rPr>
-          <w:rFonts w:eastAsia="標楷體"/>
-          <w:kern w:val="0"/>
-          <w:szCs w:val="28"/>
-        </w:rPr>
-        <w:t>初賽由主辦單位假崑山科技大學舉行，決賽由主辦單位假崑山科技大學體育館舉行。</w:t>
-      </w:r>
-      <w:r>
-        <w:rPr>
-          <w:rFonts w:eastAsia="標楷體"/>
-          <w:kern w:val="0"/>
-        </w:rPr>
-        <w:t>評選分為初賽與決賽兩階段，初賽為書面審查，決賽需實地作品審查，呈現方式不限。</w:t>
-      </w:r>
-    </w:p>
-    <w:p>
-      <w:pPr>
-        <w:suppressAutoHyphens/>
-        <w:ind w:left="480" w:leftChars="200" w:firstLine="480" w:firstLineChars="200"/>
-        <w:rPr>
-          <w:rFonts w:eastAsia="標楷體"/>
-          <w:kern w:val="0"/>
-        </w:rPr>
-      </w:pPr>
-      <w:r>
-        <w:rPr>
-          <w:rFonts w:eastAsia="標楷體"/>
-          <w:kern w:val="0"/>
-        </w:rPr>
-        <w:t>本競賽邀請來自產官學界專家學者組成評審委員會，辦理評選作業。各階段入圍名單將依競賽時程公佈於活動網站上，請自行上網查詢，每組入圍決賽隊伍數由評審委員依據審查結果決議之。</w:t>
-      </w:r>
-    </w:p>
-    <w:p>
-      <w:pPr>
-        <w:pStyle w:val="21"/>
-        <w:numPr>
-          <w:ilvl w:val="0"/>
-          <w:numId w:val="1"/>
-        </w:numPr>
-        <w:spacing w:line="400" w:lineRule="exact"/>
-        <w:ind w:left="0" w:firstLine="0"/>
-        <w:rPr>
-          <w:rFonts w:ascii="Times New Roman" w:hAnsi="Times New Roman" w:eastAsia="標楷體"/>
-          <w:kern w:val="0"/>
-        </w:rPr>
-      </w:pPr>
-      <w:r>
-        <w:rPr>
-          <w:rFonts w:ascii="Times New Roman" w:hAnsi="Times New Roman" w:eastAsia="標楷體"/>
-          <w:b/>
-          <w:kern w:val="0"/>
-        </w:rPr>
-        <w:t>競賽時程：</w:t>
-      </w:r>
-    </w:p>
-    <w:tbl>
-      <w:tblPr>
-        <w:tblStyle w:val="16"/>
-        <w:tblW w:w="7933" w:type="dxa"/>
-        <w:jc w:val="center"/>
-        <w:tblInd w:w="0" w:type="dxa"/>
-        <w:tblLayout w:type="fixed"/>
-        <w:tblCellMar>
-          <w:top w:w="0" w:type="dxa"/>
-          <w:left w:w="10" w:type="dxa"/>
-          <w:bottom w:w="0" w:type="dxa"/>
-          <w:right w:w="10" w:type="dxa"/>
-        </w:tblCellMar>
-      </w:tblPr>
-      <w:tblGrid>
-        <w:gridCol w:w="2535"/>
-        <w:gridCol w:w="5398"/>
-      </w:tblGrid>
-      <w:tr>
-        <w:tblPrEx>
-          <w:tblLayout w:type="fixed"/>
-          <w:tblCellMar>
-            <w:top w:w="0" w:type="dxa"/>
-            <w:left w:w="10" w:type="dxa"/>
-            <w:bottom w:w="0" w:type="dxa"/>
-            <w:right w:w="10" w:type="dxa"/>
-          </w:tblCellMar>
-        </w:tblPrEx>
-        <w:trPr>
-          <w:trHeight w:val="312" w:hRule="atLeast"/>
-          <w:jc w:val="center"/>
-        </w:trPr>
-        <w:tc>
-          <w:tcPr>
-            <w:tcW w:w="2535" w:type="dxa"/>
-            <w:tcBorders>
-              <w:top w:val="single" w:color="000000" w:sz="4" w:space="0"/>
-              <w:left w:val="single" w:color="000000" w:sz="4" w:space="0"/>
-              <w:bottom w:val="single" w:color="000000" w:sz="4" w:space="0"/>
-              <w:right w:val="single" w:color="000000" w:sz="4" w:space="0"/>
-            </w:tcBorders>
-            <w:tcMar>
-              <w:top w:w="0" w:type="dxa"/>
-              <w:left w:w="108" w:type="dxa"/>
-              <w:bottom w:w="0" w:type="dxa"/>
-              <w:right w:w="108" w:type="dxa"/>
-            </w:tcMar>
-            <w:vAlign w:val="center"/>
-          </w:tcPr>
-          <w:p>
-            <w:pPr>
-              <w:widowControl w:val="0"/>
-              <w:autoSpaceDN/>
-              <w:spacing w:line="400" w:lineRule="exact"/>
-              <w:textAlignment w:val="auto"/>
-              <w:rPr>
-                <w:rFonts w:eastAsia="標楷體"/>
-                <w:kern w:val="0"/>
-                <w:szCs w:val="22"/>
-              </w:rPr>
-            </w:pPr>
-            <w:bookmarkStart w:id="5" w:name="_Hlk66095457"/>
-            <w:r>
-              <w:rPr>
-                <w:rFonts w:eastAsia="標楷體"/>
-                <w:kern w:val="0"/>
-                <w:szCs w:val="22"/>
-              </w:rPr>
-              <w:t>報名截止日期</w:t>
-            </w:r>
-          </w:p>
-        </w:tc>
-        <w:tc>
-          <w:tcPr>
-            <w:tcW w:w="5398" w:type="dxa"/>
-            <w:tcBorders>
-              <w:top w:val="single" w:color="000000" w:sz="4" w:space="0"/>
-              <w:left w:val="single" w:color="000000" w:sz="4" w:space="0"/>
-              <w:bottom w:val="single" w:color="000000" w:sz="4" w:space="0"/>
-              <w:right w:val="single" w:color="000000" w:sz="4" w:space="0"/>
-            </w:tcBorders>
-            <w:tcMar>
-              <w:top w:w="0" w:type="dxa"/>
-              <w:left w:w="108" w:type="dxa"/>
-              <w:bottom w:w="0" w:type="dxa"/>
-              <w:right w:w="108" w:type="dxa"/>
-            </w:tcMar>
-          </w:tcPr>
-          <w:p>
-            <w:pPr>
-              <w:spacing w:line="400" w:lineRule="exact"/>
-              <w:rPr>
-                <w:rFonts w:eastAsia="標楷體"/>
-                <w:kern w:val="0"/>
-              </w:rPr>
-            </w:pPr>
-            <w:r>
-              <w:rPr>
-                <w:rFonts w:eastAsia="標楷體"/>
-                <w:kern w:val="0"/>
-              </w:rPr>
-              <w:t>114年08月31日(日)</w:t>
-            </w:r>
-          </w:p>
-        </w:tc>
-      </w:tr>
-      <w:tr>
-        <w:tblPrEx>
-          <w:tblLayout w:type="fixed"/>
-          <w:tblCellMar>
-            <w:top w:w="0" w:type="dxa"/>
-            <w:left w:w="10" w:type="dxa"/>
-            <w:bottom w:w="0" w:type="dxa"/>
-            <w:right w:w="10" w:type="dxa"/>
-          </w:tblCellMar>
-        </w:tblPrEx>
-        <w:trPr>
-          <w:trHeight w:val="312" w:hRule="atLeast"/>
-          <w:jc w:val="center"/>
-        </w:trPr>
-        <w:tc>
-          <w:tcPr>
-            <w:tcW w:w="2535" w:type="dxa"/>
-            <w:tcBorders>
-              <w:top w:val="single" w:color="000000" w:sz="4" w:space="0"/>
-              <w:left w:val="single" w:color="000000" w:sz="4" w:space="0"/>
-              <w:bottom w:val="single" w:color="000000" w:sz="4" w:space="0"/>
-              <w:right w:val="single" w:color="000000" w:sz="4" w:space="0"/>
-            </w:tcBorders>
-            <w:tcMar>
-              <w:top w:w="0" w:type="dxa"/>
-              <w:left w:w="108" w:type="dxa"/>
-              <w:bottom w:w="0" w:type="dxa"/>
-              <w:right w:w="108" w:type="dxa"/>
-            </w:tcMar>
-            <w:vAlign w:val="center"/>
-          </w:tcPr>
-          <w:p>
-            <w:pPr>
-              <w:widowControl w:val="0"/>
-              <w:autoSpaceDN/>
-              <w:spacing w:line="400" w:lineRule="exact"/>
-              <w:textAlignment w:val="auto"/>
-              <w:rPr>
-                <w:rFonts w:eastAsia="標楷體"/>
-                <w:kern w:val="0"/>
-                <w:szCs w:val="22"/>
-              </w:rPr>
-            </w:pPr>
-            <w:r>
-              <w:rPr>
-                <w:rFonts w:eastAsia="標楷體"/>
-                <w:kern w:val="0"/>
-                <w:szCs w:val="22"/>
-              </w:rPr>
-              <w:t>初賽期間</w:t>
-            </w:r>
-          </w:p>
-        </w:tc>
-        <w:tc>
-          <w:tcPr>
-            <w:tcW w:w="5398" w:type="dxa"/>
-            <w:tcBorders>
-              <w:top w:val="single" w:color="000000" w:sz="4" w:space="0"/>
-              <w:left w:val="single" w:color="000000" w:sz="4" w:space="0"/>
-              <w:bottom w:val="single" w:color="000000" w:sz="4" w:space="0"/>
-              <w:right w:val="single" w:color="000000" w:sz="4" w:space="0"/>
-            </w:tcBorders>
-            <w:tcMar>
-              <w:top w:w="0" w:type="dxa"/>
-              <w:left w:w="108" w:type="dxa"/>
-              <w:bottom w:w="0" w:type="dxa"/>
-              <w:right w:w="108" w:type="dxa"/>
-            </w:tcMar>
-          </w:tcPr>
-          <w:p>
-            <w:pPr>
-              <w:spacing w:line="400" w:lineRule="exact"/>
-              <w:rPr>
-                <w:rFonts w:eastAsia="標楷體"/>
-                <w:kern w:val="0"/>
-              </w:rPr>
-            </w:pPr>
-            <w:r>
-              <w:rPr>
-                <w:rFonts w:eastAsia="標楷體"/>
-                <w:kern w:val="0"/>
-              </w:rPr>
-              <w:t>114年09月01日(一)~09月12日(五)</w:t>
-            </w:r>
-          </w:p>
-        </w:tc>
-      </w:tr>
-      <w:tr>
-        <w:tblPrEx>
-          <w:tblLayout w:type="fixed"/>
-          <w:tblCellMar>
-            <w:top w:w="0" w:type="dxa"/>
-            <w:left w:w="10" w:type="dxa"/>
-            <w:bottom w:w="0" w:type="dxa"/>
-            <w:right w:w="10" w:type="dxa"/>
-          </w:tblCellMar>
-        </w:tblPrEx>
-        <w:trPr>
-          <w:trHeight w:val="312" w:hRule="atLeast"/>
-          <w:jc w:val="center"/>
-        </w:trPr>
-        <w:tc>
-          <w:tcPr>
-            <w:tcW w:w="2535" w:type="dxa"/>
-            <w:tcBorders>
-              <w:top w:val="single" w:color="000000" w:sz="4" w:space="0"/>
-              <w:left w:val="single" w:color="000000" w:sz="4" w:space="0"/>
-              <w:bottom w:val="single" w:color="000000" w:sz="4" w:space="0"/>
-              <w:right w:val="single" w:color="000000" w:sz="4" w:space="0"/>
-            </w:tcBorders>
-            <w:tcMar>
-              <w:top w:w="0" w:type="dxa"/>
-              <w:left w:w="108" w:type="dxa"/>
-              <w:bottom w:w="0" w:type="dxa"/>
-              <w:right w:w="108" w:type="dxa"/>
-            </w:tcMar>
-            <w:vAlign w:val="center"/>
-          </w:tcPr>
-          <w:p>
-            <w:pPr>
-              <w:widowControl w:val="0"/>
-              <w:autoSpaceDN/>
-              <w:spacing w:line="400" w:lineRule="exact"/>
-              <w:textAlignment w:val="auto"/>
-              <w:rPr>
-                <w:rFonts w:eastAsia="標楷體"/>
-                <w:kern w:val="0"/>
-                <w:szCs w:val="22"/>
-              </w:rPr>
-            </w:pPr>
-            <w:r>
-              <w:rPr>
-                <w:rFonts w:eastAsia="標楷體"/>
-                <w:kern w:val="0"/>
-                <w:szCs w:val="22"/>
-              </w:rPr>
-              <w:t>入圍決賽名單公佈</w:t>
-            </w:r>
-          </w:p>
-        </w:tc>
-        <w:tc>
-          <w:tcPr>
-            <w:tcW w:w="5398" w:type="dxa"/>
-            <w:tcBorders>
-              <w:top w:val="single" w:color="000000" w:sz="4" w:space="0"/>
-              <w:left w:val="single" w:color="000000" w:sz="4" w:space="0"/>
-              <w:bottom w:val="single" w:color="000000" w:sz="4" w:space="0"/>
-              <w:right w:val="single" w:color="000000" w:sz="4" w:space="0"/>
-            </w:tcBorders>
-            <w:tcMar>
-              <w:top w:w="0" w:type="dxa"/>
-              <w:left w:w="108" w:type="dxa"/>
-              <w:bottom w:w="0" w:type="dxa"/>
-              <w:right w:w="108" w:type="dxa"/>
-            </w:tcMar>
-          </w:tcPr>
-          <w:p>
-            <w:pPr>
-              <w:spacing w:line="400" w:lineRule="exact"/>
-              <w:rPr>
-                <w:rFonts w:eastAsia="標楷體"/>
-                <w:kern w:val="0"/>
-              </w:rPr>
-            </w:pPr>
-            <w:r>
-              <w:rPr>
-                <w:rFonts w:eastAsia="標楷體"/>
-                <w:kern w:val="0"/>
-              </w:rPr>
-              <w:t>114年09月17日(三)，於網站公</w:t>
-            </w:r>
-            <w:r>
-              <w:rPr>
-                <w:rFonts w:eastAsia="標楷體"/>
-                <w:color w:val="000000" w:themeColor="text1"/>
-                <w:kern w:val="0"/>
-                <w14:textFill>
-                  <w14:solidFill>
-                    <w14:schemeClr w14:val="tx1"/>
-                  </w14:solidFill>
-                </w14:textFill>
-              </w:rPr>
-              <w:t>佈</w:t>
-            </w:r>
-            <w:r>
-              <w:rPr>
-                <w:rFonts w:eastAsia="標楷體"/>
-                <w:kern w:val="0"/>
-              </w:rPr>
-              <w:t>。</w:t>
-            </w:r>
-          </w:p>
-        </w:tc>
-      </w:tr>
-      <w:tr>
-        <w:tblPrEx>
-          <w:tblLayout w:type="fixed"/>
-          <w:tblCellMar>
-            <w:top w:w="0" w:type="dxa"/>
-            <w:left w:w="10" w:type="dxa"/>
-            <w:bottom w:w="0" w:type="dxa"/>
-            <w:right w:w="10" w:type="dxa"/>
-          </w:tblCellMar>
-        </w:tblPrEx>
-        <w:trPr>
-          <w:trHeight w:val="312" w:hRule="atLeast"/>
-          <w:jc w:val="center"/>
-        </w:trPr>
-        <w:tc>
-          <w:tcPr>
-            <w:tcW w:w="2535" w:type="dxa"/>
-            <w:tcBorders>
-              <w:top w:val="single" w:color="000000" w:sz="4" w:space="0"/>
-              <w:left w:val="single" w:color="000000" w:sz="4" w:space="0"/>
-              <w:bottom w:val="single" w:color="000000" w:sz="4" w:space="0"/>
-              <w:right w:val="single" w:color="000000" w:sz="4" w:space="0"/>
-            </w:tcBorders>
-            <w:tcMar>
-              <w:top w:w="0" w:type="dxa"/>
-              <w:left w:w="108" w:type="dxa"/>
-              <w:bottom w:w="0" w:type="dxa"/>
-              <w:right w:w="108" w:type="dxa"/>
-            </w:tcMar>
-            <w:vAlign w:val="center"/>
-          </w:tcPr>
-          <w:p>
-            <w:pPr>
-              <w:widowControl w:val="0"/>
-              <w:autoSpaceDN/>
-              <w:spacing w:line="400" w:lineRule="exact"/>
-              <w:textAlignment w:val="auto"/>
-              <w:rPr>
-                <w:rFonts w:eastAsia="標楷體"/>
-                <w:kern w:val="0"/>
-                <w:szCs w:val="22"/>
-              </w:rPr>
-            </w:pPr>
-            <w:r>
-              <w:rPr>
-                <w:rFonts w:eastAsia="標楷體"/>
-                <w:kern w:val="0"/>
-                <w:szCs w:val="22"/>
-              </w:rPr>
-              <w:t>決賽參加回覆函</w:t>
-            </w:r>
-          </w:p>
-        </w:tc>
-        <w:tc>
-          <w:tcPr>
-            <w:tcW w:w="5398" w:type="dxa"/>
-            <w:tcBorders>
-              <w:top w:val="single" w:color="000000" w:sz="4" w:space="0"/>
-              <w:left w:val="single" w:color="000000" w:sz="4" w:space="0"/>
-              <w:bottom w:val="single" w:color="000000" w:sz="4" w:space="0"/>
-              <w:right w:val="single" w:color="000000" w:sz="4" w:space="0"/>
-            </w:tcBorders>
-            <w:tcMar>
-              <w:top w:w="0" w:type="dxa"/>
-              <w:left w:w="108" w:type="dxa"/>
-              <w:bottom w:w="0" w:type="dxa"/>
-              <w:right w:w="108" w:type="dxa"/>
-            </w:tcMar>
-          </w:tcPr>
-          <w:p>
-            <w:pPr>
-              <w:spacing w:line="400" w:lineRule="exact"/>
-              <w:rPr>
-                <w:rFonts w:eastAsia="標楷體"/>
-                <w:kern w:val="0"/>
-              </w:rPr>
-            </w:pPr>
-            <w:r>
-              <w:rPr>
-                <w:rFonts w:eastAsia="標楷體"/>
-                <w:kern w:val="0"/>
-              </w:rPr>
-              <w:t>114年09月24日(三)前上網填寫告知是否參加決賽</w:t>
-            </w:r>
-          </w:p>
-        </w:tc>
-      </w:tr>
-      <w:tr>
-        <w:tblPrEx>
-          <w:tblLayout w:type="fixed"/>
-          <w:tblCellMar>
-            <w:top w:w="0" w:type="dxa"/>
-            <w:left w:w="10" w:type="dxa"/>
-            <w:bottom w:w="0" w:type="dxa"/>
-            <w:right w:w="10" w:type="dxa"/>
-          </w:tblCellMar>
-        </w:tblPrEx>
-        <w:trPr>
-          <w:trHeight w:val="313" w:hRule="atLeast"/>
-          <w:jc w:val="center"/>
-        </w:trPr>
-        <w:tc>
-          <w:tcPr>
-            <w:tcW w:w="2535" w:type="dxa"/>
-            <w:tcBorders>
-              <w:top w:val="single" w:color="000000" w:sz="4" w:space="0"/>
-              <w:left w:val="single" w:color="000000" w:sz="4" w:space="0"/>
-              <w:bottom w:val="single" w:color="000000" w:sz="4" w:space="0"/>
-              <w:right w:val="single" w:color="000000" w:sz="4" w:space="0"/>
-            </w:tcBorders>
-            <w:tcMar>
-              <w:top w:w="0" w:type="dxa"/>
-              <w:left w:w="108" w:type="dxa"/>
-              <w:bottom w:w="0" w:type="dxa"/>
-              <w:right w:w="108" w:type="dxa"/>
-            </w:tcMar>
-            <w:vAlign w:val="center"/>
-          </w:tcPr>
-          <w:p>
-            <w:pPr>
-              <w:widowControl w:val="0"/>
-              <w:autoSpaceDN/>
-              <w:spacing w:line="400" w:lineRule="exact"/>
-              <w:textAlignment w:val="auto"/>
-              <w:rPr>
-                <w:rFonts w:eastAsia="標楷體"/>
-                <w:kern w:val="0"/>
-                <w:szCs w:val="22"/>
-              </w:rPr>
-            </w:pPr>
-            <w:r>
-              <w:rPr>
-                <w:rFonts w:eastAsia="標楷體"/>
-                <w:kern w:val="0"/>
-                <w:szCs w:val="22"/>
-              </w:rPr>
-              <w:t>決賽日期</w:t>
-            </w:r>
-          </w:p>
-        </w:tc>
-        <w:tc>
-          <w:tcPr>
-            <w:tcW w:w="5398" w:type="dxa"/>
-            <w:tcBorders>
-              <w:top w:val="single" w:color="000000" w:sz="4" w:space="0"/>
-              <w:left w:val="single" w:color="000000" w:sz="4" w:space="0"/>
-              <w:bottom w:val="single" w:color="000000" w:sz="4" w:space="0"/>
-              <w:right w:val="single" w:color="000000" w:sz="4" w:space="0"/>
-            </w:tcBorders>
-            <w:tcMar>
-              <w:top w:w="0" w:type="dxa"/>
-              <w:left w:w="108" w:type="dxa"/>
-              <w:bottom w:w="0" w:type="dxa"/>
-              <w:right w:w="108" w:type="dxa"/>
-            </w:tcMar>
-            <w:vAlign w:val="center"/>
-          </w:tcPr>
-          <w:p>
-            <w:pPr>
-              <w:widowControl w:val="0"/>
-              <w:autoSpaceDN/>
-              <w:spacing w:line="400" w:lineRule="exact"/>
-              <w:textAlignment w:val="auto"/>
-              <w:rPr>
-                <w:rFonts w:eastAsia="標楷體"/>
-                <w:kern w:val="0"/>
-                <w:szCs w:val="22"/>
-              </w:rPr>
-            </w:pPr>
-            <w:r>
-              <w:rPr>
-                <w:rFonts w:eastAsia="標楷體"/>
-                <w:kern w:val="0"/>
-              </w:rPr>
-              <w:t>114年10月23日(四)</w:t>
-            </w:r>
-          </w:p>
-        </w:tc>
-      </w:tr>
-      <w:tr>
-        <w:tblPrEx>
-          <w:tblLayout w:type="fixed"/>
-          <w:tblCellMar>
-            <w:top w:w="0" w:type="dxa"/>
-            <w:left w:w="10" w:type="dxa"/>
-            <w:bottom w:w="0" w:type="dxa"/>
-            <w:right w:w="10" w:type="dxa"/>
-          </w:tblCellMar>
-        </w:tblPrEx>
-        <w:trPr>
-          <w:trHeight w:val="313" w:hRule="atLeast"/>
-          <w:jc w:val="center"/>
-        </w:trPr>
-        <w:tc>
-          <w:tcPr>
-            <w:tcW w:w="2535" w:type="dxa"/>
-            <w:tcBorders>
-              <w:top w:val="single" w:color="000000" w:sz="4" w:space="0"/>
-              <w:left w:val="single" w:color="000000" w:sz="4" w:space="0"/>
-              <w:bottom w:val="single" w:color="000000" w:sz="4" w:space="0"/>
-              <w:right w:val="single" w:color="000000" w:sz="4" w:space="0"/>
-            </w:tcBorders>
-            <w:tcMar>
-              <w:top w:w="0" w:type="dxa"/>
-              <w:left w:w="108" w:type="dxa"/>
-              <w:bottom w:w="0" w:type="dxa"/>
-              <w:right w:w="108" w:type="dxa"/>
-            </w:tcMar>
-            <w:vAlign w:val="center"/>
-          </w:tcPr>
-          <w:p>
-            <w:pPr>
-              <w:widowControl w:val="0"/>
-              <w:autoSpaceDN/>
-              <w:spacing w:line="400" w:lineRule="exact"/>
-              <w:textAlignment w:val="auto"/>
-              <w:rPr>
-                <w:rFonts w:eastAsia="標楷體"/>
-                <w:kern w:val="0"/>
-                <w:szCs w:val="22"/>
-              </w:rPr>
-            </w:pPr>
-            <w:r>
-              <w:rPr>
-                <w:rFonts w:eastAsia="標楷體"/>
-                <w:kern w:val="0"/>
-                <w:szCs w:val="22"/>
-              </w:rPr>
-              <w:t>頒獎典禮</w:t>
-            </w:r>
-          </w:p>
-        </w:tc>
-        <w:tc>
-          <w:tcPr>
-            <w:tcW w:w="5398" w:type="dxa"/>
-            <w:tcBorders>
-              <w:top w:val="single" w:color="000000" w:sz="4" w:space="0"/>
-              <w:left w:val="single" w:color="000000" w:sz="4" w:space="0"/>
-              <w:bottom w:val="single" w:color="000000" w:sz="4" w:space="0"/>
-              <w:right w:val="single" w:color="000000" w:sz="4" w:space="0"/>
-            </w:tcBorders>
-            <w:tcMar>
-              <w:top w:w="0" w:type="dxa"/>
-              <w:left w:w="108" w:type="dxa"/>
-              <w:bottom w:w="0" w:type="dxa"/>
-              <w:right w:w="108" w:type="dxa"/>
-            </w:tcMar>
-            <w:vAlign w:val="center"/>
-          </w:tcPr>
-          <w:p>
-            <w:pPr>
-              <w:widowControl w:val="0"/>
-              <w:autoSpaceDN/>
-              <w:spacing w:line="400" w:lineRule="exact"/>
-              <w:textAlignment w:val="auto"/>
-              <w:rPr>
-                <w:rFonts w:eastAsia="標楷體"/>
-                <w:kern w:val="0"/>
-                <w:szCs w:val="22"/>
-              </w:rPr>
-            </w:pPr>
-            <w:r>
-              <w:rPr>
-                <w:rFonts w:eastAsia="標楷體"/>
-                <w:kern w:val="0"/>
-              </w:rPr>
-              <w:t>114年10月23日(四)</w:t>
-            </w:r>
-          </w:p>
-        </w:tc>
-      </w:tr>
-      <w:bookmarkEnd w:id="5"/>
-    </w:tbl>
-    <w:p>
-      <w:pPr>
-        <w:pStyle w:val="21"/>
-        <w:numPr>
-          <w:ilvl w:val="0"/>
-          <w:numId w:val="1"/>
-        </w:numPr>
-        <w:spacing w:line="400" w:lineRule="exact"/>
-        <w:ind w:left="0" w:firstLine="0"/>
-        <w:contextualSpacing/>
-        <w:rPr>
-          <w:rFonts w:ascii="Times New Roman" w:hAnsi="Times New Roman" w:eastAsia="標楷體"/>
-          <w:kern w:val="0"/>
-        </w:rPr>
-      </w:pPr>
-      <w:r>
-        <w:rPr>
-          <w:rFonts w:ascii="Times New Roman" w:hAnsi="Times New Roman" w:eastAsia="標楷體"/>
-          <w:b/>
-          <w:kern w:val="0"/>
-        </w:rPr>
-        <w:t>獎勵方式：</w:t>
-      </w:r>
-    </w:p>
-    <w:p>
-      <w:pPr>
-        <w:spacing w:line="400" w:lineRule="exact"/>
-        <w:contextualSpacing/>
-        <w:rPr>
-          <w:rFonts w:eastAsia="標楷體"/>
-          <w:kern w:val="0"/>
-        </w:rPr>
-      </w:pPr>
-      <w:r>
-        <w:rPr>
-          <w:rFonts w:eastAsia="標楷體"/>
-          <w:kern w:val="0"/>
-        </w:rPr>
-        <w:t xml:space="preserve">    大專組:</w:t>
-      </w:r>
-    </w:p>
-    <w:p>
-      <w:pPr>
-        <w:numPr>
-          <w:ilvl w:val="0"/>
-          <w:numId w:val="8"/>
-        </w:numPr>
-        <w:spacing w:line="400" w:lineRule="exact"/>
-        <w:ind w:left="1248" w:hanging="284"/>
-        <w:contextualSpacing/>
-        <w:rPr>
-          <w:rFonts w:eastAsia="標楷體"/>
-          <w:kern w:val="0"/>
-        </w:rPr>
-      </w:pPr>
-      <w:r>
-        <w:rPr>
-          <w:rFonts w:eastAsia="標楷體"/>
-          <w:kern w:val="0"/>
-        </w:rPr>
-        <w:t>金牌獎1隊：</w:t>
-      </w:r>
-    </w:p>
-    <w:p>
-      <w:pPr>
-        <w:spacing w:line="400" w:lineRule="exact"/>
-        <w:ind w:left="1248"/>
-        <w:contextualSpacing/>
-        <w:rPr>
-          <w:rFonts w:eastAsia="標楷體"/>
-          <w:kern w:val="0"/>
-        </w:rPr>
-      </w:pPr>
-      <w:r>
-        <w:rPr>
-          <w:rFonts w:eastAsia="標楷體"/>
-          <w:kern w:val="0"/>
-        </w:rPr>
-        <w:t>獎金100,000元，頒發獎牌一面、每人頒發獎狀1張(含參賽學生及指導老師)。</w:t>
-      </w:r>
-    </w:p>
-    <w:p>
-      <w:pPr>
-        <w:numPr>
-          <w:ilvl w:val="0"/>
-          <w:numId w:val="8"/>
-        </w:numPr>
-        <w:spacing w:line="400" w:lineRule="exact"/>
-        <w:ind w:left="1248" w:hanging="284"/>
-        <w:contextualSpacing/>
-        <w:rPr>
-          <w:rFonts w:eastAsia="標楷體"/>
-          <w:kern w:val="0"/>
-        </w:rPr>
-      </w:pPr>
-      <w:r>
-        <w:rPr>
-          <w:rFonts w:eastAsia="標楷體"/>
-          <w:kern w:val="0"/>
-        </w:rPr>
-        <w:t>最佳創意獎2隊，各類各選出1隊：</w:t>
-      </w:r>
-    </w:p>
-    <w:p>
-      <w:pPr>
-        <w:spacing w:line="400" w:lineRule="exact"/>
-        <w:ind w:left="1248"/>
-        <w:contextualSpacing/>
-        <w:rPr>
-          <w:rFonts w:eastAsia="標楷體"/>
-          <w:kern w:val="0"/>
-        </w:rPr>
-      </w:pPr>
-      <w:r>
-        <w:rPr>
-          <w:rFonts w:eastAsia="標楷體"/>
-          <w:kern w:val="0"/>
-        </w:rPr>
-        <w:t>每隊獎金20,000元，頒發獎牌一面、每人頒發獎狀1張(含參賽學生及指導老師)。</w:t>
-      </w:r>
-    </w:p>
-    <w:p>
-      <w:pPr>
-        <w:numPr>
-          <w:ilvl w:val="0"/>
-          <w:numId w:val="8"/>
-        </w:numPr>
-        <w:spacing w:line="400" w:lineRule="exact"/>
-        <w:ind w:left="1248" w:hanging="284"/>
-        <w:contextualSpacing/>
-        <w:rPr>
-          <w:rFonts w:eastAsia="標楷體"/>
-          <w:kern w:val="0"/>
-        </w:rPr>
-      </w:pPr>
-      <w:r>
-        <w:rPr>
-          <w:rFonts w:eastAsia="標楷體"/>
-          <w:kern w:val="0"/>
-        </w:rPr>
-        <w:t>最佳應用獎2隊，各類各選出1隊：</w:t>
-      </w:r>
-    </w:p>
-    <w:p>
-      <w:pPr>
-        <w:spacing w:line="400" w:lineRule="exact"/>
-        <w:ind w:left="1248"/>
-        <w:contextualSpacing/>
-        <w:rPr>
-          <w:rFonts w:eastAsia="標楷體"/>
-          <w:kern w:val="0"/>
-        </w:rPr>
-      </w:pPr>
-      <w:r>
-        <w:rPr>
-          <w:rFonts w:eastAsia="標楷體"/>
-          <w:kern w:val="0"/>
-        </w:rPr>
-        <w:t>每隊獎金20,000元，頒發獎牌一面、每人頒發獎狀1張(含參賽學生及指導老師)。</w:t>
-      </w:r>
-    </w:p>
-    <w:p>
-      <w:pPr>
-        <w:numPr>
-          <w:ilvl w:val="0"/>
-          <w:numId w:val="8"/>
-        </w:numPr>
-        <w:spacing w:line="400" w:lineRule="exact"/>
-        <w:ind w:left="1248" w:hanging="284"/>
-        <w:contextualSpacing/>
-        <w:rPr>
-          <w:rFonts w:eastAsia="標楷體"/>
-          <w:kern w:val="0"/>
-        </w:rPr>
-      </w:pPr>
-      <w:r>
-        <w:rPr>
-          <w:rFonts w:eastAsia="標楷體"/>
-          <w:kern w:val="0"/>
-        </w:rPr>
-        <w:t>最佳潛力獎2隊，各類各選出1隊：</w:t>
-      </w:r>
-    </w:p>
-    <w:p>
-      <w:pPr>
-        <w:spacing w:line="400" w:lineRule="exact"/>
-        <w:ind w:left="1248"/>
-        <w:contextualSpacing/>
-        <w:rPr>
-          <w:rFonts w:eastAsia="標楷體"/>
-          <w:kern w:val="0"/>
-        </w:rPr>
-      </w:pPr>
-      <w:r>
-        <w:rPr>
-          <w:rFonts w:eastAsia="標楷體"/>
-          <w:kern w:val="0"/>
-        </w:rPr>
-        <w:t>每隊獎金20,000元，頒發獎牌一面、每人頒發獎狀1張(含參賽學生及指導老師)。</w:t>
-      </w:r>
-    </w:p>
-    <w:p>
-      <w:pPr>
-        <w:numPr>
-          <w:ilvl w:val="0"/>
-          <w:numId w:val="8"/>
-        </w:numPr>
-        <w:spacing w:line="400" w:lineRule="exact"/>
-        <w:ind w:left="1248" w:hanging="284"/>
-        <w:contextualSpacing/>
-        <w:rPr>
-          <w:rFonts w:eastAsia="標楷體"/>
-          <w:kern w:val="0"/>
-        </w:rPr>
-      </w:pPr>
-      <w:r>
-        <w:rPr>
-          <w:rFonts w:eastAsia="標楷體"/>
-          <w:kern w:val="0"/>
-        </w:rPr>
-        <w:t>佳作獎10隊，各類各選出5隊：</w:t>
-      </w:r>
-    </w:p>
-    <w:p>
-      <w:pPr>
-        <w:spacing w:line="400" w:lineRule="exact"/>
-        <w:ind w:left="1248"/>
-        <w:contextualSpacing/>
-        <w:rPr>
-          <w:rFonts w:eastAsia="標楷體"/>
-          <w:kern w:val="0"/>
-        </w:rPr>
-      </w:pPr>
-      <w:r>
-        <w:rPr>
-          <w:rFonts w:eastAsia="標楷體"/>
-          <w:kern w:val="0"/>
-        </w:rPr>
-        <w:t>每隊獎金3,000元，頒發獎牌一面、每人頒發獎狀1張(含參賽學生及指導老師)。</w:t>
-      </w:r>
-    </w:p>
-    <w:p>
-      <w:pPr>
-        <w:numPr>
-          <w:ilvl w:val="0"/>
-          <w:numId w:val="8"/>
-        </w:numPr>
-        <w:spacing w:line="400" w:lineRule="exact"/>
-        <w:ind w:left="1248" w:hanging="284"/>
-        <w:contextualSpacing/>
-        <w:rPr>
-          <w:rFonts w:eastAsia="標楷體"/>
-          <w:kern w:val="0"/>
-        </w:rPr>
-      </w:pPr>
-      <w:r>
-        <w:rPr>
-          <w:rFonts w:eastAsia="標楷體"/>
-          <w:kern w:val="0"/>
-        </w:rPr>
-        <w:t>入圍獎：</w:t>
-      </w:r>
-    </w:p>
-    <w:p>
-      <w:pPr>
-        <w:spacing w:line="400" w:lineRule="exact"/>
-        <w:ind w:left="1248"/>
-        <w:contextualSpacing/>
-        <w:rPr>
-          <w:rFonts w:eastAsia="標楷體"/>
-          <w:kern w:val="0"/>
-        </w:rPr>
-      </w:pPr>
-      <w:r>
-        <w:rPr>
-          <w:rFonts w:eastAsia="標楷體"/>
-          <w:kern w:val="0"/>
-        </w:rPr>
-        <w:t>每人頒發獎狀1張(含參賽學生及指導老師)。</w:t>
-      </w:r>
-    </w:p>
-    <w:p>
-      <w:pPr>
-        <w:pStyle w:val="21"/>
-        <w:numPr>
-          <w:ilvl w:val="0"/>
-          <w:numId w:val="1"/>
-        </w:numPr>
-        <w:spacing w:line="400" w:lineRule="exact"/>
-        <w:ind w:left="482" w:hanging="482"/>
-        <w:rPr>
-          <w:rFonts w:ascii="Times New Roman" w:hAnsi="Times New Roman" w:eastAsia="標楷體"/>
-          <w:b/>
-          <w:kern w:val="0"/>
-        </w:rPr>
-      </w:pPr>
-      <w:r>
-        <w:rPr>
-          <w:rFonts w:ascii="Times New Roman" w:hAnsi="Times New Roman" w:eastAsia="標楷體"/>
-          <w:b/>
-          <w:kern w:val="0"/>
-        </w:rPr>
-        <w:t>競賽資訊：</w:t>
-      </w:r>
-    </w:p>
-    <w:p>
-      <w:pPr>
-        <w:pStyle w:val="21"/>
-        <w:numPr>
-          <w:ilvl w:val="0"/>
-          <w:numId w:val="9"/>
-        </w:numPr>
-        <w:spacing w:line="400" w:lineRule="exact"/>
-        <w:ind w:left="964" w:hanging="482"/>
-        <w:rPr>
-          <w:rFonts w:ascii="Times New Roman" w:hAnsi="Times New Roman" w:eastAsia="標楷體"/>
-          <w:kern w:val="0"/>
-        </w:rPr>
-      </w:pPr>
-      <w:r>
-        <w:rPr>
-          <w:rFonts w:ascii="Times New Roman" w:hAnsi="Times New Roman" w:eastAsia="標楷體"/>
-          <w:kern w:val="0"/>
-        </w:rPr>
-        <w:t>指導單位：教育部、科技部南部科學工業園區管理局</w:t>
-      </w:r>
-    </w:p>
-    <w:p>
-      <w:pPr>
-        <w:pStyle w:val="21"/>
-        <w:numPr>
-          <w:ilvl w:val="0"/>
-          <w:numId w:val="9"/>
-        </w:numPr>
-        <w:spacing w:line="400" w:lineRule="exact"/>
-        <w:ind w:left="964" w:hanging="482"/>
-        <w:rPr>
-          <w:rFonts w:ascii="Times New Roman" w:hAnsi="Times New Roman" w:eastAsia="標楷體"/>
-          <w:kern w:val="0"/>
-        </w:rPr>
-      </w:pPr>
-      <w:r>
-        <w:rPr>
-          <w:rFonts w:ascii="Times New Roman" w:hAnsi="Times New Roman" w:eastAsia="標楷體"/>
-          <w:kern w:val="0"/>
-        </w:rPr>
-        <w:t>主辦單位：萬潤科技股份有限公司</w:t>
-      </w:r>
-    </w:p>
-    <w:p>
-      <w:pPr>
-        <w:pStyle w:val="21"/>
-        <w:numPr>
-          <w:ilvl w:val="0"/>
-          <w:numId w:val="9"/>
-        </w:numPr>
-        <w:spacing w:line="400" w:lineRule="exact"/>
-        <w:ind w:left="964" w:hanging="482"/>
-        <w:rPr>
-          <w:rFonts w:ascii="Times New Roman" w:hAnsi="Times New Roman" w:eastAsia="標楷體"/>
-          <w:kern w:val="0"/>
-        </w:rPr>
-      </w:pPr>
-      <w:r>
-        <w:rPr>
-          <w:rFonts w:ascii="Times New Roman" w:hAnsi="Times New Roman" w:eastAsia="標楷體"/>
-          <w:kern w:val="0"/>
-        </w:rPr>
-        <w:t>承辦單位：崑山科技大學工程學院、創新創業育成中心、</w:t>
-      </w:r>
-      <w:r>
-        <w:rPr>
-          <w:rFonts w:hint="eastAsia" w:ascii="Times New Roman" w:hAnsi="Times New Roman" w:eastAsia="標楷體"/>
-          <w:kern w:val="0"/>
-        </w:rPr>
-        <w:t>潔淨能源</w:t>
-      </w:r>
-      <w:r>
-        <w:rPr>
-          <w:rFonts w:ascii="Times New Roman" w:hAnsi="Times New Roman" w:eastAsia="標楷體"/>
-          <w:kern w:val="0"/>
-        </w:rPr>
-        <w:t>中心</w:t>
-      </w:r>
-    </w:p>
-    <w:p>
-      <w:pPr>
-        <w:pStyle w:val="21"/>
-        <w:numPr>
-          <w:ilvl w:val="0"/>
-          <w:numId w:val="9"/>
-        </w:numPr>
-        <w:spacing w:line="400" w:lineRule="exact"/>
-        <w:ind w:left="964" w:hanging="482"/>
-        <w:rPr>
-          <w:rFonts w:ascii="Times New Roman" w:hAnsi="Times New Roman" w:eastAsia="標楷體"/>
-          <w:kern w:val="0"/>
-        </w:rPr>
-      </w:pPr>
-      <w:r>
-        <w:rPr>
-          <w:rFonts w:ascii="Times New Roman" w:hAnsi="Times New Roman" w:eastAsia="標楷體"/>
-          <w:kern w:val="0"/>
-        </w:rPr>
-        <w:t>協辦單位：財團法人麗偉基金會、中國機械工程學會高雄市分會</w:t>
-      </w:r>
-    </w:p>
-    <w:p>
-      <w:pPr>
-        <w:pStyle w:val="21"/>
-        <w:numPr>
-          <w:ilvl w:val="0"/>
-          <w:numId w:val="9"/>
-        </w:numPr>
-        <w:spacing w:line="400" w:lineRule="exact"/>
-        <w:ind w:left="964" w:hanging="482"/>
-        <w:rPr>
-          <w:rFonts w:ascii="Times New Roman" w:hAnsi="Times New Roman" w:eastAsia="標楷體"/>
-          <w:kern w:val="0"/>
-        </w:rPr>
-      </w:pPr>
-      <w:r>
-        <w:rPr>
-          <w:rFonts w:ascii="Times New Roman" w:hAnsi="Times New Roman" w:eastAsia="標楷體"/>
-          <w:kern w:val="0"/>
-        </w:rPr>
-        <w:t>贊助單位：萬潤科技股份有限公司、財團法人真善美教育基金會、</w:t>
-      </w:r>
-      <w:r>
-        <w:rPr>
-          <w:rFonts w:ascii="Times New Roman" w:hAnsi="Times New Roman" w:eastAsia="標楷體"/>
-          <w:kern w:val="0"/>
-        </w:rPr>
-        <w:br w:type="textWrapping"/>
-      </w:r>
-      <w:r>
-        <w:rPr>
-          <w:rFonts w:ascii="Times New Roman" w:hAnsi="Times New Roman" w:eastAsia="標楷體"/>
-          <w:kern w:val="0"/>
-        </w:rPr>
-        <w:t>財團法人沈水德翁文教基金會、財團法人崑山科技大學校友教育基金會</w:t>
-      </w:r>
-    </w:p>
-    <w:p>
-      <w:pPr>
-        <w:pStyle w:val="21"/>
-        <w:numPr>
-          <w:ilvl w:val="0"/>
-          <w:numId w:val="9"/>
-        </w:numPr>
-        <w:spacing w:line="400" w:lineRule="exact"/>
-        <w:ind w:left="964" w:hanging="482"/>
-        <w:rPr>
-          <w:rFonts w:ascii="Times New Roman" w:hAnsi="Times New Roman" w:eastAsia="標楷體"/>
-          <w:kern w:val="0"/>
-        </w:rPr>
-      </w:pPr>
-      <w:r>
-        <w:rPr>
-          <w:rFonts w:ascii="Times New Roman" w:hAnsi="Times New Roman" w:eastAsia="標楷體"/>
-          <w:kern w:val="0"/>
-        </w:rPr>
-        <w:t>聯絡方式：</w:t>
-      </w:r>
-    </w:p>
-    <w:p>
-      <w:pPr>
-        <w:pStyle w:val="21"/>
-        <w:numPr>
-          <w:ilvl w:val="0"/>
-          <w:numId w:val="10"/>
-        </w:numPr>
-        <w:spacing w:line="400" w:lineRule="exact"/>
-        <w:ind w:left="1244" w:leftChars="400" w:hanging="284"/>
-        <w:rPr>
-          <w:rFonts w:ascii="Times New Roman" w:hAnsi="Times New Roman" w:eastAsia="標楷體"/>
-          <w:kern w:val="0"/>
-          <w:szCs w:val="24"/>
-        </w:rPr>
-      </w:pPr>
-      <w:bookmarkStart w:id="6" w:name="_Hlk196384774"/>
-      <w:r>
-        <w:rPr>
-          <w:rFonts w:ascii="Times New Roman" w:hAnsi="Times New Roman" w:eastAsia="標楷體"/>
-          <w:kern w:val="0"/>
-        </w:rPr>
-        <w:t>聯絡人：陳</w:t>
-      </w:r>
-      <w:r>
-        <w:rPr>
-          <w:rFonts w:hint="eastAsia" w:ascii="Times New Roman" w:hAnsi="Times New Roman" w:eastAsia="標楷體"/>
-          <w:kern w:val="0"/>
-        </w:rPr>
-        <w:t>柏維先生</w:t>
-      </w:r>
-    </w:p>
-    <w:p>
-      <w:pPr>
-        <w:pStyle w:val="21"/>
-        <w:numPr>
-          <w:ilvl w:val="0"/>
-          <w:numId w:val="10"/>
-        </w:numPr>
-        <w:spacing w:line="400" w:lineRule="exact"/>
-        <w:ind w:left="1244" w:leftChars="400" w:hanging="284"/>
-        <w:rPr>
-          <w:rFonts w:ascii="Times New Roman" w:hAnsi="Times New Roman" w:eastAsia="標楷體"/>
-          <w:kern w:val="0"/>
-        </w:rPr>
-      </w:pPr>
-      <w:r>
-        <w:rPr>
-          <w:rFonts w:ascii="Times New Roman" w:hAnsi="Times New Roman" w:eastAsia="標楷體"/>
-          <w:kern w:val="0"/>
-        </w:rPr>
-        <w:t>E-mail：</w:t>
-      </w:r>
-      <w:r>
-        <w:rPr>
-          <w:rFonts w:ascii="Times New Roman" w:hAnsi="Times New Roman" w:eastAsia="標楷體"/>
-          <w:kern w:val="0"/>
-          <w:u w:val="single"/>
-        </w:rPr>
-        <w:t>gtcksu2@gmail.com</w:t>
-      </w:r>
-    </w:p>
-    <w:p>
-      <w:pPr>
-        <w:pStyle w:val="21"/>
-        <w:numPr>
-          <w:ilvl w:val="0"/>
-          <w:numId w:val="10"/>
-        </w:numPr>
-        <w:spacing w:line="400" w:lineRule="exact"/>
-        <w:ind w:left="1244" w:leftChars="400" w:hanging="284"/>
-        <w:rPr>
-          <w:rFonts w:ascii="Times New Roman" w:hAnsi="Times New Roman" w:eastAsia="標楷體"/>
-          <w:kern w:val="0"/>
-        </w:rPr>
-      </w:pPr>
-      <w:r>
-        <w:rPr>
-          <w:rFonts w:ascii="Times New Roman" w:hAnsi="Times New Roman" w:eastAsia="標楷體"/>
-          <w:kern w:val="0"/>
-        </w:rPr>
-        <w:t>聯絡電話：(06)</w:t>
-      </w:r>
-      <w:r>
-        <w:rPr>
-          <w:rFonts w:hint="eastAsia" w:ascii="Times New Roman" w:hAnsi="Times New Roman" w:eastAsia="標楷體"/>
-          <w:kern w:val="0"/>
-        </w:rPr>
-        <w:t>2</w:t>
-      </w:r>
-      <w:r>
-        <w:rPr>
-          <w:rFonts w:ascii="Times New Roman" w:hAnsi="Times New Roman" w:eastAsia="標楷體"/>
-          <w:kern w:val="0"/>
-        </w:rPr>
-        <w:t>72-7175#540</w:t>
-      </w:r>
-    </w:p>
-    <w:p>
-      <w:pPr>
-        <w:pStyle w:val="21"/>
-        <w:numPr>
-          <w:ilvl w:val="0"/>
-          <w:numId w:val="10"/>
-        </w:numPr>
-        <w:spacing w:line="400" w:lineRule="exact"/>
-        <w:ind w:left="1244" w:leftChars="400" w:hanging="284"/>
-        <w:rPr>
-          <w:rStyle w:val="13"/>
-          <w:rFonts w:ascii="Times New Roman" w:hAnsi="Times New Roman" w:eastAsia="標楷體" w:cs="Times New Roman"/>
-          <w:color w:val="auto"/>
-          <w:kern w:val="0"/>
-          <w:sz w:val="24"/>
-          <w:szCs w:val="24"/>
-        </w:rPr>
-      </w:pPr>
-      <w:r>
-        <w:rPr>
-          <w:rFonts w:ascii="Times New Roman" w:hAnsi="Times New Roman" w:eastAsia="標楷體"/>
-          <w:kern w:val="0"/>
-        </w:rPr>
-        <w:t>大專組競賽網頁：</w:t>
-      </w:r>
-      <w:r>
-        <w:rPr>
-          <w:rStyle w:val="13"/>
-          <w:rFonts w:ascii="Times New Roman" w:hAnsi="Times New Roman" w:eastAsia="標楷體" w:cs="Times New Roman"/>
-          <w:color w:val="1155CC"/>
-          <w:kern w:val="0"/>
-          <w:sz w:val="24"/>
-          <w:shd w:val="clear" w:color="auto" w:fill="FFFFFF"/>
-        </w:rPr>
-        <w:t>https://pse.im/7qg5ce</w:t>
-      </w:r>
-    </w:p>
-    <w:p>
-      <w:pPr>
-        <w:pStyle w:val="21"/>
-        <w:numPr>
-          <w:ilvl w:val="0"/>
-          <w:numId w:val="10"/>
-        </w:numPr>
-        <w:spacing w:line="400" w:lineRule="exact"/>
-        <w:ind w:left="1244" w:leftChars="400" w:hanging="284"/>
-        <w:rPr>
-          <w:rStyle w:val="13"/>
-          <w:rFonts w:ascii="Times New Roman" w:hAnsi="Times New Roman" w:eastAsia="標楷體" w:cs="Times New Roman"/>
-          <w:color w:val="auto"/>
-          <w:kern w:val="0"/>
-          <w:sz w:val="24"/>
-          <w:szCs w:val="24"/>
-        </w:rPr>
-      </w:pPr>
-      <w:bookmarkStart w:id="7" w:name="_Hlk105511519"/>
-      <w:r>
-        <w:rPr>
-          <w:rFonts w:ascii="Times New Roman" w:hAnsi="Times New Roman" w:eastAsia="標楷體"/>
-          <w:kern w:val="0"/>
-        </w:rPr>
-        <w:t>大專</w:t>
-      </w:r>
-      <w:r>
-        <w:rPr>
-          <w:rStyle w:val="13"/>
-          <w:rFonts w:ascii="Times New Roman" w:hAnsi="Times New Roman" w:eastAsia="標楷體" w:cs="Times New Roman"/>
-          <w:color w:val="auto"/>
-          <w:kern w:val="0"/>
-          <w:sz w:val="24"/>
-          <w:szCs w:val="24"/>
-        </w:rPr>
-        <w:t>組網路報名連結：</w:t>
-      </w:r>
-      <w:bookmarkEnd w:id="7"/>
-      <w:r>
-        <w:rPr>
-          <w:rFonts w:ascii="Times New Roman" w:hAnsi="Times New Roman" w:eastAsia="標楷體"/>
-          <w:color w:val="1155CC"/>
-          <w:kern w:val="0"/>
-          <w:shd w:val="clear" w:color="auto" w:fill="FFFFFF"/>
-        </w:rPr>
-        <w:t>https://reurl.cc/xNrY1N</w:t>
-      </w:r>
-      <w:r>
-        <w:rPr>
-          <w:rStyle w:val="13"/>
-          <w:rFonts w:ascii="Times New Roman" w:hAnsi="Times New Roman" w:eastAsia="標楷體" w:cs="Times New Roman"/>
-          <w:color w:val="auto"/>
-          <w:kern w:val="0"/>
-          <w:sz w:val="24"/>
-          <w:szCs w:val="24"/>
-        </w:rPr>
-        <w:t xml:space="preserve"> </w:t>
-      </w:r>
-    </w:p>
-    <w:bookmarkEnd w:id="6"/>
-    <w:p>
-      <w:pPr>
-        <w:spacing w:line="400" w:lineRule="exact"/>
-        <w:rPr>
-          <w:rFonts w:eastAsia="標楷體"/>
-          <w:kern w:val="0"/>
-        </w:rPr>
-        <w:sectPr>
-          <w:headerReference r:id="rId3" w:type="default"/>
-          <w:footerReference r:id="rId4" w:type="default"/>
-          <w:pgSz w:w="11906" w:h="16838"/>
-          <w:pgMar w:top="720" w:right="851" w:bottom="720" w:left="851" w:header="851" w:footer="851" w:gutter="0"/>
-          <w:cols w:space="720" w:num="1"/>
-          <w:docGrid w:type="linesAndChars" w:linePitch="398" w:charSpace="0"/>
-        </w:sectPr>
-      </w:pPr>
-    </w:p>
     <w:p>
       <w:pPr>
         <w:spacing w:before="108" w:after="108"/>
@@ -5091,15 +2779,8 @@
           <w:kern w:val="0"/>
         </w:rPr>
       </w:pPr>
-      <w:r>
-        <w:rPr>
-          <w:rFonts w:eastAsia="標楷體"/>
-          <w:b/>
-          <w:color w:val="FF0000"/>
-          <w:kern w:val="0"/>
-        </w:rPr>
-        <w:t>說明：*請確實填寫基本資料，將以此資料作為聯繫與製作證書等依據。</w:t>
-      </w:r>
+      <w:bookmarkStart w:id="2" w:name="_GoBack"/>
+      <w:bookmarkEnd w:id="2"/>
     </w:p>
     <w:p>
       <w:pPr>
@@ -5845,640 +3526,6 @@
           <w:rFonts w:eastAsia="標楷體"/>
         </w:rPr>
         <w:t>附件二：跨校院系組隊成員說明</w:t>
-      </w:r>
-    </w:p>
-    <w:p>
-      <w:pPr>
-        <w:jc w:val="center"/>
-        <w:rPr>
-          <w:rFonts w:eastAsia="標楷體"/>
-        </w:rPr>
-      </w:pPr>
-      <w:r>
-        <w:rPr>
-          <w:rFonts w:eastAsia="標楷體"/>
-          <w:b/>
-          <w:szCs w:val="36"/>
-        </w:rPr>
-        <w:t>萬潤2025創新創意競賽(大專組)</w:t>
-      </w:r>
-    </w:p>
-    <w:p>
-      <w:pPr>
-        <w:jc w:val="center"/>
-        <w:rPr>
-          <w:rFonts w:eastAsia="標楷體"/>
-        </w:rPr>
-      </w:pPr>
-      <w:r>
-        <w:rPr>
-          <w:rFonts w:eastAsia="標楷體"/>
-          <w:b/>
-          <w:szCs w:val="32"/>
-          <w:u w:val="single"/>
-        </w:rPr>
-        <w:t>跨校院系組隊成員說明</w:t>
-      </w:r>
-    </w:p>
-    <w:tbl>
-      <w:tblPr>
-        <w:tblStyle w:val="16"/>
-        <w:tblW w:w="10201" w:type="dxa"/>
-        <w:tblInd w:w="0" w:type="dxa"/>
-        <w:tblLayout w:type="fixed"/>
-        <w:tblCellMar>
-          <w:top w:w="0" w:type="dxa"/>
-          <w:left w:w="10" w:type="dxa"/>
-          <w:bottom w:w="0" w:type="dxa"/>
-          <w:right w:w="10" w:type="dxa"/>
-        </w:tblCellMar>
-      </w:tblPr>
-      <w:tblGrid>
-        <w:gridCol w:w="1872"/>
-        <w:gridCol w:w="8329"/>
-      </w:tblGrid>
-      <w:tr>
-        <w:tblPrEx>
-          <w:tblLayout w:type="fixed"/>
-          <w:tblCellMar>
-            <w:top w:w="0" w:type="dxa"/>
-            <w:left w:w="10" w:type="dxa"/>
-            <w:bottom w:w="0" w:type="dxa"/>
-            <w:right w:w="10" w:type="dxa"/>
-          </w:tblCellMar>
-        </w:tblPrEx>
-        <w:tc>
-          <w:tcPr>
-            <w:tcW w:w="1872" w:type="dxa"/>
-            <w:tcBorders>
-              <w:top w:val="single" w:color="000000" w:sz="4" w:space="0"/>
-              <w:left w:val="single" w:color="000000" w:sz="4" w:space="0"/>
-              <w:bottom w:val="single" w:color="000000" w:sz="4" w:space="0"/>
-              <w:right w:val="single" w:color="000000" w:sz="4" w:space="0"/>
-            </w:tcBorders>
-            <w:tcMar>
-              <w:top w:w="0" w:type="dxa"/>
-              <w:left w:w="108" w:type="dxa"/>
-              <w:bottom w:w="0" w:type="dxa"/>
-              <w:right w:w="108" w:type="dxa"/>
-            </w:tcMar>
-            <w:vAlign w:val="center"/>
-          </w:tcPr>
-          <w:p>
-            <w:pPr>
-              <w:jc w:val="center"/>
-              <w:rPr>
-                <w:rFonts w:eastAsia="標楷體"/>
-              </w:rPr>
-            </w:pPr>
-            <w:r>
-              <w:rPr>
-                <w:rFonts w:eastAsia="標楷體"/>
-              </w:rPr>
-              <w:t>作品名稱</w:t>
-            </w:r>
-          </w:p>
-        </w:tc>
-        <w:tc>
-          <w:tcPr>
-            <w:tcW w:w="8329" w:type="dxa"/>
-            <w:tcBorders>
-              <w:top w:val="single" w:color="000000" w:sz="4" w:space="0"/>
-              <w:left w:val="single" w:color="000000" w:sz="4" w:space="0"/>
-              <w:bottom w:val="single" w:color="000000" w:sz="4" w:space="0"/>
-              <w:right w:val="single" w:color="000000" w:sz="4" w:space="0"/>
-            </w:tcBorders>
-            <w:tcMar>
-              <w:top w:w="0" w:type="dxa"/>
-              <w:left w:w="108" w:type="dxa"/>
-              <w:bottom w:w="0" w:type="dxa"/>
-              <w:right w:w="108" w:type="dxa"/>
-            </w:tcMar>
-          </w:tcPr>
-          <w:p>
-            <w:pPr>
-              <w:rPr>
-                <w:rFonts w:hint="eastAsia" w:eastAsia="標楷體"/>
-                <w:kern w:val="0"/>
-              </w:rPr>
-            </w:pPr>
-          </w:p>
-          <w:p>
-            <w:pPr>
-              <w:rPr>
-                <w:rFonts w:eastAsia="標楷體"/>
-              </w:rPr>
-            </w:pPr>
-            <w:r>
-              <w:rPr>
-                <w:rFonts w:hint="eastAsia" w:eastAsia="標楷體"/>
-                <w:kern w:val="0"/>
-              </w:rPr>
-              <w:t>怪怪走開護您安全</w:t>
-            </w:r>
-          </w:p>
-          <w:p>
-            <w:pPr>
-              <w:rPr>
-                <w:rFonts w:eastAsia="標楷體"/>
-              </w:rPr>
-            </w:pPr>
-          </w:p>
-        </w:tc>
-      </w:tr>
-      <w:tr>
-        <w:tblPrEx>
-          <w:tblLayout w:type="fixed"/>
-          <w:tblCellMar>
-            <w:top w:w="0" w:type="dxa"/>
-            <w:left w:w="10" w:type="dxa"/>
-            <w:bottom w:w="0" w:type="dxa"/>
-            <w:right w:w="10" w:type="dxa"/>
-          </w:tblCellMar>
-        </w:tblPrEx>
-        <w:tc>
-          <w:tcPr>
-            <w:tcW w:w="1872" w:type="dxa"/>
-            <w:tcBorders>
-              <w:top w:val="single" w:color="000000" w:sz="4" w:space="0"/>
-              <w:left w:val="single" w:color="000000" w:sz="4" w:space="0"/>
-              <w:bottom w:val="single" w:color="000000" w:sz="4" w:space="0"/>
-              <w:right w:val="single" w:color="000000" w:sz="4" w:space="0"/>
-            </w:tcBorders>
-            <w:tcMar>
-              <w:top w:w="0" w:type="dxa"/>
-              <w:left w:w="108" w:type="dxa"/>
-              <w:bottom w:w="0" w:type="dxa"/>
-              <w:right w:w="108" w:type="dxa"/>
-            </w:tcMar>
-            <w:vAlign w:val="center"/>
-          </w:tcPr>
-          <w:p>
-            <w:pPr>
-              <w:jc w:val="center"/>
-              <w:rPr>
-                <w:rFonts w:eastAsia="標楷體"/>
-              </w:rPr>
-            </w:pPr>
-            <w:r>
-              <w:rPr>
-                <w:rFonts w:eastAsia="標楷體"/>
-              </w:rPr>
-              <w:t>組隊成員專長</w:t>
-            </w:r>
-            <w:r>
-              <w:rPr>
-                <w:rFonts w:eastAsia="標楷體"/>
-              </w:rPr>
-              <w:br w:type="textWrapping"/>
-            </w:r>
-            <w:r>
-              <w:rPr>
-                <w:rFonts w:eastAsia="標楷體"/>
-              </w:rPr>
-              <w:t>及對本作品的</w:t>
-            </w:r>
-            <w:r>
-              <w:rPr>
-                <w:rFonts w:eastAsia="標楷體"/>
-              </w:rPr>
-              <w:br w:type="textWrapping"/>
-            </w:r>
-            <w:r>
-              <w:rPr>
-                <w:rFonts w:eastAsia="標楷體"/>
-              </w:rPr>
-              <w:t>助益說明</w:t>
-            </w:r>
-          </w:p>
-        </w:tc>
-        <w:tc>
-          <w:tcPr>
-            <w:tcW w:w="8329" w:type="dxa"/>
-            <w:tcBorders>
-              <w:top w:val="single" w:color="000000" w:sz="4" w:space="0"/>
-              <w:left w:val="single" w:color="000000" w:sz="4" w:space="0"/>
-              <w:bottom w:val="single" w:color="000000" w:sz="4" w:space="0"/>
-              <w:right w:val="single" w:color="000000" w:sz="4" w:space="0"/>
-            </w:tcBorders>
-            <w:tcMar>
-              <w:top w:w="0" w:type="dxa"/>
-              <w:left w:w="108" w:type="dxa"/>
-              <w:bottom w:w="0" w:type="dxa"/>
-              <w:right w:w="108" w:type="dxa"/>
-            </w:tcMar>
-          </w:tcPr>
-          <w:p>
-            <w:pPr>
-              <w:rPr>
-                <w:rFonts w:eastAsia="標楷體"/>
-              </w:rPr>
-            </w:pPr>
-          </w:p>
-          <w:p>
-            <w:pPr>
-              <w:rPr>
-                <w:rFonts w:eastAsia="標楷體"/>
-              </w:rPr>
-            </w:pPr>
-          </w:p>
-          <w:p>
-            <w:pPr>
-              <w:rPr>
-                <w:rFonts w:eastAsia="標楷體"/>
-              </w:rPr>
-            </w:pPr>
-          </w:p>
-          <w:p>
-            <w:pPr>
-              <w:rPr>
-                <w:rFonts w:eastAsia="標楷體"/>
-              </w:rPr>
-            </w:pPr>
-          </w:p>
-          <w:p>
-            <w:pPr>
-              <w:rPr>
-                <w:rFonts w:eastAsia="標楷體"/>
-              </w:rPr>
-            </w:pPr>
-          </w:p>
-          <w:p>
-            <w:pPr>
-              <w:rPr>
-                <w:rFonts w:eastAsia="標楷體"/>
-              </w:rPr>
-            </w:pPr>
-            <w:bookmarkStart w:id="10" w:name="_GoBack"/>
-            <w:bookmarkEnd w:id="10"/>
-          </w:p>
-          <w:p>
-            <w:pPr>
-              <w:rPr>
-                <w:rFonts w:eastAsia="標楷體"/>
-              </w:rPr>
-            </w:pPr>
-          </w:p>
-          <w:p>
-            <w:pPr>
-              <w:rPr>
-                <w:rFonts w:eastAsia="標楷體"/>
-              </w:rPr>
-            </w:pPr>
-          </w:p>
-          <w:p>
-            <w:pPr>
-              <w:rPr>
-                <w:rFonts w:eastAsia="標楷體"/>
-              </w:rPr>
-            </w:pPr>
-          </w:p>
-          <w:p>
-            <w:pPr>
-              <w:rPr>
-                <w:rFonts w:eastAsia="標楷體"/>
-              </w:rPr>
-            </w:pPr>
-          </w:p>
-        </w:tc>
-      </w:tr>
-      <w:tr>
-        <w:tblPrEx>
-          <w:tblLayout w:type="fixed"/>
-          <w:tblCellMar>
-            <w:top w:w="0" w:type="dxa"/>
-            <w:left w:w="10" w:type="dxa"/>
-            <w:bottom w:w="0" w:type="dxa"/>
-            <w:right w:w="10" w:type="dxa"/>
-          </w:tblCellMar>
-        </w:tblPrEx>
-        <w:trPr>
-          <w:trHeight w:val="561" w:hRule="atLeast"/>
-        </w:trPr>
-        <w:tc>
-          <w:tcPr>
-            <w:tcW w:w="1872" w:type="dxa"/>
-            <w:tcBorders>
-              <w:top w:val="single" w:color="000000" w:sz="4" w:space="0"/>
-              <w:left w:val="single" w:color="000000" w:sz="4" w:space="0"/>
-              <w:bottom w:val="single" w:color="000000" w:sz="4" w:space="0"/>
-              <w:right w:val="single" w:color="000000" w:sz="4" w:space="0"/>
-            </w:tcBorders>
-            <w:tcMar>
-              <w:top w:w="0" w:type="dxa"/>
-              <w:left w:w="108" w:type="dxa"/>
-              <w:bottom w:w="0" w:type="dxa"/>
-              <w:right w:w="108" w:type="dxa"/>
-            </w:tcMar>
-            <w:vAlign w:val="center"/>
-          </w:tcPr>
-          <w:p>
-            <w:pPr>
-              <w:jc w:val="center"/>
-              <w:rPr>
-                <w:rFonts w:eastAsia="標楷體"/>
-              </w:rPr>
-            </w:pPr>
-            <w:r>
-              <w:rPr>
-                <w:rFonts w:eastAsia="標楷體"/>
-              </w:rPr>
-              <w:t>合作契機說明</w:t>
-            </w:r>
-          </w:p>
-        </w:tc>
-        <w:tc>
-          <w:tcPr>
-            <w:tcW w:w="8329" w:type="dxa"/>
-            <w:tcBorders>
-              <w:top w:val="single" w:color="000000" w:sz="4" w:space="0"/>
-              <w:left w:val="single" w:color="000000" w:sz="4" w:space="0"/>
-              <w:bottom w:val="single" w:color="000000" w:sz="4" w:space="0"/>
-              <w:right w:val="single" w:color="000000" w:sz="4" w:space="0"/>
-            </w:tcBorders>
-            <w:tcMar>
-              <w:top w:w="0" w:type="dxa"/>
-              <w:left w:w="108" w:type="dxa"/>
-              <w:bottom w:w="0" w:type="dxa"/>
-              <w:right w:w="108" w:type="dxa"/>
-            </w:tcMar>
-          </w:tcPr>
-          <w:p>
-            <w:pPr>
-              <w:jc w:val="left"/>
-              <w:rPr>
-                <w:rFonts w:eastAsia="標楷體"/>
-              </w:rPr>
-            </w:pPr>
-          </w:p>
-          <w:p>
-            <w:pPr>
-              <w:jc w:val="left"/>
-              <w:rPr>
-                <w:rFonts w:eastAsia="標楷體"/>
-              </w:rPr>
-            </w:pPr>
-            <w:r>
-              <w:rPr>
-                <w:rFonts w:eastAsia="標楷體"/>
-              </w:rPr>
-              <w:t>本團隊成員因共同關注「個人安全與防騷擾」議題而聚集。</w:t>
-            </w:r>
-            <w:r>
-              <w:rPr>
-                <w:rFonts w:eastAsia="標楷體"/>
-              </w:rPr>
-              <w:br w:type="textWrapping"/>
-            </w:r>
-            <w:r>
-              <w:rPr>
-                <w:rFonts w:eastAsia="標楷體"/>
-              </w:rPr>
-              <w:t>有成員曾遭遇騷擾事件，親身經歷讓我們更了解受害者的無助感與社會現有資源的不足。</w:t>
-            </w:r>
-            <w:r>
-              <w:rPr>
-                <w:rFonts w:eastAsia="標楷體"/>
-              </w:rPr>
-              <w:br w:type="textWrapping"/>
-            </w:r>
-            <w:r>
-              <w:rPr>
-                <w:rFonts w:eastAsia="標楷體"/>
-              </w:rPr>
-              <w:t>彼此分享經驗後，發現都希望能藉由科技改善安全防護，因此決定結合各自的專長（程式設計、資料分析、UI/UX 規劃、社會議題研究），共同開發一套能真正幫助使用者的系統。</w:t>
-            </w:r>
-            <w:r>
-              <w:rPr>
-                <w:rFonts w:eastAsia="標楷體"/>
-              </w:rPr>
-              <w:br w:type="textWrapping"/>
-            </w:r>
-            <w:r>
-              <w:rPr>
-                <w:rFonts w:eastAsia="標楷體"/>
-              </w:rPr>
-              <w:t>此專案也讓團隊成員有機會在合作中培養默契，提升專業能力，並共同實踐「用科技改善生活」的初衷。</w:t>
-            </w:r>
-          </w:p>
-          <w:p>
-            <w:pPr>
-              <w:jc w:val="left"/>
-              <w:rPr>
-                <w:rFonts w:eastAsia="標楷體"/>
-              </w:rPr>
-            </w:pPr>
-          </w:p>
-        </w:tc>
-      </w:tr>
-      <w:tr>
-        <w:tblPrEx>
-          <w:tblLayout w:type="fixed"/>
-          <w:tblCellMar>
-            <w:top w:w="0" w:type="dxa"/>
-            <w:left w:w="10" w:type="dxa"/>
-            <w:bottom w:w="0" w:type="dxa"/>
-            <w:right w:w="10" w:type="dxa"/>
-          </w:tblCellMar>
-        </w:tblPrEx>
-        <w:trPr>
-          <w:trHeight w:val="2150" w:hRule="atLeast"/>
-        </w:trPr>
-        <w:tc>
-          <w:tcPr>
-            <w:tcW w:w="1872" w:type="dxa"/>
-            <w:tcBorders>
-              <w:top w:val="single" w:color="000000" w:sz="4" w:space="0"/>
-              <w:left w:val="single" w:color="000000" w:sz="4" w:space="0"/>
-              <w:bottom w:val="single" w:color="000000" w:sz="4" w:space="0"/>
-              <w:right w:val="single" w:color="000000" w:sz="4" w:space="0"/>
-            </w:tcBorders>
-            <w:tcMar>
-              <w:top w:w="0" w:type="dxa"/>
-              <w:left w:w="108" w:type="dxa"/>
-              <w:bottom w:w="0" w:type="dxa"/>
-              <w:right w:w="108" w:type="dxa"/>
-            </w:tcMar>
-            <w:vAlign w:val="center"/>
-          </w:tcPr>
-          <w:p>
-            <w:pPr>
-              <w:jc w:val="both"/>
-              <w:rPr>
-                <w:rFonts w:eastAsia="標楷體"/>
-              </w:rPr>
-            </w:pPr>
-          </w:p>
-          <w:p>
-            <w:pPr>
-              <w:jc w:val="center"/>
-              <w:rPr>
-                <w:rFonts w:eastAsia="標楷體"/>
-              </w:rPr>
-            </w:pPr>
-            <w:r>
-              <w:rPr>
-                <w:rFonts w:eastAsia="標楷體"/>
-              </w:rPr>
-              <w:t>團隊期許</w:t>
-            </w:r>
-          </w:p>
-        </w:tc>
-        <w:tc>
-          <w:tcPr>
-            <w:tcW w:w="8329" w:type="dxa"/>
-            <w:tcBorders>
-              <w:top w:val="single" w:color="000000" w:sz="4" w:space="0"/>
-              <w:left w:val="single" w:color="000000" w:sz="4" w:space="0"/>
-              <w:bottom w:val="single" w:color="000000" w:sz="4" w:space="0"/>
-              <w:right w:val="single" w:color="000000" w:sz="4" w:space="0"/>
-            </w:tcBorders>
-            <w:tcMar>
-              <w:top w:w="0" w:type="dxa"/>
-              <w:left w:w="108" w:type="dxa"/>
-              <w:bottom w:w="0" w:type="dxa"/>
-              <w:right w:w="108" w:type="dxa"/>
-            </w:tcMar>
-          </w:tcPr>
-          <w:p>
-            <w:pPr>
-              <w:rPr>
-                <w:rFonts w:eastAsia="標楷體"/>
-              </w:rPr>
-            </w:pPr>
-          </w:p>
-          <w:p>
-            <w:pPr>
-              <w:jc w:val="left"/>
-              <w:rPr>
-                <w:rFonts w:eastAsia="標楷體"/>
-              </w:rPr>
-            </w:pPr>
-            <w:r>
-              <w:rPr>
-                <w:rFonts w:eastAsia="標楷體"/>
-                <w:b/>
-                <w:bCs/>
-              </w:rPr>
-              <w:t>提升個人安全感與社會防護能力：</w:t>
-            </w:r>
-            <w:r>
-              <w:rPr>
-                <w:rFonts w:eastAsia="標楷體"/>
-              </w:rPr>
-              <w:t>透過即時回報、快速求助與「地圖」功能，讓使用者能避開高風險地點並找到安全據點。</w:t>
-            </w:r>
-            <w:r>
-              <w:rPr>
-                <w:rFonts w:eastAsia="標楷體"/>
-              </w:rPr>
-              <w:br w:type="textWrapping"/>
-            </w:r>
-            <w:r>
-              <w:rPr>
-                <w:rFonts w:eastAsia="標楷體"/>
-                <w:b/>
-                <w:bCs/>
-              </w:rPr>
-              <w:t>促進健康的社交互動</w:t>
-            </w:r>
-            <w:r>
-              <w:rPr>
-                <w:rFonts w:eastAsia="標楷體"/>
-              </w:rPr>
-              <w:t>：藉由聊天室</w:t>
-            </w:r>
-            <w:r>
-              <w:rPr>
-                <w:rFonts w:hint="eastAsia" w:eastAsia="標楷體"/>
-                <w:lang w:eastAsia="zh-TW"/>
-              </w:rPr>
-              <w:t>以及交流區</w:t>
-            </w:r>
-            <w:r>
-              <w:rPr>
-                <w:rFonts w:eastAsia="標楷體"/>
-              </w:rPr>
-              <w:t>，讓使用者能自在分享經驗與提醒彼此，形成正向的安全交流環境。</w:t>
-            </w:r>
-            <w:r>
-              <w:rPr>
-                <w:rFonts w:eastAsia="標楷體"/>
-              </w:rPr>
-              <w:br w:type="textWrapping"/>
-            </w:r>
-            <w:r>
-              <w:rPr>
-                <w:rFonts w:eastAsia="標楷體"/>
-                <w:b/>
-                <w:bCs/>
-              </w:rPr>
-              <w:t>鼓勵社會參與安全維護</w:t>
-            </w:r>
-            <w:r>
-              <w:rPr>
-                <w:rFonts w:eastAsia="標楷體"/>
-              </w:rPr>
-              <w:t>：結合使用者與商家的回報機制，確保資訊透明可靠，建立信任感。</w:t>
-            </w:r>
-            <w:r>
-              <w:rPr>
-                <w:rFonts w:eastAsia="標楷體"/>
-              </w:rPr>
-              <w:br w:type="textWrapping"/>
-            </w:r>
-            <w:r>
-              <w:rPr>
-                <w:rFonts w:eastAsia="標楷體"/>
-                <w:b/>
-                <w:bCs/>
-              </w:rPr>
-              <w:t>擴大影響力</w:t>
-            </w:r>
-            <w:r>
-              <w:rPr>
-                <w:rFonts w:eastAsia="標楷體"/>
-              </w:rPr>
-              <w:t>：期待與商家、學校及地方政府合作，共同推動公共安全措施，形成更強大的社會防護網。</w:t>
-            </w:r>
-          </w:p>
-          <w:p>
-            <w:pPr>
-              <w:jc w:val="left"/>
-              <w:rPr>
-                <w:rFonts w:eastAsia="標楷體"/>
-              </w:rPr>
-            </w:pPr>
-          </w:p>
-        </w:tc>
-      </w:tr>
-    </w:tbl>
-    <w:p>
-      <w:pPr>
-        <w:rPr>
-          <w:rFonts w:eastAsia="標楷體"/>
-          <w:b/>
-        </w:rPr>
-      </w:pPr>
-      <w:r>
-        <w:rPr>
-          <w:rFonts w:eastAsia="標楷體"/>
-          <w:b/>
-        </w:rPr>
-        <w:t>說明：本表如非跨校、院、系之隊伍無須填寫。</w:t>
-      </w:r>
-    </w:p>
-    <w:p>
-      <w:pPr>
-        <w:rPr>
-          <w:rFonts w:eastAsia="標楷體"/>
-        </w:rPr>
-      </w:pPr>
-      <w:r>
-        <w:rPr>
-          <w:rFonts w:eastAsia="標楷體"/>
-        </w:rPr>
-        <w:br w:type="page"/>
       </w:r>
     </w:p>
     <w:p>
@@ -6725,7 +3772,7 @@
             <w:pPr>
               <w:numPr>
                 <w:ilvl w:val="0"/>
-                <w:numId w:val="11"/>
+                <w:numId w:val="1"/>
               </w:numPr>
               <w:rPr>
                 <w:rFonts w:eastAsia="標楷體"/>
@@ -6940,8 +3987,8 @@
                 <w:szCs w:val="24"/>
               </w:rPr>
             </w:pPr>
-            <w:bookmarkStart w:id="8" w:name="_Toc199152776"/>
-            <w:bookmarkStart w:id="9" w:name="_Toc199159331"/>
+            <w:bookmarkStart w:id="0" w:name="_Toc199159331"/>
+            <w:bookmarkStart w:id="1" w:name="_Toc199152776"/>
             <w:r>
               <w:rPr>
                 <w:rFonts w:hint="eastAsia" w:ascii="標楷體" w:hAnsi="標楷體" w:eastAsia="標楷體" w:cs="標楷體"/>
@@ -6977,8 +4024,8 @@
               </w:rPr>
               <w:t>目的</w:t>
             </w:r>
-            <w:bookmarkEnd w:id="8"/>
-            <w:bookmarkEnd w:id="9"/>
+            <w:bookmarkEnd w:id="0"/>
+            <w:bookmarkEnd w:id="1"/>
           </w:p>
           <w:p>
             <w:pPr>
@@ -7011,7 +4058,7 @@
               <w:pStyle w:val="5"/>
               <w:numPr>
                 <w:ilvl w:val="0"/>
-                <w:numId w:val="12"/>
+                <w:numId w:val="2"/>
               </w:numPr>
               <w:spacing w:before="353"/>
               <w:rPr>
@@ -7036,7 +4083,7 @@
               <w:pStyle w:val="5"/>
               <w:numPr>
                 <w:ilvl w:val="0"/>
-                <w:numId w:val="12"/>
+                <w:numId w:val="2"/>
               </w:numPr>
               <w:spacing w:before="353"/>
               <w:rPr>
@@ -7061,7 +4108,7 @@
               <w:pStyle w:val="5"/>
               <w:numPr>
                 <w:ilvl w:val="0"/>
-                <w:numId w:val="12"/>
+                <w:numId w:val="2"/>
               </w:numPr>
               <w:spacing w:before="353"/>
               <w:rPr>
@@ -7112,7 +4159,7 @@
               <w:pStyle w:val="5"/>
               <w:numPr>
                 <w:ilvl w:val="0"/>
-                <w:numId w:val="12"/>
+                <w:numId w:val="2"/>
               </w:numPr>
               <w:spacing w:before="353"/>
               <w:rPr>
@@ -7137,7 +4184,7 @@
               <w:pStyle w:val="5"/>
               <w:numPr>
                 <w:ilvl w:val="0"/>
-                <w:numId w:val="12"/>
+                <w:numId w:val="2"/>
               </w:numPr>
               <w:spacing w:before="353"/>
               <w:rPr>
@@ -7188,7 +4235,7 @@
               <w:pStyle w:val="5"/>
               <w:numPr>
                 <w:ilvl w:val="0"/>
-                <w:numId w:val="13"/>
+                <w:numId w:val="3"/>
               </w:numPr>
               <w:spacing w:before="353"/>
               <w:rPr>
@@ -7213,7 +4260,7 @@
               <w:pStyle w:val="5"/>
               <w:numPr>
                 <w:ilvl w:val="0"/>
-                <w:numId w:val="13"/>
+                <w:numId w:val="3"/>
               </w:numPr>
               <w:spacing w:before="353"/>
               <w:rPr>
@@ -7264,7 +4311,7 @@
               <w:pStyle w:val="5"/>
               <w:numPr>
                 <w:ilvl w:val="0"/>
-                <w:numId w:val="14"/>
+                <w:numId w:val="4"/>
               </w:numPr>
               <w:spacing w:before="353"/>
               <w:rPr>
@@ -7289,7 +4336,7 @@
               <w:pStyle w:val="5"/>
               <w:numPr>
                 <w:ilvl w:val="0"/>
-                <w:numId w:val="14"/>
+                <w:numId w:val="4"/>
               </w:numPr>
               <w:spacing w:before="353"/>
               <w:rPr>
@@ -7340,7 +4387,7 @@
               <w:pStyle w:val="5"/>
               <w:numPr>
                 <w:ilvl w:val="0"/>
-                <w:numId w:val="15"/>
+                <w:numId w:val="5"/>
               </w:numPr>
               <w:spacing w:before="353"/>
               <w:rPr>
@@ -7365,7 +4412,7 @@
               <w:pStyle w:val="5"/>
               <w:numPr>
                 <w:ilvl w:val="0"/>
-                <w:numId w:val="15"/>
+                <w:numId w:val="5"/>
               </w:numPr>
               <w:spacing w:before="353"/>
               <w:rPr>
@@ -7390,7 +4437,7 @@
               <w:pStyle w:val="5"/>
               <w:numPr>
                 <w:ilvl w:val="0"/>
-                <w:numId w:val="15"/>
+                <w:numId w:val="5"/>
               </w:numPr>
               <w:spacing w:before="353"/>
               <w:rPr>
@@ -7441,7 +4488,7 @@
               <w:pStyle w:val="5"/>
               <w:numPr>
                 <w:ilvl w:val="0"/>
-                <w:numId w:val="16"/>
+                <w:numId w:val="6"/>
               </w:numPr>
               <w:spacing w:before="353"/>
               <w:rPr>
@@ -7466,7 +4513,7 @@
               <w:pStyle w:val="5"/>
               <w:numPr>
                 <w:ilvl w:val="0"/>
-                <w:numId w:val="16"/>
+                <w:numId w:val="6"/>
               </w:numPr>
               <w:spacing w:before="353"/>
               <w:rPr>
@@ -7517,7 +4564,7 @@
               <w:pStyle w:val="5"/>
               <w:numPr>
                 <w:ilvl w:val="0"/>
-                <w:numId w:val="17"/>
+                <w:numId w:val="7"/>
               </w:numPr>
               <w:spacing w:before="353"/>
               <w:rPr>
@@ -7542,7 +4589,7 @@
               <w:pStyle w:val="5"/>
               <w:numPr>
                 <w:ilvl w:val="0"/>
-                <w:numId w:val="17"/>
+                <w:numId w:val="7"/>
               </w:numPr>
               <w:spacing w:before="353"/>
               <w:rPr>
@@ -7593,7 +4640,7 @@
               <w:pStyle w:val="5"/>
               <w:numPr>
                 <w:ilvl w:val="0"/>
-                <w:numId w:val="18"/>
+                <w:numId w:val="8"/>
               </w:numPr>
               <w:spacing w:before="353"/>
               <w:rPr>
@@ -7618,7 +4665,7 @@
               <w:pStyle w:val="5"/>
               <w:numPr>
                 <w:ilvl w:val="0"/>
-                <w:numId w:val="18"/>
+                <w:numId w:val="8"/>
               </w:numPr>
               <w:spacing w:before="353"/>
               <w:rPr>
@@ -7669,7 +4716,7 @@
               <w:pStyle w:val="5"/>
               <w:numPr>
                 <w:ilvl w:val="0"/>
-                <w:numId w:val="19"/>
+                <w:numId w:val="9"/>
               </w:numPr>
               <w:spacing w:before="353"/>
               <w:rPr>
@@ -7694,7 +4741,7 @@
               <w:pStyle w:val="5"/>
               <w:numPr>
                 <w:ilvl w:val="0"/>
-                <w:numId w:val="19"/>
+                <w:numId w:val="9"/>
               </w:numPr>
               <w:spacing w:before="353"/>
               <w:rPr>
@@ -7745,7 +4792,7 @@
               <w:pStyle w:val="5"/>
               <w:numPr>
                 <w:ilvl w:val="0"/>
-                <w:numId w:val="20"/>
+                <w:numId w:val="10"/>
               </w:numPr>
               <w:spacing w:before="353"/>
               <w:rPr>
@@ -7770,7 +4817,7 @@
               <w:pStyle w:val="5"/>
               <w:numPr>
                 <w:ilvl w:val="0"/>
-                <w:numId w:val="20"/>
+                <w:numId w:val="10"/>
               </w:numPr>
               <w:spacing w:before="353"/>
               <w:rPr>
@@ -7804,7 +4851,7 @@
             <w:pPr>
               <w:numPr>
                 <w:ilvl w:val="0"/>
-                <w:numId w:val="11"/>
+                <w:numId w:val="1"/>
               </w:numPr>
               <w:rPr>
                 <w:rFonts w:eastAsia="標楷體"/>
@@ -7866,7 +4913,7 @@
             <w:pPr>
               <w:numPr>
                 <w:ilvl w:val="0"/>
-                <w:numId w:val="11"/>
+                <w:numId w:val="1"/>
               </w:numPr>
               <w:rPr>
                 <w:rFonts w:eastAsia="標楷體"/>
@@ -8244,7 +5291,7 @@
             <w:pPr>
               <w:numPr>
                 <w:ilvl w:val="0"/>
-                <w:numId w:val="11"/>
+                <w:numId w:val="1"/>
               </w:numPr>
               <w:rPr>
                 <w:rFonts w:eastAsia="標楷體"/>
@@ -8264,7 +5311,7 @@
               <w:pStyle w:val="5"/>
               <w:numPr>
                 <w:ilvl w:val="0"/>
-                <w:numId w:val="15"/>
+                <w:numId w:val="5"/>
               </w:numPr>
               <w:spacing w:before="353"/>
               <w:rPr>
@@ -8449,7 +5496,7 @@
               <w:pStyle w:val="5"/>
               <w:numPr>
                 <w:ilvl w:val="0"/>
-                <w:numId w:val="15"/>
+                <w:numId w:val="5"/>
               </w:numPr>
               <w:spacing w:before="353"/>
               <w:rPr>
@@ -8504,7 +5551,7 @@
               <w:pStyle w:val="5"/>
               <w:numPr>
                 <w:ilvl w:val="0"/>
-                <w:numId w:val="15"/>
+                <w:numId w:val="5"/>
               </w:numPr>
               <w:spacing w:before="353"/>
               <w:rPr>
@@ -8559,7 +5606,7 @@
               <w:pStyle w:val="5"/>
               <w:numPr>
                 <w:ilvl w:val="0"/>
-                <w:numId w:val="15"/>
+                <w:numId w:val="5"/>
               </w:numPr>
               <w:spacing w:before="353"/>
               <w:rPr>
@@ -8614,7 +5661,7 @@
               <w:pStyle w:val="5"/>
               <w:numPr>
                 <w:ilvl w:val="0"/>
-                <w:numId w:val="15"/>
+                <w:numId w:val="5"/>
               </w:numPr>
               <w:spacing w:before="353"/>
               <w:rPr>
@@ -8720,7 +5767,7 @@
             <w:pPr>
               <w:numPr>
                 <w:ilvl w:val="0"/>
-                <w:numId w:val="11"/>
+                <w:numId w:val="1"/>
               </w:numPr>
               <w:rPr>
                 <w:rFonts w:hint="eastAsia" w:eastAsia="標楷體"/>
@@ -8783,7 +5830,7 @@
               <w:pStyle w:val="5"/>
               <w:numPr>
                 <w:ilvl w:val="0"/>
-                <w:numId w:val="15"/>
+                <w:numId w:val="5"/>
               </w:numPr>
               <w:spacing w:before="353"/>
               <w:rPr>
@@ -8808,7 +5855,7 @@
               <w:pStyle w:val="5"/>
               <w:numPr>
                 <w:ilvl w:val="0"/>
-                <w:numId w:val="15"/>
+                <w:numId w:val="5"/>
               </w:numPr>
               <w:spacing w:before="353"/>
               <w:rPr>
@@ -8833,7 +5880,7 @@
               <w:pStyle w:val="5"/>
               <w:numPr>
                 <w:ilvl w:val="0"/>
-                <w:numId w:val="15"/>
+                <w:numId w:val="5"/>
               </w:numPr>
               <w:spacing w:before="353"/>
               <w:rPr>
@@ -8900,7 +5947,7 @@
             <w:pPr>
               <w:numPr>
                 <w:ilvl w:val="0"/>
-                <w:numId w:val="11"/>
+                <w:numId w:val="1"/>
               </w:numPr>
               <w:rPr>
                 <w:rFonts w:eastAsia="標楷體"/>
@@ -8910,14 +5957,14 @@
               <w:rPr>
                 <w:rFonts w:eastAsia="標楷體"/>
               </w:rPr>
-              <w:t>參考文獻(參考格式如下)</w:t>
+              <w:t>參考文獻</w:t>
             </w:r>
           </w:p>
           <w:p>
             <w:pPr>
               <w:numPr>
                 <w:ilvl w:val="0"/>
-                <w:numId w:val="21"/>
+                <w:numId w:val="11"/>
               </w:numPr>
               <w:tabs>
                 <w:tab w:val="left" w:pos="-146"/>
@@ -8982,7 +6029,7 @@
             <w:pPr>
               <w:numPr>
                 <w:ilvl w:val="0"/>
-                <w:numId w:val="21"/>
+                <w:numId w:val="11"/>
               </w:numPr>
               <w:tabs>
                 <w:tab w:val="left" w:pos="-146"/>
@@ -9047,7 +6094,7 @@
             <w:pPr>
               <w:numPr>
                 <w:ilvl w:val="0"/>
-                <w:numId w:val="21"/>
+                <w:numId w:val="11"/>
               </w:numPr>
               <w:tabs>
                 <w:tab w:val="left" w:pos="-146"/>
@@ -9112,7 +6159,7 @@
             <w:pPr>
               <w:numPr>
                 <w:ilvl w:val="0"/>
-                <w:numId w:val="21"/>
+                <w:numId w:val="11"/>
               </w:numPr>
               <w:tabs>
                 <w:tab w:val="left" w:pos="-146"/>
@@ -9177,7 +6224,7 @@
             <w:pPr>
               <w:numPr>
                 <w:ilvl w:val="0"/>
-                <w:numId w:val="21"/>
+                <w:numId w:val="11"/>
               </w:numPr>
               <w:tabs>
                 <w:tab w:val="left" w:pos="-146"/>
@@ -9230,24 +6277,6 @@
         </w:tc>
       </w:tr>
     </w:tbl>
-    <w:p>
-      <w:pPr>
-        <w:jc w:val="right"/>
-        <w:rPr>
-          <w:rFonts w:eastAsia="標楷體"/>
-          <w:b/>
-          <w:color w:val="FF0000"/>
-        </w:rPr>
-      </w:pPr>
-      <w:r>
-        <w:rPr>
-          <w:rFonts w:eastAsia="標楷體"/>
-          <w:b/>
-          <w:color w:val="FF0000"/>
-        </w:rPr>
-        <w:t>(＊構想書填寫說明請刪除並直接填寫構想書內容，請勿超過15頁)</w:t>
-      </w:r>
-    </w:p>
     <w:p>
       <w:pPr>
         <w:rPr>
@@ -9430,7 +6459,7 @@
               <w:pStyle w:val="21"/>
               <w:numPr>
                 <w:ilvl w:val="0"/>
-                <w:numId w:val="22"/>
+                <w:numId w:val="12"/>
               </w:numPr>
               <w:spacing w:line="500" w:lineRule="exact"/>
               <w:ind w:left="482" w:hanging="482"/>
@@ -9451,7 +6480,7 @@
               <w:pStyle w:val="21"/>
               <w:numPr>
                 <w:ilvl w:val="0"/>
-                <w:numId w:val="22"/>
+                <w:numId w:val="12"/>
               </w:numPr>
               <w:spacing w:line="500" w:lineRule="exact"/>
               <w:ind w:left="482" w:hanging="482"/>
@@ -9472,7 +6501,7 @@
               <w:pStyle w:val="21"/>
               <w:numPr>
                 <w:ilvl w:val="0"/>
-                <w:numId w:val="22"/>
+                <w:numId w:val="12"/>
               </w:numPr>
               <w:spacing w:line="500" w:lineRule="exact"/>
               <w:ind w:left="482" w:hanging="482"/>
@@ -9736,8 +6765,8 @@
       </w:pPr>
     </w:p>
     <w:sectPr>
-      <w:headerReference r:id="rId5" w:type="default"/>
-      <w:footerReference r:id="rId6" w:type="default"/>
+      <w:headerReference r:id="rId3" w:type="default"/>
+      <w:footerReference r:id="rId4" w:type="default"/>
       <w:pgSz w:w="11906" w:h="16838"/>
       <w:pgMar w:top="720" w:right="851" w:bottom="720" w:left="851" w:header="851" w:footer="992" w:gutter="0"/>
       <w:cols w:space="720" w:num="1"/>
@@ -9751,117 +6780,6 @@
 <w:ftr xmlns:wpc="http://schemas.microsoft.com/office/word/2010/wordprocessingCanvas" xmlns:mc="http://schemas.openxmlformats.org/markup-compatibility/2006" xmlns:o="urn:schemas-microsoft-com:office:office" xmlns:r="http://schemas.openxmlformats.org/officeDocument/2006/relationships" xmlns:m="http://schemas.openxmlformats.org/officeDocument/2006/math" xmlns:v="urn:schemas-microsoft-com:vml" xmlns:wp14="http://schemas.microsoft.com/office/word/2010/wordprocessingDrawing" xmlns:wp="http://schemas.openxmlformats.org/drawingml/2006/wordprocessingDrawing" xmlns:w10="urn:schemas-microsoft-com:office:word" xmlns:w="http://schemas.openxmlformats.org/wordprocessingml/2006/main" xmlns:w14="http://schemas.microsoft.com/office/word/2010/wordml" xmlns:w15="http://schemas.microsoft.com/office/word/2012/wordml" xmlns:wpg="http://schemas.microsoft.com/office/word/2010/wordprocessingGroup" xmlns:wpi="http://schemas.microsoft.com/office/word/2010/wordprocessingInk" xmlns:wne="http://schemas.microsoft.com/office/word/2006/wordml" xmlns:wps="http://schemas.microsoft.com/office/word/2010/wordprocessingShape" xmlns:wpsCustomData="http://www.wps.cn/officeDocument/2013/wpsCustomData" mc:Ignorable="w14 w15 wp14">
   <w:p>
     <w:pPr>
-      <w:jc w:val="center"/>
-      <w:rPr>
-        <w:rFonts w:ascii="標楷體" w:hAnsi="標楷體" w:eastAsia="標楷體"/>
-        <w:sz w:val="20"/>
-        <w:szCs w:val="20"/>
-      </w:rPr>
-    </w:pPr>
-    <w:r>
-      <w:rPr>
-        <w:rFonts w:ascii="標楷體" w:hAnsi="標楷體" w:eastAsia="標楷體"/>
-        <w:sz w:val="20"/>
-        <w:szCs w:val="20"/>
-      </w:rPr>
-      <w:t xml:space="preserve">頁 </w:t>
-    </w:r>
-    <w:r>
-      <w:rPr>
-        <w:rFonts w:ascii="標楷體" w:hAnsi="標楷體" w:eastAsia="標楷體"/>
-        <w:sz w:val="20"/>
-        <w:szCs w:val="20"/>
-      </w:rPr>
-      <w:fldChar w:fldCharType="begin"/>
-    </w:r>
-    <w:r>
-      <w:rPr>
-        <w:rFonts w:ascii="標楷體" w:hAnsi="標楷體" w:eastAsia="標楷體"/>
-        <w:sz w:val="20"/>
-        <w:szCs w:val="20"/>
-      </w:rPr>
-      <w:instrText xml:space="preserve"> PAGE </w:instrText>
-    </w:r>
-    <w:r>
-      <w:rPr>
-        <w:rFonts w:ascii="標楷體" w:hAnsi="標楷體" w:eastAsia="標楷體"/>
-        <w:sz w:val="20"/>
-        <w:szCs w:val="20"/>
-      </w:rPr>
-      <w:fldChar w:fldCharType="separate"/>
-    </w:r>
-    <w:r>
-      <w:rPr>
-        <w:rFonts w:ascii="標楷體" w:hAnsi="標楷體" w:eastAsia="標楷體"/>
-        <w:sz w:val="20"/>
-        <w:szCs w:val="20"/>
-      </w:rPr>
-      <w:t>3</w:t>
-    </w:r>
-    <w:r>
-      <w:rPr>
-        <w:rFonts w:ascii="標楷體" w:hAnsi="標楷體" w:eastAsia="標楷體"/>
-        <w:sz w:val="20"/>
-        <w:szCs w:val="20"/>
-      </w:rPr>
-      <w:fldChar w:fldCharType="end"/>
-    </w:r>
-    <w:r>
-      <w:rPr>
-        <w:rFonts w:ascii="標楷體" w:hAnsi="標楷體" w:eastAsia="標楷體"/>
-        <w:sz w:val="20"/>
-        <w:szCs w:val="20"/>
-      </w:rPr>
-      <w:t xml:space="preserve"> / </w:t>
-    </w:r>
-    <w:r>
-      <w:rPr>
-        <w:rFonts w:ascii="標楷體" w:hAnsi="標楷體" w:eastAsia="標楷體"/>
-        <w:sz w:val="20"/>
-        <w:szCs w:val="20"/>
-      </w:rPr>
-      <w:fldChar w:fldCharType="begin"/>
-    </w:r>
-    <w:r>
-      <w:rPr>
-        <w:rFonts w:ascii="標楷體" w:hAnsi="標楷體" w:eastAsia="標楷體"/>
-        <w:sz w:val="20"/>
-        <w:szCs w:val="20"/>
-      </w:rPr>
-      <w:instrText xml:space="preserve"> NUMPAGES </w:instrText>
-    </w:r>
-    <w:r>
-      <w:rPr>
-        <w:rFonts w:ascii="標楷體" w:hAnsi="標楷體" w:eastAsia="標楷體"/>
-        <w:sz w:val="20"/>
-        <w:szCs w:val="20"/>
-      </w:rPr>
-      <w:fldChar w:fldCharType="separate"/>
-    </w:r>
-    <w:r>
-      <w:rPr>
-        <w:rFonts w:ascii="標楷體" w:hAnsi="標楷體" w:eastAsia="標楷體"/>
-        <w:sz w:val="20"/>
-        <w:szCs w:val="20"/>
-      </w:rPr>
-      <w:t>8</w:t>
-    </w:r>
-    <w:r>
-      <w:rPr>
-        <w:rFonts w:ascii="標楷體" w:hAnsi="標楷體" w:eastAsia="標楷體"/>
-        <w:sz w:val="20"/>
-        <w:szCs w:val="20"/>
-      </w:rPr>
-      <w:fldChar w:fldCharType="end"/>
-    </w:r>
-  </w:p>
-</w:ftr>
-</file>
-
-<file path=word/footer2.xml><?xml version="1.0" encoding="utf-8"?>
-<w:ftr xmlns:wpc="http://schemas.microsoft.com/office/word/2010/wordprocessingCanvas" xmlns:mc="http://schemas.openxmlformats.org/markup-compatibility/2006" xmlns:o="urn:schemas-microsoft-com:office:office" xmlns:r="http://schemas.openxmlformats.org/officeDocument/2006/relationships" xmlns:m="http://schemas.openxmlformats.org/officeDocument/2006/math" xmlns:v="urn:schemas-microsoft-com:vml" xmlns:wp14="http://schemas.microsoft.com/office/word/2010/wordprocessingDrawing" xmlns:wp="http://schemas.openxmlformats.org/drawingml/2006/wordprocessingDrawing" xmlns:w10="urn:schemas-microsoft-com:office:word" xmlns:w="http://schemas.openxmlformats.org/wordprocessingml/2006/main" xmlns:w14="http://schemas.microsoft.com/office/word/2010/wordml" xmlns:w15="http://schemas.microsoft.com/office/word/2012/wordml" xmlns:wpg="http://schemas.microsoft.com/office/word/2010/wordprocessingGroup" xmlns:wpi="http://schemas.microsoft.com/office/word/2010/wordprocessingInk" xmlns:wne="http://schemas.microsoft.com/office/word/2006/wordml" xmlns:wps="http://schemas.microsoft.com/office/word/2010/wordprocessingShape" xmlns:wpsCustomData="http://www.wps.cn/officeDocument/2013/wpsCustomData" mc:Ignorable="w14 w15 wp14">
-  <w:p>
-    <w:pPr>
       <w:pStyle w:val="7"/>
       <w:jc w:val="center"/>
       <w:rPr>
@@ -9947,25 +6865,6 @@
 </file>
 
 <file path=word/header1.xml><?xml version="1.0" encoding="utf-8"?>
-<w:hdr xmlns:wpc="http://schemas.microsoft.com/office/word/2010/wordprocessingCanvas" xmlns:mc="http://schemas.openxmlformats.org/markup-compatibility/2006" xmlns:o="urn:schemas-microsoft-com:office:office" xmlns:r="http://schemas.openxmlformats.org/officeDocument/2006/relationships" xmlns:m="http://schemas.openxmlformats.org/officeDocument/2006/math" xmlns:v="urn:schemas-microsoft-com:vml" xmlns:wp14="http://schemas.microsoft.com/office/word/2010/wordprocessingDrawing" xmlns:wp="http://schemas.openxmlformats.org/drawingml/2006/wordprocessingDrawing" xmlns:w10="urn:schemas-microsoft-com:office:word" xmlns:w="http://schemas.openxmlformats.org/wordprocessingml/2006/main" xmlns:w14="http://schemas.microsoft.com/office/word/2010/wordml" xmlns:w15="http://schemas.microsoft.com/office/word/2012/wordml" xmlns:wpg="http://schemas.microsoft.com/office/word/2010/wordprocessingGroup" xmlns:wpi="http://schemas.microsoft.com/office/word/2010/wordprocessingInk" xmlns:wne="http://schemas.microsoft.com/office/word/2006/wordml" xmlns:wps="http://schemas.microsoft.com/office/word/2010/wordprocessingShape" xmlns:wpsCustomData="http://www.wps.cn/officeDocument/2013/wpsCustomData" mc:Ignorable="w14 w15 wp14">
-  <w:p>
-    <w:pPr>
-      <w:pStyle w:val="3"/>
-      <w:rPr>
-        <w:rFonts w:eastAsia="標楷體"/>
-      </w:rPr>
-    </w:pPr>
-    <w:r>
-      <w:rPr>
-        <w:rFonts w:eastAsia="標楷體"/>
-      </w:rPr>
-      <w:t>萬潤2025創新創意競賽(大專組) 報名簡章</w:t>
-    </w:r>
-  </w:p>
-</w:hdr>
-</file>
-
-<file path=word/header2.xml><?xml version="1.0" encoding="utf-8"?>
 <w:hdr xmlns:wpc="http://schemas.microsoft.com/office/word/2010/wordprocessingCanvas" xmlns:mc="http://schemas.openxmlformats.org/markup-compatibility/2006" xmlns:o="urn:schemas-microsoft-com:office:office" xmlns:r="http://schemas.openxmlformats.org/officeDocument/2006/relationships" xmlns:m="http://schemas.openxmlformats.org/officeDocument/2006/math" xmlns:v="urn:schemas-microsoft-com:vml" xmlns:wp14="http://schemas.microsoft.com/office/word/2010/wordprocessingDrawing" xmlns:wp="http://schemas.openxmlformats.org/drawingml/2006/wordprocessingDrawing" xmlns:w10="urn:schemas-microsoft-com:office:word" xmlns:w="http://schemas.openxmlformats.org/wordprocessingml/2006/main" xmlns:w14="http://schemas.microsoft.com/office/word/2010/wordml" xmlns:w15="http://schemas.microsoft.com/office/word/2012/wordml" xmlns:wpg="http://schemas.microsoft.com/office/word/2010/wordprocessingGroup" xmlns:wpi="http://schemas.microsoft.com/office/word/2010/wordprocessingInk" xmlns:wne="http://schemas.microsoft.com/office/word/2006/wordml" xmlns:wps="http://schemas.microsoft.com/office/word/2010/wordprocessingShape" xmlns:wpsCustomData="http://www.wps.cn/officeDocument/2013/wpsCustomData" mc:Ignorable="w14 w15 wp14">
   <w:p>
     <w:pPr>
@@ -10225,96 +7124,6 @@
     </w:lvl>
   </w:abstractNum>
   <w:abstractNum w:abstractNumId="2">
-    <w:nsid w:val="12A87C29"/>
-    <w:multiLevelType w:val="multilevel"/>
-    <w:tmpl w:val="12A87C29"/>
-    <w:lvl w:ilvl="0" w:tentative="0">
-      <w:start w:val="1"/>
-      <w:numFmt w:val="taiwaneseCountingThousand"/>
-      <w:lvlText w:val="(%1)"/>
-      <w:lvlJc w:val="left"/>
-      <w:pPr>
-        <w:ind w:left="5583" w:hanging="480"/>
-      </w:pPr>
-      <w:rPr>
-        <w:rFonts w:hint="default"/>
-        <w:b w:val="0"/>
-      </w:rPr>
-    </w:lvl>
-    <w:lvl w:ilvl="1" w:tentative="0">
-      <w:start w:val="1"/>
-      <w:numFmt w:val="ideographTraditional"/>
-      <w:lvlText w:val="%2、"/>
-      <w:lvlJc w:val="left"/>
-      <w:pPr>
-        <w:ind w:left="6064" w:hanging="480"/>
-      </w:pPr>
-    </w:lvl>
-    <w:lvl w:ilvl="2" w:tentative="0">
-      <w:start w:val="1"/>
-      <w:numFmt w:val="lowerRoman"/>
-      <w:lvlText w:val="%3."/>
-      <w:lvlJc w:val="right"/>
-      <w:pPr>
-        <w:ind w:left="6544" w:hanging="480"/>
-      </w:pPr>
-    </w:lvl>
-    <w:lvl w:ilvl="3" w:tentative="0">
-      <w:start w:val="1"/>
-      <w:numFmt w:val="decimal"/>
-      <w:lvlText w:val="%4."/>
-      <w:lvlJc w:val="left"/>
-      <w:pPr>
-        <w:ind w:left="7024" w:hanging="480"/>
-      </w:pPr>
-    </w:lvl>
-    <w:lvl w:ilvl="4" w:tentative="0">
-      <w:start w:val="1"/>
-      <w:numFmt w:val="ideographTraditional"/>
-      <w:lvlText w:val="%5、"/>
-      <w:lvlJc w:val="left"/>
-      <w:pPr>
-        <w:ind w:left="7504" w:hanging="480"/>
-      </w:pPr>
-    </w:lvl>
-    <w:lvl w:ilvl="5" w:tentative="0">
-      <w:start w:val="1"/>
-      <w:numFmt w:val="lowerRoman"/>
-      <w:lvlText w:val="%6."/>
-      <w:lvlJc w:val="right"/>
-      <w:pPr>
-        <w:ind w:left="7984" w:hanging="480"/>
-      </w:pPr>
-    </w:lvl>
-    <w:lvl w:ilvl="6" w:tentative="0">
-      <w:start w:val="1"/>
-      <w:numFmt w:val="decimal"/>
-      <w:lvlText w:val="%7."/>
-      <w:lvlJc w:val="left"/>
-      <w:pPr>
-        <w:ind w:left="8464" w:hanging="480"/>
-      </w:pPr>
-    </w:lvl>
-    <w:lvl w:ilvl="7" w:tentative="0">
-      <w:start w:val="1"/>
-      <w:numFmt w:val="ideographTraditional"/>
-      <w:lvlText w:val="%8、"/>
-      <w:lvlJc w:val="left"/>
-      <w:pPr>
-        <w:ind w:left="8944" w:hanging="480"/>
-      </w:pPr>
-    </w:lvl>
-    <w:lvl w:ilvl="8" w:tentative="0">
-      <w:start w:val="1"/>
-      <w:numFmt w:val="lowerRoman"/>
-      <w:lvlText w:val="%9."/>
-      <w:lvlJc w:val="right"/>
-      <w:pPr>
-        <w:ind w:left="9424" w:hanging="480"/>
-      </w:pPr>
-    </w:lvl>
-  </w:abstractNum>
-  <w:abstractNum w:abstractNumId="3">
     <w:nsid w:val="14B16E8C"/>
     <w:multiLevelType w:val="multilevel"/>
     <w:tmpl w:val="14B16E8C"/>
@@ -10427,7 +7236,7 @@
       </w:rPr>
     </w:lvl>
   </w:abstractNum>
-  <w:abstractNum w:abstractNumId="4">
+  <w:abstractNum w:abstractNumId="3">
     <w:nsid w:val="17E96B22"/>
     <w:multiLevelType w:val="multilevel"/>
     <w:tmpl w:val="17E96B22"/>
@@ -10513,7 +7322,7 @@
       </w:pPr>
     </w:lvl>
   </w:abstractNum>
-  <w:abstractNum w:abstractNumId="5">
+  <w:abstractNum w:abstractNumId="4">
     <w:nsid w:val="24FB6F9B"/>
     <w:multiLevelType w:val="multilevel"/>
     <w:tmpl w:val="24FB6F9B"/>
@@ -10599,179 +7408,7 @@
       </w:pPr>
     </w:lvl>
   </w:abstractNum>
-  <w:abstractNum w:abstractNumId="6">
-    <w:nsid w:val="2816210E"/>
-    <w:multiLevelType w:val="multilevel"/>
-    <w:tmpl w:val="2816210E"/>
-    <w:lvl w:ilvl="0" w:tentative="0">
-      <w:start w:val="1"/>
-      <w:numFmt w:val="decimal"/>
-      <w:lvlText w:val="%1."/>
-      <w:lvlJc w:val="left"/>
-      <w:pPr>
-        <w:ind w:left="919" w:hanging="480"/>
-      </w:pPr>
-    </w:lvl>
-    <w:lvl w:ilvl="1" w:tentative="0">
-      <w:start w:val="1"/>
-      <w:numFmt w:val="ideographTraditional"/>
-      <w:lvlText w:val="%2、"/>
-      <w:lvlJc w:val="left"/>
-      <w:pPr>
-        <w:ind w:left="1399" w:hanging="480"/>
-      </w:pPr>
-    </w:lvl>
-    <w:lvl w:ilvl="2" w:tentative="0">
-      <w:start w:val="1"/>
-      <w:numFmt w:val="lowerRoman"/>
-      <w:lvlText w:val="%3."/>
-      <w:lvlJc w:val="right"/>
-      <w:pPr>
-        <w:ind w:left="1879" w:hanging="480"/>
-      </w:pPr>
-    </w:lvl>
-    <w:lvl w:ilvl="3" w:tentative="0">
-      <w:start w:val="1"/>
-      <w:numFmt w:val="decimal"/>
-      <w:lvlText w:val="%4."/>
-      <w:lvlJc w:val="left"/>
-      <w:pPr>
-        <w:ind w:left="2359" w:hanging="480"/>
-      </w:pPr>
-    </w:lvl>
-    <w:lvl w:ilvl="4" w:tentative="0">
-      <w:start w:val="1"/>
-      <w:numFmt w:val="ideographTraditional"/>
-      <w:lvlText w:val="%5、"/>
-      <w:lvlJc w:val="left"/>
-      <w:pPr>
-        <w:ind w:left="2839" w:hanging="480"/>
-      </w:pPr>
-    </w:lvl>
-    <w:lvl w:ilvl="5" w:tentative="0">
-      <w:start w:val="1"/>
-      <w:numFmt w:val="lowerRoman"/>
-      <w:lvlText w:val="%6."/>
-      <w:lvlJc w:val="right"/>
-      <w:pPr>
-        <w:ind w:left="3319" w:hanging="480"/>
-      </w:pPr>
-    </w:lvl>
-    <w:lvl w:ilvl="6" w:tentative="0">
-      <w:start w:val="1"/>
-      <w:numFmt w:val="decimal"/>
-      <w:lvlText w:val="%7."/>
-      <w:lvlJc w:val="left"/>
-      <w:pPr>
-        <w:ind w:left="3799" w:hanging="480"/>
-      </w:pPr>
-    </w:lvl>
-    <w:lvl w:ilvl="7" w:tentative="0">
-      <w:start w:val="1"/>
-      <w:numFmt w:val="ideographTraditional"/>
-      <w:lvlText w:val="%8、"/>
-      <w:lvlJc w:val="left"/>
-      <w:pPr>
-        <w:ind w:left="4279" w:hanging="480"/>
-      </w:pPr>
-    </w:lvl>
-    <w:lvl w:ilvl="8" w:tentative="0">
-      <w:start w:val="1"/>
-      <w:numFmt w:val="lowerRoman"/>
-      <w:lvlText w:val="%9."/>
-      <w:lvlJc w:val="right"/>
-      <w:pPr>
-        <w:ind w:left="4759" w:hanging="480"/>
-      </w:pPr>
-    </w:lvl>
-  </w:abstractNum>
-  <w:abstractNum w:abstractNumId="7">
-    <w:nsid w:val="35E54C38"/>
-    <w:multiLevelType w:val="multilevel"/>
-    <w:tmpl w:val="35E54C38"/>
-    <w:lvl w:ilvl="0" w:tentative="0">
-      <w:start w:val="1"/>
-      <w:numFmt w:val="decimal"/>
-      <w:lvlText w:val="%1."/>
-      <w:lvlJc w:val="left"/>
-      <w:pPr>
-        <w:ind w:left="919" w:hanging="480"/>
-      </w:pPr>
-    </w:lvl>
-    <w:lvl w:ilvl="1" w:tentative="0">
-      <w:start w:val="1"/>
-      <w:numFmt w:val="ideographTraditional"/>
-      <w:lvlText w:val="%2、"/>
-      <w:lvlJc w:val="left"/>
-      <w:pPr>
-        <w:ind w:left="1399" w:hanging="480"/>
-      </w:pPr>
-    </w:lvl>
-    <w:lvl w:ilvl="2" w:tentative="0">
-      <w:start w:val="1"/>
-      <w:numFmt w:val="lowerRoman"/>
-      <w:lvlText w:val="%3."/>
-      <w:lvlJc w:val="right"/>
-      <w:pPr>
-        <w:ind w:left="1879" w:hanging="480"/>
-      </w:pPr>
-    </w:lvl>
-    <w:lvl w:ilvl="3" w:tentative="0">
-      <w:start w:val="1"/>
-      <w:numFmt w:val="decimal"/>
-      <w:lvlText w:val="%4."/>
-      <w:lvlJc w:val="left"/>
-      <w:pPr>
-        <w:ind w:left="2359" w:hanging="480"/>
-      </w:pPr>
-    </w:lvl>
-    <w:lvl w:ilvl="4" w:tentative="0">
-      <w:start w:val="1"/>
-      <w:numFmt w:val="ideographTraditional"/>
-      <w:lvlText w:val="%5、"/>
-      <w:lvlJc w:val="left"/>
-      <w:pPr>
-        <w:ind w:left="2839" w:hanging="480"/>
-      </w:pPr>
-    </w:lvl>
-    <w:lvl w:ilvl="5" w:tentative="0">
-      <w:start w:val="1"/>
-      <w:numFmt w:val="lowerRoman"/>
-      <w:lvlText w:val="%6."/>
-      <w:lvlJc w:val="right"/>
-      <w:pPr>
-        <w:ind w:left="3319" w:hanging="480"/>
-      </w:pPr>
-    </w:lvl>
-    <w:lvl w:ilvl="6" w:tentative="0">
-      <w:start w:val="1"/>
-      <w:numFmt w:val="decimal"/>
-      <w:lvlText w:val="%7."/>
-      <w:lvlJc w:val="left"/>
-      <w:pPr>
-        <w:ind w:left="3799" w:hanging="480"/>
-      </w:pPr>
-    </w:lvl>
-    <w:lvl w:ilvl="7" w:tentative="0">
-      <w:start w:val="1"/>
-      <w:numFmt w:val="ideographTraditional"/>
-      <w:lvlText w:val="%8、"/>
-      <w:lvlJc w:val="left"/>
-      <w:pPr>
-        <w:ind w:left="4279" w:hanging="480"/>
-      </w:pPr>
-    </w:lvl>
-    <w:lvl w:ilvl="8" w:tentative="0">
-      <w:start w:val="1"/>
-      <w:numFmt w:val="lowerRoman"/>
-      <w:lvlText w:val="%9."/>
-      <w:lvlJc w:val="right"/>
-      <w:pPr>
-        <w:ind w:left="4759" w:hanging="480"/>
-      </w:pPr>
-    </w:lvl>
-  </w:abstractNum>
-  <w:abstractNum w:abstractNumId="8">
+  <w:abstractNum w:abstractNumId="5">
     <w:nsid w:val="37974A81"/>
     <w:multiLevelType w:val="multilevel"/>
     <w:tmpl w:val="37974A81"/>
@@ -10857,96 +7494,7 @@
       </w:pPr>
     </w:lvl>
   </w:abstractNum>
-  <w:abstractNum w:abstractNumId="9">
-    <w:nsid w:val="3A330050"/>
-    <w:multiLevelType w:val="multilevel"/>
-    <w:tmpl w:val="3A330050"/>
-    <w:lvl w:ilvl="0" w:tentative="0">
-      <w:start w:val="1"/>
-      <w:numFmt w:val="taiwaneseCountingThousand"/>
-      <w:lvlText w:val="(%1)"/>
-      <w:lvlJc w:val="left"/>
-      <w:pPr>
-        <w:ind w:left="763" w:hanging="480"/>
-      </w:pPr>
-      <w:rPr>
-        <w:b w:val="0"/>
-      </w:rPr>
-    </w:lvl>
-    <w:lvl w:ilvl="1" w:tentative="0">
-      <w:start w:val="1"/>
-      <w:numFmt w:val="ideographTraditional"/>
-      <w:lvlText w:val="%2、"/>
-      <w:lvlJc w:val="left"/>
-      <w:pPr>
-        <w:ind w:left="1244" w:hanging="480"/>
-      </w:pPr>
-    </w:lvl>
-    <w:lvl w:ilvl="2" w:tentative="0">
-      <w:start w:val="1"/>
-      <w:numFmt w:val="lowerRoman"/>
-      <w:lvlText w:val="%3."/>
-      <w:lvlJc w:val="right"/>
-      <w:pPr>
-        <w:ind w:left="1724" w:hanging="480"/>
-      </w:pPr>
-    </w:lvl>
-    <w:lvl w:ilvl="3" w:tentative="0">
-      <w:start w:val="1"/>
-      <w:numFmt w:val="decimal"/>
-      <w:lvlText w:val="%4."/>
-      <w:lvlJc w:val="left"/>
-      <w:pPr>
-        <w:ind w:left="2204" w:hanging="480"/>
-      </w:pPr>
-    </w:lvl>
-    <w:lvl w:ilvl="4" w:tentative="0">
-      <w:start w:val="1"/>
-      <w:numFmt w:val="ideographTraditional"/>
-      <w:lvlText w:val="%5、"/>
-      <w:lvlJc w:val="left"/>
-      <w:pPr>
-        <w:ind w:left="2684" w:hanging="480"/>
-      </w:pPr>
-    </w:lvl>
-    <w:lvl w:ilvl="5" w:tentative="0">
-      <w:start w:val="1"/>
-      <w:numFmt w:val="lowerRoman"/>
-      <w:lvlText w:val="%6."/>
-      <w:lvlJc w:val="right"/>
-      <w:pPr>
-        <w:ind w:left="3164" w:hanging="480"/>
-      </w:pPr>
-    </w:lvl>
-    <w:lvl w:ilvl="6" w:tentative="0">
-      <w:start w:val="1"/>
-      <w:numFmt w:val="decimal"/>
-      <w:lvlText w:val="%7."/>
-      <w:lvlJc w:val="left"/>
-      <w:pPr>
-        <w:ind w:left="3644" w:hanging="480"/>
-      </w:pPr>
-    </w:lvl>
-    <w:lvl w:ilvl="7" w:tentative="0">
-      <w:start w:val="1"/>
-      <w:numFmt w:val="ideographTraditional"/>
-      <w:lvlText w:val="%8、"/>
-      <w:lvlJc w:val="left"/>
-      <w:pPr>
-        <w:ind w:left="4124" w:hanging="480"/>
-      </w:pPr>
-    </w:lvl>
-    <w:lvl w:ilvl="8" w:tentative="0">
-      <w:start w:val="1"/>
-      <w:numFmt w:val="lowerRoman"/>
-      <w:lvlText w:val="%9."/>
-      <w:lvlJc w:val="right"/>
-      <w:pPr>
-        <w:ind w:left="4604" w:hanging="480"/>
-      </w:pPr>
-    </w:lvl>
-  </w:abstractNum>
-  <w:abstractNum w:abstractNumId="10">
+  <w:abstractNum w:abstractNumId="6">
     <w:nsid w:val="3D2E417C"/>
     <w:multiLevelType w:val="multilevel"/>
     <w:tmpl w:val="3D2E417C"/>
@@ -11059,361 +7607,7 @@
       </w:rPr>
     </w:lvl>
   </w:abstractNum>
-  <w:abstractNum w:abstractNumId="11">
-    <w:nsid w:val="42EE55FB"/>
-    <w:multiLevelType w:val="multilevel"/>
-    <w:tmpl w:val="42EE55FB"/>
-    <w:lvl w:ilvl="0" w:tentative="0">
-      <w:start w:val="1"/>
-      <w:numFmt w:val="taiwaneseCountingThousand"/>
-      <w:lvlText w:val="%1、"/>
-      <w:lvlJc w:val="left"/>
-      <w:pPr>
-        <w:ind w:left="5157" w:hanging="480"/>
-      </w:pPr>
-      <w:rPr>
-        <w:rFonts w:ascii="標楷體" w:hAnsi="標楷體" w:eastAsia="標楷體"/>
-        <w:b/>
-      </w:rPr>
-    </w:lvl>
-    <w:lvl w:ilvl="1" w:tentative="0">
-      <w:start w:val="1"/>
-      <w:numFmt w:val="decimal"/>
-      <w:lvlText w:val="%2、"/>
-      <w:lvlJc w:val="left"/>
-      <w:pPr>
-        <w:ind w:left="840" w:hanging="360"/>
-      </w:pPr>
-    </w:lvl>
-    <w:lvl w:ilvl="2" w:tentative="0">
-      <w:start w:val="1"/>
-      <w:numFmt w:val="lowerRoman"/>
-      <w:lvlText w:val="%3."/>
-      <w:lvlJc w:val="right"/>
-      <w:pPr>
-        <w:ind w:left="1440" w:hanging="480"/>
-      </w:pPr>
-    </w:lvl>
-    <w:lvl w:ilvl="3" w:tentative="0">
-      <w:start w:val="1"/>
-      <w:numFmt w:val="decimal"/>
-      <w:lvlText w:val="%4."/>
-      <w:lvlJc w:val="left"/>
-      <w:pPr>
-        <w:ind w:left="1920" w:hanging="480"/>
-      </w:pPr>
-    </w:lvl>
-    <w:lvl w:ilvl="4" w:tentative="0">
-      <w:start w:val="1"/>
-      <w:numFmt w:val="ideographTraditional"/>
-      <w:lvlText w:val="%5、"/>
-      <w:lvlJc w:val="left"/>
-      <w:pPr>
-        <w:ind w:left="2400" w:hanging="480"/>
-      </w:pPr>
-    </w:lvl>
-    <w:lvl w:ilvl="5" w:tentative="0">
-      <w:start w:val="1"/>
-      <w:numFmt w:val="lowerRoman"/>
-      <w:lvlText w:val="%6."/>
-      <w:lvlJc w:val="right"/>
-      <w:pPr>
-        <w:ind w:left="2880" w:hanging="480"/>
-      </w:pPr>
-    </w:lvl>
-    <w:lvl w:ilvl="6" w:tentative="0">
-      <w:start w:val="1"/>
-      <w:numFmt w:val="decimal"/>
-      <w:lvlText w:val="%7."/>
-      <w:lvlJc w:val="left"/>
-      <w:pPr>
-        <w:ind w:left="3360" w:hanging="480"/>
-      </w:pPr>
-    </w:lvl>
-    <w:lvl w:ilvl="7" w:tentative="0">
-      <w:start w:val="1"/>
-      <w:numFmt w:val="ideographTraditional"/>
-      <w:lvlText w:val="%8、"/>
-      <w:lvlJc w:val="left"/>
-      <w:pPr>
-        <w:ind w:left="3840" w:hanging="480"/>
-      </w:pPr>
-    </w:lvl>
-    <w:lvl w:ilvl="8" w:tentative="0">
-      <w:start w:val="1"/>
-      <w:numFmt w:val="lowerRoman"/>
-      <w:lvlText w:val="%9."/>
-      <w:lvlJc w:val="right"/>
-      <w:pPr>
-        <w:ind w:left="4320" w:hanging="480"/>
-      </w:pPr>
-    </w:lvl>
-  </w:abstractNum>
-  <w:abstractNum w:abstractNumId="12">
-    <w:nsid w:val="4491292C"/>
-    <w:multiLevelType w:val="multilevel"/>
-    <w:tmpl w:val="4491292C"/>
-    <w:lvl w:ilvl="0" w:tentative="0">
-      <w:start w:val="1"/>
-      <w:numFmt w:val="taiwaneseCountingThousand"/>
-      <w:lvlText w:val="(%1)"/>
-      <w:lvlJc w:val="left"/>
-      <w:pPr>
-        <w:ind w:left="763" w:hanging="480"/>
-      </w:pPr>
-      <w:rPr>
-        <w:b w:val="0"/>
-      </w:rPr>
-    </w:lvl>
-    <w:lvl w:ilvl="1" w:tentative="0">
-      <w:start w:val="1"/>
-      <w:numFmt w:val="ideographTraditional"/>
-      <w:lvlText w:val="%2、"/>
-      <w:lvlJc w:val="left"/>
-      <w:pPr>
-        <w:ind w:left="1244" w:hanging="480"/>
-      </w:pPr>
-    </w:lvl>
-    <w:lvl w:ilvl="2" w:tentative="0">
-      <w:start w:val="1"/>
-      <w:numFmt w:val="lowerRoman"/>
-      <w:lvlText w:val="%3."/>
-      <w:lvlJc w:val="right"/>
-      <w:pPr>
-        <w:ind w:left="1724" w:hanging="480"/>
-      </w:pPr>
-    </w:lvl>
-    <w:lvl w:ilvl="3" w:tentative="0">
-      <w:start w:val="1"/>
-      <w:numFmt w:val="decimal"/>
-      <w:lvlText w:val="%4."/>
-      <w:lvlJc w:val="left"/>
-      <w:pPr>
-        <w:ind w:left="2204" w:hanging="480"/>
-      </w:pPr>
-    </w:lvl>
-    <w:lvl w:ilvl="4" w:tentative="0">
-      <w:start w:val="1"/>
-      <w:numFmt w:val="ideographTraditional"/>
-      <w:lvlText w:val="%5、"/>
-      <w:lvlJc w:val="left"/>
-      <w:pPr>
-        <w:ind w:left="2684" w:hanging="480"/>
-      </w:pPr>
-    </w:lvl>
-    <w:lvl w:ilvl="5" w:tentative="0">
-      <w:start w:val="1"/>
-      <w:numFmt w:val="lowerRoman"/>
-      <w:lvlText w:val="%6."/>
-      <w:lvlJc w:val="right"/>
-      <w:pPr>
-        <w:ind w:left="3164" w:hanging="480"/>
-      </w:pPr>
-    </w:lvl>
-    <w:lvl w:ilvl="6" w:tentative="0">
-      <w:start w:val="1"/>
-      <w:numFmt w:val="decimal"/>
-      <w:lvlText w:val="%7."/>
-      <w:lvlJc w:val="left"/>
-      <w:pPr>
-        <w:ind w:left="3644" w:hanging="480"/>
-      </w:pPr>
-    </w:lvl>
-    <w:lvl w:ilvl="7" w:tentative="0">
-      <w:start w:val="1"/>
-      <w:numFmt w:val="ideographTraditional"/>
-      <w:lvlText w:val="%8、"/>
-      <w:lvlJc w:val="left"/>
-      <w:pPr>
-        <w:ind w:left="4124" w:hanging="480"/>
-      </w:pPr>
-    </w:lvl>
-    <w:lvl w:ilvl="8" w:tentative="0">
-      <w:start w:val="1"/>
-      <w:numFmt w:val="lowerRoman"/>
-      <w:lvlText w:val="%9."/>
-      <w:lvlJc w:val="right"/>
-      <w:pPr>
-        <w:ind w:left="4604" w:hanging="480"/>
-      </w:pPr>
-    </w:lvl>
-  </w:abstractNum>
-  <w:abstractNum w:abstractNumId="13">
-    <w:nsid w:val="4BB520E3"/>
-    <w:multiLevelType w:val="multilevel"/>
-    <w:tmpl w:val="4BB520E3"/>
-    <w:lvl w:ilvl="0" w:tentative="0">
-      <w:start w:val="1"/>
-      <w:numFmt w:val="decimal"/>
-      <w:lvlText w:val="%1."/>
-      <w:lvlJc w:val="left"/>
-      <w:pPr>
-        <w:ind w:left="480" w:hanging="480"/>
-      </w:pPr>
-    </w:lvl>
-    <w:lvl w:ilvl="1" w:tentative="0">
-      <w:start w:val="1"/>
-      <w:numFmt w:val="ideographTraditional"/>
-      <w:lvlText w:val="%2、"/>
-      <w:lvlJc w:val="left"/>
-      <w:pPr>
-        <w:ind w:left="960" w:hanging="480"/>
-      </w:pPr>
-    </w:lvl>
-    <w:lvl w:ilvl="2" w:tentative="0">
-      <w:start w:val="1"/>
-      <w:numFmt w:val="lowerRoman"/>
-      <w:lvlText w:val="%3."/>
-      <w:lvlJc w:val="right"/>
-      <w:pPr>
-        <w:ind w:left="1440" w:hanging="480"/>
-      </w:pPr>
-    </w:lvl>
-    <w:lvl w:ilvl="3" w:tentative="0">
-      <w:start w:val="1"/>
-      <w:numFmt w:val="decimal"/>
-      <w:lvlText w:val="%4."/>
-      <w:lvlJc w:val="left"/>
-      <w:pPr>
-        <w:ind w:left="1920" w:hanging="480"/>
-      </w:pPr>
-    </w:lvl>
-    <w:lvl w:ilvl="4" w:tentative="0">
-      <w:start w:val="1"/>
-      <w:numFmt w:val="ideographTraditional"/>
-      <w:lvlText w:val="%5、"/>
-      <w:lvlJc w:val="left"/>
-      <w:pPr>
-        <w:ind w:left="2400" w:hanging="480"/>
-      </w:pPr>
-    </w:lvl>
-    <w:lvl w:ilvl="5" w:tentative="0">
-      <w:start w:val="1"/>
-      <w:numFmt w:val="lowerRoman"/>
-      <w:lvlText w:val="%6."/>
-      <w:lvlJc w:val="right"/>
-      <w:pPr>
-        <w:ind w:left="2880" w:hanging="480"/>
-      </w:pPr>
-    </w:lvl>
-    <w:lvl w:ilvl="6" w:tentative="0">
-      <w:start w:val="1"/>
-      <w:numFmt w:val="decimal"/>
-      <w:lvlText w:val="%7."/>
-      <w:lvlJc w:val="left"/>
-      <w:pPr>
-        <w:ind w:left="3360" w:hanging="480"/>
-      </w:pPr>
-    </w:lvl>
-    <w:lvl w:ilvl="7" w:tentative="0">
-      <w:start w:val="1"/>
-      <w:numFmt w:val="ideographTraditional"/>
-      <w:lvlText w:val="%8、"/>
-      <w:lvlJc w:val="left"/>
-      <w:pPr>
-        <w:ind w:left="3840" w:hanging="480"/>
-      </w:pPr>
-    </w:lvl>
-    <w:lvl w:ilvl="8" w:tentative="0">
-      <w:start w:val="1"/>
-      <w:numFmt w:val="lowerRoman"/>
-      <w:lvlText w:val="%9."/>
-      <w:lvlJc w:val="right"/>
-      <w:pPr>
-        <w:ind w:left="4320" w:hanging="480"/>
-      </w:pPr>
-    </w:lvl>
-  </w:abstractNum>
-  <w:abstractNum w:abstractNumId="14">
-    <w:nsid w:val="517B2CBB"/>
-    <w:multiLevelType w:val="multilevel"/>
-    <w:tmpl w:val="517B2CBB"/>
-    <w:lvl w:ilvl="0" w:tentative="0">
-      <w:start w:val="1"/>
-      <w:numFmt w:val="taiwaneseCountingThousand"/>
-      <w:lvlText w:val="(%1)"/>
-      <w:lvlJc w:val="left"/>
-      <w:pPr>
-        <w:ind w:left="763" w:hanging="480"/>
-      </w:pPr>
-      <w:rPr>
-        <w:b w:val="0"/>
-      </w:rPr>
-    </w:lvl>
-    <w:lvl w:ilvl="1" w:tentative="0">
-      <w:start w:val="1"/>
-      <w:numFmt w:val="ideographTraditional"/>
-      <w:lvlText w:val="%2、"/>
-      <w:lvlJc w:val="left"/>
-      <w:pPr>
-        <w:ind w:left="1244" w:hanging="480"/>
-      </w:pPr>
-    </w:lvl>
-    <w:lvl w:ilvl="2" w:tentative="0">
-      <w:start w:val="1"/>
-      <w:numFmt w:val="lowerRoman"/>
-      <w:lvlText w:val="%3."/>
-      <w:lvlJc w:val="right"/>
-      <w:pPr>
-        <w:ind w:left="1724" w:hanging="480"/>
-      </w:pPr>
-    </w:lvl>
-    <w:lvl w:ilvl="3" w:tentative="0">
-      <w:start w:val="1"/>
-      <w:numFmt w:val="decimal"/>
-      <w:lvlText w:val="%4."/>
-      <w:lvlJc w:val="left"/>
-      <w:pPr>
-        <w:ind w:left="2204" w:hanging="480"/>
-      </w:pPr>
-    </w:lvl>
-    <w:lvl w:ilvl="4" w:tentative="0">
-      <w:start w:val="1"/>
-      <w:numFmt w:val="ideographTraditional"/>
-      <w:lvlText w:val="%5、"/>
-      <w:lvlJc w:val="left"/>
-      <w:pPr>
-        <w:ind w:left="2684" w:hanging="480"/>
-      </w:pPr>
-    </w:lvl>
-    <w:lvl w:ilvl="5" w:tentative="0">
-      <w:start w:val="1"/>
-      <w:numFmt w:val="lowerRoman"/>
-      <w:lvlText w:val="%6."/>
-      <w:lvlJc w:val="right"/>
-      <w:pPr>
-        <w:ind w:left="3164" w:hanging="480"/>
-      </w:pPr>
-    </w:lvl>
-    <w:lvl w:ilvl="6" w:tentative="0">
-      <w:start w:val="1"/>
-      <w:numFmt w:val="decimal"/>
-      <w:lvlText w:val="%7."/>
-      <w:lvlJc w:val="left"/>
-      <w:pPr>
-        <w:ind w:left="3644" w:hanging="480"/>
-      </w:pPr>
-    </w:lvl>
-    <w:lvl w:ilvl="7" w:tentative="0">
-      <w:start w:val="1"/>
-      <w:numFmt w:val="ideographTraditional"/>
-      <w:lvlText w:val="%8、"/>
-      <w:lvlJc w:val="left"/>
-      <w:pPr>
-        <w:ind w:left="4124" w:hanging="480"/>
-      </w:pPr>
-    </w:lvl>
-    <w:lvl w:ilvl="8" w:tentative="0">
-      <w:start w:val="1"/>
-      <w:numFmt w:val="lowerRoman"/>
-      <w:lvlText w:val="%9."/>
-      <w:lvlJc w:val="right"/>
-      <w:pPr>
-        <w:ind w:left="4604" w:hanging="480"/>
-      </w:pPr>
-    </w:lvl>
-  </w:abstractNum>
-  <w:abstractNum w:abstractNumId="15">
+  <w:abstractNum w:abstractNumId="7">
     <w:nsid w:val="51CA7431"/>
     <w:multiLevelType w:val="multilevel"/>
     <w:tmpl w:val="51CA7431"/>
@@ -11526,93 +7720,7 @@
       </w:rPr>
     </w:lvl>
   </w:abstractNum>
-  <w:abstractNum w:abstractNumId="16">
-    <w:nsid w:val="53064D54"/>
-    <w:multiLevelType w:val="multilevel"/>
-    <w:tmpl w:val="53064D54"/>
-    <w:lvl w:ilvl="0" w:tentative="0">
-      <w:start w:val="1"/>
-      <w:numFmt w:val="decimal"/>
-      <w:lvlText w:val="%1."/>
-      <w:lvlJc w:val="left"/>
-      <w:pPr>
-        <w:ind w:left="1440" w:hanging="480"/>
-      </w:pPr>
-    </w:lvl>
-    <w:lvl w:ilvl="1" w:tentative="0">
-      <w:start w:val="1"/>
-      <w:numFmt w:val="ideographTraditional"/>
-      <w:lvlText w:val="%2、"/>
-      <w:lvlJc w:val="left"/>
-      <w:pPr>
-        <w:ind w:left="1920" w:hanging="480"/>
-      </w:pPr>
-    </w:lvl>
-    <w:lvl w:ilvl="2" w:tentative="0">
-      <w:start w:val="1"/>
-      <w:numFmt w:val="lowerRoman"/>
-      <w:lvlText w:val="%3."/>
-      <w:lvlJc w:val="right"/>
-      <w:pPr>
-        <w:ind w:left="2400" w:hanging="480"/>
-      </w:pPr>
-    </w:lvl>
-    <w:lvl w:ilvl="3" w:tentative="0">
-      <w:start w:val="1"/>
-      <w:numFmt w:val="decimal"/>
-      <w:lvlText w:val="%4."/>
-      <w:lvlJc w:val="left"/>
-      <w:pPr>
-        <w:ind w:left="2880" w:hanging="480"/>
-      </w:pPr>
-    </w:lvl>
-    <w:lvl w:ilvl="4" w:tentative="0">
-      <w:start w:val="1"/>
-      <w:numFmt w:val="ideographTraditional"/>
-      <w:lvlText w:val="%5、"/>
-      <w:lvlJc w:val="left"/>
-      <w:pPr>
-        <w:ind w:left="3360" w:hanging="480"/>
-      </w:pPr>
-    </w:lvl>
-    <w:lvl w:ilvl="5" w:tentative="0">
-      <w:start w:val="1"/>
-      <w:numFmt w:val="lowerRoman"/>
-      <w:lvlText w:val="%6."/>
-      <w:lvlJc w:val="right"/>
-      <w:pPr>
-        <w:ind w:left="3840" w:hanging="480"/>
-      </w:pPr>
-    </w:lvl>
-    <w:lvl w:ilvl="6" w:tentative="0">
-      <w:start w:val="1"/>
-      <w:numFmt w:val="decimal"/>
-      <w:lvlText w:val="%7."/>
-      <w:lvlJc w:val="left"/>
-      <w:pPr>
-        <w:ind w:left="4320" w:hanging="480"/>
-      </w:pPr>
-    </w:lvl>
-    <w:lvl w:ilvl="7" w:tentative="0">
-      <w:start w:val="1"/>
-      <w:numFmt w:val="ideographTraditional"/>
-      <w:lvlText w:val="%8、"/>
-      <w:lvlJc w:val="left"/>
-      <w:pPr>
-        <w:ind w:left="4800" w:hanging="480"/>
-      </w:pPr>
-    </w:lvl>
-    <w:lvl w:ilvl="8" w:tentative="0">
-      <w:start w:val="1"/>
-      <w:numFmt w:val="lowerRoman"/>
-      <w:lvlText w:val="%9."/>
-      <w:lvlJc w:val="right"/>
-      <w:pPr>
-        <w:ind w:left="5280" w:hanging="480"/>
-      </w:pPr>
-    </w:lvl>
-  </w:abstractNum>
-  <w:abstractNum w:abstractNumId="17">
+  <w:abstractNum w:abstractNumId="8">
     <w:nsid w:val="53540E45"/>
     <w:multiLevelType w:val="multilevel"/>
     <w:tmpl w:val="53540E45"/>
@@ -11725,7 +7833,7 @@
       </w:rPr>
     </w:lvl>
   </w:abstractNum>
-  <w:abstractNum w:abstractNumId="18">
+  <w:abstractNum w:abstractNumId="9">
     <w:nsid w:val="5974749F"/>
     <w:multiLevelType w:val="multilevel"/>
     <w:tmpl w:val="5974749F"/>
@@ -11838,93 +7946,7 @@
       </w:rPr>
     </w:lvl>
   </w:abstractNum>
-  <w:abstractNum w:abstractNumId="19">
-    <w:nsid w:val="5C963AD1"/>
-    <w:multiLevelType w:val="multilevel"/>
-    <w:tmpl w:val="5C963AD1"/>
-    <w:lvl w:ilvl="0" w:tentative="0">
-      <w:start w:val="1"/>
-      <w:numFmt w:val="decimal"/>
-      <w:lvlText w:val="%1."/>
-      <w:lvlJc w:val="left"/>
-      <w:pPr>
-        <w:ind w:left="919" w:hanging="480"/>
-      </w:pPr>
-    </w:lvl>
-    <w:lvl w:ilvl="1" w:tentative="0">
-      <w:start w:val="1"/>
-      <w:numFmt w:val="ideographTraditional"/>
-      <w:lvlText w:val="%2、"/>
-      <w:lvlJc w:val="left"/>
-      <w:pPr>
-        <w:ind w:left="1399" w:hanging="480"/>
-      </w:pPr>
-    </w:lvl>
-    <w:lvl w:ilvl="2" w:tentative="0">
-      <w:start w:val="1"/>
-      <w:numFmt w:val="lowerRoman"/>
-      <w:lvlText w:val="%3."/>
-      <w:lvlJc w:val="right"/>
-      <w:pPr>
-        <w:ind w:left="1879" w:hanging="480"/>
-      </w:pPr>
-    </w:lvl>
-    <w:lvl w:ilvl="3" w:tentative="0">
-      <w:start w:val="1"/>
-      <w:numFmt w:val="decimal"/>
-      <w:lvlText w:val="%4."/>
-      <w:lvlJc w:val="left"/>
-      <w:pPr>
-        <w:ind w:left="2359" w:hanging="480"/>
-      </w:pPr>
-    </w:lvl>
-    <w:lvl w:ilvl="4" w:tentative="0">
-      <w:start w:val="1"/>
-      <w:numFmt w:val="ideographTraditional"/>
-      <w:lvlText w:val="%5、"/>
-      <w:lvlJc w:val="left"/>
-      <w:pPr>
-        <w:ind w:left="2839" w:hanging="480"/>
-      </w:pPr>
-    </w:lvl>
-    <w:lvl w:ilvl="5" w:tentative="0">
-      <w:start w:val="1"/>
-      <w:numFmt w:val="lowerRoman"/>
-      <w:lvlText w:val="%6."/>
-      <w:lvlJc w:val="right"/>
-      <w:pPr>
-        <w:ind w:left="3319" w:hanging="480"/>
-      </w:pPr>
-    </w:lvl>
-    <w:lvl w:ilvl="6" w:tentative="0">
-      <w:start w:val="1"/>
-      <w:numFmt w:val="decimal"/>
-      <w:lvlText w:val="%7."/>
-      <w:lvlJc w:val="left"/>
-      <w:pPr>
-        <w:ind w:left="3799" w:hanging="480"/>
-      </w:pPr>
-    </w:lvl>
-    <w:lvl w:ilvl="7" w:tentative="0">
-      <w:start w:val="1"/>
-      <w:numFmt w:val="ideographTraditional"/>
-      <w:lvlText w:val="%8、"/>
-      <w:lvlJc w:val="left"/>
-      <w:pPr>
-        <w:ind w:left="4279" w:hanging="480"/>
-      </w:pPr>
-    </w:lvl>
-    <w:lvl w:ilvl="8" w:tentative="0">
-      <w:start w:val="1"/>
-      <w:numFmt w:val="lowerRoman"/>
-      <w:lvlText w:val="%9."/>
-      <w:lvlJc w:val="right"/>
-      <w:pPr>
-        <w:ind w:left="4759" w:hanging="480"/>
-      </w:pPr>
-    </w:lvl>
-  </w:abstractNum>
-  <w:abstractNum w:abstractNumId="20">
+  <w:abstractNum w:abstractNumId="10">
     <w:nsid w:val="5ED84B5D"/>
     <w:multiLevelType w:val="multilevel"/>
     <w:tmpl w:val="5ED84B5D"/>
@@ -12037,7 +8059,7 @@
       </w:rPr>
     </w:lvl>
   </w:abstractNum>
-  <w:abstractNum w:abstractNumId="21">
+  <w:abstractNum w:abstractNumId="11">
     <w:nsid w:val="761F62C5"/>
     <w:multiLevelType w:val="multilevel"/>
     <w:tmpl w:val="761F62C5"/>
@@ -12151,97 +8173,40 @@
     </w:lvl>
   </w:abstractNum>
   <w:num w:numId="1">
+    <w:abstractNumId w:val="5"/>
+  </w:num>
+  <w:num w:numId="2">
     <w:abstractNumId w:val="11"/>
   </w:num>
-  <w:num w:numId="2">
-    <w:abstractNumId w:val="16"/>
+  <w:num w:numId="3">
+    <w:abstractNumId w:val="0"/>
   </w:num>
-  <w:num w:numId="3">
+  <w:num w:numId="4">
     <w:abstractNumId w:val="9"/>
   </w:num>
-  <w:num w:numId="4">
-    <w:abstractNumId w:val="14"/>
-  </w:num>
   <w:num w:numId="5">
-    <w:abstractNumId w:val="12"/>
+    <w:abstractNumId w:val="8"/>
   </w:num>
   <w:num w:numId="6">
     <w:abstractNumId w:val="7"/>
   </w:num>
   <w:num w:numId="7">
-    <w:abstractNumId w:val="19"/>
+    <w:abstractNumId w:val="10"/>
   </w:num>
   <w:num w:numId="8">
+    <w:abstractNumId w:val="2"/>
+  </w:num>
+  <w:num w:numId="9">
     <w:abstractNumId w:val="6"/>
   </w:num>
-  <w:num w:numId="9">
-    <w:abstractNumId w:val="2"/>
-  </w:num>
   <w:num w:numId="10">
-    <w:abstractNumId w:val="13"/>
-    <w:lvlOverride w:ilvl="0">
-      <w:startOverride w:val="1"/>
-    </w:lvlOverride>
-    <w:lvlOverride w:ilvl="1">
-      <w:startOverride w:val="1"/>
-    </w:lvlOverride>
-    <w:lvlOverride w:ilvl="2">
-      <w:startOverride w:val="1"/>
-    </w:lvlOverride>
-    <w:lvlOverride w:ilvl="3">
-      <w:startOverride w:val="1"/>
-    </w:lvlOverride>
-    <w:lvlOverride w:ilvl="4">
-      <w:startOverride w:val="1"/>
-    </w:lvlOverride>
-    <w:lvlOverride w:ilvl="5">
-      <w:startOverride w:val="1"/>
-    </w:lvlOverride>
-    <w:lvlOverride w:ilvl="6">
-      <w:startOverride w:val="1"/>
-    </w:lvlOverride>
-    <w:lvlOverride w:ilvl="7">
-      <w:startOverride w:val="1"/>
-    </w:lvlOverride>
-    <w:lvlOverride w:ilvl="8">
-      <w:startOverride w:val="1"/>
-    </w:lvlOverride>
+    <w:abstractNumId w:val="1"/>
   </w:num>
   <w:num w:numId="11">
-    <w:abstractNumId w:val="8"/>
+    <w:abstractNumId w:val="4"/>
   </w:num>
   <w:num w:numId="12">
-    <w:abstractNumId w:val="21"/>
-  </w:num>
-  <w:num w:numId="13">
-    <w:abstractNumId w:val="0"/>
-  </w:num>
-  <w:num w:numId="14">
-    <w:abstractNumId w:val="18"/>
-  </w:num>
-  <w:num w:numId="15">
-    <w:abstractNumId w:val="17"/>
-  </w:num>
-  <w:num w:numId="16">
-    <w:abstractNumId w:val="15"/>
-  </w:num>
-  <w:num w:numId="17">
-    <w:abstractNumId w:val="20"/>
-  </w:num>
-  <w:num w:numId="18">
     <w:abstractNumId w:val="3"/>
-  </w:num>
-  <w:num w:numId="19">
-    <w:abstractNumId w:val="10"/>
-  </w:num>
-  <w:num w:numId="20">
-    <w:abstractNumId w:val="1"/>
-  </w:num>
-  <w:num w:numId="21">
-    <w:abstractNumId w:val="5"/>
-  </w:num>
-  <w:num w:numId="22">
-    <w:abstractNumId w:val="4"/>
   </w:num>
 </w:numbering>
 </file>
@@ -12322,7 +8287,7 @@
     <w:lsdException w:uiPriority="99" w:name="Closing"/>
     <w:lsdException w:uiPriority="99" w:name="Signature"/>
     <w:lsdException w:uiPriority="1" w:semiHidden="0" w:name="Default Paragraph Font"/>
-    <w:lsdException w:uiPriority="99" w:semiHidden="0" w:name="Body Text"/>
+    <w:lsdException w:qFormat="1" w:uiPriority="99" w:semiHidden="0" w:name="Body Text"/>
     <w:lsdException w:uiPriority="99" w:name="Body Text Indent"/>
     <w:lsdException w:uiPriority="99" w:name="List Continue"/>
     <w:lsdException w:uiPriority="99" w:name="List Continue 2"/>
@@ -12587,6 +8552,7 @@
     <w:name w:val="Body Text"/>
     <w:basedOn w:val="1"/>
     <w:unhideWhenUsed/>
+    <w:qFormat/>
     <w:uiPriority w:val="99"/>
     <w:rPr>
       <w:sz w:val="28"/>
@@ -13148,7 +9114,6 @@
 <s:customData xmlns="http://www.wps.cn/officeDocument/2013/wpsCustomData" xmlns:s="http://www.wps.cn/officeDocument/2013/wpsCustomData">
   <customSectProps>
     <customSectPr/>
-    <customSectPr/>
   </customSectProps>
 </s:customData>
 </file>

--- a/文件/競賽的相關東西/萬潤2025創新創意競賽(大專組)報名簡章word檔.docx
+++ b/文件/競賽的相關東西/萬潤2025創新創意競賽(大專組)報名簡章word檔.docx
@@ -787,7 +787,17 @@
                 <w:color w:val="343A40"/>
                 <w:kern w:val="0"/>
               </w:rPr>
-              <w:t>資訊管理系 Department of Information Management</w:t>
+              <w:t>資訊</w:t>
+            </w:r>
+            <w:bookmarkStart w:id="2" w:name="_GoBack"/>
+            <w:bookmarkEnd w:id="2"/>
+            <w:r>
+              <w:rPr>
+                <w:rFonts w:eastAsia="標楷體" w:cs="Roboto"/>
+                <w:color w:val="343A40"/>
+                <w:kern w:val="0"/>
+              </w:rPr>
+              <w:t>管理系 Department of Information Management</w:t>
             </w:r>
           </w:p>
         </w:tc>
@@ -2779,8 +2789,6 @@
           <w:kern w:val="0"/>
         </w:rPr>
       </w:pPr>
-      <w:bookmarkStart w:id="2" w:name="_GoBack"/>
-      <w:bookmarkEnd w:id="2"/>
     </w:p>
     <w:p>
       <w:pPr>
@@ -3640,12 +3648,16 @@
             <w:pPr>
               <w:jc w:val="center"/>
               <w:rPr>
-                <w:rFonts w:eastAsia="標楷體"/>
-              </w:rPr>
-            </w:pPr>
-            <w:r>
-              <w:rPr>
-                <w:rFonts w:eastAsia="標楷體"/>
+                <w:rFonts w:hint="eastAsia" w:ascii="標楷體" w:hAnsi="標楷體" w:eastAsia="標楷體" w:cs="標楷體"/>
+                <w:sz w:val="24"/>
+                <w:szCs w:val="24"/>
+              </w:rPr>
+            </w:pPr>
+            <w:r>
+              <w:rPr>
+                <w:rFonts w:hint="eastAsia" w:ascii="標楷體" w:hAnsi="標楷體" w:eastAsia="標楷體" w:cs="標楷體"/>
+                <w:sz w:val="24"/>
+                <w:szCs w:val="24"/>
               </w:rPr>
               <w:t>作品名稱</w:t>
             </w:r>
@@ -3666,15 +3678,19 @@
             <w:pPr>
               <w:jc w:val="center"/>
               <w:rPr>
-                <w:rFonts w:hint="eastAsia" w:eastAsia="標楷體"/>
+                <w:rFonts w:hint="eastAsia" w:ascii="標楷體" w:hAnsi="標楷體" w:eastAsia="標楷體" w:cs="標楷體"/>
                 <w:b/>
+                <w:sz w:val="24"/>
+                <w:szCs w:val="24"/>
                 <w:lang w:val="en-US" w:eastAsia="zh-TW"/>
               </w:rPr>
             </w:pPr>
             <w:r>
               <w:rPr>
-                <w:rFonts w:hint="eastAsia" w:eastAsia="標楷體"/>
+                <w:rFonts w:hint="eastAsia" w:ascii="標楷體" w:hAnsi="標楷體" w:eastAsia="標楷體" w:cs="標楷體"/>
                 <w:b/>
+                <w:sz w:val="24"/>
+                <w:szCs w:val="24"/>
                 <w:lang w:val="en-US" w:eastAsia="zh-TW"/>
               </w:rPr>
               <w:t>怪怪走開護您安全</w:t>
@@ -3696,12 +3712,16 @@
             <w:pPr>
               <w:jc w:val="center"/>
               <w:rPr>
-                <w:rFonts w:eastAsia="標楷體"/>
-              </w:rPr>
-            </w:pPr>
-            <w:r>
-              <w:rPr>
-                <w:rFonts w:eastAsia="標楷體"/>
+                <w:rFonts w:hint="eastAsia" w:ascii="標楷體" w:hAnsi="標楷體" w:eastAsia="標楷體" w:cs="標楷體"/>
+                <w:sz w:val="24"/>
+                <w:szCs w:val="24"/>
+              </w:rPr>
+            </w:pPr>
+            <w:r>
+              <w:rPr>
+                <w:rFonts w:hint="eastAsia" w:ascii="標楷體" w:hAnsi="標楷體" w:eastAsia="標楷體" w:cs="標楷體"/>
+                <w:sz w:val="24"/>
+                <w:szCs w:val="24"/>
               </w:rPr>
               <w:t>收件編號</w:t>
             </w:r>
@@ -3722,13 +3742,16 @@
             <w:pPr>
               <w:jc w:val="right"/>
               <w:rPr>
-                <w:rFonts w:eastAsia="標楷體"/>
-              </w:rPr>
-            </w:pPr>
-            <w:r>
-              <w:rPr>
-                <w:rFonts w:eastAsia="標楷體"/>
-                <w:szCs w:val="22"/>
+                <w:rFonts w:hint="eastAsia" w:ascii="標楷體" w:hAnsi="標楷體" w:eastAsia="標楷體" w:cs="標楷體"/>
+                <w:sz w:val="24"/>
+                <w:szCs w:val="24"/>
+              </w:rPr>
+            </w:pPr>
+            <w:r>
+              <w:rPr>
+                <w:rFonts w:hint="eastAsia" w:ascii="標楷體" w:hAnsi="標楷體" w:eastAsia="標楷體" w:cs="標楷體"/>
+                <w:sz w:val="24"/>
+                <w:szCs w:val="24"/>
               </w:rPr>
               <w:t>(主辦單位填寫)</w:t>
             </w:r>
@@ -3775,12 +3798,16 @@
                 <w:numId w:val="1"/>
               </w:numPr>
               <w:rPr>
-                <w:rFonts w:eastAsia="標楷體"/>
-              </w:rPr>
-            </w:pPr>
-            <w:r>
-              <w:rPr>
-                <w:rFonts w:eastAsia="標楷體"/>
+                <w:rFonts w:hint="eastAsia" w:ascii="標楷體" w:hAnsi="標楷體" w:eastAsia="標楷體" w:cs="標楷體"/>
+                <w:sz w:val="24"/>
+                <w:szCs w:val="24"/>
+              </w:rPr>
+            </w:pPr>
+            <w:r>
+              <w:rPr>
+                <w:rFonts w:hint="eastAsia" w:ascii="標楷體" w:hAnsi="標楷體" w:eastAsia="標楷體" w:cs="標楷體"/>
+                <w:sz w:val="24"/>
+                <w:szCs w:val="24"/>
               </w:rPr>
               <w:t>創作動機與目的</w:t>
             </w:r>
@@ -3795,7 +3822,9 @@
               <w:spacing w:after="160" w:line="278" w:lineRule="auto"/>
               <w:textAlignment w:val="baseline"/>
               <w:rPr>
-                <w:rFonts w:eastAsia="標楷體"/>
+                <w:rFonts w:hint="eastAsia" w:ascii="標楷體" w:hAnsi="標楷體" w:eastAsia="標楷體" w:cs="標楷體"/>
+                <w:sz w:val="24"/>
+                <w:szCs w:val="24"/>
               </w:rPr>
             </w:pPr>
             <w:r>
@@ -4821,7 +4850,9 @@
               </w:numPr>
               <w:spacing w:before="353"/>
               <w:rPr>
-                <w:rFonts w:eastAsia="標楷體"/>
+                <w:rFonts w:hint="eastAsia" w:ascii="標楷體" w:hAnsi="標楷體" w:eastAsia="標楷體" w:cs="標楷體"/>
+                <w:sz w:val="24"/>
+                <w:szCs w:val="24"/>
               </w:rPr>
             </w:pPr>
             <w:r>
@@ -4843,7 +4874,9 @@
               </w:numPr>
               <w:spacing w:before="353"/>
               <w:rPr>
-                <w:rFonts w:eastAsia="標楷體"/>
+                <w:rFonts w:hint="eastAsia" w:ascii="標楷體" w:hAnsi="標楷體" w:eastAsia="標楷體" w:cs="標楷體"/>
+                <w:sz w:val="24"/>
+                <w:szCs w:val="24"/>
               </w:rPr>
             </w:pPr>
           </w:p>
@@ -4854,12 +4887,16 @@
                 <w:numId w:val="1"/>
               </w:numPr>
               <w:rPr>
-                <w:rFonts w:eastAsia="標楷體"/>
-              </w:rPr>
-            </w:pPr>
-            <w:r>
-              <w:rPr>
-                <w:rFonts w:eastAsia="標楷體"/>
+                <w:rFonts w:hint="eastAsia" w:ascii="標楷體" w:hAnsi="標楷體" w:eastAsia="標楷體" w:cs="標楷體"/>
+                <w:sz w:val="24"/>
+                <w:szCs w:val="24"/>
+              </w:rPr>
+            </w:pPr>
+            <w:r>
+              <w:rPr>
+                <w:rFonts w:hint="eastAsia" w:ascii="標楷體" w:hAnsi="標楷體" w:eastAsia="標楷體" w:cs="標楷體"/>
+                <w:sz w:val="24"/>
+                <w:szCs w:val="24"/>
               </w:rPr>
               <w:t>目前相關創作或產品介紹</w:t>
             </w:r>
@@ -4916,12 +4953,16 @@
                 <w:numId w:val="1"/>
               </w:numPr>
               <w:rPr>
-                <w:rFonts w:eastAsia="標楷體"/>
-              </w:rPr>
-            </w:pPr>
-            <w:r>
-              <w:rPr>
-                <w:rFonts w:eastAsia="標楷體"/>
+                <w:rFonts w:hint="eastAsia" w:ascii="標楷體" w:hAnsi="標楷體" w:eastAsia="標楷體" w:cs="標楷體"/>
+                <w:sz w:val="24"/>
+                <w:szCs w:val="24"/>
+              </w:rPr>
+            </w:pPr>
+            <w:r>
+              <w:rPr>
+                <w:rFonts w:hint="eastAsia" w:ascii="標楷體" w:hAnsi="標楷體" w:eastAsia="標楷體" w:cs="標楷體"/>
+                <w:sz w:val="24"/>
+                <w:szCs w:val="24"/>
               </w:rPr>
               <w:t>創新實作方法</w:t>
             </w:r>
@@ -4944,7 +4985,7 @@
             </w:pPr>
             <w:r>
               <w:rPr>
-                <w:rFonts w:ascii="SimSun" w:hAnsi="SimSun" w:eastAsia="SimSun" w:cs="SimSun"/>
+                <w:rFonts w:hint="eastAsia" w:ascii="標楷體" w:hAnsi="標楷體" w:eastAsia="標楷體" w:cs="標楷體"/>
                 <w:sz w:val="24"/>
                 <w:szCs w:val="24"/>
               </w:rPr>
@@ -5118,7 +5159,7 @@
             </w:pPr>
             <w:r>
               <w:rPr>
-                <w:rFonts w:ascii="SimSun" w:hAnsi="SimSun" w:eastAsia="SimSun" w:cs="SimSun"/>
+                <w:rFonts w:hint="eastAsia" w:ascii="標楷體" w:hAnsi="標楷體" w:eastAsia="標楷體" w:cs="標楷體"/>
                 <w:sz w:val="24"/>
                 <w:szCs w:val="24"/>
               </w:rPr>
@@ -5212,7 +5253,7 @@
             </w:pPr>
             <w:r>
               <w:rPr>
-                <w:rFonts w:ascii="SimSun" w:hAnsi="SimSun" w:eastAsia="SimSun" w:cs="SimSun"/>
+                <w:rFonts w:hint="eastAsia" w:ascii="標楷體" w:hAnsi="標楷體" w:eastAsia="標楷體" w:cs="標楷體"/>
                 <w:sz w:val="24"/>
                 <w:szCs w:val="24"/>
               </w:rPr>
@@ -5220,7 +5261,7 @@
             </w:r>
             <w:r>
               <w:rPr>
-                <w:rFonts w:hint="eastAsia" w:ascii="SimSun" w:hAnsi="SimSun" w:cs="SimSun"/>
+                <w:rFonts w:hint="eastAsia" w:ascii="標楷體" w:hAnsi="標楷體" w:eastAsia="標楷體" w:cs="標楷體"/>
                 <w:sz w:val="24"/>
                 <w:szCs w:val="24"/>
                 <w:lang w:val="en-US" w:eastAsia="zh-TW"/>
@@ -5229,7 +5270,7 @@
             </w:r>
             <w:r>
               <w:rPr>
-                <w:rFonts w:ascii="SimSun" w:hAnsi="SimSun" w:eastAsia="SimSun" w:cs="SimSun"/>
+                <w:rFonts w:hint="eastAsia" w:ascii="標楷體" w:hAnsi="標楷體" w:eastAsia="標楷體" w:cs="標楷體"/>
                 <w:sz w:val="24"/>
                 <w:szCs w:val="24"/>
               </w:rPr>
@@ -5294,14 +5335,16 @@
                 <w:numId w:val="1"/>
               </w:numPr>
               <w:rPr>
-                <w:rFonts w:eastAsia="標楷體"/>
-                <w:sz w:val="24"/>
-                <w:szCs w:val="24"/>
-              </w:rPr>
-            </w:pPr>
-            <w:r>
-              <w:rPr>
-                <w:rFonts w:eastAsia="標楷體"/>
+                <w:rFonts w:hint="eastAsia" w:ascii="標楷體" w:hAnsi="標楷體" w:eastAsia="標楷體" w:cs="標楷體"/>
+                <w:sz w:val="24"/>
+                <w:szCs w:val="24"/>
+              </w:rPr>
+            </w:pPr>
+            <w:r>
+              <w:rPr>
+                <w:rFonts w:hint="eastAsia" w:ascii="標楷體" w:hAnsi="標楷體" w:eastAsia="標楷體" w:cs="標楷體"/>
+                <w:sz w:val="24"/>
+                <w:szCs w:val="24"/>
               </w:rPr>
               <w:t>作品特色說明</w:t>
             </w:r>
@@ -5770,13 +5813,17 @@
                 <w:numId w:val="1"/>
               </w:numPr>
               <w:rPr>
-                <w:rFonts w:hint="eastAsia" w:eastAsia="標楷體"/>
+                <w:rFonts w:hint="eastAsia" w:ascii="標楷體" w:hAnsi="標楷體" w:eastAsia="標楷體" w:cs="標楷體"/>
+                <w:sz w:val="24"/>
+                <w:szCs w:val="24"/>
                 <w:lang w:val="en-US" w:eastAsia="zh-TW"/>
               </w:rPr>
             </w:pPr>
             <w:r>
               <w:rPr>
-                <w:rFonts w:eastAsia="標楷體"/>
+                <w:rFonts w:hint="eastAsia" w:ascii="標楷體" w:hAnsi="標楷體" w:eastAsia="標楷體" w:cs="標楷體"/>
+                <w:sz w:val="24"/>
+                <w:szCs w:val="24"/>
               </w:rPr>
               <w:t>結論與建議</w:t>
             </w:r>
@@ -5950,12 +5997,16 @@
                 <w:numId w:val="1"/>
               </w:numPr>
               <w:rPr>
-                <w:rFonts w:eastAsia="標楷體"/>
-              </w:rPr>
-            </w:pPr>
-            <w:r>
-              <w:rPr>
-                <w:rFonts w:eastAsia="標楷體"/>
+                <w:rFonts w:hint="eastAsia" w:ascii="標楷體" w:hAnsi="標楷體" w:eastAsia="標楷體" w:cs="標楷體"/>
+                <w:sz w:val="24"/>
+                <w:szCs w:val="24"/>
+              </w:rPr>
+            </w:pPr>
+            <w:r>
+              <w:rPr>
+                <w:rFonts w:hint="eastAsia" w:ascii="標楷體" w:hAnsi="標楷體" w:eastAsia="標楷體" w:cs="標楷體"/>
+                <w:sz w:val="24"/>
+                <w:szCs w:val="24"/>
               </w:rPr>
               <w:t>參考文獻</w:t>
             </w:r>
@@ -5971,56 +6022,74 @@
               </w:tabs>
               <w:ind w:firstLine="0"/>
               <w:rPr>
-                <w:rFonts w:eastAsia="標楷體"/>
-              </w:rPr>
-            </w:pPr>
-            <w:r>
-              <w:rPr>
-                <w:rFonts w:eastAsia="標楷體"/>
+                <w:rFonts w:hint="eastAsia" w:ascii="標楷體" w:hAnsi="標楷體" w:eastAsia="標楷體" w:cs="標楷體"/>
+                <w:sz w:val="24"/>
+                <w:szCs w:val="24"/>
+              </w:rPr>
+            </w:pPr>
+            <w:r>
+              <w:rPr>
+                <w:rFonts w:hint="eastAsia" w:ascii="標楷體" w:hAnsi="標楷體" w:eastAsia="標楷體" w:cs="標楷體"/>
                 <w:b/>
                 <w:bCs/>
+                <w:sz w:val="24"/>
+                <w:szCs w:val="24"/>
               </w:rPr>
               <w:t>新北市政府警察局婦幼警察隊</w:t>
             </w:r>
             <w:r>
               <w:rPr>
-                <w:rFonts w:eastAsia="標楷體"/>
+                <w:rFonts w:hint="eastAsia" w:ascii="標楷體" w:hAnsi="標楷體" w:eastAsia="標楷體" w:cs="標楷體"/>
+                <w:sz w:val="24"/>
+                <w:szCs w:val="24"/>
               </w:rPr>
               <w:t xml:space="preserve">，「兒童防身術」，婦幼小教室，發布日期：113-06-22，網站：新北市政府警察局婦幼警察隊 </w:t>
             </w:r>
             <w:r>
               <w:rPr>
-                <w:rFonts w:eastAsia="標楷體"/>
+                <w:rFonts w:hint="eastAsia" w:ascii="標楷體" w:hAnsi="標楷體" w:eastAsia="標楷體" w:cs="標楷體"/>
+                <w:sz w:val="24"/>
+                <w:szCs w:val="24"/>
               </w:rPr>
               <w:fldChar w:fldCharType="begin"/>
             </w:r>
             <w:r>
               <w:rPr>
-                <w:rFonts w:eastAsia="標楷體"/>
+                <w:rFonts w:hint="eastAsia" w:ascii="標楷體" w:hAnsi="標楷體" w:eastAsia="標楷體" w:cs="標楷體"/>
+                <w:sz w:val="24"/>
+                <w:szCs w:val="24"/>
               </w:rPr>
               <w:instrText xml:space="preserve"> HYPERLINK "https://www.wpb.police.ntpc.gov.tw/cp-3284-116967-30.html?utm_source=chatgpt.com" \t "_blank" </w:instrText>
             </w:r>
             <w:r>
               <w:rPr>
-                <w:rFonts w:eastAsia="標楷體"/>
+                <w:rFonts w:hint="eastAsia" w:ascii="標楷體" w:hAnsi="標楷體" w:eastAsia="標楷體" w:cs="標楷體"/>
+                <w:sz w:val="24"/>
+                <w:szCs w:val="24"/>
               </w:rPr>
               <w:fldChar w:fldCharType="separate"/>
             </w:r>
             <w:r>
               <w:rPr>
-                <w:rFonts w:eastAsia="標楷體"/>
+                <w:rFonts w:hint="eastAsia" w:ascii="標楷體" w:hAnsi="標楷體" w:eastAsia="標楷體" w:cs="標楷體"/>
+                <w:sz w:val="24"/>
+                <w:szCs w:val="24"/>
               </w:rPr>
               <w:t>wpb.police.ntpc.gov.tw</w:t>
             </w:r>
             <w:r>
               <w:rPr>
-                <w:rFonts w:eastAsia="標楷體"/>
+                <w:rFonts w:hint="eastAsia" w:ascii="標楷體" w:hAnsi="標楷體" w:eastAsia="標楷體" w:cs="標楷體"/>
+                <w:sz w:val="24"/>
+                <w:szCs w:val="24"/>
               </w:rPr>
               <w:fldChar w:fldCharType="end"/>
             </w:r>
             <w:r>
               <w:rPr>
-                <w:rFonts w:eastAsia="標楷體"/>
+                <w:rFonts w:hint="eastAsia" w:ascii="標楷體" w:hAnsi="標楷體" w:eastAsia="標楷體" w:cs="標楷體"/>
+                <w:sz w:val="24"/>
+                <w:szCs w:val="24"/>
               </w:rPr>
               <w:t>。</w:t>
             </w:r>
@@ -6036,56 +6105,74 @@
               </w:tabs>
               <w:ind w:firstLine="0"/>
               <w:rPr>
-                <w:rFonts w:eastAsia="標楷體"/>
-              </w:rPr>
-            </w:pPr>
-            <w:r>
-              <w:rPr>
-                <w:rFonts w:eastAsia="標楷體"/>
+                <w:rFonts w:hint="eastAsia" w:ascii="標楷體" w:hAnsi="標楷體" w:eastAsia="標楷體" w:cs="標楷體"/>
+                <w:sz w:val="24"/>
+                <w:szCs w:val="24"/>
+              </w:rPr>
+            </w:pPr>
+            <w:r>
+              <w:rPr>
+                <w:rFonts w:hint="eastAsia" w:ascii="標楷體" w:hAnsi="標楷體" w:eastAsia="標楷體" w:cs="標楷體"/>
                 <w:b/>
                 <w:bCs/>
+                <w:sz w:val="24"/>
+                <w:szCs w:val="24"/>
               </w:rPr>
               <w:t>Uho 編輯部</w:t>
             </w:r>
             <w:r>
               <w:rPr>
-                <w:rFonts w:eastAsia="標楷體"/>
+                <w:rFonts w:hint="eastAsia" w:ascii="標楷體" w:hAnsi="標楷體" w:eastAsia="標楷體" w:cs="標楷體"/>
+                <w:sz w:val="24"/>
+                <w:szCs w:val="24"/>
               </w:rPr>
               <w:t xml:space="preserve">，「牢記防身術四要點 靠人前先靠自己」，優活健康網，2019-09-15（2022-03-15 更新），專欄文章 </w:t>
             </w:r>
             <w:r>
               <w:rPr>
-                <w:rFonts w:eastAsia="標楷體"/>
+                <w:rFonts w:hint="eastAsia" w:ascii="標楷體" w:hAnsi="標楷體" w:eastAsia="標楷體" w:cs="標楷體"/>
+                <w:sz w:val="24"/>
+                <w:szCs w:val="24"/>
               </w:rPr>
               <w:fldChar w:fldCharType="begin"/>
             </w:r>
             <w:r>
               <w:rPr>
-                <w:rFonts w:eastAsia="標楷體"/>
+                <w:rFonts w:hint="eastAsia" w:ascii="標楷體" w:hAnsi="標楷體" w:eastAsia="標楷體" w:cs="標楷體"/>
+                <w:sz w:val="24"/>
+                <w:szCs w:val="24"/>
               </w:rPr>
               <w:instrText xml:space="preserve"> HYPERLINK "https://www.uho.com.tw/article-50049.html?utm_source=chatgpt.com" \t "_blank" </w:instrText>
             </w:r>
             <w:r>
               <w:rPr>
-                <w:rFonts w:eastAsia="標楷體"/>
+                <w:rFonts w:hint="eastAsia" w:ascii="標楷體" w:hAnsi="標楷體" w:eastAsia="標楷體" w:cs="標楷體"/>
+                <w:sz w:val="24"/>
+                <w:szCs w:val="24"/>
               </w:rPr>
               <w:fldChar w:fldCharType="separate"/>
             </w:r>
             <w:r>
               <w:rPr>
-                <w:rFonts w:eastAsia="標楷體"/>
+                <w:rFonts w:hint="eastAsia" w:ascii="標楷體" w:hAnsi="標楷體" w:eastAsia="標楷體" w:cs="標楷體"/>
+                <w:sz w:val="24"/>
+                <w:szCs w:val="24"/>
               </w:rPr>
               <w:t>優活健康網</w:t>
             </w:r>
             <w:r>
               <w:rPr>
-                <w:rFonts w:eastAsia="標楷體"/>
+                <w:rFonts w:hint="eastAsia" w:ascii="標楷體" w:hAnsi="標楷體" w:eastAsia="標楷體" w:cs="標楷體"/>
+                <w:sz w:val="24"/>
+                <w:szCs w:val="24"/>
               </w:rPr>
               <w:fldChar w:fldCharType="end"/>
             </w:r>
             <w:r>
               <w:rPr>
-                <w:rFonts w:eastAsia="標楷體"/>
+                <w:rFonts w:hint="eastAsia" w:ascii="標楷體" w:hAnsi="標楷體" w:eastAsia="標楷體" w:cs="標楷體"/>
+                <w:sz w:val="24"/>
+                <w:szCs w:val="24"/>
               </w:rPr>
               <w:t>。</w:t>
             </w:r>
@@ -6101,56 +6188,74 @@
               </w:tabs>
               <w:ind w:firstLine="0"/>
               <w:rPr>
-                <w:rFonts w:eastAsia="標楷體"/>
-              </w:rPr>
-            </w:pPr>
-            <w:r>
-              <w:rPr>
-                <w:rFonts w:eastAsia="標楷體"/>
+                <w:rFonts w:hint="eastAsia" w:ascii="標楷體" w:hAnsi="標楷體" w:eastAsia="標楷體" w:cs="標楷體"/>
+                <w:sz w:val="24"/>
+                <w:szCs w:val="24"/>
+              </w:rPr>
+            </w:pPr>
+            <w:r>
+              <w:rPr>
+                <w:rFonts w:hint="eastAsia" w:ascii="標楷體" w:hAnsi="標楷體" w:eastAsia="標楷體" w:cs="標楷體"/>
                 <w:b/>
                 <w:bCs/>
+                <w:sz w:val="24"/>
+                <w:szCs w:val="24"/>
               </w:rPr>
               <w:t>野牛網站 (Darius)</w:t>
             </w:r>
             <w:r>
               <w:rPr>
-                <w:rFonts w:eastAsia="標楷體"/>
+                <w:rFonts w:hint="eastAsia" w:ascii="標楷體" w:hAnsi="標楷體" w:eastAsia="標楷體" w:cs="標楷體"/>
+                <w:sz w:val="24"/>
+                <w:szCs w:val="24"/>
               </w:rPr>
               <w:t xml:space="preserve">，「上班族必備的21種合法防身武器推薦」，野牛網站，2025-02-10，網站文章 </w:t>
             </w:r>
             <w:r>
               <w:rPr>
-                <w:rFonts w:eastAsia="標楷體"/>
+                <w:rFonts w:hint="eastAsia" w:ascii="標楷體" w:hAnsi="標楷體" w:eastAsia="標楷體" w:cs="標楷體"/>
+                <w:sz w:val="24"/>
+                <w:szCs w:val="24"/>
               </w:rPr>
               <w:fldChar w:fldCharType="begin"/>
             </w:r>
             <w:r>
               <w:rPr>
-                <w:rFonts w:eastAsia="標楷體"/>
+                <w:rFonts w:hint="eastAsia" w:ascii="標楷體" w:hAnsi="標楷體" w:eastAsia="標楷體" w:cs="標楷體"/>
+                <w:sz w:val="24"/>
+                <w:szCs w:val="24"/>
               </w:rPr>
               <w:instrText xml:space="preserve"> HYPERLINK "https://bisonpolice.com/self-defense-weapon/?utm_source=chatgpt.com" \t "_blank" </w:instrText>
             </w:r>
             <w:r>
               <w:rPr>
-                <w:rFonts w:eastAsia="標楷體"/>
+                <w:rFonts w:hint="eastAsia" w:ascii="標楷體" w:hAnsi="標楷體" w:eastAsia="標楷體" w:cs="標楷體"/>
+                <w:sz w:val="24"/>
+                <w:szCs w:val="24"/>
               </w:rPr>
               <w:fldChar w:fldCharType="separate"/>
             </w:r>
             <w:r>
               <w:rPr>
-                <w:rFonts w:eastAsia="標楷體"/>
+                <w:rFonts w:hint="eastAsia" w:ascii="標楷體" w:hAnsi="標楷體" w:eastAsia="標楷體" w:cs="標楷體"/>
+                <w:sz w:val="24"/>
+                <w:szCs w:val="24"/>
               </w:rPr>
               <w:t>野牛 – 聊聊交通、治安</w:t>
             </w:r>
             <w:r>
               <w:rPr>
-                <w:rFonts w:eastAsia="標楷體"/>
+                <w:rFonts w:hint="eastAsia" w:ascii="標楷體" w:hAnsi="標楷體" w:eastAsia="標楷體" w:cs="標楷體"/>
+                <w:sz w:val="24"/>
+                <w:szCs w:val="24"/>
               </w:rPr>
               <w:fldChar w:fldCharType="end"/>
             </w:r>
             <w:r>
               <w:rPr>
-                <w:rFonts w:eastAsia="標楷體"/>
+                <w:rFonts w:hint="eastAsia" w:ascii="標楷體" w:hAnsi="標楷體" w:eastAsia="標楷體" w:cs="標楷體"/>
+                <w:sz w:val="24"/>
+                <w:szCs w:val="24"/>
               </w:rPr>
               <w:t>。</w:t>
             </w:r>
@@ -6166,56 +6271,74 @@
               </w:tabs>
               <w:ind w:firstLine="0"/>
               <w:rPr>
-                <w:rFonts w:eastAsia="標楷體"/>
-              </w:rPr>
-            </w:pPr>
-            <w:r>
-              <w:rPr>
-                <w:rFonts w:eastAsia="標楷體"/>
+                <w:rFonts w:hint="eastAsia" w:ascii="標楷體" w:hAnsi="標楷體" w:eastAsia="標楷體" w:cs="標楷體"/>
+                <w:sz w:val="24"/>
+                <w:szCs w:val="24"/>
+              </w:rPr>
+            </w:pPr>
+            <w:r>
+              <w:rPr>
+                <w:rFonts w:hint="eastAsia" w:ascii="標楷體" w:hAnsi="標楷體" w:eastAsia="標楷體" w:cs="標楷體"/>
                 <w:b/>
                 <w:bCs/>
+                <w:sz w:val="24"/>
+                <w:szCs w:val="24"/>
               </w:rPr>
               <w:t>屏東縣政府警察局</w:t>
             </w:r>
             <w:r>
               <w:rPr>
-                <w:rFonts w:eastAsia="標楷體"/>
+                <w:rFonts w:hint="eastAsia" w:ascii="標楷體" w:hAnsi="標楷體" w:eastAsia="標楷體" w:cs="標楷體"/>
+                <w:sz w:val="24"/>
+                <w:szCs w:val="24"/>
               </w:rPr>
               <w:t xml:space="preserve">，「婦幼警察隊 (Women and Children Protection)」，屏東縣政府網站 – 查詢與服務頁面，網站頁面 </w:t>
             </w:r>
             <w:r>
               <w:rPr>
-                <w:rFonts w:eastAsia="標楷體"/>
+                <w:rFonts w:hint="eastAsia" w:ascii="標楷體" w:hAnsi="標楷體" w:eastAsia="標楷體" w:cs="標楷體"/>
+                <w:sz w:val="24"/>
+                <w:szCs w:val="24"/>
               </w:rPr>
               <w:fldChar w:fldCharType="begin"/>
             </w:r>
             <w:r>
               <w:rPr>
-                <w:rFonts w:eastAsia="標楷體"/>
+                <w:rFonts w:hint="eastAsia" w:ascii="標楷體" w:hAnsi="標楷體" w:eastAsia="標楷體" w:cs="標楷體"/>
+                <w:sz w:val="24"/>
+                <w:szCs w:val="24"/>
               </w:rPr>
               <w:instrText xml:space="preserve"> HYPERLINK "https://www.pthg.gov.tw/PCPB_en/cp.aspx?n=090DA3CDAD4CED2D&amp;s=798B0C1EB153F594&amp;utm_source=chatgpt.com" \t "_blank" </w:instrText>
             </w:r>
             <w:r>
               <w:rPr>
-                <w:rFonts w:eastAsia="標楷體"/>
+                <w:rFonts w:hint="eastAsia" w:ascii="標楷體" w:hAnsi="標楷體" w:eastAsia="標楷體" w:cs="標楷體"/>
+                <w:sz w:val="24"/>
+                <w:szCs w:val="24"/>
               </w:rPr>
               <w:fldChar w:fldCharType="separate"/>
             </w:r>
             <w:r>
               <w:rPr>
-                <w:rFonts w:eastAsia="標楷體"/>
+                <w:rFonts w:hint="eastAsia" w:ascii="標楷體" w:hAnsi="標楷體" w:eastAsia="標楷體" w:cs="標楷體"/>
+                <w:sz w:val="24"/>
+                <w:szCs w:val="24"/>
               </w:rPr>
               <w:t>平潭海運局</w:t>
             </w:r>
             <w:r>
               <w:rPr>
-                <w:rFonts w:eastAsia="標楷體"/>
+                <w:rFonts w:hint="eastAsia" w:ascii="標楷體" w:hAnsi="標楷體" w:eastAsia="標楷體" w:cs="標楷體"/>
+                <w:sz w:val="24"/>
+                <w:szCs w:val="24"/>
               </w:rPr>
               <w:fldChar w:fldCharType="end"/>
             </w:r>
             <w:r>
               <w:rPr>
-                <w:rFonts w:eastAsia="標楷體"/>
+                <w:rFonts w:hint="eastAsia" w:ascii="標楷體" w:hAnsi="標楷體" w:eastAsia="標楷體" w:cs="標楷體"/>
+                <w:sz w:val="24"/>
+                <w:szCs w:val="24"/>
               </w:rPr>
               <w:t>。</w:t>
             </w:r>
@@ -6231,20 +6354,26 @@
               </w:tabs>
               <w:ind w:firstLine="0"/>
               <w:rPr>
-                <w:rFonts w:eastAsia="標楷體"/>
-              </w:rPr>
-            </w:pPr>
-            <w:r>
-              <w:rPr>
-                <w:rFonts w:eastAsia="標楷體"/>
+                <w:rFonts w:hint="eastAsia" w:ascii="標楷體" w:hAnsi="標楷體" w:eastAsia="標楷體" w:cs="標楷體"/>
+                <w:sz w:val="24"/>
+                <w:szCs w:val="24"/>
+              </w:rPr>
+            </w:pPr>
+            <w:r>
+              <w:rPr>
+                <w:rFonts w:hint="eastAsia" w:ascii="標楷體" w:hAnsi="標楷體" w:eastAsia="標楷體" w:cs="標楷體"/>
                 <w:b/>
                 <w:bCs/>
+                <w:sz w:val="24"/>
+                <w:szCs w:val="24"/>
               </w:rPr>
               <w:t>臺北市政府警察局交通警察大隊</w:t>
             </w:r>
             <w:r>
               <w:rPr>
-                <w:rFonts w:eastAsia="標楷體"/>
+                <w:rFonts w:hint="eastAsia" w:ascii="標楷體" w:hAnsi="標楷體" w:eastAsia="標楷體" w:cs="標楷體"/>
+                <w:sz w:val="24"/>
+                <w:szCs w:val="24"/>
               </w:rPr>
               <w:t>，「非緊急線上報案」，民眾自行車實名自主登錄系統 — 線上報案頁面，無日期，網站頁面。</w:t>
             </w:r>
@@ -6262,15 +6391,19 @@
               <w:spacing w:after="160" w:line="278" w:lineRule="auto"/>
               <w:textAlignment w:val="baseline"/>
               <w:rPr>
-                <w:rFonts w:eastAsia="標楷體"/>
-              </w:rPr>
-            </w:pPr>
-          </w:p>
-          <w:p>
-            <w:pPr>
-              <w:rPr>
-                <w:rFonts w:eastAsia="標楷體"/>
+                <w:rFonts w:hint="eastAsia" w:ascii="標楷體" w:hAnsi="標楷體" w:eastAsia="標楷體" w:cs="標楷體"/>
+                <w:sz w:val="24"/>
+                <w:szCs w:val="24"/>
+              </w:rPr>
+            </w:pPr>
+          </w:p>
+          <w:p>
+            <w:pPr>
+              <w:rPr>
+                <w:rFonts w:hint="eastAsia" w:ascii="標楷體" w:hAnsi="標楷體" w:eastAsia="標楷體" w:cs="標楷體"/>
                 <w:b/>
+                <w:sz w:val="24"/>
+                <w:szCs w:val="24"/>
               </w:rPr>
             </w:pPr>
           </w:p>

--- a/文件/競賽的相關東西/萬潤2025創新創意競賽(大專組)報名簡章word檔.docx
+++ b/文件/競賽的相關東西/萬潤2025創新創意競賽(大專組)報名簡章word檔.docx
@@ -7,14 +7,18 @@
         <w:spacing w:before="108" w:after="108"/>
         <w:jc w:val="right"/>
         <w:rPr>
-          <w:rFonts w:eastAsia="標楷體"/>
+          <w:rFonts w:hint="eastAsia" w:ascii="Times New Roman" w:hAnsi="Times New Roman" w:eastAsia="標楷體" w:cs="標楷體"/>
           <w:kern w:val="0"/>
+          <w:sz w:val="24"/>
+          <w:szCs w:val="24"/>
         </w:rPr>
       </w:pPr>
       <w:r>
         <w:rPr>
-          <w:rFonts w:eastAsia="標楷體"/>
+          <w:rFonts w:hint="eastAsia" w:ascii="Times New Roman" w:hAnsi="Times New Roman" w:eastAsia="標楷體" w:cs="標楷體"/>
           <w:kern w:val="0"/>
+          <w:sz w:val="24"/>
+          <w:szCs w:val="24"/>
         </w:rPr>
         <w:t>附件一：表一基本資料</w:t>
       </w:r>
@@ -24,16 +28,19 @@
         <w:spacing w:before="108" w:after="108"/>
         <w:jc w:val="center"/>
         <w:rPr>
-          <w:rFonts w:eastAsia="標楷體"/>
+          <w:rFonts w:hint="eastAsia" w:ascii="Times New Roman" w:hAnsi="Times New Roman" w:eastAsia="標楷體" w:cs="標楷體"/>
           <w:kern w:val="0"/>
+          <w:sz w:val="24"/>
+          <w:szCs w:val="24"/>
         </w:rPr>
       </w:pPr>
       <w:r>
         <w:rPr>
-          <w:rFonts w:eastAsia="標楷體"/>
+          <w:rFonts w:hint="eastAsia" w:ascii="Times New Roman" w:hAnsi="Times New Roman" w:eastAsia="標楷體" w:cs="標楷體"/>
           <w:b/>
           <w:kern w:val="0"/>
-          <w:szCs w:val="36"/>
+          <w:sz w:val="24"/>
+          <w:szCs w:val="24"/>
         </w:rPr>
         <w:t>萬潤2025創新創意競賽(大專組)</w:t>
       </w:r>
@@ -43,16 +50,19 @@
         <w:spacing w:line="460" w:lineRule="exact"/>
         <w:jc w:val="center"/>
         <w:rPr>
-          <w:rFonts w:eastAsia="標楷體"/>
+          <w:rFonts w:hint="eastAsia" w:ascii="Times New Roman" w:hAnsi="Times New Roman" w:eastAsia="標楷體" w:cs="標楷體"/>
           <w:kern w:val="0"/>
+          <w:sz w:val="24"/>
+          <w:szCs w:val="24"/>
         </w:rPr>
       </w:pPr>
       <w:r>
         <w:rPr>
-          <w:rFonts w:eastAsia="標楷體"/>
+          <w:rFonts w:hint="eastAsia" w:ascii="Times New Roman" w:hAnsi="Times New Roman" w:eastAsia="標楷體" w:cs="標楷體"/>
           <w:b/>
           <w:kern w:val="0"/>
-          <w:szCs w:val="36"/>
+          <w:sz w:val="24"/>
+          <w:szCs w:val="24"/>
           <w:u w:val="single"/>
         </w:rPr>
         <w:t>報名表</w:t>
@@ -62,49 +72,58 @@
       <w:pPr>
         <w:spacing w:after="180" w:line="400" w:lineRule="exact"/>
         <w:rPr>
-          <w:rFonts w:eastAsia="標楷體"/>
+          <w:rFonts w:hint="eastAsia" w:ascii="Times New Roman" w:hAnsi="Times New Roman" w:eastAsia="標楷體" w:cs="標楷體"/>
           <w:kern w:val="0"/>
+          <w:sz w:val="24"/>
+          <w:szCs w:val="24"/>
         </w:rPr>
       </w:pPr>
       <w:r>
         <w:rPr>
-          <w:rFonts w:eastAsia="標楷體"/>
+          <w:rFonts w:hint="eastAsia" w:ascii="Times New Roman" w:hAnsi="Times New Roman" w:eastAsia="標楷體" w:cs="標楷體"/>
           <w:b/>
           <w:kern w:val="0"/>
-          <w:szCs w:val="28"/>
+          <w:sz w:val="24"/>
+          <w:szCs w:val="24"/>
         </w:rPr>
         <w:t>表一：基本資料</w:t>
       </w:r>
       <w:r>
         <w:rPr>
-          <w:rFonts w:eastAsia="標楷體"/>
+          <w:rFonts w:hint="eastAsia" w:ascii="Times New Roman" w:hAnsi="Times New Roman" w:eastAsia="標楷體" w:cs="標楷體"/>
           <w:b/>
           <w:kern w:val="0"/>
-          <w:szCs w:val="28"/>
+          <w:sz w:val="24"/>
+          <w:szCs w:val="24"/>
         </w:rPr>
         <w:tab/>
       </w:r>
       <w:r>
         <w:rPr>
-          <w:rFonts w:eastAsia="標楷體"/>
+          <w:rFonts w:hint="eastAsia" w:ascii="Times New Roman" w:hAnsi="Times New Roman" w:eastAsia="標楷體" w:cs="標楷體"/>
           <w:b/>
           <w:kern w:val="0"/>
-          <w:szCs w:val="28"/>
+          <w:sz w:val="24"/>
+          <w:szCs w:val="24"/>
         </w:rPr>
         <w:t xml:space="preserve">                                                                             </w:t>
       </w:r>
       <w:r>
         <w:rPr>
-          <w:rFonts w:eastAsia="標楷體"/>
+          <w:rFonts w:hint="eastAsia" w:ascii="Times New Roman" w:hAnsi="Times New Roman" w:eastAsia="標楷體" w:cs="標楷體"/>
           <w:kern w:val="0"/>
+          <w:sz w:val="24"/>
+          <w:szCs w:val="24"/>
         </w:rPr>
         <w:t>報名編號：</w:t>
       </w:r>
       <w:r>
         <w:rPr>
-          <w:rFonts w:eastAsia="標楷體"/>
+          <w:rFonts w:hint="eastAsia" w:ascii="Times New Roman" w:hAnsi="Times New Roman" w:eastAsia="標楷體" w:cs="標楷體"/>
           <w:color w:val="BFBFBF"/>
           <w:kern w:val="0"/>
+          <w:sz w:val="24"/>
+          <w:szCs w:val="24"/>
         </w:rPr>
         <w:t>(主辦單位填寫)</w:t>
       </w:r>
@@ -164,14 +183,18 @@
             <w:pPr>
               <w:jc w:val="center"/>
               <w:rPr>
-                <w:rFonts w:eastAsia="標楷體"/>
-                <w:kern w:val="0"/>
-              </w:rPr>
-            </w:pPr>
-            <w:r>
-              <w:rPr>
-                <w:rFonts w:eastAsia="標楷體"/>
-                <w:kern w:val="0"/>
+                <w:rFonts w:hint="eastAsia" w:ascii="Times New Roman" w:hAnsi="Times New Roman" w:eastAsia="標楷體" w:cs="標楷體"/>
+                <w:kern w:val="0"/>
+                <w:sz w:val="24"/>
+                <w:szCs w:val="24"/>
+              </w:rPr>
+            </w:pPr>
+            <w:r>
+              <w:rPr>
+                <w:rFonts w:hint="eastAsia" w:ascii="Times New Roman" w:hAnsi="Times New Roman" w:eastAsia="標楷體" w:cs="標楷體"/>
+                <w:kern w:val="0"/>
+                <w:sz w:val="24"/>
+                <w:szCs w:val="24"/>
               </w:rPr>
               <w:t>作品名稱</w:t>
             </w:r>
@@ -198,16 +221,37 @@
           <w:p>
             <w:pPr>
               <w:rPr>
-                <w:rFonts w:eastAsia="標楷體"/>
-                <w:kern w:val="0"/>
-              </w:rPr>
-            </w:pPr>
-            <w:r>
-              <w:rPr>
-                <w:rFonts w:hint="eastAsia" w:eastAsia="標楷體"/>
-                <w:kern w:val="0"/>
-              </w:rPr>
-              <w:t>怪怪走開護您安全</w:t>
+                <w:rFonts w:hint="eastAsia" w:ascii="Times New Roman" w:hAnsi="Times New Roman" w:eastAsia="標楷體" w:cs="標楷體"/>
+                <w:kern w:val="0"/>
+                <w:sz w:val="24"/>
+                <w:szCs w:val="24"/>
+              </w:rPr>
+            </w:pPr>
+            <w:r>
+              <w:rPr>
+                <w:rFonts w:hint="eastAsia" w:ascii="Times New Roman" w:hAnsi="Times New Roman" w:eastAsia="標楷體" w:cs="標楷體"/>
+                <w:kern w:val="0"/>
+                <w:sz w:val="24"/>
+                <w:szCs w:val="24"/>
+              </w:rPr>
+              <w:t>怪怪走開</w:t>
+            </w:r>
+            <w:r>
+              <w:rPr>
+                <w:rFonts w:ascii="Times New Roman" w:hAnsi="Times New Roman" w:eastAsia="標楷體"/>
+                <w:spacing w:val="-3"/>
+                <w:sz w:val="24"/>
+              </w:rPr>
+              <w:t>，</w:t>
+            </w:r>
+            <w:r>
+              <w:rPr>
+                <w:rFonts w:hint="eastAsia" w:ascii="Times New Roman" w:hAnsi="Times New Roman" w:eastAsia="標楷體" w:cs="標楷體"/>
+                <w:kern w:val="0"/>
+                <w:sz w:val="24"/>
+                <w:szCs w:val="24"/>
+              </w:rPr>
+              <w:t>護您安全</w:t>
             </w:r>
           </w:p>
         </w:tc>
@@ -246,14 +290,18 @@
             <w:pPr>
               <w:jc w:val="center"/>
               <w:rPr>
-                <w:rFonts w:eastAsia="標楷體"/>
-                <w:kern w:val="0"/>
-              </w:rPr>
-            </w:pPr>
-            <w:r>
-              <w:rPr>
-                <w:rFonts w:eastAsia="標楷體"/>
-                <w:kern w:val="0"/>
+                <w:rFonts w:hint="eastAsia" w:ascii="Times New Roman" w:hAnsi="Times New Roman" w:eastAsia="標楷體" w:cs="標楷體"/>
+                <w:kern w:val="0"/>
+                <w:sz w:val="24"/>
+                <w:szCs w:val="24"/>
+              </w:rPr>
+            </w:pPr>
+            <w:r>
+              <w:rPr>
+                <w:rFonts w:hint="eastAsia" w:ascii="Times New Roman" w:hAnsi="Times New Roman" w:eastAsia="標楷體" w:cs="標楷體"/>
+                <w:kern w:val="0"/>
+                <w:sz w:val="24"/>
+                <w:szCs w:val="24"/>
               </w:rPr>
               <w:t>隊伍名稱</w:t>
             </w:r>
@@ -280,14 +328,18 @@
           <w:p>
             <w:pPr>
               <w:rPr>
-                <w:rFonts w:eastAsia="標楷體"/>
-                <w:kern w:val="0"/>
-              </w:rPr>
-            </w:pPr>
-            <w:r>
-              <w:rPr>
-                <w:rFonts w:hint="eastAsia" w:eastAsia="標楷體"/>
-                <w:kern w:val="0"/>
+                <w:rFonts w:hint="eastAsia" w:ascii="Times New Roman" w:hAnsi="Times New Roman" w:eastAsia="標楷體" w:cs="標楷體"/>
+                <w:kern w:val="0"/>
+                <w:sz w:val="24"/>
+                <w:szCs w:val="24"/>
+              </w:rPr>
+            </w:pPr>
+            <w:r>
+              <w:rPr>
+                <w:rFonts w:hint="eastAsia" w:ascii="Times New Roman" w:hAnsi="Times New Roman" w:eastAsia="標楷體" w:cs="標楷體"/>
+                <w:kern w:val="0"/>
+                <w:sz w:val="24"/>
+                <w:szCs w:val="24"/>
               </w:rPr>
               <w:t>怪人請離隊</w:t>
             </w:r>
@@ -328,14 +380,18 @@
             <w:pPr>
               <w:jc w:val="center"/>
               <w:rPr>
-                <w:rFonts w:eastAsia="標楷體"/>
-                <w:kern w:val="0"/>
-              </w:rPr>
-            </w:pPr>
-            <w:r>
-              <w:rPr>
-                <w:rFonts w:eastAsia="標楷體"/>
-                <w:kern w:val="0"/>
+                <w:rFonts w:hint="eastAsia" w:ascii="Times New Roman" w:hAnsi="Times New Roman" w:eastAsia="標楷體" w:cs="標楷體"/>
+                <w:kern w:val="0"/>
+                <w:sz w:val="24"/>
+                <w:szCs w:val="24"/>
+              </w:rPr>
+            </w:pPr>
+            <w:r>
+              <w:rPr>
+                <w:rFonts w:hint="eastAsia" w:ascii="Times New Roman" w:hAnsi="Times New Roman" w:eastAsia="標楷體" w:cs="標楷體"/>
+                <w:kern w:val="0"/>
+                <w:sz w:val="24"/>
+                <w:szCs w:val="24"/>
               </w:rPr>
               <w:t>參賽組別</w:t>
             </w:r>
@@ -364,14 +420,18 @@
               <w:autoSpaceDE w:val="0"/>
               <w:spacing w:line="0" w:lineRule="atLeast"/>
               <w:rPr>
-                <w:rFonts w:eastAsia="標楷體"/>
-                <w:kern w:val="0"/>
-              </w:rPr>
-            </w:pPr>
-            <w:r>
-              <w:rPr>
-                <w:rFonts w:eastAsia="標楷體"/>
-                <w:kern w:val="0"/>
+                <w:rFonts w:hint="eastAsia" w:ascii="Times New Roman" w:hAnsi="Times New Roman" w:eastAsia="標楷體" w:cs="標楷體"/>
+                <w:kern w:val="0"/>
+                <w:sz w:val="24"/>
+                <w:szCs w:val="24"/>
+              </w:rPr>
+            </w:pPr>
+            <w:r>
+              <w:rPr>
+                <w:rFonts w:hint="eastAsia" w:ascii="Times New Roman" w:hAnsi="Times New Roman" w:eastAsia="標楷體" w:cs="標楷體"/>
+                <w:kern w:val="0"/>
+                <w:sz w:val="24"/>
+                <w:szCs w:val="24"/>
               </w:rPr>
               <w:t>■大專組</w:t>
             </w:r>
@@ -412,14 +472,18 @@
             <w:pPr>
               <w:jc w:val="center"/>
               <w:rPr>
-                <w:rFonts w:eastAsia="標楷體"/>
-                <w:kern w:val="0"/>
-              </w:rPr>
-            </w:pPr>
-            <w:r>
-              <w:rPr>
-                <w:rFonts w:eastAsia="標楷體"/>
-                <w:kern w:val="0"/>
+                <w:rFonts w:hint="eastAsia" w:ascii="Times New Roman" w:hAnsi="Times New Roman" w:eastAsia="標楷體" w:cs="標楷體"/>
+                <w:kern w:val="0"/>
+                <w:sz w:val="24"/>
+                <w:szCs w:val="24"/>
+              </w:rPr>
+            </w:pPr>
+            <w:r>
+              <w:rPr>
+                <w:rFonts w:hint="eastAsia" w:ascii="Times New Roman" w:hAnsi="Times New Roman" w:eastAsia="標楷體" w:cs="標楷體"/>
+                <w:kern w:val="0"/>
+                <w:sz w:val="24"/>
+                <w:szCs w:val="24"/>
               </w:rPr>
               <w:t>參賽類別</w:t>
             </w:r>
@@ -446,22 +510,27 @@
           <w:p>
             <w:pPr>
               <w:rPr>
-                <w:rFonts w:eastAsia="標楷體"/>
-                <w:kern w:val="0"/>
-              </w:rPr>
-            </w:pPr>
-            <w:r>
-              <w:rPr>
-                <w:rFonts w:eastAsia="標楷體"/>
-                <w:kern w:val="0"/>
+                <w:rFonts w:hint="eastAsia" w:ascii="Times New Roman" w:hAnsi="Times New Roman" w:eastAsia="標楷體" w:cs="標楷體"/>
+                <w:kern w:val="0"/>
+                <w:sz w:val="24"/>
+                <w:szCs w:val="24"/>
+              </w:rPr>
+            </w:pPr>
+            <w:r>
+              <w:rPr>
+                <w:rFonts w:hint="eastAsia" w:ascii="Times New Roman" w:hAnsi="Times New Roman" w:eastAsia="標楷體" w:cs="標楷體"/>
+                <w:kern w:val="0"/>
+                <w:sz w:val="24"/>
+                <w:szCs w:val="24"/>
               </w:rPr>
               <w:t xml:space="preserve">■電機資訊類    □工程應用類    </w:t>
             </w:r>
             <w:r>
               <w:rPr>
-                <w:rFonts w:eastAsia="標楷體"/>
-                <w:kern w:val="0"/>
-                <w:szCs w:val="20"/>
+                <w:rFonts w:hint="eastAsia" w:ascii="Times New Roman" w:hAnsi="Times New Roman" w:eastAsia="標楷體" w:cs="標楷體"/>
+                <w:kern w:val="0"/>
+                <w:sz w:val="24"/>
+                <w:szCs w:val="24"/>
               </w:rPr>
               <w:t>(請勾選一項參賽類別)</w:t>
             </w:r>
@@ -501,14 +570,18 @@
             <w:pPr>
               <w:spacing w:line="480" w:lineRule="exact"/>
               <w:rPr>
-                <w:rFonts w:eastAsia="標楷體"/>
-                <w:kern w:val="0"/>
-              </w:rPr>
-            </w:pPr>
-            <w:r>
-              <w:rPr>
-                <w:rFonts w:eastAsia="標楷體"/>
-                <w:kern w:val="0"/>
+                <w:rFonts w:hint="eastAsia" w:ascii="Times New Roman" w:hAnsi="Times New Roman" w:eastAsia="標楷體" w:cs="標楷體"/>
+                <w:kern w:val="0"/>
+                <w:sz w:val="24"/>
+                <w:szCs w:val="24"/>
+              </w:rPr>
+            </w:pPr>
+            <w:r>
+              <w:rPr>
+                <w:rFonts w:hint="eastAsia" w:ascii="Times New Roman" w:hAnsi="Times New Roman" w:eastAsia="標楷體" w:cs="標楷體"/>
+                <w:kern w:val="0"/>
+                <w:sz w:val="24"/>
+                <w:szCs w:val="24"/>
               </w:rPr>
               <w:t>隊長姓名</w:t>
             </w:r>
@@ -534,14 +607,18 @@
             <w:pPr>
               <w:spacing w:line="480" w:lineRule="exact"/>
               <w:rPr>
-                <w:rFonts w:eastAsia="標楷體"/>
-                <w:kern w:val="0"/>
-              </w:rPr>
-            </w:pPr>
-            <w:r>
-              <w:rPr>
-                <w:rFonts w:hint="eastAsia" w:eastAsia="標楷體"/>
-                <w:kern w:val="0"/>
+                <w:rFonts w:hint="eastAsia" w:ascii="Times New Roman" w:hAnsi="Times New Roman" w:eastAsia="標楷體" w:cs="標楷體"/>
+                <w:kern w:val="0"/>
+                <w:sz w:val="24"/>
+                <w:szCs w:val="24"/>
+              </w:rPr>
+            </w:pPr>
+            <w:r>
+              <w:rPr>
+                <w:rFonts w:hint="eastAsia" w:ascii="Times New Roman" w:hAnsi="Times New Roman" w:eastAsia="標楷體" w:cs="標楷體"/>
+                <w:kern w:val="0"/>
+                <w:sz w:val="24"/>
+                <w:szCs w:val="24"/>
               </w:rPr>
               <w:t>吳想想</w:t>
             </w:r>
@@ -571,28 +648,36 @@
               <w:spacing w:line="480" w:lineRule="exact"/>
               <w:jc w:val="center"/>
               <w:rPr>
-                <w:rFonts w:eastAsia="標楷體"/>
-                <w:kern w:val="0"/>
-              </w:rPr>
-            </w:pPr>
-            <w:r>
-              <w:rPr>
-                <w:rFonts w:eastAsia="標楷體"/>
-                <w:kern w:val="0"/>
+                <w:rFonts w:hint="eastAsia" w:ascii="Times New Roman" w:hAnsi="Times New Roman" w:eastAsia="標楷體" w:cs="標楷體"/>
+                <w:kern w:val="0"/>
+                <w:sz w:val="24"/>
+                <w:szCs w:val="24"/>
+              </w:rPr>
+            </w:pPr>
+            <w:r>
+              <w:rPr>
+                <w:rFonts w:hint="eastAsia" w:ascii="Times New Roman" w:hAnsi="Times New Roman" w:eastAsia="標楷體" w:cs="標楷體"/>
+                <w:kern w:val="0"/>
+                <w:sz w:val="24"/>
+                <w:szCs w:val="24"/>
               </w:rPr>
               <w:t>參賽學校/</w:t>
             </w:r>
             <w:r>
               <w:rPr>
-                <w:rFonts w:eastAsia="標楷體"/>
-                <w:kern w:val="0"/>
+                <w:rFonts w:hint="eastAsia" w:ascii="Times New Roman" w:hAnsi="Times New Roman" w:eastAsia="標楷體" w:cs="標楷體"/>
+                <w:kern w:val="0"/>
+                <w:sz w:val="24"/>
+                <w:szCs w:val="24"/>
               </w:rPr>
               <w:br w:type="textWrapping"/>
             </w:r>
             <w:r>
               <w:rPr>
-                <w:rFonts w:eastAsia="標楷體"/>
-                <w:kern w:val="0"/>
+                <w:rFonts w:hint="eastAsia" w:ascii="Times New Roman" w:hAnsi="Times New Roman" w:eastAsia="標楷體" w:cs="標楷體"/>
+                <w:kern w:val="0"/>
+                <w:sz w:val="24"/>
+                <w:szCs w:val="24"/>
               </w:rPr>
               <w:t>科系所</w:t>
             </w:r>
@@ -619,22 +704,28 @@
             <w:pPr>
               <w:spacing w:line="480" w:lineRule="exact"/>
               <w:rPr>
-                <w:rFonts w:eastAsia="標楷體"/>
-                <w:kern w:val="0"/>
-              </w:rPr>
-            </w:pPr>
-            <w:r>
-              <w:rPr>
-                <w:rFonts w:eastAsia="標楷體"/>
-                <w:kern w:val="0"/>
+                <w:rFonts w:hint="eastAsia" w:ascii="Times New Roman" w:hAnsi="Times New Roman" w:eastAsia="標楷體" w:cs="標楷體"/>
+                <w:kern w:val="0"/>
+                <w:sz w:val="24"/>
+                <w:szCs w:val="24"/>
+              </w:rPr>
+            </w:pPr>
+            <w:r>
+              <w:rPr>
+                <w:rFonts w:hint="eastAsia" w:ascii="Times New Roman" w:hAnsi="Times New Roman" w:eastAsia="標楷體" w:cs="標楷體"/>
+                <w:kern w:val="0"/>
+                <w:sz w:val="24"/>
+                <w:szCs w:val="24"/>
               </w:rPr>
               <w:t>學校名稱：</w:t>
             </w:r>
             <w:r>
               <w:rPr>
-                <w:rFonts w:eastAsia="標楷體" w:cs="Roboto"/>
+                <w:rFonts w:hint="eastAsia" w:ascii="Times New Roman" w:hAnsi="Times New Roman" w:eastAsia="標楷體" w:cs="標楷體"/>
                 <w:color w:val="343A40"/>
                 <w:kern w:val="0"/>
+                <w:sz w:val="24"/>
+                <w:szCs w:val="24"/>
               </w:rPr>
               <w:t>國立臺北商業大學 National Taipei University of Business</w:t>
             </w:r>
@@ -674,14 +765,18 @@
             <w:pPr>
               <w:spacing w:line="480" w:lineRule="exact"/>
               <w:rPr>
-                <w:rFonts w:eastAsia="標楷體"/>
-                <w:kern w:val="0"/>
-              </w:rPr>
-            </w:pPr>
-            <w:r>
-              <w:rPr>
-                <w:rFonts w:eastAsia="標楷體"/>
-                <w:kern w:val="0"/>
+                <w:rFonts w:hint="eastAsia" w:ascii="Times New Roman" w:hAnsi="Times New Roman" w:eastAsia="標楷體" w:cs="標楷體"/>
+                <w:kern w:val="0"/>
+                <w:sz w:val="24"/>
+                <w:szCs w:val="24"/>
+              </w:rPr>
+            </w:pPr>
+            <w:r>
+              <w:rPr>
+                <w:rFonts w:hint="eastAsia" w:ascii="Times New Roman" w:hAnsi="Times New Roman" w:eastAsia="標楷體" w:cs="標楷體"/>
+                <w:kern w:val="0"/>
+                <w:sz w:val="24"/>
+                <w:szCs w:val="24"/>
               </w:rPr>
               <w:t>聯絡手機</w:t>
             </w:r>
@@ -707,14 +802,18 @@
             <w:pPr>
               <w:spacing w:line="480" w:lineRule="exact"/>
               <w:rPr>
-                <w:rFonts w:eastAsia="標楷體"/>
-                <w:kern w:val="0"/>
-              </w:rPr>
-            </w:pPr>
-            <w:r>
-              <w:rPr>
-                <w:rFonts w:hint="eastAsia" w:eastAsia="標楷體"/>
-                <w:kern w:val="0"/>
+                <w:rFonts w:hint="eastAsia" w:ascii="Times New Roman" w:hAnsi="Times New Roman" w:eastAsia="標楷體" w:cs="標楷體"/>
+                <w:kern w:val="0"/>
+                <w:sz w:val="24"/>
+                <w:szCs w:val="24"/>
+              </w:rPr>
+            </w:pPr>
+            <w:r>
+              <w:rPr>
+                <w:rFonts w:hint="eastAsia" w:ascii="Times New Roman" w:hAnsi="Times New Roman" w:eastAsia="標楷體" w:cs="標楷體"/>
+                <w:kern w:val="0"/>
+                <w:sz w:val="24"/>
+                <w:szCs w:val="24"/>
               </w:rPr>
               <w:t>0974097212</w:t>
             </w:r>
@@ -743,8 +842,10 @@
             <w:pPr>
               <w:spacing w:line="480" w:lineRule="exact"/>
               <w:rPr>
-                <w:rFonts w:eastAsia="標楷體"/>
-                <w:kern w:val="0"/>
+                <w:rFonts w:hint="eastAsia" w:ascii="Times New Roman" w:hAnsi="Times New Roman" w:eastAsia="標楷體" w:cs="標楷體"/>
+                <w:kern w:val="0"/>
+                <w:sz w:val="24"/>
+                <w:szCs w:val="24"/>
               </w:rPr>
             </w:pPr>
           </w:p>
@@ -770,34 +871,30 @@
             <w:pPr>
               <w:spacing w:line="480" w:lineRule="exact"/>
               <w:rPr>
-                <w:rFonts w:eastAsia="標楷體"/>
-                <w:kern w:val="0"/>
-              </w:rPr>
-            </w:pPr>
-            <w:r>
-              <w:rPr>
-                <w:rFonts w:eastAsia="標楷體"/>
-                <w:kern w:val="0"/>
+                <w:rFonts w:hint="eastAsia" w:ascii="Times New Roman" w:hAnsi="Times New Roman" w:eastAsia="標楷體" w:cs="標楷體"/>
+                <w:kern w:val="0"/>
+                <w:sz w:val="24"/>
+                <w:szCs w:val="24"/>
+              </w:rPr>
+            </w:pPr>
+            <w:r>
+              <w:rPr>
+                <w:rFonts w:hint="eastAsia" w:ascii="Times New Roman" w:hAnsi="Times New Roman" w:eastAsia="標楷體" w:cs="標楷體"/>
+                <w:kern w:val="0"/>
+                <w:sz w:val="24"/>
+                <w:szCs w:val="24"/>
               </w:rPr>
               <w:t>系所名稱：</w:t>
             </w:r>
             <w:r>
               <w:rPr>
-                <w:rFonts w:eastAsia="標楷體" w:cs="Roboto"/>
+                <w:rFonts w:hint="eastAsia" w:ascii="Times New Roman" w:hAnsi="Times New Roman" w:eastAsia="標楷體" w:cs="標楷體"/>
                 <w:color w:val="343A40"/>
                 <w:kern w:val="0"/>
-              </w:rPr>
-              <w:t>資訊</w:t>
-            </w:r>
-            <w:bookmarkStart w:id="2" w:name="_GoBack"/>
-            <w:bookmarkEnd w:id="2"/>
-            <w:r>
-              <w:rPr>
-                <w:rFonts w:eastAsia="標楷體" w:cs="Roboto"/>
-                <w:color w:val="343A40"/>
-                <w:kern w:val="0"/>
-              </w:rPr>
-              <w:t>管理系 Department of Information Management</w:t>
+                <w:sz w:val="24"/>
+                <w:szCs w:val="24"/>
+              </w:rPr>
+              <w:t>資訊管理系 Department of Information Management</w:t>
             </w:r>
           </w:p>
         </w:tc>
@@ -835,14 +932,18 @@
             <w:pPr>
               <w:spacing w:line="480" w:lineRule="exact"/>
               <w:rPr>
-                <w:rFonts w:eastAsia="標楷體"/>
-                <w:kern w:val="0"/>
-              </w:rPr>
-            </w:pPr>
-            <w:r>
-              <w:rPr>
-                <w:rFonts w:eastAsia="標楷體"/>
-                <w:kern w:val="0"/>
+                <w:rFonts w:hint="eastAsia" w:ascii="Times New Roman" w:hAnsi="Times New Roman" w:eastAsia="標楷體" w:cs="標楷體"/>
+                <w:kern w:val="0"/>
+                <w:sz w:val="24"/>
+                <w:szCs w:val="24"/>
+              </w:rPr>
+            </w:pPr>
+            <w:r>
+              <w:rPr>
+                <w:rFonts w:hint="eastAsia" w:ascii="Times New Roman" w:hAnsi="Times New Roman" w:eastAsia="標楷體" w:cs="標楷體"/>
+                <w:kern w:val="0"/>
+                <w:sz w:val="24"/>
+                <w:szCs w:val="24"/>
               </w:rPr>
               <w:t>E-mail</w:t>
             </w:r>
@@ -869,14 +970,18 @@
             <w:pPr>
               <w:spacing w:line="480" w:lineRule="exact"/>
               <w:rPr>
-                <w:rFonts w:eastAsia="標楷體"/>
-                <w:kern w:val="0"/>
-              </w:rPr>
-            </w:pPr>
-            <w:r>
-              <w:rPr>
-                <w:rFonts w:hint="eastAsia" w:eastAsia="標楷體"/>
-                <w:kern w:val="0"/>
+                <w:rFonts w:hint="eastAsia" w:ascii="Times New Roman" w:hAnsi="Times New Roman" w:eastAsia="標楷體" w:cs="標楷體"/>
+                <w:kern w:val="0"/>
+                <w:sz w:val="24"/>
+                <w:szCs w:val="24"/>
+              </w:rPr>
+            </w:pPr>
+            <w:r>
+              <w:rPr>
+                <w:rFonts w:hint="eastAsia" w:ascii="Times New Roman" w:hAnsi="Times New Roman" w:eastAsia="標楷體" w:cs="標楷體"/>
+                <w:kern w:val="0"/>
+                <w:sz w:val="24"/>
+                <w:szCs w:val="24"/>
               </w:rPr>
               <w:t>11056001@ntub.edu.tw</w:t>
             </w:r>
@@ -916,14 +1021,18 @@
             <w:pPr>
               <w:spacing w:line="480" w:lineRule="exact"/>
               <w:rPr>
-                <w:rFonts w:eastAsia="標楷體"/>
-                <w:kern w:val="0"/>
-              </w:rPr>
-            </w:pPr>
-            <w:r>
-              <w:rPr>
-                <w:rFonts w:eastAsia="標楷體"/>
-                <w:kern w:val="0"/>
+                <w:rFonts w:hint="eastAsia" w:ascii="Times New Roman" w:hAnsi="Times New Roman" w:eastAsia="標楷體" w:cs="標楷體"/>
+                <w:kern w:val="0"/>
+                <w:sz w:val="24"/>
+                <w:szCs w:val="24"/>
+              </w:rPr>
+            </w:pPr>
+            <w:r>
+              <w:rPr>
+                <w:rFonts w:hint="eastAsia" w:ascii="Times New Roman" w:hAnsi="Times New Roman" w:eastAsia="標楷體" w:cs="標楷體"/>
+                <w:kern w:val="0"/>
+                <w:sz w:val="24"/>
+                <w:szCs w:val="24"/>
               </w:rPr>
               <w:t>姓名</w:t>
             </w:r>
@@ -949,14 +1058,18 @@
             <w:pPr>
               <w:spacing w:line="480" w:lineRule="exact"/>
               <w:rPr>
-                <w:rFonts w:eastAsia="標楷體"/>
-                <w:kern w:val="0"/>
-              </w:rPr>
-            </w:pPr>
-            <w:r>
-              <w:rPr>
-                <w:rFonts w:hint="eastAsia" w:eastAsia="標楷體"/>
-                <w:kern w:val="0"/>
+                <w:rFonts w:hint="eastAsia" w:ascii="Times New Roman" w:hAnsi="Times New Roman" w:eastAsia="標楷體" w:cs="標楷體"/>
+                <w:kern w:val="0"/>
+                <w:sz w:val="24"/>
+                <w:szCs w:val="24"/>
+              </w:rPr>
+            </w:pPr>
+            <w:r>
+              <w:rPr>
+                <w:rFonts w:hint="eastAsia" w:ascii="Times New Roman" w:hAnsi="Times New Roman" w:eastAsia="標楷體" w:cs="標楷體"/>
+                <w:kern w:val="0"/>
+                <w:sz w:val="24"/>
+                <w:szCs w:val="24"/>
               </w:rPr>
               <w:t>陳雨琦</w:t>
             </w:r>
@@ -986,28 +1099,36 @@
               <w:spacing w:line="480" w:lineRule="exact"/>
               <w:jc w:val="center"/>
               <w:rPr>
-                <w:rFonts w:eastAsia="標楷體"/>
-                <w:kern w:val="0"/>
-              </w:rPr>
-            </w:pPr>
-            <w:r>
-              <w:rPr>
-                <w:rFonts w:eastAsia="標楷體"/>
-                <w:kern w:val="0"/>
+                <w:rFonts w:hint="eastAsia" w:ascii="Times New Roman" w:hAnsi="Times New Roman" w:eastAsia="標楷體" w:cs="標楷體"/>
+                <w:kern w:val="0"/>
+                <w:sz w:val="24"/>
+                <w:szCs w:val="24"/>
+              </w:rPr>
+            </w:pPr>
+            <w:r>
+              <w:rPr>
+                <w:rFonts w:hint="eastAsia" w:ascii="Times New Roman" w:hAnsi="Times New Roman" w:eastAsia="標楷體" w:cs="標楷體"/>
+                <w:kern w:val="0"/>
+                <w:sz w:val="24"/>
+                <w:szCs w:val="24"/>
               </w:rPr>
               <w:t>參賽學校/</w:t>
             </w:r>
             <w:r>
               <w:rPr>
-                <w:rFonts w:eastAsia="標楷體"/>
-                <w:kern w:val="0"/>
+                <w:rFonts w:hint="eastAsia" w:ascii="Times New Roman" w:hAnsi="Times New Roman" w:eastAsia="標楷體" w:cs="標楷體"/>
+                <w:kern w:val="0"/>
+                <w:sz w:val="24"/>
+                <w:szCs w:val="24"/>
               </w:rPr>
               <w:br w:type="textWrapping"/>
             </w:r>
             <w:r>
               <w:rPr>
-                <w:rFonts w:eastAsia="標楷體"/>
-                <w:kern w:val="0"/>
+                <w:rFonts w:hint="eastAsia" w:ascii="Times New Roman" w:hAnsi="Times New Roman" w:eastAsia="標楷體" w:cs="標楷體"/>
+                <w:kern w:val="0"/>
+                <w:sz w:val="24"/>
+                <w:szCs w:val="24"/>
               </w:rPr>
               <w:t>科系所</w:t>
             </w:r>
@@ -1034,22 +1155,28 @@
             <w:pPr>
               <w:spacing w:line="480" w:lineRule="exact"/>
               <w:rPr>
-                <w:rFonts w:eastAsia="標楷體"/>
-                <w:kern w:val="0"/>
-              </w:rPr>
-            </w:pPr>
-            <w:r>
-              <w:rPr>
-                <w:rFonts w:eastAsia="標楷體"/>
-                <w:kern w:val="0"/>
+                <w:rFonts w:hint="eastAsia" w:ascii="Times New Roman" w:hAnsi="Times New Roman" w:eastAsia="標楷體" w:cs="標楷體"/>
+                <w:kern w:val="0"/>
+                <w:sz w:val="24"/>
+                <w:szCs w:val="24"/>
+              </w:rPr>
+            </w:pPr>
+            <w:r>
+              <w:rPr>
+                <w:rFonts w:hint="eastAsia" w:ascii="Times New Roman" w:hAnsi="Times New Roman" w:eastAsia="標楷體" w:cs="標楷體"/>
+                <w:kern w:val="0"/>
+                <w:sz w:val="24"/>
+                <w:szCs w:val="24"/>
               </w:rPr>
               <w:t>學校名稱：</w:t>
             </w:r>
             <w:r>
               <w:rPr>
-                <w:rFonts w:eastAsia="標楷體" w:cs="Roboto"/>
+                <w:rFonts w:hint="eastAsia" w:ascii="Times New Roman" w:hAnsi="Times New Roman" w:eastAsia="標楷體" w:cs="標楷體"/>
                 <w:color w:val="343A40"/>
                 <w:kern w:val="0"/>
+                <w:sz w:val="24"/>
+                <w:szCs w:val="24"/>
               </w:rPr>
               <w:t>國立臺北商業大學 National Taipei University of Business</w:t>
             </w:r>
@@ -1089,14 +1216,18 @@
             <w:pPr>
               <w:spacing w:line="480" w:lineRule="exact"/>
               <w:rPr>
-                <w:rFonts w:eastAsia="標楷體"/>
-                <w:kern w:val="0"/>
-              </w:rPr>
-            </w:pPr>
-            <w:r>
-              <w:rPr>
-                <w:rFonts w:eastAsia="標楷體"/>
-                <w:kern w:val="0"/>
+                <w:rFonts w:hint="eastAsia" w:ascii="Times New Roman" w:hAnsi="Times New Roman" w:eastAsia="標楷體" w:cs="標楷體"/>
+                <w:kern w:val="0"/>
+                <w:sz w:val="24"/>
+                <w:szCs w:val="24"/>
+              </w:rPr>
+            </w:pPr>
+            <w:r>
+              <w:rPr>
+                <w:rFonts w:hint="eastAsia" w:ascii="Times New Roman" w:hAnsi="Times New Roman" w:eastAsia="標楷體" w:cs="標楷體"/>
+                <w:kern w:val="0"/>
+                <w:sz w:val="24"/>
+                <w:szCs w:val="24"/>
               </w:rPr>
               <w:t>聯絡手機</w:t>
             </w:r>
@@ -1122,8 +1253,10 @@
             <w:pPr>
               <w:spacing w:line="480" w:lineRule="exact"/>
               <w:rPr>
-                <w:rFonts w:eastAsia="標楷體"/>
-                <w:kern w:val="0"/>
+                <w:rFonts w:hint="eastAsia" w:ascii="Times New Roman" w:hAnsi="Times New Roman" w:eastAsia="標楷體" w:cs="標楷體"/>
+                <w:kern w:val="0"/>
+                <w:sz w:val="24"/>
+                <w:szCs w:val="24"/>
               </w:rPr>
             </w:pPr>
           </w:p>
@@ -1151,8 +1284,10 @@
             <w:pPr>
               <w:spacing w:line="480" w:lineRule="exact"/>
               <w:rPr>
-                <w:rFonts w:eastAsia="標楷體"/>
-                <w:kern w:val="0"/>
+                <w:rFonts w:hint="eastAsia" w:ascii="Times New Roman" w:hAnsi="Times New Roman" w:eastAsia="標楷體" w:cs="標楷體"/>
+                <w:kern w:val="0"/>
+                <w:sz w:val="24"/>
+                <w:szCs w:val="24"/>
               </w:rPr>
             </w:pPr>
           </w:p>
@@ -1178,22 +1313,28 @@
             <w:pPr>
               <w:spacing w:line="480" w:lineRule="exact"/>
               <w:rPr>
-                <w:rFonts w:eastAsia="標楷體"/>
-                <w:kern w:val="0"/>
-              </w:rPr>
-            </w:pPr>
-            <w:r>
-              <w:rPr>
-                <w:rFonts w:eastAsia="標楷體"/>
-                <w:kern w:val="0"/>
+                <w:rFonts w:hint="eastAsia" w:ascii="Times New Roman" w:hAnsi="Times New Roman" w:eastAsia="標楷體" w:cs="標楷體"/>
+                <w:kern w:val="0"/>
+                <w:sz w:val="24"/>
+                <w:szCs w:val="24"/>
+              </w:rPr>
+            </w:pPr>
+            <w:r>
+              <w:rPr>
+                <w:rFonts w:hint="eastAsia" w:ascii="Times New Roman" w:hAnsi="Times New Roman" w:eastAsia="標楷體" w:cs="標楷體"/>
+                <w:kern w:val="0"/>
+                <w:sz w:val="24"/>
+                <w:szCs w:val="24"/>
               </w:rPr>
               <w:t>系所名稱：</w:t>
             </w:r>
             <w:r>
               <w:rPr>
-                <w:rFonts w:eastAsia="標楷體" w:cs="Roboto"/>
+                <w:rFonts w:hint="eastAsia" w:ascii="Times New Roman" w:hAnsi="Times New Roman" w:eastAsia="標楷體" w:cs="標楷體"/>
                 <w:color w:val="343A40"/>
                 <w:kern w:val="0"/>
+                <w:sz w:val="24"/>
+                <w:szCs w:val="24"/>
               </w:rPr>
               <w:t>資訊管理系 Department of Information Management</w:t>
             </w:r>
@@ -1233,14 +1374,18 @@
             <w:pPr>
               <w:spacing w:line="480" w:lineRule="exact"/>
               <w:rPr>
-                <w:rFonts w:eastAsia="標楷體"/>
-                <w:kern w:val="0"/>
-              </w:rPr>
-            </w:pPr>
-            <w:r>
-              <w:rPr>
-                <w:rFonts w:eastAsia="標楷體"/>
-                <w:kern w:val="0"/>
+                <w:rFonts w:hint="eastAsia" w:ascii="Times New Roman" w:hAnsi="Times New Roman" w:eastAsia="標楷體" w:cs="標楷體"/>
+                <w:kern w:val="0"/>
+                <w:sz w:val="24"/>
+                <w:szCs w:val="24"/>
+              </w:rPr>
+            </w:pPr>
+            <w:r>
+              <w:rPr>
+                <w:rFonts w:hint="eastAsia" w:ascii="Times New Roman" w:hAnsi="Times New Roman" w:eastAsia="標楷體" w:cs="標楷體"/>
+                <w:kern w:val="0"/>
+                <w:sz w:val="24"/>
+                <w:szCs w:val="24"/>
               </w:rPr>
               <w:t>E-mail</w:t>
             </w:r>
@@ -1267,14 +1412,18 @@
             <w:pPr>
               <w:spacing w:line="480" w:lineRule="exact"/>
               <w:rPr>
-                <w:rFonts w:eastAsia="標楷體"/>
-                <w:kern w:val="0"/>
-              </w:rPr>
-            </w:pPr>
-            <w:r>
-              <w:rPr>
-                <w:rFonts w:hint="eastAsia" w:eastAsia="標楷體"/>
-                <w:kern w:val="0"/>
+                <w:rFonts w:hint="eastAsia" w:ascii="Times New Roman" w:hAnsi="Times New Roman" w:eastAsia="標楷體" w:cs="標楷體"/>
+                <w:kern w:val="0"/>
+                <w:sz w:val="24"/>
+                <w:szCs w:val="24"/>
+              </w:rPr>
+            </w:pPr>
+            <w:r>
+              <w:rPr>
+                <w:rFonts w:hint="eastAsia" w:ascii="Times New Roman" w:hAnsi="Times New Roman" w:eastAsia="標楷體" w:cs="標楷體"/>
+                <w:kern w:val="0"/>
+                <w:sz w:val="24"/>
+                <w:szCs w:val="24"/>
               </w:rPr>
               <w:t>11056035@ntub.edu.tw</w:t>
             </w:r>
@@ -1314,14 +1463,18 @@
             <w:pPr>
               <w:spacing w:line="480" w:lineRule="exact"/>
               <w:rPr>
-                <w:rFonts w:eastAsia="標楷體"/>
-                <w:kern w:val="0"/>
-              </w:rPr>
-            </w:pPr>
-            <w:r>
-              <w:rPr>
-                <w:rFonts w:eastAsia="標楷體"/>
-                <w:kern w:val="0"/>
+                <w:rFonts w:hint="eastAsia" w:ascii="Times New Roman" w:hAnsi="Times New Roman" w:eastAsia="標楷體" w:cs="標楷體"/>
+                <w:kern w:val="0"/>
+                <w:sz w:val="24"/>
+                <w:szCs w:val="24"/>
+              </w:rPr>
+            </w:pPr>
+            <w:r>
+              <w:rPr>
+                <w:rFonts w:hint="eastAsia" w:ascii="Times New Roman" w:hAnsi="Times New Roman" w:eastAsia="標楷體" w:cs="標楷體"/>
+                <w:kern w:val="0"/>
+                <w:sz w:val="24"/>
+                <w:szCs w:val="24"/>
               </w:rPr>
               <w:t>姓名</w:t>
             </w:r>
@@ -1347,14 +1500,18 @@
             <w:pPr>
               <w:spacing w:line="480" w:lineRule="exact"/>
               <w:rPr>
-                <w:rFonts w:eastAsia="標楷體"/>
-                <w:kern w:val="0"/>
-              </w:rPr>
-            </w:pPr>
-            <w:r>
-              <w:rPr>
-                <w:rFonts w:hint="eastAsia" w:eastAsia="標楷體"/>
-                <w:kern w:val="0"/>
+                <w:rFonts w:hint="eastAsia" w:ascii="Times New Roman" w:hAnsi="Times New Roman" w:eastAsia="標楷體" w:cs="標楷體"/>
+                <w:kern w:val="0"/>
+                <w:sz w:val="24"/>
+                <w:szCs w:val="24"/>
+              </w:rPr>
+            </w:pPr>
+            <w:r>
+              <w:rPr>
+                <w:rFonts w:hint="eastAsia" w:ascii="Times New Roman" w:hAnsi="Times New Roman" w:eastAsia="標楷體" w:cs="標楷體"/>
+                <w:kern w:val="0"/>
+                <w:sz w:val="24"/>
+                <w:szCs w:val="24"/>
               </w:rPr>
               <w:t>李品臻</w:t>
             </w:r>
@@ -1384,28 +1541,36 @@
               <w:spacing w:line="480" w:lineRule="exact"/>
               <w:jc w:val="center"/>
               <w:rPr>
-                <w:rFonts w:eastAsia="標楷體"/>
-                <w:kern w:val="0"/>
-              </w:rPr>
-            </w:pPr>
-            <w:r>
-              <w:rPr>
-                <w:rFonts w:eastAsia="標楷體"/>
-                <w:kern w:val="0"/>
+                <w:rFonts w:hint="eastAsia" w:ascii="Times New Roman" w:hAnsi="Times New Roman" w:eastAsia="標楷體" w:cs="標楷體"/>
+                <w:kern w:val="0"/>
+                <w:sz w:val="24"/>
+                <w:szCs w:val="24"/>
+              </w:rPr>
+            </w:pPr>
+            <w:r>
+              <w:rPr>
+                <w:rFonts w:hint="eastAsia" w:ascii="Times New Roman" w:hAnsi="Times New Roman" w:eastAsia="標楷體" w:cs="標楷體"/>
+                <w:kern w:val="0"/>
+                <w:sz w:val="24"/>
+                <w:szCs w:val="24"/>
               </w:rPr>
               <w:t>參賽學校/</w:t>
             </w:r>
             <w:r>
               <w:rPr>
-                <w:rFonts w:eastAsia="標楷體"/>
-                <w:kern w:val="0"/>
+                <w:rFonts w:hint="eastAsia" w:ascii="Times New Roman" w:hAnsi="Times New Roman" w:eastAsia="標楷體" w:cs="標楷體"/>
+                <w:kern w:val="0"/>
+                <w:sz w:val="24"/>
+                <w:szCs w:val="24"/>
               </w:rPr>
               <w:br w:type="textWrapping"/>
             </w:r>
             <w:r>
               <w:rPr>
-                <w:rFonts w:eastAsia="標楷體"/>
-                <w:kern w:val="0"/>
+                <w:rFonts w:hint="eastAsia" w:ascii="Times New Roman" w:hAnsi="Times New Roman" w:eastAsia="標楷體" w:cs="標楷體"/>
+                <w:kern w:val="0"/>
+                <w:sz w:val="24"/>
+                <w:szCs w:val="24"/>
               </w:rPr>
               <w:t>科系所</w:t>
             </w:r>
@@ -1432,22 +1597,28 @@
             <w:pPr>
               <w:spacing w:line="480" w:lineRule="exact"/>
               <w:rPr>
-                <w:rFonts w:eastAsia="標楷體"/>
-                <w:kern w:val="0"/>
-              </w:rPr>
-            </w:pPr>
-            <w:r>
-              <w:rPr>
-                <w:rFonts w:eastAsia="標楷體"/>
-                <w:kern w:val="0"/>
+                <w:rFonts w:hint="eastAsia" w:ascii="Times New Roman" w:hAnsi="Times New Roman" w:eastAsia="標楷體" w:cs="標楷體"/>
+                <w:kern w:val="0"/>
+                <w:sz w:val="24"/>
+                <w:szCs w:val="24"/>
+              </w:rPr>
+            </w:pPr>
+            <w:r>
+              <w:rPr>
+                <w:rFonts w:hint="eastAsia" w:ascii="Times New Roman" w:hAnsi="Times New Roman" w:eastAsia="標楷體" w:cs="標楷體"/>
+                <w:kern w:val="0"/>
+                <w:sz w:val="24"/>
+                <w:szCs w:val="24"/>
               </w:rPr>
               <w:t>學校名稱：</w:t>
             </w:r>
             <w:r>
               <w:rPr>
-                <w:rFonts w:eastAsia="標楷體" w:cs="Roboto"/>
+                <w:rFonts w:hint="eastAsia" w:ascii="Times New Roman" w:hAnsi="Times New Roman" w:eastAsia="標楷體" w:cs="標楷體"/>
                 <w:color w:val="343A40"/>
                 <w:kern w:val="0"/>
+                <w:sz w:val="24"/>
+                <w:szCs w:val="24"/>
               </w:rPr>
               <w:t>國立臺北商業大學 National Taipei University of Business</w:t>
             </w:r>
@@ -1487,14 +1658,18 @@
             <w:pPr>
               <w:spacing w:line="480" w:lineRule="exact"/>
               <w:rPr>
-                <w:rFonts w:eastAsia="標楷體"/>
-                <w:kern w:val="0"/>
-              </w:rPr>
-            </w:pPr>
-            <w:r>
-              <w:rPr>
-                <w:rFonts w:eastAsia="標楷體"/>
-                <w:kern w:val="0"/>
+                <w:rFonts w:hint="eastAsia" w:ascii="Times New Roman" w:hAnsi="Times New Roman" w:eastAsia="標楷體" w:cs="標楷體"/>
+                <w:kern w:val="0"/>
+                <w:sz w:val="24"/>
+                <w:szCs w:val="24"/>
+              </w:rPr>
+            </w:pPr>
+            <w:r>
+              <w:rPr>
+                <w:rFonts w:hint="eastAsia" w:ascii="Times New Roman" w:hAnsi="Times New Roman" w:eastAsia="標楷體" w:cs="標楷體"/>
+                <w:kern w:val="0"/>
+                <w:sz w:val="24"/>
+                <w:szCs w:val="24"/>
               </w:rPr>
               <w:t>聯絡手機</w:t>
             </w:r>
@@ -1520,14 +1695,18 @@
             <w:pPr>
               <w:spacing w:line="480" w:lineRule="exact"/>
               <w:rPr>
-                <w:rFonts w:hint="eastAsia" w:eastAsia="標楷體"/>
-                <w:kern w:val="0"/>
-              </w:rPr>
-            </w:pPr>
-            <w:r>
-              <w:rPr>
-                <w:rFonts w:hint="eastAsia" w:eastAsia="標楷體"/>
-                <w:kern w:val="0"/>
+                <w:rFonts w:hint="eastAsia" w:ascii="Times New Roman" w:hAnsi="Times New Roman" w:eastAsia="標楷體" w:cs="標楷體"/>
+                <w:kern w:val="0"/>
+                <w:sz w:val="24"/>
+                <w:szCs w:val="24"/>
+              </w:rPr>
+            </w:pPr>
+            <w:r>
+              <w:rPr>
+                <w:rFonts w:hint="eastAsia" w:ascii="Times New Roman" w:hAnsi="Times New Roman" w:eastAsia="標楷體" w:cs="標楷體"/>
+                <w:kern w:val="0"/>
+                <w:sz w:val="24"/>
+                <w:szCs w:val="24"/>
               </w:rPr>
               <w:t>0979010797</w:t>
             </w:r>
@@ -1556,8 +1735,10 @@
             <w:pPr>
               <w:spacing w:line="480" w:lineRule="exact"/>
               <w:rPr>
-                <w:rFonts w:eastAsia="標楷體"/>
-                <w:kern w:val="0"/>
+                <w:rFonts w:hint="eastAsia" w:ascii="Times New Roman" w:hAnsi="Times New Roman" w:eastAsia="標楷體" w:cs="標楷體"/>
+                <w:kern w:val="0"/>
+                <w:sz w:val="24"/>
+                <w:szCs w:val="24"/>
               </w:rPr>
             </w:pPr>
           </w:p>
@@ -1583,22 +1764,28 @@
             <w:pPr>
               <w:spacing w:line="480" w:lineRule="exact"/>
               <w:rPr>
-                <w:rFonts w:eastAsia="標楷體"/>
-                <w:kern w:val="0"/>
-              </w:rPr>
-            </w:pPr>
-            <w:r>
-              <w:rPr>
-                <w:rFonts w:eastAsia="標楷體"/>
-                <w:kern w:val="0"/>
+                <w:rFonts w:hint="eastAsia" w:ascii="Times New Roman" w:hAnsi="Times New Roman" w:eastAsia="標楷體" w:cs="標楷體"/>
+                <w:kern w:val="0"/>
+                <w:sz w:val="24"/>
+                <w:szCs w:val="24"/>
+              </w:rPr>
+            </w:pPr>
+            <w:r>
+              <w:rPr>
+                <w:rFonts w:hint="eastAsia" w:ascii="Times New Roman" w:hAnsi="Times New Roman" w:eastAsia="標楷體" w:cs="標楷體"/>
+                <w:kern w:val="0"/>
+                <w:sz w:val="24"/>
+                <w:szCs w:val="24"/>
               </w:rPr>
               <w:t>系所名稱：</w:t>
             </w:r>
             <w:r>
               <w:rPr>
-                <w:rFonts w:eastAsia="標楷體" w:cs="Roboto"/>
+                <w:rFonts w:hint="eastAsia" w:ascii="Times New Roman" w:hAnsi="Times New Roman" w:eastAsia="標楷體" w:cs="標楷體"/>
                 <w:color w:val="343A40"/>
                 <w:kern w:val="0"/>
+                <w:sz w:val="24"/>
+                <w:szCs w:val="24"/>
               </w:rPr>
               <w:t>資訊管理系 Department of Information Management</w:t>
             </w:r>
@@ -1638,14 +1825,18 @@
             <w:pPr>
               <w:spacing w:line="480" w:lineRule="exact"/>
               <w:rPr>
-                <w:rFonts w:eastAsia="標楷體"/>
-                <w:kern w:val="0"/>
-              </w:rPr>
-            </w:pPr>
-            <w:r>
-              <w:rPr>
-                <w:rFonts w:eastAsia="標楷體"/>
-                <w:kern w:val="0"/>
+                <w:rFonts w:hint="eastAsia" w:ascii="Times New Roman" w:hAnsi="Times New Roman" w:eastAsia="標楷體" w:cs="標楷體"/>
+                <w:kern w:val="0"/>
+                <w:sz w:val="24"/>
+                <w:szCs w:val="24"/>
+              </w:rPr>
+            </w:pPr>
+            <w:r>
+              <w:rPr>
+                <w:rFonts w:hint="eastAsia" w:ascii="Times New Roman" w:hAnsi="Times New Roman" w:eastAsia="標楷體" w:cs="標楷體"/>
+                <w:kern w:val="0"/>
+                <w:sz w:val="24"/>
+                <w:szCs w:val="24"/>
               </w:rPr>
               <w:t>E-mail</w:t>
             </w:r>
@@ -1672,14 +1863,18 @@
             <w:pPr>
               <w:spacing w:line="480" w:lineRule="exact"/>
               <w:rPr>
-                <w:rFonts w:eastAsia="標楷體"/>
-                <w:kern w:val="0"/>
-              </w:rPr>
-            </w:pPr>
-            <w:r>
-              <w:rPr>
-                <w:rFonts w:hint="eastAsia" w:eastAsia="標楷體"/>
-                <w:kern w:val="0"/>
+                <w:rFonts w:hint="eastAsia" w:ascii="Times New Roman" w:hAnsi="Times New Roman" w:eastAsia="標楷體" w:cs="標楷體"/>
+                <w:kern w:val="0"/>
+                <w:sz w:val="24"/>
+                <w:szCs w:val="24"/>
+              </w:rPr>
+            </w:pPr>
+            <w:r>
+              <w:rPr>
+                <w:rFonts w:hint="eastAsia" w:ascii="Times New Roman" w:hAnsi="Times New Roman" w:eastAsia="標楷體" w:cs="標楷體"/>
+                <w:kern w:val="0"/>
+                <w:sz w:val="24"/>
+                <w:szCs w:val="24"/>
               </w:rPr>
               <w:t>11056042@ntub.edu.tw</w:t>
             </w:r>
@@ -1719,14 +1914,18 @@
             <w:pPr>
               <w:spacing w:line="480" w:lineRule="exact"/>
               <w:rPr>
-                <w:rFonts w:eastAsia="標楷體"/>
-                <w:kern w:val="0"/>
-              </w:rPr>
-            </w:pPr>
-            <w:r>
-              <w:rPr>
-                <w:rFonts w:eastAsia="標楷體"/>
-                <w:kern w:val="0"/>
+                <w:rFonts w:hint="eastAsia" w:ascii="Times New Roman" w:hAnsi="Times New Roman" w:eastAsia="標楷體" w:cs="標楷體"/>
+                <w:kern w:val="0"/>
+                <w:sz w:val="24"/>
+                <w:szCs w:val="24"/>
+              </w:rPr>
+            </w:pPr>
+            <w:r>
+              <w:rPr>
+                <w:rFonts w:hint="eastAsia" w:ascii="Times New Roman" w:hAnsi="Times New Roman" w:eastAsia="標楷體" w:cs="標楷體"/>
+                <w:kern w:val="0"/>
+                <w:sz w:val="24"/>
+                <w:szCs w:val="24"/>
               </w:rPr>
               <w:t>姓名</w:t>
             </w:r>
@@ -1752,14 +1951,18 @@
             <w:pPr>
               <w:spacing w:line="480" w:lineRule="exact"/>
               <w:rPr>
-                <w:rFonts w:eastAsia="標楷體"/>
-                <w:kern w:val="0"/>
-              </w:rPr>
-            </w:pPr>
-            <w:r>
-              <w:rPr>
-                <w:rFonts w:hint="eastAsia" w:eastAsia="標楷體"/>
-                <w:kern w:val="0"/>
+                <w:rFonts w:hint="eastAsia" w:ascii="Times New Roman" w:hAnsi="Times New Roman" w:eastAsia="標楷體" w:cs="標楷體"/>
+                <w:kern w:val="0"/>
+                <w:sz w:val="24"/>
+                <w:szCs w:val="24"/>
+              </w:rPr>
+            </w:pPr>
+            <w:r>
+              <w:rPr>
+                <w:rFonts w:hint="eastAsia" w:ascii="Times New Roman" w:hAnsi="Times New Roman" w:eastAsia="標楷體" w:cs="標楷體"/>
+                <w:kern w:val="0"/>
+                <w:sz w:val="24"/>
+                <w:szCs w:val="24"/>
               </w:rPr>
               <w:t>黃思璇</w:t>
             </w:r>
@@ -1789,28 +1992,36 @@
               <w:spacing w:line="480" w:lineRule="exact"/>
               <w:jc w:val="center"/>
               <w:rPr>
-                <w:rFonts w:eastAsia="標楷體"/>
-                <w:kern w:val="0"/>
-              </w:rPr>
-            </w:pPr>
-            <w:r>
-              <w:rPr>
-                <w:rFonts w:eastAsia="標楷體"/>
-                <w:kern w:val="0"/>
+                <w:rFonts w:hint="eastAsia" w:ascii="Times New Roman" w:hAnsi="Times New Roman" w:eastAsia="標楷體" w:cs="標楷體"/>
+                <w:kern w:val="0"/>
+                <w:sz w:val="24"/>
+                <w:szCs w:val="24"/>
+              </w:rPr>
+            </w:pPr>
+            <w:r>
+              <w:rPr>
+                <w:rFonts w:hint="eastAsia" w:ascii="Times New Roman" w:hAnsi="Times New Roman" w:eastAsia="標楷體" w:cs="標楷體"/>
+                <w:kern w:val="0"/>
+                <w:sz w:val="24"/>
+                <w:szCs w:val="24"/>
               </w:rPr>
               <w:t>參賽學校/</w:t>
             </w:r>
             <w:r>
               <w:rPr>
-                <w:rFonts w:eastAsia="標楷體"/>
-                <w:kern w:val="0"/>
+                <w:rFonts w:hint="eastAsia" w:ascii="Times New Roman" w:hAnsi="Times New Roman" w:eastAsia="標楷體" w:cs="標楷體"/>
+                <w:kern w:val="0"/>
+                <w:sz w:val="24"/>
+                <w:szCs w:val="24"/>
               </w:rPr>
               <w:br w:type="textWrapping"/>
             </w:r>
             <w:r>
               <w:rPr>
-                <w:rFonts w:eastAsia="標楷體"/>
-                <w:kern w:val="0"/>
+                <w:rFonts w:hint="eastAsia" w:ascii="Times New Roman" w:hAnsi="Times New Roman" w:eastAsia="標楷體" w:cs="標楷體"/>
+                <w:kern w:val="0"/>
+                <w:sz w:val="24"/>
+                <w:szCs w:val="24"/>
               </w:rPr>
               <w:t>科系所</w:t>
             </w:r>
@@ -1837,22 +2048,28 @@
             <w:pPr>
               <w:spacing w:line="480" w:lineRule="exact"/>
               <w:rPr>
-                <w:rFonts w:eastAsia="標楷體"/>
-                <w:kern w:val="0"/>
-              </w:rPr>
-            </w:pPr>
-            <w:r>
-              <w:rPr>
-                <w:rFonts w:eastAsia="標楷體"/>
-                <w:kern w:val="0"/>
+                <w:rFonts w:hint="eastAsia" w:ascii="Times New Roman" w:hAnsi="Times New Roman" w:eastAsia="標楷體" w:cs="標楷體"/>
+                <w:kern w:val="0"/>
+                <w:sz w:val="24"/>
+                <w:szCs w:val="24"/>
+              </w:rPr>
+            </w:pPr>
+            <w:r>
+              <w:rPr>
+                <w:rFonts w:hint="eastAsia" w:ascii="Times New Roman" w:hAnsi="Times New Roman" w:eastAsia="標楷體" w:cs="標楷體"/>
+                <w:kern w:val="0"/>
+                <w:sz w:val="24"/>
+                <w:szCs w:val="24"/>
               </w:rPr>
               <w:t>學校名稱：</w:t>
             </w:r>
             <w:r>
               <w:rPr>
-                <w:rFonts w:eastAsia="標楷體" w:cs="Roboto"/>
+                <w:rFonts w:hint="eastAsia" w:ascii="Times New Roman" w:hAnsi="Times New Roman" w:eastAsia="標楷體" w:cs="標楷體"/>
                 <w:color w:val="343A40"/>
                 <w:kern w:val="0"/>
+                <w:sz w:val="24"/>
+                <w:szCs w:val="24"/>
               </w:rPr>
               <w:t>國立臺北商業大學 National Taipei University of Business</w:t>
             </w:r>
@@ -1892,14 +2109,18 @@
             <w:pPr>
               <w:spacing w:line="480" w:lineRule="exact"/>
               <w:rPr>
-                <w:rFonts w:eastAsia="標楷體"/>
-                <w:kern w:val="0"/>
-              </w:rPr>
-            </w:pPr>
-            <w:r>
-              <w:rPr>
-                <w:rFonts w:eastAsia="標楷體"/>
-                <w:kern w:val="0"/>
+                <w:rFonts w:hint="eastAsia" w:ascii="Times New Roman" w:hAnsi="Times New Roman" w:eastAsia="標楷體" w:cs="標楷體"/>
+                <w:kern w:val="0"/>
+                <w:sz w:val="24"/>
+                <w:szCs w:val="24"/>
+              </w:rPr>
+            </w:pPr>
+            <w:r>
+              <w:rPr>
+                <w:rFonts w:hint="eastAsia" w:ascii="Times New Roman" w:hAnsi="Times New Roman" w:eastAsia="標楷體" w:cs="標楷體"/>
+                <w:kern w:val="0"/>
+                <w:sz w:val="24"/>
+                <w:szCs w:val="24"/>
               </w:rPr>
               <w:t>聯絡手機</w:t>
             </w:r>
@@ -1925,14 +2146,18 @@
             <w:pPr>
               <w:spacing w:line="480" w:lineRule="exact"/>
               <w:rPr>
-                <w:rFonts w:eastAsia="標楷體"/>
-                <w:kern w:val="0"/>
-              </w:rPr>
-            </w:pPr>
-            <w:r>
-              <w:rPr>
-                <w:rFonts w:hint="eastAsia" w:eastAsia="標楷體"/>
-                <w:kern w:val="0"/>
+                <w:rFonts w:hint="eastAsia" w:ascii="Times New Roman" w:hAnsi="Times New Roman" w:eastAsia="標楷體" w:cs="標楷體"/>
+                <w:kern w:val="0"/>
+                <w:sz w:val="24"/>
+                <w:szCs w:val="24"/>
+              </w:rPr>
+            </w:pPr>
+            <w:r>
+              <w:rPr>
+                <w:rFonts w:hint="eastAsia" w:ascii="Times New Roman" w:hAnsi="Times New Roman" w:eastAsia="標楷體" w:cs="標楷體"/>
+                <w:kern w:val="0"/>
+                <w:sz w:val="24"/>
+                <w:szCs w:val="24"/>
               </w:rPr>
               <w:t>0908887990</w:t>
             </w:r>
@@ -1961,8 +2186,10 @@
             <w:pPr>
               <w:spacing w:line="480" w:lineRule="exact"/>
               <w:rPr>
-                <w:rFonts w:eastAsia="標楷體"/>
-                <w:kern w:val="0"/>
+                <w:rFonts w:hint="eastAsia" w:ascii="Times New Roman" w:hAnsi="Times New Roman" w:eastAsia="標楷體" w:cs="標楷體"/>
+                <w:kern w:val="0"/>
+                <w:sz w:val="24"/>
+                <w:szCs w:val="24"/>
               </w:rPr>
             </w:pPr>
           </w:p>
@@ -1988,22 +2215,28 @@
             <w:pPr>
               <w:spacing w:line="480" w:lineRule="exact"/>
               <w:rPr>
-                <w:rFonts w:eastAsia="標楷體"/>
-                <w:kern w:val="0"/>
-              </w:rPr>
-            </w:pPr>
-            <w:r>
-              <w:rPr>
-                <w:rFonts w:eastAsia="標楷體"/>
-                <w:kern w:val="0"/>
+                <w:rFonts w:hint="eastAsia" w:ascii="Times New Roman" w:hAnsi="Times New Roman" w:eastAsia="標楷體" w:cs="標楷體"/>
+                <w:kern w:val="0"/>
+                <w:sz w:val="24"/>
+                <w:szCs w:val="24"/>
+              </w:rPr>
+            </w:pPr>
+            <w:r>
+              <w:rPr>
+                <w:rFonts w:hint="eastAsia" w:ascii="Times New Roman" w:hAnsi="Times New Roman" w:eastAsia="標楷體" w:cs="標楷體"/>
+                <w:kern w:val="0"/>
+                <w:sz w:val="24"/>
+                <w:szCs w:val="24"/>
               </w:rPr>
               <w:t>系所名稱：</w:t>
             </w:r>
             <w:r>
               <w:rPr>
-                <w:rFonts w:eastAsia="標楷體" w:cs="Roboto"/>
+                <w:rFonts w:hint="eastAsia" w:ascii="Times New Roman" w:hAnsi="Times New Roman" w:eastAsia="標楷體" w:cs="標楷體"/>
                 <w:color w:val="343A40"/>
                 <w:kern w:val="0"/>
+                <w:sz w:val="24"/>
+                <w:szCs w:val="24"/>
               </w:rPr>
               <w:t>資訊管理系 Department of Information Management</w:t>
             </w:r>
@@ -2043,14 +2276,18 @@
             <w:pPr>
               <w:spacing w:line="480" w:lineRule="exact"/>
               <w:rPr>
-                <w:rFonts w:eastAsia="標楷體"/>
-                <w:kern w:val="0"/>
-              </w:rPr>
-            </w:pPr>
-            <w:r>
-              <w:rPr>
-                <w:rFonts w:eastAsia="標楷體"/>
-                <w:kern w:val="0"/>
+                <w:rFonts w:hint="eastAsia" w:ascii="Times New Roman" w:hAnsi="Times New Roman" w:eastAsia="標楷體" w:cs="標楷體"/>
+                <w:kern w:val="0"/>
+                <w:sz w:val="24"/>
+                <w:szCs w:val="24"/>
+              </w:rPr>
+            </w:pPr>
+            <w:r>
+              <w:rPr>
+                <w:rFonts w:hint="eastAsia" w:ascii="Times New Roman" w:hAnsi="Times New Roman" w:eastAsia="標楷體" w:cs="標楷體"/>
+                <w:kern w:val="0"/>
+                <w:sz w:val="24"/>
+                <w:szCs w:val="24"/>
               </w:rPr>
               <w:t>E-mail</w:t>
             </w:r>
@@ -2077,14 +2314,18 @@
             <w:pPr>
               <w:spacing w:line="480" w:lineRule="exact"/>
               <w:rPr>
-                <w:rFonts w:eastAsia="標楷體"/>
-                <w:kern w:val="0"/>
-              </w:rPr>
-            </w:pPr>
-            <w:r>
-              <w:rPr>
-                <w:rFonts w:hint="eastAsia" w:eastAsia="標楷體"/>
-                <w:kern w:val="0"/>
+                <w:rFonts w:hint="eastAsia" w:ascii="Times New Roman" w:hAnsi="Times New Roman" w:eastAsia="標楷體" w:cs="標楷體"/>
+                <w:kern w:val="0"/>
+                <w:sz w:val="24"/>
+                <w:szCs w:val="24"/>
+              </w:rPr>
+            </w:pPr>
+            <w:r>
+              <w:rPr>
+                <w:rFonts w:hint="eastAsia" w:ascii="Times New Roman" w:hAnsi="Times New Roman" w:eastAsia="標楷體" w:cs="標楷體"/>
+                <w:kern w:val="0"/>
+                <w:sz w:val="24"/>
+                <w:szCs w:val="24"/>
               </w:rPr>
               <w:t>11056045@ntub.edu.tw</w:t>
             </w:r>
@@ -2124,14 +2365,18 @@
             <w:pPr>
               <w:spacing w:line="480" w:lineRule="exact"/>
               <w:rPr>
-                <w:rFonts w:eastAsia="標楷體"/>
-                <w:kern w:val="0"/>
-              </w:rPr>
-            </w:pPr>
-            <w:r>
-              <w:rPr>
-                <w:rFonts w:eastAsia="標楷體"/>
-                <w:kern w:val="0"/>
+                <w:rFonts w:hint="eastAsia" w:ascii="Times New Roman" w:hAnsi="Times New Roman" w:eastAsia="標楷體" w:cs="標楷體"/>
+                <w:kern w:val="0"/>
+                <w:sz w:val="24"/>
+                <w:szCs w:val="24"/>
+              </w:rPr>
+            </w:pPr>
+            <w:r>
+              <w:rPr>
+                <w:rFonts w:hint="eastAsia" w:ascii="Times New Roman" w:hAnsi="Times New Roman" w:eastAsia="標楷體" w:cs="標楷體"/>
+                <w:kern w:val="0"/>
+                <w:sz w:val="24"/>
+                <w:szCs w:val="24"/>
               </w:rPr>
               <w:t>姓名</w:t>
             </w:r>
@@ -2157,8 +2402,10 @@
             <w:pPr>
               <w:spacing w:line="480" w:lineRule="exact"/>
               <w:rPr>
-                <w:rFonts w:eastAsia="標楷體"/>
-                <w:kern w:val="0"/>
+                <w:rFonts w:hint="eastAsia" w:ascii="Times New Roman" w:hAnsi="Times New Roman" w:eastAsia="標楷體" w:cs="標楷體"/>
+                <w:kern w:val="0"/>
+                <w:sz w:val="24"/>
+                <w:szCs w:val="24"/>
               </w:rPr>
             </w:pPr>
           </w:p>
@@ -2187,28 +2434,36 @@
               <w:spacing w:line="480" w:lineRule="exact"/>
               <w:jc w:val="center"/>
               <w:rPr>
-                <w:rFonts w:eastAsia="標楷體"/>
-                <w:kern w:val="0"/>
-              </w:rPr>
-            </w:pPr>
-            <w:r>
-              <w:rPr>
-                <w:rFonts w:eastAsia="標楷體"/>
-                <w:kern w:val="0"/>
+                <w:rFonts w:hint="eastAsia" w:ascii="Times New Roman" w:hAnsi="Times New Roman" w:eastAsia="標楷體" w:cs="標楷體"/>
+                <w:kern w:val="0"/>
+                <w:sz w:val="24"/>
+                <w:szCs w:val="24"/>
+              </w:rPr>
+            </w:pPr>
+            <w:r>
+              <w:rPr>
+                <w:rFonts w:hint="eastAsia" w:ascii="Times New Roman" w:hAnsi="Times New Roman" w:eastAsia="標楷體" w:cs="標楷體"/>
+                <w:kern w:val="0"/>
+                <w:sz w:val="24"/>
+                <w:szCs w:val="24"/>
               </w:rPr>
               <w:t>參賽學校/</w:t>
             </w:r>
             <w:r>
               <w:rPr>
-                <w:rFonts w:eastAsia="標楷體"/>
-                <w:kern w:val="0"/>
+                <w:rFonts w:hint="eastAsia" w:ascii="Times New Roman" w:hAnsi="Times New Roman" w:eastAsia="標楷體" w:cs="標楷體"/>
+                <w:kern w:val="0"/>
+                <w:sz w:val="24"/>
+                <w:szCs w:val="24"/>
               </w:rPr>
               <w:br w:type="textWrapping"/>
             </w:r>
             <w:r>
               <w:rPr>
-                <w:rFonts w:eastAsia="標楷體"/>
-                <w:kern w:val="0"/>
+                <w:rFonts w:hint="eastAsia" w:ascii="Times New Roman" w:hAnsi="Times New Roman" w:eastAsia="標楷體" w:cs="標楷體"/>
+                <w:kern w:val="0"/>
+                <w:sz w:val="24"/>
+                <w:szCs w:val="24"/>
               </w:rPr>
               <w:t>科系所</w:t>
             </w:r>
@@ -2235,14 +2490,18 @@
             <w:pPr>
               <w:spacing w:line="480" w:lineRule="exact"/>
               <w:rPr>
-                <w:rFonts w:eastAsia="標楷體"/>
-                <w:kern w:val="0"/>
-              </w:rPr>
-            </w:pPr>
-            <w:r>
-              <w:rPr>
-                <w:rFonts w:eastAsia="標楷體"/>
-                <w:kern w:val="0"/>
+                <w:rFonts w:hint="eastAsia" w:ascii="Times New Roman" w:hAnsi="Times New Roman" w:eastAsia="標楷體" w:cs="標楷體"/>
+                <w:kern w:val="0"/>
+                <w:sz w:val="24"/>
+                <w:szCs w:val="24"/>
+              </w:rPr>
+            </w:pPr>
+            <w:r>
+              <w:rPr>
+                <w:rFonts w:hint="eastAsia" w:ascii="Times New Roman" w:hAnsi="Times New Roman" w:eastAsia="標楷體" w:cs="標楷體"/>
+                <w:kern w:val="0"/>
+                <w:sz w:val="24"/>
+                <w:szCs w:val="24"/>
               </w:rPr>
               <w:t>學校名稱：</w:t>
             </w:r>
@@ -2282,14 +2541,18 @@
             <w:pPr>
               <w:spacing w:line="480" w:lineRule="exact"/>
               <w:rPr>
-                <w:rFonts w:eastAsia="標楷體"/>
-                <w:kern w:val="0"/>
-              </w:rPr>
-            </w:pPr>
-            <w:r>
-              <w:rPr>
-                <w:rFonts w:eastAsia="標楷體"/>
-                <w:kern w:val="0"/>
+                <w:rFonts w:hint="eastAsia" w:ascii="Times New Roman" w:hAnsi="Times New Roman" w:eastAsia="標楷體" w:cs="標楷體"/>
+                <w:kern w:val="0"/>
+                <w:sz w:val="24"/>
+                <w:szCs w:val="24"/>
+              </w:rPr>
+            </w:pPr>
+            <w:r>
+              <w:rPr>
+                <w:rFonts w:hint="eastAsia" w:ascii="Times New Roman" w:hAnsi="Times New Roman" w:eastAsia="標楷體" w:cs="標楷體"/>
+                <w:kern w:val="0"/>
+                <w:sz w:val="24"/>
+                <w:szCs w:val="24"/>
               </w:rPr>
               <w:t>聯絡手機</w:t>
             </w:r>
@@ -2315,8 +2578,10 @@
             <w:pPr>
               <w:spacing w:line="480" w:lineRule="exact"/>
               <w:rPr>
-                <w:rFonts w:eastAsia="標楷體"/>
-                <w:kern w:val="0"/>
+                <w:rFonts w:hint="eastAsia" w:ascii="Times New Roman" w:hAnsi="Times New Roman" w:eastAsia="標楷體" w:cs="標楷體"/>
+                <w:kern w:val="0"/>
+                <w:sz w:val="24"/>
+                <w:szCs w:val="24"/>
               </w:rPr>
             </w:pPr>
           </w:p>
@@ -2344,8 +2609,10 @@
             <w:pPr>
               <w:spacing w:line="480" w:lineRule="exact"/>
               <w:rPr>
-                <w:rFonts w:eastAsia="標楷體"/>
-                <w:kern w:val="0"/>
+                <w:rFonts w:hint="eastAsia" w:ascii="Times New Roman" w:hAnsi="Times New Roman" w:eastAsia="標楷體" w:cs="標楷體"/>
+                <w:kern w:val="0"/>
+                <w:sz w:val="24"/>
+                <w:szCs w:val="24"/>
               </w:rPr>
             </w:pPr>
           </w:p>
@@ -2371,14 +2638,18 @@
             <w:pPr>
               <w:spacing w:line="480" w:lineRule="exact"/>
               <w:rPr>
-                <w:rFonts w:eastAsia="標楷體"/>
-                <w:kern w:val="0"/>
-              </w:rPr>
-            </w:pPr>
-            <w:r>
-              <w:rPr>
-                <w:rFonts w:eastAsia="標楷體"/>
-                <w:kern w:val="0"/>
+                <w:rFonts w:hint="eastAsia" w:ascii="Times New Roman" w:hAnsi="Times New Roman" w:eastAsia="標楷體" w:cs="標楷體"/>
+                <w:kern w:val="0"/>
+                <w:sz w:val="24"/>
+                <w:szCs w:val="24"/>
+              </w:rPr>
+            </w:pPr>
+            <w:r>
+              <w:rPr>
+                <w:rFonts w:hint="eastAsia" w:ascii="Times New Roman" w:hAnsi="Times New Roman" w:eastAsia="標楷體" w:cs="標楷體"/>
+                <w:kern w:val="0"/>
+                <w:sz w:val="24"/>
+                <w:szCs w:val="24"/>
               </w:rPr>
               <w:t>系所名稱：</w:t>
             </w:r>
@@ -2418,14 +2689,18 @@
             <w:pPr>
               <w:spacing w:line="480" w:lineRule="exact"/>
               <w:rPr>
-                <w:rFonts w:eastAsia="標楷體"/>
-                <w:kern w:val="0"/>
-              </w:rPr>
-            </w:pPr>
-            <w:r>
-              <w:rPr>
-                <w:rFonts w:eastAsia="標楷體"/>
-                <w:kern w:val="0"/>
+                <w:rFonts w:hint="eastAsia" w:ascii="Times New Roman" w:hAnsi="Times New Roman" w:eastAsia="標楷體" w:cs="標楷體"/>
+                <w:kern w:val="0"/>
+                <w:sz w:val="24"/>
+                <w:szCs w:val="24"/>
+              </w:rPr>
+            </w:pPr>
+            <w:r>
+              <w:rPr>
+                <w:rFonts w:hint="eastAsia" w:ascii="Times New Roman" w:hAnsi="Times New Roman" w:eastAsia="標楷體" w:cs="標楷體"/>
+                <w:kern w:val="0"/>
+                <w:sz w:val="24"/>
+                <w:szCs w:val="24"/>
               </w:rPr>
               <w:t>E-mail</w:t>
             </w:r>
@@ -2452,8 +2727,10 @@
             <w:pPr>
               <w:spacing w:line="480" w:lineRule="exact"/>
               <w:rPr>
-                <w:rFonts w:eastAsia="標楷體"/>
-                <w:kern w:val="0"/>
+                <w:rFonts w:hint="eastAsia" w:ascii="Times New Roman" w:hAnsi="Times New Roman" w:eastAsia="標楷體" w:cs="標楷體"/>
+                <w:kern w:val="0"/>
+                <w:sz w:val="24"/>
+                <w:szCs w:val="24"/>
               </w:rPr>
             </w:pPr>
           </w:p>
@@ -2494,22 +2771,27 @@
               <w:ind w:left="113" w:right="113"/>
               <w:jc w:val="center"/>
               <w:rPr>
-                <w:rFonts w:eastAsia="標楷體"/>
-                <w:kern w:val="0"/>
-              </w:rPr>
-            </w:pPr>
-            <w:r>
-              <w:rPr>
-                <w:rFonts w:eastAsia="標楷體"/>
-                <w:kern w:val="0"/>
-                <w:szCs w:val="22"/>
+                <w:rFonts w:hint="eastAsia" w:ascii="Times New Roman" w:hAnsi="Times New Roman" w:eastAsia="標楷體" w:cs="標楷體"/>
+                <w:kern w:val="0"/>
+                <w:sz w:val="24"/>
+                <w:szCs w:val="24"/>
+              </w:rPr>
+            </w:pPr>
+            <w:r>
+              <w:rPr>
+                <w:rFonts w:hint="eastAsia" w:ascii="Times New Roman" w:hAnsi="Times New Roman" w:eastAsia="標楷體" w:cs="標楷體"/>
+                <w:kern w:val="0"/>
+                <w:sz w:val="24"/>
+                <w:szCs w:val="24"/>
               </w:rPr>
               <w:br w:type="page"/>
             </w:r>
             <w:r>
               <w:rPr>
-                <w:rFonts w:eastAsia="標楷體"/>
-                <w:kern w:val="0"/>
+                <w:rFonts w:hint="eastAsia" w:ascii="Times New Roman" w:hAnsi="Times New Roman" w:eastAsia="標楷體" w:cs="標楷體"/>
+                <w:kern w:val="0"/>
+                <w:sz w:val="24"/>
+                <w:szCs w:val="24"/>
               </w:rPr>
               <w:t>指導老師(一)</w:t>
             </w:r>
@@ -2535,21 +2817,27 @@
           <w:p>
             <w:pPr>
               <w:rPr>
-                <w:rFonts w:eastAsia="標楷體"/>
-                <w:kern w:val="0"/>
-              </w:rPr>
-            </w:pPr>
-            <w:r>
-              <w:rPr>
-                <w:rFonts w:eastAsia="標楷體"/>
-                <w:kern w:val="0"/>
+                <w:rFonts w:hint="eastAsia" w:ascii="Times New Roman" w:hAnsi="Times New Roman" w:eastAsia="標楷體" w:cs="標楷體"/>
+                <w:kern w:val="0"/>
+                <w:sz w:val="24"/>
+                <w:szCs w:val="24"/>
+              </w:rPr>
+            </w:pPr>
+            <w:r>
+              <w:rPr>
+                <w:rFonts w:hint="eastAsia" w:ascii="Times New Roman" w:hAnsi="Times New Roman" w:eastAsia="標楷體" w:cs="標楷體"/>
+                <w:kern w:val="0"/>
+                <w:sz w:val="24"/>
+                <w:szCs w:val="24"/>
               </w:rPr>
               <w:t>姓        名：</w:t>
             </w:r>
             <w:r>
               <w:rPr>
-                <w:rFonts w:hint="eastAsia" w:eastAsia="標楷體"/>
-                <w:kern w:val="0"/>
+                <w:rFonts w:hint="eastAsia" w:ascii="Times New Roman" w:hAnsi="Times New Roman" w:eastAsia="標楷體" w:cs="標楷體"/>
+                <w:kern w:val="0"/>
+                <w:sz w:val="24"/>
+                <w:szCs w:val="24"/>
               </w:rPr>
               <w:t>林育志</w:t>
             </w:r>
@@ -2557,21 +2845,27 @@
           <w:p>
             <w:pPr>
               <w:rPr>
-                <w:rFonts w:hint="eastAsia" w:eastAsia="標楷體"/>
-                <w:kern w:val="0"/>
-              </w:rPr>
-            </w:pPr>
-            <w:r>
-              <w:rPr>
-                <w:rFonts w:eastAsia="標楷體"/>
-                <w:kern w:val="0"/>
+                <w:rFonts w:hint="eastAsia" w:ascii="Times New Roman" w:hAnsi="Times New Roman" w:eastAsia="標楷體" w:cs="標楷體"/>
+                <w:kern w:val="0"/>
+                <w:sz w:val="24"/>
+                <w:szCs w:val="24"/>
+              </w:rPr>
+            </w:pPr>
+            <w:r>
+              <w:rPr>
+                <w:rFonts w:hint="eastAsia" w:ascii="Times New Roman" w:hAnsi="Times New Roman" w:eastAsia="標楷體" w:cs="標楷體"/>
+                <w:kern w:val="0"/>
+                <w:sz w:val="24"/>
+                <w:szCs w:val="24"/>
               </w:rPr>
               <w:t>聯絡電話：</w:t>
             </w:r>
             <w:r>
               <w:rPr>
-                <w:rFonts w:hint="eastAsia" w:eastAsia="標楷體"/>
-                <w:kern w:val="0"/>
+                <w:rFonts w:hint="eastAsia" w:ascii="Times New Roman" w:hAnsi="Times New Roman" w:eastAsia="標楷體" w:cs="標楷體"/>
+                <w:kern w:val="0"/>
+                <w:sz w:val="24"/>
+                <w:szCs w:val="24"/>
               </w:rPr>
               <w:t>0923-226-587</w:t>
             </w:r>
@@ -2579,21 +2873,27 @@
           <w:p>
             <w:pPr>
               <w:rPr>
-                <w:rFonts w:hint="eastAsia" w:eastAsia="標楷體"/>
-                <w:kern w:val="0"/>
-              </w:rPr>
-            </w:pPr>
-            <w:r>
-              <w:rPr>
-                <w:rFonts w:eastAsia="標楷體"/>
-                <w:kern w:val="0"/>
+                <w:rFonts w:hint="eastAsia" w:ascii="Times New Roman" w:hAnsi="Times New Roman" w:eastAsia="標楷體" w:cs="標楷體"/>
+                <w:kern w:val="0"/>
+                <w:sz w:val="24"/>
+                <w:szCs w:val="24"/>
+              </w:rPr>
+            </w:pPr>
+            <w:r>
+              <w:rPr>
+                <w:rFonts w:hint="eastAsia" w:ascii="Times New Roman" w:hAnsi="Times New Roman" w:eastAsia="標楷體" w:cs="標楷體"/>
+                <w:kern w:val="0"/>
+                <w:sz w:val="24"/>
+                <w:szCs w:val="24"/>
               </w:rPr>
               <w:t>E-mail：</w:t>
             </w:r>
             <w:r>
               <w:rPr>
-                <w:rFonts w:hint="eastAsia" w:eastAsia="標楷體"/>
-                <w:kern w:val="0"/>
+                <w:rFonts w:hint="eastAsia" w:ascii="Times New Roman" w:hAnsi="Times New Roman" w:eastAsia="標楷體" w:cs="標楷體"/>
+                <w:kern w:val="0"/>
+                <w:sz w:val="24"/>
+                <w:szCs w:val="24"/>
               </w:rPr>
               <w:t>jokada621@ntub.edu.tw</w:t>
             </w:r>
@@ -2601,22 +2901,28 @@
           <w:p>
             <w:pPr>
               <w:rPr>
-                <w:rFonts w:eastAsia="標楷體"/>
-                <w:kern w:val="0"/>
-              </w:rPr>
-            </w:pPr>
-            <w:r>
-              <w:rPr>
-                <w:rFonts w:eastAsia="標楷體"/>
-                <w:kern w:val="0"/>
+                <w:rFonts w:hint="eastAsia" w:ascii="Times New Roman" w:hAnsi="Times New Roman" w:eastAsia="標楷體" w:cs="標楷體"/>
+                <w:kern w:val="0"/>
+                <w:sz w:val="24"/>
+                <w:szCs w:val="24"/>
+              </w:rPr>
+            </w:pPr>
+            <w:r>
+              <w:rPr>
+                <w:rFonts w:hint="eastAsia" w:ascii="Times New Roman" w:hAnsi="Times New Roman" w:eastAsia="標楷體" w:cs="標楷體"/>
+                <w:kern w:val="0"/>
+                <w:sz w:val="24"/>
+                <w:szCs w:val="24"/>
               </w:rPr>
               <w:t>學校名稱：</w:t>
             </w:r>
             <w:r>
               <w:rPr>
-                <w:rFonts w:eastAsia="標楷體" w:cs="Roboto"/>
+                <w:rFonts w:hint="eastAsia" w:ascii="Times New Roman" w:hAnsi="Times New Roman" w:eastAsia="標楷體" w:cs="標楷體"/>
                 <w:color w:val="343A40"/>
                 <w:kern w:val="0"/>
+                <w:sz w:val="24"/>
+                <w:szCs w:val="24"/>
               </w:rPr>
               <w:t>國立臺北商業大學 National Taipei University of Business</w:t>
             </w:r>
@@ -2624,22 +2930,28 @@
           <w:p>
             <w:pPr>
               <w:rPr>
-                <w:rFonts w:eastAsia="標楷體"/>
-                <w:kern w:val="0"/>
-              </w:rPr>
-            </w:pPr>
-            <w:r>
-              <w:rPr>
-                <w:rFonts w:eastAsia="標楷體"/>
-                <w:kern w:val="0"/>
+                <w:rFonts w:hint="eastAsia" w:ascii="Times New Roman" w:hAnsi="Times New Roman" w:eastAsia="標楷體" w:cs="標楷體"/>
+                <w:kern w:val="0"/>
+                <w:sz w:val="24"/>
+                <w:szCs w:val="24"/>
+              </w:rPr>
+            </w:pPr>
+            <w:r>
+              <w:rPr>
+                <w:rFonts w:hint="eastAsia" w:ascii="Times New Roman" w:hAnsi="Times New Roman" w:eastAsia="標楷體" w:cs="標楷體"/>
+                <w:kern w:val="0"/>
+                <w:sz w:val="24"/>
+                <w:szCs w:val="24"/>
               </w:rPr>
               <w:t>系所名稱：</w:t>
             </w:r>
             <w:r>
               <w:rPr>
-                <w:rFonts w:eastAsia="標楷體" w:cs="Roboto"/>
+                <w:rFonts w:hint="eastAsia" w:ascii="Times New Roman" w:hAnsi="Times New Roman" w:eastAsia="標楷體" w:cs="標楷體"/>
                 <w:color w:val="343A40"/>
                 <w:kern w:val="0"/>
+                <w:sz w:val="24"/>
+                <w:szCs w:val="24"/>
               </w:rPr>
               <w:t>資訊管理系 Department of Information Management</w:t>
             </w:r>
@@ -2662,14 +2974,18 @@
               <w:ind w:left="113" w:right="113"/>
               <w:jc w:val="center"/>
               <w:rPr>
-                <w:rFonts w:eastAsia="標楷體"/>
-                <w:kern w:val="0"/>
-              </w:rPr>
-            </w:pPr>
-            <w:r>
-              <w:rPr>
-                <w:rFonts w:eastAsia="標楷體"/>
-                <w:kern w:val="0"/>
+                <w:rFonts w:hint="eastAsia" w:ascii="Times New Roman" w:hAnsi="Times New Roman" w:eastAsia="標楷體" w:cs="標楷體"/>
+                <w:kern w:val="0"/>
+                <w:sz w:val="24"/>
+                <w:szCs w:val="24"/>
+              </w:rPr>
+            </w:pPr>
+            <w:r>
+              <w:rPr>
+                <w:rFonts w:hint="eastAsia" w:ascii="Times New Roman" w:hAnsi="Times New Roman" w:eastAsia="標楷體" w:cs="標楷體"/>
+                <w:kern w:val="0"/>
+                <w:sz w:val="24"/>
+                <w:szCs w:val="24"/>
               </w:rPr>
               <w:t>指導老師</w:t>
             </w:r>
@@ -2679,14 +2995,18 @@
               <w:ind w:left="113" w:right="113"/>
               <w:jc w:val="center"/>
               <w:rPr>
-                <w:rFonts w:eastAsia="標楷體"/>
-                <w:kern w:val="0"/>
-              </w:rPr>
-            </w:pPr>
-            <w:r>
-              <w:rPr>
-                <w:rFonts w:eastAsia="標楷體"/>
-                <w:kern w:val="0"/>
+                <w:rFonts w:hint="eastAsia" w:ascii="Times New Roman" w:hAnsi="Times New Roman" w:eastAsia="標楷體" w:cs="標楷體"/>
+                <w:kern w:val="0"/>
+                <w:sz w:val="24"/>
+                <w:szCs w:val="24"/>
+              </w:rPr>
+            </w:pPr>
+            <w:r>
+              <w:rPr>
+                <w:rFonts w:hint="eastAsia" w:ascii="Times New Roman" w:hAnsi="Times New Roman" w:eastAsia="標楷體" w:cs="標楷體"/>
+                <w:kern w:val="0"/>
+                <w:sz w:val="24"/>
+                <w:szCs w:val="24"/>
               </w:rPr>
               <w:t>(二)</w:t>
             </w:r>
@@ -2705,14 +3025,18 @@
           <w:p>
             <w:pPr>
               <w:rPr>
-                <w:rFonts w:eastAsia="標楷體"/>
-                <w:kern w:val="0"/>
-              </w:rPr>
-            </w:pPr>
-            <w:r>
-              <w:rPr>
-                <w:rFonts w:eastAsia="標楷體"/>
-                <w:kern w:val="0"/>
+                <w:rFonts w:hint="eastAsia" w:ascii="Times New Roman" w:hAnsi="Times New Roman" w:eastAsia="標楷體" w:cs="標楷體"/>
+                <w:kern w:val="0"/>
+                <w:sz w:val="24"/>
+                <w:szCs w:val="24"/>
+              </w:rPr>
+            </w:pPr>
+            <w:r>
+              <w:rPr>
+                <w:rFonts w:hint="eastAsia" w:ascii="Times New Roman" w:hAnsi="Times New Roman" w:eastAsia="標楷體" w:cs="標楷體"/>
+                <w:kern w:val="0"/>
+                <w:sz w:val="24"/>
+                <w:szCs w:val="24"/>
               </w:rPr>
               <w:t>姓        名：</w:t>
             </w:r>
@@ -2720,14 +3044,18 @@
           <w:p>
             <w:pPr>
               <w:rPr>
-                <w:rFonts w:eastAsia="標楷體"/>
-                <w:kern w:val="0"/>
-              </w:rPr>
-            </w:pPr>
-            <w:r>
-              <w:rPr>
-                <w:rFonts w:eastAsia="標楷體"/>
-                <w:kern w:val="0"/>
+                <w:rFonts w:hint="eastAsia" w:ascii="Times New Roman" w:hAnsi="Times New Roman" w:eastAsia="標楷體" w:cs="標楷體"/>
+                <w:kern w:val="0"/>
+                <w:sz w:val="24"/>
+                <w:szCs w:val="24"/>
+              </w:rPr>
+            </w:pPr>
+            <w:r>
+              <w:rPr>
+                <w:rFonts w:hint="eastAsia" w:ascii="Times New Roman" w:hAnsi="Times New Roman" w:eastAsia="標楷體" w:cs="標楷體"/>
+                <w:kern w:val="0"/>
+                <w:sz w:val="24"/>
+                <w:szCs w:val="24"/>
               </w:rPr>
               <w:t>聯絡電話：</w:t>
             </w:r>
@@ -2735,14 +3063,18 @@
           <w:p>
             <w:pPr>
               <w:rPr>
-                <w:rFonts w:eastAsia="標楷體"/>
-                <w:kern w:val="0"/>
-              </w:rPr>
-            </w:pPr>
-            <w:r>
-              <w:rPr>
-                <w:rFonts w:eastAsia="標楷體"/>
-                <w:kern w:val="0"/>
+                <w:rFonts w:hint="eastAsia" w:ascii="Times New Roman" w:hAnsi="Times New Roman" w:eastAsia="標楷體" w:cs="標楷體"/>
+                <w:kern w:val="0"/>
+                <w:sz w:val="24"/>
+                <w:szCs w:val="24"/>
+              </w:rPr>
+            </w:pPr>
+            <w:r>
+              <w:rPr>
+                <w:rFonts w:hint="eastAsia" w:ascii="Times New Roman" w:hAnsi="Times New Roman" w:eastAsia="標楷體" w:cs="標楷體"/>
+                <w:kern w:val="0"/>
+                <w:sz w:val="24"/>
+                <w:szCs w:val="24"/>
               </w:rPr>
               <w:t>E-mail：</w:t>
             </w:r>
@@ -2750,14 +3082,18 @@
           <w:p>
             <w:pPr>
               <w:rPr>
-                <w:rFonts w:eastAsia="標楷體"/>
-                <w:kern w:val="0"/>
-              </w:rPr>
-            </w:pPr>
-            <w:r>
-              <w:rPr>
-                <w:rFonts w:eastAsia="標楷體"/>
-                <w:kern w:val="0"/>
+                <w:rFonts w:hint="eastAsia" w:ascii="Times New Roman" w:hAnsi="Times New Roman" w:eastAsia="標楷體" w:cs="標楷體"/>
+                <w:kern w:val="0"/>
+                <w:sz w:val="24"/>
+                <w:szCs w:val="24"/>
+              </w:rPr>
+            </w:pPr>
+            <w:r>
+              <w:rPr>
+                <w:rFonts w:hint="eastAsia" w:ascii="Times New Roman" w:hAnsi="Times New Roman" w:eastAsia="標楷體" w:cs="標楷體"/>
+                <w:kern w:val="0"/>
+                <w:sz w:val="24"/>
+                <w:szCs w:val="24"/>
               </w:rPr>
               <w:t>學校名稱：</w:t>
             </w:r>
@@ -2765,14 +3101,18 @@
           <w:p>
             <w:pPr>
               <w:rPr>
-                <w:rFonts w:eastAsia="標楷體"/>
-                <w:kern w:val="0"/>
-              </w:rPr>
-            </w:pPr>
-            <w:r>
-              <w:rPr>
-                <w:rFonts w:eastAsia="標楷體"/>
-                <w:kern w:val="0"/>
+                <w:rFonts w:hint="eastAsia" w:ascii="Times New Roman" w:hAnsi="Times New Roman" w:eastAsia="標楷體" w:cs="標楷體"/>
+                <w:kern w:val="0"/>
+                <w:sz w:val="24"/>
+                <w:szCs w:val="24"/>
+              </w:rPr>
+            </w:pPr>
+            <w:r>
+              <w:rPr>
+                <w:rFonts w:hint="eastAsia" w:ascii="Times New Roman" w:hAnsi="Times New Roman" w:eastAsia="標楷體" w:cs="標楷體"/>
+                <w:kern w:val="0"/>
+                <w:sz w:val="24"/>
+                <w:szCs w:val="24"/>
               </w:rPr>
               <w:t>系所名稱：</w:t>
             </w:r>
@@ -2784,27 +3124,31 @@
       <w:pPr>
         <w:jc w:val="right"/>
         <w:rPr>
-          <w:rFonts w:eastAsia="標楷體"/>
+          <w:rFonts w:hint="eastAsia" w:ascii="Times New Roman" w:hAnsi="Times New Roman" w:eastAsia="標楷體" w:cs="標楷體"/>
           <w:b/>
           <w:kern w:val="0"/>
+          <w:sz w:val="24"/>
+          <w:szCs w:val="24"/>
         </w:rPr>
       </w:pPr>
     </w:p>
     <w:p>
       <w:pPr>
         <w:rPr>
-          <w:rFonts w:eastAsia="標楷體"/>
+          <w:rFonts w:hint="eastAsia" w:ascii="Times New Roman" w:hAnsi="Times New Roman" w:eastAsia="標楷體" w:cs="標楷體"/>
           <w:b/>
           <w:kern w:val="0"/>
-          <w:szCs w:val="28"/>
+          <w:sz w:val="24"/>
+          <w:szCs w:val="24"/>
         </w:rPr>
       </w:pPr>
       <w:r>
         <w:rPr>
-          <w:rFonts w:eastAsia="標楷體"/>
+          <w:rFonts w:hint="eastAsia" w:ascii="Times New Roman" w:hAnsi="Times New Roman" w:eastAsia="標楷體" w:cs="標楷體"/>
           <w:b/>
           <w:kern w:val="0"/>
-          <w:szCs w:val="28"/>
+          <w:sz w:val="24"/>
+          <w:szCs w:val="24"/>
         </w:rPr>
         <w:br w:type="page"/>
       </w:r>
@@ -2814,31 +3158,49 @@
         <w:spacing w:before="108" w:after="108"/>
         <w:jc w:val="right"/>
         <w:rPr>
-          <w:rFonts w:eastAsia="標楷體"/>
+          <w:rFonts w:hint="eastAsia" w:ascii="Times New Roman" w:hAnsi="Times New Roman" w:eastAsia="標楷體" w:cs="標楷體"/>
           <w:kern w:val="0"/>
+          <w:sz w:val="24"/>
+          <w:szCs w:val="24"/>
         </w:rPr>
       </w:pPr>
       <w:r>
         <w:rPr>
-          <w:rFonts w:eastAsia="標楷體"/>
+          <w:rFonts w:hint="eastAsia" w:ascii="Times New Roman" w:hAnsi="Times New Roman" w:eastAsia="標楷體" w:cs="標楷體"/>
           <w:kern w:val="0"/>
+          <w:sz w:val="24"/>
+          <w:szCs w:val="24"/>
         </w:rPr>
-        <w:t>附件一：表二教師推薦書</w:t>
+        <w:t>附件一</w:t>
+      </w:r>
+      <w:bookmarkStart w:id="2" w:name="_GoBack"/>
+      <w:bookmarkEnd w:id="2"/>
+      <w:r>
+        <w:rPr>
+          <w:rFonts w:hint="eastAsia" w:ascii="Times New Roman" w:hAnsi="Times New Roman" w:eastAsia="標楷體" w:cs="標楷體"/>
+          <w:kern w:val="0"/>
+          <w:sz w:val="24"/>
+          <w:szCs w:val="24"/>
+        </w:rPr>
+        <w:t>：表二教師推薦書</w:t>
       </w:r>
     </w:p>
     <w:p>
       <w:pPr>
         <w:rPr>
-          <w:rFonts w:eastAsia="標楷體"/>
+          <w:rFonts w:hint="eastAsia" w:ascii="Times New Roman" w:hAnsi="Times New Roman" w:eastAsia="標楷體" w:cs="標楷體"/>
           <w:kern w:val="0"/>
+          <w:sz w:val="24"/>
+          <w:szCs w:val="24"/>
         </w:rPr>
       </w:pPr>
       <w:r>
         <w:rPr>
-          <w:rFonts w:eastAsia="標楷體"/>
+          <w:rFonts w:hint="eastAsia" w:ascii="Times New Roman" w:hAnsi="Times New Roman" w:eastAsia="標楷體" w:cs="標楷體"/>
           <w:b/>
           <w:kern w:val="0"/>
-          <w:szCs w:val="28"/>
+          <w:sz w:val="24"/>
+          <w:szCs w:val="24"/>
         </w:rPr>
         <w:t>表二：教師推薦書</w:t>
       </w:r>
@@ -2847,77 +3209,86 @@
       <w:tblPr>
         <w:tblStyle w:val="16"/>
         <w:tblW w:w="10060" w:type="dxa"/>
-        <w:jc w:val="center"/>
-        <w:tblInd w:w="0" w:type="dxa"/>
+        <w:tblInd w:w="76" w:type="dxa"/>
+        <w:tblBorders>
+          <w:top w:val="single" w:color="000000" w:sz="4" w:space="0"/>
+          <w:left w:val="single" w:color="000000" w:sz="4" w:space="0"/>
+          <w:bottom w:val="single" w:color="000000" w:sz="4" w:space="0"/>
+          <w:right w:val="single" w:color="000000" w:sz="4" w:space="0"/>
+          <w:insideH w:val="single" w:color="000000" w:sz="4" w:space="0"/>
+          <w:insideV w:val="single" w:color="000000" w:sz="4" w:space="0"/>
+        </w:tblBorders>
         <w:tblLayout w:type="fixed"/>
         <w:tblCellMar>
           <w:top w:w="0" w:type="dxa"/>
-          <w:left w:w="10" w:type="dxa"/>
+          <w:left w:w="0" w:type="dxa"/>
           <w:bottom w:w="0" w:type="dxa"/>
-          <w:right w:w="10" w:type="dxa"/>
+          <w:right w:w="0" w:type="dxa"/>
         </w:tblCellMar>
       </w:tblPr>
       <w:tblGrid>
-        <w:gridCol w:w="2168"/>
-        <w:gridCol w:w="7892"/>
+        <w:gridCol w:w="2167"/>
+        <w:gridCol w:w="7893"/>
       </w:tblGrid>
       <w:tr>
         <w:tblPrEx>
+          <w:tblBorders>
+            <w:top w:val="single" w:color="000000" w:sz="4" w:space="0"/>
+            <w:left w:val="single" w:color="000000" w:sz="4" w:space="0"/>
+            <w:bottom w:val="single" w:color="000000" w:sz="4" w:space="0"/>
+            <w:right w:val="single" w:color="000000" w:sz="4" w:space="0"/>
+            <w:insideH w:val="single" w:color="000000" w:sz="4" w:space="0"/>
+            <w:insideV w:val="single" w:color="000000" w:sz="4" w:space="0"/>
+          </w:tblBorders>
           <w:tblLayout w:type="fixed"/>
           <w:tblCellMar>
             <w:top w:w="0" w:type="dxa"/>
-            <w:left w:w="10" w:type="dxa"/>
+            <w:left w:w="0" w:type="dxa"/>
             <w:bottom w:w="0" w:type="dxa"/>
-            <w:right w:w="10" w:type="dxa"/>
+            <w:right w:w="0" w:type="dxa"/>
           </w:tblCellMar>
         </w:tblPrEx>
         <w:trPr>
-          <w:trHeight w:val="600" w:hRule="atLeast"/>
-          <w:jc w:val="center"/>
+          <w:trHeight w:val="623" w:hRule="atLeast"/>
         </w:trPr>
         <w:tc>
           <w:tcPr>
-            <w:tcW w:w="2168" w:type="dxa"/>
-            <w:tcBorders>
-              <w:top w:val="single" w:color="000000" w:sz="4" w:space="0"/>
-              <w:left w:val="single" w:color="000000" w:sz="4" w:space="0"/>
-              <w:bottom w:val="single" w:color="000000" w:sz="4" w:space="0"/>
-              <w:right w:val="single" w:color="000000" w:sz="4" w:space="0"/>
-            </w:tcBorders>
-            <w:tcMar>
-              <w:top w:w="0" w:type="dxa"/>
-              <w:left w:w="28" w:type="dxa"/>
-              <w:bottom w:w="0" w:type="dxa"/>
-              <w:right w:w="28" w:type="dxa"/>
-            </w:tcMar>
-            <w:vAlign w:val="center"/>
+            <w:tcW w:w="2167" w:type="dxa"/>
           </w:tcPr>
           <w:p>
             <w:pPr>
-              <w:jc w:val="center"/>
-              <w:rPr>
-                <w:rFonts w:eastAsia="標楷體"/>
-                <w:kern w:val="0"/>
-              </w:rPr>
-            </w:pPr>
-            <w:r>
-              <w:rPr>
-                <w:rFonts w:eastAsia="標楷體"/>
-                <w:kern w:val="0"/>
+              <w:pStyle w:val="29"/>
+              <w:spacing w:line="295" w:lineRule="exact"/>
+              <w:ind w:left="604"/>
+              <w:rPr>
+                <w:rFonts w:ascii="Times New Roman" w:hAnsi="Times New Roman" w:eastAsia="標楷體"/>
+                <w:sz w:val="24"/>
+              </w:rPr>
+            </w:pPr>
+            <w:r>
+              <w:rPr>
+                <w:rFonts w:ascii="Times New Roman" w:hAnsi="Times New Roman" w:eastAsia="標楷體"/>
+                <w:spacing w:val="-3"/>
+                <w:sz w:val="24"/>
               </w:rPr>
               <w:t>推薦單位</w:t>
             </w:r>
-            <w:r>
-              <w:rPr>
-                <w:rFonts w:eastAsia="標楷體"/>
-                <w:kern w:val="0"/>
-              </w:rPr>
-              <w:br w:type="textWrapping"/>
-            </w:r>
-            <w:r>
-              <w:rPr>
-                <w:rFonts w:eastAsia="標楷體"/>
-                <w:kern w:val="0"/>
+          </w:p>
+          <w:p>
+            <w:pPr>
+              <w:pStyle w:val="29"/>
+              <w:spacing w:before="4" w:line="304" w:lineRule="exact"/>
+              <w:ind w:left="724"/>
+              <w:rPr>
+                <w:rFonts w:ascii="Times New Roman" w:hAnsi="Times New Roman" w:eastAsia="標楷體"/>
+                <w:sz w:val="24"/>
+              </w:rPr>
+            </w:pPr>
+            <w:r>
+              <w:rPr>
+                <w:rFonts w:ascii="Times New Roman" w:hAnsi="Times New Roman" w:eastAsia="標楷體"/>
+                <w:spacing w:val="-4"/>
+                <w:sz w:val="24"/>
               </w:rPr>
               <w:t>或師長</w:t>
             </w:r>
@@ -2925,74 +3296,69 @@
         </w:tc>
         <w:tc>
           <w:tcPr>
-            <w:tcW w:w="7892" w:type="dxa"/>
-            <w:tcBorders>
-              <w:top w:val="single" w:color="000000" w:sz="4" w:space="0"/>
-              <w:left w:val="single" w:color="000000" w:sz="4" w:space="0"/>
-              <w:bottom w:val="single" w:color="000000" w:sz="4" w:space="0"/>
-              <w:right w:val="single" w:color="000000" w:sz="4" w:space="0"/>
-            </w:tcBorders>
-            <w:tcMar>
-              <w:top w:w="0" w:type="dxa"/>
-              <w:left w:w="28" w:type="dxa"/>
-              <w:bottom w:w="0" w:type="dxa"/>
-              <w:right w:w="28" w:type="dxa"/>
-            </w:tcMar>
+            <w:tcW w:w="7893" w:type="dxa"/>
           </w:tcPr>
           <w:p>
             <w:pPr>
-              <w:spacing w:line="240" w:lineRule="exact"/>
-              <w:rPr>
-                <w:rFonts w:eastAsia="標楷體"/>
-                <w:kern w:val="0"/>
-              </w:rPr>
-            </w:pPr>
+              <w:pStyle w:val="29"/>
+              <w:spacing w:before="152"/>
+              <w:ind w:left="31"/>
+              <w:rPr>
+                <w:rFonts w:ascii="Times New Roman" w:hAnsi="Times New Roman" w:eastAsia="標楷體"/>
+                <w:sz w:val="24"/>
+              </w:rPr>
+            </w:pPr>
+            <w:r>
+              <w:rPr>
+                <w:rFonts w:ascii="Times New Roman" w:hAnsi="Times New Roman" w:eastAsia="標楷體"/>
+                <w:spacing w:val="1"/>
+                <w:sz w:val="24"/>
+              </w:rPr>
+              <w:t>國立臺北商業大學資訊管理系林育志助理教授</w:t>
+            </w:r>
           </w:p>
         </w:tc>
       </w:tr>
       <w:tr>
         <w:tblPrEx>
+          <w:tblBorders>
+            <w:top w:val="single" w:color="000000" w:sz="4" w:space="0"/>
+            <w:left w:val="single" w:color="000000" w:sz="4" w:space="0"/>
+            <w:bottom w:val="single" w:color="000000" w:sz="4" w:space="0"/>
+            <w:right w:val="single" w:color="000000" w:sz="4" w:space="0"/>
+            <w:insideH w:val="single" w:color="000000" w:sz="4" w:space="0"/>
+            <w:insideV w:val="single" w:color="000000" w:sz="4" w:space="0"/>
+          </w:tblBorders>
           <w:tblLayout w:type="fixed"/>
           <w:tblCellMar>
             <w:top w:w="0" w:type="dxa"/>
-            <w:left w:w="10" w:type="dxa"/>
+            <w:left w:w="0" w:type="dxa"/>
             <w:bottom w:w="0" w:type="dxa"/>
-            <w:right w:w="10" w:type="dxa"/>
+            <w:right w:w="0" w:type="dxa"/>
           </w:tblCellMar>
         </w:tblPrEx>
         <w:trPr>
-          <w:trHeight w:val="600" w:hRule="atLeast"/>
-          <w:jc w:val="center"/>
+          <w:trHeight w:val="599" w:hRule="atLeast"/>
         </w:trPr>
         <w:tc>
           <w:tcPr>
-            <w:tcW w:w="2168" w:type="dxa"/>
-            <w:tcBorders>
-              <w:top w:val="single" w:color="000000" w:sz="4" w:space="0"/>
-              <w:left w:val="single" w:color="000000" w:sz="4" w:space="0"/>
-              <w:bottom w:val="single" w:color="000000" w:sz="4" w:space="0"/>
-              <w:right w:val="single" w:color="000000" w:sz="4" w:space="0"/>
-            </w:tcBorders>
-            <w:tcMar>
-              <w:top w:w="0" w:type="dxa"/>
-              <w:left w:w="28" w:type="dxa"/>
-              <w:bottom w:w="0" w:type="dxa"/>
-              <w:right w:w="28" w:type="dxa"/>
-            </w:tcMar>
-            <w:vAlign w:val="center"/>
+            <w:tcW w:w="2167" w:type="dxa"/>
           </w:tcPr>
           <w:p>
             <w:pPr>
-              <w:jc w:val="center"/>
-              <w:rPr>
-                <w:rFonts w:eastAsia="標楷體"/>
-                <w:kern w:val="0"/>
-              </w:rPr>
-            </w:pPr>
-            <w:r>
-              <w:rPr>
-                <w:rFonts w:eastAsia="標楷體"/>
-                <w:kern w:val="0"/>
+              <w:pStyle w:val="29"/>
+              <w:spacing w:before="132"/>
+              <w:ind w:left="364"/>
+              <w:rPr>
+                <w:rFonts w:ascii="Times New Roman" w:hAnsi="Times New Roman" w:eastAsia="標楷體"/>
+                <w:sz w:val="24"/>
+              </w:rPr>
+            </w:pPr>
+            <w:r>
+              <w:rPr>
+                <w:rFonts w:ascii="Times New Roman" w:hAnsi="Times New Roman" w:eastAsia="標楷體"/>
+                <w:spacing w:val="-2"/>
+                <w:sz w:val="24"/>
               </w:rPr>
               <w:t>推薦作品名稱</w:t>
             </w:r>
@@ -3000,387 +3366,481 @@
         </w:tc>
         <w:tc>
           <w:tcPr>
-            <w:tcW w:w="7892" w:type="dxa"/>
-            <w:tcBorders>
-              <w:top w:val="single" w:color="000000" w:sz="4" w:space="0"/>
-              <w:left w:val="single" w:color="000000" w:sz="4" w:space="0"/>
-              <w:bottom w:val="single" w:color="000000" w:sz="4" w:space="0"/>
-              <w:right w:val="single" w:color="000000" w:sz="4" w:space="0"/>
-            </w:tcBorders>
-            <w:tcMar>
-              <w:top w:w="0" w:type="dxa"/>
-              <w:left w:w="28" w:type="dxa"/>
-              <w:bottom w:w="0" w:type="dxa"/>
-              <w:right w:w="28" w:type="dxa"/>
-            </w:tcMar>
+            <w:tcW w:w="7893" w:type="dxa"/>
           </w:tcPr>
           <w:p>
             <w:pPr>
-              <w:spacing w:line="240" w:lineRule="exact"/>
-              <w:rPr>
-                <w:rFonts w:eastAsia="標楷體"/>
-                <w:kern w:val="0"/>
-              </w:rPr>
-            </w:pPr>
-            <w:r>
-              <w:rPr>
-                <w:rFonts w:hint="eastAsia" w:eastAsia="標楷體"/>
-                <w:kern w:val="0"/>
-              </w:rPr>
-              <w:t>怪怪走開護您安全</w:t>
+              <w:pStyle w:val="29"/>
+              <w:spacing w:before="152"/>
+              <w:ind w:left="31"/>
+              <w:rPr>
+                <w:rFonts w:ascii="Times New Roman" w:hAnsi="Times New Roman" w:eastAsia="標楷體"/>
+                <w:sz w:val="24"/>
+              </w:rPr>
+            </w:pPr>
+            <w:r>
+              <w:rPr>
+                <w:rFonts w:ascii="Times New Roman" w:hAnsi="Times New Roman" w:eastAsia="標楷體"/>
+                <w:spacing w:val="-3"/>
+                <w:sz w:val="24"/>
+              </w:rPr>
+              <w:t>怪怪走開，護您安全</w:t>
             </w:r>
           </w:p>
         </w:tc>
       </w:tr>
       <w:tr>
         <w:tblPrEx>
+          <w:tblBorders>
+            <w:top w:val="single" w:color="000000" w:sz="4" w:space="0"/>
+            <w:left w:val="single" w:color="000000" w:sz="4" w:space="0"/>
+            <w:bottom w:val="single" w:color="000000" w:sz="4" w:space="0"/>
+            <w:right w:val="single" w:color="000000" w:sz="4" w:space="0"/>
+            <w:insideH w:val="single" w:color="000000" w:sz="4" w:space="0"/>
+            <w:insideV w:val="single" w:color="000000" w:sz="4" w:space="0"/>
+          </w:tblBorders>
           <w:tblLayout w:type="fixed"/>
           <w:tblCellMar>
             <w:top w:w="0" w:type="dxa"/>
-            <w:left w:w="10" w:type="dxa"/>
+            <w:left w:w="0" w:type="dxa"/>
             <w:bottom w:w="0" w:type="dxa"/>
-            <w:right w:w="10" w:type="dxa"/>
+            <w:right w:w="0" w:type="dxa"/>
           </w:tblCellMar>
         </w:tblPrEx>
         <w:trPr>
-          <w:trHeight w:val="340" w:hRule="atLeast"/>
-          <w:jc w:val="center"/>
+          <w:trHeight w:val="10276" w:hRule="atLeast"/>
         </w:trPr>
         <w:tc>
           <w:tcPr>
             <w:tcW w:w="10060" w:type="dxa"/>
             <w:gridSpan w:val="2"/>
             <w:tcBorders>
-              <w:top w:val="single" w:color="000000" w:sz="4" w:space="0"/>
-              <w:left w:val="single" w:color="000000" w:sz="4" w:space="0"/>
               <w:bottom w:val="dotted" w:color="000000" w:sz="4" w:space="0"/>
-              <w:right w:val="single" w:color="000000" w:sz="4" w:space="0"/>
             </w:tcBorders>
-            <w:tcMar>
-              <w:top w:w="0" w:type="dxa"/>
-              <w:left w:w="28" w:type="dxa"/>
-              <w:bottom w:w="0" w:type="dxa"/>
-              <w:right w:w="28" w:type="dxa"/>
-            </w:tcMar>
           </w:tcPr>
           <w:p>
             <w:pPr>
-              <w:rPr>
-                <w:rFonts w:eastAsia="標楷體"/>
-                <w:kern w:val="0"/>
-              </w:rPr>
-            </w:pPr>
-            <w:r>
-              <w:rPr>
-                <w:rFonts w:eastAsia="標楷體"/>
-                <w:kern w:val="0"/>
-              </w:rPr>
-              <w:t>推薦單位(或師長)意見：</w:t>
-            </w:r>
-          </w:p>
-          <w:p>
-            <w:pPr>
-              <w:rPr>
-                <w:rFonts w:eastAsia="標楷體"/>
-                <w:kern w:val="0"/>
-              </w:rPr>
-            </w:pPr>
-          </w:p>
-          <w:p>
-            <w:pPr>
-              <w:rPr>
-                <w:rFonts w:eastAsia="標楷體"/>
-                <w:kern w:val="0"/>
-              </w:rPr>
-            </w:pPr>
-          </w:p>
-          <w:p>
-            <w:pPr>
-              <w:rPr>
-                <w:rFonts w:eastAsia="標楷體"/>
-                <w:kern w:val="0"/>
-              </w:rPr>
-            </w:pPr>
-          </w:p>
-          <w:p>
-            <w:pPr>
-              <w:rPr>
-                <w:rFonts w:eastAsia="標楷體"/>
-                <w:kern w:val="0"/>
-              </w:rPr>
-            </w:pPr>
-          </w:p>
-          <w:p>
-            <w:pPr>
-              <w:rPr>
-                <w:rFonts w:eastAsia="標楷體"/>
-                <w:kern w:val="0"/>
-              </w:rPr>
-            </w:pPr>
-          </w:p>
-          <w:p>
-            <w:pPr>
-              <w:rPr>
-                <w:rFonts w:eastAsia="標楷體"/>
-                <w:kern w:val="0"/>
-              </w:rPr>
-            </w:pPr>
-          </w:p>
-          <w:p>
-            <w:pPr>
-              <w:rPr>
-                <w:rFonts w:eastAsia="標楷體"/>
-                <w:kern w:val="0"/>
-              </w:rPr>
-            </w:pPr>
-          </w:p>
-          <w:p>
-            <w:pPr>
-              <w:rPr>
-                <w:rFonts w:eastAsia="標楷體"/>
-                <w:kern w:val="0"/>
-              </w:rPr>
-            </w:pPr>
-          </w:p>
-          <w:p>
-            <w:pPr>
-              <w:rPr>
-                <w:rFonts w:eastAsia="標楷體"/>
-                <w:kern w:val="0"/>
-              </w:rPr>
-            </w:pPr>
-          </w:p>
-          <w:p>
-            <w:pPr>
-              <w:rPr>
-                <w:rFonts w:eastAsia="標楷體"/>
-                <w:kern w:val="0"/>
-              </w:rPr>
-            </w:pPr>
-          </w:p>
-          <w:p>
-            <w:pPr>
-              <w:rPr>
-                <w:rFonts w:eastAsia="標楷體"/>
-                <w:kern w:val="0"/>
-              </w:rPr>
-            </w:pPr>
-          </w:p>
-          <w:p>
-            <w:pPr>
-              <w:rPr>
-                <w:rFonts w:eastAsia="標楷體"/>
-                <w:kern w:val="0"/>
-              </w:rPr>
-            </w:pPr>
-          </w:p>
-          <w:p>
-            <w:pPr>
-              <w:rPr>
-                <w:rFonts w:eastAsia="標楷體"/>
-                <w:kern w:val="0"/>
-              </w:rPr>
-            </w:pPr>
-          </w:p>
-          <w:p>
-            <w:pPr>
-              <w:rPr>
-                <w:rFonts w:eastAsia="標楷體"/>
-                <w:kern w:val="0"/>
-              </w:rPr>
-            </w:pPr>
-          </w:p>
-          <w:p>
-            <w:pPr>
-              <w:rPr>
-                <w:rFonts w:eastAsia="標楷體"/>
-                <w:kern w:val="0"/>
-              </w:rPr>
-            </w:pPr>
-          </w:p>
-          <w:p>
-            <w:pPr>
-              <w:rPr>
-                <w:rFonts w:eastAsia="標楷體"/>
-                <w:kern w:val="0"/>
-              </w:rPr>
-            </w:pPr>
-          </w:p>
-          <w:p>
-            <w:pPr>
-              <w:rPr>
-                <w:rFonts w:eastAsia="標楷體"/>
-                <w:kern w:val="0"/>
-              </w:rPr>
-            </w:pPr>
-          </w:p>
-          <w:p>
-            <w:pPr>
-              <w:rPr>
-                <w:rFonts w:eastAsia="標楷體"/>
-                <w:kern w:val="0"/>
-              </w:rPr>
-            </w:pPr>
-          </w:p>
-          <w:p>
-            <w:pPr>
-              <w:rPr>
-                <w:rFonts w:eastAsia="標楷體"/>
-                <w:kern w:val="0"/>
-              </w:rPr>
-            </w:pPr>
-          </w:p>
-          <w:p>
-            <w:pPr>
-              <w:rPr>
-                <w:rFonts w:eastAsia="標楷體"/>
-                <w:kern w:val="0"/>
-              </w:rPr>
-            </w:pPr>
-          </w:p>
-          <w:p>
-            <w:pPr>
-              <w:rPr>
-                <w:rFonts w:eastAsia="標楷體"/>
-                <w:kern w:val="0"/>
-              </w:rPr>
-            </w:pPr>
-          </w:p>
-          <w:p>
-            <w:pPr>
-              <w:rPr>
-                <w:rFonts w:eastAsia="標楷體"/>
-                <w:kern w:val="0"/>
-              </w:rPr>
-            </w:pPr>
-          </w:p>
-          <w:p>
-            <w:pPr>
-              <w:rPr>
-                <w:rFonts w:eastAsia="標楷體"/>
-                <w:kern w:val="0"/>
-              </w:rPr>
-            </w:pPr>
-          </w:p>
-          <w:p>
-            <w:pPr>
-              <w:rPr>
-                <w:rFonts w:eastAsia="標楷體"/>
-                <w:kern w:val="0"/>
-              </w:rPr>
-            </w:pPr>
-          </w:p>
-          <w:p>
-            <w:pPr>
-              <w:rPr>
-                <w:rFonts w:eastAsia="標楷體"/>
-                <w:kern w:val="0"/>
-              </w:rPr>
-            </w:pPr>
-          </w:p>
-          <w:p>
-            <w:pPr>
-              <w:rPr>
-                <w:rFonts w:eastAsia="標楷體"/>
-                <w:kern w:val="0"/>
-              </w:rPr>
-            </w:pPr>
-          </w:p>
-          <w:p>
-            <w:pPr>
-              <w:rPr>
-                <w:rFonts w:eastAsia="標楷體"/>
-                <w:kern w:val="0"/>
-              </w:rPr>
-            </w:pPr>
-          </w:p>
-          <w:p>
-            <w:pPr>
-              <w:rPr>
-                <w:rFonts w:eastAsia="標楷體"/>
-                <w:kern w:val="0"/>
-              </w:rPr>
-            </w:pPr>
-          </w:p>
-          <w:p>
-            <w:pPr>
-              <w:rPr>
-                <w:rFonts w:eastAsia="標楷體"/>
-                <w:kern w:val="0"/>
-              </w:rPr>
-            </w:pPr>
-          </w:p>
-          <w:p>
-            <w:pPr>
-              <w:rPr>
-                <w:rFonts w:eastAsia="標楷體"/>
-                <w:kern w:val="0"/>
-              </w:rPr>
-            </w:pPr>
-          </w:p>
-          <w:p>
-            <w:pPr>
-              <w:rPr>
-                <w:rFonts w:eastAsia="標楷體"/>
-                <w:kern w:val="0"/>
-              </w:rPr>
-            </w:pPr>
-          </w:p>
-          <w:p>
-            <w:pPr>
-              <w:rPr>
-                <w:rFonts w:eastAsia="標楷體"/>
-                <w:kern w:val="0"/>
-              </w:rPr>
-            </w:pPr>
-          </w:p>
-          <w:p>
-            <w:pPr>
-              <w:rPr>
-                <w:rFonts w:eastAsia="標楷體"/>
-                <w:kern w:val="0"/>
-              </w:rPr>
-            </w:pPr>
-          </w:p>
-          <w:p>
-            <w:pPr>
-              <w:rPr>
-                <w:rFonts w:eastAsia="標楷體"/>
-                <w:kern w:val="0"/>
-              </w:rPr>
-            </w:pPr>
-          </w:p>
-          <w:p>
-            <w:pPr>
-              <w:rPr>
-                <w:rFonts w:eastAsia="標楷體"/>
-                <w:kern w:val="0"/>
-              </w:rPr>
-            </w:pPr>
-          </w:p>
-          <w:p>
-            <w:pPr>
-              <w:rPr>
-                <w:rFonts w:eastAsia="標楷體"/>
-                <w:kern w:val="0"/>
-              </w:rPr>
-            </w:pPr>
+              <w:pStyle w:val="29"/>
+              <w:spacing w:line="298" w:lineRule="exact"/>
+              <w:rPr>
+                <w:rFonts w:ascii="Times New Roman" w:hAnsi="Times New Roman" w:eastAsia="標楷體"/>
+                <w:sz w:val="24"/>
+              </w:rPr>
+            </w:pPr>
+            <w:r>
+              <w:rPr>
+                <w:rFonts w:ascii="Times New Roman" w:hAnsi="Times New Roman" w:eastAsia="標楷體"/>
+                <w:spacing w:val="-2"/>
+                <w:sz w:val="24"/>
+              </w:rPr>
+              <w:t>推薦單位</w:t>
+            </w:r>
+            <w:r>
+              <w:rPr>
+                <w:rFonts w:ascii="Times New Roman" w:hAnsi="Times New Roman" w:eastAsia="標楷體"/>
+                <w:spacing w:val="-2"/>
+                <w:sz w:val="24"/>
+              </w:rPr>
+              <w:t>(</w:t>
+            </w:r>
+            <w:r>
+              <w:rPr>
+                <w:rFonts w:ascii="Times New Roman" w:hAnsi="Times New Roman" w:eastAsia="標楷體"/>
+                <w:spacing w:val="-2"/>
+                <w:sz w:val="24"/>
+              </w:rPr>
+              <w:t>或師長</w:t>
+            </w:r>
+            <w:r>
+              <w:rPr>
+                <w:rFonts w:ascii="Times New Roman" w:hAnsi="Times New Roman" w:eastAsia="標楷體"/>
+                <w:spacing w:val="-2"/>
+                <w:sz w:val="24"/>
+              </w:rPr>
+              <w:t>)</w:t>
+            </w:r>
+            <w:r>
+              <w:rPr>
+                <w:rFonts w:ascii="Times New Roman" w:hAnsi="Times New Roman" w:eastAsia="標楷體"/>
+                <w:spacing w:val="-5"/>
+                <w:sz w:val="24"/>
+              </w:rPr>
+              <w:t>意見：</w:t>
+            </w:r>
+          </w:p>
+          <w:p>
+            <w:pPr>
+              <w:pStyle w:val="29"/>
+              <w:spacing w:before="280" w:line="242" w:lineRule="auto"/>
+              <w:ind w:right="179" w:firstLine="480"/>
+              <w:jc w:val="both"/>
+              <w:rPr>
+                <w:rFonts w:ascii="Times New Roman" w:hAnsi="Times New Roman" w:eastAsia="標楷體"/>
+                <w:sz w:val="24"/>
+              </w:rPr>
+            </w:pPr>
+            <w:r>
+              <w:rPr>
+                <w:rFonts w:ascii="Times New Roman" w:hAnsi="Times New Roman" w:eastAsia="標楷體"/>
+                <w:spacing w:val="-2"/>
+                <w:sz w:val="24"/>
+              </w:rPr>
+              <w:t>專題作品以「行動安全平台」為題，切中當前街頭事件頻仍、民眾安全感不足的問題。團</w:t>
+            </w:r>
+            <w:r>
+              <w:rPr>
+                <w:rFonts w:ascii="Times New Roman" w:hAnsi="Times New Roman" w:eastAsia="標楷體"/>
+                <w:w w:val="95"/>
+                <w:sz w:val="24"/>
+              </w:rPr>
+              <w:t>隊以「社群互助</w:t>
+            </w:r>
+            <w:r>
+              <w:rPr>
+                <w:rFonts w:ascii="Times New Roman" w:hAnsi="Times New Roman" w:eastAsia="標楷體"/>
+                <w:spacing w:val="38"/>
+                <w:sz w:val="24"/>
+              </w:rPr>
+              <w:t xml:space="preserve"> </w:t>
+            </w:r>
+            <w:r>
+              <w:rPr>
+                <w:rFonts w:ascii="Times New Roman" w:hAnsi="Times New Roman" w:eastAsia="標楷體"/>
+                <w:w w:val="80"/>
+                <w:sz w:val="24"/>
+              </w:rPr>
+              <w:t>×</w:t>
+            </w:r>
+            <w:r>
+              <w:rPr>
+                <w:rFonts w:ascii="Times New Roman" w:hAnsi="Times New Roman" w:eastAsia="標楷體"/>
+                <w:spacing w:val="40"/>
+                <w:sz w:val="24"/>
+              </w:rPr>
+              <w:t xml:space="preserve"> </w:t>
+            </w:r>
+            <w:r>
+              <w:rPr>
+                <w:rFonts w:ascii="Times New Roman" w:hAnsi="Times New Roman" w:eastAsia="標楷體"/>
+                <w:w w:val="95"/>
+                <w:sz w:val="24"/>
+              </w:rPr>
+              <w:t>技術創新」為核心，設計出一套結合即時事件回報、危險（事件）地圖、一</w:t>
+            </w:r>
+            <w:r>
+              <w:rPr>
+                <w:rFonts w:ascii="Times New Roman" w:hAnsi="Times New Roman" w:eastAsia="標楷體"/>
+                <w:spacing w:val="-2"/>
+                <w:sz w:val="24"/>
+              </w:rPr>
+              <w:t>鍵求助、匿名聊天室與安全合作店家制度的防護系統，期能在日常生活中提升個人與社區的安</w:t>
+            </w:r>
+            <w:r>
+              <w:rPr>
+                <w:rFonts w:ascii="Times New Roman" w:hAnsi="Times New Roman" w:eastAsia="標楷體"/>
+                <w:spacing w:val="-4"/>
+                <w:sz w:val="24"/>
+              </w:rPr>
+              <w:t>全韌性。</w:t>
+            </w:r>
+          </w:p>
+          <w:p>
+            <w:pPr>
+              <w:pStyle w:val="29"/>
+              <w:spacing w:before="282" w:line="242" w:lineRule="auto"/>
+              <w:ind w:right="59" w:firstLine="480"/>
+              <w:jc w:val="both"/>
+              <w:rPr>
+                <w:rFonts w:ascii="Times New Roman" w:hAnsi="Times New Roman" w:eastAsia="標楷體"/>
+                <w:sz w:val="24"/>
+              </w:rPr>
+            </w:pPr>
+            <w:r>
+              <w:rPr>
+                <w:rFonts w:ascii="Times New Roman" w:hAnsi="Times New Roman" w:eastAsia="標楷體"/>
+                <w:spacing w:val="-1"/>
+                <w:sz w:val="24"/>
+              </w:rPr>
+              <w:t xml:space="preserve">系統功能兼顧個人與社區層面：使用者可即時填報與查詢事件，透過 </w:t>
+            </w:r>
+            <w:r>
+              <w:rPr>
+                <w:rFonts w:ascii="Times New Roman" w:hAnsi="Times New Roman" w:eastAsia="標楷體"/>
+                <w:sz w:val="24"/>
+              </w:rPr>
+              <w:t>GPS</w:t>
+            </w:r>
+            <w:r>
+              <w:rPr>
+                <w:rFonts w:ascii="Times New Roman" w:hAnsi="Times New Roman" w:eastAsia="標楷體"/>
+                <w:spacing w:val="-15"/>
+                <w:sz w:val="24"/>
+              </w:rPr>
+              <w:t xml:space="preserve"> </w:t>
+            </w:r>
+            <w:r>
+              <w:rPr>
+                <w:rFonts w:ascii="Times New Roman" w:hAnsi="Times New Roman" w:eastAsia="標楷體"/>
+                <w:sz w:val="24"/>
+              </w:rPr>
+              <w:t>與系統圖資掌握</w:t>
+            </w:r>
+            <w:r>
+              <w:rPr>
+                <w:rFonts w:ascii="Times New Roman" w:hAnsi="Times New Roman" w:eastAsia="標楷體"/>
+                <w:spacing w:val="-1"/>
+                <w:sz w:val="24"/>
+              </w:rPr>
+              <w:t xml:space="preserve">周遭資訊，並於緊急時刻一鍵求助聯繫親友或警方；匿名聊天室則提供互助交流的空間，經 </w:t>
+            </w:r>
+            <w:r>
+              <w:rPr>
+                <w:rFonts w:ascii="Times New Roman" w:hAnsi="Times New Roman" w:eastAsia="標楷體"/>
+                <w:sz w:val="24"/>
+              </w:rPr>
+              <w:t>AI</w:t>
+            </w:r>
+            <w:r>
+              <w:rPr>
+                <w:rFonts w:ascii="Times New Roman" w:hAnsi="Times New Roman" w:eastAsia="標楷體"/>
+                <w:spacing w:val="-12"/>
+                <w:sz w:val="24"/>
+              </w:rPr>
+              <w:t>審核後確保資訊正確與友善。「安全合作店家」機制，更將生活場域轉化為可依靠的安全據點，</w:t>
+            </w:r>
+            <w:r>
+              <w:rPr>
+                <w:rFonts w:ascii="Times New Roman" w:hAnsi="Times New Roman" w:eastAsia="標楷體"/>
+                <w:spacing w:val="-2"/>
+                <w:sz w:val="24"/>
+              </w:rPr>
+              <w:t>建構出以社區為基礎的防護網。</w:t>
+            </w:r>
+          </w:p>
+          <w:p>
+            <w:pPr>
+              <w:pStyle w:val="29"/>
+              <w:spacing w:before="282" w:line="244" w:lineRule="auto"/>
+              <w:ind w:right="51" w:firstLine="480"/>
+              <w:rPr>
+                <w:rFonts w:ascii="Times New Roman" w:hAnsi="Times New Roman" w:eastAsia="標楷體"/>
+                <w:sz w:val="24"/>
+              </w:rPr>
+            </w:pPr>
+            <w:r>
+              <w:rPr>
+                <w:rFonts w:ascii="Times New Roman" w:hAnsi="Times New Roman" w:eastAsia="標楷體"/>
+                <w:sz w:val="24"/>
+              </w:rPr>
+              <w:t>於管理端，平台提供帳號與事件審核、</w:t>
+            </w:r>
+            <w:r>
+              <w:rPr>
+                <w:rFonts w:ascii="Times New Roman" w:hAnsi="Times New Roman" w:eastAsia="標楷體"/>
+                <w:sz w:val="24"/>
+              </w:rPr>
+              <w:t>AI</w:t>
+            </w:r>
+            <w:r>
+              <w:rPr>
+                <w:rFonts w:ascii="Times New Roman" w:hAnsi="Times New Roman" w:eastAsia="標楷體"/>
+                <w:spacing w:val="-9"/>
+                <w:sz w:val="24"/>
+              </w:rPr>
+              <w:t xml:space="preserve"> </w:t>
+            </w:r>
+            <w:r>
+              <w:rPr>
+                <w:rFonts w:ascii="Times New Roman" w:hAnsi="Times New Roman" w:eastAsia="標楷體"/>
+                <w:sz w:val="24"/>
+              </w:rPr>
+              <w:t>自動處理上傳照片中人臉馬賽克確保隱私、安全</w:t>
+            </w:r>
+            <w:r>
+              <w:rPr>
+                <w:rFonts w:ascii="Times New Roman" w:hAnsi="Times New Roman" w:eastAsia="標楷體"/>
+                <w:spacing w:val="-2"/>
+                <w:sz w:val="24"/>
+              </w:rPr>
+              <w:t xml:space="preserve">資訊更新等功能，確保系統運作的可靠與隱私問題保障。技術開發上，團隊以 </w:t>
+            </w:r>
+            <w:r>
+              <w:rPr>
+                <w:rFonts w:ascii="Times New Roman" w:hAnsi="Times New Roman" w:eastAsia="標楷體"/>
+                <w:sz w:val="24"/>
+              </w:rPr>
+              <w:t>Python</w:t>
+            </w:r>
+            <w:r>
+              <w:rPr>
+                <w:rFonts w:ascii="Times New Roman" w:hAnsi="Times New Roman" w:eastAsia="標楷體"/>
+                <w:spacing w:val="-15"/>
+                <w:sz w:val="24"/>
+              </w:rPr>
+              <w:t xml:space="preserve"> </w:t>
+            </w:r>
+            <w:r>
+              <w:rPr>
+                <w:rFonts w:ascii="Times New Roman" w:hAnsi="Times New Roman" w:eastAsia="標楷體"/>
+                <w:spacing w:val="-30"/>
+                <w:sz w:val="24"/>
+              </w:rPr>
+              <w:t xml:space="preserve">與 </w:t>
+            </w:r>
+            <w:r>
+              <w:rPr>
+                <w:rFonts w:ascii="Times New Roman" w:hAnsi="Times New Roman" w:eastAsia="標楷體"/>
+                <w:sz w:val="24"/>
+              </w:rPr>
+              <w:t>Django</w:t>
+            </w:r>
+            <w:r>
+              <w:rPr>
+                <w:rFonts w:ascii="Times New Roman" w:hAnsi="Times New Roman" w:eastAsia="標楷體"/>
+                <w:spacing w:val="-6"/>
+                <w:sz w:val="24"/>
+              </w:rPr>
+              <w:t xml:space="preserve">架構為基礎，整合 </w:t>
+            </w:r>
+            <w:r>
+              <w:rPr>
+                <w:rFonts w:ascii="Times New Roman" w:hAnsi="Times New Roman" w:eastAsia="標楷體"/>
+                <w:sz w:val="24"/>
+              </w:rPr>
+              <w:t>PWA</w:t>
+            </w:r>
+            <w:r>
+              <w:rPr>
+                <w:rFonts w:ascii="Times New Roman" w:hAnsi="Times New Roman" w:eastAsia="標楷體"/>
+                <w:spacing w:val="-5"/>
+                <w:sz w:val="24"/>
+              </w:rPr>
+              <w:t xml:space="preserve"> </w:t>
+            </w:r>
+            <w:r>
+              <w:rPr>
+                <w:rFonts w:ascii="Times New Roman" w:hAnsi="Times New Roman" w:eastAsia="標楷體"/>
+                <w:sz w:val="24"/>
+              </w:rPr>
+              <w:t>推播、</w:t>
+            </w:r>
+            <w:r>
+              <w:rPr>
+                <w:rFonts w:ascii="Times New Roman" w:hAnsi="Times New Roman" w:eastAsia="標楷體"/>
+                <w:sz w:val="24"/>
+              </w:rPr>
+              <w:t xml:space="preserve">OAuth 2.0 </w:t>
+            </w:r>
+            <w:r>
+              <w:rPr>
+                <w:rFonts w:ascii="Times New Roman" w:hAnsi="Times New Roman" w:eastAsia="標楷體"/>
+                <w:sz w:val="24"/>
+              </w:rPr>
+              <w:t>登入、</w:t>
+            </w:r>
+            <w:r>
+              <w:rPr>
+                <w:rFonts w:ascii="Times New Roman" w:hAnsi="Times New Roman" w:eastAsia="標楷體"/>
+                <w:sz w:val="24"/>
+              </w:rPr>
+              <w:t>MySQL</w:t>
+            </w:r>
+            <w:r>
+              <w:rPr>
+                <w:rFonts w:ascii="Times New Roman" w:hAnsi="Times New Roman" w:eastAsia="標楷體"/>
+                <w:spacing w:val="-3"/>
+                <w:sz w:val="24"/>
+              </w:rPr>
+              <w:t xml:space="preserve"> </w:t>
+            </w:r>
+            <w:r>
+              <w:rPr>
+                <w:rFonts w:ascii="Times New Roman" w:hAnsi="Times New Roman" w:eastAsia="標楷體"/>
+                <w:spacing w:val="-11"/>
+                <w:sz w:val="24"/>
+              </w:rPr>
+              <w:t xml:space="preserve">資料庫及 </w:t>
+            </w:r>
+            <w:r>
+              <w:rPr>
+                <w:rFonts w:ascii="Times New Roman" w:hAnsi="Times New Roman" w:eastAsia="標楷體"/>
+                <w:sz w:val="24"/>
+              </w:rPr>
+              <w:t xml:space="preserve">OpenCV DNN </w:t>
+            </w:r>
+            <w:r>
+              <w:rPr>
+                <w:rFonts w:ascii="Times New Roman" w:hAnsi="Times New Roman" w:eastAsia="標楷體"/>
+                <w:sz w:val="24"/>
+              </w:rPr>
+              <w:t>影像處理，並</w:t>
+            </w:r>
+            <w:r>
+              <w:rPr>
+                <w:rFonts w:ascii="Times New Roman" w:hAnsi="Times New Roman" w:eastAsia="標楷體"/>
+                <w:spacing w:val="-2"/>
+                <w:sz w:val="24"/>
+              </w:rPr>
+              <w:t>搭配單元測試與整合測試，展現了嚴謹的工程思維與完整的系統整合能力。</w:t>
+            </w:r>
+          </w:p>
+          <w:p>
+            <w:pPr>
+              <w:pStyle w:val="29"/>
+              <w:spacing w:before="271" w:line="242" w:lineRule="auto"/>
+              <w:ind w:right="179" w:firstLine="480"/>
+              <w:rPr>
+                <w:rFonts w:ascii="Times New Roman" w:hAnsi="Times New Roman" w:eastAsia="標楷體"/>
+                <w:sz w:val="24"/>
+              </w:rPr>
+            </w:pPr>
+            <w:r>
+              <w:rPr>
+                <w:rFonts w:ascii="Times New Roman" w:hAnsi="Times New Roman" w:eastAsia="標楷體"/>
+                <w:spacing w:val="-2"/>
+                <w:sz w:val="24"/>
+              </w:rPr>
+              <w:t>此專題呼應政府推動的「全社會防衛韌性」政策，兼具實務應用價值與社會影響力。學生能夠洞察公共議題並運用專業技術提出具體解方，充分展現資訊管理領域應有的社會責任與創新精神。後學誠摯推薦此作品，相信若蒙評審委員肯定，將鼓舞參與學生在未來持續學習精</w:t>
+            </w:r>
+            <w:r>
+              <w:rPr>
+                <w:rFonts w:ascii="Times New Roman" w:hAnsi="Times New Roman" w:eastAsia="標楷體"/>
+                <w:spacing w:val="40"/>
+                <w:sz w:val="24"/>
+              </w:rPr>
+              <w:t xml:space="preserve"> </w:t>
+            </w:r>
+            <w:r>
+              <w:rPr>
+                <w:rFonts w:ascii="Times New Roman" w:hAnsi="Times New Roman" w:eastAsia="標楷體"/>
+                <w:spacing w:val="-2"/>
+                <w:sz w:val="24"/>
+              </w:rPr>
+              <w:t>進，並成為兼具專業技術與社會責任的優秀人才。</w:t>
+            </w:r>
           </w:p>
         </w:tc>
       </w:tr>
       <w:tr>
         <w:tblPrEx>
+          <w:tblBorders>
+            <w:top w:val="single" w:color="000000" w:sz="4" w:space="0"/>
+            <w:left w:val="single" w:color="000000" w:sz="4" w:space="0"/>
+            <w:bottom w:val="single" w:color="000000" w:sz="4" w:space="0"/>
+            <w:right w:val="single" w:color="000000" w:sz="4" w:space="0"/>
+            <w:insideH w:val="single" w:color="000000" w:sz="4" w:space="0"/>
+            <w:insideV w:val="single" w:color="000000" w:sz="4" w:space="0"/>
+          </w:tblBorders>
           <w:tblLayout w:type="fixed"/>
           <w:tblCellMar>
             <w:top w:w="0" w:type="dxa"/>
-            <w:left w:w="10" w:type="dxa"/>
+            <w:left w:w="0" w:type="dxa"/>
             <w:bottom w:w="0" w:type="dxa"/>
-            <w:right w:w="10" w:type="dxa"/>
+            <w:right w:w="0" w:type="dxa"/>
           </w:tblCellMar>
         </w:tblPrEx>
         <w:trPr>
           <w:trHeight w:val="345" w:hRule="atLeast"/>
-          <w:jc w:val="center"/>
         </w:trPr>
         <w:tc>
           <w:tcPr>
@@ -3388,118 +3848,447 @@
             <w:gridSpan w:val="2"/>
             <w:tcBorders>
               <w:top w:val="dotted" w:color="000000" w:sz="4" w:space="0"/>
-              <w:left w:val="single" w:color="000000" w:sz="4" w:space="0"/>
-              <w:right w:val="single" w:color="000000" w:sz="4" w:space="0"/>
             </w:tcBorders>
-            <w:tcMar>
-              <w:top w:w="0" w:type="dxa"/>
-              <w:left w:w="28" w:type="dxa"/>
-              <w:bottom w:w="0" w:type="dxa"/>
-              <w:right w:w="28" w:type="dxa"/>
-            </w:tcMar>
           </w:tcPr>
           <w:p>
             <w:pPr>
-              <w:ind w:left="-46"/>
+              <w:pStyle w:val="29"/>
+              <w:spacing w:line="246" w:lineRule="exact"/>
+              <w:ind w:left="0" w:right="34"/>
               <w:jc w:val="center"/>
               <w:rPr>
-                <w:rFonts w:eastAsia="標楷體"/>
-                <w:kern w:val="0"/>
-              </w:rPr>
-            </w:pPr>
-            <w:r>
-              <w:rPr>
-                <w:rFonts w:eastAsia="標楷體"/>
+                <w:rFonts w:ascii="Times New Roman" w:hAnsi="Times New Roman" w:eastAsia="標楷體"/>
                 <w:b/>
-                <w:kern w:val="0"/>
-              </w:rPr>
-              <w:t>(請在500字以內，本表不敷使用. 請自行影印)</w:t>
+                <w:sz w:val="24"/>
+              </w:rPr>
+            </w:pPr>
+            <w:r>
+              <w:rPr>
+                <w:rFonts w:ascii="Times New Roman" w:hAnsi="Times New Roman" w:eastAsia="標楷體"/>
+                <w:b/>
+                <w:spacing w:val="-2"/>
+                <w:sz w:val="24"/>
+              </w:rPr>
+              <w:t>(</w:t>
+            </w:r>
+            <w:r>
+              <w:rPr>
+                <w:rFonts w:ascii="Times New Roman" w:hAnsi="Times New Roman" w:eastAsia="標楷體"/>
+                <w:spacing w:val="-2"/>
+                <w:sz w:val="24"/>
+              </w:rPr>
+              <w:t>請在</w:t>
+            </w:r>
+            <w:r>
+              <w:rPr>
+                <w:rFonts w:ascii="Times New Roman" w:hAnsi="Times New Roman" w:eastAsia="標楷體"/>
+                <w:b/>
+                <w:spacing w:val="-2"/>
+                <w:sz w:val="24"/>
+              </w:rPr>
+              <w:t>500</w:t>
+            </w:r>
+            <w:r>
+              <w:rPr>
+                <w:rFonts w:ascii="Times New Roman" w:hAnsi="Times New Roman" w:eastAsia="標楷體"/>
+                <w:spacing w:val="-2"/>
+                <w:sz w:val="24"/>
+              </w:rPr>
+              <w:t>字以內，本表不敷使用</w:t>
+            </w:r>
+            <w:r>
+              <w:rPr>
+                <w:rFonts w:ascii="Times New Roman" w:hAnsi="Times New Roman" w:eastAsia="標楷體"/>
+                <w:b/>
+                <w:spacing w:val="9"/>
+                <w:sz w:val="24"/>
+              </w:rPr>
+              <w:t xml:space="preserve">. </w:t>
+            </w:r>
+            <w:r>
+              <w:rPr>
+                <w:rFonts w:ascii="Times New Roman" w:hAnsi="Times New Roman" w:eastAsia="標楷體"/>
+                <w:spacing w:val="-2"/>
+                <w:sz w:val="24"/>
+              </w:rPr>
+              <w:t>請自行影印</w:t>
+            </w:r>
+            <w:r>
+              <w:rPr>
+                <w:rFonts w:ascii="Times New Roman" w:hAnsi="Times New Roman" w:eastAsia="標楷體"/>
+                <w:b/>
+                <w:spacing w:val="-10"/>
+                <w:sz w:val="24"/>
+              </w:rPr>
+              <w:t>)</w:t>
             </w:r>
           </w:p>
         </w:tc>
       </w:tr>
       <w:tr>
         <w:tblPrEx>
+          <w:tblBorders>
+            <w:top w:val="single" w:color="000000" w:sz="4" w:space="0"/>
+            <w:left w:val="single" w:color="000000" w:sz="4" w:space="0"/>
+            <w:bottom w:val="single" w:color="000000" w:sz="4" w:space="0"/>
+            <w:right w:val="single" w:color="000000" w:sz="4" w:space="0"/>
+            <w:insideH w:val="single" w:color="000000" w:sz="4" w:space="0"/>
+            <w:insideV w:val="single" w:color="000000" w:sz="4" w:space="0"/>
+          </w:tblBorders>
           <w:tblLayout w:type="fixed"/>
           <w:tblCellMar>
             <w:top w:w="0" w:type="dxa"/>
-            <w:left w:w="10" w:type="dxa"/>
+            <w:left w:w="0" w:type="dxa"/>
             <w:bottom w:w="0" w:type="dxa"/>
-            <w:right w:w="10" w:type="dxa"/>
+            <w:right w:w="0" w:type="dxa"/>
           </w:tblCellMar>
         </w:tblPrEx>
         <w:trPr>
-          <w:trHeight w:val="964" w:hRule="atLeast"/>
-          <w:jc w:val="center"/>
+          <w:trHeight w:val="983" w:hRule="atLeast"/>
         </w:trPr>
         <w:tc>
           <w:tcPr>
             <w:tcW w:w="10060" w:type="dxa"/>
             <w:gridSpan w:val="2"/>
-            <w:tcBorders>
-              <w:top w:val="single" w:color="000000" w:sz="4" w:space="0"/>
-              <w:left w:val="single" w:color="000000" w:sz="4" w:space="0"/>
-              <w:bottom w:val="single" w:color="000000" w:sz="4" w:space="0"/>
-              <w:right w:val="single" w:color="000000" w:sz="4" w:space="0"/>
-            </w:tcBorders>
-            <w:tcMar>
-              <w:top w:w="0" w:type="dxa"/>
-              <w:left w:w="28" w:type="dxa"/>
-              <w:bottom w:w="0" w:type="dxa"/>
-              <w:right w:w="28" w:type="dxa"/>
-            </w:tcMar>
-            <w:vAlign w:val="center"/>
           </w:tcPr>
           <w:p>
             <w:pPr>
-              <w:spacing w:before="360"/>
-              <w:jc w:val="right"/>
-              <w:rPr>
-                <w:rFonts w:eastAsia="標楷體"/>
-                <w:kern w:val="0"/>
-              </w:rPr>
-            </w:pPr>
-            <w:r>
-              <w:rPr>
-                <w:rFonts w:eastAsia="標楷體"/>
-                <w:spacing w:val="22"/>
-                <w:kern w:val="0"/>
-                <w:fitText w:val="3840" w:id="0"/>
-              </w:rPr>
-              <w:t>推薦人簽名：_______________</w:t>
-            </w:r>
-            <w:r>
-              <w:rPr>
-                <w:rFonts w:eastAsia="標楷體"/>
+              <w:pStyle w:val="29"/>
+              <w:spacing w:before="40"/>
+              <w:ind w:left="0"/>
+              <w:rPr>
+                <w:rFonts w:ascii="Times New Roman" w:hAnsi="Times New Roman" w:eastAsia="標楷體"/>
+                <w:sz w:val="24"/>
+              </w:rPr>
+            </w:pPr>
+          </w:p>
+          <w:p>
+            <w:pPr>
+              <w:pStyle w:val="29"/>
+              <w:ind w:left="6191"/>
+              <w:rPr>
+                <w:rFonts w:ascii="Times New Roman" w:hAnsi="Times New Roman" w:eastAsia="標楷體"/>
+                <w:sz w:val="24"/>
+              </w:rPr>
+            </w:pPr>
+            <w:r>
+              <w:rPr>
+                <w:rFonts w:ascii="Times New Roman" w:hAnsi="Times New Roman" w:eastAsia="標楷體"/>
+                <w:sz w:val="24"/>
+              </w:rPr>
+              <mc:AlternateContent>
+                <mc:Choice Requires="wpg">
+                  <w:drawing>
+                    <wp:anchor distT="0" distB="0" distL="0" distR="0" simplePos="0" relativeHeight="15728640" behindDoc="0" locked="0" layoutInCell="1" allowOverlap="1">
+                      <wp:simplePos x="0" y="0"/>
+                      <wp:positionH relativeFrom="column">
+                        <wp:posOffset>4946650</wp:posOffset>
+                      </wp:positionH>
+                      <wp:positionV relativeFrom="paragraph">
+                        <wp:posOffset>-211455</wp:posOffset>
+                      </wp:positionV>
+                      <wp:extent cx="1165860" cy="428625"/>
+                      <wp:effectExtent l="0" t="0" r="7620" b="13335"/>
+                      <wp:wrapNone/>
+                      <wp:docPr id="2" name="Group 1"/>
+                      <wp:cNvGraphicFramePr/>
+                      <a:graphic xmlns:a="http://schemas.openxmlformats.org/drawingml/2006/main">
+                        <a:graphicData uri="http://schemas.microsoft.com/office/word/2010/wordprocessingGroup">
+                          <wpg:wgp>
+                            <wpg:cNvGrpSpPr/>
+                            <wpg:grpSpPr>
+                              <a:xfrm>
+                                <a:off x="0" y="0"/>
+                                <a:ext cx="1165860" cy="428625"/>
+                                <a:chOff x="0" y="0"/>
+                                <a:chExt cx="1165860" cy="428625"/>
+                              </a:xfrm>
+                            </wpg:grpSpPr>
+                            <pic:pic xmlns:pic="http://schemas.openxmlformats.org/drawingml/2006/picture">
+                              <pic:nvPicPr>
+                                <pic:cNvPr id="3" name="Image 2"/>
+                                <pic:cNvPicPr/>
+                              </pic:nvPicPr>
+                              <pic:blipFill>
+                                <a:blip r:embed="rId6" cstate="print"/>
+                                <a:stretch>
+                                  <a:fillRect/>
+                                </a:stretch>
+                              </pic:blipFill>
+                              <pic:spPr>
+                                <a:xfrm>
+                                  <a:off x="0" y="0"/>
+                                  <a:ext cx="1165860" cy="428243"/>
+                                </a:xfrm>
+                                <a:prstGeom prst="rect">
+                                  <a:avLst/>
+                                </a:prstGeom>
+                              </pic:spPr>
+                            </pic:pic>
+                          </wpg:wgp>
+                        </a:graphicData>
+                      </a:graphic>
+                    </wp:anchor>
+                  </w:drawing>
+                </mc:Choice>
+                <mc:Fallback>
+                  <w:pict>
+                    <v:group id="Group 1" o:spid="_x0000_s1026" o:spt="203" style="position:absolute;left:0pt;margin-left:389.5pt;margin-top:-16.65pt;height:33.75pt;width:91.8pt;z-index:15728640;mso-width-relative:page;mso-height-relative:page;" coordsize="1165860,428625" o:gfxdata="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">
+                      <o:lock v:ext="edit" aspectratio="f"/>
+                      <v:shape id="Image 2" o:spid="_x0000_s1026" o:spt="75" type="#_x0000_t75" style="position:absolute;left:0;top:0;height:428243;width:1165860;" filled="f" o:preferrelative="t" stroked="f" coordsize="21600,21600" o:gfxdata="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">
+                        <v:fill on="f" focussize="0,0"/>
+                        <v:stroke on="f"/>
+                        <v:imagedata r:id="rId6" o:title=""/>
+                        <o:lock v:ext="edit" aspectratio="f"/>
+                      </v:shape>
+                    </v:group>
+                  </w:pict>
+                </mc:Fallback>
+              </mc:AlternateContent>
+            </w:r>
+            <w:r>
+              <w:rPr>
+                <w:rFonts w:ascii="Times New Roman" w:hAnsi="Times New Roman" w:eastAsia="標楷體"/>
+                <w:sz w:val="24"/>
+              </w:rPr>
+              <w:t xml:space="preserve">推薦人簽名： </w:t>
+            </w:r>
+            <w:r>
+              <w:rPr>
+                <w:rFonts w:ascii="Times New Roman" w:hAnsi="Times New Roman" w:eastAsia="標楷體"/>
                 <w:spacing w:val="18"/>
-                <w:kern w:val="0"/>
-                <w:fitText w:val="3840" w:id="0"/>
-              </w:rPr>
-              <w:t>_</w:t>
-            </w:r>
-          </w:p>
-          <w:p>
-            <w:pPr>
-              <w:jc w:val="right"/>
-              <w:rPr>
-                <w:rFonts w:eastAsia="標楷體"/>
-              </w:rPr>
-            </w:pPr>
-            <w:r>
-              <w:rPr>
-                <w:rFonts w:eastAsia="標楷體"/>
-                <w:spacing w:val="95"/>
-                <w:kern w:val="0"/>
-                <w:fitText w:val="3840" w:id="1"/>
-              </w:rPr>
-              <w:t xml:space="preserve">中華民國114年   月   </w:t>
-            </w:r>
-            <w:r>
-              <w:rPr>
-                <w:rFonts w:eastAsia="標楷體"/>
-                <w:spacing w:val="15"/>
-                <w:kern w:val="0"/>
-                <w:fitText w:val="3840" w:id="1"/>
+                <w:sz w:val="24"/>
+              </w:rPr>
+              <w:t>________________</w:t>
+            </w:r>
+          </w:p>
+          <w:p>
+            <w:pPr>
+              <w:pStyle w:val="29"/>
+              <w:tabs>
+                <w:tab w:val="left" w:pos="8930"/>
+                <w:tab w:val="left" w:pos="9789"/>
+              </w:tabs>
+              <w:spacing w:before="4" w:line="304" w:lineRule="exact"/>
+              <w:ind w:left="6191"/>
+              <w:rPr>
+                <w:rFonts w:ascii="Times New Roman" w:hAnsi="Times New Roman" w:eastAsia="標楷體"/>
+                <w:sz w:val="24"/>
+              </w:rPr>
+            </w:pPr>
+            <w:r>
+              <w:rPr>
+                <w:rFonts w:ascii="Times New Roman" w:hAnsi="Times New Roman" w:eastAsia="標楷體"/>
+                <w:sz w:val="24"/>
+              </w:rPr>
+              <w:t>中</w:t>
+            </w:r>
+            <w:r>
+              <w:rPr>
+                <w:rFonts w:ascii="Times New Roman" w:hAnsi="Times New Roman" w:eastAsia="標楷體"/>
+                <w:spacing w:val="-41"/>
+                <w:sz w:val="24"/>
+              </w:rPr>
+              <w:t xml:space="preserve"> </w:t>
+            </w:r>
+            <w:r>
+              <w:rPr>
+                <w:rFonts w:ascii="Times New Roman" w:hAnsi="Times New Roman" w:eastAsia="標楷體"/>
+                <w:sz w:val="24"/>
+              </w:rPr>
+              <w:t>華</w:t>
+            </w:r>
+            <w:r>
+              <w:rPr>
+                <w:rFonts w:ascii="Times New Roman" w:hAnsi="Times New Roman" w:eastAsia="標楷體"/>
+                <w:spacing w:val="-41"/>
+                <w:sz w:val="24"/>
+              </w:rPr>
+              <w:t xml:space="preserve"> </w:t>
+            </w:r>
+            <w:r>
+              <w:rPr>
+                <w:rFonts w:ascii="Times New Roman" w:hAnsi="Times New Roman" w:eastAsia="標楷體"/>
+                <w:sz w:val="24"/>
+              </w:rPr>
+              <w:t>民</w:t>
+            </w:r>
+            <w:r>
+              <w:rPr>
+                <w:rFonts w:ascii="Times New Roman" w:hAnsi="Times New Roman" w:eastAsia="標楷體"/>
+                <w:spacing w:val="-41"/>
+                <w:sz w:val="24"/>
+              </w:rPr>
+              <w:t xml:space="preserve"> </w:t>
+            </w:r>
+            <w:r>
+              <w:rPr>
+                <w:rFonts w:ascii="Times New Roman" w:hAnsi="Times New Roman" w:eastAsia="標楷體"/>
+                <w:sz w:val="24"/>
+              </w:rPr>
+              <w:t>國</w:t>
+            </w:r>
+            <w:r>
+              <w:rPr>
+                <w:rFonts w:ascii="Times New Roman" w:hAnsi="Times New Roman" w:eastAsia="標楷體"/>
+                <w:spacing w:val="-39"/>
+                <w:sz w:val="24"/>
+              </w:rPr>
+              <w:t xml:space="preserve"> </w:t>
+            </w:r>
+            <w:r>
+              <w:rPr>
+                <w:rFonts w:ascii="Times New Roman" w:hAnsi="Times New Roman" w:eastAsia="標楷體"/>
+                <w:sz w:val="24"/>
+              </w:rPr>
+              <w:t>1</w:t>
+            </w:r>
+            <w:r>
+              <w:rPr>
+                <w:rFonts w:ascii="Times New Roman" w:hAnsi="Times New Roman" w:eastAsia="標楷體"/>
+                <w:spacing w:val="19"/>
+                <w:sz w:val="24"/>
+              </w:rPr>
+              <w:t xml:space="preserve"> </w:t>
+            </w:r>
+            <w:r>
+              <w:rPr>
+                <w:rFonts w:ascii="Times New Roman" w:hAnsi="Times New Roman" w:eastAsia="標楷體"/>
+                <w:sz w:val="24"/>
+              </w:rPr>
+              <w:t>1</w:t>
+            </w:r>
+            <w:r>
+              <w:rPr>
+                <w:rFonts w:ascii="Times New Roman" w:hAnsi="Times New Roman" w:eastAsia="標楷體"/>
+                <w:spacing w:val="19"/>
+                <w:sz w:val="24"/>
+              </w:rPr>
+              <w:t xml:space="preserve"> </w:t>
+            </w:r>
+            <w:r>
+              <w:rPr>
+                <w:rFonts w:ascii="Times New Roman" w:hAnsi="Times New Roman" w:eastAsia="標楷體"/>
+                <w:sz w:val="24"/>
+              </w:rPr>
+              <w:t>4</w:t>
+            </w:r>
+            <w:r>
+              <w:rPr>
+                <w:rFonts w:hint="eastAsia" w:ascii="Times New Roman" w:hAnsi="Times New Roman" w:eastAsia="標楷體"/>
+                <w:sz w:val="24"/>
+                <w:lang w:val="en-US" w:eastAsia="zh-TW"/>
+              </w:rPr>
+              <w:t xml:space="preserve"> </w:t>
+            </w:r>
+            <w:r>
+              <w:rPr>
+                <w:rFonts w:ascii="Times New Roman" w:hAnsi="Times New Roman" w:eastAsia="標楷體"/>
+                <w:sz w:val="24"/>
+              </w:rPr>
+              <w:t>年</w:t>
+            </w:r>
+            <w:r>
+              <w:rPr>
+                <w:rFonts w:hint="eastAsia" w:ascii="Times New Roman" w:hAnsi="Times New Roman" w:eastAsia="標楷體"/>
+                <w:sz w:val="24"/>
+                <w:lang w:val="en-US" w:eastAsia="zh-TW"/>
+              </w:rPr>
+              <w:t xml:space="preserve"> </w:t>
+            </w:r>
+            <w:r>
+              <w:rPr>
+                <w:rFonts w:ascii="Times New Roman" w:hAnsi="Times New Roman" w:eastAsia="標楷體"/>
+                <w:sz w:val="24"/>
+              </w:rPr>
+              <w:t>0</w:t>
+            </w:r>
+            <w:r>
+              <w:rPr>
+                <w:rFonts w:ascii="Times New Roman" w:hAnsi="Times New Roman" w:eastAsia="標楷體"/>
+                <w:spacing w:val="21"/>
+                <w:sz w:val="24"/>
+              </w:rPr>
+              <w:t xml:space="preserve"> </w:t>
+            </w:r>
+            <w:r>
+              <w:rPr>
+                <w:rFonts w:ascii="Times New Roman" w:hAnsi="Times New Roman" w:eastAsia="標楷體"/>
+                <w:spacing w:val="-10"/>
+                <w:sz w:val="24"/>
+              </w:rPr>
+              <w:t>8</w:t>
+            </w:r>
+            <w:r>
+              <w:rPr>
+                <w:rFonts w:hint="eastAsia" w:ascii="Times New Roman" w:hAnsi="Times New Roman" w:eastAsia="標楷體"/>
+                <w:spacing w:val="-10"/>
+                <w:sz w:val="24"/>
+                <w:lang w:val="en-US" w:eastAsia="zh-TW"/>
+              </w:rPr>
+              <w:t xml:space="preserve"> </w:t>
+            </w:r>
+            <w:r>
+              <w:rPr>
+                <w:rFonts w:ascii="Times New Roman" w:hAnsi="Times New Roman" w:eastAsia="標楷體"/>
+                <w:sz w:val="24"/>
+              </w:rPr>
+              <w:t>月</w:t>
+            </w:r>
+            <w:r>
+              <w:rPr>
+                <w:rFonts w:hint="eastAsia" w:ascii="Times New Roman" w:hAnsi="Times New Roman" w:eastAsia="標楷體"/>
+                <w:sz w:val="24"/>
+                <w:lang w:val="en-US" w:eastAsia="zh-TW"/>
+              </w:rPr>
+              <w:t xml:space="preserve"> </w:t>
+            </w:r>
+            <w:r>
+              <w:rPr>
+                <w:rFonts w:hint="eastAsia" w:ascii="Times New Roman" w:hAnsi="Times New Roman" w:eastAsia="標楷體"/>
+                <w:spacing w:val="-41"/>
+                <w:sz w:val="24"/>
+                <w:lang w:val="en-US" w:eastAsia="zh-TW"/>
+              </w:rPr>
+              <w:t xml:space="preserve"> </w:t>
+            </w:r>
+            <w:r>
+              <w:rPr>
+                <w:rFonts w:ascii="Times New Roman" w:hAnsi="Times New Roman" w:eastAsia="標楷體"/>
+                <w:sz w:val="24"/>
+              </w:rPr>
+              <w:t>2</w:t>
+            </w:r>
+            <w:r>
+              <w:rPr>
+                <w:rFonts w:ascii="Times New Roman" w:hAnsi="Times New Roman" w:eastAsia="標楷體"/>
+                <w:spacing w:val="21"/>
+                <w:sz w:val="24"/>
+              </w:rPr>
+              <w:t xml:space="preserve"> </w:t>
+            </w:r>
+            <w:r>
+              <w:rPr>
+                <w:rFonts w:ascii="Times New Roman" w:hAnsi="Times New Roman" w:eastAsia="標楷體"/>
+                <w:spacing w:val="-10"/>
+                <w:sz w:val="24"/>
+              </w:rPr>
+              <w:t>8</w:t>
+            </w:r>
+            <w:r>
+              <w:rPr>
+                <w:rFonts w:hint="eastAsia" w:ascii="Times New Roman" w:hAnsi="Times New Roman" w:eastAsia="標楷體"/>
+                <w:spacing w:val="-10"/>
+                <w:sz w:val="24"/>
+                <w:lang w:val="en-US" w:eastAsia="zh-TW"/>
+              </w:rPr>
+              <w:t xml:space="preserve"> </w:t>
+            </w:r>
+            <w:r>
+              <w:rPr>
+                <w:rFonts w:ascii="Times New Roman" w:hAnsi="Times New Roman" w:eastAsia="標楷體"/>
+                <w:spacing w:val="-10"/>
+                <w:sz w:val="24"/>
               </w:rPr>
               <w:t>日</w:t>
             </w:r>
@@ -3510,9 +4299,10 @@
     <w:p>
       <w:pPr>
         <w:rPr>
-          <w:rFonts w:eastAsia="標楷體"/>
+          <w:rFonts w:hint="eastAsia" w:ascii="Times New Roman" w:hAnsi="Times New Roman" w:eastAsia="標楷體" w:cs="標楷體"/>
           <w:b/>
-          <w:szCs w:val="28"/>
+          <w:sz w:val="24"/>
+          <w:szCs w:val="24"/>
         </w:rPr>
       </w:pPr>
     </w:p>
@@ -3520,32 +4310,24 @@
       <w:pPr>
         <w:jc w:val="right"/>
         <w:rPr>
-          <w:rFonts w:eastAsia="標楷體"/>
+          <w:rFonts w:hint="eastAsia" w:ascii="Times New Roman" w:hAnsi="Times New Roman" w:eastAsia="標楷體" w:cs="標楷體"/>
+          <w:sz w:val="24"/>
+          <w:szCs w:val="24"/>
         </w:rPr>
       </w:pPr>
       <w:r>
         <w:rPr>
-          <w:rFonts w:eastAsia="標楷體"/>
+          <w:rFonts w:hint="eastAsia" w:ascii="Times New Roman" w:hAnsi="Times New Roman" w:eastAsia="標楷體" w:cs="標楷體"/>
+          <w:sz w:val="24"/>
+          <w:szCs w:val="24"/>
         </w:rPr>
         <w:br w:type="page"/>
       </w:r>
       <w:r>
         <w:rPr>
-          <w:rFonts w:eastAsia="標楷體"/>
-        </w:rPr>
-        <w:t>附件二：跨校院系組隊成員說明</w:t>
-      </w:r>
-    </w:p>
-    <w:p>
-      <w:pPr>
-        <w:jc w:val="right"/>
-        <w:rPr>
-          <w:rFonts w:eastAsia="標楷體"/>
-        </w:rPr>
-      </w:pPr>
-      <w:r>
-        <w:rPr>
-          <w:rFonts w:eastAsia="標楷體"/>
+          <w:rFonts w:hint="eastAsia" w:ascii="Times New Roman" w:hAnsi="Times New Roman" w:eastAsia="標楷體" w:cs="標楷體"/>
+          <w:sz w:val="24"/>
+          <w:szCs w:val="24"/>
         </w:rPr>
         <w:t>附件三：作品構想書</w:t>
       </w:r>
@@ -3554,16 +4336,18 @@
       <w:pPr>
         <w:jc w:val="center"/>
         <w:rPr>
-          <w:rFonts w:eastAsia="標楷體"/>
+          <w:rFonts w:hint="eastAsia" w:ascii="Times New Roman" w:hAnsi="Times New Roman" w:eastAsia="標楷體" w:cs="標楷體"/>
           <w:b/>
-          <w:szCs w:val="36"/>
+          <w:sz w:val="24"/>
+          <w:szCs w:val="24"/>
         </w:rPr>
       </w:pPr>
       <w:r>
         <w:rPr>
-          <w:rFonts w:eastAsia="標楷體"/>
+          <w:rFonts w:hint="eastAsia" w:ascii="Times New Roman" w:hAnsi="Times New Roman" w:eastAsia="標楷體" w:cs="標楷體"/>
           <w:b/>
-          <w:szCs w:val="36"/>
+          <w:sz w:val="24"/>
+          <w:szCs w:val="24"/>
         </w:rPr>
         <w:t>萬潤2025創新創意競賽(大專組)</w:t>
       </w:r>
@@ -3572,14 +4356,17 @@
       <w:pPr>
         <w:jc w:val="center"/>
         <w:rPr>
-          <w:rFonts w:eastAsia="標楷體"/>
+          <w:rFonts w:hint="eastAsia" w:ascii="Times New Roman" w:hAnsi="Times New Roman" w:eastAsia="標楷體" w:cs="標楷體"/>
+          <w:sz w:val="24"/>
+          <w:szCs w:val="24"/>
         </w:rPr>
       </w:pPr>
       <w:r>
         <w:rPr>
-          <w:rFonts w:eastAsia="標楷體"/>
+          <w:rFonts w:hint="eastAsia" w:ascii="Times New Roman" w:hAnsi="Times New Roman" w:eastAsia="標楷體" w:cs="標楷體"/>
           <w:b/>
-          <w:szCs w:val="32"/>
+          <w:sz w:val="24"/>
+          <w:szCs w:val="24"/>
           <w:u w:val="single"/>
         </w:rPr>
         <w:t>作品構想書</w:t>
@@ -3648,14 +4435,14 @@
             <w:pPr>
               <w:jc w:val="center"/>
               <w:rPr>
-                <w:rFonts w:hint="eastAsia" w:ascii="標楷體" w:hAnsi="標楷體" w:eastAsia="標楷體" w:cs="標楷體"/>
-                <w:sz w:val="24"/>
-                <w:szCs w:val="24"/>
-              </w:rPr>
-            </w:pPr>
-            <w:r>
-              <w:rPr>
-                <w:rFonts w:hint="eastAsia" w:ascii="標楷體" w:hAnsi="標楷體" w:eastAsia="標楷體" w:cs="標楷體"/>
+                <w:rFonts w:hint="eastAsia" w:ascii="Times New Roman" w:hAnsi="Times New Roman" w:eastAsia="標楷體" w:cs="標楷體"/>
+                <w:sz w:val="24"/>
+                <w:szCs w:val="24"/>
+              </w:rPr>
+            </w:pPr>
+            <w:r>
+              <w:rPr>
+                <w:rFonts w:hint="eastAsia" w:ascii="Times New Roman" w:hAnsi="Times New Roman" w:eastAsia="標楷體" w:cs="標楷體"/>
                 <w:sz w:val="24"/>
                 <w:szCs w:val="24"/>
               </w:rPr>
@@ -3678,7 +4465,7 @@
             <w:pPr>
               <w:jc w:val="center"/>
               <w:rPr>
-                <w:rFonts w:hint="eastAsia" w:ascii="標楷體" w:hAnsi="標楷體" w:eastAsia="標楷體" w:cs="標楷體"/>
+                <w:rFonts w:hint="eastAsia" w:ascii="Times New Roman" w:hAnsi="Times New Roman" w:eastAsia="標楷體" w:cs="標楷體"/>
                 <w:b/>
                 <w:sz w:val="24"/>
                 <w:szCs w:val="24"/>
@@ -3687,13 +4474,31 @@
             </w:pPr>
             <w:r>
               <w:rPr>
-                <w:rFonts w:hint="eastAsia" w:ascii="標楷體" w:hAnsi="標楷體" w:eastAsia="標楷體" w:cs="標楷體"/>
+                <w:rFonts w:hint="eastAsia" w:ascii="Times New Roman" w:hAnsi="Times New Roman" w:eastAsia="標楷體" w:cs="標楷體"/>
                 <w:b/>
                 <w:sz w:val="24"/>
                 <w:szCs w:val="24"/>
                 <w:lang w:val="en-US" w:eastAsia="zh-TW"/>
               </w:rPr>
-              <w:t>怪怪走開護您安全</w:t>
+              <w:t>怪怪走開</w:t>
+            </w:r>
+            <w:r>
+              <w:rPr>
+                <w:rFonts w:ascii="Times New Roman" w:hAnsi="Times New Roman" w:eastAsia="標楷體"/>
+                <w:spacing w:val="-3"/>
+                <w:sz w:val="24"/>
+              </w:rPr>
+              <w:t>，</w:t>
+            </w:r>
+            <w:r>
+              <w:rPr>
+                <w:rFonts w:hint="eastAsia" w:ascii="Times New Roman" w:hAnsi="Times New Roman" w:eastAsia="標楷體" w:cs="標楷體"/>
+                <w:b/>
+                <w:sz w:val="24"/>
+                <w:szCs w:val="24"/>
+                <w:lang w:val="en-US" w:eastAsia="zh-TW"/>
+              </w:rPr>
+              <w:t>護您安全</w:t>
             </w:r>
           </w:p>
         </w:tc>
@@ -3712,14 +4517,14 @@
             <w:pPr>
               <w:jc w:val="center"/>
               <w:rPr>
-                <w:rFonts w:hint="eastAsia" w:ascii="標楷體" w:hAnsi="標楷體" w:eastAsia="標楷體" w:cs="標楷體"/>
-                <w:sz w:val="24"/>
-                <w:szCs w:val="24"/>
-              </w:rPr>
-            </w:pPr>
-            <w:r>
-              <w:rPr>
-                <w:rFonts w:hint="eastAsia" w:ascii="標楷體" w:hAnsi="標楷體" w:eastAsia="標楷體" w:cs="標楷體"/>
+                <w:rFonts w:hint="eastAsia" w:ascii="Times New Roman" w:hAnsi="Times New Roman" w:eastAsia="標楷體" w:cs="標楷體"/>
+                <w:sz w:val="24"/>
+                <w:szCs w:val="24"/>
+              </w:rPr>
+            </w:pPr>
+            <w:r>
+              <w:rPr>
+                <w:rFonts w:hint="eastAsia" w:ascii="Times New Roman" w:hAnsi="Times New Roman" w:eastAsia="標楷體" w:cs="標楷體"/>
                 <w:sz w:val="24"/>
                 <w:szCs w:val="24"/>
               </w:rPr>
@@ -3742,14 +4547,14 @@
             <w:pPr>
               <w:jc w:val="right"/>
               <w:rPr>
-                <w:rFonts w:hint="eastAsia" w:ascii="標楷體" w:hAnsi="標楷體" w:eastAsia="標楷體" w:cs="標楷體"/>
-                <w:sz w:val="24"/>
-                <w:szCs w:val="24"/>
-              </w:rPr>
-            </w:pPr>
-            <w:r>
-              <w:rPr>
-                <w:rFonts w:hint="eastAsia" w:ascii="標楷體" w:hAnsi="標楷體" w:eastAsia="標楷體" w:cs="標楷體"/>
+                <w:rFonts w:hint="eastAsia" w:ascii="Times New Roman" w:hAnsi="Times New Roman" w:eastAsia="標楷體" w:cs="標楷體"/>
+                <w:sz w:val="24"/>
+                <w:szCs w:val="24"/>
+              </w:rPr>
+            </w:pPr>
+            <w:r>
+              <w:rPr>
+                <w:rFonts w:hint="eastAsia" w:ascii="Times New Roman" w:hAnsi="Times New Roman" w:eastAsia="標楷體" w:cs="標楷體"/>
                 <w:sz w:val="24"/>
                 <w:szCs w:val="24"/>
               </w:rPr>
@@ -3798,14 +4603,14 @@
                 <w:numId w:val="1"/>
               </w:numPr>
               <w:rPr>
-                <w:rFonts w:hint="eastAsia" w:ascii="標楷體" w:hAnsi="標楷體" w:eastAsia="標楷體" w:cs="標楷體"/>
-                <w:sz w:val="24"/>
-                <w:szCs w:val="24"/>
-              </w:rPr>
-            </w:pPr>
-            <w:r>
-              <w:rPr>
-                <w:rFonts w:hint="eastAsia" w:ascii="標楷體" w:hAnsi="標楷體" w:eastAsia="標楷體" w:cs="標楷體"/>
+                <w:rFonts w:hint="eastAsia" w:ascii="Times New Roman" w:hAnsi="Times New Roman" w:eastAsia="標楷體" w:cs="標楷體"/>
+                <w:sz w:val="24"/>
+                <w:szCs w:val="24"/>
+              </w:rPr>
+            </w:pPr>
+            <w:r>
+              <w:rPr>
+                <w:rFonts w:hint="eastAsia" w:ascii="Times New Roman" w:hAnsi="Times New Roman" w:eastAsia="標楷體" w:cs="標楷體"/>
                 <w:sz w:val="24"/>
                 <w:szCs w:val="24"/>
               </w:rPr>
@@ -3822,14 +4627,14 @@
               <w:spacing w:after="160" w:line="278" w:lineRule="auto"/>
               <w:textAlignment w:val="baseline"/>
               <w:rPr>
-                <w:rFonts w:hint="eastAsia" w:ascii="標楷體" w:hAnsi="標楷體" w:eastAsia="標楷體" w:cs="標楷體"/>
-                <w:sz w:val="24"/>
-                <w:szCs w:val="24"/>
-              </w:rPr>
-            </w:pPr>
-            <w:r>
-              <w:rPr>
-                <w:rFonts w:hint="eastAsia" w:ascii="標楷體" w:hAnsi="標楷體" w:eastAsia="標楷體" w:cs="標楷體"/>
+                <w:rFonts w:hint="eastAsia" w:ascii="Times New Roman" w:hAnsi="Times New Roman" w:eastAsia="標楷體" w:cs="標楷體"/>
+                <w:sz w:val="24"/>
+                <w:szCs w:val="24"/>
+              </w:rPr>
+            </w:pPr>
+            <w:r>
+              <w:rPr>
+                <w:rFonts w:hint="eastAsia" w:ascii="Times New Roman" w:hAnsi="Times New Roman" w:eastAsia="標楷體" w:cs="標楷體"/>
                 <w:spacing w:val="-4"/>
                 <w:sz w:val="24"/>
                 <w:szCs w:val="24"/>
@@ -3839,7 +4644,7 @@
             </w:r>
             <w:r>
               <w:rPr>
-                <w:rFonts w:hint="eastAsia" w:ascii="標楷體" w:hAnsi="標楷體" w:eastAsia="標楷體" w:cs="標楷體"/>
+                <w:rFonts w:hint="eastAsia" w:ascii="Times New Roman" w:hAnsi="Times New Roman" w:eastAsia="標楷體" w:cs="標楷體"/>
                 <w:b/>
                 <w:bCs/>
                 <w:spacing w:val="-4"/>
@@ -3856,15 +4661,15 @@
               <w:spacing w:before="353"/>
               <w:ind w:left="141" w:firstLine="579"/>
               <w:rPr>
-                <w:rFonts w:hint="eastAsia" w:ascii="標楷體" w:hAnsi="標楷體" w:eastAsia="標楷體" w:cs="標楷體"/>
-                <w:spacing w:val="-4"/>
-                <w:sz w:val="24"/>
-                <w:szCs w:val="24"/>
-              </w:rPr>
-            </w:pPr>
-            <w:r>
-              <w:rPr>
-                <w:rFonts w:hint="eastAsia" w:ascii="標楷體" w:hAnsi="標楷體" w:eastAsia="標楷體" w:cs="標楷體"/>
+                <w:rFonts w:hint="eastAsia" w:ascii="Times New Roman" w:hAnsi="Times New Roman" w:eastAsia="標楷體" w:cs="標楷體"/>
+                <w:spacing w:val="-4"/>
+                <w:sz w:val="24"/>
+                <w:szCs w:val="24"/>
+              </w:rPr>
+            </w:pPr>
+            <w:r>
+              <w:rPr>
+                <w:rFonts w:hint="eastAsia" w:ascii="Times New Roman" w:hAnsi="Times New Roman" w:eastAsia="標楷體" w:cs="標楷體"/>
                 <w:spacing w:val="-4"/>
                 <w:sz w:val="24"/>
                 <w:szCs w:val="24"/>
@@ -3878,7 +4683,7 @@
               <w:spacing w:before="353"/>
               <w:ind w:left="141"/>
               <w:rPr>
-                <w:rFonts w:hint="eastAsia" w:ascii="標楷體" w:hAnsi="標楷體" w:eastAsia="標楷體" w:cs="標楷體"/>
+                <w:rFonts w:hint="eastAsia" w:ascii="Times New Roman" w:hAnsi="Times New Roman" w:eastAsia="標楷體" w:cs="標楷體"/>
                 <w:b/>
                 <w:bCs/>
                 <w:spacing w:val="-4"/>
@@ -3888,7 +4693,7 @@
             </w:pPr>
             <w:r>
               <w:rPr>
-                <w:rFonts w:hint="eastAsia" w:ascii="標楷體" w:hAnsi="標楷體" w:eastAsia="標楷體" w:cs="標楷體"/>
+                <w:rFonts w:hint="eastAsia" w:ascii="Times New Roman" w:hAnsi="Times New Roman" w:eastAsia="標楷體" w:cs="標楷體"/>
                 <w:spacing w:val="-4"/>
                 <w:sz w:val="24"/>
                 <w:szCs w:val="24"/>
@@ -3897,7 +4702,7 @@
             </w:r>
             <w:r>
               <w:rPr>
-                <w:rFonts w:hint="eastAsia" w:ascii="標楷體" w:hAnsi="標楷體" w:eastAsia="標楷體" w:cs="標楷體"/>
+                <w:rFonts w:hint="eastAsia" w:ascii="Times New Roman" w:hAnsi="Times New Roman" w:eastAsia="標楷體" w:cs="標楷體"/>
                 <w:b/>
                 <w:bCs/>
                 <w:spacing w:val="-4"/>
@@ -3913,15 +4718,15 @@
               <w:spacing w:before="353"/>
               <w:ind w:left="141"/>
               <w:rPr>
-                <w:rFonts w:hint="eastAsia" w:ascii="標楷體" w:hAnsi="標楷體" w:eastAsia="標楷體" w:cs="標楷體"/>
-                <w:spacing w:val="-4"/>
-                <w:sz w:val="24"/>
-                <w:szCs w:val="24"/>
-              </w:rPr>
-            </w:pPr>
-            <w:r>
-              <w:rPr>
-                <w:rFonts w:hint="eastAsia" w:ascii="標楷體" w:hAnsi="標楷體" w:eastAsia="標楷體" w:cs="標楷體"/>
+                <w:rFonts w:hint="eastAsia" w:ascii="Times New Roman" w:hAnsi="Times New Roman" w:eastAsia="標楷體" w:cs="標楷體"/>
+                <w:spacing w:val="-4"/>
+                <w:sz w:val="24"/>
+                <w:szCs w:val="24"/>
+              </w:rPr>
+            </w:pPr>
+            <w:r>
+              <w:rPr>
+                <w:rFonts w:hint="eastAsia" w:ascii="Times New Roman" w:hAnsi="Times New Roman" w:eastAsia="標楷體" w:cs="標楷體"/>
                 <w:spacing w:val="-4"/>
                 <w:sz w:val="24"/>
                 <w:szCs w:val="24"/>
@@ -3935,15 +4740,15 @@
               <w:spacing w:before="353"/>
               <w:ind w:left="141"/>
               <w:rPr>
-                <w:rFonts w:hint="eastAsia" w:ascii="標楷體" w:hAnsi="標楷體" w:eastAsia="標楷體" w:cs="標楷體"/>
-                <w:spacing w:val="-4"/>
-                <w:sz w:val="24"/>
-                <w:szCs w:val="24"/>
-              </w:rPr>
-            </w:pPr>
-            <w:r>
-              <w:rPr>
-                <w:rFonts w:hint="eastAsia" w:ascii="標楷體" w:hAnsi="標楷體" w:eastAsia="標楷體" w:cs="標楷體"/>
+                <w:rFonts w:hint="eastAsia" w:ascii="Times New Roman" w:hAnsi="Times New Roman" w:eastAsia="標楷體" w:cs="標楷體"/>
+                <w:spacing w:val="-4"/>
+                <w:sz w:val="24"/>
+                <w:szCs w:val="24"/>
+              </w:rPr>
+            </w:pPr>
+            <w:r>
+              <w:rPr>
+                <w:rFonts w:hint="eastAsia" w:ascii="Times New Roman" w:hAnsi="Times New Roman" w:eastAsia="標楷體" w:cs="標楷體"/>
                 <w:spacing w:val="-4"/>
                 <w:sz w:val="24"/>
                 <w:szCs w:val="24"/>
@@ -3952,7 +4757,7 @@
             </w:r>
             <w:r>
               <w:rPr>
-                <w:rFonts w:hint="eastAsia" w:ascii="標楷體" w:hAnsi="標楷體" w:eastAsia="標楷體" w:cs="標楷體"/>
+                <w:rFonts w:hint="eastAsia" w:ascii="Times New Roman" w:hAnsi="Times New Roman" w:eastAsia="標楷體" w:cs="標楷體"/>
                 <w:b/>
                 <w:bCs/>
                 <w:spacing w:val="-4"/>
@@ -3963,7 +4768,7 @@
             </w:r>
             <w:r>
               <w:rPr>
-                <w:rFonts w:hint="eastAsia" w:ascii="標楷體" w:hAnsi="標楷體" w:eastAsia="標楷體" w:cs="標楷體"/>
+                <w:rFonts w:hint="eastAsia" w:ascii="Times New Roman" w:hAnsi="Times New Roman" w:eastAsia="標楷體" w:cs="標楷體"/>
                 <w:spacing w:val="-4"/>
                 <w:sz w:val="24"/>
                 <w:szCs w:val="24"/>
@@ -3977,15 +4782,15 @@
               <w:spacing w:before="353"/>
               <w:ind w:left="141"/>
               <w:rPr>
-                <w:rFonts w:hint="eastAsia" w:ascii="標楷體" w:hAnsi="標楷體" w:eastAsia="標楷體" w:cs="標楷體"/>
-                <w:spacing w:val="-4"/>
-                <w:sz w:val="24"/>
-                <w:szCs w:val="24"/>
-              </w:rPr>
-            </w:pPr>
-            <w:r>
-              <w:rPr>
-                <w:rFonts w:hint="eastAsia" w:ascii="標楷體" w:hAnsi="標楷體" w:eastAsia="標楷體" w:cs="標楷體"/>
+                <w:rFonts w:hint="eastAsia" w:ascii="Times New Roman" w:hAnsi="Times New Roman" w:eastAsia="標楷體" w:cs="標楷體"/>
+                <w:spacing w:val="-4"/>
+                <w:sz w:val="24"/>
+                <w:szCs w:val="24"/>
+              </w:rPr>
+            </w:pPr>
+            <w:r>
+              <w:rPr>
+                <w:rFonts w:hint="eastAsia" w:ascii="Times New Roman" w:hAnsi="Times New Roman" w:eastAsia="標楷體" w:cs="標楷體"/>
                 <w:sz w:val="24"/>
                 <w:szCs w:val="24"/>
               </w:rPr>
@@ -3993,7 +4798,7 @@
             </w:r>
             <w:r>
               <w:rPr>
-                <w:rFonts w:hint="eastAsia" w:ascii="標楷體" w:hAnsi="標楷體" w:eastAsia="標楷體" w:cs="標楷體"/>
+                <w:rFonts w:hint="eastAsia" w:ascii="Times New Roman" w:hAnsi="Times New Roman" w:eastAsia="標楷體" w:cs="標楷體"/>
                 <w:spacing w:val="-4"/>
                 <w:sz w:val="24"/>
                 <w:szCs w:val="24"/>
@@ -4011,7 +4816,7 @@
               <w:spacing w:after="160" w:line="278" w:lineRule="auto"/>
               <w:textAlignment w:val="baseline"/>
               <w:rPr>
-                <w:rFonts w:hint="eastAsia" w:ascii="標楷體" w:hAnsi="標楷體" w:eastAsia="標楷體" w:cs="標楷體"/>
+                <w:rFonts w:hint="eastAsia" w:ascii="Times New Roman" w:hAnsi="Times New Roman" w:eastAsia="標楷體" w:cs="標楷體"/>
                 <w:sz w:val="24"/>
                 <w:szCs w:val="24"/>
               </w:rPr>
@@ -4020,7 +4825,7 @@
             <w:bookmarkStart w:id="1" w:name="_Toc199152776"/>
             <w:r>
               <w:rPr>
-                <w:rFonts w:hint="eastAsia" w:ascii="標楷體" w:hAnsi="標楷體" w:eastAsia="標楷體" w:cs="標楷體"/>
+                <w:rFonts w:hint="eastAsia" w:ascii="Times New Roman" w:hAnsi="Times New Roman" w:eastAsia="標楷體" w:cs="標楷體"/>
                 <w:b/>
                 <w:bCs/>
                 <w:spacing w:val="-4"/>
@@ -4032,7 +4837,7 @@
             </w:r>
             <w:r>
               <w:rPr>
-                <w:rFonts w:hint="eastAsia" w:ascii="標楷體" w:hAnsi="標楷體" w:eastAsia="標楷體" w:cs="標楷體"/>
+                <w:rFonts w:hint="eastAsia" w:ascii="Times New Roman" w:hAnsi="Times New Roman" w:eastAsia="標楷體" w:cs="標楷體"/>
                 <w:b/>
                 <w:bCs/>
                 <w:spacing w:val="-4"/>
@@ -4044,7 +4849,7 @@
             </w:r>
             <w:r>
               <w:rPr>
-                <w:rFonts w:hint="eastAsia" w:ascii="標楷體" w:hAnsi="標楷體" w:eastAsia="標楷體" w:cs="標楷體"/>
+                <w:rFonts w:hint="eastAsia" w:ascii="Times New Roman" w:hAnsi="Times New Roman" w:eastAsia="標楷體" w:cs="標楷體"/>
                 <w:b/>
                 <w:bCs/>
                 <w:spacing w:val="-4"/>
@@ -4062,7 +4867,7 @@
               <w:spacing w:before="353"/>
               <w:ind w:left="141"/>
               <w:rPr>
-                <w:rFonts w:hint="eastAsia" w:ascii="標楷體" w:hAnsi="標楷體" w:eastAsia="標楷體" w:cs="標楷體"/>
+                <w:rFonts w:hint="eastAsia" w:ascii="Times New Roman" w:hAnsi="Times New Roman" w:eastAsia="標楷體" w:cs="標楷體"/>
                 <w:b/>
                 <w:bCs/>
                 <w:spacing w:val="-4"/>
@@ -4072,7 +4877,7 @@
             </w:pPr>
             <w:r>
               <w:rPr>
-                <w:rFonts w:hint="eastAsia" w:ascii="標楷體" w:hAnsi="標楷體" w:eastAsia="標楷體" w:cs="標楷體"/>
+                <w:rFonts w:hint="eastAsia" w:ascii="Times New Roman" w:hAnsi="Times New Roman" w:eastAsia="標楷體" w:cs="標楷體"/>
                 <w:b/>
                 <w:bCs/>
                 <w:spacing w:val="-4"/>
@@ -4091,15 +4896,15 @@
               </w:numPr>
               <w:spacing w:before="353"/>
               <w:rPr>
-                <w:rFonts w:hint="eastAsia" w:ascii="標楷體" w:hAnsi="標楷體" w:eastAsia="標楷體" w:cs="標楷體"/>
-                <w:spacing w:val="-4"/>
-                <w:sz w:val="24"/>
-                <w:szCs w:val="24"/>
-              </w:rPr>
-            </w:pPr>
-            <w:r>
-              <w:rPr>
-                <w:rFonts w:hint="eastAsia" w:ascii="標楷體" w:hAnsi="標楷體" w:eastAsia="標楷體" w:cs="標楷體"/>
+                <w:rFonts w:hint="eastAsia" w:ascii="Times New Roman" w:hAnsi="Times New Roman" w:eastAsia="標楷體" w:cs="標楷體"/>
+                <w:spacing w:val="-4"/>
+                <w:sz w:val="24"/>
+                <w:szCs w:val="24"/>
+              </w:rPr>
+            </w:pPr>
+            <w:r>
+              <w:rPr>
+                <w:rFonts w:hint="eastAsia" w:ascii="Times New Roman" w:hAnsi="Times New Roman" w:eastAsia="標楷體" w:cs="標楷體"/>
                 <w:spacing w:val="-4"/>
                 <w:sz w:val="24"/>
                 <w:szCs w:val="24"/>
@@ -4116,15 +4921,15 @@
               </w:numPr>
               <w:spacing w:before="353"/>
               <w:rPr>
-                <w:rFonts w:hint="eastAsia" w:ascii="標楷體" w:hAnsi="標楷體" w:eastAsia="標楷體" w:cs="標楷體"/>
-                <w:spacing w:val="-4"/>
-                <w:sz w:val="24"/>
-                <w:szCs w:val="24"/>
-              </w:rPr>
-            </w:pPr>
-            <w:r>
-              <w:rPr>
-                <w:rFonts w:hint="eastAsia" w:ascii="標楷體" w:hAnsi="標楷體" w:eastAsia="標楷體" w:cs="標楷體"/>
+                <w:rFonts w:hint="eastAsia" w:ascii="Times New Roman" w:hAnsi="Times New Roman" w:eastAsia="標楷體" w:cs="標楷體"/>
+                <w:spacing w:val="-4"/>
+                <w:sz w:val="24"/>
+                <w:szCs w:val="24"/>
+              </w:rPr>
+            </w:pPr>
+            <w:r>
+              <w:rPr>
+                <w:rFonts w:hint="eastAsia" w:ascii="Times New Roman" w:hAnsi="Times New Roman" w:eastAsia="標楷體" w:cs="標楷體"/>
                 <w:spacing w:val="-4"/>
                 <w:sz w:val="24"/>
                 <w:szCs w:val="24"/>
@@ -4141,15 +4946,15 @@
               </w:numPr>
               <w:spacing w:before="353"/>
               <w:rPr>
-                <w:rFonts w:hint="eastAsia" w:ascii="標楷體" w:hAnsi="標楷體" w:eastAsia="標楷體" w:cs="標楷體"/>
-                <w:spacing w:val="-4"/>
-                <w:sz w:val="24"/>
-                <w:szCs w:val="24"/>
-              </w:rPr>
-            </w:pPr>
-            <w:r>
-              <w:rPr>
-                <w:rFonts w:hint="eastAsia" w:ascii="標楷體" w:hAnsi="標楷體" w:eastAsia="標楷體" w:cs="標楷體"/>
+                <w:rFonts w:hint="eastAsia" w:ascii="Times New Roman" w:hAnsi="Times New Roman" w:eastAsia="標楷體" w:cs="標楷體"/>
+                <w:spacing w:val="-4"/>
+                <w:sz w:val="24"/>
+                <w:szCs w:val="24"/>
+              </w:rPr>
+            </w:pPr>
+            <w:r>
+              <w:rPr>
+                <w:rFonts w:hint="eastAsia" w:ascii="Times New Roman" w:hAnsi="Times New Roman" w:eastAsia="標楷體" w:cs="標楷體"/>
                 <w:spacing w:val="-4"/>
                 <w:sz w:val="24"/>
                 <w:szCs w:val="24"/>
@@ -4163,7 +4968,7 @@
               <w:spacing w:before="353"/>
               <w:ind w:left="141"/>
               <w:rPr>
-                <w:rFonts w:hint="eastAsia" w:ascii="標楷體" w:hAnsi="標楷體" w:eastAsia="標楷體" w:cs="標楷體"/>
+                <w:rFonts w:hint="eastAsia" w:ascii="Times New Roman" w:hAnsi="Times New Roman" w:eastAsia="標楷體" w:cs="標楷體"/>
                 <w:b/>
                 <w:bCs/>
                 <w:spacing w:val="-4"/>
@@ -4173,7 +4978,7 @@
             </w:pPr>
             <w:r>
               <w:rPr>
-                <w:rFonts w:hint="eastAsia" w:ascii="標楷體" w:hAnsi="標楷體" w:eastAsia="標楷體" w:cs="標楷體"/>
+                <w:rFonts w:hint="eastAsia" w:ascii="Times New Roman" w:hAnsi="Times New Roman" w:eastAsia="標楷體" w:cs="標楷體"/>
                 <w:b/>
                 <w:bCs/>
                 <w:spacing w:val="-4"/>
@@ -4192,15 +4997,15 @@
               </w:numPr>
               <w:spacing w:before="353"/>
               <w:rPr>
-                <w:rFonts w:hint="eastAsia" w:ascii="標楷體" w:hAnsi="標楷體" w:eastAsia="標楷體" w:cs="標楷體"/>
-                <w:spacing w:val="-4"/>
-                <w:sz w:val="24"/>
-                <w:szCs w:val="24"/>
-              </w:rPr>
-            </w:pPr>
-            <w:r>
-              <w:rPr>
-                <w:rFonts w:hint="eastAsia" w:ascii="標楷體" w:hAnsi="標楷體" w:eastAsia="標楷體" w:cs="標楷體"/>
+                <w:rFonts w:hint="eastAsia" w:ascii="Times New Roman" w:hAnsi="Times New Roman" w:eastAsia="標楷體" w:cs="標楷體"/>
+                <w:spacing w:val="-4"/>
+                <w:sz w:val="24"/>
+                <w:szCs w:val="24"/>
+              </w:rPr>
+            </w:pPr>
+            <w:r>
+              <w:rPr>
+                <w:rFonts w:hint="eastAsia" w:ascii="Times New Roman" w:hAnsi="Times New Roman" w:eastAsia="標楷體" w:cs="標楷體"/>
                 <w:spacing w:val="-4"/>
                 <w:sz w:val="24"/>
                 <w:szCs w:val="24"/>
@@ -4217,15 +5022,15 @@
               </w:numPr>
               <w:spacing w:before="353"/>
               <w:rPr>
-                <w:rFonts w:hint="eastAsia" w:ascii="標楷體" w:hAnsi="標楷體" w:eastAsia="標楷體" w:cs="標楷體"/>
-                <w:spacing w:val="-4"/>
-                <w:sz w:val="24"/>
-                <w:szCs w:val="24"/>
-              </w:rPr>
-            </w:pPr>
-            <w:r>
-              <w:rPr>
-                <w:rFonts w:hint="eastAsia" w:ascii="標楷體" w:hAnsi="標楷體" w:eastAsia="標楷體" w:cs="標楷體"/>
+                <w:rFonts w:hint="eastAsia" w:ascii="Times New Roman" w:hAnsi="Times New Roman" w:eastAsia="標楷體" w:cs="標楷體"/>
+                <w:spacing w:val="-4"/>
+                <w:sz w:val="24"/>
+                <w:szCs w:val="24"/>
+              </w:rPr>
+            </w:pPr>
+            <w:r>
+              <w:rPr>
+                <w:rFonts w:hint="eastAsia" w:ascii="Times New Roman" w:hAnsi="Times New Roman" w:eastAsia="標楷體" w:cs="標楷體"/>
                 <w:spacing w:val="-4"/>
                 <w:sz w:val="24"/>
                 <w:szCs w:val="24"/>
@@ -4239,7 +5044,7 @@
               <w:spacing w:before="353"/>
               <w:ind w:left="141"/>
               <w:rPr>
-                <w:rFonts w:hint="eastAsia" w:ascii="標楷體" w:hAnsi="標楷體" w:eastAsia="標楷體" w:cs="標楷體"/>
+                <w:rFonts w:hint="eastAsia" w:ascii="Times New Roman" w:hAnsi="Times New Roman" w:eastAsia="標楷體" w:cs="標楷體"/>
                 <w:b/>
                 <w:bCs/>
                 <w:spacing w:val="-4"/>
@@ -4249,7 +5054,7 @@
             </w:pPr>
             <w:r>
               <w:rPr>
-                <w:rFonts w:hint="eastAsia" w:ascii="標楷體" w:hAnsi="標楷體" w:eastAsia="標楷體" w:cs="標楷體"/>
+                <w:rFonts w:hint="eastAsia" w:ascii="Times New Roman" w:hAnsi="Times New Roman" w:eastAsia="標楷體" w:cs="標楷體"/>
                 <w:b/>
                 <w:bCs/>
                 <w:spacing w:val="-4"/>
@@ -4268,15 +5073,15 @@
               </w:numPr>
               <w:spacing w:before="353"/>
               <w:rPr>
-                <w:rFonts w:hint="eastAsia" w:ascii="標楷體" w:hAnsi="標楷體" w:eastAsia="標楷體" w:cs="標楷體"/>
-                <w:spacing w:val="-4"/>
-                <w:sz w:val="24"/>
-                <w:szCs w:val="24"/>
-              </w:rPr>
-            </w:pPr>
-            <w:r>
-              <w:rPr>
-                <w:rFonts w:hint="eastAsia" w:ascii="標楷體" w:hAnsi="標楷體" w:eastAsia="標楷體" w:cs="標楷體"/>
+                <w:rFonts w:hint="eastAsia" w:ascii="Times New Roman" w:hAnsi="Times New Roman" w:eastAsia="標楷體" w:cs="標楷體"/>
+                <w:spacing w:val="-4"/>
+                <w:sz w:val="24"/>
+                <w:szCs w:val="24"/>
+              </w:rPr>
+            </w:pPr>
+            <w:r>
+              <w:rPr>
+                <w:rFonts w:hint="eastAsia" w:ascii="Times New Roman" w:hAnsi="Times New Roman" w:eastAsia="標楷體" w:cs="標楷體"/>
                 <w:spacing w:val="-4"/>
                 <w:sz w:val="24"/>
                 <w:szCs w:val="24"/>
@@ -4293,15 +5098,15 @@
               </w:numPr>
               <w:spacing w:before="353"/>
               <w:rPr>
-                <w:rFonts w:hint="eastAsia" w:ascii="標楷體" w:hAnsi="標楷體" w:eastAsia="標楷體" w:cs="標楷體"/>
-                <w:spacing w:val="-4"/>
-                <w:sz w:val="24"/>
-                <w:szCs w:val="24"/>
-              </w:rPr>
-            </w:pPr>
-            <w:r>
-              <w:rPr>
-                <w:rFonts w:hint="eastAsia" w:ascii="標楷體" w:hAnsi="標楷體" w:eastAsia="標楷體" w:cs="標楷體"/>
+                <w:rFonts w:hint="eastAsia" w:ascii="Times New Roman" w:hAnsi="Times New Roman" w:eastAsia="標楷體" w:cs="標楷體"/>
+                <w:spacing w:val="-4"/>
+                <w:sz w:val="24"/>
+                <w:szCs w:val="24"/>
+              </w:rPr>
+            </w:pPr>
+            <w:r>
+              <w:rPr>
+                <w:rFonts w:hint="eastAsia" w:ascii="Times New Roman" w:hAnsi="Times New Roman" w:eastAsia="標楷體" w:cs="標楷體"/>
                 <w:spacing w:val="-4"/>
                 <w:sz w:val="24"/>
                 <w:szCs w:val="24"/>
@@ -4315,7 +5120,7 @@
               <w:spacing w:before="353"/>
               <w:ind w:left="141"/>
               <w:rPr>
-                <w:rFonts w:hint="eastAsia" w:ascii="標楷體" w:hAnsi="標楷體" w:eastAsia="標楷體" w:cs="標楷體"/>
+                <w:rFonts w:hint="eastAsia" w:ascii="Times New Roman" w:hAnsi="Times New Roman" w:eastAsia="標楷體" w:cs="標楷體"/>
                 <w:b/>
                 <w:bCs/>
                 <w:spacing w:val="-4"/>
@@ -4325,7 +5130,7 @@
             </w:pPr>
             <w:r>
               <w:rPr>
-                <w:rFonts w:hint="eastAsia" w:ascii="標楷體" w:hAnsi="標楷體" w:eastAsia="標楷體" w:cs="標楷體"/>
+                <w:rFonts w:hint="eastAsia" w:ascii="Times New Roman" w:hAnsi="Times New Roman" w:eastAsia="標楷體" w:cs="標楷體"/>
                 <w:b/>
                 <w:bCs/>
                 <w:spacing w:val="-4"/>
@@ -4344,15 +5149,15 @@
               </w:numPr>
               <w:spacing w:before="353"/>
               <w:rPr>
-                <w:rFonts w:hint="eastAsia" w:ascii="標楷體" w:hAnsi="標楷體" w:eastAsia="標楷體" w:cs="標楷體"/>
-                <w:spacing w:val="-4"/>
-                <w:sz w:val="24"/>
-                <w:szCs w:val="24"/>
-              </w:rPr>
-            </w:pPr>
-            <w:r>
-              <w:rPr>
-                <w:rFonts w:hint="eastAsia" w:ascii="標楷體" w:hAnsi="標楷體" w:eastAsia="標楷體" w:cs="標楷體"/>
+                <w:rFonts w:hint="eastAsia" w:ascii="Times New Roman" w:hAnsi="Times New Roman" w:eastAsia="標楷體" w:cs="標楷體"/>
+                <w:spacing w:val="-4"/>
+                <w:sz w:val="24"/>
+                <w:szCs w:val="24"/>
+              </w:rPr>
+            </w:pPr>
+            <w:r>
+              <w:rPr>
+                <w:rFonts w:hint="eastAsia" w:ascii="Times New Roman" w:hAnsi="Times New Roman" w:eastAsia="標楷體" w:cs="標楷體"/>
                 <w:spacing w:val="-4"/>
                 <w:sz w:val="24"/>
                 <w:szCs w:val="24"/>
@@ -4369,15 +5174,15 @@
               </w:numPr>
               <w:spacing w:before="353"/>
               <w:rPr>
-                <w:rFonts w:hint="eastAsia" w:ascii="標楷體" w:hAnsi="標楷體" w:eastAsia="標楷體" w:cs="標楷體"/>
-                <w:spacing w:val="-4"/>
-                <w:sz w:val="24"/>
-                <w:szCs w:val="24"/>
-              </w:rPr>
-            </w:pPr>
-            <w:r>
-              <w:rPr>
-                <w:rFonts w:hint="eastAsia" w:ascii="標楷體" w:hAnsi="標楷體" w:eastAsia="標楷體" w:cs="標楷體"/>
+                <w:rFonts w:hint="eastAsia" w:ascii="Times New Roman" w:hAnsi="Times New Roman" w:eastAsia="標楷體" w:cs="標楷體"/>
+                <w:spacing w:val="-4"/>
+                <w:sz w:val="24"/>
+                <w:szCs w:val="24"/>
+              </w:rPr>
+            </w:pPr>
+            <w:r>
+              <w:rPr>
+                <w:rFonts w:hint="eastAsia" w:ascii="Times New Roman" w:hAnsi="Times New Roman" w:eastAsia="標楷體" w:cs="標楷體"/>
                 <w:spacing w:val="-4"/>
                 <w:sz w:val="24"/>
                 <w:szCs w:val="24"/>
@@ -4391,7 +5196,7 @@
               <w:spacing w:before="353"/>
               <w:ind w:left="141"/>
               <w:rPr>
-                <w:rFonts w:hint="eastAsia" w:ascii="標楷體" w:hAnsi="標楷體" w:eastAsia="標楷體" w:cs="標楷體"/>
+                <w:rFonts w:hint="eastAsia" w:ascii="Times New Roman" w:hAnsi="Times New Roman" w:eastAsia="標楷體" w:cs="標楷體"/>
                 <w:b/>
                 <w:bCs/>
                 <w:spacing w:val="-4"/>
@@ -4401,7 +5206,7 @@
             </w:pPr>
             <w:r>
               <w:rPr>
-                <w:rFonts w:hint="eastAsia" w:ascii="標楷體" w:hAnsi="標楷體" w:eastAsia="標楷體" w:cs="標楷體"/>
+                <w:rFonts w:hint="eastAsia" w:ascii="Times New Roman" w:hAnsi="Times New Roman" w:eastAsia="標楷體" w:cs="標楷體"/>
                 <w:b/>
                 <w:bCs/>
                 <w:spacing w:val="-4"/>
@@ -4420,15 +5225,15 @@
               </w:numPr>
               <w:spacing w:before="353"/>
               <w:rPr>
-                <w:rFonts w:hint="eastAsia" w:ascii="標楷體" w:hAnsi="標楷體" w:eastAsia="標楷體" w:cs="標楷體"/>
-                <w:spacing w:val="-4"/>
-                <w:sz w:val="24"/>
-                <w:szCs w:val="24"/>
-              </w:rPr>
-            </w:pPr>
-            <w:r>
-              <w:rPr>
-                <w:rFonts w:hint="eastAsia" w:ascii="標楷體" w:hAnsi="標楷體" w:eastAsia="標楷體" w:cs="標楷體"/>
+                <w:rFonts w:hint="eastAsia" w:ascii="Times New Roman" w:hAnsi="Times New Roman" w:eastAsia="標楷體" w:cs="標楷體"/>
+                <w:spacing w:val="-4"/>
+                <w:sz w:val="24"/>
+                <w:szCs w:val="24"/>
+              </w:rPr>
+            </w:pPr>
+            <w:r>
+              <w:rPr>
+                <w:rFonts w:hint="eastAsia" w:ascii="Times New Roman" w:hAnsi="Times New Roman" w:eastAsia="標楷體" w:cs="標楷體"/>
                 <w:spacing w:val="-4"/>
                 <w:sz w:val="24"/>
                 <w:szCs w:val="24"/>
@@ -4445,15 +5250,15 @@
               </w:numPr>
               <w:spacing w:before="353"/>
               <w:rPr>
-                <w:rFonts w:hint="eastAsia" w:ascii="標楷體" w:hAnsi="標楷體" w:eastAsia="標楷體" w:cs="標楷體"/>
-                <w:spacing w:val="-4"/>
-                <w:sz w:val="24"/>
-                <w:szCs w:val="24"/>
-              </w:rPr>
-            </w:pPr>
-            <w:r>
-              <w:rPr>
-                <w:rFonts w:hint="eastAsia" w:ascii="標楷體" w:hAnsi="標楷體" w:eastAsia="標楷體" w:cs="標楷體"/>
+                <w:rFonts w:hint="eastAsia" w:ascii="Times New Roman" w:hAnsi="Times New Roman" w:eastAsia="標楷體" w:cs="標楷體"/>
+                <w:spacing w:val="-4"/>
+                <w:sz w:val="24"/>
+                <w:szCs w:val="24"/>
+              </w:rPr>
+            </w:pPr>
+            <w:r>
+              <w:rPr>
+                <w:rFonts w:hint="eastAsia" w:ascii="Times New Roman" w:hAnsi="Times New Roman" w:eastAsia="標楷體" w:cs="標楷體"/>
                 <w:spacing w:val="-4"/>
                 <w:sz w:val="24"/>
                 <w:szCs w:val="24"/>
@@ -4470,15 +5275,15 @@
               </w:numPr>
               <w:spacing w:before="353"/>
               <w:rPr>
-                <w:rFonts w:hint="eastAsia" w:ascii="標楷體" w:hAnsi="標楷體" w:eastAsia="標楷體" w:cs="標楷體"/>
-                <w:spacing w:val="-4"/>
-                <w:sz w:val="24"/>
-                <w:szCs w:val="24"/>
-              </w:rPr>
-            </w:pPr>
-            <w:r>
-              <w:rPr>
-                <w:rFonts w:hint="eastAsia" w:ascii="標楷體" w:hAnsi="標楷體" w:eastAsia="標楷體" w:cs="標楷體"/>
+                <w:rFonts w:hint="eastAsia" w:ascii="Times New Roman" w:hAnsi="Times New Roman" w:eastAsia="標楷體" w:cs="標楷體"/>
+                <w:spacing w:val="-4"/>
+                <w:sz w:val="24"/>
+                <w:szCs w:val="24"/>
+              </w:rPr>
+            </w:pPr>
+            <w:r>
+              <w:rPr>
+                <w:rFonts w:hint="eastAsia" w:ascii="Times New Roman" w:hAnsi="Times New Roman" w:eastAsia="標楷體" w:cs="標楷體"/>
                 <w:spacing w:val="-4"/>
                 <w:sz w:val="24"/>
                 <w:szCs w:val="24"/>
@@ -4492,7 +5297,7 @@
               <w:spacing w:before="353"/>
               <w:ind w:left="141"/>
               <w:rPr>
-                <w:rFonts w:hint="eastAsia" w:ascii="標楷體" w:hAnsi="標楷體" w:eastAsia="標楷體" w:cs="標楷體"/>
+                <w:rFonts w:hint="eastAsia" w:ascii="Times New Roman" w:hAnsi="Times New Roman" w:eastAsia="標楷體" w:cs="標楷體"/>
                 <w:b/>
                 <w:bCs/>
                 <w:spacing w:val="-4"/>
@@ -4502,7 +5307,7 @@
             </w:pPr>
             <w:r>
               <w:rPr>
-                <w:rFonts w:hint="eastAsia" w:ascii="標楷體" w:hAnsi="標楷體" w:eastAsia="標楷體" w:cs="標楷體"/>
+                <w:rFonts w:hint="eastAsia" w:ascii="Times New Roman" w:hAnsi="Times New Roman" w:eastAsia="標楷體" w:cs="標楷體"/>
                 <w:b/>
                 <w:bCs/>
                 <w:spacing w:val="-4"/>
@@ -4521,15 +5326,15 @@
               </w:numPr>
               <w:spacing w:before="353"/>
               <w:rPr>
-                <w:rFonts w:hint="eastAsia" w:ascii="標楷體" w:hAnsi="標楷體" w:eastAsia="標楷體" w:cs="標楷體"/>
-                <w:spacing w:val="-4"/>
-                <w:sz w:val="24"/>
-                <w:szCs w:val="24"/>
-              </w:rPr>
-            </w:pPr>
-            <w:r>
-              <w:rPr>
-                <w:rFonts w:hint="eastAsia" w:ascii="標楷體" w:hAnsi="標楷體" w:eastAsia="標楷體" w:cs="標楷體"/>
+                <w:rFonts w:hint="eastAsia" w:ascii="Times New Roman" w:hAnsi="Times New Roman" w:eastAsia="標楷體" w:cs="標楷體"/>
+                <w:spacing w:val="-4"/>
+                <w:sz w:val="24"/>
+                <w:szCs w:val="24"/>
+              </w:rPr>
+            </w:pPr>
+            <w:r>
+              <w:rPr>
+                <w:rFonts w:hint="eastAsia" w:ascii="Times New Roman" w:hAnsi="Times New Roman" w:eastAsia="標楷體" w:cs="標楷體"/>
                 <w:spacing w:val="-4"/>
                 <w:sz w:val="24"/>
                 <w:szCs w:val="24"/>
@@ -4546,15 +5351,15 @@
               </w:numPr>
               <w:spacing w:before="353"/>
               <w:rPr>
-                <w:rFonts w:hint="eastAsia" w:ascii="標楷體" w:hAnsi="標楷體" w:eastAsia="標楷體" w:cs="標楷體"/>
-                <w:spacing w:val="-4"/>
-                <w:sz w:val="24"/>
-                <w:szCs w:val="24"/>
-              </w:rPr>
-            </w:pPr>
-            <w:r>
-              <w:rPr>
-                <w:rFonts w:hint="eastAsia" w:ascii="標楷體" w:hAnsi="標楷體" w:eastAsia="標楷體" w:cs="標楷體"/>
+                <w:rFonts w:hint="eastAsia" w:ascii="Times New Roman" w:hAnsi="Times New Roman" w:eastAsia="標楷體" w:cs="標楷體"/>
+                <w:spacing w:val="-4"/>
+                <w:sz w:val="24"/>
+                <w:szCs w:val="24"/>
+              </w:rPr>
+            </w:pPr>
+            <w:r>
+              <w:rPr>
+                <w:rFonts w:hint="eastAsia" w:ascii="Times New Roman" w:hAnsi="Times New Roman" w:eastAsia="標楷體" w:cs="標楷體"/>
                 <w:spacing w:val="-4"/>
                 <w:sz w:val="24"/>
                 <w:szCs w:val="24"/>
@@ -4568,7 +5373,7 @@
               <w:spacing w:before="353"/>
               <w:ind w:left="141"/>
               <w:rPr>
-                <w:rFonts w:hint="eastAsia" w:ascii="標楷體" w:hAnsi="標楷體" w:eastAsia="標楷體" w:cs="標楷體"/>
+                <w:rFonts w:hint="eastAsia" w:ascii="Times New Roman" w:hAnsi="Times New Roman" w:eastAsia="標楷體" w:cs="標楷體"/>
                 <w:b/>
                 <w:bCs/>
                 <w:spacing w:val="-4"/>
@@ -4578,7 +5383,7 @@
             </w:pPr>
             <w:r>
               <w:rPr>
-                <w:rFonts w:hint="eastAsia" w:ascii="標楷體" w:hAnsi="標楷體" w:eastAsia="標楷體" w:cs="標楷體"/>
+                <w:rFonts w:hint="eastAsia" w:ascii="Times New Roman" w:hAnsi="Times New Roman" w:eastAsia="標楷體" w:cs="標楷體"/>
                 <w:b/>
                 <w:bCs/>
                 <w:spacing w:val="-4"/>
@@ -4597,15 +5402,15 @@
               </w:numPr>
               <w:spacing w:before="353"/>
               <w:rPr>
-                <w:rFonts w:hint="eastAsia" w:ascii="標楷體" w:hAnsi="標楷體" w:eastAsia="標楷體" w:cs="標楷體"/>
-                <w:spacing w:val="-4"/>
-                <w:sz w:val="24"/>
-                <w:szCs w:val="24"/>
-              </w:rPr>
-            </w:pPr>
-            <w:r>
-              <w:rPr>
-                <w:rFonts w:hint="eastAsia" w:ascii="標楷體" w:hAnsi="標楷體" w:eastAsia="標楷體" w:cs="標楷體"/>
+                <w:rFonts w:hint="eastAsia" w:ascii="Times New Roman" w:hAnsi="Times New Roman" w:eastAsia="標楷體" w:cs="標楷體"/>
+                <w:spacing w:val="-4"/>
+                <w:sz w:val="24"/>
+                <w:szCs w:val="24"/>
+              </w:rPr>
+            </w:pPr>
+            <w:r>
+              <w:rPr>
+                <w:rFonts w:hint="eastAsia" w:ascii="Times New Roman" w:hAnsi="Times New Roman" w:eastAsia="標楷體" w:cs="標楷體"/>
                 <w:spacing w:val="-4"/>
                 <w:sz w:val="24"/>
                 <w:szCs w:val="24"/>
@@ -4622,15 +5427,15 @@
               </w:numPr>
               <w:spacing w:before="353"/>
               <w:rPr>
-                <w:rFonts w:hint="eastAsia" w:ascii="標楷體" w:hAnsi="標楷體" w:eastAsia="標楷體" w:cs="標楷體"/>
-                <w:spacing w:val="-4"/>
-                <w:sz w:val="24"/>
-                <w:szCs w:val="24"/>
-              </w:rPr>
-            </w:pPr>
-            <w:r>
-              <w:rPr>
-                <w:rFonts w:hint="eastAsia" w:ascii="標楷體" w:hAnsi="標楷體" w:eastAsia="標楷體" w:cs="標楷體"/>
+                <w:rFonts w:hint="eastAsia" w:ascii="Times New Roman" w:hAnsi="Times New Roman" w:eastAsia="標楷體" w:cs="標楷體"/>
+                <w:spacing w:val="-4"/>
+                <w:sz w:val="24"/>
+                <w:szCs w:val="24"/>
+              </w:rPr>
+            </w:pPr>
+            <w:r>
+              <w:rPr>
+                <w:rFonts w:hint="eastAsia" w:ascii="Times New Roman" w:hAnsi="Times New Roman" w:eastAsia="標楷體" w:cs="標楷體"/>
                 <w:spacing w:val="-4"/>
                 <w:sz w:val="24"/>
                 <w:szCs w:val="24"/>
@@ -4644,7 +5449,7 @@
               <w:spacing w:before="353"/>
               <w:ind w:left="141"/>
               <w:rPr>
-                <w:rFonts w:hint="eastAsia" w:ascii="標楷體" w:hAnsi="標楷體" w:eastAsia="標楷體" w:cs="標楷體"/>
+                <w:rFonts w:hint="eastAsia" w:ascii="Times New Roman" w:hAnsi="Times New Roman" w:eastAsia="標楷體" w:cs="標楷體"/>
                 <w:b/>
                 <w:bCs/>
                 <w:spacing w:val="-4"/>
@@ -4654,7 +5459,7 @@
             </w:pPr>
             <w:r>
               <w:rPr>
-                <w:rFonts w:hint="eastAsia" w:ascii="標楷體" w:hAnsi="標楷體" w:eastAsia="標楷體" w:cs="標楷體"/>
+                <w:rFonts w:hint="eastAsia" w:ascii="Times New Roman" w:hAnsi="Times New Roman" w:eastAsia="標楷體" w:cs="標楷體"/>
                 <w:b/>
                 <w:bCs/>
                 <w:spacing w:val="-4"/>
@@ -4673,15 +5478,15 @@
               </w:numPr>
               <w:spacing w:before="353"/>
               <w:rPr>
-                <w:rFonts w:hint="eastAsia" w:ascii="標楷體" w:hAnsi="標楷體" w:eastAsia="標楷體" w:cs="標楷體"/>
-                <w:spacing w:val="-4"/>
-                <w:sz w:val="24"/>
-                <w:szCs w:val="24"/>
-              </w:rPr>
-            </w:pPr>
-            <w:r>
-              <w:rPr>
-                <w:rFonts w:hint="eastAsia" w:ascii="標楷體" w:hAnsi="標楷體" w:eastAsia="標楷體" w:cs="標楷體"/>
+                <w:rFonts w:hint="eastAsia" w:ascii="Times New Roman" w:hAnsi="Times New Roman" w:eastAsia="標楷體" w:cs="標楷體"/>
+                <w:spacing w:val="-4"/>
+                <w:sz w:val="24"/>
+                <w:szCs w:val="24"/>
+              </w:rPr>
+            </w:pPr>
+            <w:r>
+              <w:rPr>
+                <w:rFonts w:hint="eastAsia" w:ascii="Times New Roman" w:hAnsi="Times New Roman" w:eastAsia="標楷體" w:cs="標楷體"/>
                 <w:spacing w:val="-4"/>
                 <w:sz w:val="24"/>
                 <w:szCs w:val="24"/>
@@ -4698,15 +5503,15 @@
               </w:numPr>
               <w:spacing w:before="353"/>
               <w:rPr>
-                <w:rFonts w:hint="eastAsia" w:ascii="標楷體" w:hAnsi="標楷體" w:eastAsia="標楷體" w:cs="標楷體"/>
-                <w:spacing w:val="-4"/>
-                <w:sz w:val="24"/>
-                <w:szCs w:val="24"/>
-              </w:rPr>
-            </w:pPr>
-            <w:r>
-              <w:rPr>
-                <w:rFonts w:hint="eastAsia" w:ascii="標楷體" w:hAnsi="標楷體" w:eastAsia="標楷體" w:cs="標楷體"/>
+                <w:rFonts w:hint="eastAsia" w:ascii="Times New Roman" w:hAnsi="Times New Roman" w:eastAsia="標楷體" w:cs="標楷體"/>
+                <w:spacing w:val="-4"/>
+                <w:sz w:val="24"/>
+                <w:szCs w:val="24"/>
+              </w:rPr>
+            </w:pPr>
+            <w:r>
+              <w:rPr>
+                <w:rFonts w:hint="eastAsia" w:ascii="Times New Roman" w:hAnsi="Times New Roman" w:eastAsia="標楷體" w:cs="標楷體"/>
                 <w:spacing w:val="-4"/>
                 <w:sz w:val="24"/>
                 <w:szCs w:val="24"/>
@@ -4720,7 +5525,7 @@
               <w:spacing w:before="353"/>
               <w:ind w:left="141"/>
               <w:rPr>
-                <w:rFonts w:hint="eastAsia" w:ascii="標楷體" w:hAnsi="標楷體" w:eastAsia="標楷體" w:cs="標楷體"/>
+                <w:rFonts w:hint="eastAsia" w:ascii="Times New Roman" w:hAnsi="Times New Roman" w:eastAsia="標楷體" w:cs="標楷體"/>
                 <w:b/>
                 <w:bCs/>
                 <w:spacing w:val="-4"/>
@@ -4730,7 +5535,7 @@
             </w:pPr>
             <w:r>
               <w:rPr>
-                <w:rFonts w:hint="eastAsia" w:ascii="標楷體" w:hAnsi="標楷體" w:eastAsia="標楷體" w:cs="標楷體"/>
+                <w:rFonts w:hint="eastAsia" w:ascii="Times New Roman" w:hAnsi="Times New Roman" w:eastAsia="標楷體" w:cs="標楷體"/>
                 <w:b/>
                 <w:bCs/>
                 <w:spacing w:val="-4"/>
@@ -4749,15 +5554,15 @@
               </w:numPr>
               <w:spacing w:before="353"/>
               <w:rPr>
-                <w:rFonts w:hint="eastAsia" w:ascii="標楷體" w:hAnsi="標楷體" w:eastAsia="標楷體" w:cs="標楷體"/>
-                <w:spacing w:val="-4"/>
-                <w:sz w:val="24"/>
-                <w:szCs w:val="24"/>
-              </w:rPr>
-            </w:pPr>
-            <w:r>
-              <w:rPr>
-                <w:rFonts w:hint="eastAsia" w:ascii="標楷體" w:hAnsi="標楷體" w:eastAsia="標楷體" w:cs="標楷體"/>
+                <w:rFonts w:hint="eastAsia" w:ascii="Times New Roman" w:hAnsi="Times New Roman" w:eastAsia="標楷體" w:cs="標楷體"/>
+                <w:spacing w:val="-4"/>
+                <w:sz w:val="24"/>
+                <w:szCs w:val="24"/>
+              </w:rPr>
+            </w:pPr>
+            <w:r>
+              <w:rPr>
+                <w:rFonts w:hint="eastAsia" w:ascii="Times New Roman" w:hAnsi="Times New Roman" w:eastAsia="標楷體" w:cs="標楷體"/>
                 <w:spacing w:val="-4"/>
                 <w:sz w:val="24"/>
                 <w:szCs w:val="24"/>
@@ -4774,15 +5579,15 @@
               </w:numPr>
               <w:spacing w:before="353"/>
               <w:rPr>
-                <w:rFonts w:hint="eastAsia" w:ascii="標楷體" w:hAnsi="標楷體" w:eastAsia="標楷體" w:cs="標楷體"/>
-                <w:spacing w:val="-4"/>
-                <w:sz w:val="24"/>
-                <w:szCs w:val="24"/>
-              </w:rPr>
-            </w:pPr>
-            <w:r>
-              <w:rPr>
-                <w:rFonts w:hint="eastAsia" w:ascii="標楷體" w:hAnsi="標楷體" w:eastAsia="標楷體" w:cs="標楷體"/>
+                <w:rFonts w:hint="eastAsia" w:ascii="Times New Roman" w:hAnsi="Times New Roman" w:eastAsia="標楷體" w:cs="標楷體"/>
+                <w:spacing w:val="-4"/>
+                <w:sz w:val="24"/>
+                <w:szCs w:val="24"/>
+              </w:rPr>
+            </w:pPr>
+            <w:r>
+              <w:rPr>
+                <w:rFonts w:hint="eastAsia" w:ascii="Times New Roman" w:hAnsi="Times New Roman" w:eastAsia="標楷體" w:cs="標楷體"/>
                 <w:spacing w:val="-4"/>
                 <w:sz w:val="24"/>
                 <w:szCs w:val="24"/>
@@ -4796,7 +5601,7 @@
               <w:spacing w:before="353"/>
               <w:ind w:left="141"/>
               <w:rPr>
-                <w:rFonts w:hint="eastAsia" w:ascii="標楷體" w:hAnsi="標楷體" w:eastAsia="標楷體" w:cs="標楷體"/>
+                <w:rFonts w:hint="eastAsia" w:ascii="Times New Roman" w:hAnsi="Times New Roman" w:eastAsia="標楷體" w:cs="標楷體"/>
                 <w:b/>
                 <w:bCs/>
                 <w:spacing w:val="-4"/>
@@ -4806,7 +5611,7 @@
             </w:pPr>
             <w:r>
               <w:rPr>
-                <w:rFonts w:hint="eastAsia" w:ascii="標楷體" w:hAnsi="標楷體" w:eastAsia="標楷體" w:cs="標楷體"/>
+                <w:rFonts w:hint="eastAsia" w:ascii="Times New Roman" w:hAnsi="Times New Roman" w:eastAsia="標楷體" w:cs="標楷體"/>
                 <w:b/>
                 <w:bCs/>
                 <w:spacing w:val="-4"/>
@@ -4825,15 +5630,15 @@
               </w:numPr>
               <w:spacing w:before="353"/>
               <w:rPr>
-                <w:rFonts w:hint="eastAsia" w:ascii="標楷體" w:hAnsi="標楷體" w:eastAsia="標楷體" w:cs="標楷體"/>
-                <w:spacing w:val="-4"/>
-                <w:sz w:val="24"/>
-                <w:szCs w:val="24"/>
-              </w:rPr>
-            </w:pPr>
-            <w:r>
-              <w:rPr>
-                <w:rFonts w:hint="eastAsia" w:ascii="標楷體" w:hAnsi="標楷體" w:eastAsia="標楷體" w:cs="標楷體"/>
+                <w:rFonts w:hint="eastAsia" w:ascii="Times New Roman" w:hAnsi="Times New Roman" w:eastAsia="標楷體" w:cs="標楷體"/>
+                <w:spacing w:val="-4"/>
+                <w:sz w:val="24"/>
+                <w:szCs w:val="24"/>
+              </w:rPr>
+            </w:pPr>
+            <w:r>
+              <w:rPr>
+                <w:rFonts w:hint="eastAsia" w:ascii="Times New Roman" w:hAnsi="Times New Roman" w:eastAsia="標楷體" w:cs="標楷體"/>
                 <w:spacing w:val="-4"/>
                 <w:sz w:val="24"/>
                 <w:szCs w:val="24"/>
@@ -4850,14 +5655,14 @@
               </w:numPr>
               <w:spacing w:before="353"/>
               <w:rPr>
-                <w:rFonts w:hint="eastAsia" w:ascii="標楷體" w:hAnsi="標楷體" w:eastAsia="標楷體" w:cs="標楷體"/>
-                <w:sz w:val="24"/>
-                <w:szCs w:val="24"/>
-              </w:rPr>
-            </w:pPr>
-            <w:r>
-              <w:rPr>
-                <w:rFonts w:hint="eastAsia" w:ascii="標楷體" w:hAnsi="標楷體" w:eastAsia="標楷體" w:cs="標楷體"/>
+                <w:rFonts w:hint="eastAsia" w:ascii="Times New Roman" w:hAnsi="Times New Roman" w:eastAsia="標楷體" w:cs="標楷體"/>
+                <w:sz w:val="24"/>
+                <w:szCs w:val="24"/>
+              </w:rPr>
+            </w:pPr>
+            <w:r>
+              <w:rPr>
+                <w:rFonts w:hint="eastAsia" w:ascii="Times New Roman" w:hAnsi="Times New Roman" w:eastAsia="標楷體" w:cs="標楷體"/>
                 <w:spacing w:val="-4"/>
                 <w:sz w:val="24"/>
                 <w:szCs w:val="24"/>
@@ -4874,7 +5679,7 @@
               </w:numPr>
               <w:spacing w:before="353"/>
               <w:rPr>
-                <w:rFonts w:hint="eastAsia" w:ascii="標楷體" w:hAnsi="標楷體" w:eastAsia="標楷體" w:cs="標楷體"/>
+                <w:rFonts w:hint="eastAsia" w:ascii="Times New Roman" w:hAnsi="Times New Roman" w:eastAsia="標楷體" w:cs="標楷體"/>
                 <w:sz w:val="24"/>
                 <w:szCs w:val="24"/>
               </w:rPr>
@@ -4887,14 +5692,14 @@
                 <w:numId w:val="1"/>
               </w:numPr>
               <w:rPr>
-                <w:rFonts w:hint="eastAsia" w:ascii="標楷體" w:hAnsi="標楷體" w:eastAsia="標楷體" w:cs="標楷體"/>
-                <w:sz w:val="24"/>
-                <w:szCs w:val="24"/>
-              </w:rPr>
-            </w:pPr>
-            <w:r>
-              <w:rPr>
-                <w:rFonts w:hint="eastAsia" w:ascii="標楷體" w:hAnsi="標楷體" w:eastAsia="標楷體" w:cs="標楷體"/>
+                <w:rFonts w:hint="eastAsia" w:ascii="Times New Roman" w:hAnsi="Times New Roman" w:eastAsia="標楷體" w:cs="標楷體"/>
+                <w:sz w:val="24"/>
+                <w:szCs w:val="24"/>
+              </w:rPr>
+            </w:pPr>
+            <w:r>
+              <w:rPr>
+                <w:rFonts w:hint="eastAsia" w:ascii="Times New Roman" w:hAnsi="Times New Roman" w:eastAsia="標楷體" w:cs="標楷體"/>
                 <w:sz w:val="24"/>
                 <w:szCs w:val="24"/>
               </w:rPr>
@@ -4907,7 +5712,7 @@
               <w:spacing w:before="120" w:beforeLines="50" w:line="360" w:lineRule="auto"/>
               <w:ind w:left="240" w:hanging="240" w:hangingChars="100"/>
               <w:rPr>
-                <w:rFonts w:hint="eastAsia" w:ascii="標楷體" w:hAnsi="標楷體" w:eastAsia="標楷體" w:cs="標楷體"/>
+                <w:rFonts w:hint="eastAsia" w:ascii="Times New Roman" w:hAnsi="Times New Roman" w:eastAsia="標楷體" w:cs="標楷體"/>
                 <w:color w:val="auto"/>
                 <w:sz w:val="24"/>
                 <w:szCs w:val="24"/>
@@ -4915,7 +5720,7 @@
             </w:pPr>
             <w:r>
               <w:rPr>
-                <w:rFonts w:hint="eastAsia" w:ascii="標楷體" w:hAnsi="標楷體" w:eastAsia="標楷體" w:cs="標楷體"/>
+                <w:rFonts w:hint="eastAsia" w:ascii="Times New Roman" w:hAnsi="Times New Roman" w:eastAsia="標楷體" w:cs="標楷體"/>
                 <w:color w:val="auto"/>
                 <w:sz w:val="24"/>
                 <w:szCs w:val="24"/>
@@ -4925,7 +5730,7 @@
             </w:r>
             <w:r>
               <w:rPr>
-                <w:rFonts w:hint="eastAsia" w:ascii="標楷體" w:hAnsi="標楷體" w:eastAsia="標楷體" w:cs="標楷體"/>
+                <w:rFonts w:hint="eastAsia" w:ascii="Times New Roman" w:hAnsi="Times New Roman" w:eastAsia="標楷體" w:cs="標楷體"/>
                 <w:color w:val="auto"/>
                 <w:sz w:val="24"/>
                 <w:szCs w:val="24"/>
@@ -4939,7 +5744,7 @@
               <w:spacing w:before="120" w:beforeLines="50" w:line="360" w:lineRule="auto"/>
               <w:ind w:left="240" w:hanging="240" w:hangingChars="100"/>
               <w:rPr>
-                <w:rFonts w:hint="eastAsia" w:ascii="標楷體" w:hAnsi="標楷體" w:eastAsia="標楷體" w:cs="標楷體"/>
+                <w:rFonts w:hint="eastAsia" w:ascii="Times New Roman" w:hAnsi="Times New Roman" w:eastAsia="標楷體" w:cs="標楷體"/>
                 <w:color w:val="auto"/>
                 <w:sz w:val="24"/>
                 <w:szCs w:val="24"/>
@@ -4953,14 +5758,14 @@
                 <w:numId w:val="1"/>
               </w:numPr>
               <w:rPr>
-                <w:rFonts w:hint="eastAsia" w:ascii="標楷體" w:hAnsi="標楷體" w:eastAsia="標楷體" w:cs="標楷體"/>
-                <w:sz w:val="24"/>
-                <w:szCs w:val="24"/>
-              </w:rPr>
-            </w:pPr>
-            <w:r>
-              <w:rPr>
-                <w:rFonts w:hint="eastAsia" w:ascii="標楷體" w:hAnsi="標楷體" w:eastAsia="標楷體" w:cs="標楷體"/>
+                <w:rFonts w:hint="eastAsia" w:ascii="Times New Roman" w:hAnsi="Times New Roman" w:eastAsia="標楷體" w:cs="標楷體"/>
+                <w:sz w:val="24"/>
+                <w:szCs w:val="24"/>
+              </w:rPr>
+            </w:pPr>
+            <w:r>
+              <w:rPr>
+                <w:rFonts w:hint="eastAsia" w:ascii="Times New Roman" w:hAnsi="Times New Roman" w:eastAsia="標楷體" w:cs="標楷體"/>
                 <w:sz w:val="24"/>
                 <w:szCs w:val="24"/>
               </w:rPr>
@@ -4977,7 +5782,7 @@
               <w:spacing w:before="120" w:beforeLines="50" w:line="360" w:lineRule="auto"/>
               <w:ind w:left="66" w:leftChars="0"/>
               <w:rPr>
-                <w:rFonts w:hint="eastAsia" w:ascii="標楷體" w:hAnsi="標楷體" w:eastAsia="標楷體" w:cs="標楷體"/>
+                <w:rFonts w:hint="eastAsia" w:ascii="Times New Roman" w:hAnsi="Times New Roman" w:eastAsia="標楷體" w:cs="標楷體"/>
                 <w:color w:val="auto"/>
                 <w:sz w:val="24"/>
                 <w:szCs w:val="24"/>
@@ -4985,7 +5790,7 @@
             </w:pPr>
             <w:r>
               <w:rPr>
-                <w:rFonts w:hint="eastAsia" w:ascii="標楷體" w:hAnsi="標楷體" w:eastAsia="標楷體" w:cs="標楷體"/>
+                <w:rFonts w:hint="eastAsia" w:ascii="Times New Roman" w:hAnsi="Times New Roman" w:eastAsia="標楷體" w:cs="標楷體"/>
                 <w:sz w:val="24"/>
                 <w:szCs w:val="24"/>
               </w:rPr>
@@ -4993,7 +5798,7 @@
             </w:r>
             <w:r>
               <w:rPr>
-                <w:rFonts w:hint="eastAsia" w:ascii="標楷體" w:hAnsi="標楷體" w:eastAsia="標楷體" w:cs="標楷體"/>
+                <w:rFonts w:hint="eastAsia" w:ascii="Times New Roman" w:hAnsi="Times New Roman" w:eastAsia="標楷體" w:cs="標楷體"/>
                 <w:color w:val="auto"/>
                 <w:sz w:val="24"/>
                 <w:szCs w:val="24"/>
@@ -5006,14 +5811,14 @@
               <w:pStyle w:val="28"/>
               <w:spacing w:before="120" w:beforeLines="50" w:line="360" w:lineRule="auto"/>
               <w:rPr>
-                <w:rFonts w:hint="eastAsia" w:ascii="標楷體" w:hAnsi="標楷體" w:eastAsia="標楷體" w:cs="標楷體"/>
-                <w:sz w:val="24"/>
-                <w:szCs w:val="24"/>
-              </w:rPr>
-            </w:pPr>
-            <w:r>
-              <w:rPr>
-                <w:rFonts w:hint="eastAsia" w:ascii="標楷體" w:hAnsi="標楷體" w:eastAsia="標楷體" w:cs="標楷體"/>
+                <w:rFonts w:hint="eastAsia" w:ascii="Times New Roman" w:hAnsi="Times New Roman" w:eastAsia="標楷體" w:cs="標楷體"/>
+                <w:sz w:val="24"/>
+                <w:szCs w:val="24"/>
+              </w:rPr>
+            </w:pPr>
+            <w:r>
+              <w:rPr>
+                <w:rFonts w:hint="eastAsia" w:ascii="Times New Roman" w:hAnsi="Times New Roman" w:eastAsia="標楷體" w:cs="標楷體"/>
                 <w:color w:val="auto"/>
                 <w:sz w:val="24"/>
                 <w:szCs w:val="24"/>
@@ -5022,7 +5827,7 @@
             </w:r>
             <w:r>
               <w:rPr>
-                <w:rFonts w:hint="eastAsia" w:ascii="標楷體" w:hAnsi="標楷體" w:eastAsia="標楷體" w:cs="標楷體"/>
+                <w:rFonts w:hint="eastAsia" w:ascii="Times New Roman" w:hAnsi="Times New Roman" w:eastAsia="標楷體" w:cs="標楷體"/>
                 <w:color w:val="auto"/>
                 <w:sz w:val="24"/>
                 <w:szCs w:val="24"/>
@@ -5032,7 +5837,7 @@
             </w:r>
             <w:r>
               <w:rPr>
-                <w:rFonts w:hint="eastAsia" w:ascii="標楷體" w:hAnsi="標楷體" w:eastAsia="標楷體" w:cs="標楷體"/>
+                <w:rFonts w:hint="eastAsia" w:ascii="Times New Roman" w:hAnsi="Times New Roman" w:eastAsia="標楷體" w:cs="標楷體"/>
                 <w:b/>
                 <w:bCs/>
                 <w:sz w:val="24"/>
@@ -5042,7 +5847,7 @@
             </w:r>
             <w:r>
               <w:rPr>
-                <w:rFonts w:hint="eastAsia" w:ascii="標楷體" w:hAnsi="標楷體" w:eastAsia="標楷體" w:cs="標楷體"/>
+                <w:rFonts w:hint="eastAsia" w:ascii="Times New Roman" w:hAnsi="Times New Roman" w:eastAsia="標楷體" w:cs="標楷體"/>
                 <w:sz w:val="24"/>
                 <w:szCs w:val="24"/>
               </w:rPr>
@@ -5054,14 +5859,14 @@
               <w:pStyle w:val="28"/>
               <w:spacing w:before="120" w:beforeLines="50" w:line="360" w:lineRule="auto"/>
               <w:rPr>
-                <w:rFonts w:hint="eastAsia" w:ascii="標楷體" w:hAnsi="標楷體" w:eastAsia="標楷體" w:cs="標楷體"/>
-                <w:sz w:val="24"/>
-                <w:szCs w:val="24"/>
-              </w:rPr>
-            </w:pPr>
-            <w:r>
-              <w:rPr>
-                <w:rFonts w:hint="eastAsia" w:ascii="標楷體" w:hAnsi="標楷體" w:eastAsia="標楷體" w:cs="標楷體"/>
+                <w:rFonts w:hint="eastAsia" w:ascii="Times New Roman" w:hAnsi="Times New Roman" w:eastAsia="標楷體" w:cs="標楷體"/>
+                <w:sz w:val="24"/>
+                <w:szCs w:val="24"/>
+              </w:rPr>
+            </w:pPr>
+            <w:r>
+              <w:rPr>
+                <w:rFonts w:hint="eastAsia" w:ascii="Times New Roman" w:hAnsi="Times New Roman" w:eastAsia="標楷體" w:cs="標楷體"/>
                 <w:sz w:val="24"/>
                 <w:szCs w:val="24"/>
               </w:rPr>
@@ -5069,7 +5874,7 @@
             </w:r>
             <w:r>
               <w:rPr>
-                <w:rFonts w:hint="eastAsia" w:ascii="標楷體" w:hAnsi="標楷體" w:eastAsia="標楷體" w:cs="標楷體"/>
+                <w:rFonts w:hint="eastAsia" w:ascii="Times New Roman" w:hAnsi="Times New Roman" w:eastAsia="標楷體" w:cs="標楷體"/>
                 <w:sz w:val="24"/>
                 <w:szCs w:val="24"/>
                 <w:lang w:val="en-US" w:eastAsia="zh-TW"/>
@@ -5078,7 +5883,7 @@
             </w:r>
             <w:r>
               <w:rPr>
-                <w:rFonts w:hint="eastAsia" w:ascii="標楷體" w:hAnsi="標楷體" w:eastAsia="標楷體" w:cs="標楷體"/>
+                <w:rFonts w:hint="eastAsia" w:ascii="Times New Roman" w:hAnsi="Times New Roman" w:eastAsia="標楷體" w:cs="標楷體"/>
                 <w:b/>
                 <w:bCs/>
                 <w:sz w:val="24"/>
@@ -5088,7 +5893,7 @@
             </w:r>
             <w:r>
               <w:rPr>
-                <w:rFonts w:hint="eastAsia" w:ascii="標楷體" w:hAnsi="標楷體" w:eastAsia="標楷體" w:cs="標楷體"/>
+                <w:rFonts w:hint="eastAsia" w:ascii="Times New Roman" w:hAnsi="Times New Roman" w:eastAsia="標楷體" w:cs="標楷體"/>
                 <w:sz w:val="24"/>
                 <w:szCs w:val="24"/>
               </w:rPr>
@@ -5100,14 +5905,14 @@
               <w:pStyle w:val="28"/>
               <w:spacing w:before="120" w:beforeLines="50" w:line="360" w:lineRule="auto"/>
               <w:rPr>
-                <w:rFonts w:hint="eastAsia" w:ascii="標楷體" w:hAnsi="標楷體" w:eastAsia="標楷體" w:cs="標楷體"/>
-                <w:sz w:val="24"/>
-                <w:szCs w:val="24"/>
-              </w:rPr>
-            </w:pPr>
-            <w:r>
-              <w:rPr>
-                <w:rFonts w:hint="eastAsia" w:ascii="標楷體" w:hAnsi="標楷體" w:eastAsia="標楷體" w:cs="標楷體"/>
+                <w:rFonts w:hint="eastAsia" w:ascii="Times New Roman" w:hAnsi="Times New Roman" w:eastAsia="標楷體" w:cs="標楷體"/>
+                <w:sz w:val="24"/>
+                <w:szCs w:val="24"/>
+              </w:rPr>
+            </w:pPr>
+            <w:r>
+              <w:rPr>
+                <w:rFonts w:hint="eastAsia" w:ascii="Times New Roman" w:hAnsi="Times New Roman" w:eastAsia="標楷體" w:cs="標楷體"/>
                 <w:sz w:val="24"/>
                 <w:szCs w:val="24"/>
               </w:rPr>
@@ -5115,7 +5920,7 @@
             </w:r>
             <w:r>
               <w:rPr>
-                <w:rFonts w:hint="eastAsia" w:ascii="標楷體" w:hAnsi="標楷體" w:eastAsia="標楷體" w:cs="標楷體"/>
+                <w:rFonts w:hint="eastAsia" w:ascii="Times New Roman" w:hAnsi="Times New Roman" w:eastAsia="標楷體" w:cs="標楷體"/>
                 <w:sz w:val="24"/>
                 <w:szCs w:val="24"/>
                 <w:lang w:val="en-US" w:eastAsia="zh-TW"/>
@@ -5124,7 +5929,7 @@
             </w:r>
             <w:r>
               <w:rPr>
-                <w:rFonts w:hint="eastAsia" w:ascii="標楷體" w:hAnsi="標楷體" w:eastAsia="標楷體" w:cs="標楷體"/>
+                <w:rFonts w:hint="eastAsia" w:ascii="Times New Roman" w:hAnsi="Times New Roman" w:eastAsia="標楷體" w:cs="標楷體"/>
                 <w:b/>
                 <w:bCs/>
                 <w:sz w:val="24"/>
@@ -5134,7 +5939,7 @@
             </w:r>
             <w:r>
               <w:rPr>
-                <w:rFonts w:hint="eastAsia" w:ascii="標楷體" w:hAnsi="標楷體" w:eastAsia="標楷體" w:cs="標楷體"/>
+                <w:rFonts w:hint="eastAsia" w:ascii="Times New Roman" w:hAnsi="Times New Roman" w:eastAsia="標楷體" w:cs="標楷體"/>
                 <w:sz w:val="24"/>
                 <w:szCs w:val="24"/>
               </w:rPr>
@@ -5151,7 +5956,7 @@
               <w:spacing w:before="120" w:beforeLines="50" w:line="360" w:lineRule="auto"/>
               <w:ind w:left="66" w:leftChars="0"/>
               <w:rPr>
-                <w:rFonts w:hint="eastAsia" w:ascii="標楷體" w:hAnsi="標楷體" w:eastAsia="標楷體" w:cs="標楷體"/>
+                <w:rFonts w:hint="eastAsia" w:ascii="Times New Roman" w:hAnsi="Times New Roman" w:eastAsia="標楷體" w:cs="標楷體"/>
                 <w:color w:val="auto"/>
                 <w:sz w:val="24"/>
                 <w:szCs w:val="24"/>
@@ -5159,7 +5964,7 @@
             </w:pPr>
             <w:r>
               <w:rPr>
-                <w:rFonts w:hint="eastAsia" w:ascii="標楷體" w:hAnsi="標楷體" w:eastAsia="標楷體" w:cs="標楷體"/>
+                <w:rFonts w:hint="eastAsia" w:ascii="Times New Roman" w:hAnsi="Times New Roman" w:eastAsia="標楷體" w:cs="標楷體"/>
                 <w:sz w:val="24"/>
                 <w:szCs w:val="24"/>
               </w:rPr>
@@ -5167,7 +5972,7 @@
             </w:r>
             <w:r>
               <w:rPr>
-                <w:rFonts w:hint="eastAsia" w:ascii="標楷體" w:hAnsi="標楷體" w:eastAsia="標楷體" w:cs="標楷體"/>
+                <w:rFonts w:hint="eastAsia" w:ascii="Times New Roman" w:hAnsi="Times New Roman" w:eastAsia="標楷體" w:cs="標楷體"/>
                 <w:color w:val="auto"/>
                 <w:sz w:val="24"/>
                 <w:szCs w:val="24"/>
@@ -5181,14 +5986,14 @@
               <w:spacing w:before="120" w:beforeLines="50" w:line="360" w:lineRule="auto"/>
               <w:ind w:left="480"/>
               <w:rPr>
-                <w:rFonts w:hint="eastAsia" w:ascii="標楷體" w:hAnsi="標楷體" w:eastAsia="標楷體" w:cs="標楷體"/>
-                <w:sz w:val="24"/>
-                <w:szCs w:val="24"/>
-              </w:rPr>
-            </w:pPr>
-            <w:r>
-              <w:rPr>
-                <w:rFonts w:hint="eastAsia" w:ascii="標楷體" w:hAnsi="標楷體" w:eastAsia="標楷體" w:cs="標楷體"/>
+                <w:rFonts w:hint="eastAsia" w:ascii="Times New Roman" w:hAnsi="Times New Roman" w:eastAsia="標楷體" w:cs="標楷體"/>
+                <w:sz w:val="24"/>
+                <w:szCs w:val="24"/>
+              </w:rPr>
+            </w:pPr>
+            <w:r>
+              <w:rPr>
+                <w:rFonts w:hint="eastAsia" w:ascii="Times New Roman" w:hAnsi="Times New Roman" w:eastAsia="標楷體" w:cs="標楷體"/>
                 <w:b/>
                 <w:bCs/>
                 <w:sz w:val="24"/>
@@ -5198,7 +6003,7 @@
             </w:r>
             <w:r>
               <w:rPr>
-                <w:rFonts w:hint="eastAsia" w:ascii="標楷體" w:hAnsi="標楷體" w:eastAsia="標楷體" w:cs="標楷體"/>
+                <w:rFonts w:hint="eastAsia" w:ascii="Times New Roman" w:hAnsi="Times New Roman" w:eastAsia="標楷體" w:cs="標楷體"/>
                 <w:sz w:val="24"/>
                 <w:szCs w:val="24"/>
               </w:rPr>
@@ -5211,14 +6016,14 @@
               <w:spacing w:before="120" w:beforeLines="50" w:line="360" w:lineRule="auto"/>
               <w:ind w:left="480"/>
               <w:rPr>
-                <w:rFonts w:hint="eastAsia" w:ascii="標楷體" w:hAnsi="標楷體" w:eastAsia="標楷體" w:cs="標楷體"/>
-                <w:sz w:val="24"/>
-                <w:szCs w:val="24"/>
-              </w:rPr>
-            </w:pPr>
-            <w:r>
-              <w:rPr>
-                <w:rFonts w:hint="eastAsia" w:ascii="標楷體" w:hAnsi="標楷體" w:eastAsia="標楷體" w:cs="標楷體"/>
+                <w:rFonts w:hint="eastAsia" w:ascii="Times New Roman" w:hAnsi="Times New Roman" w:eastAsia="標楷體" w:cs="標楷體"/>
+                <w:sz w:val="24"/>
+                <w:szCs w:val="24"/>
+              </w:rPr>
+            </w:pPr>
+            <w:r>
+              <w:rPr>
+                <w:rFonts w:hint="eastAsia" w:ascii="Times New Roman" w:hAnsi="Times New Roman" w:eastAsia="標楷體" w:cs="標楷體"/>
                 <w:b/>
                 <w:bCs/>
                 <w:sz w:val="24"/>
@@ -5228,7 +6033,7 @@
             </w:r>
             <w:r>
               <w:rPr>
-                <w:rFonts w:hint="eastAsia" w:ascii="標楷體" w:hAnsi="標楷體" w:eastAsia="標楷體" w:cs="標楷體"/>
+                <w:rFonts w:hint="eastAsia" w:ascii="Times New Roman" w:hAnsi="Times New Roman" w:eastAsia="標楷體" w:cs="標楷體"/>
                 <w:sz w:val="24"/>
                 <w:szCs w:val="24"/>
               </w:rPr>
@@ -5245,7 +6050,7 @@
               <w:spacing w:before="120" w:beforeLines="50" w:line="360" w:lineRule="auto"/>
               <w:ind w:left="66" w:leftChars="0"/>
               <w:rPr>
-                <w:rFonts w:hint="eastAsia" w:ascii="標楷體" w:hAnsi="標楷體" w:eastAsia="標楷體" w:cs="標楷體"/>
+                <w:rFonts w:hint="eastAsia" w:ascii="Times New Roman" w:hAnsi="Times New Roman" w:eastAsia="標楷體" w:cs="標楷體"/>
                 <w:color w:val="auto"/>
                 <w:sz w:val="24"/>
                 <w:szCs w:val="24"/>
@@ -5253,7 +6058,7 @@
             </w:pPr>
             <w:r>
               <w:rPr>
-                <w:rFonts w:hint="eastAsia" w:ascii="標楷體" w:hAnsi="標楷體" w:eastAsia="標楷體" w:cs="標楷體"/>
+                <w:rFonts w:hint="eastAsia" w:ascii="Times New Roman" w:hAnsi="Times New Roman" w:eastAsia="標楷體" w:cs="標楷體"/>
                 <w:sz w:val="24"/>
                 <w:szCs w:val="24"/>
               </w:rPr>
@@ -5261,7 +6066,7 @@
             </w:r>
             <w:r>
               <w:rPr>
-                <w:rFonts w:hint="eastAsia" w:ascii="標楷體" w:hAnsi="標楷體" w:eastAsia="標楷體" w:cs="標楷體"/>
+                <w:rFonts w:hint="eastAsia" w:ascii="Times New Roman" w:hAnsi="Times New Roman" w:eastAsia="標楷體" w:cs="標楷體"/>
                 <w:sz w:val="24"/>
                 <w:szCs w:val="24"/>
                 <w:lang w:val="en-US" w:eastAsia="zh-TW"/>
@@ -5270,7 +6075,7 @@
             </w:r>
             <w:r>
               <w:rPr>
-                <w:rFonts w:hint="eastAsia" w:ascii="標楷體" w:hAnsi="標楷體" w:eastAsia="標楷體" w:cs="標楷體"/>
+                <w:rFonts w:hint="eastAsia" w:ascii="Times New Roman" w:hAnsi="Times New Roman" w:eastAsia="標楷體" w:cs="標楷體"/>
                 <w:sz w:val="24"/>
                 <w:szCs w:val="24"/>
               </w:rPr>
@@ -5278,7 +6083,7 @@
             </w:r>
             <w:r>
               <w:rPr>
-                <w:rFonts w:hint="eastAsia" w:ascii="標楷體" w:hAnsi="標楷體" w:eastAsia="標楷體" w:cs="標楷體"/>
+                <w:rFonts w:hint="eastAsia" w:ascii="Times New Roman" w:hAnsi="Times New Roman" w:eastAsia="標楷體" w:cs="標楷體"/>
                 <w:color w:val="auto"/>
                 <w:sz w:val="24"/>
                 <w:szCs w:val="24"/>
@@ -5294,7 +6099,7 @@
               </w:numPr>
               <w:ind w:leftChars="0" w:firstLine="480" w:firstLineChars="200"/>
               <w:rPr>
-                <w:rFonts w:hint="eastAsia" w:ascii="標楷體" w:hAnsi="標楷體" w:eastAsia="標楷體" w:cs="標楷體"/>
+                <w:rFonts w:hint="eastAsia" w:ascii="Times New Roman" w:hAnsi="Times New Roman" w:eastAsia="標楷體" w:cs="標楷體"/>
                 <w:b/>
                 <w:bCs/>
                 <w:sz w:val="24"/>
@@ -5303,7 +6108,7 @@
             </w:pPr>
             <w:r>
               <w:rPr>
-                <w:rFonts w:hint="eastAsia" w:ascii="標楷體" w:hAnsi="標楷體" w:eastAsia="標楷體" w:cs="標楷體"/>
+                <w:rFonts w:hint="eastAsia" w:ascii="Times New Roman" w:hAnsi="Times New Roman" w:eastAsia="標楷體" w:cs="標楷體"/>
                 <w:b/>
                 <w:bCs/>
                 <w:sz w:val="24"/>
@@ -5320,7 +6125,7 @@
               </w:numPr>
               <w:ind w:leftChars="0"/>
               <w:rPr>
-                <w:rFonts w:hint="eastAsia" w:ascii="標楷體" w:hAnsi="標楷體" w:eastAsia="標楷體" w:cs="標楷體"/>
+                <w:rFonts w:hint="eastAsia" w:ascii="Times New Roman" w:hAnsi="Times New Roman" w:eastAsia="標楷體" w:cs="標楷體"/>
                 <w:b/>
                 <w:bCs/>
                 <w:sz w:val="24"/>
@@ -5335,14 +6140,14 @@
                 <w:numId w:val="1"/>
               </w:numPr>
               <w:rPr>
-                <w:rFonts w:hint="eastAsia" w:ascii="標楷體" w:hAnsi="標楷體" w:eastAsia="標楷體" w:cs="標楷體"/>
-                <w:sz w:val="24"/>
-                <w:szCs w:val="24"/>
-              </w:rPr>
-            </w:pPr>
-            <w:r>
-              <w:rPr>
-                <w:rFonts w:hint="eastAsia" w:ascii="標楷體" w:hAnsi="標楷體" w:eastAsia="標楷體" w:cs="標楷體"/>
+                <w:rFonts w:hint="eastAsia" w:ascii="Times New Roman" w:hAnsi="Times New Roman" w:eastAsia="標楷體" w:cs="標楷體"/>
+                <w:sz w:val="24"/>
+                <w:szCs w:val="24"/>
+              </w:rPr>
+            </w:pPr>
+            <w:r>
+              <w:rPr>
+                <w:rFonts w:hint="eastAsia" w:ascii="Times New Roman" w:hAnsi="Times New Roman" w:eastAsia="標楷體" w:cs="標楷體"/>
                 <w:sz w:val="24"/>
                 <w:szCs w:val="24"/>
               </w:rPr>
@@ -5358,15 +6163,15 @@
               </w:numPr>
               <w:spacing w:before="353"/>
               <w:rPr>
-                <w:rFonts w:hint="eastAsia" w:ascii="標楷體" w:hAnsi="標楷體" w:eastAsia="標楷體" w:cs="標楷體"/>
-                <w:spacing w:val="-4"/>
-                <w:sz w:val="24"/>
-                <w:szCs w:val="24"/>
-              </w:rPr>
-            </w:pPr>
-            <w:r>
-              <w:rPr>
-                <w:rFonts w:hint="eastAsia" w:ascii="標楷體" w:hAnsi="標楷體" w:eastAsia="標楷體" w:cs="標楷體"/>
+                <w:rFonts w:hint="eastAsia" w:ascii="Times New Roman" w:hAnsi="Times New Roman" w:eastAsia="標楷體" w:cs="標楷體"/>
+                <w:spacing w:val="-4"/>
+                <w:sz w:val="24"/>
+                <w:szCs w:val="24"/>
+              </w:rPr>
+            </w:pPr>
+            <w:r>
+              <w:rPr>
+                <w:rFonts w:hint="eastAsia" w:ascii="Times New Roman" w:hAnsi="Times New Roman" w:eastAsia="標楷體" w:cs="標楷體"/>
                 <w:spacing w:val="-4"/>
                 <w:sz w:val="24"/>
                 <w:szCs w:val="24"/>
@@ -5375,7 +6180,7 @@
             </w:r>
             <w:r>
               <w:rPr>
-                <w:rFonts w:hint="eastAsia" w:ascii="標楷體" w:hAnsi="標楷體" w:eastAsia="標楷體" w:cs="標楷體"/>
+                <w:rFonts w:hint="eastAsia" w:ascii="Times New Roman" w:hAnsi="Times New Roman" w:eastAsia="標楷體" w:cs="標楷體"/>
                 <w:spacing w:val="-4"/>
                 <w:sz w:val="24"/>
                 <w:szCs w:val="24"/>
@@ -5385,7 +6190,7 @@
             </w:r>
             <w:r>
               <w:rPr>
-                <w:rFonts w:hint="eastAsia" w:ascii="標楷體" w:hAnsi="標楷體" w:eastAsia="標楷體" w:cs="標楷體"/>
+                <w:rFonts w:hint="eastAsia" w:ascii="Times New Roman" w:hAnsi="Times New Roman" w:eastAsia="標楷體" w:cs="標楷體"/>
                 <w:spacing w:val="-4"/>
                 <w:sz w:val="24"/>
                 <w:szCs w:val="24"/>
@@ -5394,7 +6199,7 @@
             </w:r>
             <w:r>
               <w:rPr>
-                <w:rFonts w:hint="eastAsia" w:ascii="標楷體" w:hAnsi="標楷體" w:eastAsia="標楷體" w:cs="標楷體"/>
+                <w:rFonts w:hint="eastAsia" w:ascii="Times New Roman" w:hAnsi="Times New Roman" w:eastAsia="標楷體" w:cs="標楷體"/>
                 <w:spacing w:val="-4"/>
                 <w:sz w:val="24"/>
                 <w:szCs w:val="24"/>
@@ -5404,7 +6209,7 @@
             </w:r>
             <w:r>
               <w:rPr>
-                <w:rFonts w:hint="eastAsia" w:ascii="標楷體" w:hAnsi="標楷體" w:eastAsia="標楷體" w:cs="標楷體"/>
+                <w:rFonts w:hint="eastAsia" w:ascii="Times New Roman" w:hAnsi="Times New Roman" w:eastAsia="標楷體" w:cs="標楷體"/>
                 <w:spacing w:val="-4"/>
                 <w:sz w:val="24"/>
                 <w:szCs w:val="24"/>
@@ -5413,7 +6218,7 @@
             </w:r>
             <w:r>
               <w:rPr>
-                <w:rFonts w:hint="eastAsia" w:ascii="標楷體" w:hAnsi="標楷體" w:eastAsia="標楷體" w:cs="標楷體"/>
+                <w:rFonts w:hint="eastAsia" w:ascii="Times New Roman" w:hAnsi="Times New Roman" w:eastAsia="標楷體" w:cs="標楷體"/>
                 <w:spacing w:val="-4"/>
                 <w:sz w:val="24"/>
                 <w:szCs w:val="24"/>
@@ -5423,7 +6228,7 @@
             </w:r>
             <w:r>
               <w:rPr>
-                <w:rFonts w:hint="eastAsia" w:ascii="標楷體" w:hAnsi="標楷體" w:eastAsia="標楷體" w:cs="標楷體"/>
+                <w:rFonts w:hint="eastAsia" w:ascii="Times New Roman" w:hAnsi="Times New Roman" w:eastAsia="標楷體" w:cs="標楷體"/>
                 <w:b/>
                 <w:bCs/>
                 <w:spacing w:val="-4"/>
@@ -5434,7 +6239,7 @@
             </w:r>
             <w:r>
               <w:rPr>
-                <w:rFonts w:hint="eastAsia" w:ascii="標楷體" w:hAnsi="標楷體" w:eastAsia="標楷體" w:cs="標楷體"/>
+                <w:rFonts w:hint="eastAsia" w:ascii="Times New Roman" w:hAnsi="Times New Roman" w:eastAsia="標楷體" w:cs="標楷體"/>
                 <w:b/>
                 <w:bCs/>
                 <w:spacing w:val="-4"/>
@@ -5446,7 +6251,7 @@
             </w:r>
             <w:r>
               <w:rPr>
-                <w:rFonts w:hint="eastAsia" w:ascii="標楷體" w:hAnsi="標楷體" w:eastAsia="標楷體" w:cs="標楷體"/>
+                <w:rFonts w:hint="eastAsia" w:ascii="Times New Roman" w:hAnsi="Times New Roman" w:eastAsia="標楷體" w:cs="標楷體"/>
                 <w:b/>
                 <w:bCs/>
                 <w:spacing w:val="-4"/>
@@ -5457,7 +6262,7 @@
             </w:r>
             <w:r>
               <w:rPr>
-                <w:rFonts w:hint="eastAsia" w:ascii="標楷體" w:hAnsi="標楷體" w:eastAsia="標楷體" w:cs="標楷體"/>
+                <w:rFonts w:hint="eastAsia" w:ascii="Times New Roman" w:hAnsi="Times New Roman" w:eastAsia="標楷體" w:cs="標楷體"/>
                 <w:b/>
                 <w:bCs/>
                 <w:spacing w:val="-4"/>
@@ -5469,7 +6274,7 @@
             </w:r>
             <w:r>
               <w:rPr>
-                <w:rFonts w:hint="eastAsia" w:ascii="標楷體" w:hAnsi="標楷體" w:eastAsia="標楷體" w:cs="標楷體"/>
+                <w:rFonts w:hint="eastAsia" w:ascii="Times New Roman" w:hAnsi="Times New Roman" w:eastAsia="標楷體" w:cs="標楷體"/>
                 <w:b/>
                 <w:bCs/>
                 <w:spacing w:val="-4"/>
@@ -5480,7 +6285,7 @@
             </w:r>
             <w:r>
               <w:rPr>
-                <w:rFonts w:hint="eastAsia" w:ascii="標楷體" w:hAnsi="標楷體" w:eastAsia="標楷體" w:cs="標楷體"/>
+                <w:rFonts w:hint="eastAsia" w:ascii="Times New Roman" w:hAnsi="Times New Roman" w:eastAsia="標楷體" w:cs="標楷體"/>
                 <w:b/>
                 <w:bCs/>
                 <w:spacing w:val="-4"/>
@@ -5492,7 +6297,7 @@
             </w:r>
             <w:r>
               <w:rPr>
-                <w:rFonts w:hint="eastAsia" w:ascii="標楷體" w:hAnsi="標楷體" w:eastAsia="標楷體" w:cs="標楷體"/>
+                <w:rFonts w:hint="eastAsia" w:ascii="Times New Roman" w:hAnsi="Times New Roman" w:eastAsia="標楷體" w:cs="標楷體"/>
                 <w:b/>
                 <w:bCs/>
                 <w:spacing w:val="-4"/>
@@ -5503,7 +6308,7 @@
             </w:r>
             <w:r>
               <w:rPr>
-                <w:rFonts w:hint="eastAsia" w:ascii="標楷體" w:hAnsi="標楷體" w:eastAsia="標楷體" w:cs="標楷體"/>
+                <w:rFonts w:hint="eastAsia" w:ascii="Times New Roman" w:hAnsi="Times New Roman" w:eastAsia="標楷體" w:cs="標楷體"/>
                 <w:b/>
                 <w:bCs/>
                 <w:spacing w:val="-4"/>
@@ -5515,7 +6320,7 @@
             </w:r>
             <w:r>
               <w:rPr>
-                <w:rFonts w:hint="eastAsia" w:ascii="標楷體" w:hAnsi="標楷體" w:eastAsia="標楷體" w:cs="標楷體"/>
+                <w:rFonts w:hint="eastAsia" w:ascii="Times New Roman" w:hAnsi="Times New Roman" w:eastAsia="標楷體" w:cs="標楷體"/>
                 <w:b/>
                 <w:bCs/>
                 <w:spacing w:val="-4"/>
@@ -5526,7 +6331,7 @@
             </w:r>
             <w:r>
               <w:rPr>
-                <w:rFonts w:hint="eastAsia" w:ascii="標楷體" w:hAnsi="標楷體" w:eastAsia="標楷體" w:cs="標楷體"/>
+                <w:rFonts w:hint="eastAsia" w:ascii="Times New Roman" w:hAnsi="Times New Roman" w:eastAsia="標楷體" w:cs="標楷體"/>
                 <w:spacing w:val="-4"/>
                 <w:sz w:val="24"/>
                 <w:szCs w:val="24"/>
@@ -5543,15 +6348,15 @@
               </w:numPr>
               <w:spacing w:before="353"/>
               <w:rPr>
-                <w:rFonts w:hint="eastAsia" w:ascii="標楷體" w:hAnsi="標楷體" w:eastAsia="標楷體" w:cs="標楷體"/>
-                <w:spacing w:val="-4"/>
-                <w:sz w:val="24"/>
-                <w:szCs w:val="24"/>
-              </w:rPr>
-            </w:pPr>
-            <w:r>
-              <w:rPr>
-                <w:rFonts w:hint="eastAsia" w:ascii="標楷體" w:hAnsi="標楷體" w:eastAsia="標楷體" w:cs="標楷體"/>
+                <w:rFonts w:hint="eastAsia" w:ascii="Times New Roman" w:hAnsi="Times New Roman" w:eastAsia="標楷體" w:cs="標楷體"/>
+                <w:spacing w:val="-4"/>
+                <w:sz w:val="24"/>
+                <w:szCs w:val="24"/>
+              </w:rPr>
+            </w:pPr>
+            <w:r>
+              <w:rPr>
+                <w:rFonts w:hint="eastAsia" w:ascii="Times New Roman" w:hAnsi="Times New Roman" w:eastAsia="標楷體" w:cs="標楷體"/>
                 <w:spacing w:val="-4"/>
                 <w:sz w:val="24"/>
                 <w:szCs w:val="24"/>
@@ -5560,7 +6365,7 @@
             </w:r>
             <w:r>
               <w:rPr>
-                <w:rFonts w:hint="eastAsia" w:ascii="標楷體" w:hAnsi="標楷體" w:eastAsia="標楷體" w:cs="標楷體"/>
+                <w:rFonts w:hint="eastAsia" w:ascii="Times New Roman" w:hAnsi="Times New Roman" w:eastAsia="標楷體" w:cs="標楷體"/>
                 <w:spacing w:val="-4"/>
                 <w:sz w:val="24"/>
                 <w:szCs w:val="24"/>
@@ -5570,7 +6375,7 @@
             </w:r>
             <w:r>
               <w:rPr>
-                <w:rFonts w:hint="eastAsia" w:ascii="標楷體" w:hAnsi="標楷體" w:eastAsia="標楷體" w:cs="標楷體"/>
+                <w:rFonts w:hint="eastAsia" w:ascii="Times New Roman" w:hAnsi="Times New Roman" w:eastAsia="標楷體" w:cs="標楷體"/>
                 <w:b/>
                 <w:bCs/>
                 <w:spacing w:val="-4"/>
@@ -5581,7 +6386,7 @@
             </w:r>
             <w:r>
               <w:rPr>
-                <w:rFonts w:hint="eastAsia" w:ascii="標楷體" w:hAnsi="標楷體" w:eastAsia="標楷體" w:cs="標楷體"/>
+                <w:rFonts w:hint="eastAsia" w:ascii="Times New Roman" w:hAnsi="Times New Roman" w:eastAsia="標楷體" w:cs="標楷體"/>
                 <w:spacing w:val="-4"/>
                 <w:sz w:val="24"/>
                 <w:szCs w:val="24"/>
@@ -5598,15 +6403,15 @@
               </w:numPr>
               <w:spacing w:before="353"/>
               <w:rPr>
-                <w:rFonts w:hint="eastAsia" w:ascii="標楷體" w:hAnsi="標楷體" w:eastAsia="標楷體" w:cs="標楷體"/>
-                <w:spacing w:val="-4"/>
-                <w:sz w:val="24"/>
-                <w:szCs w:val="24"/>
-              </w:rPr>
-            </w:pPr>
-            <w:r>
-              <w:rPr>
-                <w:rFonts w:hint="eastAsia" w:ascii="標楷體" w:hAnsi="標楷體" w:eastAsia="標楷體" w:cs="標楷體"/>
+                <w:rFonts w:hint="eastAsia" w:ascii="Times New Roman" w:hAnsi="Times New Roman" w:eastAsia="標楷體" w:cs="標楷體"/>
+                <w:spacing w:val="-4"/>
+                <w:sz w:val="24"/>
+                <w:szCs w:val="24"/>
+              </w:rPr>
+            </w:pPr>
+            <w:r>
+              <w:rPr>
+                <w:rFonts w:hint="eastAsia" w:ascii="Times New Roman" w:hAnsi="Times New Roman" w:eastAsia="標楷體" w:cs="標楷體"/>
                 <w:spacing w:val="-4"/>
                 <w:sz w:val="24"/>
                 <w:szCs w:val="24"/>
@@ -5615,7 +6420,7 @@
             </w:r>
             <w:r>
               <w:rPr>
-                <w:rFonts w:hint="eastAsia" w:ascii="標楷體" w:hAnsi="標楷體" w:eastAsia="標楷體" w:cs="標楷體"/>
+                <w:rFonts w:hint="eastAsia" w:ascii="Times New Roman" w:hAnsi="Times New Roman" w:eastAsia="標楷體" w:cs="標楷體"/>
                 <w:spacing w:val="-4"/>
                 <w:sz w:val="24"/>
                 <w:szCs w:val="24"/>
@@ -5625,7 +6430,7 @@
             </w:r>
             <w:r>
               <w:rPr>
-                <w:rFonts w:hint="eastAsia" w:ascii="標楷體" w:hAnsi="標楷體" w:eastAsia="標楷體" w:cs="標楷體"/>
+                <w:rFonts w:hint="eastAsia" w:ascii="Times New Roman" w:hAnsi="Times New Roman" w:eastAsia="標楷體" w:cs="標楷體"/>
                 <w:b/>
                 <w:bCs/>
                 <w:spacing w:val="-4"/>
@@ -5636,7 +6441,7 @@
             </w:r>
             <w:r>
               <w:rPr>
-                <w:rFonts w:hint="eastAsia" w:ascii="標楷體" w:hAnsi="標楷體" w:eastAsia="標楷體" w:cs="標楷體"/>
+                <w:rFonts w:hint="eastAsia" w:ascii="Times New Roman" w:hAnsi="Times New Roman" w:eastAsia="標楷體" w:cs="標楷體"/>
                 <w:spacing w:val="-4"/>
                 <w:sz w:val="24"/>
                 <w:szCs w:val="24"/>
@@ -5653,15 +6458,15 @@
               </w:numPr>
               <w:spacing w:before="353"/>
               <w:rPr>
-                <w:rFonts w:hint="eastAsia" w:ascii="標楷體" w:hAnsi="標楷體" w:eastAsia="標楷體" w:cs="標楷體"/>
-                <w:spacing w:val="-4"/>
-                <w:sz w:val="24"/>
-                <w:szCs w:val="24"/>
-              </w:rPr>
-            </w:pPr>
-            <w:r>
-              <w:rPr>
-                <w:rFonts w:hint="eastAsia" w:ascii="標楷體" w:hAnsi="標楷體" w:eastAsia="標楷體" w:cs="標楷體"/>
+                <w:rFonts w:hint="eastAsia" w:ascii="Times New Roman" w:hAnsi="Times New Roman" w:eastAsia="標楷體" w:cs="標楷體"/>
+                <w:spacing w:val="-4"/>
+                <w:sz w:val="24"/>
+                <w:szCs w:val="24"/>
+              </w:rPr>
+            </w:pPr>
+            <w:r>
+              <w:rPr>
+                <w:rFonts w:hint="eastAsia" w:ascii="Times New Roman" w:hAnsi="Times New Roman" w:eastAsia="標楷體" w:cs="標楷體"/>
                 <w:spacing w:val="-4"/>
                 <w:sz w:val="24"/>
                 <w:szCs w:val="24"/>
@@ -5670,7 +6475,7 @@
             </w:r>
             <w:r>
               <w:rPr>
-                <w:rFonts w:hint="eastAsia" w:ascii="標楷體" w:hAnsi="標楷體" w:eastAsia="標楷體" w:cs="標楷體"/>
+                <w:rFonts w:hint="eastAsia" w:ascii="Times New Roman" w:hAnsi="Times New Roman" w:eastAsia="標楷體" w:cs="標楷體"/>
                 <w:spacing w:val="-4"/>
                 <w:sz w:val="24"/>
                 <w:szCs w:val="24"/>
@@ -5680,7 +6485,7 @@
             </w:r>
             <w:r>
               <w:rPr>
-                <w:rFonts w:hint="eastAsia" w:ascii="標楷體" w:hAnsi="標楷體" w:eastAsia="標楷體" w:cs="標楷體"/>
+                <w:rFonts w:hint="eastAsia" w:ascii="Times New Roman" w:hAnsi="Times New Roman" w:eastAsia="標楷體" w:cs="標楷體"/>
                 <w:b/>
                 <w:bCs/>
                 <w:spacing w:val="-4"/>
@@ -5691,7 +6496,7 @@
             </w:r>
             <w:r>
               <w:rPr>
-                <w:rFonts w:hint="eastAsia" w:ascii="標楷體" w:hAnsi="標楷體" w:eastAsia="標楷體" w:cs="標楷體"/>
+                <w:rFonts w:hint="eastAsia" w:ascii="Times New Roman" w:hAnsi="Times New Roman" w:eastAsia="標楷體" w:cs="標楷體"/>
                 <w:spacing w:val="-4"/>
                 <w:sz w:val="24"/>
                 <w:szCs w:val="24"/>
@@ -5708,15 +6513,15 @@
               </w:numPr>
               <w:spacing w:before="353"/>
               <w:rPr>
-                <w:rFonts w:hint="eastAsia" w:ascii="標楷體" w:hAnsi="標楷體" w:eastAsia="標楷體" w:cs="標楷體"/>
-                <w:spacing w:val="-4"/>
-                <w:sz w:val="24"/>
-                <w:szCs w:val="24"/>
-              </w:rPr>
-            </w:pPr>
-            <w:r>
-              <w:rPr>
-                <w:rFonts w:hint="eastAsia" w:ascii="標楷體" w:hAnsi="標楷體" w:eastAsia="標楷體" w:cs="標楷體"/>
+                <w:rFonts w:hint="eastAsia" w:ascii="Times New Roman" w:hAnsi="Times New Roman" w:eastAsia="標楷體" w:cs="標楷體"/>
+                <w:spacing w:val="-4"/>
+                <w:sz w:val="24"/>
+                <w:szCs w:val="24"/>
+              </w:rPr>
+            </w:pPr>
+            <w:r>
+              <w:rPr>
+                <w:rFonts w:hint="eastAsia" w:ascii="Times New Roman" w:hAnsi="Times New Roman" w:eastAsia="標楷體" w:cs="標楷體"/>
                 <w:spacing w:val="-4"/>
                 <w:sz w:val="24"/>
                 <w:szCs w:val="24"/>
@@ -5725,7 +6530,7 @@
             </w:r>
             <w:r>
               <w:rPr>
-                <w:rFonts w:hint="eastAsia" w:ascii="標楷體" w:hAnsi="標楷體" w:eastAsia="標楷體" w:cs="標楷體"/>
+                <w:rFonts w:hint="eastAsia" w:ascii="Times New Roman" w:hAnsi="Times New Roman" w:eastAsia="標楷體" w:cs="標楷體"/>
                 <w:b/>
                 <w:bCs/>
                 <w:spacing w:val="-4"/>
@@ -5736,7 +6541,7 @@
             </w:r>
             <w:r>
               <w:rPr>
-                <w:rFonts w:hint="eastAsia" w:ascii="標楷體" w:hAnsi="標楷體" w:eastAsia="標楷體" w:cs="標楷體"/>
+                <w:rFonts w:hint="eastAsia" w:ascii="Times New Roman" w:hAnsi="Times New Roman" w:eastAsia="標楷體" w:cs="標楷體"/>
                 <w:b/>
                 <w:bCs/>
                 <w:spacing w:val="-4"/>
@@ -5748,7 +6553,7 @@
             </w:r>
             <w:r>
               <w:rPr>
-                <w:rFonts w:hint="eastAsia" w:ascii="標楷體" w:hAnsi="標楷體" w:eastAsia="標楷體" w:cs="標楷體"/>
+                <w:rFonts w:hint="eastAsia" w:ascii="Times New Roman" w:hAnsi="Times New Roman" w:eastAsia="標楷體" w:cs="標楷體"/>
                 <w:b/>
                 <w:bCs/>
                 <w:spacing w:val="-4"/>
@@ -5759,7 +6564,7 @@
             </w:r>
             <w:r>
               <w:rPr>
-                <w:rFonts w:hint="eastAsia" w:ascii="標楷體" w:hAnsi="標楷體" w:eastAsia="標楷體" w:cs="標楷體"/>
+                <w:rFonts w:hint="eastAsia" w:ascii="Times New Roman" w:hAnsi="Times New Roman" w:eastAsia="標楷體" w:cs="標楷體"/>
                 <w:b/>
                 <w:bCs/>
                 <w:spacing w:val="-4"/>
@@ -5771,7 +6576,7 @@
             </w:r>
             <w:r>
               <w:rPr>
-                <w:rFonts w:hint="eastAsia" w:ascii="標楷體" w:hAnsi="標楷體" w:eastAsia="標楷體" w:cs="標楷體"/>
+                <w:rFonts w:hint="eastAsia" w:ascii="Times New Roman" w:hAnsi="Times New Roman" w:eastAsia="標楷體" w:cs="標楷體"/>
                 <w:b/>
                 <w:bCs/>
                 <w:spacing w:val="-4"/>
@@ -5782,7 +6587,7 @@
             </w:r>
             <w:r>
               <w:rPr>
-                <w:rFonts w:hint="eastAsia" w:ascii="標楷體" w:hAnsi="標楷體" w:eastAsia="標楷體" w:cs="標楷體"/>
+                <w:rFonts w:hint="eastAsia" w:ascii="Times New Roman" w:hAnsi="Times New Roman" w:eastAsia="標楷體" w:cs="標楷體"/>
                 <w:spacing w:val="-4"/>
                 <w:sz w:val="24"/>
                 <w:szCs w:val="24"/>
@@ -5799,7 +6604,7 @@
               </w:numPr>
               <w:spacing w:before="353"/>
               <w:rPr>
-                <w:rFonts w:hint="eastAsia" w:ascii="標楷體" w:hAnsi="標楷體" w:eastAsia="標楷體" w:cs="標楷體"/>
+                <w:rFonts w:hint="eastAsia" w:ascii="Times New Roman" w:hAnsi="Times New Roman" w:eastAsia="標楷體" w:cs="標楷體"/>
                 <w:spacing w:val="-4"/>
                 <w:sz w:val="24"/>
                 <w:szCs w:val="24"/>
@@ -5813,7 +6618,7 @@
                 <w:numId w:val="1"/>
               </w:numPr>
               <w:rPr>
-                <w:rFonts w:hint="eastAsia" w:ascii="標楷體" w:hAnsi="標楷體" w:eastAsia="標楷體" w:cs="標楷體"/>
+                <w:rFonts w:hint="eastAsia" w:ascii="Times New Roman" w:hAnsi="Times New Roman" w:eastAsia="標楷體" w:cs="標楷體"/>
                 <w:sz w:val="24"/>
                 <w:szCs w:val="24"/>
                 <w:lang w:val="en-US" w:eastAsia="zh-TW"/>
@@ -5821,7 +6626,7 @@
             </w:pPr>
             <w:r>
               <w:rPr>
-                <w:rFonts w:hint="eastAsia" w:ascii="標楷體" w:hAnsi="標楷體" w:eastAsia="標楷體" w:cs="標楷體"/>
+                <w:rFonts w:hint="eastAsia" w:ascii="Times New Roman" w:hAnsi="Times New Roman" w:eastAsia="標楷體" w:cs="標楷體"/>
                 <w:sz w:val="24"/>
                 <w:szCs w:val="24"/>
               </w:rPr>
@@ -5838,15 +6643,15 @@
               <w:spacing w:before="353"/>
               <w:ind w:left="141" w:leftChars="0"/>
               <w:rPr>
-                <w:rFonts w:hint="eastAsia" w:ascii="標楷體" w:hAnsi="標楷體" w:eastAsia="標楷體" w:cs="標楷體"/>
-                <w:spacing w:val="-4"/>
-                <w:sz w:val="24"/>
-                <w:szCs w:val="24"/>
-              </w:rPr>
-            </w:pPr>
-            <w:r>
-              <w:rPr>
-                <w:rFonts w:hint="eastAsia" w:ascii="標楷體" w:hAnsi="標楷體" w:eastAsia="標楷體" w:cs="標楷體"/>
+                <w:rFonts w:hint="eastAsia" w:ascii="Times New Roman" w:hAnsi="Times New Roman" w:eastAsia="標楷體" w:cs="標楷體"/>
+                <w:spacing w:val="-4"/>
+                <w:sz w:val="24"/>
+                <w:szCs w:val="24"/>
+              </w:rPr>
+            </w:pPr>
+            <w:r>
+              <w:rPr>
+                <w:rFonts w:hint="eastAsia" w:ascii="Times New Roman" w:hAnsi="Times New Roman" w:eastAsia="標楷體" w:cs="標楷體"/>
                 <w:spacing w:val="-4"/>
                 <w:sz w:val="24"/>
                 <w:szCs w:val="24"/>
@@ -5855,7 +6660,7 @@
             </w:r>
             <w:r>
               <w:rPr>
-                <w:rFonts w:hint="eastAsia" w:ascii="標楷體" w:hAnsi="標楷體" w:eastAsia="標楷體" w:cs="標楷體"/>
+                <w:rFonts w:hint="eastAsia" w:ascii="Times New Roman" w:hAnsi="Times New Roman" w:eastAsia="標楷體" w:cs="標楷體"/>
                 <w:spacing w:val="-4"/>
                 <w:sz w:val="24"/>
                 <w:szCs w:val="24"/>
@@ -5864,7 +6669,7 @@
             </w:r>
             <w:r>
               <w:rPr>
-                <w:rFonts w:hint="eastAsia" w:ascii="標楷體" w:hAnsi="標楷體" w:eastAsia="標楷體" w:cs="標楷體"/>
+                <w:rFonts w:hint="eastAsia" w:ascii="Times New Roman" w:hAnsi="Times New Roman" w:eastAsia="標楷體" w:cs="標楷體"/>
                 <w:spacing w:val="-4"/>
                 <w:sz w:val="24"/>
                 <w:szCs w:val="24"/>
@@ -5881,15 +6686,15 @@
               </w:numPr>
               <w:spacing w:before="353"/>
               <w:rPr>
-                <w:rFonts w:hint="eastAsia" w:ascii="標楷體" w:hAnsi="標楷體" w:eastAsia="標楷體" w:cs="標楷體"/>
-                <w:spacing w:val="-4"/>
-                <w:sz w:val="24"/>
-                <w:szCs w:val="24"/>
-              </w:rPr>
-            </w:pPr>
-            <w:r>
-              <w:rPr>
-                <w:rFonts w:hint="eastAsia" w:ascii="標楷體" w:hAnsi="標楷體" w:eastAsia="標楷體" w:cs="標楷體"/>
+                <w:rFonts w:hint="eastAsia" w:ascii="Times New Roman" w:hAnsi="Times New Roman" w:eastAsia="標楷體" w:cs="標楷體"/>
+                <w:spacing w:val="-4"/>
+                <w:sz w:val="24"/>
+                <w:szCs w:val="24"/>
+              </w:rPr>
+            </w:pPr>
+            <w:r>
+              <w:rPr>
+                <w:rFonts w:hint="eastAsia" w:ascii="Times New Roman" w:hAnsi="Times New Roman" w:eastAsia="標楷體" w:cs="標楷體"/>
                 <w:spacing w:val="-4"/>
                 <w:sz w:val="24"/>
                 <w:szCs w:val="24"/>
@@ -5906,15 +6711,15 @@
               </w:numPr>
               <w:spacing w:before="353"/>
               <w:rPr>
-                <w:rFonts w:hint="eastAsia" w:ascii="標楷體" w:hAnsi="標楷體" w:eastAsia="標楷體" w:cs="標楷體"/>
-                <w:spacing w:val="-4"/>
-                <w:sz w:val="24"/>
-                <w:szCs w:val="24"/>
-              </w:rPr>
-            </w:pPr>
-            <w:r>
-              <w:rPr>
-                <w:rFonts w:hint="eastAsia" w:ascii="標楷體" w:hAnsi="標楷體" w:eastAsia="標楷體" w:cs="標楷體"/>
+                <w:rFonts w:hint="eastAsia" w:ascii="Times New Roman" w:hAnsi="Times New Roman" w:eastAsia="標楷體" w:cs="標楷體"/>
+                <w:spacing w:val="-4"/>
+                <w:sz w:val="24"/>
+                <w:szCs w:val="24"/>
+              </w:rPr>
+            </w:pPr>
+            <w:r>
+              <w:rPr>
+                <w:rFonts w:hint="eastAsia" w:ascii="Times New Roman" w:hAnsi="Times New Roman" w:eastAsia="標楷體" w:cs="標楷體"/>
                 <w:spacing w:val="-4"/>
                 <w:sz w:val="24"/>
                 <w:szCs w:val="24"/>
@@ -5931,15 +6736,15 @@
               </w:numPr>
               <w:spacing w:before="353"/>
               <w:rPr>
-                <w:rFonts w:hint="eastAsia" w:ascii="標楷體" w:hAnsi="標楷體" w:eastAsia="標楷體" w:cs="標楷體"/>
-                <w:spacing w:val="-4"/>
-                <w:sz w:val="24"/>
-                <w:szCs w:val="24"/>
-              </w:rPr>
-            </w:pPr>
-            <w:r>
-              <w:rPr>
-                <w:rFonts w:hint="eastAsia" w:ascii="標楷體" w:hAnsi="標楷體" w:eastAsia="標楷體" w:cs="標楷體"/>
+                <w:rFonts w:hint="eastAsia" w:ascii="Times New Roman" w:hAnsi="Times New Roman" w:eastAsia="標楷體" w:cs="標楷體"/>
+                <w:spacing w:val="-4"/>
+                <w:sz w:val="24"/>
+                <w:szCs w:val="24"/>
+              </w:rPr>
+            </w:pPr>
+            <w:r>
+              <w:rPr>
+                <w:rFonts w:hint="eastAsia" w:ascii="Times New Roman" w:hAnsi="Times New Roman" w:eastAsia="標楷體" w:cs="標楷體"/>
                 <w:spacing w:val="-4"/>
                 <w:sz w:val="24"/>
                 <w:szCs w:val="24"/>
@@ -5957,15 +6762,15 @@
               <w:spacing w:before="353"/>
               <w:ind w:left="141" w:leftChars="0"/>
               <w:rPr>
-                <w:rFonts w:hint="eastAsia" w:ascii="標楷體" w:hAnsi="標楷體" w:eastAsia="標楷體" w:cs="標楷體"/>
-                <w:spacing w:val="-4"/>
-                <w:sz w:val="24"/>
-                <w:szCs w:val="24"/>
-              </w:rPr>
-            </w:pPr>
-            <w:r>
-              <w:rPr>
-                <w:rFonts w:hint="eastAsia" w:ascii="標楷體" w:hAnsi="標楷體" w:eastAsia="標楷體" w:cs="標楷體"/>
+                <w:rFonts w:hint="eastAsia" w:ascii="Times New Roman" w:hAnsi="Times New Roman" w:eastAsia="標楷體" w:cs="標楷體"/>
+                <w:spacing w:val="-4"/>
+                <w:sz w:val="24"/>
+                <w:szCs w:val="24"/>
+              </w:rPr>
+            </w:pPr>
+            <w:r>
+              <w:rPr>
+                <w:rFonts w:hint="eastAsia" w:ascii="Times New Roman" w:hAnsi="Times New Roman" w:eastAsia="標楷體" w:cs="標楷體"/>
                 <w:spacing w:val="-4"/>
                 <w:sz w:val="24"/>
                 <w:szCs w:val="24"/>
@@ -5982,7 +6787,7 @@
               </w:numPr>
               <w:spacing w:before="353"/>
               <w:rPr>
-                <w:rFonts w:hint="eastAsia" w:ascii="標楷體" w:hAnsi="標楷體" w:eastAsia="標楷體" w:cs="標楷體"/>
+                <w:rFonts w:hint="eastAsia" w:ascii="Times New Roman" w:hAnsi="Times New Roman" w:eastAsia="標楷體" w:cs="標楷體"/>
                 <w:spacing w:val="-4"/>
                 <w:sz w:val="24"/>
                 <w:szCs w:val="24"/>
@@ -5997,14 +6802,14 @@
                 <w:numId w:val="1"/>
               </w:numPr>
               <w:rPr>
-                <w:rFonts w:hint="eastAsia" w:ascii="標楷體" w:hAnsi="標楷體" w:eastAsia="標楷體" w:cs="標楷體"/>
-                <w:sz w:val="24"/>
-                <w:szCs w:val="24"/>
-              </w:rPr>
-            </w:pPr>
-            <w:r>
-              <w:rPr>
-                <w:rFonts w:hint="eastAsia" w:ascii="標楷體" w:hAnsi="標楷體" w:eastAsia="標楷體" w:cs="標楷體"/>
+                <w:rFonts w:hint="eastAsia" w:ascii="Times New Roman" w:hAnsi="Times New Roman" w:eastAsia="標楷體" w:cs="標楷體"/>
+                <w:sz w:val="24"/>
+                <w:szCs w:val="24"/>
+              </w:rPr>
+            </w:pPr>
+            <w:r>
+              <w:rPr>
+                <w:rFonts w:hint="eastAsia" w:ascii="Times New Roman" w:hAnsi="Times New Roman" w:eastAsia="標楷體" w:cs="標楷體"/>
                 <w:sz w:val="24"/>
                 <w:szCs w:val="24"/>
               </w:rPr>
@@ -6022,14 +6827,14 @@
               </w:tabs>
               <w:ind w:firstLine="0"/>
               <w:rPr>
-                <w:rFonts w:hint="eastAsia" w:ascii="標楷體" w:hAnsi="標楷體" w:eastAsia="標楷體" w:cs="標楷體"/>
-                <w:sz w:val="24"/>
-                <w:szCs w:val="24"/>
-              </w:rPr>
-            </w:pPr>
-            <w:r>
-              <w:rPr>
-                <w:rFonts w:hint="eastAsia" w:ascii="標楷體" w:hAnsi="標楷體" w:eastAsia="標楷體" w:cs="標楷體"/>
+                <w:rFonts w:hint="eastAsia" w:ascii="Times New Roman" w:hAnsi="Times New Roman" w:eastAsia="標楷體" w:cs="標楷體"/>
+                <w:sz w:val="24"/>
+                <w:szCs w:val="24"/>
+              </w:rPr>
+            </w:pPr>
+            <w:r>
+              <w:rPr>
+                <w:rFonts w:hint="eastAsia" w:ascii="Times New Roman" w:hAnsi="Times New Roman" w:eastAsia="標楷體" w:cs="標楷體"/>
                 <w:b/>
                 <w:bCs/>
                 <w:sz w:val="24"/>
@@ -6039,7 +6844,7 @@
             </w:r>
             <w:r>
               <w:rPr>
-                <w:rFonts w:hint="eastAsia" w:ascii="標楷體" w:hAnsi="標楷體" w:eastAsia="標楷體" w:cs="標楷體"/>
+                <w:rFonts w:hint="eastAsia" w:ascii="Times New Roman" w:hAnsi="Times New Roman" w:eastAsia="標楷體" w:cs="標楷體"/>
                 <w:sz w:val="24"/>
                 <w:szCs w:val="24"/>
               </w:rPr>
@@ -6047,7 +6852,7 @@
             </w:r>
             <w:r>
               <w:rPr>
-                <w:rFonts w:hint="eastAsia" w:ascii="標楷體" w:hAnsi="標楷體" w:eastAsia="標楷體" w:cs="標楷體"/>
+                <w:rFonts w:hint="eastAsia" w:ascii="Times New Roman" w:hAnsi="Times New Roman" w:eastAsia="標楷體" w:cs="標楷體"/>
                 <w:sz w:val="24"/>
                 <w:szCs w:val="24"/>
               </w:rPr>
@@ -6055,7 +6860,7 @@
             </w:r>
             <w:r>
               <w:rPr>
-                <w:rFonts w:hint="eastAsia" w:ascii="標楷體" w:hAnsi="標楷體" w:eastAsia="標楷體" w:cs="標楷體"/>
+                <w:rFonts w:hint="eastAsia" w:ascii="Times New Roman" w:hAnsi="Times New Roman" w:eastAsia="標楷體" w:cs="標楷體"/>
                 <w:sz w:val="24"/>
                 <w:szCs w:val="24"/>
               </w:rPr>
@@ -6063,7 +6868,7 @@
             </w:r>
             <w:r>
               <w:rPr>
-                <w:rFonts w:hint="eastAsia" w:ascii="標楷體" w:hAnsi="標楷體" w:eastAsia="標楷體" w:cs="標楷體"/>
+                <w:rFonts w:hint="eastAsia" w:ascii="Times New Roman" w:hAnsi="Times New Roman" w:eastAsia="標楷體" w:cs="標楷體"/>
                 <w:sz w:val="24"/>
                 <w:szCs w:val="24"/>
               </w:rPr>
@@ -6071,7 +6876,7 @@
             </w:r>
             <w:r>
               <w:rPr>
-                <w:rFonts w:hint="eastAsia" w:ascii="標楷體" w:hAnsi="標楷體" w:eastAsia="標楷體" w:cs="標楷體"/>
+                <w:rFonts w:hint="eastAsia" w:ascii="Times New Roman" w:hAnsi="Times New Roman" w:eastAsia="標楷體" w:cs="標楷體"/>
                 <w:sz w:val="24"/>
                 <w:szCs w:val="24"/>
               </w:rPr>
@@ -6079,7 +6884,7 @@
             </w:r>
             <w:r>
               <w:rPr>
-                <w:rFonts w:hint="eastAsia" w:ascii="標楷體" w:hAnsi="標楷體" w:eastAsia="標楷體" w:cs="標楷體"/>
+                <w:rFonts w:hint="eastAsia" w:ascii="Times New Roman" w:hAnsi="Times New Roman" w:eastAsia="標楷體" w:cs="標楷體"/>
                 <w:sz w:val="24"/>
                 <w:szCs w:val="24"/>
               </w:rPr>
@@ -6087,7 +6892,7 @@
             </w:r>
             <w:r>
               <w:rPr>
-                <w:rFonts w:hint="eastAsia" w:ascii="標楷體" w:hAnsi="標楷體" w:eastAsia="標楷體" w:cs="標楷體"/>
+                <w:rFonts w:hint="eastAsia" w:ascii="Times New Roman" w:hAnsi="Times New Roman" w:eastAsia="標楷體" w:cs="標楷體"/>
                 <w:sz w:val="24"/>
                 <w:szCs w:val="24"/>
               </w:rPr>
@@ -6105,14 +6910,14 @@
               </w:tabs>
               <w:ind w:firstLine="0"/>
               <w:rPr>
-                <w:rFonts w:hint="eastAsia" w:ascii="標楷體" w:hAnsi="標楷體" w:eastAsia="標楷體" w:cs="標楷體"/>
-                <w:sz w:val="24"/>
-                <w:szCs w:val="24"/>
-              </w:rPr>
-            </w:pPr>
-            <w:r>
-              <w:rPr>
-                <w:rFonts w:hint="eastAsia" w:ascii="標楷體" w:hAnsi="標楷體" w:eastAsia="標楷體" w:cs="標楷體"/>
+                <w:rFonts w:hint="eastAsia" w:ascii="Times New Roman" w:hAnsi="Times New Roman" w:eastAsia="標楷體" w:cs="標楷體"/>
+                <w:sz w:val="24"/>
+                <w:szCs w:val="24"/>
+              </w:rPr>
+            </w:pPr>
+            <w:r>
+              <w:rPr>
+                <w:rFonts w:hint="eastAsia" w:ascii="Times New Roman" w:hAnsi="Times New Roman" w:eastAsia="標楷體" w:cs="標楷體"/>
                 <w:b/>
                 <w:bCs/>
                 <w:sz w:val="24"/>
@@ -6122,7 +6927,7 @@
             </w:r>
             <w:r>
               <w:rPr>
-                <w:rFonts w:hint="eastAsia" w:ascii="標楷體" w:hAnsi="標楷體" w:eastAsia="標楷體" w:cs="標楷體"/>
+                <w:rFonts w:hint="eastAsia" w:ascii="Times New Roman" w:hAnsi="Times New Roman" w:eastAsia="標楷體" w:cs="標楷體"/>
                 <w:sz w:val="24"/>
                 <w:szCs w:val="24"/>
               </w:rPr>
@@ -6130,7 +6935,7 @@
             </w:r>
             <w:r>
               <w:rPr>
-                <w:rFonts w:hint="eastAsia" w:ascii="標楷體" w:hAnsi="標楷體" w:eastAsia="標楷體" w:cs="標楷體"/>
+                <w:rFonts w:hint="eastAsia" w:ascii="Times New Roman" w:hAnsi="Times New Roman" w:eastAsia="標楷體" w:cs="標楷體"/>
                 <w:sz w:val="24"/>
                 <w:szCs w:val="24"/>
               </w:rPr>
@@ -6138,7 +6943,7 @@
             </w:r>
             <w:r>
               <w:rPr>
-                <w:rFonts w:hint="eastAsia" w:ascii="標楷體" w:hAnsi="標楷體" w:eastAsia="標楷體" w:cs="標楷體"/>
+                <w:rFonts w:hint="eastAsia" w:ascii="Times New Roman" w:hAnsi="Times New Roman" w:eastAsia="標楷體" w:cs="標楷體"/>
                 <w:sz w:val="24"/>
                 <w:szCs w:val="24"/>
               </w:rPr>
@@ -6146,7 +6951,7 @@
             </w:r>
             <w:r>
               <w:rPr>
-                <w:rFonts w:hint="eastAsia" w:ascii="標楷體" w:hAnsi="標楷體" w:eastAsia="標楷體" w:cs="標楷體"/>
+                <w:rFonts w:hint="eastAsia" w:ascii="Times New Roman" w:hAnsi="Times New Roman" w:eastAsia="標楷體" w:cs="標楷體"/>
                 <w:sz w:val="24"/>
                 <w:szCs w:val="24"/>
               </w:rPr>
@@ -6154,7 +6959,7 @@
             </w:r>
             <w:r>
               <w:rPr>
-                <w:rFonts w:hint="eastAsia" w:ascii="標楷體" w:hAnsi="標楷體" w:eastAsia="標楷體" w:cs="標楷體"/>
+                <w:rFonts w:hint="eastAsia" w:ascii="Times New Roman" w:hAnsi="Times New Roman" w:eastAsia="標楷體" w:cs="標楷體"/>
                 <w:sz w:val="24"/>
                 <w:szCs w:val="24"/>
               </w:rPr>
@@ -6162,7 +6967,7 @@
             </w:r>
             <w:r>
               <w:rPr>
-                <w:rFonts w:hint="eastAsia" w:ascii="標楷體" w:hAnsi="標楷體" w:eastAsia="標楷體" w:cs="標楷體"/>
+                <w:rFonts w:hint="eastAsia" w:ascii="Times New Roman" w:hAnsi="Times New Roman" w:eastAsia="標楷體" w:cs="標楷體"/>
                 <w:sz w:val="24"/>
                 <w:szCs w:val="24"/>
               </w:rPr>
@@ -6170,7 +6975,7 @@
             </w:r>
             <w:r>
               <w:rPr>
-                <w:rFonts w:hint="eastAsia" w:ascii="標楷體" w:hAnsi="標楷體" w:eastAsia="標楷體" w:cs="標楷體"/>
+                <w:rFonts w:hint="eastAsia" w:ascii="Times New Roman" w:hAnsi="Times New Roman" w:eastAsia="標楷體" w:cs="標楷體"/>
                 <w:sz w:val="24"/>
                 <w:szCs w:val="24"/>
               </w:rPr>
@@ -6188,14 +6993,14 @@
               </w:tabs>
               <w:ind w:firstLine="0"/>
               <w:rPr>
-                <w:rFonts w:hint="eastAsia" w:ascii="標楷體" w:hAnsi="標楷體" w:eastAsia="標楷體" w:cs="標楷體"/>
-                <w:sz w:val="24"/>
-                <w:szCs w:val="24"/>
-              </w:rPr>
-            </w:pPr>
-            <w:r>
-              <w:rPr>
-                <w:rFonts w:hint="eastAsia" w:ascii="標楷體" w:hAnsi="標楷體" w:eastAsia="標楷體" w:cs="標楷體"/>
+                <w:rFonts w:hint="eastAsia" w:ascii="Times New Roman" w:hAnsi="Times New Roman" w:eastAsia="標楷體" w:cs="標楷體"/>
+                <w:sz w:val="24"/>
+                <w:szCs w:val="24"/>
+              </w:rPr>
+            </w:pPr>
+            <w:r>
+              <w:rPr>
+                <w:rFonts w:hint="eastAsia" w:ascii="Times New Roman" w:hAnsi="Times New Roman" w:eastAsia="標楷體" w:cs="標楷體"/>
                 <w:b/>
                 <w:bCs/>
                 <w:sz w:val="24"/>
@@ -6205,7 +7010,7 @@
             </w:r>
             <w:r>
               <w:rPr>
-                <w:rFonts w:hint="eastAsia" w:ascii="標楷體" w:hAnsi="標楷體" w:eastAsia="標楷體" w:cs="標楷體"/>
+                <w:rFonts w:hint="eastAsia" w:ascii="Times New Roman" w:hAnsi="Times New Roman" w:eastAsia="標楷體" w:cs="標楷體"/>
                 <w:sz w:val="24"/>
                 <w:szCs w:val="24"/>
               </w:rPr>
@@ -6213,7 +7018,7 @@
             </w:r>
             <w:r>
               <w:rPr>
-                <w:rFonts w:hint="eastAsia" w:ascii="標楷體" w:hAnsi="標楷體" w:eastAsia="標楷體" w:cs="標楷體"/>
+                <w:rFonts w:hint="eastAsia" w:ascii="Times New Roman" w:hAnsi="Times New Roman" w:eastAsia="標楷體" w:cs="標楷體"/>
                 <w:sz w:val="24"/>
                 <w:szCs w:val="24"/>
               </w:rPr>
@@ -6221,7 +7026,7 @@
             </w:r>
             <w:r>
               <w:rPr>
-                <w:rFonts w:hint="eastAsia" w:ascii="標楷體" w:hAnsi="標楷體" w:eastAsia="標楷體" w:cs="標楷體"/>
+                <w:rFonts w:hint="eastAsia" w:ascii="Times New Roman" w:hAnsi="Times New Roman" w:eastAsia="標楷體" w:cs="標楷體"/>
                 <w:sz w:val="24"/>
                 <w:szCs w:val="24"/>
               </w:rPr>
@@ -6229,7 +7034,7 @@
             </w:r>
             <w:r>
               <w:rPr>
-                <w:rFonts w:hint="eastAsia" w:ascii="標楷體" w:hAnsi="標楷體" w:eastAsia="標楷體" w:cs="標楷體"/>
+                <w:rFonts w:hint="eastAsia" w:ascii="Times New Roman" w:hAnsi="Times New Roman" w:eastAsia="標楷體" w:cs="標楷體"/>
                 <w:sz w:val="24"/>
                 <w:szCs w:val="24"/>
               </w:rPr>
@@ -6237,7 +7042,7 @@
             </w:r>
             <w:r>
               <w:rPr>
-                <w:rFonts w:hint="eastAsia" w:ascii="標楷體" w:hAnsi="標楷體" w:eastAsia="標楷體" w:cs="標楷體"/>
+                <w:rFonts w:hint="eastAsia" w:ascii="Times New Roman" w:hAnsi="Times New Roman" w:eastAsia="標楷體" w:cs="標楷體"/>
                 <w:sz w:val="24"/>
                 <w:szCs w:val="24"/>
               </w:rPr>
@@ -6245,7 +7050,7 @@
             </w:r>
             <w:r>
               <w:rPr>
-                <w:rFonts w:hint="eastAsia" w:ascii="標楷體" w:hAnsi="標楷體" w:eastAsia="標楷體" w:cs="標楷體"/>
+                <w:rFonts w:hint="eastAsia" w:ascii="Times New Roman" w:hAnsi="Times New Roman" w:eastAsia="標楷體" w:cs="標楷體"/>
                 <w:sz w:val="24"/>
                 <w:szCs w:val="24"/>
               </w:rPr>
@@ -6253,7 +7058,7 @@
             </w:r>
             <w:r>
               <w:rPr>
-                <w:rFonts w:hint="eastAsia" w:ascii="標楷體" w:hAnsi="標楷體" w:eastAsia="標楷體" w:cs="標楷體"/>
+                <w:rFonts w:hint="eastAsia" w:ascii="Times New Roman" w:hAnsi="Times New Roman" w:eastAsia="標楷體" w:cs="標楷體"/>
                 <w:sz w:val="24"/>
                 <w:szCs w:val="24"/>
               </w:rPr>
@@ -6271,14 +7076,14 @@
               </w:tabs>
               <w:ind w:firstLine="0"/>
               <w:rPr>
-                <w:rFonts w:hint="eastAsia" w:ascii="標楷體" w:hAnsi="標楷體" w:eastAsia="標楷體" w:cs="標楷體"/>
-                <w:sz w:val="24"/>
-                <w:szCs w:val="24"/>
-              </w:rPr>
-            </w:pPr>
-            <w:r>
-              <w:rPr>
-                <w:rFonts w:hint="eastAsia" w:ascii="標楷體" w:hAnsi="標楷體" w:eastAsia="標楷體" w:cs="標楷體"/>
+                <w:rFonts w:hint="eastAsia" w:ascii="Times New Roman" w:hAnsi="Times New Roman" w:eastAsia="標楷體" w:cs="標楷體"/>
+                <w:sz w:val="24"/>
+                <w:szCs w:val="24"/>
+              </w:rPr>
+            </w:pPr>
+            <w:r>
+              <w:rPr>
+                <w:rFonts w:hint="eastAsia" w:ascii="Times New Roman" w:hAnsi="Times New Roman" w:eastAsia="標楷體" w:cs="標楷體"/>
                 <w:b/>
                 <w:bCs/>
                 <w:sz w:val="24"/>
@@ -6288,15 +7093,31 @@
             </w:r>
             <w:r>
               <w:rPr>
-                <w:rFonts w:hint="eastAsia" w:ascii="標楷體" w:hAnsi="標楷體" w:eastAsia="標楷體" w:cs="標楷體"/>
-                <w:sz w:val="24"/>
-                <w:szCs w:val="24"/>
-              </w:rPr>
-              <w:t xml:space="preserve">，「婦幼警察隊 (Women and Children Protection)」，屏東縣政府網站 – 查詢與服務頁面，網站頁面 </w:t>
-            </w:r>
-            <w:r>
-              <w:rPr>
-                <w:rFonts w:hint="eastAsia" w:ascii="標楷體" w:hAnsi="標楷體" w:eastAsia="標楷體" w:cs="標楷體"/>
+                <w:rFonts w:hint="eastAsia" w:ascii="Times New Roman" w:hAnsi="Times New Roman" w:eastAsia="標楷體" w:cs="標楷體"/>
+                <w:sz w:val="24"/>
+                <w:szCs w:val="24"/>
+              </w:rPr>
+              <w:t>，「婦幼警察隊 (Wome</w:t>
+            </w:r>
+            <w:r>
+              <w:rPr>
+                <w:rFonts w:hint="default" w:ascii="Times New Roman" w:hAnsi="Times New Roman" w:eastAsia="標楷體" w:cs="Times New Roman"/>
+                <w:sz w:val="24"/>
+                <w:szCs w:val="24"/>
+              </w:rPr>
+              <w:t>n and Children Prote</w:t>
+            </w:r>
+            <w:r>
+              <w:rPr>
+                <w:rFonts w:hint="eastAsia" w:ascii="Times New Roman" w:hAnsi="Times New Roman" w:eastAsia="標楷體" w:cs="標楷體"/>
+                <w:sz w:val="24"/>
+                <w:szCs w:val="24"/>
+              </w:rPr>
+              <w:t xml:space="preserve">ction)」，屏東縣政府網站 – 查詢與服務頁面，網站頁面 </w:t>
+            </w:r>
+            <w:r>
+              <w:rPr>
+                <w:rFonts w:hint="eastAsia" w:ascii="Times New Roman" w:hAnsi="Times New Roman" w:eastAsia="標楷體" w:cs="標楷體"/>
                 <w:sz w:val="24"/>
                 <w:szCs w:val="24"/>
               </w:rPr>
@@ -6304,7 +7125,7 @@
             </w:r>
             <w:r>
               <w:rPr>
-                <w:rFonts w:hint="eastAsia" w:ascii="標楷體" w:hAnsi="標楷體" w:eastAsia="標楷體" w:cs="標楷體"/>
+                <w:rFonts w:hint="eastAsia" w:ascii="Times New Roman" w:hAnsi="Times New Roman" w:eastAsia="標楷體" w:cs="標楷體"/>
                 <w:sz w:val="24"/>
                 <w:szCs w:val="24"/>
               </w:rPr>
@@ -6312,7 +7133,7 @@
             </w:r>
             <w:r>
               <w:rPr>
-                <w:rFonts w:hint="eastAsia" w:ascii="標楷體" w:hAnsi="標楷體" w:eastAsia="標楷體" w:cs="標楷體"/>
+                <w:rFonts w:hint="eastAsia" w:ascii="Times New Roman" w:hAnsi="Times New Roman" w:eastAsia="標楷體" w:cs="標楷體"/>
                 <w:sz w:val="24"/>
                 <w:szCs w:val="24"/>
               </w:rPr>
@@ -6320,7 +7141,7 @@
             </w:r>
             <w:r>
               <w:rPr>
-                <w:rFonts w:hint="eastAsia" w:ascii="標楷體" w:hAnsi="標楷體" w:eastAsia="標楷體" w:cs="標楷體"/>
+                <w:rFonts w:hint="eastAsia" w:ascii="Times New Roman" w:hAnsi="Times New Roman" w:eastAsia="標楷體" w:cs="標楷體"/>
                 <w:sz w:val="24"/>
                 <w:szCs w:val="24"/>
               </w:rPr>
@@ -6328,7 +7149,7 @@
             </w:r>
             <w:r>
               <w:rPr>
-                <w:rFonts w:hint="eastAsia" w:ascii="標楷體" w:hAnsi="標楷體" w:eastAsia="標楷體" w:cs="標楷體"/>
+                <w:rFonts w:hint="eastAsia" w:ascii="Times New Roman" w:hAnsi="Times New Roman" w:eastAsia="標楷體" w:cs="標楷體"/>
                 <w:sz w:val="24"/>
                 <w:szCs w:val="24"/>
               </w:rPr>
@@ -6336,7 +7157,7 @@
             </w:r>
             <w:r>
               <w:rPr>
-                <w:rFonts w:hint="eastAsia" w:ascii="標楷體" w:hAnsi="標楷體" w:eastAsia="標楷體" w:cs="標楷體"/>
+                <w:rFonts w:hint="eastAsia" w:ascii="Times New Roman" w:hAnsi="Times New Roman" w:eastAsia="標楷體" w:cs="標楷體"/>
                 <w:sz w:val="24"/>
                 <w:szCs w:val="24"/>
               </w:rPr>
@@ -6354,14 +7175,14 @@
               </w:tabs>
               <w:ind w:firstLine="0"/>
               <w:rPr>
-                <w:rFonts w:hint="eastAsia" w:ascii="標楷體" w:hAnsi="標楷體" w:eastAsia="標楷體" w:cs="標楷體"/>
-                <w:sz w:val="24"/>
-                <w:szCs w:val="24"/>
-              </w:rPr>
-            </w:pPr>
-            <w:r>
-              <w:rPr>
-                <w:rFonts w:hint="eastAsia" w:ascii="標楷體" w:hAnsi="標楷體" w:eastAsia="標楷體" w:cs="標楷體"/>
+                <w:rFonts w:hint="eastAsia" w:ascii="Times New Roman" w:hAnsi="Times New Roman" w:eastAsia="標楷體" w:cs="標楷體"/>
+                <w:sz w:val="24"/>
+                <w:szCs w:val="24"/>
+              </w:rPr>
+            </w:pPr>
+            <w:r>
+              <w:rPr>
+                <w:rFonts w:hint="eastAsia" w:ascii="Times New Roman" w:hAnsi="Times New Roman" w:eastAsia="標楷體" w:cs="標楷體"/>
                 <w:b/>
                 <w:bCs/>
                 <w:sz w:val="24"/>
@@ -6371,7 +7192,7 @@
             </w:r>
             <w:r>
               <w:rPr>
-                <w:rFonts w:hint="eastAsia" w:ascii="標楷體" w:hAnsi="標楷體" w:eastAsia="標楷體" w:cs="標楷體"/>
+                <w:rFonts w:hint="eastAsia" w:ascii="Times New Roman" w:hAnsi="Times New Roman" w:eastAsia="標楷體" w:cs="標楷體"/>
                 <w:sz w:val="24"/>
                 <w:szCs w:val="24"/>
               </w:rPr>
@@ -6391,16 +7212,16 @@
               <w:spacing w:after="160" w:line="278" w:lineRule="auto"/>
               <w:textAlignment w:val="baseline"/>
               <w:rPr>
-                <w:rFonts w:hint="eastAsia" w:ascii="標楷體" w:hAnsi="標楷體" w:eastAsia="標楷體" w:cs="標楷體"/>
-                <w:sz w:val="24"/>
-                <w:szCs w:val="24"/>
-              </w:rPr>
-            </w:pPr>
-          </w:p>
-          <w:p>
-            <w:pPr>
-              <w:rPr>
-                <w:rFonts w:hint="eastAsia" w:ascii="標楷體" w:hAnsi="標楷體" w:eastAsia="標楷體" w:cs="標楷體"/>
+                <w:rFonts w:hint="eastAsia" w:ascii="Times New Roman" w:hAnsi="Times New Roman" w:eastAsia="標楷體" w:cs="標楷體"/>
+                <w:sz w:val="24"/>
+                <w:szCs w:val="24"/>
+              </w:rPr>
+            </w:pPr>
+          </w:p>
+          <w:p>
+            <w:pPr>
+              <w:rPr>
+                <w:rFonts w:hint="eastAsia" w:ascii="Times New Roman" w:hAnsi="Times New Roman" w:eastAsia="標楷體" w:cs="標楷體"/>
                 <w:b/>
                 <w:sz w:val="24"/>
                 <w:szCs w:val="24"/>
@@ -6413,16 +7234,18 @@
     <w:p>
       <w:pPr>
         <w:rPr>
-          <w:rFonts w:eastAsia="標楷體"/>
+          <w:rFonts w:hint="eastAsia" w:ascii="Times New Roman" w:hAnsi="Times New Roman" w:eastAsia="標楷體" w:cs="標楷體"/>
           <w:b/>
-          <w:szCs w:val="36"/>
+          <w:sz w:val="24"/>
+          <w:szCs w:val="24"/>
         </w:rPr>
       </w:pPr>
       <w:r>
         <w:rPr>
-          <w:rFonts w:eastAsia="標楷體"/>
+          <w:rFonts w:hint="eastAsia" w:ascii="Times New Roman" w:hAnsi="Times New Roman" w:eastAsia="標楷體" w:cs="標楷體"/>
           <w:b/>
-          <w:szCs w:val="36"/>
+          <w:sz w:val="24"/>
+          <w:szCs w:val="24"/>
         </w:rPr>
         <w:br w:type="page"/>
       </w:r>
@@ -6434,14 +7257,16 @@
         </w:tabs>
         <w:jc w:val="right"/>
         <w:rPr>
-          <w:rFonts w:eastAsia="標楷體"/>
-          <w:szCs w:val="36"/>
+          <w:rFonts w:hint="eastAsia" w:ascii="Times New Roman" w:hAnsi="Times New Roman" w:eastAsia="標楷體" w:cs="標楷體"/>
+          <w:sz w:val="24"/>
+          <w:szCs w:val="24"/>
         </w:rPr>
       </w:pPr>
       <w:r>
         <w:rPr>
-          <w:rFonts w:eastAsia="標楷體"/>
-          <w:szCs w:val="36"/>
+          <w:rFonts w:hint="eastAsia" w:ascii="Times New Roman" w:hAnsi="Times New Roman" w:eastAsia="標楷體" w:cs="標楷體"/>
+          <w:sz w:val="24"/>
+          <w:szCs w:val="24"/>
         </w:rPr>
         <w:t>附件四：個人資料蒐集聲明暨同意書</w:t>
       </w:r>
@@ -6453,14 +7278,17 @@
         </w:tabs>
         <w:jc w:val="center"/>
         <w:rPr>
-          <w:rFonts w:eastAsia="標楷體"/>
+          <w:rFonts w:hint="eastAsia" w:ascii="Times New Roman" w:hAnsi="Times New Roman" w:eastAsia="標楷體" w:cs="標楷體"/>
+          <w:sz w:val="24"/>
+          <w:szCs w:val="24"/>
         </w:rPr>
       </w:pPr>
       <w:r>
         <w:rPr>
-          <w:rFonts w:eastAsia="標楷體"/>
+          <w:rFonts w:hint="eastAsia" w:ascii="Times New Roman" w:hAnsi="Times New Roman" w:eastAsia="標楷體" w:cs="標楷體"/>
           <w:b/>
-          <w:szCs w:val="36"/>
+          <w:sz w:val="24"/>
+          <w:szCs w:val="24"/>
         </w:rPr>
         <w:t>萬潤2025創新創意競賽(大專組)</w:t>
       </w:r>
@@ -6469,15 +7297,18 @@
       <w:pPr>
         <w:jc w:val="center"/>
         <w:rPr>
-          <w:rFonts w:eastAsia="標楷體"/>
+          <w:rFonts w:hint="eastAsia" w:ascii="Times New Roman" w:hAnsi="Times New Roman" w:eastAsia="標楷體" w:cs="標楷體"/>
+          <w:sz w:val="24"/>
+          <w:szCs w:val="24"/>
         </w:rPr>
       </w:pPr>
       <w:r>
         <w:rPr>
-          <w:rFonts w:eastAsia="標楷體"/>
+          <w:rFonts w:hint="eastAsia" w:ascii="Times New Roman" w:hAnsi="Times New Roman" w:eastAsia="標楷體" w:cs="標楷體"/>
           <w:b/>
           <w:color w:val="000000"/>
-          <w:szCs w:val="32"/>
+          <w:sz w:val="24"/>
+          <w:szCs w:val="24"/>
           <w:u w:val="single"/>
         </w:rPr>
         <w:t>個人資料蒐集聲明暨同意書</w:t>
@@ -6535,17 +7366,19 @@
             <w:pPr>
               <w:jc w:val="center"/>
               <w:rPr>
-                <w:rFonts w:eastAsia="標楷體"/>
+                <w:rFonts w:hint="eastAsia" w:ascii="Times New Roman" w:hAnsi="Times New Roman" w:eastAsia="標楷體" w:cs="標楷體"/>
                 <w:b/>
-                <w:szCs w:val="32"/>
+                <w:sz w:val="24"/>
+                <w:szCs w:val="24"/>
                 <w:u w:val="single"/>
               </w:rPr>
             </w:pPr>
             <w:r>
               <w:rPr>
-                <w:rFonts w:eastAsia="標楷體"/>
+                <w:rFonts w:hint="eastAsia" w:ascii="Times New Roman" w:hAnsi="Times New Roman" w:eastAsia="標楷體" w:cs="標楷體"/>
                 <w:b/>
-                <w:szCs w:val="32"/>
+                <w:sz w:val="24"/>
+                <w:szCs w:val="24"/>
                 <w:u w:val="single"/>
               </w:rPr>
               <w:t>履行個資法第8條告知義務聲明</w:t>
@@ -6555,7 +7388,9 @@
             <w:pPr>
               <w:jc w:val="center"/>
               <w:rPr>
-                <w:rFonts w:eastAsia="標楷體"/>
+                <w:rFonts w:hint="eastAsia" w:ascii="Times New Roman" w:hAnsi="Times New Roman" w:eastAsia="標楷體" w:cs="標楷體"/>
+                <w:sz w:val="24"/>
+                <w:szCs w:val="24"/>
               </w:rPr>
             </w:pPr>
           </w:p>
@@ -6563,26 +7398,34 @@
             <w:pPr>
               <w:spacing w:after="180"/>
               <w:rPr>
-                <w:rFonts w:eastAsia="標楷體"/>
-              </w:rPr>
-            </w:pPr>
-            <w:r>
-              <w:rPr>
-                <w:rFonts w:eastAsia="標楷體"/>
+                <w:rFonts w:hint="eastAsia" w:ascii="Times New Roman" w:hAnsi="Times New Roman" w:eastAsia="標楷體" w:cs="標楷體"/>
+                <w:sz w:val="24"/>
+                <w:szCs w:val="24"/>
+              </w:rPr>
+            </w:pPr>
+            <w:r>
+              <w:rPr>
+                <w:rFonts w:hint="eastAsia" w:ascii="Times New Roman" w:hAnsi="Times New Roman" w:eastAsia="標楷體" w:cs="標楷體"/>
                 <w:bCs/>
+                <w:sz w:val="24"/>
+                <w:szCs w:val="24"/>
               </w:rPr>
               <w:t>崑山科技大學(以下簡稱主辦單位)所主辦之「</w:t>
             </w:r>
             <w:r>
               <w:rPr>
-                <w:rFonts w:eastAsia="標楷體"/>
+                <w:rFonts w:hint="eastAsia" w:ascii="Times New Roman" w:hAnsi="Times New Roman" w:eastAsia="標楷體" w:cs="標楷體"/>
+                <w:sz w:val="24"/>
+                <w:szCs w:val="24"/>
               </w:rPr>
               <w:t>萬潤2025創新創意競賽</w:t>
             </w:r>
             <w:r>
               <w:rPr>
-                <w:rFonts w:eastAsia="標楷體"/>
+                <w:rFonts w:hint="eastAsia" w:ascii="Times New Roman" w:hAnsi="Times New Roman" w:eastAsia="標楷體" w:cs="標楷體"/>
                 <w:bCs/>
+                <w:sz w:val="24"/>
+                <w:szCs w:val="24"/>
               </w:rPr>
               <w:t>」，依個人資料保護法(以下簡稱個資法)第8條之規定，告知臺端下列事項，請臺端於填寫報名表時詳閱：</w:t>
             </w:r>
@@ -6597,12 +7440,15 @@
               <w:spacing w:line="500" w:lineRule="exact"/>
               <w:ind w:left="482" w:hanging="482"/>
               <w:rPr>
-                <w:rFonts w:ascii="Times New Roman" w:hAnsi="Times New Roman" w:eastAsia="標楷體"/>
-              </w:rPr>
-            </w:pPr>
-            <w:r>
-              <w:rPr>
-                <w:rFonts w:ascii="Times New Roman" w:hAnsi="Times New Roman" w:eastAsia="標楷體"/>
+                <w:rFonts w:hint="eastAsia" w:ascii="Times New Roman" w:hAnsi="Times New Roman" w:eastAsia="標楷體" w:cs="標楷體"/>
+                <w:sz w:val="24"/>
+                <w:szCs w:val="24"/>
+              </w:rPr>
+            </w:pPr>
+            <w:r>
+              <w:rPr>
+                <w:rFonts w:hint="eastAsia" w:ascii="Times New Roman" w:hAnsi="Times New Roman" w:eastAsia="標楷體" w:cs="標楷體"/>
+                <w:sz w:val="24"/>
                 <w:szCs w:val="24"/>
               </w:rPr>
               <w:t>主辦單位取得臺端資料，目的在辦理「萬潤2025創新創意競賽」相關業務之需求，其蒐集、處理及使用臺端的資料受到個人資料保護法及相關法令之規範。本次蒐集與使用臺端的資料如報名表單內文所列，利用方式為上網公告、報紙媒體公布得獎名單，包括單位名稱、得獎作品及聯絡方式等，利用期間為永久，利用之地區、範圍與對象為本主辦單位。</w:t>
@@ -6618,12 +7464,15 @@
               <w:spacing w:line="500" w:lineRule="exact"/>
               <w:ind w:left="482" w:hanging="482"/>
               <w:rPr>
-                <w:rFonts w:ascii="Times New Roman" w:hAnsi="Times New Roman" w:eastAsia="標楷體"/>
-              </w:rPr>
-            </w:pPr>
-            <w:r>
-              <w:rPr>
-                <w:rFonts w:ascii="Times New Roman" w:hAnsi="Times New Roman" w:eastAsia="標楷體"/>
+                <w:rFonts w:hint="eastAsia" w:ascii="Times New Roman" w:hAnsi="Times New Roman" w:eastAsia="標楷體" w:cs="標楷體"/>
+                <w:sz w:val="24"/>
+                <w:szCs w:val="24"/>
+              </w:rPr>
+            </w:pPr>
+            <w:r>
+              <w:rPr>
+                <w:rFonts w:hint="eastAsia" w:ascii="Times New Roman" w:hAnsi="Times New Roman" w:eastAsia="標楷體" w:cs="標楷體"/>
+                <w:sz w:val="24"/>
                 <w:szCs w:val="24"/>
               </w:rPr>
               <w:t>就本主辦單位蒐集之臺端資料，臺端依個資法第3條規定得向本主辦單位請求查詢閱覽、製給複製本、補充或更正、停止蒐集處理或利用，必要時亦可請求刪除，惟屬本主辦單位依法執行職務所必須保留者，得不依臺端請求為之。</w:t>
@@ -6639,13 +7488,15 @@
               <w:spacing w:line="500" w:lineRule="exact"/>
               <w:ind w:left="482" w:hanging="482"/>
               <w:rPr>
-                <w:rFonts w:ascii="Times New Roman" w:hAnsi="Times New Roman" w:eastAsia="標楷體"/>
-                <w:szCs w:val="24"/>
-              </w:rPr>
-            </w:pPr>
-            <w:r>
-              <w:rPr>
-                <w:rFonts w:ascii="Times New Roman" w:hAnsi="Times New Roman" w:eastAsia="標楷體"/>
+                <w:rFonts w:hint="eastAsia" w:ascii="Times New Roman" w:hAnsi="Times New Roman" w:eastAsia="標楷體" w:cs="標楷體"/>
+                <w:sz w:val="24"/>
+                <w:szCs w:val="24"/>
+              </w:rPr>
+            </w:pPr>
+            <w:r>
+              <w:rPr>
+                <w:rFonts w:hint="eastAsia" w:ascii="Times New Roman" w:hAnsi="Times New Roman" w:eastAsia="標楷體" w:cs="標楷體"/>
+                <w:sz w:val="24"/>
                 <w:szCs w:val="24"/>
               </w:rPr>
               <w:t>臺端可自由選擇是否提供相關個人資料，惟臺端若拒絕提供相關個人資料，本主辦單位將無法受理本件報名。</w:t>
@@ -6655,8 +7506,9 @@
             <w:pPr>
               <w:spacing w:line="500" w:lineRule="exact"/>
               <w:rPr>
-                <w:rFonts w:eastAsia="標楷體"/>
-                <w:szCs w:val="28"/>
+                <w:rFonts w:hint="eastAsia" w:ascii="Times New Roman" w:hAnsi="Times New Roman" w:eastAsia="標楷體" w:cs="標楷體"/>
+                <w:sz w:val="24"/>
+                <w:szCs w:val="24"/>
               </w:rPr>
             </w:pPr>
           </w:p>
@@ -6664,51 +7516,58 @@
             <w:pPr>
               <w:spacing w:line="360" w:lineRule="auto"/>
               <w:rPr>
-                <w:rFonts w:eastAsia="標楷體"/>
-              </w:rPr>
-            </w:pPr>
-            <w:r>
-              <w:rPr>
-                <w:rFonts w:eastAsia="標楷體"/>
-                <w:szCs w:val="28"/>
+                <w:rFonts w:hint="eastAsia" w:ascii="Times New Roman" w:hAnsi="Times New Roman" w:eastAsia="標楷體" w:cs="標楷體"/>
+                <w:sz w:val="24"/>
+                <w:szCs w:val="24"/>
+              </w:rPr>
+            </w:pPr>
+            <w:r>
+              <w:rPr>
+                <w:rFonts w:hint="eastAsia" w:ascii="Times New Roman" w:hAnsi="Times New Roman" w:eastAsia="標楷體" w:cs="標楷體"/>
+                <w:sz w:val="24"/>
+                <w:szCs w:val="24"/>
               </w:rPr>
               <w:t>立同意書人簽章：</w:t>
             </w:r>
             <w:r>
               <w:rPr>
-                <w:rFonts w:eastAsia="標楷體"/>
+                <w:rFonts w:hint="eastAsia" w:ascii="Times New Roman" w:hAnsi="Times New Roman" w:eastAsia="標楷體" w:cs="標楷體"/>
                 <w:b/>
                 <w:color w:val="000000"/>
                 <w:kern w:val="0"/>
-                <w:szCs w:val="28"/>
+                <w:sz w:val="24"/>
+                <w:szCs w:val="24"/>
                 <w:u w:val="single"/>
               </w:rPr>
               <w:t xml:space="preserve">　　　　　　　　　  </w:t>
             </w:r>
             <w:r>
               <w:rPr>
-                <w:rFonts w:eastAsia="標楷體"/>
+                <w:rFonts w:hint="eastAsia" w:ascii="Times New Roman" w:hAnsi="Times New Roman" w:eastAsia="標楷體" w:cs="標楷體"/>
                 <w:color w:val="000000"/>
-                <w:szCs w:val="28"/>
+                <w:sz w:val="24"/>
+                <w:szCs w:val="24"/>
               </w:rPr>
               <w:t>、</w:t>
             </w:r>
             <w:r>
               <w:rPr>
-                <w:rFonts w:eastAsia="標楷體"/>
+                <w:rFonts w:hint="eastAsia" w:ascii="Times New Roman" w:hAnsi="Times New Roman" w:eastAsia="標楷體" w:cs="標楷體"/>
                 <w:b/>
                 <w:color w:val="000000"/>
                 <w:kern w:val="0"/>
-                <w:szCs w:val="28"/>
+                <w:sz w:val="24"/>
+                <w:szCs w:val="24"/>
                 <w:u w:val="single"/>
               </w:rPr>
               <w:t>　　　　　　　　　</w:t>
             </w:r>
             <w:r>
               <w:rPr>
-                <w:rFonts w:eastAsia="標楷體"/>
+                <w:rFonts w:hint="eastAsia" w:ascii="Times New Roman" w:hAnsi="Times New Roman" w:eastAsia="標楷體" w:cs="標楷體"/>
                 <w:color w:val="000000"/>
-                <w:szCs w:val="28"/>
+                <w:sz w:val="24"/>
+                <w:szCs w:val="24"/>
               </w:rPr>
               <w:t>（指導老師）</w:t>
             </w:r>
@@ -6717,140 +7576,157 @@
             <w:pPr>
               <w:spacing w:before="180" w:line="480" w:lineRule="auto"/>
               <w:rPr>
-                <w:rFonts w:eastAsia="標楷體"/>
-              </w:rPr>
-            </w:pPr>
-            <w:r>
-              <w:rPr>
-                <w:rFonts w:eastAsia="標楷體"/>
-                <w:szCs w:val="28"/>
+                <w:rFonts w:hint="eastAsia" w:ascii="Times New Roman" w:hAnsi="Times New Roman" w:eastAsia="標楷體" w:cs="標楷體"/>
+                <w:sz w:val="24"/>
+                <w:szCs w:val="24"/>
+              </w:rPr>
+            </w:pPr>
+            <w:r>
+              <w:rPr>
+                <w:rFonts w:hint="eastAsia" w:ascii="Times New Roman" w:hAnsi="Times New Roman" w:eastAsia="標楷體" w:cs="標楷體"/>
+                <w:sz w:val="24"/>
+                <w:szCs w:val="24"/>
               </w:rPr>
               <w:t>立同意書人簽章：</w:t>
             </w:r>
             <w:r>
               <w:rPr>
-                <w:rFonts w:eastAsia="標楷體"/>
+                <w:rFonts w:hint="eastAsia" w:ascii="Times New Roman" w:hAnsi="Times New Roman" w:eastAsia="標楷體" w:cs="標楷體"/>
                 <w:b/>
                 <w:color w:val="000000"/>
                 <w:kern w:val="0"/>
-                <w:szCs w:val="28"/>
+                <w:sz w:val="24"/>
+                <w:szCs w:val="24"/>
                 <w:u w:val="single"/>
               </w:rPr>
               <w:t>　　　　　　　　　　</w:t>
             </w:r>
             <w:r>
               <w:rPr>
-                <w:rFonts w:eastAsia="標楷體"/>
+                <w:rFonts w:hint="eastAsia" w:ascii="Times New Roman" w:hAnsi="Times New Roman" w:eastAsia="標楷體" w:cs="標楷體"/>
                 <w:color w:val="000000"/>
-                <w:szCs w:val="28"/>
+                <w:sz w:val="24"/>
+                <w:szCs w:val="24"/>
               </w:rPr>
               <w:t>、</w:t>
             </w:r>
             <w:r>
               <w:rPr>
-                <w:rFonts w:eastAsia="標楷體"/>
+                <w:rFonts w:hint="eastAsia" w:ascii="Times New Roman" w:hAnsi="Times New Roman" w:eastAsia="標楷體" w:cs="標楷體"/>
                 <w:b/>
                 <w:color w:val="000000"/>
                 <w:kern w:val="0"/>
-                <w:szCs w:val="28"/>
+                <w:sz w:val="24"/>
+                <w:szCs w:val="24"/>
                 <w:u w:val="single"/>
               </w:rPr>
               <w:t>　　　　　　　　　　</w:t>
             </w:r>
             <w:r>
               <w:rPr>
-                <w:rFonts w:eastAsia="標楷體"/>
+                <w:rFonts w:hint="eastAsia" w:ascii="Times New Roman" w:hAnsi="Times New Roman" w:eastAsia="標楷體" w:cs="標楷體"/>
                 <w:color w:val="000000"/>
-                <w:szCs w:val="28"/>
+                <w:sz w:val="24"/>
+                <w:szCs w:val="24"/>
               </w:rPr>
               <w:t>、</w:t>
             </w:r>
             <w:r>
               <w:rPr>
-                <w:rFonts w:eastAsia="標楷體"/>
+                <w:rFonts w:hint="eastAsia" w:ascii="Times New Roman" w:hAnsi="Times New Roman" w:eastAsia="標楷體" w:cs="標楷體"/>
                 <w:color w:val="000000"/>
-                <w:szCs w:val="28"/>
+                <w:sz w:val="24"/>
+                <w:szCs w:val="24"/>
               </w:rPr>
               <w:br w:type="textWrapping"/>
             </w:r>
             <w:r>
               <w:rPr>
-                <w:rFonts w:eastAsia="標楷體"/>
+                <w:rFonts w:hint="eastAsia" w:ascii="Times New Roman" w:hAnsi="Times New Roman" w:eastAsia="標楷體" w:cs="標楷體"/>
                 <w:color w:val="000000"/>
-                <w:szCs w:val="28"/>
+                <w:sz w:val="24"/>
+                <w:szCs w:val="24"/>
               </w:rPr>
               <w:t>　　　　　　　　</w:t>
             </w:r>
             <w:r>
               <w:rPr>
-                <w:rFonts w:eastAsia="標楷體"/>
+                <w:rFonts w:hint="eastAsia" w:ascii="Times New Roman" w:hAnsi="Times New Roman" w:eastAsia="標楷體" w:cs="標楷體"/>
                 <w:b/>
                 <w:color w:val="000000"/>
                 <w:kern w:val="0"/>
-                <w:szCs w:val="28"/>
+                <w:sz w:val="24"/>
+                <w:szCs w:val="24"/>
                 <w:u w:val="single"/>
               </w:rPr>
               <w:t>　　　　　　　　　　</w:t>
             </w:r>
             <w:r>
               <w:rPr>
-                <w:rFonts w:eastAsia="標楷體"/>
+                <w:rFonts w:hint="eastAsia" w:ascii="Times New Roman" w:hAnsi="Times New Roman" w:eastAsia="標楷體" w:cs="標楷體"/>
                 <w:color w:val="000000"/>
-                <w:szCs w:val="28"/>
+                <w:sz w:val="24"/>
+                <w:szCs w:val="24"/>
               </w:rPr>
               <w:t>、</w:t>
             </w:r>
             <w:r>
               <w:rPr>
-                <w:rFonts w:eastAsia="標楷體"/>
+                <w:rFonts w:hint="eastAsia" w:ascii="Times New Roman" w:hAnsi="Times New Roman" w:eastAsia="標楷體" w:cs="標楷體"/>
                 <w:b/>
                 <w:color w:val="000000"/>
                 <w:kern w:val="0"/>
-                <w:szCs w:val="28"/>
+                <w:sz w:val="24"/>
+                <w:szCs w:val="24"/>
                 <w:u w:val="single"/>
               </w:rPr>
               <w:t>　　　　　　　　　　</w:t>
             </w:r>
             <w:r>
               <w:rPr>
-                <w:rFonts w:eastAsia="標楷體"/>
+                <w:rFonts w:hint="eastAsia" w:ascii="Times New Roman" w:hAnsi="Times New Roman" w:eastAsia="標楷體" w:cs="標楷體"/>
                 <w:color w:val="000000"/>
-                <w:szCs w:val="28"/>
+                <w:sz w:val="24"/>
+                <w:szCs w:val="24"/>
               </w:rPr>
               <w:t>、</w:t>
             </w:r>
             <w:r>
               <w:rPr>
-                <w:rFonts w:eastAsia="標楷體"/>
+                <w:rFonts w:hint="eastAsia" w:ascii="Times New Roman" w:hAnsi="Times New Roman" w:eastAsia="標楷體" w:cs="標楷體"/>
                 <w:color w:val="000000"/>
-                <w:szCs w:val="28"/>
+                <w:sz w:val="24"/>
+                <w:szCs w:val="24"/>
               </w:rPr>
               <w:br w:type="textWrapping"/>
             </w:r>
             <w:r>
               <w:rPr>
-                <w:rFonts w:eastAsia="標楷體"/>
+                <w:rFonts w:hint="eastAsia" w:ascii="Times New Roman" w:hAnsi="Times New Roman" w:eastAsia="標楷體" w:cs="標楷體"/>
                 <w:color w:val="000000"/>
-                <w:szCs w:val="28"/>
+                <w:sz w:val="24"/>
+                <w:szCs w:val="24"/>
               </w:rPr>
               <w:t xml:space="preserve">　　　　　　　    </w:t>
             </w:r>
             <w:r>
               <w:rPr>
-                <w:rFonts w:eastAsia="標楷體"/>
+                <w:rFonts w:hint="eastAsia" w:ascii="Times New Roman" w:hAnsi="Times New Roman" w:eastAsia="標楷體" w:cs="標楷體"/>
                 <w:b/>
                 <w:color w:val="000000"/>
                 <w:kern w:val="0"/>
-                <w:szCs w:val="28"/>
+                <w:sz w:val="24"/>
+                <w:szCs w:val="24"/>
                 <w:u w:val="single"/>
               </w:rPr>
               <w:t>　　　　　　　　　　</w:t>
             </w:r>
             <w:r>
               <w:rPr>
-                <w:rFonts w:eastAsia="標楷體"/>
+                <w:rFonts w:hint="eastAsia" w:ascii="Times New Roman" w:hAnsi="Times New Roman" w:eastAsia="標楷體" w:cs="標楷體"/>
                 <w:color w:val="000000"/>
-                <w:szCs w:val="28"/>
+                <w:sz w:val="24"/>
+                <w:szCs w:val="24"/>
               </w:rPr>
               <w:t>(參賽學生)</w:t>
             </w:r>
@@ -6861,28 +7737,70 @@
               <w:ind w:right="-1"/>
               <w:jc w:val="center"/>
               <w:rPr>
-                <w:rFonts w:eastAsia="標楷體"/>
-              </w:rPr>
-            </w:pPr>
-            <w:r>
-              <w:rPr>
-                <w:rFonts w:eastAsia="標楷體"/>
+                <w:rFonts w:hint="eastAsia" w:ascii="Times New Roman" w:hAnsi="Times New Roman" w:eastAsia="標楷體" w:cs="標楷體"/>
+                <w:sz w:val="24"/>
+                <w:szCs w:val="24"/>
+              </w:rPr>
+            </w:pPr>
+            <w:r>
+              <w:rPr>
+                <w:rFonts w:hint="eastAsia" w:ascii="Times New Roman" w:hAnsi="Times New Roman" w:eastAsia="標楷體" w:cs="標楷體"/>
                 <w:color w:val="000000"/>
                 <w:spacing w:val="148"/>
                 <w:kern w:val="0"/>
-                <w:szCs w:val="28"/>
-                <w:fitText w:val="5040" w:id="2"/>
-              </w:rPr>
-              <w:t xml:space="preserve">中華民國114年    月    </w:t>
-            </w:r>
-            <w:r>
-              <w:rPr>
-                <w:rFonts w:eastAsia="標楷體"/>
+                <w:sz w:val="24"/>
+                <w:szCs w:val="24"/>
+                <w:fitText w:val="5040" w:id="0"/>
+              </w:rPr>
+              <w:t>中華民國114年</w:t>
+            </w:r>
+            <w:r>
+              <w:rPr>
+                <w:rFonts w:hint="eastAsia" w:eastAsia="標楷體" w:cs="標楷體"/>
+                <w:color w:val="000000"/>
+                <w:spacing w:val="148"/>
+                <w:kern w:val="0"/>
+                <w:sz w:val="24"/>
+                <w:szCs w:val="24"/>
+                <w:fitText w:val="5040" w:id="0"/>
+                <w:lang w:val="en-US" w:eastAsia="zh-TW"/>
+              </w:rPr>
+              <w:t>08</w:t>
+            </w:r>
+            <w:r>
+              <w:rPr>
+                <w:rFonts w:hint="eastAsia" w:ascii="Times New Roman" w:hAnsi="Times New Roman" w:eastAsia="標楷體" w:cs="標楷體"/>
+                <w:color w:val="000000"/>
+                <w:spacing w:val="148"/>
+                <w:kern w:val="0"/>
+                <w:sz w:val="24"/>
+                <w:szCs w:val="24"/>
+                <w:fitText w:val="5040" w:id="0"/>
+              </w:rPr>
+              <w:t>月</w:t>
+            </w:r>
+            <w:r>
+              <w:rPr>
+                <w:rFonts w:hint="eastAsia" w:eastAsia="標楷體" w:cs="標楷體"/>
+                <w:color w:val="000000"/>
+                <w:spacing w:val="148"/>
+                <w:kern w:val="0"/>
+                <w:sz w:val="24"/>
+                <w:szCs w:val="24"/>
+                <w:fitText w:val="5040" w:id="0"/>
+                <w:lang w:val="en-US" w:eastAsia="zh-TW"/>
+              </w:rPr>
+              <w:t>29</w:t>
+            </w:r>
+            <w:r>
+              <w:rPr>
+                <w:rFonts w:hint="eastAsia" w:ascii="Times New Roman" w:hAnsi="Times New Roman" w:eastAsia="標楷體" w:cs="標楷體"/>
                 <w:color w:val="000000"/>
                 <w:spacing w:val="5"/>
                 <w:kern w:val="0"/>
-                <w:szCs w:val="28"/>
-                <w:fitText w:val="5040" w:id="2"/>
+                <w:sz w:val="24"/>
+                <w:szCs w:val="24"/>
+                <w:fitText w:val="5040" w:id="0"/>
               </w:rPr>
               <w:t>日</w:t>
             </w:r>
@@ -6893,7 +7811,9 @@
     <w:p>
       <w:pPr>
         <w:rPr>
-          <w:rFonts w:eastAsia="標楷體"/>
+          <w:rFonts w:hint="eastAsia" w:ascii="Times New Roman" w:hAnsi="Times New Roman" w:eastAsia="標楷體" w:cs="標楷體"/>
+          <w:sz w:val="24"/>
+          <w:szCs w:val="24"/>
         </w:rPr>
       </w:pPr>
     </w:p>
@@ -8956,6 +9876,19 @@
       <w:lang w:val="en-US" w:eastAsia="zh-TW" w:bidi="ar-SA"/>
     </w:rPr>
   </w:style>
+  <w:style w:type="paragraph" w:customStyle="1" w:styleId="29">
+    <w:name w:val="Table Paragraph"/>
+    <w:basedOn w:val="1"/>
+    <w:qFormat/>
+    <w:uiPriority w:val="1"/>
+    <w:pPr>
+      <w:ind w:left="28"/>
+    </w:pPr>
+    <w:rPr>
+      <w:rFonts w:ascii="SimSun" w:hAnsi="SimSun" w:eastAsia="SimSun" w:cs="SimSun"/>
+      <w:lang w:val="en-US" w:eastAsia="zh-TW" w:bidi="ar-SA"/>
+    </w:rPr>
+  </w:style>
 </w:styles>
 </file>
 
@@ -9248,6 +10181,9 @@
   <customSectProps>
     <customSectPr/>
   </customSectProps>
+  <customShpExts>
+    <customShpInfo spid="_x0000_s1026" textRotate="1"/>
+  </customShpExts>
 </s:customData>
 </file>
 
